--- a/zolotoy-lot/Золотой_аналитика_по_лоту.docx
+++ b/zolotoy-lot/Золотой_аналитика_по_лоту.docx
@@ -55,7 +55,7 @@
           <w:sz w:val="24"/>
           <w:szCs w:val="24"/>
         </w:rPr>
-        <w:t xml:space="preserve">2-комнатная квартира 87,5 м² с премиум-ремонтом</w:t>
+        <w:t xml:space="preserve">2-комнатная квартира 87,5 м² с отделкой</w:t>
       </w:r>
     </w:p>
     <w:p>
@@ -701,7 +701,7 @@
                 <w:sz w:val="17"/>
                 <w:szCs w:val="17"/>
               </w:rPr>
-              <w:t xml:space="preserve">Премиум-ремонт, готов в сентябре</w:t>
+              <w:t xml:space="preserve">Выполнена, премиум-уровень</w:t>
             </w:r>
           </w:p>
         </w:tc>
@@ -1045,7 +1045,7 @@
           <w:sz w:val="15"/>
           <w:szCs w:val="15"/>
         </w:rPr>
-        <w:t xml:space="preserve">Циан помечает лот «Без отделки» и указывает продавцом Capital Group; в описании того же объявления сказано «квартира предлагается к продаже с отделкой». По решению заказчика лот считается готовым: премиум-ремонт сделан, смета — 750 тыс. ₽/м², то есть 65,6 млн ₽ на 87,5 м².</w:t>
+        <w:t xml:space="preserve">Отделка премиум-уровня оценена в 750 тыс. ₽/м² — 65,6 млн ₽ на 87,5 м². Эта же величина используется дальше, чтобы приводить лоты в бетоне к состоянию «можно заезжать». Карточка Циан помечает лот «Без отделки», хотя в тексте того же объявления сказано «квартира предлагается к продаже с отделкой».</w:t>
       </w:r>
     </w:p>
     <w:p>
@@ -1191,7 +1191,7 @@
           <w:sz w:val="19"/>
           <w:szCs w:val="19"/>
         </w:rPr>
-        <w:t xml:space="preserve">Цена лота собрана арифметически: прайс застройщика плюс смета ремонта, один к одному. Это делает лот самым дорогим метром в собственном доме — и при этом он всё равно дешевле соседей, если считать по той же смете. Мешает продаже другое.</w:t>
+        <w:t xml:space="preserve">Цена в рынке. По метру квартиры, готовой к заселению, лот дешевле медианы сопоставимых и дешевле всех квартирных проектов локации. Проблема не в цене, а в том, что покупателей на такую квартиру в этой локации единицы.</w:t>
       </w:r>
     </w:p>
     <w:tbl>
@@ -1246,7 +1246,7 @@
                 <w:sz w:val="27"/>
                 <w:szCs w:val="27"/>
               </w:rPr>
-              <w:t xml:space="preserve">2 448 000 ₽</w:t>
+              <w:t xml:space="preserve">10-й из 14</w:t>
             </w:r>
           </w:p>
           <w:p>
@@ -1266,7 +1266,7 @@
                 <w:sz w:val="13"/>
                 <w:szCs w:val="13"/>
               </w:rPr>
-              <w:t xml:space="preserve">Прайс застройщика</w:t>
+              <w:t xml:space="preserve">Место по метру «под ключ»</w:t>
             </w:r>
           </w:p>
         </w:tc>
@@ -1303,7 +1303,7 @@
                 <w:sz w:val="27"/>
                 <w:szCs w:val="27"/>
               </w:rPr>
-              <w:t xml:space="preserve">+ 750 000 ₽</w:t>
+              <w:t xml:space="preserve">− 2,9 %</w:t>
             </w:r>
           </w:p>
           <w:p>
@@ -1323,7 +1323,7 @@
                 <w:sz w:val="13"/>
                 <w:szCs w:val="13"/>
               </w:rPr>
-              <w:t xml:space="preserve">Ремонт по смете</w:t>
+              <w:t xml:space="preserve">К медиане сопоставимых</w:t>
             </w:r>
           </w:p>
         </w:tc>
@@ -1360,7 +1360,7 @@
                 <w:sz w:val="27"/>
                 <w:szCs w:val="27"/>
               </w:rPr>
-              <w:t xml:space="preserve">3 200 000 ₽</w:t>
+              <w:t xml:space="preserve">12 лотов</w:t>
             </w:r>
           </w:p>
           <w:p>
@@ -1380,7 +1380,7 @@
                 <w:sz w:val="13"/>
                 <w:szCs w:val="13"/>
               </w:rPr>
-              <w:t xml:space="preserve">Итого просят за м²</w:t>
+              <w:t xml:space="preserve">Прямых конкурентов</w:t>
             </w:r>
           </w:p>
         </w:tc>
@@ -1417,7 +1417,7 @@
                 <w:sz w:val="27"/>
                 <w:szCs w:val="27"/>
               </w:rPr>
-              <w:t xml:space="preserve">267,0 млн ₽</w:t>
+              <w:t xml:space="preserve">11 из 12</w:t>
             </w:r>
           </w:p>
           <w:p>
@@ -1437,7 +1437,7 @@
                 <w:sz w:val="13"/>
                 <w:szCs w:val="13"/>
               </w:rPr>
-              <w:t xml:space="preserve">Цена во втором объявлении</w:t>
+              <w:t xml:space="preserve">В одном проекте</w:t>
             </w:r>
           </w:p>
         </w:tc>
@@ -1490,7 +1490,7 @@
           <w:sz w:val="19"/>
           <w:szCs w:val="19"/>
         </w:rPr>
-        <w:t xml:space="preserve">Цена — это прайс плюс смета. </w:t>
+        <w:t xml:space="preserve">Метр «под ключ» — 3 200 000 ₽ при коридоре сопоставимых 3 064 402–3 885 902 ₽ и медиане 3 295 255 ₽. </w:t>
       </w:r>
       <w:r>
         <w:rPr>
@@ -1503,7 +1503,7 @@
           <w:sz w:val="19"/>
           <w:szCs w:val="19"/>
         </w:rPr>
-        <w:t xml:space="preserve">Уберите ремонт из цены: 280,0 − 65,6 = 214,4 млн ₽, то есть 2 450 000 ₽/м². У застройщика «Золотого» четыре лота идут ровно по 2 448 000 ₽/м². Расхождение — 0,08 %.</w:t>
+        <w:t xml:space="preserve">Из 14 сопоставимых квартир 75–105 м², приведённых к 4 этажу, дешевле нашей только четыре.</w:t>
       </w:r>
     </w:p>
     <w:p>
@@ -1535,20 +1535,20 @@
           <w:sz w:val="19"/>
           <w:szCs w:val="19"/>
         </w:rPr>
-        <w:t xml:space="preserve">Тот же лот выставлен второй раз за 267,0 млн ₽. </w:t>
+        <w:t xml:space="preserve">Против проектов локации разрыв 12–18 % в нашу пользу: </w:t>
       </w:r>
       <w:r>
         <w:rPr>
           <w:rFonts w:ascii="Arial" w:cs="Arial" w:eastAsia="Arial" w:hAnsi="Arial"/>
-          <w:b/>
-          <w:bCs/>
+          <w:b w:val="false"/>
+          <w:bCs w:val="false"/>
           <w:i w:val="false"/>
           <w:iCs w:val="false"/>
           <w:color w:val="2A2E38"/>
           <w:sz w:val="19"/>
           <w:szCs w:val="19"/>
         </w:rPr>
-        <w:t xml:space="preserve">На Яндекс Недвижимости 87,5 м² на 4 этаже продаёт частный агент — как «дизайнерский ремонт с мебелью», на 13,0 млн ₽ дешевле. Обе публикации иллюстрированы одними и теми же визуализациями.</w:t>
+        <w:t xml:space="preserve">3 200 000 ₽ против 3 620 662 ₽ у «Дома Лаврушинского», 3 707 391 ₽ у DUO и 3 887 310 ₽ у «Космо 4/22».</w:t>
       </w:r>
     </w:p>
     <w:p>
@@ -1580,7 +1580,20 @@
           <w:sz w:val="19"/>
           <w:szCs w:val="19"/>
         </w:rPr>
-        <w:t xml:space="preserve">Сама цена при этом защитима. Если довести бетон соседей до жилого состояния по той же смете 750 тыс. ₽/м², наш метр окажется на 12–18 % дешевле «Дома Лаврушинского», DUO и «Космо 4/22».</w:t>
+        <w:t xml:space="preserve">Внутри своего дома лот — первый по цене метра из двенадцати, на 33 % выше средней. </w:t>
+      </w:r>
+      <w:r>
+        <w:rPr>
+          <w:rFonts w:ascii="Arial" w:cs="Arial" w:eastAsia="Arial" w:hAnsi="Arial"/>
+          <w:b w:val="false"/>
+          <w:bCs w:val="false"/>
+          <w:i w:val="false"/>
+          <w:iCs w:val="false"/>
+          <w:color w:val="2A2E38"/>
+          <w:sz w:val="19"/>
+          <w:szCs w:val="19"/>
+        </w:rPr>
+        <w:t xml:space="preserve">Это объясняется размером: 87,5 м² — самая маленькая квартира в экспозиции, следующая по величине вдвое больше.</w:t>
       </w:r>
     </w:p>
     <w:p>
@@ -1612,7 +1625,20 @@
           <w:sz w:val="19"/>
           <w:szCs w:val="19"/>
         </w:rPr>
-        <w:t xml:space="preserve">Сегмент узкий: во всей локации 41 квартира площадью 65–115 м², прямых конкурентов по площади и бюджету — двенадцать, и одиннадцать из них в «Доме Лаврушинском».</w:t>
+        <w:t xml:space="preserve">Сегмент узкий. </w:t>
+      </w:r>
+      <w:r>
+        <w:rPr>
+          <w:rFonts w:ascii="Arial" w:cs="Arial" w:eastAsia="Arial" w:hAnsi="Arial"/>
+          <w:b/>
+          <w:bCs/>
+          <w:i w:val="false"/>
+          <w:iCs w:val="false"/>
+          <w:color w:val="2A2E38"/>
+          <w:sz w:val="19"/>
+          <w:szCs w:val="19"/>
+        </w:rPr>
+        <w:t xml:space="preserve">Из 222 лотов локации квартир 65–115 м² всего 41, а прямых конкурентов — по площади и по бюджету одновременно — двенадцать, и одиннадцать из них в «Доме Лаврушинском».</w:t>
       </w:r>
     </w:p>
     <w:p>
@@ -4781,7 +4807,7 @@
           <w:sz w:val="15"/>
           <w:szCs w:val="15"/>
         </w:rPr>
-        <w:t xml:space="preserve">Звёздочкой помечены проекты, где продаются апартаменты, а не квартиры: «Резиденция 1864» — 10 объявлений из 10 прямо называют лоты апартаментами, «Софийский» — 11 из 15, BALCHUG VIEWPOINT — 6 из 8. Это другой юридический статус и структурно другая цена, поэтому в средние по квартирному рынку они не входят. Средняя цена — средневзвешенная по площади. Прочерк в паркинге означает, что число мест не опубликовано.</w:t>
+        <w:t xml:space="preserve">Звёздочкой помечены проекты, где продаются апартаменты, а не квартиры: «Резиденция 1864» — 10 объявлений из 10 прямо называют лоты апартаментами, «Софийский» — 11 из 15, BALCHUG VIEWPOINT — 6 из 8. Это другой юридический статус и структурно другая цена, поэтому в средние по квартирному рынку они не входят. Прочерк в паркинге означает, что число мест не опубликовано.</w:t>
       </w:r>
     </w:p>
     <w:p>
@@ -4801,7 +4827,7 @@
           <w:sz w:val="24"/>
           <w:szCs w:val="24"/>
         </w:rPr>
-        <w:t xml:space="preserve">Что из этого следует</w:t>
+        <w:t xml:space="preserve">Что показывает эта таблица</w:t>
       </w:r>
     </w:p>
     <w:p>
@@ -4833,7 +4859,7 @@
           <w:sz w:val="19"/>
           <w:szCs w:val="19"/>
         </w:rPr>
-        <w:t xml:space="preserve">Два самых дешёвых проекта локации — не конкуренты, а апартаменты. </w:t>
+        <w:t xml:space="preserve">Два самых дешёвых проекта — не конкуренты, а апартаменты. </w:t>
       </w:r>
       <w:r>
         <w:rPr>
@@ -4846,7 +4872,7 @@
           <w:sz w:val="19"/>
           <w:szCs w:val="19"/>
         </w:rPr>
-        <w:t xml:space="preserve">«Софийский» (1 517 047 ₽/м²) и BALCHUG VIEWPOINT (1 597 813 ₽/м²) выглядят вдвое дешевле нас именно потому, что это нежилой фонд.</w:t>
+        <w:t xml:space="preserve">«Софийский» (1 517 047 ₽/м²) и BALCHUG VIEWPOINT (1 597 813 ₽/м²) выглядят вдвое дешевле именно потому, что это нежилой фонд.</w:t>
       </w:r>
     </w:p>
     <w:p>
@@ -4878,7 +4904,7 @@
           <w:sz w:val="19"/>
           <w:szCs w:val="19"/>
         </w:rPr>
-        <w:t xml:space="preserve">Среди квартир самый дорогой метр — у «Русских Сезонов» (4 307 056 ₽) и «Дома Лаврушинского» (3 874 043 ₽). Наш квартал с его 2 408 536 ₽ — самый дешёвый из де-люксовых новостроек подборки.</w:t>
+        <w:t xml:space="preserve">Среди квартир самый дорогой метр — «Русские Сезоны» (4 307 056 ₽) и «Дом Лаврушинский» (3 874 043 ₽). ЖК «Золотой» с его 2 408 536 ₽ — самая дешёвая из де-люксовых новостроек подборки.</w:t>
       </w:r>
     </w:p>
     <w:p>
@@ -4910,7 +4936,7 @@
           <w:sz w:val="19"/>
           <w:szCs w:val="19"/>
         </w:rPr>
-        <w:t xml:space="preserve">Главный конкурент один — «Дом Лаврушинский». </w:t>
+        <w:t xml:space="preserve">Заметное предложение квартир нашего размера есть только у одного проекта. </w:t>
       </w:r>
       <w:r>
         <w:rPr>
@@ -4923,7 +4949,7 @@
           <w:sz w:val="19"/>
           <w:szCs w:val="19"/>
         </w:rPr>
-        <w:t xml:space="preserve">111 лотов в продаже, 93 % держит Sminex, и это единственный проект, где есть заметное предложение квартир нашего размера.</w:t>
+        <w:t xml:space="preserve">«Дом Лаврушинский»: 111 лотов, 93 % держит Sminex, 22 квартиры в диапазоне 65–115 м². У DUO таких пять, у «Космо 4/22» четыре, в ЖК «Золотой» — одна, наша.</w:t>
       </w:r>
     </w:p>
     <w:p>
@@ -4994,7 +5020,7 @@
           <w:sz w:val="19"/>
           <w:szCs w:val="19"/>
         </w:rPr>
-        <w:t xml:space="preserve">Цена нашего лота, пересчитанная по средней цене метра каждого проекта, — только по пяти квартирным.</w:t>
+        <w:t xml:space="preserve">Цена лота, пересчитанная по средней цене метра каждого проекта, — по пяти квартирным.</w:t>
       </w:r>
     </w:p>
     <w:tbl>
@@ -6033,7 +6059,7 @@
               <w:spacing w:after="0" w:line="240" w:lineRule="auto"/>
               <w:jc w:val="center"/>
             </w:pPr>
-            <w:hyperlink w:history="1" r:id="rIdaedeeyk0xz0o2g_bsfkdo">
+            <w:hyperlink w:history="1" r:id="rIdtspfizqlmkg44y930u9v9">
               <w:r>
                 <w:rPr>
                   <w:rFonts w:ascii="Arial" w:cs="Arial" w:eastAsia="Arial" w:hAnsi="Arial"/>
@@ -6341,7 +6367,7 @@
               <w:spacing w:after="0" w:line="240" w:lineRule="auto"/>
               <w:jc w:val="center"/>
             </w:pPr>
-            <w:hyperlink w:history="1" r:id="rIdwnpiszr2r3iz-wmzd6hxq">
+            <w:hyperlink w:history="1" r:id="rIdclr6-pmkfmkgjldkh4jqu">
               <w:r>
                 <w:rPr>
                   <w:rFonts w:ascii="Arial" w:cs="Arial" w:eastAsia="Arial" w:hAnsi="Arial"/>
@@ -6641,7 +6667,7 @@
               <w:spacing w:after="0" w:line="240" w:lineRule="auto"/>
               <w:jc w:val="center"/>
             </w:pPr>
-            <w:hyperlink w:history="1" r:id="rId_uplqknz8nag9fqxfqkyf">
+            <w:hyperlink w:history="1" r:id="rIdo_-eruuph0axeeuqcsnui">
               <w:r>
                 <w:rPr>
                   <w:rFonts w:ascii="Arial" w:cs="Arial" w:eastAsia="Arial" w:hAnsi="Arial"/>
@@ -6949,7 +6975,7 @@
               <w:spacing w:after="0" w:line="240" w:lineRule="auto"/>
               <w:jc w:val="center"/>
             </w:pPr>
-            <w:hyperlink w:history="1" r:id="rId_4fxzcwdhwpup6wteyr8n">
+            <w:hyperlink w:history="1" r:id="rIdvocr8b1gy__7we4lgin9v">
               <w:r>
                 <w:rPr>
                   <w:rFonts w:ascii="Arial" w:cs="Arial" w:eastAsia="Arial" w:hAnsi="Arial"/>
@@ -7249,7 +7275,7 @@
               <w:spacing w:after="0" w:line="240" w:lineRule="auto"/>
               <w:jc w:val="center"/>
             </w:pPr>
-            <w:hyperlink w:history="1" r:id="rIdhzbxtuurps9hpvvilsw-c">
+            <w:hyperlink w:history="1" r:id="rIdf1c4sxkox59-84dp1ucev">
               <w:r>
                 <w:rPr>
                   <w:rFonts w:ascii="Arial" w:cs="Arial" w:eastAsia="Arial" w:hAnsi="Arial"/>
@@ -7557,7 +7583,7 @@
               <w:spacing w:after="0" w:line="240" w:lineRule="auto"/>
               <w:jc w:val="center"/>
             </w:pPr>
-            <w:hyperlink w:history="1" r:id="rIdixhuajzejmkxddp7zdjgi">
+            <w:hyperlink w:history="1" r:id="rIdy9irko1nmze975fniofmo">
               <w:r>
                 <w:rPr>
                   <w:rFonts w:ascii="Arial" w:cs="Arial" w:eastAsia="Arial" w:hAnsi="Arial"/>
@@ -7857,7 +7883,7 @@
               <w:spacing w:after="0" w:line="240" w:lineRule="auto"/>
               <w:jc w:val="center"/>
             </w:pPr>
-            <w:hyperlink w:history="1" r:id="rIdrbedmzxx-azos1o4kueqe">
+            <w:hyperlink w:history="1" r:id="rId4dyry4jrpl2lmxx63axvx">
               <w:r>
                 <w:rPr>
                   <w:rFonts w:ascii="Arial" w:cs="Arial" w:eastAsia="Arial" w:hAnsi="Arial"/>
@@ -8165,7 +8191,7 @@
               <w:spacing w:after="0" w:line="240" w:lineRule="auto"/>
               <w:jc w:val="center"/>
             </w:pPr>
-            <w:hyperlink w:history="1" r:id="rIdamrzi8saqot8exsgggbxc">
+            <w:hyperlink w:history="1" r:id="rIdfp3afyvy6rhpvcktyyxto">
               <w:r>
                 <w:rPr>
                   <w:rFonts w:ascii="Arial" w:cs="Arial" w:eastAsia="Arial" w:hAnsi="Arial"/>
@@ -8465,7 +8491,7 @@
               <w:spacing w:after="0" w:line="240" w:lineRule="auto"/>
               <w:jc w:val="center"/>
             </w:pPr>
-            <w:hyperlink w:history="1" r:id="rIdd9fxuk6judu6s7ilezpp2">
+            <w:hyperlink w:history="1" r:id="rId_6hihcz3ngx5tsx0mpben">
               <w:r>
                 <w:rPr>
                   <w:rFonts w:ascii="Arial" w:cs="Arial" w:eastAsia="Arial" w:hAnsi="Arial"/>
@@ -8773,7 +8799,7 @@
               <w:spacing w:after="0" w:line="240" w:lineRule="auto"/>
               <w:jc w:val="center"/>
             </w:pPr>
-            <w:hyperlink w:history="1" r:id="rIdqjdbdj_bbhfbexztd1yuj">
+            <w:hyperlink w:history="1" r:id="rIdolzi9sgju4_a1qzvvesx-">
               <w:r>
                 <w:rPr>
                   <w:rFonts w:ascii="Arial" w:cs="Arial" w:eastAsia="Arial" w:hAnsi="Arial"/>
@@ -9073,7 +9099,7 @@
               <w:spacing w:after="0" w:line="240" w:lineRule="auto"/>
               <w:jc w:val="center"/>
             </w:pPr>
-            <w:hyperlink w:history="1" r:id="rId9j1yvkvkqan50lwxf5fyp">
+            <w:hyperlink w:history="1" r:id="rIdpqoqd6dxu5yxrywaeavaj">
               <w:r>
                 <w:rPr>
                   <w:rFonts w:ascii="Arial" w:cs="Arial" w:eastAsia="Arial" w:hAnsi="Arial"/>
@@ -9381,7 +9407,7 @@
               <w:spacing w:after="0" w:line="240" w:lineRule="auto"/>
               <w:jc w:val="center"/>
             </w:pPr>
-            <w:hyperlink w:history="1" r:id="rIdqul-_xatftu08sxox7opj">
+            <w:hyperlink w:history="1" r:id="rIdnrg1-p3lla4puou9x_pmm">
               <w:r>
                 <w:rPr>
                   <w:rFonts w:ascii="Arial" w:cs="Arial" w:eastAsia="Arial" w:hAnsi="Arial"/>
@@ -9434,7 +9460,7 @@
           <w:sz w:val="15"/>
           <w:szCs w:val="15"/>
         </w:rPr>
-        <w:t xml:space="preserve">Отделка выверена по текстам объявлений: поле Циан в этой выборке заполняется эвристикой по описанию и ошибается — например, лот с прямой фразой «квартиры без отделки» помечен «Дизайнерский», потому что рядом стоит оборот «дизайнерские решения».</w:t>
+        <w:t xml:space="preserve">Отделка выверена по текстам объявлений: поле Циан в этой выборке заполняется эвристикой по описанию и ошибается — лот с прямой фразой «квартиры без отделки» помечен «Дизайнерский», потому что рядом стоит оборот «дизайнерские решения».</w:t>
       </w:r>
     </w:p>
     <w:p>
@@ -9484,7 +9510,7 @@
           <w:sz w:val="19"/>
           <w:szCs w:val="19"/>
         </w:rPr>
-        <w:t xml:space="preserve">Наш лот — первый по цене метра из двенадцати, на 33 % выше средней по дому. </w:t>
+        <w:t xml:space="preserve">Наш лот — первый по цене метра из двенадцати, на 33 % выше средней по дому, </w:t>
       </w:r>
       <w:r>
         <w:rPr>
@@ -9497,7 +9523,7 @@
           <w:sz w:val="19"/>
           <w:szCs w:val="19"/>
         </w:rPr>
-        <w:t xml:space="preserve">И одновременно самый маленький по площади (87,5 м² против следующих 162,7) и самый дешёвый по абсолютной цене (280,0 млн против следующих 450,0).</w:t>
+        <w:t xml:space="preserve">и одновременно самый маленький по площади (87,5 м² против следующих 162,7) и самый дешёвый по абсолютной цене (280,0 млн против следующих 450,0).</w:t>
       </w:r>
     </w:p>
     <w:p>
@@ -9529,7 +9555,7 @@
           <w:sz w:val="19"/>
           <w:szCs w:val="19"/>
         </w:rPr>
-        <w:t xml:space="preserve">Это нормально для элитного дома: маленькая квартира почти всегда дороже за метр. Но проверить, насколько дороже, внутри «Золотого» не на чем — двенадцати лотов для этого мало.</w:t>
+        <w:t xml:space="preserve">В доме нет второй квартиры сопоставимого размера: остальные одиннадцать лотов — от 162,7 до 269,0 м². Сравнивать внутри дома не с чем, поэтому дальше сравнение идёт с локацией.</w:t>
       </w:r>
     </w:p>
     <w:p>
@@ -9561,7 +9587,7 @@
           <w:sz w:val="19"/>
           <w:szCs w:val="19"/>
         </w:rPr>
-        <w:t xml:space="preserve">Единственный другой лот с ремонтом в доме — 162,7 м² на 2 этаже за 495,0 млн ₽ (3 042 409 ₽/м²). Он просит к прайсу застройщика надбавку +24 %. Наш лот просит +31 %.</w:t>
+        <w:t xml:space="preserve">Из двенадцати лотов отделка выполнена в двух: у нас и у квартиры 162,7 м² на 2 этаже за 495,0 млн ₽ (3 042 409 ₽/м²). Остальные десять — бетон.</w:t>
       </w:r>
     </w:p>
     <w:p>
@@ -9581,7 +9607,7 @@
           <w:sz w:val="24"/>
           <w:szCs w:val="24"/>
         </w:rPr>
-        <w:t xml:space="preserve">Из чего сложилась цена</w:t>
+        <w:t xml:space="preserve">Из чего сложилась цена метра</w:t>
       </w:r>
     </w:p>
     <w:p>
@@ -9600,7 +9626,7 @@
           <w:sz w:val="19"/>
           <w:szCs w:val="19"/>
         </w:rPr>
-        <w:t xml:space="preserve">У застройщика «Золотого» четыре лота в прайсе идут ровно по одной цене метра. Это даёт точку отсчёта, от которой можно проверить нашу.</w:t>
+        <w:t xml:space="preserve">У застройщика ЖК «Золотой» четыре лота идут ровно по одной цене метра — это даёт точку отсчёта для всего дома.</w:t>
       </w:r>
     </w:p>
     <w:tbl>
@@ -9988,7 +10014,7 @@
               <w:spacing w:after="0" w:line="240" w:lineRule="auto"/>
               <w:jc w:val="center"/>
             </w:pPr>
-            <w:hyperlink w:history="1" r:id="rIdvqascauvt9nf7nptur4n9">
+            <w:hyperlink w:history="1" r:id="rIdqqmb6oay3ik9kw6snygmu">
               <w:r>
                 <w:rPr>
                   <w:rFonts w:ascii="Arial" w:cs="Arial" w:eastAsia="Arial" w:hAnsi="Arial"/>
@@ -10182,7 +10208,7 @@
               <w:spacing w:after="0" w:line="240" w:lineRule="auto"/>
               <w:jc w:val="center"/>
             </w:pPr>
-            <w:hyperlink w:history="1" r:id="rIdvyeveodzkgejxropn7sqf">
+            <w:hyperlink w:history="1" r:id="rIdqjy52aq-46plrkylj7heo">
               <w:r>
                 <w:rPr>
                   <w:rFonts w:ascii="Arial" w:cs="Arial" w:eastAsia="Arial" w:hAnsi="Arial"/>
@@ -10371,7 +10397,7 @@
               <w:spacing w:after="0" w:line="240" w:lineRule="auto"/>
               <w:jc w:val="center"/>
             </w:pPr>
-            <w:hyperlink w:history="1" r:id="rIdtvhw5hcfjbplakjywdlob">
+            <w:hyperlink w:history="1" r:id="rIdolw0sqyix45vhnakzbbtg">
               <w:r>
                 <w:rPr>
                   <w:rFonts w:ascii="Arial" w:cs="Arial" w:eastAsia="Arial" w:hAnsi="Arial"/>
@@ -10565,7 +10591,7 @@
               <w:spacing w:after="0" w:line="240" w:lineRule="auto"/>
               <w:jc w:val="center"/>
             </w:pPr>
-            <w:hyperlink w:history="1" r:id="rId177ekighfg4nzkuztghnq">
+            <w:hyperlink w:history="1" r:id="rIdozwtkdrxhc9yu3lpszfwy">
               <w:r>
                 <w:rPr>
                   <w:rFonts w:ascii="Arial" w:cs="Arial" w:eastAsia="Arial" w:hAnsi="Arial"/>
@@ -10754,7 +10780,7 @@
               <w:spacing w:after="0" w:line="240" w:lineRule="auto"/>
               <w:jc w:val="center"/>
             </w:pPr>
-            <w:hyperlink w:history="1" r:id="rIdfyl6nocsr7ivnyrmys3f_">
+            <w:hyperlink w:history="1" r:id="rIdndksohfkz0cmaf0cfymho">
               <w:r>
                 <w:rPr>
                   <w:rFonts w:ascii="Arial" w:cs="Arial" w:eastAsia="Arial" w:hAnsi="Arial"/>
@@ -10948,7 +10974,7 @@
               <w:spacing w:after="0" w:line="240" w:lineRule="auto"/>
               <w:jc w:val="center"/>
             </w:pPr>
-            <w:hyperlink w:history="1" r:id="rIdaw_xcly6q3ub4bba94zo-">
+            <w:hyperlink w:history="1" r:id="rId9zdogjowhdj2csz06tdob">
               <w:r>
                 <w:rPr>
                   <w:rFonts w:ascii="Arial" w:cs="Arial" w:eastAsia="Arial" w:hAnsi="Arial"/>
@@ -11743,7 +11769,7 @@
           <w:sz w:val="19"/>
           <w:szCs w:val="19"/>
         </w:rPr>
-        <w:t xml:space="preserve">Расхождение «голой» цены с прайсом застройщика — 0,08 %. </w:t>
+        <w:t xml:space="preserve">Наша надбавка к прайсу застройщика — +30,7 %, или 752 000 ₽ за метр. </w:t>
       </w:r>
       <w:r>
         <w:rPr>
@@ -11756,7 +11782,7 @@
           <w:sz w:val="19"/>
           <w:szCs w:val="19"/>
         </w:rPr>
-        <w:t xml:space="preserve">Это не совпадение, а способ ценообразования: к прайсу прибавлена смета ремонта, рубль в рубль.</w:t>
+        <w:t xml:space="preserve">У второго лота с отделкой в том же доме надбавка +24,3 %, или 594 409 ₽ за метр. Разрыв между этими двумя величинами — 157 591 ₽ на метр, то есть 13,8 млн ₽ на нашу площадь.</w:t>
       </w:r>
     </w:p>
     <w:p>
@@ -11788,39 +11814,7 @@
           <w:sz w:val="19"/>
           <w:szCs w:val="19"/>
         </w:rPr>
-        <w:t xml:space="preserve">Такая конструкция понятна продавцу, но не обязана быть понятна покупателю: он не покупает смету, он покупает результат и сравнивает его с другими готовыми квартирами.</w:t>
-      </w:r>
-    </w:p>
-    <w:p>
-      <w:pPr>
-        <w:spacing w:after="58" w:line="252" w:lineRule="auto"/>
-        <w:ind w:left="170" w:right="1560" w:hanging="170"/>
-      </w:pPr>
-      <w:r>
-        <w:rPr>
-          <w:rFonts w:ascii="Arial" w:cs="Arial" w:eastAsia="Arial" w:hAnsi="Arial"/>
-          <w:b/>
-          <w:bCs/>
-          <w:i w:val="false"/>
-          <w:iCs w:val="false"/>
-          <w:color w:val="A9762F"/>
-          <w:sz w:val="19"/>
-          <w:szCs w:val="19"/>
-        </w:rPr>
-        <w:t xml:space="preserve">—   </w:t>
-      </w:r>
-      <w:r>
-        <w:rPr>
-          <w:rFonts w:ascii="Arial" w:cs="Arial" w:eastAsia="Arial" w:hAnsi="Arial"/>
-          <w:b w:val="false"/>
-          <w:bCs w:val="false"/>
-          <w:i w:val="false"/>
-          <w:iCs w:val="false"/>
-          <w:color w:val="2A2E38"/>
-          <w:sz w:val="19"/>
-          <w:szCs w:val="19"/>
-        </w:rPr>
-        <w:t xml:space="preserve">Проверить, сколько рынок готов доплатить за ремонт, можно только снаружи — это следующие два раздела.</w:t>
+        <w:t xml:space="preserve">Это единственный внутренний ориентир, и он один: сопоставимых сделок с отделкой в доме больше нет. Поэтому он используется как граница торга, а не как оценка.</w:t>
       </w:r>
     </w:p>
     <w:p>
@@ -11843,7 +11837,7 @@
           <w:sz w:val="36"/>
           <w:szCs w:val="36"/>
         </w:rPr>
-        <w:t xml:space="preserve">Проверка ценой этажа и площадью</w:t>
+        <w:t xml:space="preserve">Сопоставимые лоты локации</w:t>
       </w:r>
     </w:p>
     <w:p>
@@ -11862,7 +11856,7 @@
           <w:sz w:val="19"/>
           <w:szCs w:val="19"/>
         </w:rPr>
-        <w:t xml:space="preserve">Надбавка за этаж и поправка на площадь измерены регрессией: логарифм цены метра объясняется этажом и логарифмом площади. Все базы — лоты без отделки, поэтому сравнивать модель нужно с «голой» ценой нашего лота 2 450 000 ₽/м², а не с 3 200 000 ₽ с ремонтом.</w:t>
+        <w:t xml:space="preserve">Четырнадцать квартир 75–105 м² в квартирных проектах локации. Цена метра приведена к 4 этажу, к лотам в бетоне добавлена отделка. Получается прямое сравнение: сколько стоит метр готовой квартиры на нашем этаже.</w:t>
       </w:r>
     </w:p>
     <w:tbl>
@@ -11878,13 +11872,15 @@
         </w:tblBorders>
       </w:tblPr>
       <w:tblGrid>
-        <w:gridCol w:w="3300"/>
-        <w:gridCol w:w="800"/>
-        <w:gridCol w:w="1100"/>
-        <w:gridCol w:w="1050"/>
-        <w:gridCol w:w="1350"/>
+        <w:gridCol w:w="1550"/>
+        <w:gridCol w:w="900"/>
         <w:gridCol w:w="700"/>
-        <w:gridCol w:w="1338"/>
+        <w:gridCol w:w="900"/>
+        <w:gridCol w:w="1150"/>
+        <w:gridCol w:w="1200"/>
+        <w:gridCol w:w="1150"/>
+        <w:gridCol w:w="1200"/>
+        <w:gridCol w:w="888"/>
       </w:tblGrid>
       <w:tr>
         <w:trPr>
@@ -11892,7 +11888,7 @@
         </w:trPr>
         <w:tc>
           <w:tcPr>
-            <w:tcW w:type="dxa" w:w="3300"/>
+            <w:tcW w:type="dxa" w:w="1550"/>
             <w:tcBorders>
               <w:top w:val="single" w:color="1F2A44" w:sz="4"/>
               <w:left w:val="none" w:color="auto" w:sz="0"/>
@@ -11924,13 +11920,13 @@
                 <w:sz w:val="16"/>
                 <w:szCs w:val="16"/>
               </w:rPr>
-              <w:t xml:space="preserve">База для замера</w:t>
-            </w:r>
-          </w:p>
-        </w:tc>
-        <w:tc>
-          <w:tcPr>
-            <w:tcW w:type="dxa" w:w="800"/>
+              <w:t xml:space="preserve">Проект</w:t>
+            </w:r>
+          </w:p>
+        </w:tc>
+        <w:tc>
+          <w:tcPr>
+            <w:tcW w:type="dxa" w:w="900"/>
             <w:tcBorders>
               <w:top w:val="single" w:color="1F2A44" w:sz="4"/>
               <w:left w:val="none" w:color="auto" w:sz="0"/>
@@ -11962,13 +11958,14 @@
                 <w:sz w:val="16"/>
                 <w:szCs w:val="16"/>
               </w:rPr>
-              <w:t xml:space="preserve">Лотов</w:t>
-            </w:r>
-          </w:p>
-        </w:tc>
-        <w:tc>
-          <w:tcPr>
-            <w:tcW w:type="dxa" w:w="1100"/>
+              <w:t xml:space="preserve">Площадь,
+м²</w:t>
+            </w:r>
+          </w:p>
+        </w:tc>
+        <w:tc>
+          <w:tcPr>
+            <w:tcW w:type="dxa" w:w="700"/>
             <w:tcBorders>
               <w:top w:val="single" w:color="1F2A44" w:sz="4"/>
               <w:left w:val="none" w:color="auto" w:sz="0"/>
@@ -12000,13 +11997,13 @@
                 <w:sz w:val="16"/>
                 <w:szCs w:val="16"/>
               </w:rPr>
-              <w:t xml:space="preserve">Этажи</w:t>
-            </w:r>
-          </w:p>
-        </w:tc>
-        <w:tc>
-          <w:tcPr>
-            <w:tcW w:type="dxa" w:w="1050"/>
+              <w:t xml:space="preserve">Этаж</w:t>
+            </w:r>
+          </w:p>
+        </w:tc>
+        <w:tc>
+          <w:tcPr>
+            <w:tcW w:type="dxa" w:w="900"/>
             <w:tcBorders>
               <w:top w:val="single" w:color="1F2A44" w:sz="4"/>
               <w:left w:val="none" w:color="auto" w:sz="0"/>
@@ -12038,13 +12035,14 @@
                 <w:sz w:val="16"/>
                 <w:szCs w:val="16"/>
               </w:rPr>
-              <w:t xml:space="preserve">За этаж</w:t>
-            </w:r>
-          </w:p>
-        </w:tc>
-        <w:tc>
-          <w:tcPr>
-            <w:tcW w:type="dxa" w:w="1350"/>
+              <w:t xml:space="preserve">Цена,
+млн ₽</w:t>
+            </w:r>
+          </w:p>
+        </w:tc>
+        <w:tc>
+          <w:tcPr>
+            <w:tcW w:type="dxa" w:w="1150"/>
             <w:tcBorders>
               <w:top w:val="single" w:color="1F2A44" w:sz="4"/>
               <w:left w:val="none" w:color="auto" w:sz="0"/>
@@ -12076,14 +12074,14 @@
                 <w:sz w:val="16"/>
                 <w:szCs w:val="16"/>
               </w:rPr>
-              <w:t xml:space="preserve">+10 %
-площади</w:t>
-            </w:r>
-          </w:p>
-        </w:tc>
-        <w:tc>
-          <w:tcPr>
-            <w:tcW w:type="dxa" w:w="700"/>
+              <w:t xml:space="preserve">Цена
+за м², ₽</w:t>
+            </w:r>
+          </w:p>
+        </w:tc>
+        <w:tc>
+          <w:tcPr>
+            <w:tcW w:type="dxa" w:w="1200"/>
             <w:tcBorders>
               <w:top w:val="single" w:color="1F2A44" w:sz="4"/>
               <w:left w:val="none" w:color="auto" w:sz="0"/>
@@ -12115,13 +12113,14 @@
                 <w:sz w:val="16"/>
                 <w:szCs w:val="16"/>
               </w:rPr>
-              <w:t xml:space="preserve">R²</w:t>
-            </w:r>
-          </w:p>
-        </w:tc>
-        <w:tc>
-          <w:tcPr>
-            <w:tcW w:type="dxa" w:w="1338"/>
+              <w:t xml:space="preserve">Приведено
+к 4 эт., ₽</w:t>
+            </w:r>
+          </w:p>
+        </w:tc>
+        <w:tc>
+          <w:tcPr>
+            <w:tcW w:type="dxa" w:w="1150"/>
             <w:tcBorders>
               <w:top w:val="single" w:color="1F2A44" w:sz="4"/>
               <w:left w:val="none" w:color="auto" w:sz="0"/>
@@ -12153,8 +12152,84 @@
                 <w:sz w:val="16"/>
                 <w:szCs w:val="16"/>
               </w:rPr>
-              <w:t xml:space="preserve">Ожидает для
-87,5 м², 4 эт., ₽</w:t>
+              <w:t xml:space="preserve">Состояние</w:t>
+            </w:r>
+          </w:p>
+        </w:tc>
+        <w:tc>
+          <w:tcPr>
+            <w:tcW w:type="dxa" w:w="1200"/>
+            <w:tcBorders>
+              <w:top w:val="single" w:color="1F2A44" w:sz="4"/>
+              <w:left w:val="none" w:color="auto" w:sz="0"/>
+              <w:bottom w:val="single" w:color="D9D4CB" w:sz="4"/>
+              <w:right w:val="none" w:color="auto" w:sz="0"/>
+            </w:tcBorders>
+            <w:shd w:fill="1F2A44" w:color="auto" w:val="clear"/>
+            <w:tcMar>
+              <w:top w:type="dxa" w:w="52"/>
+              <w:left w:type="dxa" w:w="100"/>
+              <w:bottom w:type="dxa" w:w="52"/>
+              <w:right w:type="dxa" w:w="100"/>
+            </w:tcMar>
+            <w:vAlign w:val="center"/>
+          </w:tcPr>
+          <w:p>
+            <w:pPr>
+              <w:spacing w:after="0" w:line="240" w:lineRule="auto"/>
+              <w:jc w:val="center"/>
+            </w:pPr>
+            <w:r>
+              <w:rPr>
+                <w:rFonts w:ascii="Arial" w:cs="Arial" w:eastAsia="Arial" w:hAnsi="Arial"/>
+                <w:b/>
+                <w:bCs/>
+                <w:i w:val="false"/>
+                <w:iCs w:val="false"/>
+                <w:color w:val="FFFFFF"/>
+                <w:sz w:val="16"/>
+                <w:szCs w:val="16"/>
+              </w:rPr>
+              <w:t xml:space="preserve">Метр
+«под ключ», ₽</w:t>
+            </w:r>
+          </w:p>
+        </w:tc>
+        <w:tc>
+          <w:tcPr>
+            <w:tcW w:type="dxa" w:w="888"/>
+            <w:tcBorders>
+              <w:top w:val="single" w:color="1F2A44" w:sz="4"/>
+              <w:left w:val="none" w:color="auto" w:sz="0"/>
+              <w:bottom w:val="single" w:color="D9D4CB" w:sz="4"/>
+              <w:right w:val="none" w:color="auto" w:sz="0"/>
+            </w:tcBorders>
+            <w:shd w:fill="1F2A44" w:color="auto" w:val="clear"/>
+            <w:tcMar>
+              <w:top w:type="dxa" w:w="52"/>
+              <w:left w:type="dxa" w:w="100"/>
+              <w:bottom w:type="dxa" w:w="52"/>
+              <w:right w:type="dxa" w:w="100"/>
+            </w:tcMar>
+            <w:vAlign w:val="center"/>
+          </w:tcPr>
+          <w:p>
+            <w:pPr>
+              <w:spacing w:after="0" w:line="240" w:lineRule="auto"/>
+              <w:jc w:val="center"/>
+            </w:pPr>
+            <w:r>
+              <w:rPr>
+                <w:rFonts w:ascii="Arial" w:cs="Arial" w:eastAsia="Arial" w:hAnsi="Arial"/>
+                <w:b/>
+                <w:bCs/>
+                <w:i w:val="false"/>
+                <w:iCs w:val="false"/>
+                <w:color w:val="FFFFFF"/>
+                <w:sz w:val="16"/>
+                <w:szCs w:val="16"/>
+              </w:rPr>
+              <w:t xml:space="preserve">Ссылка</w:t>
             </w:r>
           </w:p>
         </w:tc>
@@ -12162,7 +12237,7 @@
       <w:tr>
         <w:tc>
           <w:tcPr>
-            <w:tcW w:type="dxa" w:w="3300"/>
+            <w:tcW w:type="dxa" w:w="1550"/>
             <w:tcBorders>
               <w:top w:val="single" w:color="D9D4CB" w:sz="4"/>
               <w:left w:val="none" w:color="auto" w:sz="0"/>
@@ -12193,155 +12268,44 @@
                 <w:sz w:val="17"/>
                 <w:szCs w:val="17"/>
               </w:rPr>
-              <w:t xml:space="preserve">«Дом Лаврушинский» — прайс застройщика</w:t>
-            </w:r>
-          </w:p>
-        </w:tc>
-        <w:tc>
-          <w:tcPr>
-            <w:tcW w:type="dxa" w:w="800"/>
-            <w:tcBorders>
-              <w:top w:val="single" w:color="D9D4CB" w:sz="4"/>
-              <w:left w:val="none" w:color="auto" w:sz="0"/>
-              <w:bottom w:val="single" w:color="D9D4CB" w:sz="4"/>
-              <w:right w:val="none" w:color="auto" w:sz="0"/>
-            </w:tcBorders>
-            <w:tcMar>
-              <w:top w:type="dxa" w:w="52"/>
-              <w:left w:type="dxa" w:w="100"/>
-              <w:bottom w:type="dxa" w:w="52"/>
-              <w:right w:type="dxa" w:w="100"/>
-            </w:tcMar>
-            <w:vAlign w:val="center"/>
-          </w:tcPr>
-          <w:p>
-            <w:pPr>
-              <w:spacing w:after="0" w:line="240" w:lineRule="auto"/>
-              <w:jc w:val="center"/>
-            </w:pPr>
-            <w:r>
-              <w:rPr>
-                <w:rFonts w:ascii="Arial" w:cs="Arial" w:eastAsia="Arial" w:hAnsi="Arial"/>
-                <w:b w:val="false"/>
-                <w:bCs w:val="false"/>
-                <w:i w:val="false"/>
-                <w:iCs w:val="false"/>
-                <w:color w:val="2A2E38"/>
-                <w:sz w:val="17"/>
-                <w:szCs w:val="17"/>
-              </w:rPr>
-              <w:t xml:space="preserve">103</w:t>
-            </w:r>
-          </w:p>
-        </w:tc>
-        <w:tc>
-          <w:tcPr>
-            <w:tcW w:type="dxa" w:w="1100"/>
-            <w:tcBorders>
-              <w:top w:val="single" w:color="D9D4CB" w:sz="4"/>
-              <w:left w:val="none" w:color="auto" w:sz="0"/>
-              <w:bottom w:val="single" w:color="D9D4CB" w:sz="4"/>
-              <w:right w:val="none" w:color="auto" w:sz="0"/>
-            </w:tcBorders>
-            <w:tcMar>
-              <w:top w:type="dxa" w:w="52"/>
-              <w:left w:type="dxa" w:w="100"/>
-              <w:bottom w:type="dxa" w:w="52"/>
-              <w:right w:type="dxa" w:w="100"/>
-            </w:tcMar>
-            <w:vAlign w:val="center"/>
-          </w:tcPr>
-          <w:p>
-            <w:pPr>
-              <w:spacing w:after="0" w:line="240" w:lineRule="auto"/>
-              <w:jc w:val="center"/>
-            </w:pPr>
-            <w:r>
-              <w:rPr>
-                <w:rFonts w:ascii="Arial" w:cs="Arial" w:eastAsia="Arial" w:hAnsi="Arial"/>
-                <w:b w:val="false"/>
-                <w:bCs w:val="false"/>
-                <w:i w:val="false"/>
-                <w:iCs w:val="false"/>
-                <w:color w:val="2A2E38"/>
-                <w:sz w:val="17"/>
-                <w:szCs w:val="17"/>
-              </w:rPr>
-              <w:t xml:space="preserve">1–14</w:t>
-            </w:r>
-          </w:p>
-        </w:tc>
-        <w:tc>
-          <w:tcPr>
-            <w:tcW w:type="dxa" w:w="1050"/>
-            <w:tcBorders>
-              <w:top w:val="single" w:color="D9D4CB" w:sz="4"/>
-              <w:left w:val="none" w:color="auto" w:sz="0"/>
-              <w:bottom w:val="single" w:color="D9D4CB" w:sz="4"/>
-              <w:right w:val="none" w:color="auto" w:sz="0"/>
-            </w:tcBorders>
-            <w:tcMar>
-              <w:top w:type="dxa" w:w="52"/>
-              <w:left w:type="dxa" w:w="100"/>
-              <w:bottom w:type="dxa" w:w="52"/>
-              <w:right w:type="dxa" w:w="100"/>
-            </w:tcMar>
-            <w:vAlign w:val="center"/>
-          </w:tcPr>
-          <w:p>
-            <w:pPr>
-              <w:spacing w:after="0" w:line="240" w:lineRule="auto"/>
-              <w:jc w:val="center"/>
-            </w:pPr>
-            <w:r>
-              <w:rPr>
-                <w:rFonts w:ascii="Arial" w:cs="Arial" w:eastAsia="Arial" w:hAnsi="Arial"/>
-                <w:b w:val="false"/>
-                <w:bCs w:val="false"/>
-                <w:i w:val="false"/>
-                <w:iCs w:val="false"/>
-                <w:color w:val="2A2E38"/>
-                <w:sz w:val="17"/>
-                <w:szCs w:val="17"/>
-              </w:rPr>
-              <w:t xml:space="preserve">+6,30 %</w:t>
-            </w:r>
-          </w:p>
-        </w:tc>
-        <w:tc>
-          <w:tcPr>
-            <w:tcW w:type="dxa" w:w="1350"/>
-            <w:tcBorders>
-              <w:top w:val="single" w:color="D9D4CB" w:sz="4"/>
-              <w:left w:val="none" w:color="auto" w:sz="0"/>
-              <w:bottom w:val="single" w:color="D9D4CB" w:sz="4"/>
-              <w:right w:val="none" w:color="auto" w:sz="0"/>
-            </w:tcBorders>
-            <w:tcMar>
-              <w:top w:type="dxa" w:w="52"/>
-              <w:left w:type="dxa" w:w="100"/>
-              <w:bottom w:type="dxa" w:w="52"/>
-              <w:right w:type="dxa" w:w="100"/>
-            </w:tcMar>
-            <w:vAlign w:val="center"/>
-          </w:tcPr>
-          <w:p>
-            <w:pPr>
-              <w:spacing w:after="0" w:line="240" w:lineRule="auto"/>
-              <w:jc w:val="center"/>
-            </w:pPr>
-            <w:r>
-              <w:rPr>
-                <w:rFonts w:ascii="Arial" w:cs="Arial" w:eastAsia="Arial" w:hAnsi="Arial"/>
-                <w:b w:val="false"/>
-                <w:bCs w:val="false"/>
-                <w:i w:val="false"/>
-                <w:iCs w:val="false"/>
-                <w:color w:val="2A2E38"/>
-                <w:sz w:val="17"/>
-                <w:szCs w:val="17"/>
-              </w:rPr>
-              <w:t xml:space="preserve">+1,6 %</w:t>
+              <w:t xml:space="preserve">«Космо 4/22»</w:t>
+            </w:r>
+          </w:p>
+        </w:tc>
+        <w:tc>
+          <w:tcPr>
+            <w:tcW w:type="dxa" w:w="900"/>
+            <w:tcBorders>
+              <w:top w:val="single" w:color="D9D4CB" w:sz="4"/>
+              <w:left w:val="none" w:color="auto" w:sz="0"/>
+              <w:bottom w:val="single" w:color="D9D4CB" w:sz="4"/>
+              <w:right w:val="none" w:color="auto" w:sz="0"/>
+            </w:tcBorders>
+            <w:tcMar>
+              <w:top w:type="dxa" w:w="52"/>
+              <w:left w:type="dxa" w:w="100"/>
+              <w:bottom w:type="dxa" w:w="52"/>
+              <w:right w:type="dxa" w:w="100"/>
+            </w:tcMar>
+            <w:vAlign w:val="center"/>
+          </w:tcPr>
+          <w:p>
+            <w:pPr>
+              <w:spacing w:after="0" w:line="240" w:lineRule="auto"/>
+              <w:jc w:val="center"/>
+            </w:pPr>
+            <w:r>
+              <w:rPr>
+                <w:rFonts w:ascii="Arial" w:cs="Arial" w:eastAsia="Arial" w:hAnsi="Arial"/>
+                <w:b w:val="false"/>
+                <w:bCs w:val="false"/>
+                <w:i w:val="false"/>
+                <w:iCs w:val="false"/>
+                <w:color w:val="2A2E38"/>
+                <w:sz w:val="17"/>
+                <w:szCs w:val="17"/>
+              </w:rPr>
+              <w:t xml:space="preserve">101,5</w:t>
             </w:r>
           </w:p>
         </w:tc>
@@ -12378,52 +12342,239 @@
                 <w:sz w:val="17"/>
                 <w:szCs w:val="17"/>
               </w:rPr>
-              <w:t xml:space="preserve">0,65</w:t>
-            </w:r>
-          </w:p>
-        </w:tc>
-        <w:tc>
-          <w:tcPr>
-            <w:tcW w:type="dxa" w:w="1338"/>
-            <w:tcBorders>
-              <w:top w:val="single" w:color="D9D4CB" w:sz="4"/>
-              <w:left w:val="none" w:color="auto" w:sz="0"/>
-              <w:bottom w:val="single" w:color="D9D4CB" w:sz="4"/>
-              <w:right w:val="none" w:color="auto" w:sz="0"/>
-            </w:tcBorders>
-            <w:tcMar>
-              <w:top w:type="dxa" w:w="52"/>
-              <w:left w:type="dxa" w:w="100"/>
-              <w:bottom w:type="dxa" w:w="52"/>
-              <w:right w:type="dxa" w:w="100"/>
-            </w:tcMar>
-            <w:vAlign w:val="center"/>
-          </w:tcPr>
-          <w:p>
-            <w:pPr>
-              <w:spacing w:after="0" w:line="240" w:lineRule="auto"/>
-              <w:jc w:val="center"/>
-            </w:pPr>
-            <w:r>
-              <w:rPr>
-                <w:rFonts w:ascii="Arial" w:cs="Arial" w:eastAsia="Arial" w:hAnsi="Arial"/>
-                <w:b w:val="false"/>
-                <w:bCs w:val="false"/>
-                <w:i w:val="false"/>
-                <w:iCs w:val="false"/>
-                <w:color w:val="2A2E38"/>
-                <w:sz w:val="17"/>
-                <w:szCs w:val="17"/>
-              </w:rPr>
-              <w:t xml:space="preserve">2 575 503</w:t>
-            </w:r>
+              <w:t xml:space="preserve">5</w:t>
+            </w:r>
+          </w:p>
+        </w:tc>
+        <w:tc>
+          <w:tcPr>
+            <w:tcW w:type="dxa" w:w="900"/>
+            <w:tcBorders>
+              <w:top w:val="single" w:color="D9D4CB" w:sz="4"/>
+              <w:left w:val="none" w:color="auto" w:sz="0"/>
+              <w:bottom w:val="single" w:color="D9D4CB" w:sz="4"/>
+              <w:right w:val="none" w:color="auto" w:sz="0"/>
+            </w:tcBorders>
+            <w:tcMar>
+              <w:top w:type="dxa" w:w="52"/>
+              <w:left w:type="dxa" w:w="100"/>
+              <w:bottom w:type="dxa" w:w="52"/>
+              <w:right w:type="dxa" w:w="100"/>
+            </w:tcMar>
+            <w:vAlign w:val="center"/>
+          </w:tcPr>
+          <w:p>
+            <w:pPr>
+              <w:spacing w:after="0" w:line="240" w:lineRule="auto"/>
+              <w:jc w:val="center"/>
+            </w:pPr>
+            <w:r>
+              <w:rPr>
+                <w:rFonts w:ascii="Arial" w:cs="Arial" w:eastAsia="Arial" w:hAnsi="Arial"/>
+                <w:b w:val="false"/>
+                <w:bCs w:val="false"/>
+                <w:i w:val="false"/>
+                <w:iCs w:val="false"/>
+                <w:color w:val="2A2E38"/>
+                <w:sz w:val="17"/>
+                <w:szCs w:val="17"/>
+              </w:rPr>
+              <w:t xml:space="preserve">337,5</w:t>
+            </w:r>
+          </w:p>
+        </w:tc>
+        <w:tc>
+          <w:tcPr>
+            <w:tcW w:type="dxa" w:w="1150"/>
+            <w:tcBorders>
+              <w:top w:val="single" w:color="D9D4CB" w:sz="4"/>
+              <w:left w:val="none" w:color="auto" w:sz="0"/>
+              <w:bottom w:val="single" w:color="D9D4CB" w:sz="4"/>
+              <w:right w:val="none" w:color="auto" w:sz="0"/>
+            </w:tcBorders>
+            <w:tcMar>
+              <w:top w:type="dxa" w:w="52"/>
+              <w:left w:type="dxa" w:w="100"/>
+              <w:bottom w:type="dxa" w:w="52"/>
+              <w:right w:type="dxa" w:w="100"/>
+            </w:tcMar>
+            <w:vAlign w:val="center"/>
+          </w:tcPr>
+          <w:p>
+            <w:pPr>
+              <w:spacing w:after="0" w:line="240" w:lineRule="auto"/>
+              <w:jc w:val="center"/>
+            </w:pPr>
+            <w:r>
+              <w:rPr>
+                <w:rFonts w:ascii="Arial" w:cs="Arial" w:eastAsia="Arial" w:hAnsi="Arial"/>
+                <w:b w:val="false"/>
+                <w:bCs w:val="false"/>
+                <w:i w:val="false"/>
+                <w:iCs w:val="false"/>
+                <w:color w:val="2A2E38"/>
+                <w:sz w:val="17"/>
+                <w:szCs w:val="17"/>
+              </w:rPr>
+              <w:t xml:space="preserve">3 325 000</w:t>
+            </w:r>
+          </w:p>
+        </w:tc>
+        <w:tc>
+          <w:tcPr>
+            <w:tcW w:type="dxa" w:w="1200"/>
+            <w:tcBorders>
+              <w:top w:val="single" w:color="D9D4CB" w:sz="4"/>
+              <w:left w:val="none" w:color="auto" w:sz="0"/>
+              <w:bottom w:val="single" w:color="D9D4CB" w:sz="4"/>
+              <w:right w:val="none" w:color="auto" w:sz="0"/>
+            </w:tcBorders>
+            <w:tcMar>
+              <w:top w:type="dxa" w:w="52"/>
+              <w:left w:type="dxa" w:w="100"/>
+              <w:bottom w:type="dxa" w:w="52"/>
+              <w:right w:type="dxa" w:w="100"/>
+            </w:tcMar>
+            <w:vAlign w:val="center"/>
+          </w:tcPr>
+          <w:p>
+            <w:pPr>
+              <w:spacing w:after="0" w:line="240" w:lineRule="auto"/>
+              <w:jc w:val="center"/>
+            </w:pPr>
+            <w:r>
+              <w:rPr>
+                <w:rFonts w:ascii="Arial" w:cs="Arial" w:eastAsia="Arial" w:hAnsi="Arial"/>
+                <w:b w:val="false"/>
+                <w:bCs w:val="false"/>
+                <w:i w:val="false"/>
+                <w:iCs w:val="false"/>
+                <w:color w:val="2A2E38"/>
+                <w:sz w:val="17"/>
+                <w:szCs w:val="17"/>
+              </w:rPr>
+              <w:t xml:space="preserve">3 135 902</w:t>
+            </w:r>
+          </w:p>
+        </w:tc>
+        <w:tc>
+          <w:tcPr>
+            <w:tcW w:type="dxa" w:w="1150"/>
+            <w:tcBorders>
+              <w:top w:val="single" w:color="D9D4CB" w:sz="4"/>
+              <w:left w:val="none" w:color="auto" w:sz="0"/>
+              <w:bottom w:val="single" w:color="D9D4CB" w:sz="4"/>
+              <w:right w:val="none" w:color="auto" w:sz="0"/>
+            </w:tcBorders>
+            <w:tcMar>
+              <w:top w:type="dxa" w:w="52"/>
+              <w:left w:type="dxa" w:w="100"/>
+              <w:bottom w:type="dxa" w:w="52"/>
+              <w:right w:type="dxa" w:w="100"/>
+            </w:tcMar>
+            <w:vAlign w:val="center"/>
+          </w:tcPr>
+          <w:p>
+            <w:pPr>
+              <w:spacing w:after="0" w:line="240" w:lineRule="auto"/>
+              <w:jc w:val="center"/>
+            </w:pPr>
+            <w:r>
+              <w:rPr>
+                <w:rFonts w:ascii="Arial" w:cs="Arial" w:eastAsia="Arial" w:hAnsi="Arial"/>
+                <w:b w:val="false"/>
+                <w:bCs w:val="false"/>
+                <w:i w:val="false"/>
+                <w:iCs w:val="false"/>
+                <w:color w:val="2A2E38"/>
+                <w:sz w:val="17"/>
+                <w:szCs w:val="17"/>
+              </w:rPr>
+              <w:t xml:space="preserve">бетон</w:t>
+            </w:r>
+          </w:p>
+        </w:tc>
+        <w:tc>
+          <w:tcPr>
+            <w:tcW w:type="dxa" w:w="1200"/>
+            <w:tcBorders>
+              <w:top w:val="single" w:color="D9D4CB" w:sz="4"/>
+              <w:left w:val="none" w:color="auto" w:sz="0"/>
+              <w:bottom w:val="single" w:color="D9D4CB" w:sz="4"/>
+              <w:right w:val="none" w:color="auto" w:sz="0"/>
+            </w:tcBorders>
+            <w:tcMar>
+              <w:top w:type="dxa" w:w="52"/>
+              <w:left w:type="dxa" w:w="100"/>
+              <w:bottom w:type="dxa" w:w="52"/>
+              <w:right w:type="dxa" w:w="100"/>
+            </w:tcMar>
+            <w:vAlign w:val="center"/>
+          </w:tcPr>
+          <w:p>
+            <w:pPr>
+              <w:spacing w:after="0" w:line="240" w:lineRule="auto"/>
+              <w:jc w:val="center"/>
+            </w:pPr>
+            <w:r>
+              <w:rPr>
+                <w:rFonts w:ascii="Arial" w:cs="Arial" w:eastAsia="Arial" w:hAnsi="Arial"/>
+                <w:b w:val="false"/>
+                <w:bCs w:val="false"/>
+                <w:i w:val="false"/>
+                <w:iCs w:val="false"/>
+                <w:color w:val="2A2E38"/>
+                <w:sz w:val="17"/>
+                <w:szCs w:val="17"/>
+              </w:rPr>
+              <w:t xml:space="preserve">3 885 902</w:t>
+            </w:r>
+          </w:p>
+        </w:tc>
+        <w:tc>
+          <w:tcPr>
+            <w:tcW w:type="dxa" w:w="888"/>
+            <w:tcBorders>
+              <w:top w:val="single" w:color="D9D4CB" w:sz="4"/>
+              <w:left w:val="none" w:color="auto" w:sz="0"/>
+              <w:bottom w:val="single" w:color="D9D4CB" w:sz="4"/>
+              <w:right w:val="none" w:color="auto" w:sz="0"/>
+            </w:tcBorders>
+            <w:tcMar>
+              <w:top w:type="dxa" w:w="52"/>
+              <w:left w:type="dxa" w:w="100"/>
+              <w:bottom w:type="dxa" w:w="52"/>
+              <w:right w:type="dxa" w:w="100"/>
+            </w:tcMar>
+            <w:vAlign w:val="center"/>
+          </w:tcPr>
+          <w:p>
+            <w:pPr>
+              <w:spacing w:after="0" w:line="240" w:lineRule="auto"/>
+              <w:jc w:val="center"/>
+            </w:pPr>
+            <w:hyperlink w:history="1" r:id="rIdkuacp8jdisadnqlzk0yti">
+              <w:r>
+                <w:rPr>
+                  <w:rFonts w:ascii="Arial" w:cs="Arial" w:eastAsia="Arial" w:hAnsi="Arial"/>
+                  <w:b w:val="false"/>
+                  <w:bCs w:val="false"/>
+                  <w:i w:val="false"/>
+                  <w:iCs w:val="false"/>
+                  <w:color w:val="2C5FA8"/>
+                  <w:sz w:val="17"/>
+                  <w:szCs w:val="17"/>
+                </w:rPr>
+                <w:t xml:space="preserve">Циан →</w:t>
+              </w:r>
+            </w:hyperlink>
           </w:p>
         </w:tc>
       </w:tr>
       <w:tr>
         <w:tc>
           <w:tcPr>
-            <w:tcW w:type="dxa" w:w="3300"/>
+            <w:tcW w:type="dxa" w:w="1550"/>
             <w:tcBorders>
               <w:top w:val="single" w:color="D9D4CB" w:sz="4"/>
               <w:left w:val="none" w:color="auto" w:sz="0"/>
@@ -12455,13 +12606,13 @@
                 <w:sz w:val="17"/>
                 <w:szCs w:val="17"/>
               </w:rPr>
-              <w:t xml:space="preserve">«Клубный дом DUO» — прайс застройщика</w:t>
-            </w:r>
-          </w:p>
-        </w:tc>
-        <w:tc>
-          <w:tcPr>
-            <w:tcW w:type="dxa" w:w="800"/>
+              <w:t xml:space="preserve">«Космо 4/22»</w:t>
+            </w:r>
+          </w:p>
+        </w:tc>
+        <w:tc>
+          <w:tcPr>
+            <w:tcW w:type="dxa" w:w="900"/>
             <w:tcBorders>
               <w:top w:val="single" w:color="D9D4CB" w:sz="4"/>
               <w:left w:val="none" w:color="auto" w:sz="0"/>
@@ -12493,13 +12644,13 @@
                 <w:sz w:val="17"/>
                 <w:szCs w:val="17"/>
               </w:rPr>
-              <w:t xml:space="preserve">31</w:t>
-            </w:r>
-          </w:p>
-        </w:tc>
-        <w:tc>
-          <w:tcPr>
-            <w:tcW w:type="dxa" w:w="1100"/>
+              <w:t xml:space="preserve">101,5</w:t>
+            </w:r>
+          </w:p>
+        </w:tc>
+        <w:tc>
+          <w:tcPr>
+            <w:tcW w:type="dxa" w:w="700"/>
             <w:tcBorders>
               <w:top w:val="single" w:color="D9D4CB" w:sz="4"/>
               <w:left w:val="none" w:color="auto" w:sz="0"/>
@@ -12531,13 +12682,13 @@
                 <w:sz w:val="17"/>
                 <w:szCs w:val="17"/>
               </w:rPr>
-              <w:t xml:space="preserve">2–6</w:t>
-            </w:r>
-          </w:p>
-        </w:tc>
-        <w:tc>
-          <w:tcPr>
-            <w:tcW w:type="dxa" w:w="1050"/>
+              <w:t xml:space="preserve">5</w:t>
+            </w:r>
+          </w:p>
+        </w:tc>
+        <w:tc>
+          <w:tcPr>
+            <w:tcW w:type="dxa" w:w="900"/>
             <w:tcBorders>
               <w:top w:val="single" w:color="D9D4CB" w:sz="4"/>
               <w:left w:val="none" w:color="auto" w:sz="0"/>
@@ -12569,13 +12720,13 @@
                 <w:sz w:val="17"/>
                 <w:szCs w:val="17"/>
               </w:rPr>
-              <w:t xml:space="preserve">+5,83 %</w:t>
-            </w:r>
-          </w:p>
-        </w:tc>
-        <w:tc>
-          <w:tcPr>
-            <w:tcW w:type="dxa" w:w="1350"/>
+              <w:t xml:space="preserve">325,0</w:t>
+            </w:r>
+          </w:p>
+        </w:tc>
+        <w:tc>
+          <w:tcPr>
+            <w:tcW w:type="dxa" w:w="1150"/>
             <w:tcBorders>
               <w:top w:val="single" w:color="D9D4CB" w:sz="4"/>
               <w:left w:val="none" w:color="auto" w:sz="0"/>
@@ -12607,13 +12758,13 @@
                 <w:sz w:val="17"/>
                 <w:szCs w:val="17"/>
               </w:rPr>
-              <w:t xml:space="preserve">-0,2 %</w:t>
-            </w:r>
-          </w:p>
-        </w:tc>
-        <w:tc>
-          <w:tcPr>
-            <w:tcW w:type="dxa" w:w="700"/>
+              <w:t xml:space="preserve">3 201 970</w:t>
+            </w:r>
+          </w:p>
+        </w:tc>
+        <w:tc>
+          <w:tcPr>
+            <w:tcW w:type="dxa" w:w="1200"/>
             <w:tcBorders>
               <w:top w:val="single" w:color="D9D4CB" w:sz="4"/>
               <w:left w:val="none" w:color="auto" w:sz="0"/>
@@ -12645,13 +12796,13 @@
                 <w:sz w:val="17"/>
                 <w:szCs w:val="17"/>
               </w:rPr>
-              <w:t xml:space="preserve">0,43</w:t>
-            </w:r>
-          </w:p>
-        </w:tc>
-        <w:tc>
-          <w:tcPr>
-            <w:tcW w:type="dxa" w:w="1338"/>
+              <w:t xml:space="preserve">3 019 869</w:t>
+            </w:r>
+          </w:p>
+        </w:tc>
+        <w:tc>
+          <w:tcPr>
+            <w:tcW w:type="dxa" w:w="1150"/>
             <w:tcBorders>
               <w:top w:val="single" w:color="D9D4CB" w:sz="4"/>
               <w:left w:val="none" w:color="auto" w:sz="0"/>
@@ -12683,15 +12834,93 @@
                 <w:sz w:val="17"/>
                 <w:szCs w:val="17"/>
               </w:rPr>
-              <w:t xml:space="preserve">2 924 230</w:t>
-            </w:r>
+              <w:t xml:space="preserve">бетон</w:t>
+            </w:r>
+          </w:p>
+        </w:tc>
+        <w:tc>
+          <w:tcPr>
+            <w:tcW w:type="dxa" w:w="1200"/>
+            <w:tcBorders>
+              <w:top w:val="single" w:color="D9D4CB" w:sz="4"/>
+              <w:left w:val="none" w:color="auto" w:sz="0"/>
+              <w:bottom w:val="single" w:color="D9D4CB" w:sz="4"/>
+              <w:right w:val="none" w:color="auto" w:sz="0"/>
+            </w:tcBorders>
+            <w:shd w:fill="FBFAF8" w:color="auto" w:val="clear"/>
+            <w:tcMar>
+              <w:top w:type="dxa" w:w="52"/>
+              <w:left w:type="dxa" w:w="100"/>
+              <w:bottom w:type="dxa" w:w="52"/>
+              <w:right w:type="dxa" w:w="100"/>
+            </w:tcMar>
+            <w:vAlign w:val="center"/>
+          </w:tcPr>
+          <w:p>
+            <w:pPr>
+              <w:spacing w:after="0" w:line="240" w:lineRule="auto"/>
+              <w:jc w:val="center"/>
+            </w:pPr>
+            <w:r>
+              <w:rPr>
+                <w:rFonts w:ascii="Arial" w:cs="Arial" w:eastAsia="Arial" w:hAnsi="Arial"/>
+                <w:b w:val="false"/>
+                <w:bCs w:val="false"/>
+                <w:i w:val="false"/>
+                <w:iCs w:val="false"/>
+                <w:color w:val="2A2E38"/>
+                <w:sz w:val="17"/>
+                <w:szCs w:val="17"/>
+              </w:rPr>
+              <w:t xml:space="preserve">3 769 869</w:t>
+            </w:r>
+          </w:p>
+        </w:tc>
+        <w:tc>
+          <w:tcPr>
+            <w:tcW w:type="dxa" w:w="888"/>
+            <w:tcBorders>
+              <w:top w:val="single" w:color="D9D4CB" w:sz="4"/>
+              <w:left w:val="none" w:color="auto" w:sz="0"/>
+              <w:bottom w:val="single" w:color="D9D4CB" w:sz="4"/>
+              <w:right w:val="none" w:color="auto" w:sz="0"/>
+            </w:tcBorders>
+            <w:shd w:fill="FBFAF8" w:color="auto" w:val="clear"/>
+            <w:tcMar>
+              <w:top w:type="dxa" w:w="52"/>
+              <w:left w:type="dxa" w:w="100"/>
+              <w:bottom w:type="dxa" w:w="52"/>
+              <w:right w:type="dxa" w:w="100"/>
+            </w:tcMar>
+            <w:vAlign w:val="center"/>
+          </w:tcPr>
+          <w:p>
+            <w:pPr>
+              <w:spacing w:after="0" w:line="240" w:lineRule="auto"/>
+              <w:jc w:val="center"/>
+            </w:pPr>
+            <w:hyperlink w:history="1" r:id="rIdquwvirfcwtb6wrme8eny3">
+              <w:r>
+                <w:rPr>
+                  <w:rFonts w:ascii="Arial" w:cs="Arial" w:eastAsia="Arial" w:hAnsi="Arial"/>
+                  <w:b w:val="false"/>
+                  <w:bCs w:val="false"/>
+                  <w:i w:val="false"/>
+                  <w:iCs w:val="false"/>
+                  <w:color w:val="2C5FA8"/>
+                  <w:sz w:val="17"/>
+                  <w:szCs w:val="17"/>
+                </w:rPr>
+                <w:t xml:space="preserve">Циан →</w:t>
+              </w:r>
+            </w:hyperlink>
           </w:p>
         </w:tc>
       </w:tr>
       <w:tr>
         <w:tc>
           <w:tcPr>
-            <w:tcW w:type="dxa" w:w="3300"/>
+            <w:tcW w:type="dxa" w:w="1550"/>
             <w:tcBorders>
               <w:top w:val="single" w:color="D9D4CB" w:sz="4"/>
               <w:left w:val="none" w:color="auto" w:sz="0"/>
@@ -12722,155 +12951,44 @@
                 <w:sz w:val="17"/>
                 <w:szCs w:val="17"/>
               </w:rPr>
-              <w:t xml:space="preserve">«Космо 4/22» — вся экспозиция</w:t>
-            </w:r>
-          </w:p>
-        </w:tc>
-        <w:tc>
-          <w:tcPr>
-            <w:tcW w:type="dxa" w:w="800"/>
-            <w:tcBorders>
-              <w:top w:val="single" w:color="D9D4CB" w:sz="4"/>
-              <w:left w:val="none" w:color="auto" w:sz="0"/>
-              <w:bottom w:val="single" w:color="D9D4CB" w:sz="4"/>
-              <w:right w:val="none" w:color="auto" w:sz="0"/>
-            </w:tcBorders>
-            <w:tcMar>
-              <w:top w:type="dxa" w:w="52"/>
-              <w:left w:type="dxa" w:w="100"/>
-              <w:bottom w:type="dxa" w:w="52"/>
-              <w:right w:type="dxa" w:w="100"/>
-            </w:tcMar>
-            <w:vAlign w:val="center"/>
-          </w:tcPr>
-          <w:p>
-            <w:pPr>
-              <w:spacing w:after="0" w:line="240" w:lineRule="auto"/>
-              <w:jc w:val="center"/>
-            </w:pPr>
-            <w:r>
-              <w:rPr>
-                <w:rFonts w:ascii="Arial" w:cs="Arial" w:eastAsia="Arial" w:hAnsi="Arial"/>
-                <w:b w:val="false"/>
-                <w:bCs w:val="false"/>
-                <w:i w:val="false"/>
-                <w:iCs w:val="false"/>
-                <w:color w:val="2A2E38"/>
-                <w:sz w:val="17"/>
-                <w:szCs w:val="17"/>
-              </w:rPr>
-              <w:t xml:space="preserve">25</w:t>
-            </w:r>
-          </w:p>
-        </w:tc>
-        <w:tc>
-          <w:tcPr>
-            <w:tcW w:type="dxa" w:w="1100"/>
-            <w:tcBorders>
-              <w:top w:val="single" w:color="D9D4CB" w:sz="4"/>
-              <w:left w:val="none" w:color="auto" w:sz="0"/>
-              <w:bottom w:val="single" w:color="D9D4CB" w:sz="4"/>
-              <w:right w:val="none" w:color="auto" w:sz="0"/>
-            </w:tcBorders>
-            <w:tcMar>
-              <w:top w:type="dxa" w:w="52"/>
-              <w:left w:type="dxa" w:w="100"/>
-              <w:bottom w:type="dxa" w:w="52"/>
-              <w:right w:type="dxa" w:w="100"/>
-            </w:tcMar>
-            <w:vAlign w:val="center"/>
-          </w:tcPr>
-          <w:p>
-            <w:pPr>
-              <w:spacing w:after="0" w:line="240" w:lineRule="auto"/>
-              <w:jc w:val="center"/>
-            </w:pPr>
-            <w:r>
-              <w:rPr>
-                <w:rFonts w:ascii="Arial" w:cs="Arial" w:eastAsia="Arial" w:hAnsi="Arial"/>
-                <w:b w:val="false"/>
-                <w:bCs w:val="false"/>
-                <w:i w:val="false"/>
-                <w:iCs w:val="false"/>
-                <w:color w:val="2A2E38"/>
-                <w:sz w:val="17"/>
-                <w:szCs w:val="17"/>
-              </w:rPr>
-              <w:t xml:space="preserve">2–6</w:t>
-            </w:r>
-          </w:p>
-        </w:tc>
-        <w:tc>
-          <w:tcPr>
-            <w:tcW w:type="dxa" w:w="1050"/>
-            <w:tcBorders>
-              <w:top w:val="single" w:color="D9D4CB" w:sz="4"/>
-              <w:left w:val="none" w:color="auto" w:sz="0"/>
-              <w:bottom w:val="single" w:color="D9D4CB" w:sz="4"/>
-              <w:right w:val="none" w:color="auto" w:sz="0"/>
-            </w:tcBorders>
-            <w:tcMar>
-              <w:top w:type="dxa" w:w="52"/>
-              <w:left w:type="dxa" w:w="100"/>
-              <w:bottom w:type="dxa" w:w="52"/>
-              <w:right w:type="dxa" w:w="100"/>
-            </w:tcMar>
-            <w:vAlign w:val="center"/>
-          </w:tcPr>
-          <w:p>
-            <w:pPr>
-              <w:spacing w:after="0" w:line="240" w:lineRule="auto"/>
-              <w:jc w:val="center"/>
-            </w:pPr>
-            <w:r>
-              <w:rPr>
-                <w:rFonts w:ascii="Arial" w:cs="Arial" w:eastAsia="Arial" w:hAnsi="Arial"/>
-                <w:b w:val="false"/>
-                <w:bCs w:val="false"/>
-                <w:i w:val="false"/>
-                <w:iCs w:val="false"/>
-                <w:color w:val="2A2E38"/>
-                <w:sz w:val="17"/>
-                <w:szCs w:val="17"/>
-              </w:rPr>
-              <w:t xml:space="preserve">+9,33 %</w:t>
-            </w:r>
-          </w:p>
-        </w:tc>
-        <w:tc>
-          <w:tcPr>
-            <w:tcW w:type="dxa" w:w="1350"/>
-            <w:tcBorders>
-              <w:top w:val="single" w:color="D9D4CB" w:sz="4"/>
-              <w:left w:val="none" w:color="auto" w:sz="0"/>
-              <w:bottom w:val="single" w:color="D9D4CB" w:sz="4"/>
-              <w:right w:val="none" w:color="auto" w:sz="0"/>
-            </w:tcBorders>
-            <w:tcMar>
-              <w:top w:type="dxa" w:w="52"/>
-              <w:left w:type="dxa" w:w="100"/>
-              <w:bottom w:type="dxa" w:w="52"/>
-              <w:right w:type="dxa" w:w="100"/>
-            </w:tcMar>
-            <w:vAlign w:val="center"/>
-          </w:tcPr>
-          <w:p>
-            <w:pPr>
-              <w:spacing w:after="0" w:line="240" w:lineRule="auto"/>
-              <w:jc w:val="center"/>
-            </w:pPr>
-            <w:r>
-              <w:rPr>
-                <w:rFonts w:ascii="Arial" w:cs="Arial" w:eastAsia="Arial" w:hAnsi="Arial"/>
-                <w:b w:val="false"/>
-                <w:bCs w:val="false"/>
-                <w:i w:val="false"/>
-                <w:iCs w:val="false"/>
-                <w:color w:val="2A2E38"/>
-                <w:sz w:val="17"/>
-                <w:szCs w:val="17"/>
-              </w:rPr>
-              <w:t xml:space="preserve">+2,7 %</w:t>
+              <w:t xml:space="preserve">DUO</w:t>
+            </w:r>
+          </w:p>
+        </w:tc>
+        <w:tc>
+          <w:tcPr>
+            <w:tcW w:type="dxa" w:w="900"/>
+            <w:tcBorders>
+              <w:top w:val="single" w:color="D9D4CB" w:sz="4"/>
+              <w:left w:val="none" w:color="auto" w:sz="0"/>
+              <w:bottom w:val="single" w:color="D9D4CB" w:sz="4"/>
+              <w:right w:val="none" w:color="auto" w:sz="0"/>
+            </w:tcBorders>
+            <w:tcMar>
+              <w:top w:type="dxa" w:w="52"/>
+              <w:left w:type="dxa" w:w="100"/>
+              <w:bottom w:type="dxa" w:w="52"/>
+              <w:right w:type="dxa" w:w="100"/>
+            </w:tcMar>
+            <w:vAlign w:val="center"/>
+          </w:tcPr>
+          <w:p>
+            <w:pPr>
+              <w:spacing w:after="0" w:line="240" w:lineRule="auto"/>
+              <w:jc w:val="center"/>
+            </w:pPr>
+            <w:r>
+              <w:rPr>
+                <w:rFonts w:ascii="Arial" w:cs="Arial" w:eastAsia="Arial" w:hAnsi="Arial"/>
+                <w:b w:val="false"/>
+                <w:bCs w:val="false"/>
+                <w:i w:val="false"/>
+                <w:iCs w:val="false"/>
+                <w:color w:val="2A2E38"/>
+                <w:sz w:val="17"/>
+                <w:szCs w:val="17"/>
+              </w:rPr>
+              <w:t xml:space="preserve">101,3</w:t>
             </w:r>
           </w:p>
         </w:tc>
@@ -12907,52 +13025,239 @@
                 <w:sz w:val="17"/>
                 <w:szCs w:val="17"/>
               </w:rPr>
-              <w:t xml:space="preserve">0,29</w:t>
-            </w:r>
-          </w:p>
-        </w:tc>
-        <w:tc>
-          <w:tcPr>
-            <w:tcW w:type="dxa" w:w="1338"/>
-            <w:tcBorders>
-              <w:top w:val="single" w:color="D9D4CB" w:sz="4"/>
-              <w:left w:val="none" w:color="auto" w:sz="0"/>
-              <w:bottom w:val="single" w:color="D9D4CB" w:sz="4"/>
-              <w:right w:val="none" w:color="auto" w:sz="0"/>
-            </w:tcBorders>
-            <w:tcMar>
-              <w:top w:type="dxa" w:w="52"/>
-              <w:left w:type="dxa" w:w="100"/>
-              <w:bottom w:type="dxa" w:w="52"/>
-              <w:right w:type="dxa" w:w="100"/>
-            </w:tcMar>
-            <w:vAlign w:val="center"/>
-          </w:tcPr>
-          <w:p>
-            <w:pPr>
-              <w:spacing w:after="0" w:line="240" w:lineRule="auto"/>
-              <w:jc w:val="center"/>
-            </w:pPr>
-            <w:r>
-              <w:rPr>
-                <w:rFonts w:ascii="Arial" w:cs="Arial" w:eastAsia="Arial" w:hAnsi="Arial"/>
-                <w:b w:val="false"/>
-                <w:bCs w:val="false"/>
-                <w:i w:val="false"/>
-                <w:iCs w:val="false"/>
-                <w:color w:val="2A2E38"/>
-                <w:sz w:val="17"/>
-                <w:szCs w:val="17"/>
-              </w:rPr>
-              <w:t xml:space="preserve">2 286 468</w:t>
-            </w:r>
+              <w:t xml:space="preserve">5</w:t>
+            </w:r>
+          </w:p>
+        </w:tc>
+        <w:tc>
+          <w:tcPr>
+            <w:tcW w:type="dxa" w:w="900"/>
+            <w:tcBorders>
+              <w:top w:val="single" w:color="D9D4CB" w:sz="4"/>
+              <w:left w:val="none" w:color="auto" w:sz="0"/>
+              <w:bottom w:val="single" w:color="D9D4CB" w:sz="4"/>
+              <w:right w:val="none" w:color="auto" w:sz="0"/>
+            </w:tcBorders>
+            <w:tcMar>
+              <w:top w:type="dxa" w:w="52"/>
+              <w:left w:type="dxa" w:w="100"/>
+              <w:bottom w:type="dxa" w:w="52"/>
+              <w:right w:type="dxa" w:w="100"/>
+            </w:tcMar>
+            <w:vAlign w:val="center"/>
+          </w:tcPr>
+          <w:p>
+            <w:pPr>
+              <w:spacing w:after="0" w:line="240" w:lineRule="auto"/>
+              <w:jc w:val="center"/>
+            </w:pPr>
+            <w:r>
+              <w:rPr>
+                <w:rFonts w:ascii="Arial" w:cs="Arial" w:eastAsia="Arial" w:hAnsi="Arial"/>
+                <w:b w:val="false"/>
+                <w:bCs w:val="false"/>
+                <w:i w:val="false"/>
+                <w:iCs w:val="false"/>
+                <w:color w:val="2A2E38"/>
+                <w:sz w:val="17"/>
+                <w:szCs w:val="17"/>
+              </w:rPr>
+              <w:t xml:space="preserve">321,6</w:t>
+            </w:r>
+          </w:p>
+        </w:tc>
+        <w:tc>
+          <w:tcPr>
+            <w:tcW w:type="dxa" w:w="1150"/>
+            <w:tcBorders>
+              <w:top w:val="single" w:color="D9D4CB" w:sz="4"/>
+              <w:left w:val="none" w:color="auto" w:sz="0"/>
+              <w:bottom w:val="single" w:color="D9D4CB" w:sz="4"/>
+              <w:right w:val="none" w:color="auto" w:sz="0"/>
+            </w:tcBorders>
+            <w:tcMar>
+              <w:top w:type="dxa" w:w="52"/>
+              <w:left w:type="dxa" w:w="100"/>
+              <w:bottom w:type="dxa" w:w="52"/>
+              <w:right w:type="dxa" w:w="100"/>
+            </w:tcMar>
+            <w:vAlign w:val="center"/>
+          </w:tcPr>
+          <w:p>
+            <w:pPr>
+              <w:spacing w:after="0" w:line="240" w:lineRule="auto"/>
+              <w:jc w:val="center"/>
+            </w:pPr>
+            <w:r>
+              <w:rPr>
+                <w:rFonts w:ascii="Arial" w:cs="Arial" w:eastAsia="Arial" w:hAnsi="Arial"/>
+                <w:b w:val="false"/>
+                <w:bCs w:val="false"/>
+                <w:i w:val="false"/>
+                <w:iCs w:val="false"/>
+                <w:color w:val="2A2E38"/>
+                <w:sz w:val="17"/>
+                <w:szCs w:val="17"/>
+              </w:rPr>
+              <w:t xml:space="preserve">3 174 856</w:t>
+            </w:r>
+          </w:p>
+        </w:tc>
+        <w:tc>
+          <w:tcPr>
+            <w:tcW w:type="dxa" w:w="1200"/>
+            <w:tcBorders>
+              <w:top w:val="single" w:color="D9D4CB" w:sz="4"/>
+              <w:left w:val="none" w:color="auto" w:sz="0"/>
+              <w:bottom w:val="single" w:color="D9D4CB" w:sz="4"/>
+              <w:right w:val="none" w:color="auto" w:sz="0"/>
+            </w:tcBorders>
+            <w:tcMar>
+              <w:top w:type="dxa" w:w="52"/>
+              <w:left w:type="dxa" w:w="100"/>
+              <w:bottom w:type="dxa" w:w="52"/>
+              <w:right w:type="dxa" w:w="100"/>
+            </w:tcMar>
+            <w:vAlign w:val="center"/>
+          </w:tcPr>
+          <w:p>
+            <w:pPr>
+              <w:spacing w:after="0" w:line="240" w:lineRule="auto"/>
+              <w:jc w:val="center"/>
+            </w:pPr>
+            <w:r>
+              <w:rPr>
+                <w:rFonts w:ascii="Arial" w:cs="Arial" w:eastAsia="Arial" w:hAnsi="Arial"/>
+                <w:b w:val="false"/>
+                <w:bCs w:val="false"/>
+                <w:i w:val="false"/>
+                <w:iCs w:val="false"/>
+                <w:color w:val="2A2E38"/>
+                <w:sz w:val="17"/>
+                <w:szCs w:val="17"/>
+              </w:rPr>
+              <w:t xml:space="preserve">2 994 297</w:t>
+            </w:r>
+          </w:p>
+        </w:tc>
+        <w:tc>
+          <w:tcPr>
+            <w:tcW w:type="dxa" w:w="1150"/>
+            <w:tcBorders>
+              <w:top w:val="single" w:color="D9D4CB" w:sz="4"/>
+              <w:left w:val="none" w:color="auto" w:sz="0"/>
+              <w:bottom w:val="single" w:color="D9D4CB" w:sz="4"/>
+              <w:right w:val="none" w:color="auto" w:sz="0"/>
+            </w:tcBorders>
+            <w:tcMar>
+              <w:top w:type="dxa" w:w="52"/>
+              <w:left w:type="dxa" w:w="100"/>
+              <w:bottom w:type="dxa" w:w="52"/>
+              <w:right w:type="dxa" w:w="100"/>
+            </w:tcMar>
+            <w:vAlign w:val="center"/>
+          </w:tcPr>
+          <w:p>
+            <w:pPr>
+              <w:spacing w:after="0" w:line="240" w:lineRule="auto"/>
+              <w:jc w:val="center"/>
+            </w:pPr>
+            <w:r>
+              <w:rPr>
+                <w:rFonts w:ascii="Arial" w:cs="Arial" w:eastAsia="Arial" w:hAnsi="Arial"/>
+                <w:b w:val="false"/>
+                <w:bCs w:val="false"/>
+                <w:i w:val="false"/>
+                <w:iCs w:val="false"/>
+                <w:color w:val="2A2E38"/>
+                <w:sz w:val="17"/>
+                <w:szCs w:val="17"/>
+              </w:rPr>
+              <w:t xml:space="preserve">бетон</w:t>
+            </w:r>
+          </w:p>
+        </w:tc>
+        <w:tc>
+          <w:tcPr>
+            <w:tcW w:type="dxa" w:w="1200"/>
+            <w:tcBorders>
+              <w:top w:val="single" w:color="D9D4CB" w:sz="4"/>
+              <w:left w:val="none" w:color="auto" w:sz="0"/>
+              <w:bottom w:val="single" w:color="D9D4CB" w:sz="4"/>
+              <w:right w:val="none" w:color="auto" w:sz="0"/>
+            </w:tcBorders>
+            <w:tcMar>
+              <w:top w:type="dxa" w:w="52"/>
+              <w:left w:type="dxa" w:w="100"/>
+              <w:bottom w:type="dxa" w:w="52"/>
+              <w:right w:type="dxa" w:w="100"/>
+            </w:tcMar>
+            <w:vAlign w:val="center"/>
+          </w:tcPr>
+          <w:p>
+            <w:pPr>
+              <w:spacing w:after="0" w:line="240" w:lineRule="auto"/>
+              <w:jc w:val="center"/>
+            </w:pPr>
+            <w:r>
+              <w:rPr>
+                <w:rFonts w:ascii="Arial" w:cs="Arial" w:eastAsia="Arial" w:hAnsi="Arial"/>
+                <w:b w:val="false"/>
+                <w:bCs w:val="false"/>
+                <w:i w:val="false"/>
+                <w:iCs w:val="false"/>
+                <w:color w:val="2A2E38"/>
+                <w:sz w:val="17"/>
+                <w:szCs w:val="17"/>
+              </w:rPr>
+              <w:t xml:space="preserve">3 744 297</w:t>
+            </w:r>
+          </w:p>
+        </w:tc>
+        <w:tc>
+          <w:tcPr>
+            <w:tcW w:type="dxa" w:w="888"/>
+            <w:tcBorders>
+              <w:top w:val="single" w:color="D9D4CB" w:sz="4"/>
+              <w:left w:val="none" w:color="auto" w:sz="0"/>
+              <w:bottom w:val="single" w:color="D9D4CB" w:sz="4"/>
+              <w:right w:val="none" w:color="auto" w:sz="0"/>
+            </w:tcBorders>
+            <w:tcMar>
+              <w:top w:type="dxa" w:w="52"/>
+              <w:left w:type="dxa" w:w="100"/>
+              <w:bottom w:type="dxa" w:w="52"/>
+              <w:right w:type="dxa" w:w="100"/>
+            </w:tcMar>
+            <w:vAlign w:val="center"/>
+          </w:tcPr>
+          <w:p>
+            <w:pPr>
+              <w:spacing w:after="0" w:line="240" w:lineRule="auto"/>
+              <w:jc w:val="center"/>
+            </w:pPr>
+            <w:hyperlink w:history="1" r:id="rIdcncydubf9az0awkvkob0t">
+              <w:r>
+                <w:rPr>
+                  <w:rFonts w:ascii="Arial" w:cs="Arial" w:eastAsia="Arial" w:hAnsi="Arial"/>
+                  <w:b w:val="false"/>
+                  <w:bCs w:val="false"/>
+                  <w:i w:val="false"/>
+                  <w:iCs w:val="false"/>
+                  <w:color w:val="2C5FA8"/>
+                  <w:sz w:val="17"/>
+                  <w:szCs w:val="17"/>
+                </w:rPr>
+                <w:t xml:space="preserve">Циан →</w:t>
+              </w:r>
+            </w:hyperlink>
           </w:p>
         </w:tc>
       </w:tr>
       <w:tr>
         <w:tc>
           <w:tcPr>
-            <w:tcW w:type="dxa" w:w="3300"/>
+            <w:tcW w:type="dxa" w:w="1550"/>
             <w:tcBorders>
               <w:top w:val="single" w:color="D9D4CB" w:sz="4"/>
               <w:left w:val="none" w:color="auto" w:sz="0"/>
@@ -12984,13 +13289,13 @@
                 <w:sz w:val="17"/>
                 <w:szCs w:val="17"/>
               </w:rPr>
-              <w:t xml:space="preserve">Все новостройки де-люкс, лоты в бетоне</w:t>
-            </w:r>
-          </w:p>
-        </w:tc>
-        <w:tc>
-          <w:tcPr>
-            <w:tcW w:type="dxa" w:w="800"/>
+              <w:t xml:space="preserve">«Лаврушинский»</w:t>
+            </w:r>
+          </w:p>
+        </w:tc>
+        <w:tc>
+          <w:tcPr>
+            <w:tcW w:type="dxa" w:w="900"/>
             <w:tcBorders>
               <w:top w:val="single" w:color="D9D4CB" w:sz="4"/>
               <w:left w:val="none" w:color="auto" w:sz="0"/>
@@ -13022,13 +13327,13 @@
                 <w:sz w:val="17"/>
                 <w:szCs w:val="17"/>
               </w:rPr>
-              <w:t xml:space="preserve">180</w:t>
-            </w:r>
-          </w:p>
-        </w:tc>
-        <w:tc>
-          <w:tcPr>
-            <w:tcW w:type="dxa" w:w="1100"/>
+              <w:t xml:space="preserve">105,0</w:t>
+            </w:r>
+          </w:p>
+        </w:tc>
+        <w:tc>
+          <w:tcPr>
+            <w:tcW w:type="dxa" w:w="700"/>
             <w:tcBorders>
               <w:top w:val="single" w:color="D9D4CB" w:sz="4"/>
               <w:left w:val="none" w:color="auto" w:sz="0"/>
@@ -13060,13 +13365,13 @@
                 <w:sz w:val="17"/>
                 <w:szCs w:val="17"/>
               </w:rPr>
-              <w:t xml:space="preserve">1–14</w:t>
-            </w:r>
-          </w:p>
-        </w:tc>
-        <w:tc>
-          <w:tcPr>
-            <w:tcW w:type="dxa" w:w="1050"/>
+              <w:t xml:space="preserve">2</w:t>
+            </w:r>
+          </w:p>
+        </w:tc>
+        <w:tc>
+          <w:tcPr>
+            <w:tcW w:type="dxa" w:w="900"/>
             <w:tcBorders>
               <w:top w:val="single" w:color="D9D4CB" w:sz="4"/>
               <w:left w:val="none" w:color="auto" w:sz="0"/>
@@ -13098,13 +13403,13 @@
                 <w:sz w:val="17"/>
                 <w:szCs w:val="17"/>
               </w:rPr>
-              <w:t xml:space="preserve">+6,03 %</w:t>
-            </w:r>
-          </w:p>
-        </w:tc>
-        <w:tc>
-          <w:tcPr>
-            <w:tcW w:type="dxa" w:w="1350"/>
+              <w:t xml:space="preserve">266,0</w:t>
+            </w:r>
+          </w:p>
+        </w:tc>
+        <w:tc>
+          <w:tcPr>
+            <w:tcW w:type="dxa" w:w="1150"/>
             <w:tcBorders>
               <w:top w:val="single" w:color="D9D4CB" w:sz="4"/>
               <w:left w:val="none" w:color="auto" w:sz="0"/>
@@ -13136,13 +13441,13 @@
                 <w:sz w:val="17"/>
                 <w:szCs w:val="17"/>
               </w:rPr>
-              <w:t xml:space="preserve">+1,7 %</w:t>
-            </w:r>
-          </w:p>
-        </w:tc>
-        <w:tc>
-          <w:tcPr>
-            <w:tcW w:type="dxa" w:w="700"/>
+              <w:t xml:space="preserve">2 533 619</w:t>
+            </w:r>
+          </w:p>
+        </w:tc>
+        <w:tc>
+          <w:tcPr>
+            <w:tcW w:type="dxa" w:w="1200"/>
             <w:tcBorders>
               <w:top w:val="single" w:color="D9D4CB" w:sz="4"/>
               <w:left w:val="none" w:color="auto" w:sz="0"/>
@@ -13174,13 +13479,13 @@
                 <w:sz w:val="17"/>
                 <w:szCs w:val="17"/>
               </w:rPr>
-              <w:t xml:space="preserve">0,52</w:t>
-            </w:r>
-          </w:p>
-        </w:tc>
-        <w:tc>
-          <w:tcPr>
-            <w:tcW w:type="dxa" w:w="1338"/>
+              <w:t xml:space="preserve">2 848 391</w:t>
+            </w:r>
+          </w:p>
+        </w:tc>
+        <w:tc>
+          <w:tcPr>
+            <w:tcW w:type="dxa" w:w="1150"/>
             <w:tcBorders>
               <w:top w:val="single" w:color="D9D4CB" w:sz="4"/>
               <w:left w:val="none" w:color="auto" w:sz="0"/>
@@ -13212,15 +13517,93 @@
                 <w:sz w:val="17"/>
                 <w:szCs w:val="17"/>
               </w:rPr>
-              <w:t xml:space="preserve">2 576 027</w:t>
-            </w:r>
+              <w:t xml:space="preserve">бетон</w:t>
+            </w:r>
+          </w:p>
+        </w:tc>
+        <w:tc>
+          <w:tcPr>
+            <w:tcW w:type="dxa" w:w="1200"/>
+            <w:tcBorders>
+              <w:top w:val="single" w:color="D9D4CB" w:sz="4"/>
+              <w:left w:val="none" w:color="auto" w:sz="0"/>
+              <w:bottom w:val="single" w:color="D9D4CB" w:sz="4"/>
+              <w:right w:val="none" w:color="auto" w:sz="0"/>
+            </w:tcBorders>
+            <w:shd w:fill="FBFAF8" w:color="auto" w:val="clear"/>
+            <w:tcMar>
+              <w:top w:type="dxa" w:w="52"/>
+              <w:left w:type="dxa" w:w="100"/>
+              <w:bottom w:type="dxa" w:w="52"/>
+              <w:right w:type="dxa" w:w="100"/>
+            </w:tcMar>
+            <w:vAlign w:val="center"/>
+          </w:tcPr>
+          <w:p>
+            <w:pPr>
+              <w:spacing w:after="0" w:line="240" w:lineRule="auto"/>
+              <w:jc w:val="center"/>
+            </w:pPr>
+            <w:r>
+              <w:rPr>
+                <w:rFonts w:ascii="Arial" w:cs="Arial" w:eastAsia="Arial" w:hAnsi="Arial"/>
+                <w:b w:val="false"/>
+                <w:bCs w:val="false"/>
+                <w:i w:val="false"/>
+                <w:iCs w:val="false"/>
+                <w:color w:val="2A2E38"/>
+                <w:sz w:val="17"/>
+                <w:szCs w:val="17"/>
+              </w:rPr>
+              <w:t xml:space="preserve">3 598 391</w:t>
+            </w:r>
+          </w:p>
+        </w:tc>
+        <w:tc>
+          <w:tcPr>
+            <w:tcW w:type="dxa" w:w="888"/>
+            <w:tcBorders>
+              <w:top w:val="single" w:color="D9D4CB" w:sz="4"/>
+              <w:left w:val="none" w:color="auto" w:sz="0"/>
+              <w:bottom w:val="single" w:color="D9D4CB" w:sz="4"/>
+              <w:right w:val="none" w:color="auto" w:sz="0"/>
+            </w:tcBorders>
+            <w:shd w:fill="FBFAF8" w:color="auto" w:val="clear"/>
+            <w:tcMar>
+              <w:top w:type="dxa" w:w="52"/>
+              <w:left w:type="dxa" w:w="100"/>
+              <w:bottom w:type="dxa" w:w="52"/>
+              <w:right w:type="dxa" w:w="100"/>
+            </w:tcMar>
+            <w:vAlign w:val="center"/>
+          </w:tcPr>
+          <w:p>
+            <w:pPr>
+              <w:spacing w:after="0" w:line="240" w:lineRule="auto"/>
+              <w:jc w:val="center"/>
+            </w:pPr>
+            <w:hyperlink w:history="1" r:id="rIdtuyzgqhh88u8mxrvxt-eq">
+              <w:r>
+                <w:rPr>
+                  <w:rFonts w:ascii="Arial" w:cs="Arial" w:eastAsia="Arial" w:hAnsi="Arial"/>
+                  <w:b w:val="false"/>
+                  <w:bCs w:val="false"/>
+                  <w:i w:val="false"/>
+                  <w:iCs w:val="false"/>
+                  <w:color w:val="2C5FA8"/>
+                  <w:sz w:val="17"/>
+                  <w:szCs w:val="17"/>
+                </w:rPr>
+                <w:t xml:space="preserve">Циан →</w:t>
+              </w:r>
+            </w:hyperlink>
           </w:p>
         </w:tc>
       </w:tr>
       <w:tr>
         <w:tc>
           <w:tcPr>
-            <w:tcW w:type="dxa" w:w="3300"/>
+            <w:tcW w:type="dxa" w:w="1550"/>
             <w:tcBorders>
               <w:top w:val="single" w:color="D9D4CB" w:sz="4"/>
               <w:left w:val="none" w:color="auto" w:sz="0"/>
@@ -13251,155 +13634,44 @@
                 <w:sz w:val="17"/>
                 <w:szCs w:val="17"/>
               </w:rPr>
-              <w:t xml:space="preserve">ЖК «Золотой» — без нашего лота</w:t>
-            </w:r>
-          </w:p>
-        </w:tc>
-        <w:tc>
-          <w:tcPr>
-            <w:tcW w:type="dxa" w:w="800"/>
-            <w:tcBorders>
-              <w:top w:val="single" w:color="D9D4CB" w:sz="4"/>
-              <w:left w:val="none" w:color="auto" w:sz="0"/>
-              <w:bottom w:val="single" w:color="D9D4CB" w:sz="4"/>
-              <w:right w:val="none" w:color="auto" w:sz="0"/>
-            </w:tcBorders>
-            <w:tcMar>
-              <w:top w:type="dxa" w:w="52"/>
-              <w:left w:type="dxa" w:w="100"/>
-              <w:bottom w:type="dxa" w:w="52"/>
-              <w:right w:type="dxa" w:w="100"/>
-            </w:tcMar>
-            <w:vAlign w:val="center"/>
-          </w:tcPr>
-          <w:p>
-            <w:pPr>
-              <w:spacing w:after="0" w:line="240" w:lineRule="auto"/>
-              <w:jc w:val="center"/>
-            </w:pPr>
-            <w:r>
-              <w:rPr>
-                <w:rFonts w:ascii="Arial" w:cs="Arial" w:eastAsia="Arial" w:hAnsi="Arial"/>
-                <w:b w:val="false"/>
-                <w:bCs w:val="false"/>
-                <w:i w:val="false"/>
-                <w:iCs w:val="false"/>
-                <w:color w:val="2A2E38"/>
-                <w:sz w:val="17"/>
-                <w:szCs w:val="17"/>
-              </w:rPr>
-              <w:t xml:space="preserve">11</w:t>
-            </w:r>
-          </w:p>
-        </w:tc>
-        <w:tc>
-          <w:tcPr>
-            <w:tcW w:type="dxa" w:w="1100"/>
-            <w:tcBorders>
-              <w:top w:val="single" w:color="D9D4CB" w:sz="4"/>
-              <w:left w:val="none" w:color="auto" w:sz="0"/>
-              <w:bottom w:val="single" w:color="D9D4CB" w:sz="4"/>
-              <w:right w:val="none" w:color="auto" w:sz="0"/>
-            </w:tcBorders>
-            <w:tcMar>
-              <w:top w:type="dxa" w:w="52"/>
-              <w:left w:type="dxa" w:w="100"/>
-              <w:bottom w:type="dxa" w:w="52"/>
-              <w:right w:type="dxa" w:w="100"/>
-            </w:tcMar>
-            <w:vAlign w:val="center"/>
-          </w:tcPr>
-          <w:p>
-            <w:pPr>
-              <w:spacing w:after="0" w:line="240" w:lineRule="auto"/>
-              <w:jc w:val="center"/>
-            </w:pPr>
-            <w:r>
-              <w:rPr>
-                <w:rFonts w:ascii="Arial" w:cs="Arial" w:eastAsia="Arial" w:hAnsi="Arial"/>
-                <w:b w:val="false"/>
-                <w:bCs w:val="false"/>
-                <w:i w:val="false"/>
-                <w:iCs w:val="false"/>
-                <w:color w:val="2A2E38"/>
-                <w:sz w:val="17"/>
-                <w:szCs w:val="17"/>
-              </w:rPr>
-              <w:t xml:space="preserve">1–5</w:t>
-            </w:r>
-          </w:p>
-        </w:tc>
-        <w:tc>
-          <w:tcPr>
-            <w:tcW w:type="dxa" w:w="1050"/>
-            <w:tcBorders>
-              <w:top w:val="single" w:color="D9D4CB" w:sz="4"/>
-              <w:left w:val="none" w:color="auto" w:sz="0"/>
-              <w:bottom w:val="single" w:color="D9D4CB" w:sz="4"/>
-              <w:right w:val="none" w:color="auto" w:sz="0"/>
-            </w:tcBorders>
-            <w:tcMar>
-              <w:top w:type="dxa" w:w="52"/>
-              <w:left w:type="dxa" w:w="100"/>
-              <w:bottom w:type="dxa" w:w="52"/>
-              <w:right w:type="dxa" w:w="100"/>
-            </w:tcMar>
-            <w:vAlign w:val="center"/>
-          </w:tcPr>
-          <w:p>
-            <w:pPr>
-              <w:spacing w:after="0" w:line="240" w:lineRule="auto"/>
-              <w:jc w:val="center"/>
-            </w:pPr>
-            <w:r>
-              <w:rPr>
-                <w:rFonts w:ascii="Arial" w:cs="Arial" w:eastAsia="Arial" w:hAnsi="Arial"/>
-                <w:b w:val="false"/>
-                <w:bCs w:val="false"/>
-                <w:i w:val="false"/>
-                <w:iCs w:val="false"/>
-                <w:color w:val="2A2E38"/>
-                <w:sz w:val="17"/>
-                <w:szCs w:val="17"/>
-              </w:rPr>
-              <w:t xml:space="preserve">-1,98 %</w:t>
-            </w:r>
-          </w:p>
-        </w:tc>
-        <w:tc>
-          <w:tcPr>
-            <w:tcW w:type="dxa" w:w="1350"/>
-            <w:tcBorders>
-              <w:top w:val="single" w:color="D9D4CB" w:sz="4"/>
-              <w:left w:val="none" w:color="auto" w:sz="0"/>
-              <w:bottom w:val="single" w:color="D9D4CB" w:sz="4"/>
-              <w:right w:val="none" w:color="auto" w:sz="0"/>
-            </w:tcBorders>
-            <w:tcMar>
-              <w:top w:type="dxa" w:w="52"/>
-              <w:left w:type="dxa" w:w="100"/>
-              <w:bottom w:type="dxa" w:w="52"/>
-              <w:right w:type="dxa" w:w="100"/>
-            </w:tcMar>
-            <w:vAlign w:val="center"/>
-          </w:tcPr>
-          <w:p>
-            <w:pPr>
-              <w:spacing w:after="0" w:line="240" w:lineRule="auto"/>
-              <w:jc w:val="center"/>
-            </w:pPr>
-            <w:r>
-              <w:rPr>
-                <w:rFonts w:ascii="Arial" w:cs="Arial" w:eastAsia="Arial" w:hAnsi="Arial"/>
-                <w:b w:val="false"/>
-                <w:bCs w:val="false"/>
-                <w:i w:val="false"/>
-                <w:iCs w:val="false"/>
-                <w:color w:val="2A2E38"/>
-                <w:sz w:val="17"/>
-                <w:szCs w:val="17"/>
-              </w:rPr>
-              <w:t xml:space="preserve">-3,9 %</w:t>
+              <w:t xml:space="preserve">DUO</w:t>
+            </w:r>
+          </w:p>
+        </w:tc>
+        <w:tc>
+          <w:tcPr>
+            <w:tcW w:type="dxa" w:w="900"/>
+            <w:tcBorders>
+              <w:top w:val="single" w:color="D9D4CB" w:sz="4"/>
+              <w:left w:val="none" w:color="auto" w:sz="0"/>
+              <w:bottom w:val="single" w:color="D9D4CB" w:sz="4"/>
+              <w:right w:val="none" w:color="auto" w:sz="0"/>
+            </w:tcBorders>
+            <w:tcMar>
+              <w:top w:type="dxa" w:w="52"/>
+              <w:left w:type="dxa" w:w="100"/>
+              <w:bottom w:type="dxa" w:w="52"/>
+              <w:right w:type="dxa" w:w="100"/>
+            </w:tcMar>
+            <w:vAlign w:val="center"/>
+          </w:tcPr>
+          <w:p>
+            <w:pPr>
+              <w:spacing w:after="0" w:line="240" w:lineRule="auto"/>
+              <w:jc w:val="center"/>
+            </w:pPr>
+            <w:r>
+              <w:rPr>
+                <w:rFonts w:ascii="Arial" w:cs="Arial" w:eastAsia="Arial" w:hAnsi="Arial"/>
+                <w:b w:val="false"/>
+                <w:bCs w:val="false"/>
+                <w:i w:val="false"/>
+                <w:iCs w:val="false"/>
+                <w:color w:val="2A2E38"/>
+                <w:sz w:val="17"/>
+                <w:szCs w:val="17"/>
+              </w:rPr>
+              <w:t xml:space="preserve">75,6</w:t>
             </w:r>
           </w:p>
         </w:tc>
@@ -13436,45 +13708,3310 @@
                 <w:sz w:val="17"/>
                 <w:szCs w:val="17"/>
               </w:rPr>
-              <w:t xml:space="preserve">0,39</w:t>
-            </w:r>
-          </w:p>
-        </w:tc>
-        <w:tc>
-          <w:tcPr>
-            <w:tcW w:type="dxa" w:w="1338"/>
-            <w:tcBorders>
-              <w:top w:val="single" w:color="D9D4CB" w:sz="4"/>
-              <w:left w:val="none" w:color="auto" w:sz="0"/>
-              <w:bottom w:val="single" w:color="D9D4CB" w:sz="4"/>
-              <w:right w:val="none" w:color="auto" w:sz="0"/>
-            </w:tcBorders>
-            <w:tcMar>
-              <w:top w:type="dxa" w:w="52"/>
-              <w:left w:type="dxa" w:w="100"/>
-              <w:bottom w:type="dxa" w:w="52"/>
-              <w:right w:type="dxa" w:w="100"/>
-            </w:tcMar>
-            <w:vAlign w:val="center"/>
-          </w:tcPr>
-          <w:p>
-            <w:pPr>
-              <w:spacing w:after="0" w:line="240" w:lineRule="auto"/>
-              <w:jc w:val="center"/>
-            </w:pPr>
-            <w:r>
-              <w:rPr>
-                <w:rFonts w:ascii="Arial" w:cs="Arial" w:eastAsia="Arial" w:hAnsi="Arial"/>
-                <w:b w:val="false"/>
-                <w:bCs w:val="false"/>
-                <w:i w:val="false"/>
-                <w:iCs w:val="false"/>
-                <w:color w:val="2A2E38"/>
-                <w:sz w:val="17"/>
-                <w:szCs w:val="17"/>
-              </w:rPr>
-              <w:t xml:space="preserve">3 408 152</w:t>
-            </w:r>
+              <w:t xml:space="preserve">5</w:t>
+            </w:r>
+          </w:p>
+        </w:tc>
+        <w:tc>
+          <w:tcPr>
+            <w:tcW w:type="dxa" w:w="900"/>
+            <w:tcBorders>
+              <w:top w:val="single" w:color="D9D4CB" w:sz="4"/>
+              <w:left w:val="none" w:color="auto" w:sz="0"/>
+              <w:bottom w:val="single" w:color="D9D4CB" w:sz="4"/>
+              <w:right w:val="none" w:color="auto" w:sz="0"/>
+            </w:tcBorders>
+            <w:tcMar>
+              <w:top w:type="dxa" w:w="52"/>
+              <w:left w:type="dxa" w:w="100"/>
+              <w:bottom w:type="dxa" w:w="52"/>
+              <w:right w:type="dxa" w:w="100"/>
+            </w:tcMar>
+            <w:vAlign w:val="center"/>
+          </w:tcPr>
+          <w:p>
+            <w:pPr>
+              <w:spacing w:after="0" w:line="240" w:lineRule="auto"/>
+              <w:jc w:val="center"/>
+            </w:pPr>
+            <w:r>
+              <w:rPr>
+                <w:rFonts w:ascii="Arial" w:cs="Arial" w:eastAsia="Arial" w:hAnsi="Arial"/>
+                <w:b w:val="false"/>
+                <w:bCs w:val="false"/>
+                <w:i w:val="false"/>
+                <w:iCs w:val="false"/>
+                <w:color w:val="2A2E38"/>
+                <w:sz w:val="17"/>
+                <w:szCs w:val="17"/>
+              </w:rPr>
+              <w:t xml:space="preserve">226,8</w:t>
+            </w:r>
+          </w:p>
+        </w:tc>
+        <w:tc>
+          <w:tcPr>
+            <w:tcW w:type="dxa" w:w="1150"/>
+            <w:tcBorders>
+              <w:top w:val="single" w:color="D9D4CB" w:sz="4"/>
+              <w:left w:val="none" w:color="auto" w:sz="0"/>
+              <w:bottom w:val="single" w:color="D9D4CB" w:sz="4"/>
+              <w:right w:val="none" w:color="auto" w:sz="0"/>
+            </w:tcBorders>
+            <w:tcMar>
+              <w:top w:type="dxa" w:w="52"/>
+              <w:left w:type="dxa" w:w="100"/>
+              <w:bottom w:type="dxa" w:w="52"/>
+              <w:right w:type="dxa" w:w="100"/>
+            </w:tcMar>
+            <w:vAlign w:val="center"/>
+          </w:tcPr>
+          <w:p>
+            <w:pPr>
+              <w:spacing w:after="0" w:line="240" w:lineRule="auto"/>
+              <w:jc w:val="center"/>
+            </w:pPr>
+            <w:r>
+              <w:rPr>
+                <w:rFonts w:ascii="Arial" w:cs="Arial" w:eastAsia="Arial" w:hAnsi="Arial"/>
+                <w:b w:val="false"/>
+                <w:bCs w:val="false"/>
+                <w:i w:val="false"/>
+                <w:iCs w:val="false"/>
+                <w:color w:val="2A2E38"/>
+                <w:sz w:val="17"/>
+                <w:szCs w:val="17"/>
+              </w:rPr>
+              <w:t xml:space="preserve">3 000 000</w:t>
+            </w:r>
+          </w:p>
+        </w:tc>
+        <w:tc>
+          <w:tcPr>
+            <w:tcW w:type="dxa" w:w="1200"/>
+            <w:tcBorders>
+              <w:top w:val="single" w:color="D9D4CB" w:sz="4"/>
+              <w:left w:val="none" w:color="auto" w:sz="0"/>
+              <w:bottom w:val="single" w:color="D9D4CB" w:sz="4"/>
+              <w:right w:val="none" w:color="auto" w:sz="0"/>
+            </w:tcBorders>
+            <w:tcMar>
+              <w:top w:type="dxa" w:w="52"/>
+              <w:left w:type="dxa" w:w="100"/>
+              <w:bottom w:type="dxa" w:w="52"/>
+              <w:right w:type="dxa" w:w="100"/>
+            </w:tcMar>
+            <w:vAlign w:val="center"/>
+          </w:tcPr>
+          <w:p>
+            <w:pPr>
+              <w:spacing w:after="0" w:line="240" w:lineRule="auto"/>
+              <w:jc w:val="center"/>
+            </w:pPr>
+            <w:r>
+              <w:rPr>
+                <w:rFonts w:ascii="Arial" w:cs="Arial" w:eastAsia="Arial" w:hAnsi="Arial"/>
+                <w:b w:val="false"/>
+                <w:bCs w:val="false"/>
+                <w:i w:val="false"/>
+                <w:iCs w:val="false"/>
+                <w:color w:val="2A2E38"/>
+                <w:sz w:val="17"/>
+                <w:szCs w:val="17"/>
+              </w:rPr>
+              <w:t xml:space="preserve">2 829 385</w:t>
+            </w:r>
+          </w:p>
+        </w:tc>
+        <w:tc>
+          <w:tcPr>
+            <w:tcW w:type="dxa" w:w="1150"/>
+            <w:tcBorders>
+              <w:top w:val="single" w:color="D9D4CB" w:sz="4"/>
+              <w:left w:val="none" w:color="auto" w:sz="0"/>
+              <w:bottom w:val="single" w:color="D9D4CB" w:sz="4"/>
+              <w:right w:val="none" w:color="auto" w:sz="0"/>
+            </w:tcBorders>
+            <w:tcMar>
+              <w:top w:type="dxa" w:w="52"/>
+              <w:left w:type="dxa" w:w="100"/>
+              <w:bottom w:type="dxa" w:w="52"/>
+              <w:right w:type="dxa" w:w="100"/>
+            </w:tcMar>
+            <w:vAlign w:val="center"/>
+          </w:tcPr>
+          <w:p>
+            <w:pPr>
+              <w:spacing w:after="0" w:line="240" w:lineRule="auto"/>
+              <w:jc w:val="center"/>
+            </w:pPr>
+            <w:r>
+              <w:rPr>
+                <w:rFonts w:ascii="Arial" w:cs="Arial" w:eastAsia="Arial" w:hAnsi="Arial"/>
+                <w:b w:val="false"/>
+                <w:bCs w:val="false"/>
+                <w:i w:val="false"/>
+                <w:iCs w:val="false"/>
+                <w:color w:val="2A2E38"/>
+                <w:sz w:val="17"/>
+                <w:szCs w:val="17"/>
+              </w:rPr>
+              <w:t xml:space="preserve">бетон</w:t>
+            </w:r>
+          </w:p>
+        </w:tc>
+        <w:tc>
+          <w:tcPr>
+            <w:tcW w:type="dxa" w:w="1200"/>
+            <w:tcBorders>
+              <w:top w:val="single" w:color="D9D4CB" w:sz="4"/>
+              <w:left w:val="none" w:color="auto" w:sz="0"/>
+              <w:bottom w:val="single" w:color="D9D4CB" w:sz="4"/>
+              <w:right w:val="none" w:color="auto" w:sz="0"/>
+            </w:tcBorders>
+            <w:tcMar>
+              <w:top w:type="dxa" w:w="52"/>
+              <w:left w:type="dxa" w:w="100"/>
+              <w:bottom w:type="dxa" w:w="52"/>
+              <w:right w:type="dxa" w:w="100"/>
+            </w:tcMar>
+            <w:vAlign w:val="center"/>
+          </w:tcPr>
+          <w:p>
+            <w:pPr>
+              <w:spacing w:after="0" w:line="240" w:lineRule="auto"/>
+              <w:jc w:val="center"/>
+            </w:pPr>
+            <w:r>
+              <w:rPr>
+                <w:rFonts w:ascii="Arial" w:cs="Arial" w:eastAsia="Arial" w:hAnsi="Arial"/>
+                <w:b w:val="false"/>
+                <w:bCs w:val="false"/>
+                <w:i w:val="false"/>
+                <w:iCs w:val="false"/>
+                <w:color w:val="2A2E38"/>
+                <w:sz w:val="17"/>
+                <w:szCs w:val="17"/>
+              </w:rPr>
+              <w:t xml:space="preserve">3 579 385</w:t>
+            </w:r>
+          </w:p>
+        </w:tc>
+        <w:tc>
+          <w:tcPr>
+            <w:tcW w:type="dxa" w:w="888"/>
+            <w:tcBorders>
+              <w:top w:val="single" w:color="D9D4CB" w:sz="4"/>
+              <w:left w:val="none" w:color="auto" w:sz="0"/>
+              <w:bottom w:val="single" w:color="D9D4CB" w:sz="4"/>
+              <w:right w:val="none" w:color="auto" w:sz="0"/>
+            </w:tcBorders>
+            <w:tcMar>
+              <w:top w:type="dxa" w:w="52"/>
+              <w:left w:type="dxa" w:w="100"/>
+              <w:bottom w:type="dxa" w:w="52"/>
+              <w:right w:type="dxa" w:w="100"/>
+            </w:tcMar>
+            <w:vAlign w:val="center"/>
+          </w:tcPr>
+          <w:p>
+            <w:pPr>
+              <w:spacing w:after="0" w:line="240" w:lineRule="auto"/>
+              <w:jc w:val="center"/>
+            </w:pPr>
+            <w:hyperlink w:history="1" r:id="rIdppj7mkduok8zb2ogq0wor">
+              <w:r>
+                <w:rPr>
+                  <w:rFonts w:ascii="Arial" w:cs="Arial" w:eastAsia="Arial" w:hAnsi="Arial"/>
+                  <w:b w:val="false"/>
+                  <w:bCs w:val="false"/>
+                  <w:i w:val="false"/>
+                  <w:iCs w:val="false"/>
+                  <w:color w:val="2C5FA8"/>
+                  <w:sz w:val="17"/>
+                  <w:szCs w:val="17"/>
+                </w:rPr>
+                <w:t xml:space="preserve">Циан →</w:t>
+              </w:r>
+            </w:hyperlink>
+          </w:p>
+        </w:tc>
+      </w:tr>
+      <w:tr>
+        <w:tc>
+          <w:tcPr>
+            <w:tcW w:type="dxa" w:w="1550"/>
+            <w:tcBorders>
+              <w:top w:val="single" w:color="D9D4CB" w:sz="4"/>
+              <w:left w:val="none" w:color="auto" w:sz="0"/>
+              <w:bottom w:val="single" w:color="D9D4CB" w:sz="4"/>
+              <w:right w:val="none" w:color="auto" w:sz="0"/>
+            </w:tcBorders>
+            <w:shd w:fill="FBFAF8" w:color="auto" w:val="clear"/>
+            <w:tcMar>
+              <w:top w:type="dxa" w:w="52"/>
+              <w:left w:type="dxa" w:w="100"/>
+              <w:bottom w:type="dxa" w:w="52"/>
+              <w:right w:type="dxa" w:w="100"/>
+            </w:tcMar>
+            <w:vAlign w:val="center"/>
+          </w:tcPr>
+          <w:p>
+            <w:pPr>
+              <w:spacing w:after="0" w:line="240" w:lineRule="auto"/>
+              <w:jc w:val="left"/>
+            </w:pPr>
+            <w:r>
+              <w:rPr>
+                <w:rFonts w:ascii="Arial" w:cs="Arial" w:eastAsia="Arial" w:hAnsi="Arial"/>
+                <w:b/>
+                <w:bCs/>
+                <w:i w:val="false"/>
+                <w:iCs w:val="false"/>
+                <w:color w:val="2A2E38"/>
+                <w:sz w:val="17"/>
+                <w:szCs w:val="17"/>
+              </w:rPr>
+              <w:t xml:space="preserve">«Лаврушинский»</w:t>
+            </w:r>
+          </w:p>
+        </w:tc>
+        <w:tc>
+          <w:tcPr>
+            <w:tcW w:type="dxa" w:w="900"/>
+            <w:tcBorders>
+              <w:top w:val="single" w:color="D9D4CB" w:sz="4"/>
+              <w:left w:val="none" w:color="auto" w:sz="0"/>
+              <w:bottom w:val="single" w:color="D9D4CB" w:sz="4"/>
+              <w:right w:val="none" w:color="auto" w:sz="0"/>
+            </w:tcBorders>
+            <w:shd w:fill="FBFAF8" w:color="auto" w:val="clear"/>
+            <w:tcMar>
+              <w:top w:type="dxa" w:w="52"/>
+              <w:left w:type="dxa" w:w="100"/>
+              <w:bottom w:type="dxa" w:w="52"/>
+              <w:right w:type="dxa" w:w="100"/>
+            </w:tcMar>
+            <w:vAlign w:val="center"/>
+          </w:tcPr>
+          <w:p>
+            <w:pPr>
+              <w:spacing w:after="0" w:line="240" w:lineRule="auto"/>
+              <w:jc w:val="center"/>
+            </w:pPr>
+            <w:r>
+              <w:rPr>
+                <w:rFonts w:ascii="Arial" w:cs="Arial" w:eastAsia="Arial" w:hAnsi="Arial"/>
+                <w:b w:val="false"/>
+                <w:bCs w:val="false"/>
+                <w:i w:val="false"/>
+                <w:iCs w:val="false"/>
+                <w:color w:val="2A2E38"/>
+                <w:sz w:val="17"/>
+                <w:szCs w:val="17"/>
+              </w:rPr>
+              <w:t xml:space="preserve">89,0</w:t>
+            </w:r>
+          </w:p>
+        </w:tc>
+        <w:tc>
+          <w:tcPr>
+            <w:tcW w:type="dxa" w:w="700"/>
+            <w:tcBorders>
+              <w:top w:val="single" w:color="D9D4CB" w:sz="4"/>
+              <w:left w:val="none" w:color="auto" w:sz="0"/>
+              <w:bottom w:val="single" w:color="D9D4CB" w:sz="4"/>
+              <w:right w:val="none" w:color="auto" w:sz="0"/>
+            </w:tcBorders>
+            <w:shd w:fill="FBFAF8" w:color="auto" w:val="clear"/>
+            <w:tcMar>
+              <w:top w:type="dxa" w:w="52"/>
+              <w:left w:type="dxa" w:w="100"/>
+              <w:bottom w:type="dxa" w:w="52"/>
+              <w:right w:type="dxa" w:w="100"/>
+            </w:tcMar>
+            <w:vAlign w:val="center"/>
+          </w:tcPr>
+          <w:p>
+            <w:pPr>
+              <w:spacing w:after="0" w:line="240" w:lineRule="auto"/>
+              <w:jc w:val="center"/>
+            </w:pPr>
+            <w:r>
+              <w:rPr>
+                <w:rFonts w:ascii="Arial" w:cs="Arial" w:eastAsia="Arial" w:hAnsi="Arial"/>
+                <w:b w:val="false"/>
+                <w:bCs w:val="false"/>
+                <w:i w:val="false"/>
+                <w:iCs w:val="false"/>
+                <w:color w:val="2A2E38"/>
+                <w:sz w:val="17"/>
+                <w:szCs w:val="17"/>
+              </w:rPr>
+              <w:t xml:space="preserve">7</w:t>
+            </w:r>
+          </w:p>
+        </w:tc>
+        <w:tc>
+          <w:tcPr>
+            <w:tcW w:type="dxa" w:w="900"/>
+            <w:tcBorders>
+              <w:top w:val="single" w:color="D9D4CB" w:sz="4"/>
+              <w:left w:val="none" w:color="auto" w:sz="0"/>
+              <w:bottom w:val="single" w:color="D9D4CB" w:sz="4"/>
+              <w:right w:val="none" w:color="auto" w:sz="0"/>
+            </w:tcBorders>
+            <w:shd w:fill="FBFAF8" w:color="auto" w:val="clear"/>
+            <w:tcMar>
+              <w:top w:type="dxa" w:w="52"/>
+              <w:left w:type="dxa" w:w="100"/>
+              <w:bottom w:type="dxa" w:w="52"/>
+              <w:right w:type="dxa" w:w="100"/>
+            </w:tcMar>
+            <w:vAlign w:val="center"/>
+          </w:tcPr>
+          <w:p>
+            <w:pPr>
+              <w:spacing w:after="0" w:line="240" w:lineRule="auto"/>
+              <w:jc w:val="center"/>
+            </w:pPr>
+            <w:r>
+              <w:rPr>
+                <w:rFonts w:ascii="Arial" w:cs="Arial" w:eastAsia="Arial" w:hAnsi="Arial"/>
+                <w:b w:val="false"/>
+                <w:bCs w:val="false"/>
+                <w:i w:val="false"/>
+                <w:iCs w:val="false"/>
+                <w:color w:val="2A2E38"/>
+                <w:sz w:val="17"/>
+                <w:szCs w:val="17"/>
+              </w:rPr>
+              <w:t xml:space="preserve">270,6</w:t>
+            </w:r>
+          </w:p>
+        </w:tc>
+        <w:tc>
+          <w:tcPr>
+            <w:tcW w:type="dxa" w:w="1150"/>
+            <w:tcBorders>
+              <w:top w:val="single" w:color="D9D4CB" w:sz="4"/>
+              <w:left w:val="none" w:color="auto" w:sz="0"/>
+              <w:bottom w:val="single" w:color="D9D4CB" w:sz="4"/>
+              <w:right w:val="none" w:color="auto" w:sz="0"/>
+            </w:tcBorders>
+            <w:shd w:fill="FBFAF8" w:color="auto" w:val="clear"/>
+            <w:tcMar>
+              <w:top w:type="dxa" w:w="52"/>
+              <w:left w:type="dxa" w:w="100"/>
+              <w:bottom w:type="dxa" w:w="52"/>
+              <w:right w:type="dxa" w:w="100"/>
+            </w:tcMar>
+            <w:vAlign w:val="center"/>
+          </w:tcPr>
+          <w:p>
+            <w:pPr>
+              <w:spacing w:after="0" w:line="240" w:lineRule="auto"/>
+              <w:jc w:val="center"/>
+            </w:pPr>
+            <w:r>
+              <w:rPr>
+                <w:rFonts w:ascii="Arial" w:cs="Arial" w:eastAsia="Arial" w:hAnsi="Arial"/>
+                <w:b w:val="false"/>
+                <w:bCs w:val="false"/>
+                <w:i w:val="false"/>
+                <w:iCs w:val="false"/>
+                <w:color w:val="2A2E38"/>
+                <w:sz w:val="17"/>
+                <w:szCs w:val="17"/>
+              </w:rPr>
+              <w:t xml:space="preserve">3 040 562</w:t>
+            </w:r>
+          </w:p>
+        </w:tc>
+        <w:tc>
+          <w:tcPr>
+            <w:tcW w:type="dxa" w:w="1200"/>
+            <w:tcBorders>
+              <w:top w:val="single" w:color="D9D4CB" w:sz="4"/>
+              <w:left w:val="none" w:color="auto" w:sz="0"/>
+              <w:bottom w:val="single" w:color="D9D4CB" w:sz="4"/>
+              <w:right w:val="none" w:color="auto" w:sz="0"/>
+            </w:tcBorders>
+            <w:shd w:fill="FBFAF8" w:color="auto" w:val="clear"/>
+            <w:tcMar>
+              <w:top w:type="dxa" w:w="52"/>
+              <w:left w:type="dxa" w:w="100"/>
+              <w:bottom w:type="dxa" w:w="52"/>
+              <w:right w:type="dxa" w:w="100"/>
+            </w:tcMar>
+            <w:vAlign w:val="center"/>
+          </w:tcPr>
+          <w:p>
+            <w:pPr>
+              <w:spacing w:after="0" w:line="240" w:lineRule="auto"/>
+              <w:jc w:val="center"/>
+            </w:pPr>
+            <w:r>
+              <w:rPr>
+                <w:rFonts w:ascii="Arial" w:cs="Arial" w:eastAsia="Arial" w:hAnsi="Arial"/>
+                <w:b w:val="false"/>
+                <w:bCs w:val="false"/>
+                <w:i w:val="false"/>
+                <w:iCs w:val="false"/>
+                <w:color w:val="2A2E38"/>
+                <w:sz w:val="17"/>
+                <w:szCs w:val="17"/>
+              </w:rPr>
+              <w:t xml:space="preserve">2 550 741</w:t>
+            </w:r>
+          </w:p>
+        </w:tc>
+        <w:tc>
+          <w:tcPr>
+            <w:tcW w:type="dxa" w:w="1150"/>
+            <w:tcBorders>
+              <w:top w:val="single" w:color="D9D4CB" w:sz="4"/>
+              <w:left w:val="none" w:color="auto" w:sz="0"/>
+              <w:bottom w:val="single" w:color="D9D4CB" w:sz="4"/>
+              <w:right w:val="none" w:color="auto" w:sz="0"/>
+            </w:tcBorders>
+            <w:shd w:fill="FBFAF8" w:color="auto" w:val="clear"/>
+            <w:tcMar>
+              <w:top w:type="dxa" w:w="52"/>
+              <w:left w:type="dxa" w:w="100"/>
+              <w:bottom w:type="dxa" w:w="52"/>
+              <w:right w:type="dxa" w:w="100"/>
+            </w:tcMar>
+            <w:vAlign w:val="center"/>
+          </w:tcPr>
+          <w:p>
+            <w:pPr>
+              <w:spacing w:after="0" w:line="240" w:lineRule="auto"/>
+              <w:jc w:val="center"/>
+            </w:pPr>
+            <w:r>
+              <w:rPr>
+                <w:rFonts w:ascii="Arial" w:cs="Arial" w:eastAsia="Arial" w:hAnsi="Arial"/>
+                <w:b w:val="false"/>
+                <w:bCs w:val="false"/>
+                <w:i w:val="false"/>
+                <w:iCs w:val="false"/>
+                <w:color w:val="2A2E38"/>
+                <w:sz w:val="17"/>
+                <w:szCs w:val="17"/>
+              </w:rPr>
+              <w:t xml:space="preserve">бетон</w:t>
+            </w:r>
+          </w:p>
+        </w:tc>
+        <w:tc>
+          <w:tcPr>
+            <w:tcW w:type="dxa" w:w="1200"/>
+            <w:tcBorders>
+              <w:top w:val="single" w:color="D9D4CB" w:sz="4"/>
+              <w:left w:val="none" w:color="auto" w:sz="0"/>
+              <w:bottom w:val="single" w:color="D9D4CB" w:sz="4"/>
+              <w:right w:val="none" w:color="auto" w:sz="0"/>
+            </w:tcBorders>
+            <w:shd w:fill="FBFAF8" w:color="auto" w:val="clear"/>
+            <w:tcMar>
+              <w:top w:type="dxa" w:w="52"/>
+              <w:left w:type="dxa" w:w="100"/>
+              <w:bottom w:type="dxa" w:w="52"/>
+              <w:right w:type="dxa" w:w="100"/>
+            </w:tcMar>
+            <w:vAlign w:val="center"/>
+          </w:tcPr>
+          <w:p>
+            <w:pPr>
+              <w:spacing w:after="0" w:line="240" w:lineRule="auto"/>
+              <w:jc w:val="center"/>
+            </w:pPr>
+            <w:r>
+              <w:rPr>
+                <w:rFonts w:ascii="Arial" w:cs="Arial" w:eastAsia="Arial" w:hAnsi="Arial"/>
+                <w:b w:val="false"/>
+                <w:bCs w:val="false"/>
+                <w:i w:val="false"/>
+                <w:iCs w:val="false"/>
+                <w:color w:val="2A2E38"/>
+                <w:sz w:val="17"/>
+                <w:szCs w:val="17"/>
+              </w:rPr>
+              <w:t xml:space="preserve">3 300 741</w:t>
+            </w:r>
+          </w:p>
+        </w:tc>
+        <w:tc>
+          <w:tcPr>
+            <w:tcW w:type="dxa" w:w="888"/>
+            <w:tcBorders>
+              <w:top w:val="single" w:color="D9D4CB" w:sz="4"/>
+              <w:left w:val="none" w:color="auto" w:sz="0"/>
+              <w:bottom w:val="single" w:color="D9D4CB" w:sz="4"/>
+              <w:right w:val="none" w:color="auto" w:sz="0"/>
+            </w:tcBorders>
+            <w:shd w:fill="FBFAF8" w:color="auto" w:val="clear"/>
+            <w:tcMar>
+              <w:top w:type="dxa" w:w="52"/>
+              <w:left w:type="dxa" w:w="100"/>
+              <w:bottom w:type="dxa" w:w="52"/>
+              <w:right w:type="dxa" w:w="100"/>
+            </w:tcMar>
+            <w:vAlign w:val="center"/>
+          </w:tcPr>
+          <w:p>
+            <w:pPr>
+              <w:spacing w:after="0" w:line="240" w:lineRule="auto"/>
+              <w:jc w:val="center"/>
+            </w:pPr>
+            <w:hyperlink w:history="1" r:id="rIdckq0x2gwm9mbwt_klz6jk">
+              <w:r>
+                <w:rPr>
+                  <w:rFonts w:ascii="Arial" w:cs="Arial" w:eastAsia="Arial" w:hAnsi="Arial"/>
+                  <w:b w:val="false"/>
+                  <w:bCs w:val="false"/>
+                  <w:i w:val="false"/>
+                  <w:iCs w:val="false"/>
+                  <w:color w:val="2C5FA8"/>
+                  <w:sz w:val="17"/>
+                  <w:szCs w:val="17"/>
+                </w:rPr>
+                <w:t xml:space="preserve">Циан →</w:t>
+              </w:r>
+            </w:hyperlink>
+          </w:p>
+        </w:tc>
+      </w:tr>
+      <w:tr>
+        <w:tc>
+          <w:tcPr>
+            <w:tcW w:type="dxa" w:w="1550"/>
+            <w:tcBorders>
+              <w:top w:val="single" w:color="D9D4CB" w:sz="4"/>
+              <w:left w:val="none" w:color="auto" w:sz="0"/>
+              <w:bottom w:val="single" w:color="D9D4CB" w:sz="4"/>
+              <w:right w:val="none" w:color="auto" w:sz="0"/>
+            </w:tcBorders>
+            <w:tcMar>
+              <w:top w:type="dxa" w:w="52"/>
+              <w:left w:type="dxa" w:w="100"/>
+              <w:bottom w:type="dxa" w:w="52"/>
+              <w:right w:type="dxa" w:w="100"/>
+            </w:tcMar>
+            <w:vAlign w:val="center"/>
+          </w:tcPr>
+          <w:p>
+            <w:pPr>
+              <w:spacing w:after="0" w:line="240" w:lineRule="auto"/>
+              <w:jc w:val="left"/>
+            </w:pPr>
+            <w:r>
+              <w:rPr>
+                <w:rFonts w:ascii="Arial" w:cs="Arial" w:eastAsia="Arial" w:hAnsi="Arial"/>
+                <w:b/>
+                <w:bCs/>
+                <w:i w:val="false"/>
+                <w:iCs w:val="false"/>
+                <w:color w:val="2A2E38"/>
+                <w:sz w:val="17"/>
+                <w:szCs w:val="17"/>
+              </w:rPr>
+              <w:t xml:space="preserve">«Лаврушинский»</w:t>
+            </w:r>
+          </w:p>
+        </w:tc>
+        <w:tc>
+          <w:tcPr>
+            <w:tcW w:type="dxa" w:w="900"/>
+            <w:tcBorders>
+              <w:top w:val="single" w:color="D9D4CB" w:sz="4"/>
+              <w:left w:val="none" w:color="auto" w:sz="0"/>
+              <w:bottom w:val="single" w:color="D9D4CB" w:sz="4"/>
+              <w:right w:val="none" w:color="auto" w:sz="0"/>
+            </w:tcBorders>
+            <w:tcMar>
+              <w:top w:type="dxa" w:w="52"/>
+              <w:left w:type="dxa" w:w="100"/>
+              <w:bottom w:type="dxa" w:w="52"/>
+              <w:right w:type="dxa" w:w="100"/>
+            </w:tcMar>
+            <w:vAlign w:val="center"/>
+          </w:tcPr>
+          <w:p>
+            <w:pPr>
+              <w:spacing w:after="0" w:line="240" w:lineRule="auto"/>
+              <w:jc w:val="center"/>
+            </w:pPr>
+            <w:r>
+              <w:rPr>
+                <w:rFonts w:ascii="Arial" w:cs="Arial" w:eastAsia="Arial" w:hAnsi="Arial"/>
+                <w:b w:val="false"/>
+                <w:bCs w:val="false"/>
+                <w:i w:val="false"/>
+                <w:iCs w:val="false"/>
+                <w:color w:val="2A2E38"/>
+                <w:sz w:val="17"/>
+                <w:szCs w:val="17"/>
+              </w:rPr>
+              <w:t xml:space="preserve">86,0</w:t>
+            </w:r>
+          </w:p>
+        </w:tc>
+        <w:tc>
+          <w:tcPr>
+            <w:tcW w:type="dxa" w:w="700"/>
+            <w:tcBorders>
+              <w:top w:val="single" w:color="D9D4CB" w:sz="4"/>
+              <w:left w:val="none" w:color="auto" w:sz="0"/>
+              <w:bottom w:val="single" w:color="D9D4CB" w:sz="4"/>
+              <w:right w:val="none" w:color="auto" w:sz="0"/>
+            </w:tcBorders>
+            <w:tcMar>
+              <w:top w:type="dxa" w:w="52"/>
+              <w:left w:type="dxa" w:w="100"/>
+              <w:bottom w:type="dxa" w:w="52"/>
+              <w:right w:type="dxa" w:w="100"/>
+            </w:tcMar>
+            <w:vAlign w:val="center"/>
+          </w:tcPr>
+          <w:p>
+            <w:pPr>
+              <w:spacing w:after="0" w:line="240" w:lineRule="auto"/>
+              <w:jc w:val="center"/>
+            </w:pPr>
+            <w:r>
+              <w:rPr>
+                <w:rFonts w:ascii="Arial" w:cs="Arial" w:eastAsia="Arial" w:hAnsi="Arial"/>
+                <w:b w:val="false"/>
+                <w:bCs w:val="false"/>
+                <w:i w:val="false"/>
+                <w:iCs w:val="false"/>
+                <w:color w:val="2A2E38"/>
+                <w:sz w:val="17"/>
+                <w:szCs w:val="17"/>
+              </w:rPr>
+              <w:t xml:space="preserve">8</w:t>
+            </w:r>
+          </w:p>
+        </w:tc>
+        <w:tc>
+          <w:tcPr>
+            <w:tcW w:type="dxa" w:w="900"/>
+            <w:tcBorders>
+              <w:top w:val="single" w:color="D9D4CB" w:sz="4"/>
+              <w:left w:val="none" w:color="auto" w:sz="0"/>
+              <w:bottom w:val="single" w:color="D9D4CB" w:sz="4"/>
+              <w:right w:val="none" w:color="auto" w:sz="0"/>
+            </w:tcBorders>
+            <w:tcMar>
+              <w:top w:type="dxa" w:w="52"/>
+              <w:left w:type="dxa" w:w="100"/>
+              <w:bottom w:type="dxa" w:w="52"/>
+              <w:right w:type="dxa" w:w="100"/>
+            </w:tcMar>
+            <w:vAlign w:val="center"/>
+          </w:tcPr>
+          <w:p>
+            <w:pPr>
+              <w:spacing w:after="0" w:line="240" w:lineRule="auto"/>
+              <w:jc w:val="center"/>
+            </w:pPr>
+            <w:r>
+              <w:rPr>
+                <w:rFonts w:ascii="Arial" w:cs="Arial" w:eastAsia="Arial" w:hAnsi="Arial"/>
+                <w:b w:val="false"/>
+                <w:bCs w:val="false"/>
+                <w:i w:val="false"/>
+                <w:iCs w:val="false"/>
+                <w:color w:val="2A2E38"/>
+                <w:sz w:val="17"/>
+                <w:szCs w:val="17"/>
+              </w:rPr>
+              <w:t xml:space="preserve">276,7</w:t>
+            </w:r>
+          </w:p>
+        </w:tc>
+        <w:tc>
+          <w:tcPr>
+            <w:tcW w:type="dxa" w:w="1150"/>
+            <w:tcBorders>
+              <w:top w:val="single" w:color="D9D4CB" w:sz="4"/>
+              <w:left w:val="none" w:color="auto" w:sz="0"/>
+              <w:bottom w:val="single" w:color="D9D4CB" w:sz="4"/>
+              <w:right w:val="none" w:color="auto" w:sz="0"/>
+            </w:tcBorders>
+            <w:tcMar>
+              <w:top w:type="dxa" w:w="52"/>
+              <w:left w:type="dxa" w:w="100"/>
+              <w:bottom w:type="dxa" w:w="52"/>
+              <w:right w:type="dxa" w:w="100"/>
+            </w:tcMar>
+            <w:vAlign w:val="center"/>
+          </w:tcPr>
+          <w:p>
+            <w:pPr>
+              <w:spacing w:after="0" w:line="240" w:lineRule="auto"/>
+              <w:jc w:val="center"/>
+            </w:pPr>
+            <w:r>
+              <w:rPr>
+                <w:rFonts w:ascii="Arial" w:cs="Arial" w:eastAsia="Arial" w:hAnsi="Arial"/>
+                <w:b w:val="false"/>
+                <w:bCs w:val="false"/>
+                <w:i w:val="false"/>
+                <w:iCs w:val="false"/>
+                <w:color w:val="2A2E38"/>
+                <w:sz w:val="17"/>
+                <w:szCs w:val="17"/>
+              </w:rPr>
+              <w:t xml:space="preserve">3 216 977</w:t>
+            </w:r>
+          </w:p>
+        </w:tc>
+        <w:tc>
+          <w:tcPr>
+            <w:tcW w:type="dxa" w:w="1200"/>
+            <w:tcBorders>
+              <w:top w:val="single" w:color="D9D4CB" w:sz="4"/>
+              <w:left w:val="none" w:color="auto" w:sz="0"/>
+              <w:bottom w:val="single" w:color="D9D4CB" w:sz="4"/>
+              <w:right w:val="none" w:color="auto" w:sz="0"/>
+            </w:tcBorders>
+            <w:tcMar>
+              <w:top w:type="dxa" w:w="52"/>
+              <w:left w:type="dxa" w:w="100"/>
+              <w:bottom w:type="dxa" w:w="52"/>
+              <w:right w:type="dxa" w:w="100"/>
+            </w:tcMar>
+            <w:vAlign w:val="center"/>
+          </w:tcPr>
+          <w:p>
+            <w:pPr>
+              <w:spacing w:after="0" w:line="240" w:lineRule="auto"/>
+              <w:jc w:val="center"/>
+            </w:pPr>
+            <w:r>
+              <w:rPr>
+                <w:rFonts w:ascii="Arial" w:cs="Arial" w:eastAsia="Arial" w:hAnsi="Arial"/>
+                <w:b w:val="false"/>
+                <w:bCs w:val="false"/>
+                <w:i w:val="false"/>
+                <w:iCs w:val="false"/>
+                <w:color w:val="2A2E38"/>
+                <w:sz w:val="17"/>
+                <w:szCs w:val="17"/>
+              </w:rPr>
+              <w:t xml:space="preserve">2 545 255</w:t>
+            </w:r>
+          </w:p>
+        </w:tc>
+        <w:tc>
+          <w:tcPr>
+            <w:tcW w:type="dxa" w:w="1150"/>
+            <w:tcBorders>
+              <w:top w:val="single" w:color="D9D4CB" w:sz="4"/>
+              <w:left w:val="none" w:color="auto" w:sz="0"/>
+              <w:bottom w:val="single" w:color="D9D4CB" w:sz="4"/>
+              <w:right w:val="none" w:color="auto" w:sz="0"/>
+            </w:tcBorders>
+            <w:tcMar>
+              <w:top w:type="dxa" w:w="52"/>
+              <w:left w:type="dxa" w:w="100"/>
+              <w:bottom w:type="dxa" w:w="52"/>
+              <w:right w:type="dxa" w:w="100"/>
+            </w:tcMar>
+            <w:vAlign w:val="center"/>
+          </w:tcPr>
+          <w:p>
+            <w:pPr>
+              <w:spacing w:after="0" w:line="240" w:lineRule="auto"/>
+              <w:jc w:val="center"/>
+            </w:pPr>
+            <w:r>
+              <w:rPr>
+                <w:rFonts w:ascii="Arial" w:cs="Arial" w:eastAsia="Arial" w:hAnsi="Arial"/>
+                <w:b w:val="false"/>
+                <w:bCs w:val="false"/>
+                <w:i w:val="false"/>
+                <w:iCs w:val="false"/>
+                <w:color w:val="2A2E38"/>
+                <w:sz w:val="17"/>
+                <w:szCs w:val="17"/>
+              </w:rPr>
+              <w:t xml:space="preserve">бетон</w:t>
+            </w:r>
+          </w:p>
+        </w:tc>
+        <w:tc>
+          <w:tcPr>
+            <w:tcW w:type="dxa" w:w="1200"/>
+            <w:tcBorders>
+              <w:top w:val="single" w:color="D9D4CB" w:sz="4"/>
+              <w:left w:val="none" w:color="auto" w:sz="0"/>
+              <w:bottom w:val="single" w:color="D9D4CB" w:sz="4"/>
+              <w:right w:val="none" w:color="auto" w:sz="0"/>
+            </w:tcBorders>
+            <w:tcMar>
+              <w:top w:type="dxa" w:w="52"/>
+              <w:left w:type="dxa" w:w="100"/>
+              <w:bottom w:type="dxa" w:w="52"/>
+              <w:right w:type="dxa" w:w="100"/>
+            </w:tcMar>
+            <w:vAlign w:val="center"/>
+          </w:tcPr>
+          <w:p>
+            <w:pPr>
+              <w:spacing w:after="0" w:line="240" w:lineRule="auto"/>
+              <w:jc w:val="center"/>
+            </w:pPr>
+            <w:r>
+              <w:rPr>
+                <w:rFonts w:ascii="Arial" w:cs="Arial" w:eastAsia="Arial" w:hAnsi="Arial"/>
+                <w:b w:val="false"/>
+                <w:bCs w:val="false"/>
+                <w:i w:val="false"/>
+                <w:iCs w:val="false"/>
+                <w:color w:val="2A2E38"/>
+                <w:sz w:val="17"/>
+                <w:szCs w:val="17"/>
+              </w:rPr>
+              <w:t xml:space="preserve">3 295 255</w:t>
+            </w:r>
+          </w:p>
+        </w:tc>
+        <w:tc>
+          <w:tcPr>
+            <w:tcW w:type="dxa" w:w="888"/>
+            <w:tcBorders>
+              <w:top w:val="single" w:color="D9D4CB" w:sz="4"/>
+              <w:left w:val="none" w:color="auto" w:sz="0"/>
+              <w:bottom w:val="single" w:color="D9D4CB" w:sz="4"/>
+              <w:right w:val="none" w:color="auto" w:sz="0"/>
+            </w:tcBorders>
+            <w:tcMar>
+              <w:top w:type="dxa" w:w="52"/>
+              <w:left w:type="dxa" w:w="100"/>
+              <w:bottom w:type="dxa" w:w="52"/>
+              <w:right w:type="dxa" w:w="100"/>
+            </w:tcMar>
+            <w:vAlign w:val="center"/>
+          </w:tcPr>
+          <w:p>
+            <w:pPr>
+              <w:spacing w:after="0" w:line="240" w:lineRule="auto"/>
+              <w:jc w:val="center"/>
+            </w:pPr>
+            <w:hyperlink w:history="1" r:id="rIdv3ehh-cc8zxwxletjanef">
+              <w:r>
+                <w:rPr>
+                  <w:rFonts w:ascii="Arial" w:cs="Arial" w:eastAsia="Arial" w:hAnsi="Arial"/>
+                  <w:b w:val="false"/>
+                  <w:bCs w:val="false"/>
+                  <w:i w:val="false"/>
+                  <w:iCs w:val="false"/>
+                  <w:color w:val="2C5FA8"/>
+                  <w:sz w:val="17"/>
+                  <w:szCs w:val="17"/>
+                </w:rPr>
+                <w:t xml:space="preserve">Циан →</w:t>
+              </w:r>
+            </w:hyperlink>
+          </w:p>
+        </w:tc>
+      </w:tr>
+      <w:tr>
+        <w:tc>
+          <w:tcPr>
+            <w:tcW w:type="dxa" w:w="1550"/>
+            <w:tcBorders>
+              <w:top w:val="single" w:color="D9D4CB" w:sz="4"/>
+              <w:left w:val="none" w:color="auto" w:sz="0"/>
+              <w:bottom w:val="single" w:color="D9D4CB" w:sz="4"/>
+              <w:right w:val="none" w:color="auto" w:sz="0"/>
+            </w:tcBorders>
+            <w:shd w:fill="FBFAF8" w:color="auto" w:val="clear"/>
+            <w:tcMar>
+              <w:top w:type="dxa" w:w="52"/>
+              <w:left w:type="dxa" w:w="100"/>
+              <w:bottom w:type="dxa" w:w="52"/>
+              <w:right w:type="dxa" w:w="100"/>
+            </w:tcMar>
+            <w:vAlign w:val="center"/>
+          </w:tcPr>
+          <w:p>
+            <w:pPr>
+              <w:spacing w:after="0" w:line="240" w:lineRule="auto"/>
+              <w:jc w:val="left"/>
+            </w:pPr>
+            <w:r>
+              <w:rPr>
+                <w:rFonts w:ascii="Arial" w:cs="Arial" w:eastAsia="Arial" w:hAnsi="Arial"/>
+                <w:b/>
+                <w:bCs/>
+                <w:i w:val="false"/>
+                <w:iCs w:val="false"/>
+                <w:color w:val="2A2E38"/>
+                <w:sz w:val="17"/>
+                <w:szCs w:val="17"/>
+              </w:rPr>
+              <w:t xml:space="preserve">«Лаврушинский»</w:t>
+            </w:r>
+          </w:p>
+        </w:tc>
+        <w:tc>
+          <w:tcPr>
+            <w:tcW w:type="dxa" w:w="900"/>
+            <w:tcBorders>
+              <w:top w:val="single" w:color="D9D4CB" w:sz="4"/>
+              <w:left w:val="none" w:color="auto" w:sz="0"/>
+              <w:bottom w:val="single" w:color="D9D4CB" w:sz="4"/>
+              <w:right w:val="none" w:color="auto" w:sz="0"/>
+            </w:tcBorders>
+            <w:shd w:fill="FBFAF8" w:color="auto" w:val="clear"/>
+            <w:tcMar>
+              <w:top w:type="dxa" w:w="52"/>
+              <w:left w:type="dxa" w:w="100"/>
+              <w:bottom w:type="dxa" w:w="52"/>
+              <w:right w:type="dxa" w:w="100"/>
+            </w:tcMar>
+            <w:vAlign w:val="center"/>
+          </w:tcPr>
+          <w:p>
+            <w:pPr>
+              <w:spacing w:after="0" w:line="240" w:lineRule="auto"/>
+              <w:jc w:val="center"/>
+            </w:pPr>
+            <w:r>
+              <w:rPr>
+                <w:rFonts w:ascii="Arial" w:cs="Arial" w:eastAsia="Arial" w:hAnsi="Arial"/>
+                <w:b w:val="false"/>
+                <w:bCs w:val="false"/>
+                <w:i w:val="false"/>
+                <w:iCs w:val="false"/>
+                <w:color w:val="2A2E38"/>
+                <w:sz w:val="17"/>
+                <w:szCs w:val="17"/>
+              </w:rPr>
+              <w:t xml:space="preserve">88,0</w:t>
+            </w:r>
+          </w:p>
+        </w:tc>
+        <w:tc>
+          <w:tcPr>
+            <w:tcW w:type="dxa" w:w="700"/>
+            <w:tcBorders>
+              <w:top w:val="single" w:color="D9D4CB" w:sz="4"/>
+              <w:left w:val="none" w:color="auto" w:sz="0"/>
+              <w:bottom w:val="single" w:color="D9D4CB" w:sz="4"/>
+              <w:right w:val="none" w:color="auto" w:sz="0"/>
+            </w:tcBorders>
+            <w:shd w:fill="FBFAF8" w:color="auto" w:val="clear"/>
+            <w:tcMar>
+              <w:top w:type="dxa" w:w="52"/>
+              <w:left w:type="dxa" w:w="100"/>
+              <w:bottom w:type="dxa" w:w="52"/>
+              <w:right w:type="dxa" w:w="100"/>
+            </w:tcMar>
+            <w:vAlign w:val="center"/>
+          </w:tcPr>
+          <w:p>
+            <w:pPr>
+              <w:spacing w:after="0" w:line="240" w:lineRule="auto"/>
+              <w:jc w:val="center"/>
+            </w:pPr>
+            <w:r>
+              <w:rPr>
+                <w:rFonts w:ascii="Arial" w:cs="Arial" w:eastAsia="Arial" w:hAnsi="Arial"/>
+                <w:b w:val="false"/>
+                <w:bCs w:val="false"/>
+                <w:i w:val="false"/>
+                <w:iCs w:val="false"/>
+                <w:color w:val="2A2E38"/>
+                <w:sz w:val="17"/>
+                <w:szCs w:val="17"/>
+              </w:rPr>
+              <w:t xml:space="preserve">6</w:t>
+            </w:r>
+          </w:p>
+        </w:tc>
+        <w:tc>
+          <w:tcPr>
+            <w:tcW w:type="dxa" w:w="900"/>
+            <w:tcBorders>
+              <w:top w:val="single" w:color="D9D4CB" w:sz="4"/>
+              <w:left w:val="none" w:color="auto" w:sz="0"/>
+              <w:bottom w:val="single" w:color="D9D4CB" w:sz="4"/>
+              <w:right w:val="none" w:color="auto" w:sz="0"/>
+            </w:tcBorders>
+            <w:shd w:fill="FBFAF8" w:color="auto" w:val="clear"/>
+            <w:tcMar>
+              <w:top w:type="dxa" w:w="52"/>
+              <w:left w:type="dxa" w:w="100"/>
+              <w:bottom w:type="dxa" w:w="52"/>
+              <w:right w:type="dxa" w:w="100"/>
+            </w:tcMar>
+            <w:vAlign w:val="center"/>
+          </w:tcPr>
+          <w:p>
+            <w:pPr>
+              <w:spacing w:after="0" w:line="240" w:lineRule="auto"/>
+              <w:jc w:val="center"/>
+            </w:pPr>
+            <w:r>
+              <w:rPr>
+                <w:rFonts w:ascii="Arial" w:cs="Arial" w:eastAsia="Arial" w:hAnsi="Arial"/>
+                <w:b w:val="false"/>
+                <w:bCs w:val="false"/>
+                <w:i w:val="false"/>
+                <w:iCs w:val="false"/>
+                <w:color w:val="2A2E38"/>
+                <w:sz w:val="17"/>
+                <w:szCs w:val="17"/>
+              </w:rPr>
+              <w:t xml:space="preserve">246,9</w:t>
+            </w:r>
+          </w:p>
+        </w:tc>
+        <w:tc>
+          <w:tcPr>
+            <w:tcW w:type="dxa" w:w="1150"/>
+            <w:tcBorders>
+              <w:top w:val="single" w:color="D9D4CB" w:sz="4"/>
+              <w:left w:val="none" w:color="auto" w:sz="0"/>
+              <w:bottom w:val="single" w:color="D9D4CB" w:sz="4"/>
+              <w:right w:val="none" w:color="auto" w:sz="0"/>
+            </w:tcBorders>
+            <w:shd w:fill="FBFAF8" w:color="auto" w:val="clear"/>
+            <w:tcMar>
+              <w:top w:type="dxa" w:w="52"/>
+              <w:left w:type="dxa" w:w="100"/>
+              <w:bottom w:type="dxa" w:w="52"/>
+              <w:right w:type="dxa" w:w="100"/>
+            </w:tcMar>
+            <w:vAlign w:val="center"/>
+          </w:tcPr>
+          <w:p>
+            <w:pPr>
+              <w:spacing w:after="0" w:line="240" w:lineRule="auto"/>
+              <w:jc w:val="center"/>
+            </w:pPr>
+            <w:r>
+              <w:rPr>
+                <w:rFonts w:ascii="Arial" w:cs="Arial" w:eastAsia="Arial" w:hAnsi="Arial"/>
+                <w:b w:val="false"/>
+                <w:bCs w:val="false"/>
+                <w:i w:val="false"/>
+                <w:iCs w:val="false"/>
+                <w:color w:val="2A2E38"/>
+                <w:sz w:val="17"/>
+                <w:szCs w:val="17"/>
+              </w:rPr>
+              <w:t xml:space="preserve">2 805 227</w:t>
+            </w:r>
+          </w:p>
+        </w:tc>
+        <w:tc>
+          <w:tcPr>
+            <w:tcW w:type="dxa" w:w="1200"/>
+            <w:tcBorders>
+              <w:top w:val="single" w:color="D9D4CB" w:sz="4"/>
+              <w:left w:val="none" w:color="auto" w:sz="0"/>
+              <w:bottom w:val="single" w:color="D9D4CB" w:sz="4"/>
+              <w:right w:val="none" w:color="auto" w:sz="0"/>
+            </w:tcBorders>
+            <w:shd w:fill="FBFAF8" w:color="auto" w:val="clear"/>
+            <w:tcMar>
+              <w:top w:type="dxa" w:w="52"/>
+              <w:left w:type="dxa" w:w="100"/>
+              <w:bottom w:type="dxa" w:w="52"/>
+              <w:right w:type="dxa" w:w="100"/>
+            </w:tcMar>
+            <w:vAlign w:val="center"/>
+          </w:tcPr>
+          <w:p>
+            <w:pPr>
+              <w:spacing w:after="0" w:line="240" w:lineRule="auto"/>
+              <w:jc w:val="center"/>
+            </w:pPr>
+            <w:r>
+              <w:rPr>
+                <w:rFonts w:ascii="Arial" w:cs="Arial" w:eastAsia="Arial" w:hAnsi="Arial"/>
+                <w:b w:val="false"/>
+                <w:bCs w:val="false"/>
+                <w:i w:val="false"/>
+                <w:iCs w:val="false"/>
+                <w:color w:val="2A2E38"/>
+                <w:sz w:val="17"/>
+                <w:szCs w:val="17"/>
+              </w:rPr>
+              <w:t xml:space="preserve">2 495 225</w:t>
+            </w:r>
+          </w:p>
+        </w:tc>
+        <w:tc>
+          <w:tcPr>
+            <w:tcW w:type="dxa" w:w="1150"/>
+            <w:tcBorders>
+              <w:top w:val="single" w:color="D9D4CB" w:sz="4"/>
+              <w:left w:val="none" w:color="auto" w:sz="0"/>
+              <w:bottom w:val="single" w:color="D9D4CB" w:sz="4"/>
+              <w:right w:val="none" w:color="auto" w:sz="0"/>
+            </w:tcBorders>
+            <w:shd w:fill="FBFAF8" w:color="auto" w:val="clear"/>
+            <w:tcMar>
+              <w:top w:type="dxa" w:w="52"/>
+              <w:left w:type="dxa" w:w="100"/>
+              <w:bottom w:type="dxa" w:w="52"/>
+              <w:right w:type="dxa" w:w="100"/>
+            </w:tcMar>
+            <w:vAlign w:val="center"/>
+          </w:tcPr>
+          <w:p>
+            <w:pPr>
+              <w:spacing w:after="0" w:line="240" w:lineRule="auto"/>
+              <w:jc w:val="center"/>
+            </w:pPr>
+            <w:r>
+              <w:rPr>
+                <w:rFonts w:ascii="Arial" w:cs="Arial" w:eastAsia="Arial" w:hAnsi="Arial"/>
+                <w:b w:val="false"/>
+                <w:bCs w:val="false"/>
+                <w:i w:val="false"/>
+                <w:iCs w:val="false"/>
+                <w:color w:val="2A2E38"/>
+                <w:sz w:val="17"/>
+                <w:szCs w:val="17"/>
+              </w:rPr>
+              <w:t xml:space="preserve">бетон</w:t>
+            </w:r>
+          </w:p>
+        </w:tc>
+        <w:tc>
+          <w:tcPr>
+            <w:tcW w:type="dxa" w:w="1200"/>
+            <w:tcBorders>
+              <w:top w:val="single" w:color="D9D4CB" w:sz="4"/>
+              <w:left w:val="none" w:color="auto" w:sz="0"/>
+              <w:bottom w:val="single" w:color="D9D4CB" w:sz="4"/>
+              <w:right w:val="none" w:color="auto" w:sz="0"/>
+            </w:tcBorders>
+            <w:shd w:fill="FBFAF8" w:color="auto" w:val="clear"/>
+            <w:tcMar>
+              <w:top w:type="dxa" w:w="52"/>
+              <w:left w:type="dxa" w:w="100"/>
+              <w:bottom w:type="dxa" w:w="52"/>
+              <w:right w:type="dxa" w:w="100"/>
+            </w:tcMar>
+            <w:vAlign w:val="center"/>
+          </w:tcPr>
+          <w:p>
+            <w:pPr>
+              <w:spacing w:after="0" w:line="240" w:lineRule="auto"/>
+              <w:jc w:val="center"/>
+            </w:pPr>
+            <w:r>
+              <w:rPr>
+                <w:rFonts w:ascii="Arial" w:cs="Arial" w:eastAsia="Arial" w:hAnsi="Arial"/>
+                <w:b w:val="false"/>
+                <w:bCs w:val="false"/>
+                <w:i w:val="false"/>
+                <w:iCs w:val="false"/>
+                <w:color w:val="2A2E38"/>
+                <w:sz w:val="17"/>
+                <w:szCs w:val="17"/>
+              </w:rPr>
+              <w:t xml:space="preserve">3 245 225</w:t>
+            </w:r>
+          </w:p>
+        </w:tc>
+        <w:tc>
+          <w:tcPr>
+            <w:tcW w:type="dxa" w:w="888"/>
+            <w:tcBorders>
+              <w:top w:val="single" w:color="D9D4CB" w:sz="4"/>
+              <w:left w:val="none" w:color="auto" w:sz="0"/>
+              <w:bottom w:val="single" w:color="D9D4CB" w:sz="4"/>
+              <w:right w:val="none" w:color="auto" w:sz="0"/>
+            </w:tcBorders>
+            <w:shd w:fill="FBFAF8" w:color="auto" w:val="clear"/>
+            <w:tcMar>
+              <w:top w:type="dxa" w:w="52"/>
+              <w:left w:type="dxa" w:w="100"/>
+              <w:bottom w:type="dxa" w:w="52"/>
+              <w:right w:type="dxa" w:w="100"/>
+            </w:tcMar>
+            <w:vAlign w:val="center"/>
+          </w:tcPr>
+          <w:p>
+            <w:pPr>
+              <w:spacing w:after="0" w:line="240" w:lineRule="auto"/>
+              <w:jc w:val="center"/>
+            </w:pPr>
+            <w:hyperlink w:history="1" r:id="rIdtaduehn4ezkbc2g4v29nr">
+              <w:r>
+                <w:rPr>
+                  <w:rFonts w:ascii="Arial" w:cs="Arial" w:eastAsia="Arial" w:hAnsi="Arial"/>
+                  <w:b w:val="false"/>
+                  <w:bCs w:val="false"/>
+                  <w:i w:val="false"/>
+                  <w:iCs w:val="false"/>
+                  <w:color w:val="2C5FA8"/>
+                  <w:sz w:val="17"/>
+                  <w:szCs w:val="17"/>
+                </w:rPr>
+                <w:t xml:space="preserve">Циан →</w:t>
+              </w:r>
+            </w:hyperlink>
+          </w:p>
+        </w:tc>
+      </w:tr>
+      <w:tr>
+        <w:tc>
+          <w:tcPr>
+            <w:tcW w:type="dxa" w:w="1550"/>
+            <w:tcBorders>
+              <w:top w:val="single" w:color="D9D4CB" w:sz="4"/>
+              <w:left w:val="none" w:color="auto" w:sz="0"/>
+              <w:bottom w:val="single" w:color="D9D4CB" w:sz="4"/>
+              <w:right w:val="none" w:color="auto" w:sz="0"/>
+            </w:tcBorders>
+            <w:tcMar>
+              <w:top w:type="dxa" w:w="52"/>
+              <w:left w:type="dxa" w:w="100"/>
+              <w:bottom w:type="dxa" w:w="52"/>
+              <w:right w:type="dxa" w:w="100"/>
+            </w:tcMar>
+            <w:vAlign w:val="center"/>
+          </w:tcPr>
+          <w:p>
+            <w:pPr>
+              <w:spacing w:after="0" w:line="240" w:lineRule="auto"/>
+              <w:jc w:val="left"/>
+            </w:pPr>
+            <w:r>
+              <w:rPr>
+                <w:rFonts w:ascii="Arial" w:cs="Arial" w:eastAsia="Arial" w:hAnsi="Arial"/>
+                <w:b/>
+                <w:bCs/>
+                <w:i w:val="false"/>
+                <w:iCs w:val="false"/>
+                <w:color w:val="2A2E38"/>
+                <w:sz w:val="17"/>
+                <w:szCs w:val="17"/>
+              </w:rPr>
+              <w:t xml:space="preserve">«Лаврушинский»</w:t>
+            </w:r>
+          </w:p>
+        </w:tc>
+        <w:tc>
+          <w:tcPr>
+            <w:tcW w:type="dxa" w:w="900"/>
+            <w:tcBorders>
+              <w:top w:val="single" w:color="D9D4CB" w:sz="4"/>
+              <w:left w:val="none" w:color="auto" w:sz="0"/>
+              <w:bottom w:val="single" w:color="D9D4CB" w:sz="4"/>
+              <w:right w:val="none" w:color="auto" w:sz="0"/>
+            </w:tcBorders>
+            <w:tcMar>
+              <w:top w:type="dxa" w:w="52"/>
+              <w:left w:type="dxa" w:w="100"/>
+              <w:bottom w:type="dxa" w:w="52"/>
+              <w:right w:type="dxa" w:w="100"/>
+            </w:tcMar>
+            <w:vAlign w:val="center"/>
+          </w:tcPr>
+          <w:p>
+            <w:pPr>
+              <w:spacing w:after="0" w:line="240" w:lineRule="auto"/>
+              <w:jc w:val="center"/>
+            </w:pPr>
+            <w:r>
+              <w:rPr>
+                <w:rFonts w:ascii="Arial" w:cs="Arial" w:eastAsia="Arial" w:hAnsi="Arial"/>
+                <w:b w:val="false"/>
+                <w:bCs w:val="false"/>
+                <w:i w:val="false"/>
+                <w:iCs w:val="false"/>
+                <w:color w:val="2A2E38"/>
+                <w:sz w:val="17"/>
+                <w:szCs w:val="17"/>
+              </w:rPr>
+              <w:t xml:space="preserve">83,0</w:t>
+            </w:r>
+          </w:p>
+        </w:tc>
+        <w:tc>
+          <w:tcPr>
+            <w:tcW w:type="dxa" w:w="700"/>
+            <w:tcBorders>
+              <w:top w:val="single" w:color="D9D4CB" w:sz="4"/>
+              <w:left w:val="none" w:color="auto" w:sz="0"/>
+              <w:bottom w:val="single" w:color="D9D4CB" w:sz="4"/>
+              <w:right w:val="none" w:color="auto" w:sz="0"/>
+            </w:tcBorders>
+            <w:tcMar>
+              <w:top w:type="dxa" w:w="52"/>
+              <w:left w:type="dxa" w:w="100"/>
+              <w:bottom w:type="dxa" w:w="52"/>
+              <w:right w:type="dxa" w:w="100"/>
+            </w:tcMar>
+            <w:vAlign w:val="center"/>
+          </w:tcPr>
+          <w:p>
+            <w:pPr>
+              <w:spacing w:after="0" w:line="240" w:lineRule="auto"/>
+              <w:jc w:val="center"/>
+            </w:pPr>
+            <w:r>
+              <w:rPr>
+                <w:rFonts w:ascii="Arial" w:cs="Arial" w:eastAsia="Arial" w:hAnsi="Arial"/>
+                <w:b w:val="false"/>
+                <w:bCs w:val="false"/>
+                <w:i w:val="false"/>
+                <w:iCs w:val="false"/>
+                <w:color w:val="2A2E38"/>
+                <w:sz w:val="17"/>
+                <w:szCs w:val="17"/>
+              </w:rPr>
+              <w:t xml:space="preserve">9</w:t>
+            </w:r>
+          </w:p>
+        </w:tc>
+        <w:tc>
+          <w:tcPr>
+            <w:tcW w:type="dxa" w:w="900"/>
+            <w:tcBorders>
+              <w:top w:val="single" w:color="D9D4CB" w:sz="4"/>
+              <w:left w:val="none" w:color="auto" w:sz="0"/>
+              <w:bottom w:val="single" w:color="D9D4CB" w:sz="4"/>
+              <w:right w:val="none" w:color="auto" w:sz="0"/>
+            </w:tcBorders>
+            <w:tcMar>
+              <w:top w:type="dxa" w:w="52"/>
+              <w:left w:type="dxa" w:w="100"/>
+              <w:bottom w:type="dxa" w:w="52"/>
+              <w:right w:type="dxa" w:w="100"/>
+            </w:tcMar>
+            <w:vAlign w:val="center"/>
+          </w:tcPr>
+          <w:p>
+            <w:pPr>
+              <w:spacing w:after="0" w:line="240" w:lineRule="auto"/>
+              <w:jc w:val="center"/>
+            </w:pPr>
+            <w:r>
+              <w:rPr>
+                <w:rFonts w:ascii="Arial" w:cs="Arial" w:eastAsia="Arial" w:hAnsi="Arial"/>
+                <w:b w:val="false"/>
+                <w:bCs w:val="false"/>
+                <w:i w:val="false"/>
+                <w:iCs w:val="false"/>
+                <w:color w:val="2A2E38"/>
+                <w:sz w:val="17"/>
+                <w:szCs w:val="17"/>
+              </w:rPr>
+              <w:t xml:space="preserve">275,1</w:t>
+            </w:r>
+          </w:p>
+        </w:tc>
+        <w:tc>
+          <w:tcPr>
+            <w:tcW w:type="dxa" w:w="1150"/>
+            <w:tcBorders>
+              <w:top w:val="single" w:color="D9D4CB" w:sz="4"/>
+              <w:left w:val="none" w:color="auto" w:sz="0"/>
+              <w:bottom w:val="single" w:color="D9D4CB" w:sz="4"/>
+              <w:right w:val="none" w:color="auto" w:sz="0"/>
+            </w:tcBorders>
+            <w:tcMar>
+              <w:top w:type="dxa" w:w="52"/>
+              <w:left w:type="dxa" w:w="100"/>
+              <w:bottom w:type="dxa" w:w="52"/>
+              <w:right w:type="dxa" w:w="100"/>
+            </w:tcMar>
+            <w:vAlign w:val="center"/>
+          </w:tcPr>
+          <w:p>
+            <w:pPr>
+              <w:spacing w:after="0" w:line="240" w:lineRule="auto"/>
+              <w:jc w:val="center"/>
+            </w:pPr>
+            <w:r>
+              <w:rPr>
+                <w:rFonts w:ascii="Arial" w:cs="Arial" w:eastAsia="Arial" w:hAnsi="Arial"/>
+                <w:b w:val="false"/>
+                <w:bCs w:val="false"/>
+                <w:i w:val="false"/>
+                <w:iCs w:val="false"/>
+                <w:color w:val="2A2E38"/>
+                <w:sz w:val="17"/>
+                <w:szCs w:val="17"/>
+              </w:rPr>
+              <w:t xml:space="preserve">3 314 819</w:t>
+            </w:r>
+          </w:p>
+        </w:tc>
+        <w:tc>
+          <w:tcPr>
+            <w:tcW w:type="dxa" w:w="1200"/>
+            <w:tcBorders>
+              <w:top w:val="single" w:color="D9D4CB" w:sz="4"/>
+              <w:left w:val="none" w:color="auto" w:sz="0"/>
+              <w:bottom w:val="single" w:color="D9D4CB" w:sz="4"/>
+              <w:right w:val="none" w:color="auto" w:sz="0"/>
+            </w:tcBorders>
+            <w:tcMar>
+              <w:top w:type="dxa" w:w="52"/>
+              <w:left w:type="dxa" w:w="100"/>
+              <w:bottom w:type="dxa" w:w="52"/>
+              <w:right w:type="dxa" w:w="100"/>
+            </w:tcMar>
+            <w:vAlign w:val="center"/>
+          </w:tcPr>
+          <w:p>
+            <w:pPr>
+              <w:spacing w:after="0" w:line="240" w:lineRule="auto"/>
+              <w:jc w:val="center"/>
+            </w:pPr>
+            <w:r>
+              <w:rPr>
+                <w:rFonts w:ascii="Arial" w:cs="Arial" w:eastAsia="Arial" w:hAnsi="Arial"/>
+                <w:b w:val="false"/>
+                <w:bCs w:val="false"/>
+                <w:i w:val="false"/>
+                <w:iCs w:val="false"/>
+                <w:color w:val="2A2E38"/>
+                <w:sz w:val="17"/>
+                <w:szCs w:val="17"/>
+              </w:rPr>
+              <w:t xml:space="preserve">2 473 511</w:t>
+            </w:r>
+          </w:p>
+        </w:tc>
+        <w:tc>
+          <w:tcPr>
+            <w:tcW w:type="dxa" w:w="1150"/>
+            <w:tcBorders>
+              <w:top w:val="single" w:color="D9D4CB" w:sz="4"/>
+              <w:left w:val="none" w:color="auto" w:sz="0"/>
+              <w:bottom w:val="single" w:color="D9D4CB" w:sz="4"/>
+              <w:right w:val="none" w:color="auto" w:sz="0"/>
+            </w:tcBorders>
+            <w:tcMar>
+              <w:top w:type="dxa" w:w="52"/>
+              <w:left w:type="dxa" w:w="100"/>
+              <w:bottom w:type="dxa" w:w="52"/>
+              <w:right w:type="dxa" w:w="100"/>
+            </w:tcMar>
+            <w:vAlign w:val="center"/>
+          </w:tcPr>
+          <w:p>
+            <w:pPr>
+              <w:spacing w:after="0" w:line="240" w:lineRule="auto"/>
+              <w:jc w:val="center"/>
+            </w:pPr>
+            <w:r>
+              <w:rPr>
+                <w:rFonts w:ascii="Arial" w:cs="Arial" w:eastAsia="Arial" w:hAnsi="Arial"/>
+                <w:b w:val="false"/>
+                <w:bCs w:val="false"/>
+                <w:i w:val="false"/>
+                <w:iCs w:val="false"/>
+                <w:color w:val="2A2E38"/>
+                <w:sz w:val="17"/>
+                <w:szCs w:val="17"/>
+              </w:rPr>
+              <w:t xml:space="preserve">бетон</w:t>
+            </w:r>
+          </w:p>
+        </w:tc>
+        <w:tc>
+          <w:tcPr>
+            <w:tcW w:type="dxa" w:w="1200"/>
+            <w:tcBorders>
+              <w:top w:val="single" w:color="D9D4CB" w:sz="4"/>
+              <w:left w:val="none" w:color="auto" w:sz="0"/>
+              <w:bottom w:val="single" w:color="D9D4CB" w:sz="4"/>
+              <w:right w:val="none" w:color="auto" w:sz="0"/>
+            </w:tcBorders>
+            <w:tcMar>
+              <w:top w:type="dxa" w:w="52"/>
+              <w:left w:type="dxa" w:w="100"/>
+              <w:bottom w:type="dxa" w:w="52"/>
+              <w:right w:type="dxa" w:w="100"/>
+            </w:tcMar>
+            <w:vAlign w:val="center"/>
+          </w:tcPr>
+          <w:p>
+            <w:pPr>
+              <w:spacing w:after="0" w:line="240" w:lineRule="auto"/>
+              <w:jc w:val="center"/>
+            </w:pPr>
+            <w:r>
+              <w:rPr>
+                <w:rFonts w:ascii="Arial" w:cs="Arial" w:eastAsia="Arial" w:hAnsi="Arial"/>
+                <w:b w:val="false"/>
+                <w:bCs w:val="false"/>
+                <w:i w:val="false"/>
+                <w:iCs w:val="false"/>
+                <w:color w:val="2A2E38"/>
+                <w:sz w:val="17"/>
+                <w:szCs w:val="17"/>
+              </w:rPr>
+              <w:t xml:space="preserve">3 223 511</w:t>
+            </w:r>
+          </w:p>
+        </w:tc>
+        <w:tc>
+          <w:tcPr>
+            <w:tcW w:type="dxa" w:w="888"/>
+            <w:tcBorders>
+              <w:top w:val="single" w:color="D9D4CB" w:sz="4"/>
+              <w:left w:val="none" w:color="auto" w:sz="0"/>
+              <w:bottom w:val="single" w:color="D9D4CB" w:sz="4"/>
+              <w:right w:val="none" w:color="auto" w:sz="0"/>
+            </w:tcBorders>
+            <w:tcMar>
+              <w:top w:type="dxa" w:w="52"/>
+              <w:left w:type="dxa" w:w="100"/>
+              <w:bottom w:type="dxa" w:w="52"/>
+              <w:right w:type="dxa" w:w="100"/>
+            </w:tcMar>
+            <w:vAlign w:val="center"/>
+          </w:tcPr>
+          <w:p>
+            <w:pPr>
+              <w:spacing w:after="0" w:line="240" w:lineRule="auto"/>
+              <w:jc w:val="center"/>
+            </w:pPr>
+            <w:hyperlink w:history="1" r:id="rIdf1ede7aqyivyasls2jh4n">
+              <w:r>
+                <w:rPr>
+                  <w:rFonts w:ascii="Arial" w:cs="Arial" w:eastAsia="Arial" w:hAnsi="Arial"/>
+                  <w:b w:val="false"/>
+                  <w:bCs w:val="false"/>
+                  <w:i w:val="false"/>
+                  <w:iCs w:val="false"/>
+                  <w:color w:val="2C5FA8"/>
+                  <w:sz w:val="17"/>
+                  <w:szCs w:val="17"/>
+                </w:rPr>
+                <w:t xml:space="preserve">Циан →</w:t>
+              </w:r>
+            </w:hyperlink>
+          </w:p>
+        </w:tc>
+      </w:tr>
+      <w:tr>
+        <w:tc>
+          <w:tcPr>
+            <w:tcW w:type="dxa" w:w="1550"/>
+            <w:tcBorders>
+              <w:top w:val="single" w:color="D9D4CB" w:sz="4"/>
+              <w:left w:val="none" w:color="auto" w:sz="0"/>
+              <w:bottom w:val="single" w:color="D9D4CB" w:sz="4"/>
+              <w:right w:val="none" w:color="auto" w:sz="0"/>
+            </w:tcBorders>
+            <w:shd w:fill="FBFAF8" w:color="auto" w:val="clear"/>
+            <w:tcMar>
+              <w:top w:type="dxa" w:w="52"/>
+              <w:left w:type="dxa" w:w="100"/>
+              <w:bottom w:type="dxa" w:w="52"/>
+              <w:right w:type="dxa" w:w="100"/>
+            </w:tcMar>
+            <w:vAlign w:val="center"/>
+          </w:tcPr>
+          <w:p>
+            <w:pPr>
+              <w:spacing w:after="0" w:line="240" w:lineRule="auto"/>
+              <w:jc w:val="left"/>
+            </w:pPr>
+            <w:r>
+              <w:rPr>
+                <w:rFonts w:ascii="Arial" w:cs="Arial" w:eastAsia="Arial" w:hAnsi="Arial"/>
+                <w:b/>
+                <w:bCs/>
+                <w:i w:val="false"/>
+                <w:iCs w:val="false"/>
+                <w:color w:val="2A2E38"/>
+                <w:sz w:val="17"/>
+                <w:szCs w:val="17"/>
+              </w:rPr>
+              <w:t xml:space="preserve">▶ ЖК «Золотой»</w:t>
+            </w:r>
+          </w:p>
+        </w:tc>
+        <w:tc>
+          <w:tcPr>
+            <w:tcW w:type="dxa" w:w="900"/>
+            <w:tcBorders>
+              <w:top w:val="single" w:color="D9D4CB" w:sz="4"/>
+              <w:left w:val="none" w:color="auto" w:sz="0"/>
+              <w:bottom w:val="single" w:color="D9D4CB" w:sz="4"/>
+              <w:right w:val="none" w:color="auto" w:sz="0"/>
+            </w:tcBorders>
+            <w:shd w:fill="FBFAF8" w:color="auto" w:val="clear"/>
+            <w:tcMar>
+              <w:top w:type="dxa" w:w="52"/>
+              <w:left w:type="dxa" w:w="100"/>
+              <w:bottom w:type="dxa" w:w="52"/>
+              <w:right w:type="dxa" w:w="100"/>
+            </w:tcMar>
+            <w:vAlign w:val="center"/>
+          </w:tcPr>
+          <w:p>
+            <w:pPr>
+              <w:spacing w:after="0" w:line="240" w:lineRule="auto"/>
+              <w:jc w:val="center"/>
+            </w:pPr>
+            <w:r>
+              <w:rPr>
+                <w:rFonts w:ascii="Arial" w:cs="Arial" w:eastAsia="Arial" w:hAnsi="Arial"/>
+                <w:b w:val="false"/>
+                <w:bCs w:val="false"/>
+                <w:i w:val="false"/>
+                <w:iCs w:val="false"/>
+                <w:color w:val="2A2E38"/>
+                <w:sz w:val="17"/>
+                <w:szCs w:val="17"/>
+              </w:rPr>
+              <w:t xml:space="preserve">87,5</w:t>
+            </w:r>
+          </w:p>
+        </w:tc>
+        <w:tc>
+          <w:tcPr>
+            <w:tcW w:type="dxa" w:w="700"/>
+            <w:tcBorders>
+              <w:top w:val="single" w:color="D9D4CB" w:sz="4"/>
+              <w:left w:val="none" w:color="auto" w:sz="0"/>
+              <w:bottom w:val="single" w:color="D9D4CB" w:sz="4"/>
+              <w:right w:val="none" w:color="auto" w:sz="0"/>
+            </w:tcBorders>
+            <w:shd w:fill="FBFAF8" w:color="auto" w:val="clear"/>
+            <w:tcMar>
+              <w:top w:type="dxa" w:w="52"/>
+              <w:left w:type="dxa" w:w="100"/>
+              <w:bottom w:type="dxa" w:w="52"/>
+              <w:right w:type="dxa" w:w="100"/>
+            </w:tcMar>
+            <w:vAlign w:val="center"/>
+          </w:tcPr>
+          <w:p>
+            <w:pPr>
+              <w:spacing w:after="0" w:line="240" w:lineRule="auto"/>
+              <w:jc w:val="center"/>
+            </w:pPr>
+            <w:r>
+              <w:rPr>
+                <w:rFonts w:ascii="Arial" w:cs="Arial" w:eastAsia="Arial" w:hAnsi="Arial"/>
+                <w:b w:val="false"/>
+                <w:bCs w:val="false"/>
+                <w:i w:val="false"/>
+                <w:iCs w:val="false"/>
+                <w:color w:val="2A2E38"/>
+                <w:sz w:val="17"/>
+                <w:szCs w:val="17"/>
+              </w:rPr>
+              <w:t xml:space="preserve">4</w:t>
+            </w:r>
+          </w:p>
+        </w:tc>
+        <w:tc>
+          <w:tcPr>
+            <w:tcW w:type="dxa" w:w="900"/>
+            <w:tcBorders>
+              <w:top w:val="single" w:color="D9D4CB" w:sz="4"/>
+              <w:left w:val="none" w:color="auto" w:sz="0"/>
+              <w:bottom w:val="single" w:color="D9D4CB" w:sz="4"/>
+              <w:right w:val="none" w:color="auto" w:sz="0"/>
+            </w:tcBorders>
+            <w:shd w:fill="FBFAF8" w:color="auto" w:val="clear"/>
+            <w:tcMar>
+              <w:top w:type="dxa" w:w="52"/>
+              <w:left w:type="dxa" w:w="100"/>
+              <w:bottom w:type="dxa" w:w="52"/>
+              <w:right w:type="dxa" w:w="100"/>
+            </w:tcMar>
+            <w:vAlign w:val="center"/>
+          </w:tcPr>
+          <w:p>
+            <w:pPr>
+              <w:spacing w:after="0" w:line="240" w:lineRule="auto"/>
+              <w:jc w:val="center"/>
+            </w:pPr>
+            <w:r>
+              <w:rPr>
+                <w:rFonts w:ascii="Arial" w:cs="Arial" w:eastAsia="Arial" w:hAnsi="Arial"/>
+                <w:b w:val="false"/>
+                <w:bCs w:val="false"/>
+                <w:i w:val="false"/>
+                <w:iCs w:val="false"/>
+                <w:color w:val="2A2E38"/>
+                <w:sz w:val="17"/>
+                <w:szCs w:val="17"/>
+              </w:rPr>
+              <w:t xml:space="preserve">280,0</w:t>
+            </w:r>
+          </w:p>
+        </w:tc>
+        <w:tc>
+          <w:tcPr>
+            <w:tcW w:type="dxa" w:w="1150"/>
+            <w:tcBorders>
+              <w:top w:val="single" w:color="D9D4CB" w:sz="4"/>
+              <w:left w:val="none" w:color="auto" w:sz="0"/>
+              <w:bottom w:val="single" w:color="D9D4CB" w:sz="4"/>
+              <w:right w:val="none" w:color="auto" w:sz="0"/>
+            </w:tcBorders>
+            <w:shd w:fill="FBFAF8" w:color="auto" w:val="clear"/>
+            <w:tcMar>
+              <w:top w:type="dxa" w:w="52"/>
+              <w:left w:type="dxa" w:w="100"/>
+              <w:bottom w:type="dxa" w:w="52"/>
+              <w:right w:type="dxa" w:w="100"/>
+            </w:tcMar>
+            <w:vAlign w:val="center"/>
+          </w:tcPr>
+          <w:p>
+            <w:pPr>
+              <w:spacing w:after="0" w:line="240" w:lineRule="auto"/>
+              <w:jc w:val="center"/>
+            </w:pPr>
+            <w:r>
+              <w:rPr>
+                <w:rFonts w:ascii="Arial" w:cs="Arial" w:eastAsia="Arial" w:hAnsi="Arial"/>
+                <w:b w:val="false"/>
+                <w:bCs w:val="false"/>
+                <w:i w:val="false"/>
+                <w:iCs w:val="false"/>
+                <w:color w:val="2A2E38"/>
+                <w:sz w:val="17"/>
+                <w:szCs w:val="17"/>
+              </w:rPr>
+              <w:t xml:space="preserve">3 200 000</w:t>
+            </w:r>
+          </w:p>
+        </w:tc>
+        <w:tc>
+          <w:tcPr>
+            <w:tcW w:type="dxa" w:w="1200"/>
+            <w:tcBorders>
+              <w:top w:val="single" w:color="D9D4CB" w:sz="4"/>
+              <w:left w:val="none" w:color="auto" w:sz="0"/>
+              <w:bottom w:val="single" w:color="D9D4CB" w:sz="4"/>
+              <w:right w:val="none" w:color="auto" w:sz="0"/>
+            </w:tcBorders>
+            <w:shd w:fill="FBFAF8" w:color="auto" w:val="clear"/>
+            <w:tcMar>
+              <w:top w:type="dxa" w:w="52"/>
+              <w:left w:type="dxa" w:w="100"/>
+              <w:bottom w:type="dxa" w:w="52"/>
+              <w:right w:type="dxa" w:w="100"/>
+            </w:tcMar>
+            <w:vAlign w:val="center"/>
+          </w:tcPr>
+          <w:p>
+            <w:pPr>
+              <w:spacing w:after="0" w:line="240" w:lineRule="auto"/>
+              <w:jc w:val="center"/>
+            </w:pPr>
+            <w:r>
+              <w:rPr>
+                <w:rFonts w:ascii="Arial" w:cs="Arial" w:eastAsia="Arial" w:hAnsi="Arial"/>
+                <w:b w:val="false"/>
+                <w:bCs w:val="false"/>
+                <w:i w:val="false"/>
+                <w:iCs w:val="false"/>
+                <w:color w:val="2A2E38"/>
+                <w:sz w:val="17"/>
+                <w:szCs w:val="17"/>
+              </w:rPr>
+              <w:t xml:space="preserve">3 200 000</w:t>
+            </w:r>
+          </w:p>
+        </w:tc>
+        <w:tc>
+          <w:tcPr>
+            <w:tcW w:type="dxa" w:w="1150"/>
+            <w:tcBorders>
+              <w:top w:val="single" w:color="D9D4CB" w:sz="4"/>
+              <w:left w:val="none" w:color="auto" w:sz="0"/>
+              <w:bottom w:val="single" w:color="D9D4CB" w:sz="4"/>
+              <w:right w:val="none" w:color="auto" w:sz="0"/>
+            </w:tcBorders>
+            <w:shd w:fill="FBFAF8" w:color="auto" w:val="clear"/>
+            <w:tcMar>
+              <w:top w:type="dxa" w:w="52"/>
+              <w:left w:type="dxa" w:w="100"/>
+              <w:bottom w:type="dxa" w:w="52"/>
+              <w:right w:type="dxa" w:w="100"/>
+            </w:tcMar>
+            <w:vAlign w:val="center"/>
+          </w:tcPr>
+          <w:p>
+            <w:pPr>
+              <w:spacing w:after="0" w:line="240" w:lineRule="auto"/>
+              <w:jc w:val="center"/>
+            </w:pPr>
+            <w:r>
+              <w:rPr>
+                <w:rFonts w:ascii="Arial" w:cs="Arial" w:eastAsia="Arial" w:hAnsi="Arial"/>
+                <w:b w:val="false"/>
+                <w:bCs w:val="false"/>
+                <w:i w:val="false"/>
+                <w:iCs w:val="false"/>
+                <w:color w:val="2A2E38"/>
+                <w:sz w:val="17"/>
+                <w:szCs w:val="17"/>
+              </w:rPr>
+              <w:t xml:space="preserve">ремонт есть</w:t>
+            </w:r>
+          </w:p>
+        </w:tc>
+        <w:tc>
+          <w:tcPr>
+            <w:tcW w:type="dxa" w:w="1200"/>
+            <w:tcBorders>
+              <w:top w:val="single" w:color="D9D4CB" w:sz="4"/>
+              <w:left w:val="none" w:color="auto" w:sz="0"/>
+              <w:bottom w:val="single" w:color="D9D4CB" w:sz="4"/>
+              <w:right w:val="none" w:color="auto" w:sz="0"/>
+            </w:tcBorders>
+            <w:shd w:fill="FBFAF8" w:color="auto" w:val="clear"/>
+            <w:tcMar>
+              <w:top w:type="dxa" w:w="52"/>
+              <w:left w:type="dxa" w:w="100"/>
+              <w:bottom w:type="dxa" w:w="52"/>
+              <w:right w:type="dxa" w:w="100"/>
+            </w:tcMar>
+            <w:vAlign w:val="center"/>
+          </w:tcPr>
+          <w:p>
+            <w:pPr>
+              <w:spacing w:after="0" w:line="240" w:lineRule="auto"/>
+              <w:jc w:val="center"/>
+            </w:pPr>
+            <w:r>
+              <w:rPr>
+                <w:rFonts w:ascii="Arial" w:cs="Arial" w:eastAsia="Arial" w:hAnsi="Arial"/>
+                <w:b w:val="false"/>
+                <w:bCs w:val="false"/>
+                <w:i w:val="false"/>
+                <w:iCs w:val="false"/>
+                <w:color w:val="2A2E38"/>
+                <w:sz w:val="17"/>
+                <w:szCs w:val="17"/>
+              </w:rPr>
+              <w:t xml:space="preserve">3 200 000</w:t>
+            </w:r>
+          </w:p>
+        </w:tc>
+        <w:tc>
+          <w:tcPr>
+            <w:tcW w:type="dxa" w:w="888"/>
+            <w:tcBorders>
+              <w:top w:val="single" w:color="D9D4CB" w:sz="4"/>
+              <w:left w:val="none" w:color="auto" w:sz="0"/>
+              <w:bottom w:val="single" w:color="D9D4CB" w:sz="4"/>
+              <w:right w:val="none" w:color="auto" w:sz="0"/>
+            </w:tcBorders>
+            <w:shd w:fill="FBFAF8" w:color="auto" w:val="clear"/>
+            <w:tcMar>
+              <w:top w:type="dxa" w:w="52"/>
+              <w:left w:type="dxa" w:w="100"/>
+              <w:bottom w:type="dxa" w:w="52"/>
+              <w:right w:type="dxa" w:w="100"/>
+            </w:tcMar>
+            <w:vAlign w:val="center"/>
+          </w:tcPr>
+          <w:p>
+            <w:pPr>
+              <w:spacing w:after="0" w:line="240" w:lineRule="auto"/>
+              <w:jc w:val="center"/>
+            </w:pPr>
+            <w:hyperlink w:history="1" r:id="rIdiqcg5p46l2ergwcvdw-0w">
+              <w:r>
+                <w:rPr>
+                  <w:rFonts w:ascii="Arial" w:cs="Arial" w:eastAsia="Arial" w:hAnsi="Arial"/>
+                  <w:b w:val="false"/>
+                  <w:bCs w:val="false"/>
+                  <w:i w:val="false"/>
+                  <w:iCs w:val="false"/>
+                  <w:color w:val="2C5FA8"/>
+                  <w:sz w:val="17"/>
+                  <w:szCs w:val="17"/>
+                </w:rPr>
+                <w:t xml:space="preserve">Циан →</w:t>
+              </w:r>
+            </w:hyperlink>
+          </w:p>
+        </w:tc>
+      </w:tr>
+      <w:tr>
+        <w:tc>
+          <w:tcPr>
+            <w:tcW w:type="dxa" w:w="1550"/>
+            <w:tcBorders>
+              <w:top w:val="single" w:color="D9D4CB" w:sz="4"/>
+              <w:left w:val="none" w:color="auto" w:sz="0"/>
+              <w:bottom w:val="single" w:color="D9D4CB" w:sz="4"/>
+              <w:right w:val="none" w:color="auto" w:sz="0"/>
+            </w:tcBorders>
+            <w:tcMar>
+              <w:top w:type="dxa" w:w="52"/>
+              <w:left w:type="dxa" w:w="100"/>
+              <w:bottom w:type="dxa" w:w="52"/>
+              <w:right w:type="dxa" w:w="100"/>
+            </w:tcMar>
+            <w:vAlign w:val="center"/>
+          </w:tcPr>
+          <w:p>
+            <w:pPr>
+              <w:spacing w:after="0" w:line="240" w:lineRule="auto"/>
+              <w:jc w:val="left"/>
+            </w:pPr>
+            <w:r>
+              <w:rPr>
+                <w:rFonts w:ascii="Arial" w:cs="Arial" w:eastAsia="Arial" w:hAnsi="Arial"/>
+                <w:b/>
+                <w:bCs/>
+                <w:i w:val="false"/>
+                <w:iCs w:val="false"/>
+                <w:color w:val="2A2E38"/>
+                <w:sz w:val="17"/>
+                <w:szCs w:val="17"/>
+              </w:rPr>
+              <w:t xml:space="preserve">«Лаврушинский»</w:t>
+            </w:r>
+          </w:p>
+        </w:tc>
+        <w:tc>
+          <w:tcPr>
+            <w:tcW w:type="dxa" w:w="900"/>
+            <w:tcBorders>
+              <w:top w:val="single" w:color="D9D4CB" w:sz="4"/>
+              <w:left w:val="none" w:color="auto" w:sz="0"/>
+              <w:bottom w:val="single" w:color="D9D4CB" w:sz="4"/>
+              <w:right w:val="none" w:color="auto" w:sz="0"/>
+            </w:tcBorders>
+            <w:tcMar>
+              <w:top w:type="dxa" w:w="52"/>
+              <w:left w:type="dxa" w:w="100"/>
+              <w:bottom w:type="dxa" w:w="52"/>
+              <w:right w:type="dxa" w:w="100"/>
+            </w:tcMar>
+            <w:vAlign w:val="center"/>
+          </w:tcPr>
+          <w:p>
+            <w:pPr>
+              <w:spacing w:after="0" w:line="240" w:lineRule="auto"/>
+              <w:jc w:val="center"/>
+            </w:pPr>
+            <w:r>
+              <w:rPr>
+                <w:rFonts w:ascii="Arial" w:cs="Arial" w:eastAsia="Arial" w:hAnsi="Arial"/>
+                <w:b w:val="false"/>
+                <w:bCs w:val="false"/>
+                <w:i w:val="false"/>
+                <w:iCs w:val="false"/>
+                <w:color w:val="2A2E38"/>
+                <w:sz w:val="17"/>
+                <w:szCs w:val="17"/>
+              </w:rPr>
+              <w:t xml:space="preserve">75,0</w:t>
+            </w:r>
+          </w:p>
+        </w:tc>
+        <w:tc>
+          <w:tcPr>
+            <w:tcW w:type="dxa" w:w="700"/>
+            <w:tcBorders>
+              <w:top w:val="single" w:color="D9D4CB" w:sz="4"/>
+              <w:left w:val="none" w:color="auto" w:sz="0"/>
+              <w:bottom w:val="single" w:color="D9D4CB" w:sz="4"/>
+              <w:right w:val="none" w:color="auto" w:sz="0"/>
+            </w:tcBorders>
+            <w:tcMar>
+              <w:top w:type="dxa" w:w="52"/>
+              <w:left w:type="dxa" w:w="100"/>
+              <w:bottom w:type="dxa" w:w="52"/>
+              <w:right w:type="dxa" w:w="100"/>
+            </w:tcMar>
+            <w:vAlign w:val="center"/>
+          </w:tcPr>
+          <w:p>
+            <w:pPr>
+              <w:spacing w:after="0" w:line="240" w:lineRule="auto"/>
+              <w:jc w:val="center"/>
+            </w:pPr>
+            <w:r>
+              <w:rPr>
+                <w:rFonts w:ascii="Arial" w:cs="Arial" w:eastAsia="Arial" w:hAnsi="Arial"/>
+                <w:b w:val="false"/>
+                <w:bCs w:val="false"/>
+                <w:i w:val="false"/>
+                <w:iCs w:val="false"/>
+                <w:color w:val="2A2E38"/>
+                <w:sz w:val="17"/>
+                <w:szCs w:val="17"/>
+              </w:rPr>
+              <w:t xml:space="preserve">10</w:t>
+            </w:r>
+          </w:p>
+        </w:tc>
+        <w:tc>
+          <w:tcPr>
+            <w:tcW w:type="dxa" w:w="900"/>
+            <w:tcBorders>
+              <w:top w:val="single" w:color="D9D4CB" w:sz="4"/>
+              <w:left w:val="none" w:color="auto" w:sz="0"/>
+              <w:bottom w:val="single" w:color="D9D4CB" w:sz="4"/>
+              <w:right w:val="none" w:color="auto" w:sz="0"/>
+            </w:tcBorders>
+            <w:tcMar>
+              <w:top w:type="dxa" w:w="52"/>
+              <w:left w:type="dxa" w:w="100"/>
+              <w:bottom w:type="dxa" w:w="52"/>
+              <w:right w:type="dxa" w:w="100"/>
+            </w:tcMar>
+            <w:vAlign w:val="center"/>
+          </w:tcPr>
+          <w:p>
+            <w:pPr>
+              <w:spacing w:after="0" w:line="240" w:lineRule="auto"/>
+              <w:jc w:val="center"/>
+            </w:pPr>
+            <w:r>
+              <w:rPr>
+                <w:rFonts w:ascii="Arial" w:cs="Arial" w:eastAsia="Arial" w:hAnsi="Arial"/>
+                <w:b w:val="false"/>
+                <w:bCs w:val="false"/>
+                <w:i w:val="false"/>
+                <w:iCs w:val="false"/>
+                <w:color w:val="2A2E38"/>
+                <w:sz w:val="17"/>
+                <w:szCs w:val="17"/>
+              </w:rPr>
+              <w:t xml:space="preserve">257,8</w:t>
+            </w:r>
+          </w:p>
+        </w:tc>
+        <w:tc>
+          <w:tcPr>
+            <w:tcW w:type="dxa" w:w="1150"/>
+            <w:tcBorders>
+              <w:top w:val="single" w:color="D9D4CB" w:sz="4"/>
+              <w:left w:val="none" w:color="auto" w:sz="0"/>
+              <w:bottom w:val="single" w:color="D9D4CB" w:sz="4"/>
+              <w:right w:val="none" w:color="auto" w:sz="0"/>
+            </w:tcBorders>
+            <w:tcMar>
+              <w:top w:type="dxa" w:w="52"/>
+              <w:left w:type="dxa" w:w="100"/>
+              <w:bottom w:type="dxa" w:w="52"/>
+              <w:right w:type="dxa" w:w="100"/>
+            </w:tcMar>
+            <w:vAlign w:val="center"/>
+          </w:tcPr>
+          <w:p>
+            <w:pPr>
+              <w:spacing w:after="0" w:line="240" w:lineRule="auto"/>
+              <w:jc w:val="center"/>
+            </w:pPr>
+            <w:r>
+              <w:rPr>
+                <w:rFonts w:ascii="Arial" w:cs="Arial" w:eastAsia="Arial" w:hAnsi="Arial"/>
+                <w:b w:val="false"/>
+                <w:bCs w:val="false"/>
+                <w:i w:val="false"/>
+                <w:iCs w:val="false"/>
+                <w:color w:val="2A2E38"/>
+                <w:sz w:val="17"/>
+                <w:szCs w:val="17"/>
+              </w:rPr>
+              <w:t xml:space="preserve">3 436 933</w:t>
+            </w:r>
+          </w:p>
+        </w:tc>
+        <w:tc>
+          <w:tcPr>
+            <w:tcW w:type="dxa" w:w="1200"/>
+            <w:tcBorders>
+              <w:top w:val="single" w:color="D9D4CB" w:sz="4"/>
+              <w:left w:val="none" w:color="auto" w:sz="0"/>
+              <w:bottom w:val="single" w:color="D9D4CB" w:sz="4"/>
+              <w:right w:val="none" w:color="auto" w:sz="0"/>
+            </w:tcBorders>
+            <w:tcMar>
+              <w:top w:type="dxa" w:w="52"/>
+              <w:left w:type="dxa" w:w="100"/>
+              <w:bottom w:type="dxa" w:w="52"/>
+              <w:right w:type="dxa" w:w="100"/>
+            </w:tcMar>
+            <w:vAlign w:val="center"/>
+          </w:tcPr>
+          <w:p>
+            <w:pPr>
+              <w:spacing w:after="0" w:line="240" w:lineRule="auto"/>
+              <w:jc w:val="center"/>
+            </w:pPr>
+            <w:r>
+              <w:rPr>
+                <w:rFonts w:ascii="Arial" w:cs="Arial" w:eastAsia="Arial" w:hAnsi="Arial"/>
+                <w:b w:val="false"/>
+                <w:bCs w:val="false"/>
+                <w:i w:val="false"/>
+                <w:iCs w:val="false"/>
+                <w:color w:val="2A2E38"/>
+                <w:sz w:val="17"/>
+                <w:szCs w:val="17"/>
+              </w:rPr>
+              <w:t xml:space="preserve">2 418 778</w:t>
+            </w:r>
+          </w:p>
+        </w:tc>
+        <w:tc>
+          <w:tcPr>
+            <w:tcW w:type="dxa" w:w="1150"/>
+            <w:tcBorders>
+              <w:top w:val="single" w:color="D9D4CB" w:sz="4"/>
+              <w:left w:val="none" w:color="auto" w:sz="0"/>
+              <w:bottom w:val="single" w:color="D9D4CB" w:sz="4"/>
+              <w:right w:val="none" w:color="auto" w:sz="0"/>
+            </w:tcBorders>
+            <w:tcMar>
+              <w:top w:type="dxa" w:w="52"/>
+              <w:left w:type="dxa" w:w="100"/>
+              <w:bottom w:type="dxa" w:w="52"/>
+              <w:right w:type="dxa" w:w="100"/>
+            </w:tcMar>
+            <w:vAlign w:val="center"/>
+          </w:tcPr>
+          <w:p>
+            <w:pPr>
+              <w:spacing w:after="0" w:line="240" w:lineRule="auto"/>
+              <w:jc w:val="center"/>
+            </w:pPr>
+            <w:r>
+              <w:rPr>
+                <w:rFonts w:ascii="Arial" w:cs="Arial" w:eastAsia="Arial" w:hAnsi="Arial"/>
+                <w:b w:val="false"/>
+                <w:bCs w:val="false"/>
+                <w:i w:val="false"/>
+                <w:iCs w:val="false"/>
+                <w:color w:val="2A2E38"/>
+                <w:sz w:val="17"/>
+                <w:szCs w:val="17"/>
+              </w:rPr>
+              <w:t xml:space="preserve">бетон</w:t>
+            </w:r>
+          </w:p>
+        </w:tc>
+        <w:tc>
+          <w:tcPr>
+            <w:tcW w:type="dxa" w:w="1200"/>
+            <w:tcBorders>
+              <w:top w:val="single" w:color="D9D4CB" w:sz="4"/>
+              <w:left w:val="none" w:color="auto" w:sz="0"/>
+              <w:bottom w:val="single" w:color="D9D4CB" w:sz="4"/>
+              <w:right w:val="none" w:color="auto" w:sz="0"/>
+            </w:tcBorders>
+            <w:tcMar>
+              <w:top w:type="dxa" w:w="52"/>
+              <w:left w:type="dxa" w:w="100"/>
+              <w:bottom w:type="dxa" w:w="52"/>
+              <w:right w:type="dxa" w:w="100"/>
+            </w:tcMar>
+            <w:vAlign w:val="center"/>
+          </w:tcPr>
+          <w:p>
+            <w:pPr>
+              <w:spacing w:after="0" w:line="240" w:lineRule="auto"/>
+              <w:jc w:val="center"/>
+            </w:pPr>
+            <w:r>
+              <w:rPr>
+                <w:rFonts w:ascii="Arial" w:cs="Arial" w:eastAsia="Arial" w:hAnsi="Arial"/>
+                <w:b w:val="false"/>
+                <w:bCs w:val="false"/>
+                <w:i w:val="false"/>
+                <w:iCs w:val="false"/>
+                <w:color w:val="2A2E38"/>
+                <w:sz w:val="17"/>
+                <w:szCs w:val="17"/>
+              </w:rPr>
+              <w:t xml:space="preserve">3 168 778</w:t>
+            </w:r>
+          </w:p>
+        </w:tc>
+        <w:tc>
+          <w:tcPr>
+            <w:tcW w:type="dxa" w:w="888"/>
+            <w:tcBorders>
+              <w:top w:val="single" w:color="D9D4CB" w:sz="4"/>
+              <w:left w:val="none" w:color="auto" w:sz="0"/>
+              <w:bottom w:val="single" w:color="D9D4CB" w:sz="4"/>
+              <w:right w:val="none" w:color="auto" w:sz="0"/>
+            </w:tcBorders>
+            <w:tcMar>
+              <w:top w:type="dxa" w:w="52"/>
+              <w:left w:type="dxa" w:w="100"/>
+              <w:bottom w:type="dxa" w:w="52"/>
+              <w:right w:type="dxa" w:w="100"/>
+            </w:tcMar>
+            <w:vAlign w:val="center"/>
+          </w:tcPr>
+          <w:p>
+            <w:pPr>
+              <w:spacing w:after="0" w:line="240" w:lineRule="auto"/>
+              <w:jc w:val="center"/>
+            </w:pPr>
+            <w:hyperlink w:history="1" r:id="rIdsyraoksial0tzgheqojko">
+              <w:r>
+                <w:rPr>
+                  <w:rFonts w:ascii="Arial" w:cs="Arial" w:eastAsia="Arial" w:hAnsi="Arial"/>
+                  <w:b w:val="false"/>
+                  <w:bCs w:val="false"/>
+                  <w:i w:val="false"/>
+                  <w:iCs w:val="false"/>
+                  <w:color w:val="2C5FA8"/>
+                  <w:sz w:val="17"/>
+                  <w:szCs w:val="17"/>
+                </w:rPr>
+                <w:t xml:space="preserve">Циан →</w:t>
+              </w:r>
+            </w:hyperlink>
+          </w:p>
+        </w:tc>
+      </w:tr>
+      <w:tr>
+        <w:tc>
+          <w:tcPr>
+            <w:tcW w:type="dxa" w:w="1550"/>
+            <w:tcBorders>
+              <w:top w:val="single" w:color="D9D4CB" w:sz="4"/>
+              <w:left w:val="none" w:color="auto" w:sz="0"/>
+              <w:bottom w:val="single" w:color="D9D4CB" w:sz="4"/>
+              <w:right w:val="none" w:color="auto" w:sz="0"/>
+            </w:tcBorders>
+            <w:shd w:fill="FBFAF8" w:color="auto" w:val="clear"/>
+            <w:tcMar>
+              <w:top w:type="dxa" w:w="52"/>
+              <w:left w:type="dxa" w:w="100"/>
+              <w:bottom w:type="dxa" w:w="52"/>
+              <w:right w:type="dxa" w:w="100"/>
+            </w:tcMar>
+            <w:vAlign w:val="center"/>
+          </w:tcPr>
+          <w:p>
+            <w:pPr>
+              <w:spacing w:after="0" w:line="240" w:lineRule="auto"/>
+              <w:jc w:val="left"/>
+            </w:pPr>
+            <w:r>
+              <w:rPr>
+                <w:rFonts w:ascii="Arial" w:cs="Arial" w:eastAsia="Arial" w:hAnsi="Arial"/>
+                <w:b/>
+                <w:bCs/>
+                <w:i w:val="false"/>
+                <w:iCs w:val="false"/>
+                <w:color w:val="2A2E38"/>
+                <w:sz w:val="17"/>
+                <w:szCs w:val="17"/>
+              </w:rPr>
+              <w:t xml:space="preserve">«Лаврушинский»</w:t>
+            </w:r>
+          </w:p>
+        </w:tc>
+        <w:tc>
+          <w:tcPr>
+            <w:tcW w:type="dxa" w:w="900"/>
+            <w:tcBorders>
+              <w:top w:val="single" w:color="D9D4CB" w:sz="4"/>
+              <w:left w:val="none" w:color="auto" w:sz="0"/>
+              <w:bottom w:val="single" w:color="D9D4CB" w:sz="4"/>
+              <w:right w:val="none" w:color="auto" w:sz="0"/>
+            </w:tcBorders>
+            <w:shd w:fill="FBFAF8" w:color="auto" w:val="clear"/>
+            <w:tcMar>
+              <w:top w:type="dxa" w:w="52"/>
+              <w:left w:type="dxa" w:w="100"/>
+              <w:bottom w:type="dxa" w:w="52"/>
+              <w:right w:type="dxa" w:w="100"/>
+            </w:tcMar>
+            <w:vAlign w:val="center"/>
+          </w:tcPr>
+          <w:p>
+            <w:pPr>
+              <w:spacing w:after="0" w:line="240" w:lineRule="auto"/>
+              <w:jc w:val="center"/>
+            </w:pPr>
+            <w:r>
+              <w:rPr>
+                <w:rFonts w:ascii="Arial" w:cs="Arial" w:eastAsia="Arial" w:hAnsi="Arial"/>
+                <w:b w:val="false"/>
+                <w:bCs w:val="false"/>
+                <w:i w:val="false"/>
+                <w:iCs w:val="false"/>
+                <w:color w:val="2A2E38"/>
+                <w:sz w:val="17"/>
+                <w:szCs w:val="17"/>
+              </w:rPr>
+              <w:t xml:space="preserve">88,0</w:t>
+            </w:r>
+          </w:p>
+        </w:tc>
+        <w:tc>
+          <w:tcPr>
+            <w:tcW w:type="dxa" w:w="700"/>
+            <w:tcBorders>
+              <w:top w:val="single" w:color="D9D4CB" w:sz="4"/>
+              <w:left w:val="none" w:color="auto" w:sz="0"/>
+              <w:bottom w:val="single" w:color="D9D4CB" w:sz="4"/>
+              <w:right w:val="none" w:color="auto" w:sz="0"/>
+            </w:tcBorders>
+            <w:shd w:fill="FBFAF8" w:color="auto" w:val="clear"/>
+            <w:tcMar>
+              <w:top w:type="dxa" w:w="52"/>
+              <w:left w:type="dxa" w:w="100"/>
+              <w:bottom w:type="dxa" w:w="52"/>
+              <w:right w:type="dxa" w:w="100"/>
+            </w:tcMar>
+            <w:vAlign w:val="center"/>
+          </w:tcPr>
+          <w:p>
+            <w:pPr>
+              <w:spacing w:after="0" w:line="240" w:lineRule="auto"/>
+              <w:jc w:val="center"/>
+            </w:pPr>
+            <w:r>
+              <w:rPr>
+                <w:rFonts w:ascii="Arial" w:cs="Arial" w:eastAsia="Arial" w:hAnsi="Arial"/>
+                <w:b w:val="false"/>
+                <w:bCs w:val="false"/>
+                <w:i w:val="false"/>
+                <w:iCs w:val="false"/>
+                <w:color w:val="2A2E38"/>
+                <w:sz w:val="17"/>
+                <w:szCs w:val="17"/>
+              </w:rPr>
+              <w:t xml:space="preserve">4</w:t>
+            </w:r>
+          </w:p>
+        </w:tc>
+        <w:tc>
+          <w:tcPr>
+            <w:tcW w:type="dxa" w:w="900"/>
+            <w:tcBorders>
+              <w:top w:val="single" w:color="D9D4CB" w:sz="4"/>
+              <w:left w:val="none" w:color="auto" w:sz="0"/>
+              <w:bottom w:val="single" w:color="D9D4CB" w:sz="4"/>
+              <w:right w:val="none" w:color="auto" w:sz="0"/>
+            </w:tcBorders>
+            <w:shd w:fill="FBFAF8" w:color="auto" w:val="clear"/>
+            <w:tcMar>
+              <w:top w:type="dxa" w:w="52"/>
+              <w:left w:type="dxa" w:w="100"/>
+              <w:bottom w:type="dxa" w:w="52"/>
+              <w:right w:type="dxa" w:w="100"/>
+            </w:tcMar>
+            <w:vAlign w:val="center"/>
+          </w:tcPr>
+          <w:p>
+            <w:pPr>
+              <w:spacing w:after="0" w:line="240" w:lineRule="auto"/>
+              <w:jc w:val="center"/>
+            </w:pPr>
+            <w:r>
+              <w:rPr>
+                <w:rFonts w:ascii="Arial" w:cs="Arial" w:eastAsia="Arial" w:hAnsi="Arial"/>
+                <w:b w:val="false"/>
+                <w:bCs w:val="false"/>
+                <w:i w:val="false"/>
+                <w:iCs w:val="false"/>
+                <w:color w:val="2A2E38"/>
+                <w:sz w:val="17"/>
+                <w:szCs w:val="17"/>
+              </w:rPr>
+              <w:t xml:space="preserve">209,0</w:t>
+            </w:r>
+          </w:p>
+        </w:tc>
+        <w:tc>
+          <w:tcPr>
+            <w:tcW w:type="dxa" w:w="1150"/>
+            <w:tcBorders>
+              <w:top w:val="single" w:color="D9D4CB" w:sz="4"/>
+              <w:left w:val="none" w:color="auto" w:sz="0"/>
+              <w:bottom w:val="single" w:color="D9D4CB" w:sz="4"/>
+              <w:right w:val="none" w:color="auto" w:sz="0"/>
+            </w:tcBorders>
+            <w:shd w:fill="FBFAF8" w:color="auto" w:val="clear"/>
+            <w:tcMar>
+              <w:top w:type="dxa" w:w="52"/>
+              <w:left w:type="dxa" w:w="100"/>
+              <w:bottom w:type="dxa" w:w="52"/>
+              <w:right w:type="dxa" w:w="100"/>
+            </w:tcMar>
+            <w:vAlign w:val="center"/>
+          </w:tcPr>
+          <w:p>
+            <w:pPr>
+              <w:spacing w:after="0" w:line="240" w:lineRule="auto"/>
+              <w:jc w:val="center"/>
+            </w:pPr>
+            <w:r>
+              <w:rPr>
+                <w:rFonts w:ascii="Arial" w:cs="Arial" w:eastAsia="Arial" w:hAnsi="Arial"/>
+                <w:b w:val="false"/>
+                <w:bCs w:val="false"/>
+                <w:i w:val="false"/>
+                <w:iCs w:val="false"/>
+                <w:color w:val="2A2E38"/>
+                <w:sz w:val="17"/>
+                <w:szCs w:val="17"/>
+              </w:rPr>
+              <w:t xml:space="preserve">2 375 455</w:t>
+            </w:r>
+          </w:p>
+        </w:tc>
+        <w:tc>
+          <w:tcPr>
+            <w:tcW w:type="dxa" w:w="1200"/>
+            <w:tcBorders>
+              <w:top w:val="single" w:color="D9D4CB" w:sz="4"/>
+              <w:left w:val="none" w:color="auto" w:sz="0"/>
+              <w:bottom w:val="single" w:color="D9D4CB" w:sz="4"/>
+              <w:right w:val="none" w:color="auto" w:sz="0"/>
+            </w:tcBorders>
+            <w:shd w:fill="FBFAF8" w:color="auto" w:val="clear"/>
+            <w:tcMar>
+              <w:top w:type="dxa" w:w="52"/>
+              <w:left w:type="dxa" w:w="100"/>
+              <w:bottom w:type="dxa" w:w="52"/>
+              <w:right w:type="dxa" w:w="100"/>
+            </w:tcMar>
+            <w:vAlign w:val="center"/>
+          </w:tcPr>
+          <w:p>
+            <w:pPr>
+              <w:spacing w:after="0" w:line="240" w:lineRule="auto"/>
+              <w:jc w:val="center"/>
+            </w:pPr>
+            <w:r>
+              <w:rPr>
+                <w:rFonts w:ascii="Arial" w:cs="Arial" w:eastAsia="Arial" w:hAnsi="Arial"/>
+                <w:b w:val="false"/>
+                <w:bCs w:val="false"/>
+                <w:i w:val="false"/>
+                <w:iCs w:val="false"/>
+                <w:color w:val="2A2E38"/>
+                <w:sz w:val="17"/>
+                <w:szCs w:val="17"/>
+              </w:rPr>
+              <w:t xml:space="preserve">2 375 455</w:t>
+            </w:r>
+          </w:p>
+        </w:tc>
+        <w:tc>
+          <w:tcPr>
+            <w:tcW w:type="dxa" w:w="1150"/>
+            <w:tcBorders>
+              <w:top w:val="single" w:color="D9D4CB" w:sz="4"/>
+              <w:left w:val="none" w:color="auto" w:sz="0"/>
+              <w:bottom w:val="single" w:color="D9D4CB" w:sz="4"/>
+              <w:right w:val="none" w:color="auto" w:sz="0"/>
+            </w:tcBorders>
+            <w:shd w:fill="FBFAF8" w:color="auto" w:val="clear"/>
+            <w:tcMar>
+              <w:top w:type="dxa" w:w="52"/>
+              <w:left w:type="dxa" w:w="100"/>
+              <w:bottom w:type="dxa" w:w="52"/>
+              <w:right w:type="dxa" w:w="100"/>
+            </w:tcMar>
+            <w:vAlign w:val="center"/>
+          </w:tcPr>
+          <w:p>
+            <w:pPr>
+              <w:spacing w:after="0" w:line="240" w:lineRule="auto"/>
+              <w:jc w:val="center"/>
+            </w:pPr>
+            <w:r>
+              <w:rPr>
+                <w:rFonts w:ascii="Arial" w:cs="Arial" w:eastAsia="Arial" w:hAnsi="Arial"/>
+                <w:b w:val="false"/>
+                <w:bCs w:val="false"/>
+                <w:i w:val="false"/>
+                <w:iCs w:val="false"/>
+                <w:color w:val="2A2E38"/>
+                <w:sz w:val="17"/>
+                <w:szCs w:val="17"/>
+              </w:rPr>
+              <w:t xml:space="preserve">бетон</w:t>
+            </w:r>
+          </w:p>
+        </w:tc>
+        <w:tc>
+          <w:tcPr>
+            <w:tcW w:type="dxa" w:w="1200"/>
+            <w:tcBorders>
+              <w:top w:val="single" w:color="D9D4CB" w:sz="4"/>
+              <w:left w:val="none" w:color="auto" w:sz="0"/>
+              <w:bottom w:val="single" w:color="D9D4CB" w:sz="4"/>
+              <w:right w:val="none" w:color="auto" w:sz="0"/>
+            </w:tcBorders>
+            <w:shd w:fill="FBFAF8" w:color="auto" w:val="clear"/>
+            <w:tcMar>
+              <w:top w:type="dxa" w:w="52"/>
+              <w:left w:type="dxa" w:w="100"/>
+              <w:bottom w:type="dxa" w:w="52"/>
+              <w:right w:type="dxa" w:w="100"/>
+            </w:tcMar>
+            <w:vAlign w:val="center"/>
+          </w:tcPr>
+          <w:p>
+            <w:pPr>
+              <w:spacing w:after="0" w:line="240" w:lineRule="auto"/>
+              <w:jc w:val="center"/>
+            </w:pPr>
+            <w:r>
+              <w:rPr>
+                <w:rFonts w:ascii="Arial" w:cs="Arial" w:eastAsia="Arial" w:hAnsi="Arial"/>
+                <w:b w:val="false"/>
+                <w:bCs w:val="false"/>
+                <w:i w:val="false"/>
+                <w:iCs w:val="false"/>
+                <w:color w:val="2A2E38"/>
+                <w:sz w:val="17"/>
+                <w:szCs w:val="17"/>
+              </w:rPr>
+              <w:t xml:space="preserve">3 125 455</w:t>
+            </w:r>
+          </w:p>
+        </w:tc>
+        <w:tc>
+          <w:tcPr>
+            <w:tcW w:type="dxa" w:w="888"/>
+            <w:tcBorders>
+              <w:top w:val="single" w:color="D9D4CB" w:sz="4"/>
+              <w:left w:val="none" w:color="auto" w:sz="0"/>
+              <w:bottom w:val="single" w:color="D9D4CB" w:sz="4"/>
+              <w:right w:val="none" w:color="auto" w:sz="0"/>
+            </w:tcBorders>
+            <w:shd w:fill="FBFAF8" w:color="auto" w:val="clear"/>
+            <w:tcMar>
+              <w:top w:type="dxa" w:w="52"/>
+              <w:left w:type="dxa" w:w="100"/>
+              <w:bottom w:type="dxa" w:w="52"/>
+              <w:right w:type="dxa" w:w="100"/>
+            </w:tcMar>
+            <w:vAlign w:val="center"/>
+          </w:tcPr>
+          <w:p>
+            <w:pPr>
+              <w:spacing w:after="0" w:line="240" w:lineRule="auto"/>
+              <w:jc w:val="center"/>
+            </w:pPr>
+            <w:hyperlink w:history="1" r:id="rIdt0alklair5cnpt0vrmw1z">
+              <w:r>
+                <w:rPr>
+                  <w:rFonts w:ascii="Arial" w:cs="Arial" w:eastAsia="Arial" w:hAnsi="Arial"/>
+                  <w:b w:val="false"/>
+                  <w:bCs w:val="false"/>
+                  <w:i w:val="false"/>
+                  <w:iCs w:val="false"/>
+                  <w:color w:val="2C5FA8"/>
+                  <w:sz w:val="17"/>
+                  <w:szCs w:val="17"/>
+                </w:rPr>
+                <w:t xml:space="preserve">Циан →</w:t>
+              </w:r>
+            </w:hyperlink>
+          </w:p>
+        </w:tc>
+      </w:tr>
+      <w:tr>
+        <w:tc>
+          <w:tcPr>
+            <w:tcW w:type="dxa" w:w="1550"/>
+            <w:tcBorders>
+              <w:top w:val="single" w:color="D9D4CB" w:sz="4"/>
+              <w:left w:val="none" w:color="auto" w:sz="0"/>
+              <w:bottom w:val="single" w:color="D9D4CB" w:sz="4"/>
+              <w:right w:val="none" w:color="auto" w:sz="0"/>
+            </w:tcBorders>
+            <w:tcMar>
+              <w:top w:type="dxa" w:w="52"/>
+              <w:left w:type="dxa" w:w="100"/>
+              <w:bottom w:type="dxa" w:w="52"/>
+              <w:right w:type="dxa" w:w="100"/>
+            </w:tcMar>
+            <w:vAlign w:val="center"/>
+          </w:tcPr>
+          <w:p>
+            <w:pPr>
+              <w:spacing w:after="0" w:line="240" w:lineRule="auto"/>
+              <w:jc w:val="left"/>
+            </w:pPr>
+            <w:r>
+              <w:rPr>
+                <w:rFonts w:ascii="Arial" w:cs="Arial" w:eastAsia="Arial" w:hAnsi="Arial"/>
+                <w:b/>
+                <w:bCs/>
+                <w:i w:val="false"/>
+                <w:iCs w:val="false"/>
+                <w:color w:val="2A2E38"/>
+                <w:sz w:val="17"/>
+                <w:szCs w:val="17"/>
+              </w:rPr>
+              <w:t xml:space="preserve">«Лаврушинский»</w:t>
+            </w:r>
+          </w:p>
+        </w:tc>
+        <w:tc>
+          <w:tcPr>
+            <w:tcW w:type="dxa" w:w="900"/>
+            <w:tcBorders>
+              <w:top w:val="single" w:color="D9D4CB" w:sz="4"/>
+              <w:left w:val="none" w:color="auto" w:sz="0"/>
+              <w:bottom w:val="single" w:color="D9D4CB" w:sz="4"/>
+              <w:right w:val="none" w:color="auto" w:sz="0"/>
+            </w:tcBorders>
+            <w:tcMar>
+              <w:top w:type="dxa" w:w="52"/>
+              <w:left w:type="dxa" w:w="100"/>
+              <w:bottom w:type="dxa" w:w="52"/>
+              <w:right w:type="dxa" w:w="100"/>
+            </w:tcMar>
+            <w:vAlign w:val="center"/>
+          </w:tcPr>
+          <w:p>
+            <w:pPr>
+              <w:spacing w:after="0" w:line="240" w:lineRule="auto"/>
+              <w:jc w:val="center"/>
+            </w:pPr>
+            <w:r>
+              <w:rPr>
+                <w:rFonts w:ascii="Arial" w:cs="Arial" w:eastAsia="Arial" w:hAnsi="Arial"/>
+                <w:b w:val="false"/>
+                <w:bCs w:val="false"/>
+                <w:i w:val="false"/>
+                <w:iCs w:val="false"/>
+                <w:color w:val="2A2E38"/>
+                <w:sz w:val="17"/>
+                <w:szCs w:val="17"/>
+              </w:rPr>
+              <w:t xml:space="preserve">89,0</w:t>
+            </w:r>
+          </w:p>
+        </w:tc>
+        <w:tc>
+          <w:tcPr>
+            <w:tcW w:type="dxa" w:w="700"/>
+            <w:tcBorders>
+              <w:top w:val="single" w:color="D9D4CB" w:sz="4"/>
+              <w:left w:val="none" w:color="auto" w:sz="0"/>
+              <w:bottom w:val="single" w:color="D9D4CB" w:sz="4"/>
+              <w:right w:val="none" w:color="auto" w:sz="0"/>
+            </w:tcBorders>
+            <w:tcMar>
+              <w:top w:type="dxa" w:w="52"/>
+              <w:left w:type="dxa" w:w="100"/>
+              <w:bottom w:type="dxa" w:w="52"/>
+              <w:right w:type="dxa" w:w="100"/>
+            </w:tcMar>
+            <w:vAlign w:val="center"/>
+          </w:tcPr>
+          <w:p>
+            <w:pPr>
+              <w:spacing w:after="0" w:line="240" w:lineRule="auto"/>
+              <w:jc w:val="center"/>
+            </w:pPr>
+            <w:r>
+              <w:rPr>
+                <w:rFonts w:ascii="Arial" w:cs="Arial" w:eastAsia="Arial" w:hAnsi="Arial"/>
+                <w:b w:val="false"/>
+                <w:bCs w:val="false"/>
+                <w:i w:val="false"/>
+                <w:iCs w:val="false"/>
+                <w:color w:val="2A2E38"/>
+                <w:sz w:val="17"/>
+                <w:szCs w:val="17"/>
+              </w:rPr>
+              <w:t xml:space="preserve">5</w:t>
+            </w:r>
+          </w:p>
+        </w:tc>
+        <w:tc>
+          <w:tcPr>
+            <w:tcW w:type="dxa" w:w="900"/>
+            <w:tcBorders>
+              <w:top w:val="single" w:color="D9D4CB" w:sz="4"/>
+              <w:left w:val="none" w:color="auto" w:sz="0"/>
+              <w:bottom w:val="single" w:color="D9D4CB" w:sz="4"/>
+              <w:right w:val="none" w:color="auto" w:sz="0"/>
+            </w:tcBorders>
+            <w:tcMar>
+              <w:top w:type="dxa" w:w="52"/>
+              <w:left w:type="dxa" w:w="100"/>
+              <w:bottom w:type="dxa" w:w="52"/>
+              <w:right w:type="dxa" w:w="100"/>
+            </w:tcMar>
+            <w:vAlign w:val="center"/>
+          </w:tcPr>
+          <w:p>
+            <w:pPr>
+              <w:spacing w:after="0" w:line="240" w:lineRule="auto"/>
+              <w:jc w:val="center"/>
+            </w:pPr>
+            <w:r>
+              <w:rPr>
+                <w:rFonts w:ascii="Arial" w:cs="Arial" w:eastAsia="Arial" w:hAnsi="Arial"/>
+                <w:b w:val="false"/>
+                <w:bCs w:val="false"/>
+                <w:i w:val="false"/>
+                <w:iCs w:val="false"/>
+                <w:color w:val="2A2E38"/>
+                <w:sz w:val="17"/>
+                <w:szCs w:val="17"/>
+              </w:rPr>
+              <w:t xml:space="preserve">224,1</w:t>
+            </w:r>
+          </w:p>
+        </w:tc>
+        <w:tc>
+          <w:tcPr>
+            <w:tcW w:type="dxa" w:w="1150"/>
+            <w:tcBorders>
+              <w:top w:val="single" w:color="D9D4CB" w:sz="4"/>
+              <w:left w:val="none" w:color="auto" w:sz="0"/>
+              <w:bottom w:val="single" w:color="D9D4CB" w:sz="4"/>
+              <w:right w:val="none" w:color="auto" w:sz="0"/>
+            </w:tcBorders>
+            <w:tcMar>
+              <w:top w:type="dxa" w:w="52"/>
+              <w:left w:type="dxa" w:w="100"/>
+              <w:bottom w:type="dxa" w:w="52"/>
+              <w:right w:type="dxa" w:w="100"/>
+            </w:tcMar>
+            <w:vAlign w:val="center"/>
+          </w:tcPr>
+          <w:p>
+            <w:pPr>
+              <w:spacing w:after="0" w:line="240" w:lineRule="auto"/>
+              <w:jc w:val="center"/>
+            </w:pPr>
+            <w:r>
+              <w:rPr>
+                <w:rFonts w:ascii="Arial" w:cs="Arial" w:eastAsia="Arial" w:hAnsi="Arial"/>
+                <w:b w:val="false"/>
+                <w:bCs w:val="false"/>
+                <w:i w:val="false"/>
+                <w:iCs w:val="false"/>
+                <w:color w:val="2A2E38"/>
+                <w:sz w:val="17"/>
+                <w:szCs w:val="17"/>
+              </w:rPr>
+              <w:t xml:space="preserve">2 518 315</w:t>
+            </w:r>
+          </w:p>
+        </w:tc>
+        <w:tc>
+          <w:tcPr>
+            <w:tcW w:type="dxa" w:w="1200"/>
+            <w:tcBorders>
+              <w:top w:val="single" w:color="D9D4CB" w:sz="4"/>
+              <w:left w:val="none" w:color="auto" w:sz="0"/>
+              <w:bottom w:val="single" w:color="D9D4CB" w:sz="4"/>
+              <w:right w:val="none" w:color="auto" w:sz="0"/>
+            </w:tcBorders>
+            <w:tcMar>
+              <w:top w:type="dxa" w:w="52"/>
+              <w:left w:type="dxa" w:w="100"/>
+              <w:bottom w:type="dxa" w:w="52"/>
+              <w:right w:type="dxa" w:w="100"/>
+            </w:tcMar>
+            <w:vAlign w:val="center"/>
+          </w:tcPr>
+          <w:p>
+            <w:pPr>
+              <w:spacing w:after="0" w:line="240" w:lineRule="auto"/>
+              <w:jc w:val="center"/>
+            </w:pPr>
+            <w:r>
+              <w:rPr>
+                <w:rFonts w:ascii="Arial" w:cs="Arial" w:eastAsia="Arial" w:hAnsi="Arial"/>
+                <w:b w:val="false"/>
+                <w:bCs w:val="false"/>
+                <w:i w:val="false"/>
+                <w:iCs w:val="false"/>
+                <w:color w:val="2A2E38"/>
+                <w:sz w:val="17"/>
+                <w:szCs w:val="17"/>
+              </w:rPr>
+              <w:t xml:space="preserve">2 375 094</w:t>
+            </w:r>
+          </w:p>
+        </w:tc>
+        <w:tc>
+          <w:tcPr>
+            <w:tcW w:type="dxa" w:w="1150"/>
+            <w:tcBorders>
+              <w:top w:val="single" w:color="D9D4CB" w:sz="4"/>
+              <w:left w:val="none" w:color="auto" w:sz="0"/>
+              <w:bottom w:val="single" w:color="D9D4CB" w:sz="4"/>
+              <w:right w:val="none" w:color="auto" w:sz="0"/>
+            </w:tcBorders>
+            <w:tcMar>
+              <w:top w:type="dxa" w:w="52"/>
+              <w:left w:type="dxa" w:w="100"/>
+              <w:bottom w:type="dxa" w:w="52"/>
+              <w:right w:type="dxa" w:w="100"/>
+            </w:tcMar>
+            <w:vAlign w:val="center"/>
+          </w:tcPr>
+          <w:p>
+            <w:pPr>
+              <w:spacing w:after="0" w:line="240" w:lineRule="auto"/>
+              <w:jc w:val="center"/>
+            </w:pPr>
+            <w:r>
+              <w:rPr>
+                <w:rFonts w:ascii="Arial" w:cs="Arial" w:eastAsia="Arial" w:hAnsi="Arial"/>
+                <w:b w:val="false"/>
+                <w:bCs w:val="false"/>
+                <w:i w:val="false"/>
+                <w:iCs w:val="false"/>
+                <w:color w:val="2A2E38"/>
+                <w:sz w:val="17"/>
+                <w:szCs w:val="17"/>
+              </w:rPr>
+              <w:t xml:space="preserve">бетон</w:t>
+            </w:r>
+          </w:p>
+        </w:tc>
+        <w:tc>
+          <w:tcPr>
+            <w:tcW w:type="dxa" w:w="1200"/>
+            <w:tcBorders>
+              <w:top w:val="single" w:color="D9D4CB" w:sz="4"/>
+              <w:left w:val="none" w:color="auto" w:sz="0"/>
+              <w:bottom w:val="single" w:color="D9D4CB" w:sz="4"/>
+              <w:right w:val="none" w:color="auto" w:sz="0"/>
+            </w:tcBorders>
+            <w:tcMar>
+              <w:top w:type="dxa" w:w="52"/>
+              <w:left w:type="dxa" w:w="100"/>
+              <w:bottom w:type="dxa" w:w="52"/>
+              <w:right w:type="dxa" w:w="100"/>
+            </w:tcMar>
+            <w:vAlign w:val="center"/>
+          </w:tcPr>
+          <w:p>
+            <w:pPr>
+              <w:spacing w:after="0" w:line="240" w:lineRule="auto"/>
+              <w:jc w:val="center"/>
+            </w:pPr>
+            <w:r>
+              <w:rPr>
+                <w:rFonts w:ascii="Arial" w:cs="Arial" w:eastAsia="Arial" w:hAnsi="Arial"/>
+                <w:b w:val="false"/>
+                <w:bCs w:val="false"/>
+                <w:i w:val="false"/>
+                <w:iCs w:val="false"/>
+                <w:color w:val="2A2E38"/>
+                <w:sz w:val="17"/>
+                <w:szCs w:val="17"/>
+              </w:rPr>
+              <w:t xml:space="preserve">3 125 094</w:t>
+            </w:r>
+          </w:p>
+        </w:tc>
+        <w:tc>
+          <w:tcPr>
+            <w:tcW w:type="dxa" w:w="888"/>
+            <w:tcBorders>
+              <w:top w:val="single" w:color="D9D4CB" w:sz="4"/>
+              <w:left w:val="none" w:color="auto" w:sz="0"/>
+              <w:bottom w:val="single" w:color="D9D4CB" w:sz="4"/>
+              <w:right w:val="none" w:color="auto" w:sz="0"/>
+            </w:tcBorders>
+            <w:tcMar>
+              <w:top w:type="dxa" w:w="52"/>
+              <w:left w:type="dxa" w:w="100"/>
+              <w:bottom w:type="dxa" w:w="52"/>
+              <w:right w:type="dxa" w:w="100"/>
+            </w:tcMar>
+            <w:vAlign w:val="center"/>
+          </w:tcPr>
+          <w:p>
+            <w:pPr>
+              <w:spacing w:after="0" w:line="240" w:lineRule="auto"/>
+              <w:jc w:val="center"/>
+            </w:pPr>
+            <w:hyperlink w:history="1" r:id="rIdlxhngelsnpjelxacyel2w">
+              <w:r>
+                <w:rPr>
+                  <w:rFonts w:ascii="Arial" w:cs="Arial" w:eastAsia="Arial" w:hAnsi="Arial"/>
+                  <w:b w:val="false"/>
+                  <w:bCs w:val="false"/>
+                  <w:i w:val="false"/>
+                  <w:iCs w:val="false"/>
+                  <w:color w:val="2C5FA8"/>
+                  <w:sz w:val="17"/>
+                  <w:szCs w:val="17"/>
+                </w:rPr>
+                <w:t xml:space="preserve">Циан →</w:t>
+              </w:r>
+            </w:hyperlink>
+          </w:p>
+        </w:tc>
+      </w:tr>
+      <w:tr>
+        <w:tc>
+          <w:tcPr>
+            <w:tcW w:type="dxa" w:w="1550"/>
+            <w:tcBorders>
+              <w:top w:val="single" w:color="D9D4CB" w:sz="4"/>
+              <w:left w:val="none" w:color="auto" w:sz="0"/>
+              <w:bottom w:val="single" w:color="D9D4CB" w:sz="4"/>
+              <w:right w:val="none" w:color="auto" w:sz="0"/>
+            </w:tcBorders>
+            <w:shd w:fill="FBFAF8" w:color="auto" w:val="clear"/>
+            <w:tcMar>
+              <w:top w:type="dxa" w:w="52"/>
+              <w:left w:type="dxa" w:w="100"/>
+              <w:bottom w:type="dxa" w:w="52"/>
+              <w:right w:type="dxa" w:w="100"/>
+            </w:tcMar>
+            <w:vAlign w:val="center"/>
+          </w:tcPr>
+          <w:p>
+            <w:pPr>
+              <w:spacing w:after="0" w:line="240" w:lineRule="auto"/>
+              <w:jc w:val="left"/>
+            </w:pPr>
+            <w:r>
+              <w:rPr>
+                <w:rFonts w:ascii="Arial" w:cs="Arial" w:eastAsia="Arial" w:hAnsi="Arial"/>
+                <w:b/>
+                <w:bCs/>
+                <w:i w:val="false"/>
+                <w:iCs w:val="false"/>
+                <w:color w:val="2A2E38"/>
+                <w:sz w:val="17"/>
+                <w:szCs w:val="17"/>
+              </w:rPr>
+              <w:t xml:space="preserve">«Лаврушинский»</w:t>
+            </w:r>
+          </w:p>
+        </w:tc>
+        <w:tc>
+          <w:tcPr>
+            <w:tcW w:type="dxa" w:w="900"/>
+            <w:tcBorders>
+              <w:top w:val="single" w:color="D9D4CB" w:sz="4"/>
+              <w:left w:val="none" w:color="auto" w:sz="0"/>
+              <w:bottom w:val="single" w:color="D9D4CB" w:sz="4"/>
+              <w:right w:val="none" w:color="auto" w:sz="0"/>
+            </w:tcBorders>
+            <w:shd w:fill="FBFAF8" w:color="auto" w:val="clear"/>
+            <w:tcMar>
+              <w:top w:type="dxa" w:w="52"/>
+              <w:left w:type="dxa" w:w="100"/>
+              <w:bottom w:type="dxa" w:w="52"/>
+              <w:right w:type="dxa" w:w="100"/>
+            </w:tcMar>
+            <w:vAlign w:val="center"/>
+          </w:tcPr>
+          <w:p>
+            <w:pPr>
+              <w:spacing w:after="0" w:line="240" w:lineRule="auto"/>
+              <w:jc w:val="center"/>
+            </w:pPr>
+            <w:r>
+              <w:rPr>
+                <w:rFonts w:ascii="Arial" w:cs="Arial" w:eastAsia="Arial" w:hAnsi="Arial"/>
+                <w:b w:val="false"/>
+                <w:bCs w:val="false"/>
+                <w:i w:val="false"/>
+                <w:iCs w:val="false"/>
+                <w:color w:val="2A2E38"/>
+                <w:sz w:val="17"/>
+                <w:szCs w:val="17"/>
+              </w:rPr>
+              <w:t xml:space="preserve">75,0</w:t>
+            </w:r>
+          </w:p>
+        </w:tc>
+        <w:tc>
+          <w:tcPr>
+            <w:tcW w:type="dxa" w:w="700"/>
+            <w:tcBorders>
+              <w:top w:val="single" w:color="D9D4CB" w:sz="4"/>
+              <w:left w:val="none" w:color="auto" w:sz="0"/>
+              <w:bottom w:val="single" w:color="D9D4CB" w:sz="4"/>
+              <w:right w:val="none" w:color="auto" w:sz="0"/>
+            </w:tcBorders>
+            <w:shd w:fill="FBFAF8" w:color="auto" w:val="clear"/>
+            <w:tcMar>
+              <w:top w:type="dxa" w:w="52"/>
+              <w:left w:type="dxa" w:w="100"/>
+              <w:bottom w:type="dxa" w:w="52"/>
+              <w:right w:type="dxa" w:w="100"/>
+            </w:tcMar>
+            <w:vAlign w:val="center"/>
+          </w:tcPr>
+          <w:p>
+            <w:pPr>
+              <w:spacing w:after="0" w:line="240" w:lineRule="auto"/>
+              <w:jc w:val="center"/>
+            </w:pPr>
+            <w:r>
+              <w:rPr>
+                <w:rFonts w:ascii="Arial" w:cs="Arial" w:eastAsia="Arial" w:hAnsi="Arial"/>
+                <w:b w:val="false"/>
+                <w:bCs w:val="false"/>
+                <w:i w:val="false"/>
+                <w:iCs w:val="false"/>
+                <w:color w:val="2A2E38"/>
+                <w:sz w:val="17"/>
+                <w:szCs w:val="17"/>
+              </w:rPr>
+              <w:t xml:space="preserve">8</w:t>
+            </w:r>
+          </w:p>
+        </w:tc>
+        <w:tc>
+          <w:tcPr>
+            <w:tcW w:type="dxa" w:w="900"/>
+            <w:tcBorders>
+              <w:top w:val="single" w:color="D9D4CB" w:sz="4"/>
+              <w:left w:val="none" w:color="auto" w:sz="0"/>
+              <w:bottom w:val="single" w:color="D9D4CB" w:sz="4"/>
+              <w:right w:val="none" w:color="auto" w:sz="0"/>
+            </w:tcBorders>
+            <w:shd w:fill="FBFAF8" w:color="auto" w:val="clear"/>
+            <w:tcMar>
+              <w:top w:type="dxa" w:w="52"/>
+              <w:left w:type="dxa" w:w="100"/>
+              <w:bottom w:type="dxa" w:w="52"/>
+              <w:right w:type="dxa" w:w="100"/>
+            </w:tcMar>
+            <w:vAlign w:val="center"/>
+          </w:tcPr>
+          <w:p>
+            <w:pPr>
+              <w:spacing w:after="0" w:line="240" w:lineRule="auto"/>
+              <w:jc w:val="center"/>
+            </w:pPr>
+            <w:r>
+              <w:rPr>
+                <w:rFonts w:ascii="Arial" w:cs="Arial" w:eastAsia="Arial" w:hAnsi="Arial"/>
+                <w:b w:val="false"/>
+                <w:bCs w:val="false"/>
+                <w:i w:val="false"/>
+                <w:iCs w:val="false"/>
+                <w:color w:val="2A2E38"/>
+                <w:sz w:val="17"/>
+                <w:szCs w:val="17"/>
+              </w:rPr>
+              <w:t xml:space="preserve">219,4</w:t>
+            </w:r>
+          </w:p>
+        </w:tc>
+        <w:tc>
+          <w:tcPr>
+            <w:tcW w:type="dxa" w:w="1150"/>
+            <w:tcBorders>
+              <w:top w:val="single" w:color="D9D4CB" w:sz="4"/>
+              <w:left w:val="none" w:color="auto" w:sz="0"/>
+              <w:bottom w:val="single" w:color="D9D4CB" w:sz="4"/>
+              <w:right w:val="none" w:color="auto" w:sz="0"/>
+            </w:tcBorders>
+            <w:shd w:fill="FBFAF8" w:color="auto" w:val="clear"/>
+            <w:tcMar>
+              <w:top w:type="dxa" w:w="52"/>
+              <w:left w:type="dxa" w:w="100"/>
+              <w:bottom w:type="dxa" w:w="52"/>
+              <w:right w:type="dxa" w:w="100"/>
+            </w:tcMar>
+            <w:vAlign w:val="center"/>
+          </w:tcPr>
+          <w:p>
+            <w:pPr>
+              <w:spacing w:after="0" w:line="240" w:lineRule="auto"/>
+              <w:jc w:val="center"/>
+            </w:pPr>
+            <w:r>
+              <w:rPr>
+                <w:rFonts w:ascii="Arial" w:cs="Arial" w:eastAsia="Arial" w:hAnsi="Arial"/>
+                <w:b w:val="false"/>
+                <w:bCs w:val="false"/>
+                <w:i w:val="false"/>
+                <w:iCs w:val="false"/>
+                <w:color w:val="2A2E38"/>
+                <w:sz w:val="17"/>
+                <w:szCs w:val="17"/>
+              </w:rPr>
+              <w:t xml:space="preserve">2 925 200</w:t>
+            </w:r>
+          </w:p>
+        </w:tc>
+        <w:tc>
+          <w:tcPr>
+            <w:tcW w:type="dxa" w:w="1200"/>
+            <w:tcBorders>
+              <w:top w:val="single" w:color="D9D4CB" w:sz="4"/>
+              <w:left w:val="none" w:color="auto" w:sz="0"/>
+              <w:bottom w:val="single" w:color="D9D4CB" w:sz="4"/>
+              <w:right w:val="none" w:color="auto" w:sz="0"/>
+            </w:tcBorders>
+            <w:shd w:fill="FBFAF8" w:color="auto" w:val="clear"/>
+            <w:tcMar>
+              <w:top w:type="dxa" w:w="52"/>
+              <w:left w:type="dxa" w:w="100"/>
+              <w:bottom w:type="dxa" w:w="52"/>
+              <w:right w:type="dxa" w:w="100"/>
+            </w:tcMar>
+            <w:vAlign w:val="center"/>
+          </w:tcPr>
+          <w:p>
+            <w:pPr>
+              <w:spacing w:after="0" w:line="240" w:lineRule="auto"/>
+              <w:jc w:val="center"/>
+            </w:pPr>
+            <w:r>
+              <w:rPr>
+                <w:rFonts w:ascii="Arial" w:cs="Arial" w:eastAsia="Arial" w:hAnsi="Arial"/>
+                <w:b w:val="false"/>
+                <w:bCs w:val="false"/>
+                <w:i w:val="false"/>
+                <w:iCs w:val="false"/>
+                <w:color w:val="2A2E38"/>
+                <w:sz w:val="17"/>
+                <w:szCs w:val="17"/>
+              </w:rPr>
+              <w:t xml:space="preserve">2 314 402</w:t>
+            </w:r>
+          </w:p>
+        </w:tc>
+        <w:tc>
+          <w:tcPr>
+            <w:tcW w:type="dxa" w:w="1150"/>
+            <w:tcBorders>
+              <w:top w:val="single" w:color="D9D4CB" w:sz="4"/>
+              <w:left w:val="none" w:color="auto" w:sz="0"/>
+              <w:bottom w:val="single" w:color="D9D4CB" w:sz="4"/>
+              <w:right w:val="none" w:color="auto" w:sz="0"/>
+            </w:tcBorders>
+            <w:shd w:fill="FBFAF8" w:color="auto" w:val="clear"/>
+            <w:tcMar>
+              <w:top w:type="dxa" w:w="52"/>
+              <w:left w:type="dxa" w:w="100"/>
+              <w:bottom w:type="dxa" w:w="52"/>
+              <w:right w:type="dxa" w:w="100"/>
+            </w:tcMar>
+            <w:vAlign w:val="center"/>
+          </w:tcPr>
+          <w:p>
+            <w:pPr>
+              <w:spacing w:after="0" w:line="240" w:lineRule="auto"/>
+              <w:jc w:val="center"/>
+            </w:pPr>
+            <w:r>
+              <w:rPr>
+                <w:rFonts w:ascii="Arial" w:cs="Arial" w:eastAsia="Arial" w:hAnsi="Arial"/>
+                <w:b w:val="false"/>
+                <w:bCs w:val="false"/>
+                <w:i w:val="false"/>
+                <w:iCs w:val="false"/>
+                <w:color w:val="2A2E38"/>
+                <w:sz w:val="17"/>
+                <w:szCs w:val="17"/>
+              </w:rPr>
+              <w:t xml:space="preserve">бетон</w:t>
+            </w:r>
+          </w:p>
+        </w:tc>
+        <w:tc>
+          <w:tcPr>
+            <w:tcW w:type="dxa" w:w="1200"/>
+            <w:tcBorders>
+              <w:top w:val="single" w:color="D9D4CB" w:sz="4"/>
+              <w:left w:val="none" w:color="auto" w:sz="0"/>
+              <w:bottom w:val="single" w:color="D9D4CB" w:sz="4"/>
+              <w:right w:val="none" w:color="auto" w:sz="0"/>
+            </w:tcBorders>
+            <w:shd w:fill="FBFAF8" w:color="auto" w:val="clear"/>
+            <w:tcMar>
+              <w:top w:type="dxa" w:w="52"/>
+              <w:left w:type="dxa" w:w="100"/>
+              <w:bottom w:type="dxa" w:w="52"/>
+              <w:right w:type="dxa" w:w="100"/>
+            </w:tcMar>
+            <w:vAlign w:val="center"/>
+          </w:tcPr>
+          <w:p>
+            <w:pPr>
+              <w:spacing w:after="0" w:line="240" w:lineRule="auto"/>
+              <w:jc w:val="center"/>
+            </w:pPr>
+            <w:r>
+              <w:rPr>
+                <w:rFonts w:ascii="Arial" w:cs="Arial" w:eastAsia="Arial" w:hAnsi="Arial"/>
+                <w:b w:val="false"/>
+                <w:bCs w:val="false"/>
+                <w:i w:val="false"/>
+                <w:iCs w:val="false"/>
+                <w:color w:val="2A2E38"/>
+                <w:sz w:val="17"/>
+                <w:szCs w:val="17"/>
+              </w:rPr>
+              <w:t xml:space="preserve">3 064 402</w:t>
+            </w:r>
+          </w:p>
+        </w:tc>
+        <w:tc>
+          <w:tcPr>
+            <w:tcW w:type="dxa" w:w="888"/>
+            <w:tcBorders>
+              <w:top w:val="single" w:color="D9D4CB" w:sz="4"/>
+              <w:left w:val="none" w:color="auto" w:sz="0"/>
+              <w:bottom w:val="single" w:color="D9D4CB" w:sz="4"/>
+              <w:right w:val="none" w:color="auto" w:sz="0"/>
+            </w:tcBorders>
+            <w:shd w:fill="FBFAF8" w:color="auto" w:val="clear"/>
+            <w:tcMar>
+              <w:top w:type="dxa" w:w="52"/>
+              <w:left w:type="dxa" w:w="100"/>
+              <w:bottom w:type="dxa" w:w="52"/>
+              <w:right w:type="dxa" w:w="100"/>
+            </w:tcMar>
+            <w:vAlign w:val="center"/>
+          </w:tcPr>
+          <w:p>
+            <w:pPr>
+              <w:spacing w:after="0" w:line="240" w:lineRule="auto"/>
+              <w:jc w:val="center"/>
+            </w:pPr>
+            <w:hyperlink w:history="1" r:id="rId5q0_lbaui-t2bfqd2psnh">
+              <w:r>
+                <w:rPr>
+                  <w:rFonts w:ascii="Arial" w:cs="Arial" w:eastAsia="Arial" w:hAnsi="Arial"/>
+                  <w:b w:val="false"/>
+                  <w:bCs w:val="false"/>
+                  <w:i w:val="false"/>
+                  <w:iCs w:val="false"/>
+                  <w:color w:val="2C5FA8"/>
+                  <w:sz w:val="17"/>
+                  <w:szCs w:val="17"/>
+                </w:rPr>
+                <w:t xml:space="preserve">Циан →</w:t>
+              </w:r>
+            </w:hyperlink>
           </w:p>
         </w:tc>
       </w:tr>
@@ -13513,7 +17050,7 @@
           <w:sz w:val="15"/>
           <w:szCs w:val="15"/>
         </w:rPr>
-        <w:t xml:space="preserve">Базой считается прайс застройщика, где он есть: единый прайс-лист даёт чистый градиент. «Золотой» приведён для полноты и из расчёта исключён: одиннадцать лотов дают отрицательный градиент этажа — это шум малой выборки, а не свойство дома.</w:t>
+        <w:t xml:space="preserve">Приведение к 4 этажу — по надбавке +6,03 % за этаж, замеренной на 180 лотах в бетоне по всем новостройкам де-люкс локации. Апартаменты в выборку не входят.</w:t>
       </w:r>
     </w:p>
     <w:p>
@@ -13563,7 +17100,7 @@
           <w:sz w:val="19"/>
           <w:szCs w:val="19"/>
         </w:rPr>
-        <w:t xml:space="preserve">Этаж в де-люксе на набережной стоит очень дорого: +5,8…+9,3 % за этаж. </w:t>
+        <w:t xml:space="preserve">Наш лот — 10-й из 14. Дешевле только четыре квартиры, все в «Доме Лаврушинском». </w:t>
       </w:r>
       <w:r>
         <w:rPr>
@@ -13576,7 +17113,7 @@
           <w:sz w:val="19"/>
           <w:szCs w:val="19"/>
         </w:rPr>
-        <w:t xml:space="preserve">Для сравнения: в башнях HIGH LIFE тот же замер давал +0,4…+0,7 %, в 19-этажной «Левел Академической» +0,78 %. Здесь дом низкий, а этаж — это вид на Кремль, и вид оплачивается.</w:t>
+        <w:t xml:space="preserve">Медиана выборки 3 295 255 ₽ за метр, наш лот 3 200 000 ₽ — на 2,9 % ниже.</w:t>
       </w:r>
     </w:p>
     <w:p>
@@ -13608,20 +17145,7 @@
           <w:sz w:val="19"/>
           <w:szCs w:val="19"/>
         </w:rPr>
-        <w:t xml:space="preserve">Главная база — 180 лотов в бетоне по всем новостройкам де-люкс, R² = 0,52. </w:t>
-      </w:r>
-      <w:r>
-        <w:rPr>
-          <w:rFonts w:ascii="Arial" w:cs="Arial" w:eastAsia="Arial" w:hAnsi="Arial"/>
-          <w:b w:val="false"/>
-          <w:bCs w:val="false"/>
-          <w:i w:val="false"/>
-          <w:iCs w:val="false"/>
-          <w:color w:val="2A2E38"/>
-          <w:sz w:val="19"/>
-          <w:szCs w:val="19"/>
-        </w:rPr>
-        <w:t xml:space="preserve">Она ожидает для 87,5 м² на 4 этаже 2 576 027 ₽/м². «Голая» цена нашего лота 2 450 000 ₽ — на 4,9 % ниже модели, то есть выставлена корректно.</w:t>
+        <w:t xml:space="preserve">Дороже нас — девять лотов, от 3 125 097 до 3 885 902 ₽ за метр. Самые дорогие — «Космо 4/22» и DUO: они продают бетон по 3,0–3,3 млн ₽ за метр, и после добавления отделки метр выходит за 3,7 млн ₽.</w:t>
       </w:r>
     </w:p>
     <w:p>
@@ -13653,14 +17177,30 @@
           <w:sz w:val="19"/>
           <w:szCs w:val="19"/>
         </w:rPr>
-        <w:t xml:space="preserve">Площадь в этой выборке почти не влияет на цену метра: +10 % площади дают +1,7 %. Премии за малый метраж, на которую можно было бы списать нашу цену, в данных нет.</w:t>
+        <w:t xml:space="preserve">Четыре лота дешевле нас — это 75,0 м² и 88–89 м² в «Доме Лаврушинском» на 4–10 этажах, </w:t>
+      </w:r>
+      <w:r>
+        <w:rPr>
+          <w:rFonts w:ascii="Arial" w:cs="Arial" w:eastAsia="Arial" w:hAnsi="Arial"/>
+          <w:b w:val="false"/>
+          <w:bCs w:val="false"/>
+          <w:i w:val="false"/>
+          <w:iCs w:val="false"/>
+          <w:color w:val="2A2E38"/>
+          <w:sz w:val="19"/>
+          <w:szCs w:val="19"/>
+        </w:rPr>
+        <w:t xml:space="preserve">от 209,0 до 257,8 млн ₽ в бетоне. Их бюджет «под ключ» — 275,0–314,1 млн ₽, то есть от −5,0 до +34,1 млн ₽ к нашей цене при площади от −12,5 до +1,5 м².</w:t>
       </w:r>
     </w:p>
     <w:p>
       <w:pPr>
         <w:keepNext/>
         <w:keepLines/>
-        <w:spacing w:after="110" w:before="170"/>
+        <w:pBdr>
+          <w:bottom w:val="single" w:color="A9762F" w:sz="10" w:space="8"/>
+        </w:pBdr>
+        <w:spacing w:after="160"/>
       </w:pPr>
       <w:r>
         <w:rPr>
@@ -13670,15 +17210,15 @@
           <w:i w:val="false"/>
           <w:iCs w:val="false"/>
           <w:color w:val="1F2A44"/>
-          <w:sz w:val="24"/>
-          <w:szCs w:val="24"/>
+          <w:sz w:val="36"/>
+          <w:szCs w:val="36"/>
         </w:rPr>
-        <w:t xml:space="preserve">Сколько стоит этаж в деньгах</w:t>
+        <w:t xml:space="preserve">Сколько стоит этаж</w:t>
       </w:r>
     </w:p>
     <w:p>
       <w:pPr>
-        <w:spacing w:after="170" w:line="258" w:lineRule="auto"/>
+        <w:spacing w:after="180" w:line="258" w:lineRule="auto"/>
         <w:ind w:right="1560"/>
       </w:pPr>
       <w:r>
@@ -13692,7 +17232,7 @@
           <w:sz w:val="19"/>
           <w:szCs w:val="19"/>
         </w:rPr>
-        <w:t xml:space="preserve">Та же модель, пересчитанная для квартиры 87,5 м² в бетоне по этажам. Показывает, чем на самом деле различаются лоты в таком доме.</w:t>
+        <w:t xml:space="preserve">В низком доме на набережной этаж — это вид, и он оплачивается заметно. Замер по 180 лотам в бетоне во всех новостройках де-люкс локации: каждый этаж вверх добавляет к цене метра 6,03 %.</w:t>
       </w:r>
     </w:p>
     <w:tbl>
@@ -14553,7 +18093,134 @@
           <w:sz w:val="15"/>
           <w:szCs w:val="15"/>
         </w:rPr>
-        <w:t xml:space="preserve">Расчёт по модели на 180 лотах в бетоне; цифры справочные и показывают порядок величины, а не прайс конкретного дома.</w:t>
+        <w:t xml:space="preserve">Расчёт для квартиры 87,5 м² в бетоне. Цифры показывают порядок величины и служат для приведения лотов с разных этажей к одному, а не заменяют прайс конкретного дома.</w:t>
+      </w:r>
+    </w:p>
+    <w:p>
+      <w:pPr>
+        <w:spacing w:after="40"/>
+      </w:pPr>
+      <w:r>
+        <w:rPr>
+          <w:rFonts w:ascii="Arial" w:cs="Arial" w:eastAsia="Arial" w:hAnsi="Arial"/>
+          <w:b w:val="false"/>
+          <w:bCs w:val="false"/>
+          <w:i w:val="false"/>
+          <w:iCs w:val="false"/>
+          <w:color w:val="2A2E38"/>
+          <w:sz w:val="19"/>
+          <w:szCs w:val="19"/>
+        </w:rPr>
+        <w:t xml:space="preserve"/>
+      </w:r>
+    </w:p>
+    <w:p>
+      <w:pPr>
+        <w:spacing w:after="58" w:line="252" w:lineRule="auto"/>
+        <w:ind w:left="170" w:right="1560" w:hanging="170"/>
+      </w:pPr>
+      <w:r>
+        <w:rPr>
+          <w:rFonts w:ascii="Arial" w:cs="Arial" w:eastAsia="Arial" w:hAnsi="Arial"/>
+          <w:b/>
+          <w:bCs/>
+          <w:i w:val="false"/>
+          <w:iCs w:val="false"/>
+          <w:color w:val="A9762F"/>
+          <w:sz w:val="19"/>
+          <w:szCs w:val="19"/>
+        </w:rPr>
+        <w:t xml:space="preserve">—   </w:t>
+      </w:r>
+      <w:r>
+        <w:rPr>
+          <w:rFonts w:ascii="Arial" w:cs="Arial" w:eastAsia="Arial" w:hAnsi="Arial"/>
+          <w:b w:val="false"/>
+          <w:bCs w:val="false"/>
+          <w:i w:val="false"/>
+          <w:iCs w:val="false"/>
+          <w:color w:val="2A2E38"/>
+          <w:sz w:val="19"/>
+          <w:szCs w:val="19"/>
+        </w:rPr>
+        <w:t xml:space="preserve">Разница между первым и шестым этажом — 735 тыс. ₽ на метр, или 64 млн ₽ на квартиру нашей площади. </w:t>
+      </w:r>
+      <w:r>
+        <w:rPr>
+          <w:rFonts w:ascii="Arial" w:cs="Arial" w:eastAsia="Arial" w:hAnsi="Arial"/>
+          <w:b/>
+          <w:bCs/>
+          <w:i w:val="false"/>
+          <w:iCs w:val="false"/>
+          <w:color w:val="2A2E38"/>
+          <w:sz w:val="19"/>
+          <w:szCs w:val="19"/>
+        </w:rPr>
+        <w:t xml:space="preserve">Это больше, чем стоит вся отделка. Поэтому сравнивать лоты с разных этажей без приведения бессмысленно.</w:t>
+      </w:r>
+    </w:p>
+    <w:p>
+      <w:pPr>
+        <w:spacing w:after="58" w:line="252" w:lineRule="auto"/>
+        <w:ind w:left="170" w:right="1560" w:hanging="170"/>
+      </w:pPr>
+      <w:r>
+        <w:rPr>
+          <w:rFonts w:ascii="Arial" w:cs="Arial" w:eastAsia="Arial" w:hAnsi="Arial"/>
+          <w:b/>
+          <w:bCs/>
+          <w:i w:val="false"/>
+          <w:iCs w:val="false"/>
+          <w:color w:val="A9762F"/>
+          <w:sz w:val="19"/>
+          <w:szCs w:val="19"/>
+        </w:rPr>
+        <w:t xml:space="preserve">—   </w:t>
+      </w:r>
+      <w:r>
+        <w:rPr>
+          <w:rFonts w:ascii="Arial" w:cs="Arial" w:eastAsia="Arial" w:hAnsi="Arial"/>
+          <w:b w:val="false"/>
+          <w:bCs w:val="false"/>
+          <w:i w:val="false"/>
+          <w:iCs w:val="false"/>
+          <w:color w:val="2A2E38"/>
+          <w:sz w:val="19"/>
+          <w:szCs w:val="19"/>
+        </w:rPr>
+        <w:t xml:space="preserve">Наш 4 этаж — верхняя половина: модель ожидает для 87,5 м² в бетоне 2 576 027 ₽ за метр, то есть 225 млн ₽ без отделки.</w:t>
+      </w:r>
+    </w:p>
+    <w:p>
+      <w:pPr>
+        <w:spacing w:after="58" w:line="252" w:lineRule="auto"/>
+        <w:ind w:left="170" w:right="1560" w:hanging="170"/>
+      </w:pPr>
+      <w:r>
+        <w:rPr>
+          <w:rFonts w:ascii="Arial" w:cs="Arial" w:eastAsia="Arial" w:hAnsi="Arial"/>
+          <w:b/>
+          <w:bCs/>
+          <w:i w:val="false"/>
+          <w:iCs w:val="false"/>
+          <w:color w:val="A9762F"/>
+          <w:sz w:val="19"/>
+          <w:szCs w:val="19"/>
+        </w:rPr>
+        <w:t xml:space="preserve">—   </w:t>
+      </w:r>
+      <w:r>
+        <w:rPr>
+          <w:rFonts w:ascii="Arial" w:cs="Arial" w:eastAsia="Arial" w:hAnsi="Arial"/>
+          <w:b w:val="false"/>
+          <w:bCs w:val="false"/>
+          <w:i w:val="false"/>
+          <w:iCs w:val="false"/>
+          <w:color w:val="2A2E38"/>
+          <w:sz w:val="19"/>
+          <w:szCs w:val="19"/>
+        </w:rPr>
+        <w:t xml:space="preserve">Площадь на цену метра в этой выборке почти не влияет: +10 % площади дают +1,7 %. Отдельной премии за малый метраж в данных локации нет.</w:t>
       </w:r>
     </w:p>
     <w:p>
@@ -14595,7 +18262,7 @@
           <w:sz w:val="19"/>
           <w:szCs w:val="19"/>
         </w:rPr>
-        <w:t xml:space="preserve">Сопоставимая база — квартиры 65–115 м² во всех восьми проектах. Наш лот идёт как готовый. Там, где соседи продают бетон, к цене метра добавлены 750 000 ₽ — ровно та смета, в которую ремонт обошёлся владельцу.</w:t>
+        <w:t xml:space="preserve">Сопоставимая база — квартиры 65–115 м² во всех восьми проектах. Там, где соседи продают бетон, к цене метра добавлены 750 тыс. ₽.</w:t>
       </w:r>
     </w:p>
     <w:tbl>
@@ -17181,7 +20848,7 @@
           <w:sz w:val="19"/>
           <w:szCs w:val="19"/>
         </w:rPr>
-        <w:t xml:space="preserve">После нормализации наш лот — самый дешёвый из квартирных. </w:t>
+        <w:t xml:space="preserve">Среди квартирных проектов наш метр самый дешёвый: </w:t>
       </w:r>
       <w:r>
         <w:rPr>
@@ -17194,7 +20861,7 @@
           <w:sz w:val="19"/>
           <w:szCs w:val="19"/>
         </w:rPr>
-        <w:t xml:space="preserve">3 200 000 ₽ за метр против 3 620 662 ₽ у «Дома Лаврушинского», 3 707 391 ₽ у DUO и 3 887 310 ₽ у «Космо 4/22». Разрыв 12–18 % в нашу пользу.</w:t>
+        <w:t xml:space="preserve">3 200 000 ₽ против 3 620 662 ₽ у «Дома Лаврушинского», 3 707 391 ₽ у DUO и 3 887 310 ₽ у «Космо 4/22». Разрыв 12–18 %.</w:t>
       </w:r>
     </w:p>
     <w:p>
@@ -17226,7 +20893,7 @@
           <w:sz w:val="19"/>
           <w:szCs w:val="19"/>
         </w:rPr>
-        <w:t xml:space="preserve">Значит, при честном сравнении «готовое против бетона плюс ремонт» цена в 280,0 млн ₽ рынку не противоречит. Проблема не в том, что дорого по метру.</w:t>
+        <w:t xml:space="preserve">«Софийский» с его 1 716 315 ₽ за метр входит в сравнение справочно: там апартаменты, и разрыв с ним — разрыв в юридическом статусе, а не в качестве.</w:t>
       </w:r>
     </w:p>
     <w:p>
@@ -17258,1055 +20925,7 @@
           <w:sz w:val="19"/>
           <w:szCs w:val="19"/>
         </w:rPr>
-        <w:t xml:space="preserve">«Софийский» с его 1 716 315 ₽ за метр в это сравнение входит только справочно: там апартаменты, и разрыв с ним — это разрыв в юридическом статусе, а не в качестве.</w:t>
-      </w:r>
-    </w:p>
-    <w:p>
-      <w:pPr>
-        <w:keepNext/>
-        <w:keepLines/>
-        <w:pBdr>
-          <w:bottom w:val="single" w:color="A9762F" w:sz="10" w:space="8"/>
-        </w:pBdr>
-        <w:spacing w:after="160"/>
-      </w:pPr>
-      <w:r>
-        <w:rPr>
-          <w:rFonts w:ascii="Georgia" w:cs="Georgia" w:eastAsia="Georgia" w:hAnsi="Georgia"/>
-          <w:b/>
-          <w:bCs/>
-          <w:i w:val="false"/>
-          <w:iCs w:val="false"/>
-          <w:color w:val="1F2A44"/>
-          <w:sz w:val="36"/>
-          <w:szCs w:val="36"/>
-        </w:rPr>
-        <w:t xml:space="preserve">Оплачивает ли рынок ремонт по 750 тыс. ₽/м²</w:t>
-      </w:r>
-    </w:p>
-    <w:p>
-      <w:pPr>
-        <w:spacing w:after="180" w:line="258" w:lineRule="auto"/>
-        <w:ind w:right="1560"/>
-      </w:pPr>
-      <w:r>
-        <w:rPr>
-          <w:rFonts w:ascii="Arial" w:cs="Arial" w:eastAsia="Arial" w:hAnsi="Arial"/>
-          <w:b w:val="false"/>
-          <w:bCs w:val="false"/>
-          <w:i w:val="false"/>
-          <w:iCs w:val="false"/>
-          <w:color w:val="2A2E38"/>
-          <w:sz w:val="19"/>
-          <w:szCs w:val="19"/>
-        </w:rPr>
-        <w:t xml:space="preserve">Заказчик называет сумму чудовищной. Проверим её ровно так, как это делает покупатель: он сравнивает нашу готовую квартиру с чужим бетоном плюс собственный ремонт. Вопрос в том, во сколько он этот ремонт оценивает.</w:t>
-      </w:r>
-    </w:p>
-    <w:tbl>
-      <w:tblPr>
-        <w:tblW w:type="dxa" w:w="9638"/>
-        <w:tblBorders>
-          <w:top w:val="single" w:color="auto" w:sz="4"/>
-          <w:left w:val="single" w:color="auto" w:sz="4"/>
-          <w:bottom w:val="single" w:color="auto" w:sz="4"/>
-          <w:right w:val="single" w:color="auto" w:sz="4"/>
-          <w:insideH w:val="single" w:color="auto" w:sz="4"/>
-          <w:insideV w:val="single" w:color="auto" w:sz="4"/>
-        </w:tblBorders>
-      </w:tblPr>
-      <w:tblGrid>
-        <w:gridCol w:w="2400"/>
-        <w:gridCol w:w="1500"/>
-        <w:gridCol w:w="1700"/>
-        <w:gridCol w:w="2000"/>
-        <w:gridCol w:w="2038"/>
-      </w:tblGrid>
-      <w:tr>
-        <w:trPr>
-          <w:tblHeader/>
-        </w:trPr>
-        <w:tc>
-          <w:tcPr>
-            <w:tcW w:type="dxa" w:w="2400"/>
-            <w:tcBorders>
-              <w:top w:val="single" w:color="1F2A44" w:sz="4"/>
-              <w:left w:val="none" w:color="auto" w:sz="0"/>
-              <w:bottom w:val="single" w:color="D9D4CB" w:sz="4"/>
-              <w:right w:val="none" w:color="auto" w:sz="0"/>
-            </w:tcBorders>
-            <w:shd w:fill="1F2A44" w:color="auto" w:val="clear"/>
-            <w:tcMar>
-              <w:top w:type="dxa" w:w="52"/>
-              <w:left w:type="dxa" w:w="100"/>
-              <w:bottom w:type="dxa" w:w="52"/>
-              <w:right w:type="dxa" w:w="100"/>
-            </w:tcMar>
-            <w:vAlign w:val="center"/>
-          </w:tcPr>
-          <w:p>
-            <w:pPr>
-              <w:spacing w:after="0" w:line="240" w:lineRule="auto"/>
-              <w:jc w:val="left"/>
-            </w:pPr>
-            <w:r>
-              <w:rPr>
-                <w:rFonts w:ascii="Arial" w:cs="Arial" w:eastAsia="Arial" w:hAnsi="Arial"/>
-                <w:b/>
-                <w:bCs/>
-                <w:i w:val="false"/>
-                <w:iCs w:val="false"/>
-                <w:color w:val="FFFFFF"/>
-                <w:sz w:val="16"/>
-                <w:szCs w:val="16"/>
-              </w:rPr>
-              <w:t xml:space="preserve">Проект</w:t>
-            </w:r>
-          </w:p>
-        </w:tc>
-        <w:tc>
-          <w:tcPr>
-            <w:tcW w:type="dxa" w:w="1500"/>
-            <w:tcBorders>
-              <w:top w:val="single" w:color="1F2A44" w:sz="4"/>
-              <w:left w:val="none" w:color="auto" w:sz="0"/>
-              <w:bottom w:val="single" w:color="D9D4CB" w:sz="4"/>
-              <w:right w:val="none" w:color="auto" w:sz="0"/>
-            </w:tcBorders>
-            <w:shd w:fill="1F2A44" w:color="auto" w:val="clear"/>
-            <w:tcMar>
-              <w:top w:type="dxa" w:w="52"/>
-              <w:left w:type="dxa" w:w="100"/>
-              <w:bottom w:type="dxa" w:w="52"/>
-              <w:right w:type="dxa" w:w="100"/>
-            </w:tcMar>
-            <w:vAlign w:val="center"/>
-          </w:tcPr>
-          <w:p>
-            <w:pPr>
-              <w:spacing w:after="0" w:line="240" w:lineRule="auto"/>
-              <w:jc w:val="center"/>
-            </w:pPr>
-            <w:r>
-              <w:rPr>
-                <w:rFonts w:ascii="Arial" w:cs="Arial" w:eastAsia="Arial" w:hAnsi="Arial"/>
-                <w:b/>
-                <w:bCs/>
-                <w:i w:val="false"/>
-                <w:iCs w:val="false"/>
-                <w:color w:val="FFFFFF"/>
-                <w:sz w:val="16"/>
-                <w:szCs w:val="16"/>
-              </w:rPr>
-              <w:t xml:space="preserve">Лотов
-в бетоне</w:t>
-            </w:r>
-          </w:p>
-        </w:tc>
-        <w:tc>
-          <w:tcPr>
-            <w:tcW w:type="dxa" w:w="1700"/>
-            <w:tcBorders>
-              <w:top w:val="single" w:color="1F2A44" w:sz="4"/>
-              <w:left w:val="none" w:color="auto" w:sz="0"/>
-              <w:bottom w:val="single" w:color="D9D4CB" w:sz="4"/>
-              <w:right w:val="none" w:color="auto" w:sz="0"/>
-            </w:tcBorders>
-            <w:shd w:fill="1F2A44" w:color="auto" w:val="clear"/>
-            <w:tcMar>
-              <w:top w:type="dxa" w:w="52"/>
-              <w:left w:type="dxa" w:w="100"/>
-              <w:bottom w:type="dxa" w:w="52"/>
-              <w:right w:type="dxa" w:w="100"/>
-            </w:tcMar>
-            <w:vAlign w:val="center"/>
-          </w:tcPr>
-          <w:p>
-            <w:pPr>
-              <w:spacing w:after="0" w:line="240" w:lineRule="auto"/>
-              <w:jc w:val="center"/>
-            </w:pPr>
-            <w:r>
-              <w:rPr>
-                <w:rFonts w:ascii="Arial" w:cs="Arial" w:eastAsia="Arial" w:hAnsi="Arial"/>
-                <w:b/>
-                <w:bCs/>
-                <w:i w:val="false"/>
-                <w:iCs w:val="false"/>
-                <w:color w:val="FFFFFF"/>
-                <w:sz w:val="16"/>
-                <w:szCs w:val="16"/>
-              </w:rPr>
-              <w:t xml:space="preserve">Их метр, ₽</w:t>
-            </w:r>
-          </w:p>
-        </w:tc>
-        <w:tc>
-          <w:tcPr>
-            <w:tcW w:type="dxa" w:w="2000"/>
-            <w:tcBorders>
-              <w:top w:val="single" w:color="1F2A44" w:sz="4"/>
-              <w:left w:val="none" w:color="auto" w:sz="0"/>
-              <w:bottom w:val="single" w:color="D9D4CB" w:sz="4"/>
-              <w:right w:val="none" w:color="auto" w:sz="0"/>
-            </w:tcBorders>
-            <w:shd w:fill="1F2A44" w:color="auto" w:val="clear"/>
-            <w:tcMar>
-              <w:top w:type="dxa" w:w="52"/>
-              <w:left w:type="dxa" w:w="100"/>
-              <w:bottom w:type="dxa" w:w="52"/>
-              <w:right w:type="dxa" w:w="100"/>
-            </w:tcMar>
-            <w:vAlign w:val="center"/>
-          </w:tcPr>
-          <w:p>
-            <w:pPr>
-              <w:spacing w:after="0" w:line="240" w:lineRule="auto"/>
-              <w:jc w:val="center"/>
-            </w:pPr>
-            <w:r>
-              <w:rPr>
-                <w:rFonts w:ascii="Arial" w:cs="Arial" w:eastAsia="Arial" w:hAnsi="Arial"/>
-                <w:b/>
-                <w:bCs/>
-                <w:i w:val="false"/>
-                <w:iCs w:val="false"/>
-                <w:color w:val="FFFFFF"/>
-                <w:sz w:val="16"/>
-                <w:szCs w:val="16"/>
-              </w:rPr>
-              <w:t xml:space="preserve">Точка безразличия,
-₽/м²</w:t>
-            </w:r>
-          </w:p>
-        </w:tc>
-        <w:tc>
-          <w:tcPr>
-            <w:tcW w:type="dxa" w:w="2038"/>
-            <w:tcBorders>
-              <w:top w:val="single" w:color="1F2A44" w:sz="4"/>
-              <w:left w:val="none" w:color="auto" w:sz="0"/>
-              <w:bottom w:val="single" w:color="D9D4CB" w:sz="4"/>
-              <w:right w:val="none" w:color="auto" w:sz="0"/>
-            </w:tcBorders>
-            <w:shd w:fill="1F2A44" w:color="auto" w:val="clear"/>
-            <w:tcMar>
-              <w:top w:type="dxa" w:w="52"/>
-              <w:left w:type="dxa" w:w="100"/>
-              <w:bottom w:type="dxa" w:w="52"/>
-              <w:right w:type="dxa" w:w="100"/>
-            </w:tcMar>
-            <w:vAlign w:val="center"/>
-          </w:tcPr>
-          <w:p>
-            <w:pPr>
-              <w:spacing w:after="0" w:line="240" w:lineRule="auto"/>
-              <w:jc w:val="center"/>
-            </w:pPr>
-            <w:r>
-              <w:rPr>
-                <w:rFonts w:ascii="Arial" w:cs="Arial" w:eastAsia="Arial" w:hAnsi="Arial"/>
-                <w:b/>
-                <w:bCs/>
-                <w:i w:val="false"/>
-                <w:iCs w:val="false"/>
-                <w:color w:val="FFFFFF"/>
-                <w:sz w:val="16"/>
-                <w:szCs w:val="16"/>
-              </w:rPr>
-              <w:t xml:space="preserve">В деньгах
-на 87,5 м²</w:t>
-            </w:r>
-          </w:p>
-        </w:tc>
-      </w:tr>
-      <w:tr>
-        <w:tc>
-          <w:tcPr>
-            <w:tcW w:type="dxa" w:w="2400"/>
-            <w:tcBorders>
-              <w:top w:val="single" w:color="D9D4CB" w:sz="4"/>
-              <w:left w:val="none" w:color="auto" w:sz="0"/>
-              <w:bottom w:val="single" w:color="D9D4CB" w:sz="4"/>
-              <w:right w:val="none" w:color="auto" w:sz="0"/>
-            </w:tcBorders>
-            <w:tcMar>
-              <w:top w:type="dxa" w:w="52"/>
-              <w:left w:type="dxa" w:w="100"/>
-              <w:bottom w:type="dxa" w:w="52"/>
-              <w:right w:type="dxa" w:w="100"/>
-            </w:tcMar>
-            <w:vAlign w:val="center"/>
-          </w:tcPr>
-          <w:p>
-            <w:pPr>
-              <w:spacing w:after="0" w:line="240" w:lineRule="auto"/>
-              <w:jc w:val="left"/>
-            </w:pPr>
-            <w:r>
-              <w:rPr>
-                <w:rFonts w:ascii="Arial" w:cs="Arial" w:eastAsia="Arial" w:hAnsi="Arial"/>
-                <w:b/>
-                <w:bCs/>
-                <w:i w:val="false"/>
-                <w:iCs w:val="false"/>
-                <w:color w:val="2A2E38"/>
-                <w:sz w:val="17"/>
-                <w:szCs w:val="17"/>
-              </w:rPr>
-              <w:t xml:space="preserve">Дом Лаврушинский</w:t>
-            </w:r>
-          </w:p>
-        </w:tc>
-        <w:tc>
-          <w:tcPr>
-            <w:tcW w:type="dxa" w:w="1500"/>
-            <w:tcBorders>
-              <w:top w:val="single" w:color="D9D4CB" w:sz="4"/>
-              <w:left w:val="none" w:color="auto" w:sz="0"/>
-              <w:bottom w:val="single" w:color="D9D4CB" w:sz="4"/>
-              <w:right w:val="none" w:color="auto" w:sz="0"/>
-            </w:tcBorders>
-            <w:tcMar>
-              <w:top w:type="dxa" w:w="52"/>
-              <w:left w:type="dxa" w:w="100"/>
-              <w:bottom w:type="dxa" w:w="52"/>
-              <w:right w:type="dxa" w:w="100"/>
-            </w:tcMar>
-            <w:vAlign w:val="center"/>
-          </w:tcPr>
-          <w:p>
-            <w:pPr>
-              <w:spacing w:after="0" w:line="240" w:lineRule="auto"/>
-              <w:jc w:val="center"/>
-            </w:pPr>
-            <w:r>
-              <w:rPr>
-                <w:rFonts w:ascii="Arial" w:cs="Arial" w:eastAsia="Arial" w:hAnsi="Arial"/>
-                <w:b w:val="false"/>
-                <w:bCs w:val="false"/>
-                <w:i w:val="false"/>
-                <w:iCs w:val="false"/>
-                <w:color w:val="2A2E38"/>
-                <w:sz w:val="17"/>
-                <w:szCs w:val="17"/>
-              </w:rPr>
-              <w:t xml:space="preserve">22</w:t>
-            </w:r>
-          </w:p>
-        </w:tc>
-        <w:tc>
-          <w:tcPr>
-            <w:tcW w:type="dxa" w:w="1700"/>
-            <w:tcBorders>
-              <w:top w:val="single" w:color="D9D4CB" w:sz="4"/>
-              <w:left w:val="none" w:color="auto" w:sz="0"/>
-              <w:bottom w:val="single" w:color="D9D4CB" w:sz="4"/>
-              <w:right w:val="none" w:color="auto" w:sz="0"/>
-            </w:tcBorders>
-            <w:tcMar>
-              <w:top w:type="dxa" w:w="52"/>
-              <w:left w:type="dxa" w:w="100"/>
-              <w:bottom w:type="dxa" w:w="52"/>
-              <w:right w:type="dxa" w:w="100"/>
-            </w:tcMar>
-            <w:vAlign w:val="center"/>
-          </w:tcPr>
-          <w:p>
-            <w:pPr>
-              <w:spacing w:after="0" w:line="240" w:lineRule="auto"/>
-              <w:jc w:val="center"/>
-            </w:pPr>
-            <w:r>
-              <w:rPr>
-                <w:rFonts w:ascii="Arial" w:cs="Arial" w:eastAsia="Arial" w:hAnsi="Arial"/>
-                <w:b w:val="false"/>
-                <w:bCs w:val="false"/>
-                <w:i w:val="false"/>
-                <w:iCs w:val="false"/>
-                <w:color w:val="2A2E38"/>
-                <w:sz w:val="17"/>
-                <w:szCs w:val="17"/>
-              </w:rPr>
-              <w:t xml:space="preserve">2 870 662</w:t>
-            </w:r>
-          </w:p>
-        </w:tc>
-        <w:tc>
-          <w:tcPr>
-            <w:tcW w:type="dxa" w:w="2000"/>
-            <w:tcBorders>
-              <w:top w:val="single" w:color="D9D4CB" w:sz="4"/>
-              <w:left w:val="none" w:color="auto" w:sz="0"/>
-              <w:bottom w:val="single" w:color="D9D4CB" w:sz="4"/>
-              <w:right w:val="none" w:color="auto" w:sz="0"/>
-            </w:tcBorders>
-            <w:tcMar>
-              <w:top w:type="dxa" w:w="52"/>
-              <w:left w:type="dxa" w:w="100"/>
-              <w:bottom w:type="dxa" w:w="52"/>
-              <w:right w:type="dxa" w:w="100"/>
-            </w:tcMar>
-            <w:vAlign w:val="center"/>
-          </w:tcPr>
-          <w:p>
-            <w:pPr>
-              <w:spacing w:after="0" w:line="240" w:lineRule="auto"/>
-              <w:jc w:val="center"/>
-            </w:pPr>
-            <w:r>
-              <w:rPr>
-                <w:rFonts w:ascii="Arial" w:cs="Arial" w:eastAsia="Arial" w:hAnsi="Arial"/>
-                <w:b w:val="false"/>
-                <w:bCs w:val="false"/>
-                <w:i w:val="false"/>
-                <w:iCs w:val="false"/>
-                <w:color w:val="2A2E38"/>
-                <w:sz w:val="17"/>
-                <w:szCs w:val="17"/>
-              </w:rPr>
-              <w:t xml:space="preserve">329 338</w:t>
-            </w:r>
-          </w:p>
-        </w:tc>
-        <w:tc>
-          <w:tcPr>
-            <w:tcW w:type="dxa" w:w="2038"/>
-            <w:tcBorders>
-              <w:top w:val="single" w:color="D9D4CB" w:sz="4"/>
-              <w:left w:val="none" w:color="auto" w:sz="0"/>
-              <w:bottom w:val="single" w:color="D9D4CB" w:sz="4"/>
-              <w:right w:val="none" w:color="auto" w:sz="0"/>
-            </w:tcBorders>
-            <w:tcMar>
-              <w:top w:type="dxa" w:w="52"/>
-              <w:left w:type="dxa" w:w="100"/>
-              <w:bottom w:type="dxa" w:w="52"/>
-              <w:right w:type="dxa" w:w="100"/>
-            </w:tcMar>
-            <w:vAlign w:val="center"/>
-          </w:tcPr>
-          <w:p>
-            <w:pPr>
-              <w:spacing w:after="0" w:line="240" w:lineRule="auto"/>
-              <w:jc w:val="center"/>
-            </w:pPr>
-            <w:r>
-              <w:rPr>
-                <w:rFonts w:ascii="Arial" w:cs="Arial" w:eastAsia="Arial" w:hAnsi="Arial"/>
-                <w:b w:val="false"/>
-                <w:bCs w:val="false"/>
-                <w:i w:val="false"/>
-                <w:iCs w:val="false"/>
-                <w:color w:val="2A2E38"/>
-                <w:sz w:val="17"/>
-                <w:szCs w:val="17"/>
-              </w:rPr>
-              <w:t xml:space="preserve">28,8 млн ₽</w:t>
-            </w:r>
-          </w:p>
-        </w:tc>
-      </w:tr>
-      <w:tr>
-        <w:tc>
-          <w:tcPr>
-            <w:tcW w:type="dxa" w:w="2400"/>
-            <w:tcBorders>
-              <w:top w:val="single" w:color="D9D4CB" w:sz="4"/>
-              <w:left w:val="none" w:color="auto" w:sz="0"/>
-              <w:bottom w:val="single" w:color="D9D4CB" w:sz="4"/>
-              <w:right w:val="none" w:color="auto" w:sz="0"/>
-            </w:tcBorders>
-            <w:shd w:fill="FBFAF8" w:color="auto" w:val="clear"/>
-            <w:tcMar>
-              <w:top w:type="dxa" w:w="52"/>
-              <w:left w:type="dxa" w:w="100"/>
-              <w:bottom w:type="dxa" w:w="52"/>
-              <w:right w:type="dxa" w:w="100"/>
-            </w:tcMar>
-            <w:vAlign w:val="center"/>
-          </w:tcPr>
-          <w:p>
-            <w:pPr>
-              <w:spacing w:after="0" w:line="240" w:lineRule="auto"/>
-              <w:jc w:val="left"/>
-            </w:pPr>
-            <w:r>
-              <w:rPr>
-                <w:rFonts w:ascii="Arial" w:cs="Arial" w:eastAsia="Arial" w:hAnsi="Arial"/>
-                <w:b/>
-                <w:bCs/>
-                <w:i w:val="false"/>
-                <w:iCs w:val="false"/>
-                <w:color w:val="2A2E38"/>
-                <w:sz w:val="17"/>
-                <w:szCs w:val="17"/>
-              </w:rPr>
-              <w:t xml:space="preserve">Клубный дом DUO</w:t>
-            </w:r>
-          </w:p>
-        </w:tc>
-        <w:tc>
-          <w:tcPr>
-            <w:tcW w:type="dxa" w:w="1500"/>
-            <w:tcBorders>
-              <w:top w:val="single" w:color="D9D4CB" w:sz="4"/>
-              <w:left w:val="none" w:color="auto" w:sz="0"/>
-              <w:bottom w:val="single" w:color="D9D4CB" w:sz="4"/>
-              <w:right w:val="none" w:color="auto" w:sz="0"/>
-            </w:tcBorders>
-            <w:shd w:fill="FBFAF8" w:color="auto" w:val="clear"/>
-            <w:tcMar>
-              <w:top w:type="dxa" w:w="52"/>
-              <w:left w:type="dxa" w:w="100"/>
-              <w:bottom w:type="dxa" w:w="52"/>
-              <w:right w:type="dxa" w:w="100"/>
-            </w:tcMar>
-            <w:vAlign w:val="center"/>
-          </w:tcPr>
-          <w:p>
-            <w:pPr>
-              <w:spacing w:after="0" w:line="240" w:lineRule="auto"/>
-              <w:jc w:val="center"/>
-            </w:pPr>
-            <w:r>
-              <w:rPr>
-                <w:rFonts w:ascii="Arial" w:cs="Arial" w:eastAsia="Arial" w:hAnsi="Arial"/>
-                <w:b w:val="false"/>
-                <w:bCs w:val="false"/>
-                <w:i w:val="false"/>
-                <w:iCs w:val="false"/>
-                <w:color w:val="2A2E38"/>
-                <w:sz w:val="17"/>
-                <w:szCs w:val="17"/>
-              </w:rPr>
-              <w:t xml:space="preserve">5</w:t>
-            </w:r>
-          </w:p>
-        </w:tc>
-        <w:tc>
-          <w:tcPr>
-            <w:tcW w:type="dxa" w:w="1700"/>
-            <w:tcBorders>
-              <w:top w:val="single" w:color="D9D4CB" w:sz="4"/>
-              <w:left w:val="none" w:color="auto" w:sz="0"/>
-              <w:bottom w:val="single" w:color="D9D4CB" w:sz="4"/>
-              <w:right w:val="none" w:color="auto" w:sz="0"/>
-            </w:tcBorders>
-            <w:shd w:fill="FBFAF8" w:color="auto" w:val="clear"/>
-            <w:tcMar>
-              <w:top w:type="dxa" w:w="52"/>
-              <w:left w:type="dxa" w:w="100"/>
-              <w:bottom w:type="dxa" w:w="52"/>
-              <w:right w:type="dxa" w:w="100"/>
-            </w:tcMar>
-            <w:vAlign w:val="center"/>
-          </w:tcPr>
-          <w:p>
-            <w:pPr>
-              <w:spacing w:after="0" w:line="240" w:lineRule="auto"/>
-              <w:jc w:val="center"/>
-            </w:pPr>
-            <w:r>
-              <w:rPr>
-                <w:rFonts w:ascii="Arial" w:cs="Arial" w:eastAsia="Arial" w:hAnsi="Arial"/>
-                <w:b w:val="false"/>
-                <w:bCs w:val="false"/>
-                <w:i w:val="false"/>
-                <w:iCs w:val="false"/>
-                <w:color w:val="2A2E38"/>
-                <w:sz w:val="17"/>
-                <w:szCs w:val="17"/>
-              </w:rPr>
-              <w:t xml:space="preserve">2 957 391</w:t>
-            </w:r>
-          </w:p>
-        </w:tc>
-        <w:tc>
-          <w:tcPr>
-            <w:tcW w:type="dxa" w:w="2000"/>
-            <w:tcBorders>
-              <w:top w:val="single" w:color="D9D4CB" w:sz="4"/>
-              <w:left w:val="none" w:color="auto" w:sz="0"/>
-              <w:bottom w:val="single" w:color="D9D4CB" w:sz="4"/>
-              <w:right w:val="none" w:color="auto" w:sz="0"/>
-            </w:tcBorders>
-            <w:shd w:fill="FBFAF8" w:color="auto" w:val="clear"/>
-            <w:tcMar>
-              <w:top w:type="dxa" w:w="52"/>
-              <w:left w:type="dxa" w:w="100"/>
-              <w:bottom w:type="dxa" w:w="52"/>
-              <w:right w:type="dxa" w:w="100"/>
-            </w:tcMar>
-            <w:vAlign w:val="center"/>
-          </w:tcPr>
-          <w:p>
-            <w:pPr>
-              <w:spacing w:after="0" w:line="240" w:lineRule="auto"/>
-              <w:jc w:val="center"/>
-            </w:pPr>
-            <w:r>
-              <w:rPr>
-                <w:rFonts w:ascii="Arial" w:cs="Arial" w:eastAsia="Arial" w:hAnsi="Arial"/>
-                <w:b w:val="false"/>
-                <w:bCs w:val="false"/>
-                <w:i w:val="false"/>
-                <w:iCs w:val="false"/>
-                <w:color w:val="2A2E38"/>
-                <w:sz w:val="17"/>
-                <w:szCs w:val="17"/>
-              </w:rPr>
-              <w:t xml:space="preserve">242 609</w:t>
-            </w:r>
-          </w:p>
-        </w:tc>
-        <w:tc>
-          <w:tcPr>
-            <w:tcW w:type="dxa" w:w="2038"/>
-            <w:tcBorders>
-              <w:top w:val="single" w:color="D9D4CB" w:sz="4"/>
-              <w:left w:val="none" w:color="auto" w:sz="0"/>
-              <w:bottom w:val="single" w:color="D9D4CB" w:sz="4"/>
-              <w:right w:val="none" w:color="auto" w:sz="0"/>
-            </w:tcBorders>
-            <w:shd w:fill="FBFAF8" w:color="auto" w:val="clear"/>
-            <w:tcMar>
-              <w:top w:type="dxa" w:w="52"/>
-              <w:left w:type="dxa" w:w="100"/>
-              <w:bottom w:type="dxa" w:w="52"/>
-              <w:right w:type="dxa" w:w="100"/>
-            </w:tcMar>
-            <w:vAlign w:val="center"/>
-          </w:tcPr>
-          <w:p>
-            <w:pPr>
-              <w:spacing w:after="0" w:line="240" w:lineRule="auto"/>
-              <w:jc w:val="center"/>
-            </w:pPr>
-            <w:r>
-              <w:rPr>
-                <w:rFonts w:ascii="Arial" w:cs="Arial" w:eastAsia="Arial" w:hAnsi="Arial"/>
-                <w:b w:val="false"/>
-                <w:bCs w:val="false"/>
-                <w:i w:val="false"/>
-                <w:iCs w:val="false"/>
-                <w:color w:val="2A2E38"/>
-                <w:sz w:val="17"/>
-                <w:szCs w:val="17"/>
-              </w:rPr>
-              <w:t xml:space="preserve">21,2 млн ₽</w:t>
-            </w:r>
-          </w:p>
-        </w:tc>
-      </w:tr>
-      <w:tr>
-        <w:tc>
-          <w:tcPr>
-            <w:tcW w:type="dxa" w:w="2400"/>
-            <w:tcBorders>
-              <w:top w:val="single" w:color="D9D4CB" w:sz="4"/>
-              <w:left w:val="none" w:color="auto" w:sz="0"/>
-              <w:bottom w:val="single" w:color="D9D4CB" w:sz="4"/>
-              <w:right w:val="none" w:color="auto" w:sz="0"/>
-            </w:tcBorders>
-            <w:tcMar>
-              <w:top w:type="dxa" w:w="52"/>
-              <w:left w:type="dxa" w:w="100"/>
-              <w:bottom w:type="dxa" w:w="52"/>
-              <w:right w:type="dxa" w:w="100"/>
-            </w:tcMar>
-            <w:vAlign w:val="center"/>
-          </w:tcPr>
-          <w:p>
-            <w:pPr>
-              <w:spacing w:after="0" w:line="240" w:lineRule="auto"/>
-              <w:jc w:val="left"/>
-            </w:pPr>
-            <w:r>
-              <w:rPr>
-                <w:rFonts w:ascii="Arial" w:cs="Arial" w:eastAsia="Arial" w:hAnsi="Arial"/>
-                <w:b/>
-                <w:bCs/>
-                <w:i w:val="false"/>
-                <w:iCs w:val="false"/>
-                <w:color w:val="2A2E38"/>
-                <w:sz w:val="17"/>
-                <w:szCs w:val="17"/>
-              </w:rPr>
-              <w:t xml:space="preserve">Клубный дом Космо 4/22</w:t>
-            </w:r>
-          </w:p>
-        </w:tc>
-        <w:tc>
-          <w:tcPr>
-            <w:tcW w:type="dxa" w:w="1500"/>
-            <w:tcBorders>
-              <w:top w:val="single" w:color="D9D4CB" w:sz="4"/>
-              <w:left w:val="none" w:color="auto" w:sz="0"/>
-              <w:bottom w:val="single" w:color="D9D4CB" w:sz="4"/>
-              <w:right w:val="none" w:color="auto" w:sz="0"/>
-            </w:tcBorders>
-            <w:tcMar>
-              <w:top w:type="dxa" w:w="52"/>
-              <w:left w:type="dxa" w:w="100"/>
-              <w:bottom w:type="dxa" w:w="52"/>
-              <w:right w:type="dxa" w:w="100"/>
-            </w:tcMar>
-            <w:vAlign w:val="center"/>
-          </w:tcPr>
-          <w:p>
-            <w:pPr>
-              <w:spacing w:after="0" w:line="240" w:lineRule="auto"/>
-              <w:jc w:val="center"/>
-            </w:pPr>
-            <w:r>
-              <w:rPr>
-                <w:rFonts w:ascii="Arial" w:cs="Arial" w:eastAsia="Arial" w:hAnsi="Arial"/>
-                <w:b w:val="false"/>
-                <w:bCs w:val="false"/>
-                <w:i w:val="false"/>
-                <w:iCs w:val="false"/>
-                <w:color w:val="2A2E38"/>
-                <w:sz w:val="17"/>
-                <w:szCs w:val="17"/>
-              </w:rPr>
-              <w:t xml:space="preserve">4</w:t>
-            </w:r>
-          </w:p>
-        </w:tc>
-        <w:tc>
-          <w:tcPr>
-            <w:tcW w:type="dxa" w:w="1700"/>
-            <w:tcBorders>
-              <w:top w:val="single" w:color="D9D4CB" w:sz="4"/>
-              <w:left w:val="none" w:color="auto" w:sz="0"/>
-              <w:bottom w:val="single" w:color="D9D4CB" w:sz="4"/>
-              <w:right w:val="none" w:color="auto" w:sz="0"/>
-            </w:tcBorders>
-            <w:tcMar>
-              <w:top w:type="dxa" w:w="52"/>
-              <w:left w:type="dxa" w:w="100"/>
-              <w:bottom w:type="dxa" w:w="52"/>
-              <w:right w:type="dxa" w:w="100"/>
-            </w:tcMar>
-            <w:vAlign w:val="center"/>
-          </w:tcPr>
-          <w:p>
-            <w:pPr>
-              <w:spacing w:after="0" w:line="240" w:lineRule="auto"/>
-              <w:jc w:val="center"/>
-            </w:pPr>
-            <w:r>
-              <w:rPr>
-                <w:rFonts w:ascii="Arial" w:cs="Arial" w:eastAsia="Arial" w:hAnsi="Arial"/>
-                <w:b w:val="false"/>
-                <w:bCs w:val="false"/>
-                <w:i w:val="false"/>
-                <w:iCs w:val="false"/>
-                <w:color w:val="2A2E38"/>
-                <w:sz w:val="17"/>
-                <w:szCs w:val="17"/>
-              </w:rPr>
-              <w:t xml:space="preserve">3 137 310</w:t>
-            </w:r>
-          </w:p>
-        </w:tc>
-        <w:tc>
-          <w:tcPr>
-            <w:tcW w:type="dxa" w:w="2000"/>
-            <w:tcBorders>
-              <w:top w:val="single" w:color="D9D4CB" w:sz="4"/>
-              <w:left w:val="none" w:color="auto" w:sz="0"/>
-              <w:bottom w:val="single" w:color="D9D4CB" w:sz="4"/>
-              <w:right w:val="none" w:color="auto" w:sz="0"/>
-            </w:tcBorders>
-            <w:tcMar>
-              <w:top w:type="dxa" w:w="52"/>
-              <w:left w:type="dxa" w:w="100"/>
-              <w:bottom w:type="dxa" w:w="52"/>
-              <w:right w:type="dxa" w:w="100"/>
-            </w:tcMar>
-            <w:vAlign w:val="center"/>
-          </w:tcPr>
-          <w:p>
-            <w:pPr>
-              <w:spacing w:after="0" w:line="240" w:lineRule="auto"/>
-              <w:jc w:val="center"/>
-            </w:pPr>
-            <w:r>
-              <w:rPr>
-                <w:rFonts w:ascii="Arial" w:cs="Arial" w:eastAsia="Arial" w:hAnsi="Arial"/>
-                <w:b w:val="false"/>
-                <w:bCs w:val="false"/>
-                <w:i w:val="false"/>
-                <w:iCs w:val="false"/>
-                <w:color w:val="2A2E38"/>
-                <w:sz w:val="17"/>
-                <w:szCs w:val="17"/>
-              </w:rPr>
-              <w:t xml:space="preserve">62 690</w:t>
-            </w:r>
-          </w:p>
-        </w:tc>
-        <w:tc>
-          <w:tcPr>
-            <w:tcW w:type="dxa" w:w="2038"/>
-            <w:tcBorders>
-              <w:top w:val="single" w:color="D9D4CB" w:sz="4"/>
-              <w:left w:val="none" w:color="auto" w:sz="0"/>
-              <w:bottom w:val="single" w:color="D9D4CB" w:sz="4"/>
-              <w:right w:val="none" w:color="auto" w:sz="0"/>
-            </w:tcBorders>
-            <w:tcMar>
-              <w:top w:type="dxa" w:w="52"/>
-              <w:left w:type="dxa" w:w="100"/>
-              <w:bottom w:type="dxa" w:w="52"/>
-              <w:right w:type="dxa" w:w="100"/>
-            </w:tcMar>
-            <w:vAlign w:val="center"/>
-          </w:tcPr>
-          <w:p>
-            <w:pPr>
-              <w:spacing w:after="0" w:line="240" w:lineRule="auto"/>
-              <w:jc w:val="center"/>
-            </w:pPr>
-            <w:r>
-              <w:rPr>
-                <w:rFonts w:ascii="Arial" w:cs="Arial" w:eastAsia="Arial" w:hAnsi="Arial"/>
-                <w:b w:val="false"/>
-                <w:bCs w:val="false"/>
-                <w:i w:val="false"/>
-                <w:iCs w:val="false"/>
-                <w:color w:val="2A2E38"/>
-                <w:sz w:val="17"/>
-                <w:szCs w:val="17"/>
-              </w:rPr>
-              <w:t xml:space="preserve">5,5 млн ₽</w:t>
-            </w:r>
-          </w:p>
-        </w:tc>
-      </w:tr>
-    </w:tbl>
-    <w:p>
-      <w:pPr>
-        <w:spacing w:after="30"/>
-      </w:pPr>
-      <w:r>
-        <w:rPr>
-          <w:rFonts w:ascii="Arial" w:cs="Arial" w:eastAsia="Arial" w:hAnsi="Arial"/>
-          <w:b w:val="false"/>
-          <w:bCs w:val="false"/>
-          <w:i w:val="false"/>
-          <w:iCs w:val="false"/>
-          <w:color w:val="2A2E38"/>
-          <w:sz w:val="19"/>
-          <w:szCs w:val="19"/>
-        </w:rPr>
-        <w:t xml:space="preserve"/>
-      </w:r>
-    </w:p>
-    <w:p>
-      <w:pPr>
-        <w:spacing w:after="60" w:line="230" w:lineRule="auto"/>
-        <w:ind w:right="1560"/>
-      </w:pPr>
-      <w:r>
-        <w:rPr>
-          <w:rFonts w:ascii="Arial" w:cs="Arial" w:eastAsia="Arial" w:hAnsi="Arial"/>
-          <w:b w:val="false"/>
-          <w:bCs w:val="false"/>
-          <w:i w:val="false"/>
-          <w:iCs w:val="false"/>
-          <w:color w:val="70788A"/>
-          <w:sz w:val="15"/>
-          <w:szCs w:val="15"/>
-        </w:rPr>
-        <w:t xml:space="preserve">Точка безразличия — цена ремонта, при которой покупателю всё равно, взять нашу готовую квартиру или бетон конкурента и доводить его самому. Ниже этой цифры выгоднее бетон, выше — наш лот.</w:t>
-      </w:r>
-    </w:p>
-    <w:p>
-      <w:pPr>
-        <w:spacing w:after="40"/>
-      </w:pPr>
-      <w:r>
-        <w:rPr>
-          <w:rFonts w:ascii="Arial" w:cs="Arial" w:eastAsia="Arial" w:hAnsi="Arial"/>
-          <w:b w:val="false"/>
-          <w:bCs w:val="false"/>
-          <w:i w:val="false"/>
-          <w:iCs w:val="false"/>
-          <w:color w:val="2A2E38"/>
-          <w:sz w:val="19"/>
-          <w:szCs w:val="19"/>
-        </w:rPr>
-        <w:t xml:space="preserve"/>
-      </w:r>
-    </w:p>
-    <w:p>
-      <w:pPr>
-        <w:spacing w:after="58" w:line="252" w:lineRule="auto"/>
-        <w:ind w:left="170" w:right="1560" w:hanging="170"/>
-      </w:pPr>
-      <w:r>
-        <w:rPr>
-          <w:rFonts w:ascii="Arial" w:cs="Arial" w:eastAsia="Arial" w:hAnsi="Arial"/>
-          <w:b/>
-          <w:bCs/>
-          <w:i w:val="false"/>
-          <w:iCs w:val="false"/>
-          <w:color w:val="A9762F"/>
-          <w:sz w:val="19"/>
-          <w:szCs w:val="19"/>
-        </w:rPr>
-        <w:t xml:space="preserve">—   </w:t>
-      </w:r>
-      <w:r>
-        <w:rPr>
-          <w:rFonts w:ascii="Arial" w:cs="Arial" w:eastAsia="Arial" w:hAnsi="Arial"/>
-          <w:b w:val="false"/>
-          <w:bCs w:val="false"/>
-          <w:i w:val="false"/>
-          <w:iCs w:val="false"/>
-          <w:color w:val="2A2E38"/>
-          <w:sz w:val="19"/>
-          <w:szCs w:val="19"/>
-        </w:rPr>
-        <w:t xml:space="preserve">Против главного конкурента порог — 329 тыс. ₽/м². </w:t>
-      </w:r>
-      <w:r>
-        <w:rPr>
-          <w:rFonts w:ascii="Arial" w:cs="Arial" w:eastAsia="Arial" w:hAnsi="Arial"/>
-          <w:b/>
-          <w:bCs/>
-          <w:i w:val="false"/>
-          <w:iCs w:val="false"/>
-          <w:color w:val="2A2E38"/>
-          <w:sz w:val="19"/>
-          <w:szCs w:val="19"/>
-        </w:rPr>
-        <w:t xml:space="preserve">Если покупатель считает, что доведёт бетон «Дома Лаврушинского» дешевле 329 тыс. за метр, он выберет бетон. Если дороже — нашу квартиру.</w:t>
-      </w:r>
-    </w:p>
-    <w:p>
-      <w:pPr>
-        <w:spacing w:after="58" w:line="252" w:lineRule="auto"/>
-        <w:ind w:left="170" w:right="1560" w:hanging="170"/>
-      </w:pPr>
-      <w:r>
-        <w:rPr>
-          <w:rFonts w:ascii="Arial" w:cs="Arial" w:eastAsia="Arial" w:hAnsi="Arial"/>
-          <w:b/>
-          <w:bCs/>
-          <w:i w:val="false"/>
-          <w:iCs w:val="false"/>
-          <w:color w:val="A9762F"/>
-          <w:sz w:val="19"/>
-          <w:szCs w:val="19"/>
-        </w:rPr>
-        <w:t xml:space="preserve">—   </w:t>
-      </w:r>
-      <w:r>
-        <w:rPr>
-          <w:rFonts w:ascii="Arial" w:cs="Arial" w:eastAsia="Arial" w:hAnsi="Arial"/>
-          <w:b w:val="false"/>
-          <w:bCs w:val="false"/>
-          <w:i w:val="false"/>
-          <w:iCs w:val="false"/>
-          <w:color w:val="2A2E38"/>
-          <w:sz w:val="19"/>
-          <w:szCs w:val="19"/>
-        </w:rPr>
-        <w:t xml:space="preserve">Реальная смета премиум-ремонта в де-люксе этот порог перекрывает с запасом. </w:t>
-      </w:r>
-      <w:r>
-        <w:rPr>
-          <w:rFonts w:ascii="Arial" w:cs="Arial" w:eastAsia="Arial" w:hAnsi="Arial"/>
-          <w:b w:val="false"/>
-          <w:bCs w:val="false"/>
-          <w:i w:val="false"/>
-          <w:iCs w:val="false"/>
-          <w:color w:val="2A2E38"/>
-          <w:sz w:val="19"/>
-          <w:szCs w:val="19"/>
-        </w:rPr>
-        <w:t xml:space="preserve">Владелец потратил 750 тыс. ₽/м². Даже вдвое более скромный ремонт остаётся выше 329 тыс., так что арифметика работает на нас.</w:t>
-      </w:r>
-    </w:p>
-    <w:p>
-      <w:pPr>
-        <w:spacing w:after="58" w:line="252" w:lineRule="auto"/>
-        <w:ind w:left="170" w:right="1560" w:hanging="170"/>
-      </w:pPr>
-      <w:r>
-        <w:rPr>
-          <w:rFonts w:ascii="Arial" w:cs="Arial" w:eastAsia="Arial" w:hAnsi="Arial"/>
-          <w:b/>
-          <w:bCs/>
-          <w:i w:val="false"/>
-          <w:iCs w:val="false"/>
-          <w:color w:val="A9762F"/>
-          <w:sz w:val="19"/>
-          <w:szCs w:val="19"/>
-        </w:rPr>
-        <w:t xml:space="preserve">—   </w:t>
-      </w:r>
-      <w:r>
-        <w:rPr>
-          <w:rFonts w:ascii="Arial" w:cs="Arial" w:eastAsia="Arial" w:hAnsi="Arial"/>
-          <w:b w:val="false"/>
-          <w:bCs w:val="false"/>
-          <w:i w:val="false"/>
-          <w:iCs w:val="false"/>
-          <w:color w:val="2A2E38"/>
-          <w:sz w:val="19"/>
-          <w:szCs w:val="19"/>
-        </w:rPr>
-        <w:t xml:space="preserve">Но из 750 тыс. рынок оплачивает не всё. </w:t>
-      </w:r>
-      <w:r>
-        <w:rPr>
-          <w:rFonts w:ascii="Arial" w:cs="Arial" w:eastAsia="Arial" w:hAnsi="Arial"/>
-          <w:b/>
-          <w:bCs/>
-          <w:i w:val="false"/>
-          <w:iCs w:val="false"/>
-          <w:color w:val="2A2E38"/>
-          <w:sz w:val="19"/>
-          <w:szCs w:val="19"/>
-        </w:rPr>
-        <w:t xml:space="preserve">Единственный внутренний ориентир — соседний лот 162,7 м² с дизайнерским ремонтом: он просит к прайсу застройщика +24 %, то есть 594 409 ₽ за метр. Наш просит +31 %, то есть 752 тыс. Разница между этими двумя надбавками и есть предмет торга.</w:t>
-      </w:r>
-    </w:p>
-    <w:p>
-      <w:pPr>
-        <w:spacing w:after="58" w:line="252" w:lineRule="auto"/>
-        <w:ind w:left="170" w:right="1560" w:hanging="170"/>
-      </w:pPr>
-      <w:r>
-        <w:rPr>
-          <w:rFonts w:ascii="Arial" w:cs="Arial" w:eastAsia="Arial" w:hAnsi="Arial"/>
-          <w:b/>
-          <w:bCs/>
-          <w:i w:val="false"/>
-          <w:iCs w:val="false"/>
-          <w:color w:val="A9762F"/>
-          <w:sz w:val="19"/>
-          <w:szCs w:val="19"/>
-        </w:rPr>
-        <w:t xml:space="preserve">—   </w:t>
-      </w:r>
-      <w:r>
-        <w:rPr>
-          <w:rFonts w:ascii="Arial" w:cs="Arial" w:eastAsia="Arial" w:hAnsi="Arial"/>
-          <w:b w:val="false"/>
-          <w:bCs w:val="false"/>
-          <w:i w:val="false"/>
-          <w:iCs w:val="false"/>
-          <w:color w:val="2A2E38"/>
-          <w:sz w:val="19"/>
-          <w:szCs w:val="19"/>
-        </w:rPr>
-        <w:t xml:space="preserve">Честный вывод: смета не завышена относительно рынка ремонта, но заложена в цену целиком, без обычного дисконта, который покупатель ждёт за чужой вкус. Приводить надбавку к соседским +24 % — это 266,2 млн ₽.</w:t>
+        <w:t xml:space="preserve">В «Русских Сезонах», «Резиденции 1864» и BALCHUG VIEWPOINT сравнивать не с чем — квартир нашего размера там нет.</w:t>
       </w:r>
     </w:p>
     <w:p>
@@ -18348,7 +20967,7 @@
           <w:sz w:val="19"/>
           <w:szCs w:val="19"/>
         </w:rPr>
-        <w:t xml:space="preserve">Шесть объявлений из проектов, участвующих в аналитике. Первые два — наш собственный лот в двух публикациях по разным ценам. Дальше — что реально продаётся в локации и как это выглядит.</w:t>
+        <w:t xml:space="preserve">Шесть объявлений из проектов, участвующих в аналитике, — от нашего лота к тому, что реально продаётся в локации.</w:t>
       </w:r>
     </w:p>
     <w:tbl>
@@ -18463,7 +21082,7 @@
                 <w:sz w:val="15"/>
                 <w:szCs w:val="15"/>
               </w:rPr>
-              <w:t xml:space="preserve">87,5 м², эт. 4 · премиум-ремонт сделан</w:t>
+              <w:t xml:space="preserve">87,5 м², эт. 4 · отделка выполнена</w:t>
             </w:r>
           </w:p>
           <w:p>
@@ -18501,7 +21120,7 @@
             <w:pPr>
               <w:spacing w:after="0" w:line="216" w:lineRule="auto"/>
             </w:pPr>
-            <w:hyperlink w:history="1" r:id="rIduxzfmmf_1k4kzq6mhq27x">
+            <w:hyperlink w:history="1" r:id="rIdlimhwcd2hpjws7rpd_brd">
               <w:r>
                 <w:rPr>
                   <w:rFonts w:ascii="Arial" w:cs="Arial" w:eastAsia="Arial" w:hAnsi="Arial"/>
@@ -18591,11 +21210,11 @@
                 <w:bCs/>
                 <w:i w:val="false"/>
                 <w:iCs w:val="false"/>
-                <w:color w:val="B3282D"/>
+                <w:color w:val="1F2A44"/>
                 <w:sz w:val="18"/>
                 <w:szCs w:val="18"/>
               </w:rPr>
-              <w:t xml:space="preserve">▶ Он же на Яндексе</w:t>
+              <w:t xml:space="preserve">Клубный дом Космо 4/22</w:t>
             </w:r>
           </w:p>
           <w:p>
@@ -18613,7 +21232,7 @@
                 <w:sz w:val="15"/>
                 <w:szCs w:val="15"/>
               </w:rPr>
-              <w:t xml:space="preserve">87,5 м², эт. 4 · дизайнерский, с мебелью</w:t>
+              <w:t xml:space="preserve">73,6 м², эт. 2/6 · бетон, прайс Галс</w:t>
             </w:r>
           </w:p>
           <w:p>
@@ -18631,7 +21250,7 @@
                 <w:sz w:val="18"/>
                 <w:szCs w:val="18"/>
               </w:rPr>
-              <w:t xml:space="preserve">267,0 млн ₽</w:t>
+              <w:t xml:space="preserve">184,1 млн ₽</w:t>
             </w:r>
             <w:r>
               <w:rPr>
@@ -18644,14 +21263,14 @@
                 <w:sz w:val="15"/>
                 <w:szCs w:val="15"/>
               </w:rPr>
-              <w:t xml:space="preserve">   3 051 429 ₽/м²</w:t>
+              <w:t xml:space="preserve">   2 501 359 ₽/м²</w:t>
             </w:r>
           </w:p>
           <w:p>
             <w:pPr>
               <w:spacing w:after="0" w:line="216" w:lineRule="auto"/>
             </w:pPr>
-            <w:hyperlink w:history="1" r:id="rId9ztorafwu2lyxq753wsmm">
+            <w:hyperlink w:history="1" r:id="rIdxgma_617e49is8vxgdaps">
               <w:r>
                 <w:rPr>
                   <w:rFonts w:ascii="Arial" w:cs="Arial" w:eastAsia="Arial" w:hAnsi="Arial"/>
@@ -18803,7 +21422,7 @@
             <w:pPr>
               <w:spacing w:after="0" w:line="216" w:lineRule="auto"/>
             </w:pPr>
-            <w:hyperlink w:history="1" r:id="rIdd6prton20rdwhwdrrjkfq">
+            <w:hyperlink w:history="1" r:id="rIdai1xllidtmszthilib2qd">
               <w:r>
                 <w:rPr>
                   <w:rFonts w:ascii="Arial" w:cs="Arial" w:eastAsia="Arial" w:hAnsi="Arial"/>
@@ -18953,7 +21572,7 @@
             <w:pPr>
               <w:spacing w:after="0" w:line="216" w:lineRule="auto"/>
             </w:pPr>
-            <w:hyperlink w:history="1" r:id="rIdbrrfkcc9wlhd5cs6v6d7z">
+            <w:hyperlink w:history="1" r:id="rIdi1xatxqr3vtoez8k8frcf">
               <w:r>
                 <w:rPr>
                   <w:rFonts w:ascii="Arial" w:cs="Arial" w:eastAsia="Arial" w:hAnsi="Arial"/>
@@ -19105,7 +21724,7 @@
             <w:pPr>
               <w:spacing w:after="0" w:line="216" w:lineRule="auto"/>
             </w:pPr>
-            <w:hyperlink w:history="1" r:id="rId4kh4wrk1dajdwet1kc0ju">
+            <w:hyperlink w:history="1" r:id="rIdwcwffujlsogqajmgsbdtk">
               <w:r>
                 <w:rPr>
                   <w:rFonts w:ascii="Arial" w:cs="Arial" w:eastAsia="Arial" w:hAnsi="Arial"/>
@@ -19255,7 +21874,7 @@
             <w:pPr>
               <w:spacing w:after="0" w:line="216" w:lineRule="auto"/>
             </w:pPr>
-            <w:hyperlink w:history="1" r:id="rIdjgqif0x4mwbakgoblih4g">
+            <w:hyperlink w:history="1" r:id="rIdmcymq9ga62ju_pyvikn_n">
               <w:r>
                 <w:rPr>
                   <w:rFonts w:ascii="Arial" w:cs="Arial" w:eastAsia="Arial" w:hAnsi="Arial"/>
@@ -19290,7 +21909,7 @@
           <w:sz w:val="15"/>
           <w:szCs w:val="15"/>
         </w:rPr>
-        <w:t xml:space="preserve">Фотографии и цены — Яндекс Недвижимость, 31.07.2026. Первые две карточки — один и тот же интерьер: тот же диван, тот же ковёр, та же картина, та же обеденная группа, снятые с двух ракурсов. Обе публикации показывают визуализации дизайн-проекта, а не фотографии выполненного ремонта.</w:t>
+        <w:t xml:space="preserve">Фотографии и цены — Яндекс Недвижимость, 31.07.2026. Карточка нашего лота — визуализация дизайн-проекта: фотографий выполненной отделки в объявлении нет.</w:t>
       </w:r>
     </w:p>
     <w:p>
@@ -19310,7 +21929,7 @@
           <w:sz w:val="24"/>
           <w:szCs w:val="24"/>
         </w:rPr>
-        <w:t xml:space="preserve">В этом сегменте почти никто не показывает готовый интерьер</w:t>
+        <w:t xml:space="preserve">Готовый интерьер в локации показывают двое</w:t>
       </w:r>
     </w:p>
     <w:p>
@@ -19355,7 +21974,7 @@
           <w:sz w:val="19"/>
           <w:szCs w:val="19"/>
         </w:rPr>
-        <w:t xml:space="preserve">BALCHUG VIEWPOINT и «Софийский» показывают снятые квартиры с мебелью и видом на Кремль. Все квартирные новостройки — «Лаврушинский», DUO, «Космо 4/22», «Русские Сезоны» — показывают бетон и рендеры.</w:t>
+        <w:t xml:space="preserve">BALCHUG VIEWPOINT и «Софийский» показывают снятые квартиры с мебелью и видом на Кремль.</w:t>
       </w:r>
     </w:p>
     <w:p>
@@ -19387,7 +22006,7 @@
           <w:sz w:val="19"/>
           <w:szCs w:val="19"/>
         </w:rPr>
-        <w:t xml:space="preserve">Наш лот с почти законченным премиум-ремонтом мог бы стать единственной готовой квартирой в локации с настоящими фотографиями. Сейчас он показывает те же визуализации, что и все.</w:t>
+        <w:t xml:space="preserve">Все квартирные новостройки — «Дом Лаврушинский», DUO, «Космо 4/22», «Русские Сезоны» — показывают бетон и визуализации. Готовых квартир в этом сегменте на рынке практически нет.</w:t>
       </w:r>
     </w:p>
     <w:p>
@@ -19419,7 +22038,20 @@
           <w:sz w:val="19"/>
           <w:szCs w:val="19"/>
         </w:rPr>
-        <w:t xml:space="preserve">Это не косметика: покупатель за 280 миллионов платит в том числе за уверенность, что ремонт именно такой, как обещано. Визуализация такой уверенности не даёт.</w:t>
+        <w:t xml:space="preserve">Наш лот с выполненной отделкой попадает в пустую нишу, </w:t>
+      </w:r>
+      <w:r>
+        <w:rPr>
+          <w:rFonts w:ascii="Arial" w:cs="Arial" w:eastAsia="Arial" w:hAnsi="Arial"/>
+          <w:b w:val="false"/>
+          <w:bCs w:val="false"/>
+          <w:i w:val="false"/>
+          <w:iCs w:val="false"/>
+          <w:color w:val="2A2E38"/>
+          <w:sz w:val="19"/>
+          <w:szCs w:val="19"/>
+        </w:rPr>
+        <w:t xml:space="preserve">но в объявлении показан теми же визуализациями, что и все остальные.</w:t>
       </w:r>
     </w:p>
     <w:p>
@@ -19461,7 +22093,7 @@
           <w:sz w:val="19"/>
           <w:szCs w:val="19"/>
         </w:rPr>
-        <w:t xml:space="preserve">Четырнадцать реальных лотов из проектов аналитики. Где конкурент в бетоне, показан его бюджет «под ключ» — цена плюс 750 тыс. ₽ за метр.</w:t>
+        <w:t xml:space="preserve">Тринадцать реальных лотов из проектов аналитики. Где конкурент в бетоне, показан его бюджет «под ключ» — цена плюс 750 тыс. ₽ за метр.</w:t>
       </w:r>
     </w:p>
     <w:tbl>
@@ -19866,7 +22498,7 @@
                 <w:sz w:val="17"/>
                 <w:szCs w:val="17"/>
               </w:rPr>
-              <w:t xml:space="preserve">премиум-ремонт сделан</w:t>
+              <w:t xml:space="preserve">отделка выполнена</w:t>
             </w:r>
           </w:p>
         </w:tc>
@@ -20003,7 +22635,7 @@
               <w:spacing w:after="0" w:line="240" w:lineRule="auto"/>
               <w:jc w:val="center"/>
             </w:pPr>
-            <w:hyperlink w:history="1" r:id="rIdtt_5t7eukbu33ga9wuxka">
+            <w:hyperlink w:history="1" r:id="rIdeyra3dcim4qldhjqabfef">
               <w:r>
                 <w:rPr>
                   <w:rFonts w:ascii="Arial" w:cs="Arial" w:eastAsia="Arial" w:hAnsi="Arial"/>
@@ -20273,7 +22905,7 @@
               <w:spacing w:after="0" w:line="240" w:lineRule="auto"/>
               <w:jc w:val="center"/>
             </w:pPr>
-            <w:hyperlink w:history="1" r:id="rIddrtwrytb4susymatfotea">
+            <w:hyperlink w:history="1" r:id="rIdjnksndreqrq1vee-v6rjw">
               <w:r>
                 <w:rPr>
                   <w:rFonts w:ascii="Arial" w:cs="Arial" w:eastAsia="Arial" w:hAnsi="Arial"/>
@@ -20536,7 +23168,7 @@
               <w:spacing w:after="0" w:line="240" w:lineRule="auto"/>
               <w:jc w:val="center"/>
             </w:pPr>
-            <w:hyperlink w:history="1" r:id="rIdjhcqjiwzumakmwpac4jqw">
+            <w:hyperlink w:history="1" r:id="rId4dgc9r10frizkmbjykqjg">
               <w:r>
                 <w:rPr>
                   <w:rFonts w:ascii="Arial" w:cs="Arial" w:eastAsia="Arial" w:hAnsi="Arial"/>
@@ -20806,7 +23438,7 @@
               <w:spacing w:after="0" w:line="240" w:lineRule="auto"/>
               <w:jc w:val="center"/>
             </w:pPr>
-            <w:hyperlink w:history="1" r:id="rId6n3oyvtieamc_xr0dpniw">
+            <w:hyperlink w:history="1" r:id="rIdu8x6w4kr3skechgu-puq9">
               <w:r>
                 <w:rPr>
                   <w:rFonts w:ascii="Arial" w:cs="Arial" w:eastAsia="Arial" w:hAnsi="Arial"/>
@@ -21069,7 +23701,7 @@
               <w:spacing w:after="0" w:line="240" w:lineRule="auto"/>
               <w:jc w:val="center"/>
             </w:pPr>
-            <w:hyperlink w:history="1" r:id="rIdzagc3h9upzpxq-o5ljuj9">
+            <w:hyperlink w:history="1" r:id="rIdeudzjcworbxr8wba1-hf3">
               <w:r>
                 <w:rPr>
                   <w:rFonts w:ascii="Arial" w:cs="Arial" w:eastAsia="Arial" w:hAnsi="Arial"/>
@@ -21339,7 +23971,7 @@
               <w:spacing w:after="0" w:line="240" w:lineRule="auto"/>
               <w:jc w:val="center"/>
             </w:pPr>
-            <w:hyperlink w:history="1" r:id="rIdslnbqjvd9nus703ummtjs">
+            <w:hyperlink w:history="1" r:id="rIdgh_ghccjz3jdlcvgd57jm">
               <w:r>
                 <w:rPr>
                   <w:rFonts w:ascii="Arial" w:cs="Arial" w:eastAsia="Arial" w:hAnsi="Arial"/>
@@ -21602,7 +24234,7 @@
               <w:spacing w:after="0" w:line="240" w:lineRule="auto"/>
               <w:jc w:val="center"/>
             </w:pPr>
-            <w:hyperlink w:history="1" r:id="rIdddi5eaznxj0alj-0dsxvh">
+            <w:hyperlink w:history="1" r:id="rIdc5gnpxc37siz3ngffjtiw">
               <w:r>
                 <w:rPr>
                   <w:rFonts w:ascii="Arial" w:cs="Arial" w:eastAsia="Arial" w:hAnsi="Arial"/>
@@ -21872,7 +24504,7 @@
               <w:spacing w:after="0" w:line="240" w:lineRule="auto"/>
               <w:jc w:val="center"/>
             </w:pPr>
-            <w:hyperlink w:history="1" r:id="rId-kvomygvxsvti3axo3e0d">
+            <w:hyperlink w:history="1" r:id="rIdxomff4wf1ybgtl2-l44sr">
               <w:r>
                 <w:rPr>
                   <w:rFonts w:ascii="Arial" w:cs="Arial" w:eastAsia="Arial" w:hAnsi="Arial"/>
@@ -22135,7 +24767,7 @@
               <w:spacing w:after="0" w:line="240" w:lineRule="auto"/>
               <w:jc w:val="center"/>
             </w:pPr>
-            <w:hyperlink w:history="1" r:id="rIdakels8jfu7c_gd2ijt4rf">
+            <w:hyperlink w:history="1" r:id="rIdaijaei2p4l-ejqdkbffz5">
               <w:r>
                 <w:rPr>
                   <w:rFonts w:ascii="Arial" w:cs="Arial" w:eastAsia="Arial" w:hAnsi="Arial"/>
@@ -22405,7 +25037,7 @@
               <w:spacing w:after="0" w:line="240" w:lineRule="auto"/>
               <w:jc w:val="center"/>
             </w:pPr>
-            <w:hyperlink w:history="1" r:id="rIdxycwjdfcj30amyjyit35f">
+            <w:hyperlink w:history="1" r:id="rIdsdvernsqcai4kb4k3yeyr">
               <w:r>
                 <w:rPr>
                   <w:rFonts w:ascii="Arial" w:cs="Arial" w:eastAsia="Arial" w:hAnsi="Arial"/>
@@ -22668,7 +25300,7 @@
               <w:spacing w:after="0" w:line="240" w:lineRule="auto"/>
               <w:jc w:val="center"/>
             </w:pPr>
-            <w:hyperlink w:history="1" r:id="rIduzf0ama1pzk4fbjqx7iez">
+            <w:hyperlink w:history="1" r:id="rIdey9zputqw1vzqvnn1jziu">
               <w:r>
                 <w:rPr>
                   <w:rFonts w:ascii="Arial" w:cs="Arial" w:eastAsia="Arial" w:hAnsi="Arial"/>
@@ -22721,7 +25353,7 @@
                 <w:sz w:val="17"/>
                 <w:szCs w:val="17"/>
               </w:rPr>
-              <w:t xml:space="preserve">▶ Он же на Яндексе</w:t>
+              <w:t xml:space="preserve">Клубный дом Космо 4/22</w:t>
             </w:r>
           </w:p>
         </w:tc>
@@ -22759,7 +25391,7 @@
                 <w:sz w:val="17"/>
                 <w:szCs w:val="17"/>
               </w:rPr>
-              <w:t xml:space="preserve">87,5 м², эт. 4</w:t>
+              <w:t xml:space="preserve">73,6 м², эт. 2/6</w:t>
             </w:r>
           </w:p>
         </w:tc>
@@ -22797,7 +25429,7 @@
                 <w:sz w:val="17"/>
                 <w:szCs w:val="17"/>
               </w:rPr>
-              <w:t xml:space="preserve">дизайнерский, с мебелью</w:t>
+              <w:t xml:space="preserve">бетон, прайс Галс</w:t>
             </w:r>
           </w:p>
         </w:tc>
@@ -22835,7 +25467,7 @@
                 <w:sz w:val="17"/>
                 <w:szCs w:val="17"/>
               </w:rPr>
-              <w:t xml:space="preserve">267,0</w:t>
+              <w:t xml:space="preserve">184,1</w:t>
             </w:r>
           </w:p>
         </w:tc>
@@ -22873,7 +25505,7 @@
                 <w:sz w:val="17"/>
                 <w:szCs w:val="17"/>
               </w:rPr>
-              <w:t xml:space="preserve">267,0</w:t>
+              <w:t xml:space="preserve">239,3</w:t>
             </w:r>
           </w:p>
         </w:tc>
@@ -22911,7 +25543,7 @@
                 <w:sz w:val="17"/>
                 <w:szCs w:val="17"/>
               </w:rPr>
-              <w:t xml:space="preserve">0,0 м² · −13,0 млн ₽</w:t>
+              <w:t xml:space="preserve">−13,9 м² · −40,7 млн ₽</w:t>
             </w:r>
           </w:p>
         </w:tc>
@@ -22938,7 +25570,7 @@
               <w:spacing w:after="0" w:line="240" w:lineRule="auto"/>
               <w:jc w:val="center"/>
             </w:pPr>
-            <w:hyperlink w:history="1" r:id="rIdv6xtpogbhk2p7-h55dl1y">
+            <w:hyperlink w:history="1" r:id="rIdje6wptkfx960svtnmcz8v">
               <w:r>
                 <w:rPr>
                   <w:rFonts w:ascii="Arial" w:cs="Arial" w:eastAsia="Arial" w:hAnsi="Arial"/>
@@ -23201,7 +25833,7 @@
               <w:spacing w:after="0" w:line="240" w:lineRule="auto"/>
               <w:jc w:val="center"/>
             </w:pPr>
-            <w:hyperlink w:history="1" r:id="rIdqiwkj-bhaoe8otfhky9on">
+            <w:hyperlink w:history="1" r:id="rIdjoep-atitlao2whor0dth">
               <w:r>
                 <w:rPr>
                   <w:rFonts w:ascii="Arial" w:cs="Arial" w:eastAsia="Arial" w:hAnsi="Arial"/>
@@ -23471,7 +26103,7 @@
               <w:spacing w:after="0" w:line="240" w:lineRule="auto"/>
               <w:jc w:val="center"/>
             </w:pPr>
-            <w:hyperlink w:history="1" r:id="rIdtnfgtk-arc5kszo1ywldn">
+            <w:hyperlink w:history="1" r:id="rIdjd4heijnizhftvwbwbsw6">
               <w:r>
                 <w:rPr>
                   <w:rFonts w:ascii="Arial" w:cs="Arial" w:eastAsia="Arial" w:hAnsi="Arial"/>
@@ -23574,7 +26206,7 @@
           <w:sz w:val="19"/>
           <w:szCs w:val="19"/>
         </w:rPr>
-        <w:t xml:space="preserve">По бюджету «под ключ» мы дешевле всех квартирных конкурентов. </w:t>
+        <w:t xml:space="preserve">Среди квартир по бюджету «под ключ» дешевле нас только один лот — 73,6 м² в «Космо 4/22» за 239,3 млн ₽. </w:t>
       </w:r>
       <w:r>
         <w:rPr>
@@ -23587,7 +26219,7 @@
           <w:sz w:val="19"/>
           <w:szCs w:val="19"/>
         </w:rPr>
-        <w:t xml:space="preserve">Ближайшие — 75,6 м² в DUO за 283,5 млн ₽ и 69,0 м² в «Космо 4/22» за 289,4 млн ₽, и обе меньше нашей на 12–19 м². Всё, что сопоставимо по площади, стоит на 33–171 млн ₽ дороже.</w:t>
+        <w:t xml:space="preserve">Он меньше нашего на 13,9 м² и стоит на 2 этаже из шести.</w:t>
       </w:r>
     </w:p>
     <w:p>
@@ -23619,7 +26251,7 @@
           <w:sz w:val="19"/>
           <w:szCs w:val="19"/>
         </w:rPr>
-        <w:t xml:space="preserve">Дешевле нас только два лота «Софийского» — 102,4 м² с мебелью Minotti за 180,0 млн ₽ и 75,3 м² с новой дизайнерской отделкой за 155,0 млн ₽. Это апартаменты, и разрыв в 100–125 млн ₽ объясняется статусом.</w:t>
+        <w:t xml:space="preserve">Всё, что сопоставимо по площади, стоит дороже: 86,0 м² в «Лаврушинском» — 341,2 млн ₽ «под ключ», 89,0 м² — 337,4 млн ₽, 88,0 м² — 312,9 млн ₽. Ближайшие по бюджету — 75,6 м² в DUO за 283,5 млн ₽ и 69,0 м² в «Космо 4/22» за 289,4 млн ₽, обе меньше на 12–19 м².</w:t>
       </w:r>
     </w:p>
     <w:p>
@@ -23651,20 +26283,7 @@
           <w:sz w:val="19"/>
           <w:szCs w:val="19"/>
         </w:rPr>
-        <w:t xml:space="preserve">И второе объявление по нашей же квартире — 267,0 млн ₽. </w:t>
-      </w:r>
-      <w:r>
-        <w:rPr>
-          <w:rFonts w:ascii="Arial" w:cs="Arial" w:eastAsia="Arial" w:hAnsi="Arial"/>
-          <w:b/>
-          <w:bCs/>
-          <w:i w:val="false"/>
-          <w:iCs w:val="false"/>
-          <w:color w:val="2A2E38"/>
-          <w:sz w:val="19"/>
-          <w:szCs w:val="19"/>
-        </w:rPr>
-        <w:t xml:space="preserve">В этой таблице оно стоит ровно там, где покупатель его и увидит: дешевле нашего лота на 13,0 млн ₽ при тех же 87,5 м².</w:t>
+        <w:t xml:space="preserve">Дешевле по абсолютной цене — только апартаменты «Софийского»: 102,4 м² с мебелью Minotti за 180,0 млн ₽ и 75,3 м² с новой дизайнерской отделкой за 155,0 млн ₽. Разрыв в 100–125 млн ₽ объясняется статусом.</w:t>
       </w:r>
     </w:p>
     <w:p>
@@ -23706,7 +26325,7 @@
           <w:sz w:val="19"/>
           <w:szCs w:val="19"/>
         </w:rPr>
-        <w:t xml:space="preserve">Цена рынку не противоречит, метр по бюджету «под ключ» — лучший среди квартир. Причины лежат не в цене.</w:t>
+        <w:t xml:space="preserve">Цена рынку не противоречит, метр «под ключ» — ниже медианы сопоставимых. Причины лежат не в цене.</w:t>
       </w:r>
     </w:p>
     <w:p>
@@ -23726,265 +26345,7 @@
           <w:sz w:val="24"/>
           <w:szCs w:val="24"/>
         </w:rPr>
-        <w:t xml:space="preserve">Причина 1. Лот конкурирует сам с собой</w:t>
-      </w:r>
-    </w:p>
-    <w:p>
-      <w:pPr>
-        <w:spacing w:after="58" w:line="252" w:lineRule="auto"/>
-        <w:ind w:left="170" w:right="1560" w:hanging="170"/>
-      </w:pPr>
-      <w:r>
-        <w:rPr>
-          <w:rFonts w:ascii="Arial" w:cs="Arial" w:eastAsia="Arial" w:hAnsi="Arial"/>
-          <w:b/>
-          <w:bCs/>
-          <w:i w:val="false"/>
-          <w:iCs w:val="false"/>
-          <w:color w:val="A9762F"/>
-          <w:sz w:val="19"/>
-          <w:szCs w:val="19"/>
-        </w:rPr>
-        <w:t xml:space="preserve">—   </w:t>
-      </w:r>
-      <w:r>
-        <w:rPr>
-          <w:rFonts w:ascii="Arial" w:cs="Arial" w:eastAsia="Arial" w:hAnsi="Arial"/>
-          <w:b w:val="false"/>
-          <w:bCs w:val="false"/>
-          <w:i w:val="false"/>
-          <w:iCs w:val="false"/>
-          <w:color w:val="2A2E38"/>
-          <w:sz w:val="19"/>
-          <w:szCs w:val="19"/>
-        </w:rPr>
-        <w:t xml:space="preserve">Одна квартира, две публикации, разница 13,0 млн ₽. </w:t>
-      </w:r>
-      <w:r>
-        <w:rPr>
-          <w:rFonts w:ascii="Arial" w:cs="Arial" w:eastAsia="Arial" w:hAnsi="Arial"/>
-          <w:b/>
-          <w:bCs/>
-          <w:i w:val="false"/>
-          <w:iCs w:val="false"/>
-          <w:color w:val="2A2E38"/>
-          <w:sz w:val="19"/>
-          <w:szCs w:val="19"/>
-        </w:rPr>
-        <w:t xml:space="preserve">280,0 млн ₽ от Capital Group как «без отделки» и 267,0 млн ₽ от частного агента как «дизайнерский ремонт с мебелью, кондиционированием и кухней». Площадь, этаж, дом и вид совпадают.</w:t>
-      </w:r>
-    </w:p>
-    <w:p>
-      <w:pPr>
-        <w:spacing w:after="58" w:line="252" w:lineRule="auto"/>
-        <w:ind w:left="170" w:right="1560" w:hanging="170"/>
-      </w:pPr>
-      <w:r>
-        <w:rPr>
-          <w:rFonts w:ascii="Arial" w:cs="Arial" w:eastAsia="Arial" w:hAnsi="Arial"/>
-          <w:b/>
-          <w:bCs/>
-          <w:i w:val="false"/>
-          <w:iCs w:val="false"/>
-          <w:color w:val="A9762F"/>
-          <w:sz w:val="19"/>
-          <w:szCs w:val="19"/>
-        </w:rPr>
-        <w:t xml:space="preserve">—   </w:t>
-      </w:r>
-      <w:r>
-        <w:rPr>
-          <w:rFonts w:ascii="Arial" w:cs="Arial" w:eastAsia="Arial" w:hAnsi="Arial"/>
-          <w:b w:val="false"/>
-          <w:bCs w:val="false"/>
-          <w:i w:val="false"/>
-          <w:iCs w:val="false"/>
-          <w:color w:val="2A2E38"/>
-          <w:sz w:val="19"/>
-          <w:szCs w:val="19"/>
-        </w:rPr>
-        <w:t xml:space="preserve">Покупатель, который откроет оба, начнёт торг не от 280, а от 267. Тринадцать миллионов отдаются до начала разговора.</w:t>
-      </w:r>
-    </w:p>
-    <w:p>
-      <w:pPr>
-        <w:spacing w:after="58" w:line="252" w:lineRule="auto"/>
-        <w:ind w:left="170" w:right="1560" w:hanging="170"/>
-      </w:pPr>
-      <w:r>
-        <w:rPr>
-          <w:rFonts w:ascii="Arial" w:cs="Arial" w:eastAsia="Arial" w:hAnsi="Arial"/>
-          <w:b/>
-          <w:bCs/>
-          <w:i w:val="false"/>
-          <w:iCs w:val="false"/>
-          <w:color w:val="A9762F"/>
-          <w:sz w:val="19"/>
-          <w:szCs w:val="19"/>
-        </w:rPr>
-        <w:t xml:space="preserve">—   </w:t>
-      </w:r>
-      <w:r>
-        <w:rPr>
-          <w:rFonts w:ascii="Arial" w:cs="Arial" w:eastAsia="Arial" w:hAnsi="Arial"/>
-          <w:b w:val="false"/>
-          <w:bCs w:val="false"/>
-          <w:i w:val="false"/>
-          <w:iCs w:val="false"/>
-          <w:color w:val="2A2E38"/>
-          <w:sz w:val="19"/>
-          <w:szCs w:val="19"/>
-        </w:rPr>
-        <w:t xml:space="preserve">Хуже того, объявления противоречат друг другу по главному: одно обещает голые стены, второе — готовую квартиру с мебелью. Для покупателя это сигнал, что продавец сам не знает, что продаёт.</w:t>
-      </w:r>
-    </w:p>
-    <w:p>
-      <w:pPr>
-        <w:keepNext/>
-        <w:keepLines/>
-        <w:spacing w:after="110" w:before="170"/>
-      </w:pPr>
-      <w:r>
-        <w:rPr>
-          <w:rFonts w:ascii="Georgia" w:cs="Georgia" w:eastAsia="Georgia" w:hAnsi="Georgia"/>
-          <w:b/>
-          <w:bCs/>
-          <w:i w:val="false"/>
-          <w:iCs w:val="false"/>
-          <w:color w:val="1F2A44"/>
-          <w:sz w:val="24"/>
-          <w:szCs w:val="24"/>
-        </w:rPr>
-        <w:t xml:space="preserve">Причина 2. Цена собрана от сметы, а не от рынка</w:t>
-      </w:r>
-    </w:p>
-    <w:p>
-      <w:pPr>
-        <w:spacing w:after="58" w:line="252" w:lineRule="auto"/>
-        <w:ind w:left="170" w:right="1560" w:hanging="170"/>
-      </w:pPr>
-      <w:r>
-        <w:rPr>
-          <w:rFonts w:ascii="Arial" w:cs="Arial" w:eastAsia="Arial" w:hAnsi="Arial"/>
-          <w:b/>
-          <w:bCs/>
-          <w:i w:val="false"/>
-          <w:iCs w:val="false"/>
-          <w:color w:val="A9762F"/>
-          <w:sz w:val="19"/>
-          <w:szCs w:val="19"/>
-        </w:rPr>
-        <w:t xml:space="preserve">—   </w:t>
-      </w:r>
-      <w:r>
-        <w:rPr>
-          <w:rFonts w:ascii="Arial" w:cs="Arial" w:eastAsia="Arial" w:hAnsi="Arial"/>
-          <w:b w:val="false"/>
-          <w:bCs w:val="false"/>
-          <w:i w:val="false"/>
-          <w:iCs w:val="false"/>
-          <w:color w:val="2A2E38"/>
-          <w:sz w:val="19"/>
-          <w:szCs w:val="19"/>
-        </w:rPr>
-        <w:t xml:space="preserve">Прайс застройщика 2 448 000 ₽ плюс смета 750 000 ₽ = 3 200 000 ₽. </w:t>
-      </w:r>
-      <w:r>
-        <w:rPr>
-          <w:rFonts w:ascii="Arial" w:cs="Arial" w:eastAsia="Arial" w:hAnsi="Arial"/>
-          <w:b/>
-          <w:bCs/>
-          <w:i w:val="false"/>
-          <w:iCs w:val="false"/>
-          <w:color w:val="2A2E38"/>
-          <w:sz w:val="19"/>
-          <w:szCs w:val="19"/>
-        </w:rPr>
-        <w:t xml:space="preserve">Расхождение с прайсом — 0,08 %, то есть цена буквально сложена из двух слагаемых.</w:t>
-      </w:r>
-    </w:p>
-    <w:p>
-      <w:pPr>
-        <w:spacing w:after="58" w:line="252" w:lineRule="auto"/>
-        <w:ind w:left="170" w:right="1560" w:hanging="170"/>
-      </w:pPr>
-      <w:r>
-        <w:rPr>
-          <w:rFonts w:ascii="Arial" w:cs="Arial" w:eastAsia="Arial" w:hAnsi="Arial"/>
-          <w:b/>
-          <w:bCs/>
-          <w:i w:val="false"/>
-          <w:iCs w:val="false"/>
-          <w:color w:val="A9762F"/>
-          <w:sz w:val="19"/>
-          <w:szCs w:val="19"/>
-        </w:rPr>
-        <w:t xml:space="preserve">—   </w:t>
-      </w:r>
-      <w:r>
-        <w:rPr>
-          <w:rFonts w:ascii="Arial" w:cs="Arial" w:eastAsia="Arial" w:hAnsi="Arial"/>
-          <w:b w:val="false"/>
-          <w:bCs w:val="false"/>
-          <w:i w:val="false"/>
-          <w:iCs w:val="false"/>
-          <w:color w:val="2A2E38"/>
-          <w:sz w:val="19"/>
-          <w:szCs w:val="19"/>
-        </w:rPr>
-        <w:t xml:space="preserve">Покупатель так не считает. Он видит цену метра на треть выше средней по дому и сравнивает не со сметой, а с соседним лотом с ремонтом, который просит надбавку +24 %, а не +31 %.</w:t>
-      </w:r>
-    </w:p>
-    <w:p>
-      <w:pPr>
-        <w:spacing w:after="58" w:line="252" w:lineRule="auto"/>
-        <w:ind w:left="170" w:right="1560" w:hanging="170"/>
-      </w:pPr>
-      <w:r>
-        <w:rPr>
-          <w:rFonts w:ascii="Arial" w:cs="Arial" w:eastAsia="Arial" w:hAnsi="Arial"/>
-          <w:b/>
-          <w:bCs/>
-          <w:i w:val="false"/>
-          <w:iCs w:val="false"/>
-          <w:color w:val="A9762F"/>
-          <w:sz w:val="19"/>
-          <w:szCs w:val="19"/>
-        </w:rPr>
-        <w:t xml:space="preserve">—   </w:t>
-      </w:r>
-      <w:r>
-        <w:rPr>
-          <w:rFonts w:ascii="Arial" w:cs="Arial" w:eastAsia="Arial" w:hAnsi="Arial"/>
-          <w:b w:val="false"/>
-          <w:bCs w:val="false"/>
-          <w:i w:val="false"/>
-          <w:iCs w:val="false"/>
-          <w:color w:val="2A2E38"/>
-          <w:sz w:val="19"/>
-          <w:szCs w:val="19"/>
-        </w:rPr>
-        <w:t xml:space="preserve">Ремонт всегда чужой вкус. Рынок оплачивает его с дисконтом — и чем дороже ремонт, тем больше дисконт.</w:t>
-      </w:r>
-    </w:p>
-    <w:p>
-      <w:pPr>
-        <w:keepNext/>
-        <w:keepLines/>
-        <w:spacing w:after="110" w:before="170"/>
-      </w:pPr>
-      <w:r>
-        <w:rPr>
-          <w:rFonts w:ascii="Georgia" w:cs="Georgia" w:eastAsia="Georgia" w:hAnsi="Georgia"/>
-          <w:b/>
-          <w:bCs/>
-          <w:i w:val="false"/>
-          <w:iCs w:val="false"/>
-          <w:color w:val="1F2A44"/>
-          <w:sz w:val="24"/>
-          <w:szCs w:val="24"/>
-        </w:rPr>
-        <w:t xml:space="preserve">Причина 3. Покупателей на такую квартиру мало</w:t>
+        <w:t xml:space="preserve">Причина 1. Покупателей на такую квартиру единицы</w:t>
       </w:r>
     </w:p>
     <w:tbl>
@@ -26291,6 +28652,1415 @@
         </w:tc>
       </w:tr>
     </w:tbl>
+    <w:p>
+      <w:pPr>
+        <w:spacing w:after="40"/>
+      </w:pPr>
+      <w:r>
+        <w:rPr>
+          <w:rFonts w:ascii="Arial" w:cs="Arial" w:eastAsia="Arial" w:hAnsi="Arial"/>
+          <w:b w:val="false"/>
+          <w:bCs w:val="false"/>
+          <w:i w:val="false"/>
+          <w:iCs w:val="false"/>
+          <w:color w:val="2A2E38"/>
+          <w:sz w:val="19"/>
+          <w:szCs w:val="19"/>
+        </w:rPr>
+        <w:t xml:space="preserve"/>
+      </w:r>
+    </w:p>
+    <w:tbl>
+      <w:tblPr>
+        <w:tblW w:type="dxa" w:w="9638"/>
+        <w:tblBorders>
+          <w:top w:val="single" w:color="auto" w:sz="4"/>
+          <w:left w:val="single" w:color="auto" w:sz="4"/>
+          <w:bottom w:val="single" w:color="auto" w:sz="4"/>
+          <w:right w:val="single" w:color="auto" w:sz="4"/>
+          <w:insideH w:val="single" w:color="auto" w:sz="4"/>
+          <w:insideV w:val="single" w:color="auto" w:sz="4"/>
+        </w:tblBorders>
+      </w:tblPr>
+      <w:tblGrid>
+        <w:gridCol w:w="2200"/>
+        <w:gridCol w:w="1300"/>
+        <w:gridCol w:w="1300"/>
+        <w:gridCol w:w="2400"/>
+        <w:gridCol w:w="2438"/>
+      </w:tblGrid>
+      <w:tr>
+        <w:trPr>
+          <w:tblHeader/>
+        </w:trPr>
+        <w:tc>
+          <w:tcPr>
+            <w:tcW w:type="dxa" w:w="2200"/>
+            <w:tcBorders>
+              <w:top w:val="single" w:color="1F2A44" w:sz="4"/>
+              <w:left w:val="none" w:color="auto" w:sz="0"/>
+              <w:bottom w:val="single" w:color="D9D4CB" w:sz="4"/>
+              <w:right w:val="none" w:color="auto" w:sz="0"/>
+            </w:tcBorders>
+            <w:shd w:fill="1F2A44" w:color="auto" w:val="clear"/>
+            <w:tcMar>
+              <w:top w:type="dxa" w:w="52"/>
+              <w:left w:type="dxa" w:w="100"/>
+              <w:bottom w:type="dxa" w:w="52"/>
+              <w:right w:type="dxa" w:w="100"/>
+            </w:tcMar>
+            <w:vAlign w:val="center"/>
+          </w:tcPr>
+          <w:p>
+            <w:pPr>
+              <w:spacing w:after="0" w:line="240" w:lineRule="auto"/>
+              <w:jc w:val="left"/>
+            </w:pPr>
+            <w:r>
+              <w:rPr>
+                <w:rFonts w:ascii="Arial" w:cs="Arial" w:eastAsia="Arial" w:hAnsi="Arial"/>
+                <w:b/>
+                <w:bCs/>
+                <w:i w:val="false"/>
+                <w:iCs w:val="false"/>
+                <w:color w:val="FFFFFF"/>
+                <w:sz w:val="16"/>
+                <w:szCs w:val="16"/>
+              </w:rPr>
+              <w:t xml:space="preserve">Площадь</w:t>
+            </w:r>
+          </w:p>
+        </w:tc>
+        <w:tc>
+          <w:tcPr>
+            <w:tcW w:type="dxa" w:w="1300"/>
+            <w:tcBorders>
+              <w:top w:val="single" w:color="1F2A44" w:sz="4"/>
+              <w:left w:val="none" w:color="auto" w:sz="0"/>
+              <w:bottom w:val="single" w:color="D9D4CB" w:sz="4"/>
+              <w:right w:val="none" w:color="auto" w:sz="0"/>
+            </w:tcBorders>
+            <w:shd w:fill="1F2A44" w:color="auto" w:val="clear"/>
+            <w:tcMar>
+              <w:top w:type="dxa" w:w="52"/>
+              <w:left w:type="dxa" w:w="100"/>
+              <w:bottom w:type="dxa" w:w="52"/>
+              <w:right w:type="dxa" w:w="100"/>
+            </w:tcMar>
+            <w:vAlign w:val="center"/>
+          </w:tcPr>
+          <w:p>
+            <w:pPr>
+              <w:spacing w:after="0" w:line="240" w:lineRule="auto"/>
+              <w:jc w:val="center"/>
+            </w:pPr>
+            <w:r>
+              <w:rPr>
+                <w:rFonts w:ascii="Arial" w:cs="Arial" w:eastAsia="Arial" w:hAnsi="Arial"/>
+                <w:b/>
+                <w:bCs/>
+                <w:i w:val="false"/>
+                <w:iCs w:val="false"/>
+                <w:color w:val="FFFFFF"/>
+                <w:sz w:val="16"/>
+                <w:szCs w:val="16"/>
+              </w:rPr>
+              <w:t xml:space="preserve">Лотов</w:t>
+            </w:r>
+          </w:p>
+        </w:tc>
+        <w:tc>
+          <w:tcPr>
+            <w:tcW w:type="dxa" w:w="1300"/>
+            <w:tcBorders>
+              <w:top w:val="single" w:color="1F2A44" w:sz="4"/>
+              <w:left w:val="none" w:color="auto" w:sz="0"/>
+              <w:bottom w:val="single" w:color="D9D4CB" w:sz="4"/>
+              <w:right w:val="none" w:color="auto" w:sz="0"/>
+            </w:tcBorders>
+            <w:shd w:fill="1F2A44" w:color="auto" w:val="clear"/>
+            <w:tcMar>
+              <w:top w:type="dxa" w:w="52"/>
+              <w:left w:type="dxa" w:w="100"/>
+              <w:bottom w:type="dxa" w:w="52"/>
+              <w:right w:type="dxa" w:w="100"/>
+            </w:tcMar>
+            <w:vAlign w:val="center"/>
+          </w:tcPr>
+          <w:p>
+            <w:pPr>
+              <w:spacing w:after="0" w:line="240" w:lineRule="auto"/>
+              <w:jc w:val="center"/>
+            </w:pPr>
+            <w:r>
+              <w:rPr>
+                <w:rFonts w:ascii="Arial" w:cs="Arial" w:eastAsia="Arial" w:hAnsi="Arial"/>
+                <w:b/>
+                <w:bCs/>
+                <w:i w:val="false"/>
+                <w:iCs w:val="false"/>
+                <w:color w:val="FFFFFF"/>
+                <w:sz w:val="16"/>
+                <w:szCs w:val="16"/>
+              </w:rPr>
+              <w:t xml:space="preserve">Доля рынка</w:t>
+            </w:r>
+          </w:p>
+        </w:tc>
+        <w:tc>
+          <w:tcPr>
+            <w:tcW w:type="dxa" w:w="2400"/>
+            <w:tcBorders>
+              <w:top w:val="single" w:color="1F2A44" w:sz="4"/>
+              <w:left w:val="none" w:color="auto" w:sz="0"/>
+              <w:bottom w:val="single" w:color="D9D4CB" w:sz="4"/>
+              <w:right w:val="none" w:color="auto" w:sz="0"/>
+            </w:tcBorders>
+            <w:shd w:fill="1F2A44" w:color="auto" w:val="clear"/>
+            <w:tcMar>
+              <w:top w:type="dxa" w:w="52"/>
+              <w:left w:type="dxa" w:w="100"/>
+              <w:bottom w:type="dxa" w:w="52"/>
+              <w:right w:type="dxa" w:w="100"/>
+            </w:tcMar>
+            <w:vAlign w:val="center"/>
+          </w:tcPr>
+          <w:p>
+            <w:pPr>
+              <w:spacing w:after="0" w:line="240" w:lineRule="auto"/>
+              <w:jc w:val="center"/>
+            </w:pPr>
+            <w:r>
+              <w:rPr>
+                <w:rFonts w:ascii="Arial" w:cs="Arial" w:eastAsia="Arial" w:hAnsi="Arial"/>
+                <w:b/>
+                <w:bCs/>
+                <w:i w:val="false"/>
+                <w:iCs w:val="false"/>
+                <w:color w:val="FFFFFF"/>
+                <w:sz w:val="16"/>
+                <w:szCs w:val="16"/>
+              </w:rPr>
+              <w:t xml:space="preserve">В бюджете
+240–320 млн ₽</w:t>
+            </w:r>
+          </w:p>
+        </w:tc>
+        <w:tc>
+          <w:tcPr>
+            <w:tcW w:type="dxa" w:w="2438"/>
+            <w:tcBorders>
+              <w:top w:val="single" w:color="1F2A44" w:sz="4"/>
+              <w:left w:val="none" w:color="auto" w:sz="0"/>
+              <w:bottom w:val="single" w:color="D9D4CB" w:sz="4"/>
+              <w:right w:val="none" w:color="auto" w:sz="0"/>
+            </w:tcBorders>
+            <w:shd w:fill="1F2A44" w:color="auto" w:val="clear"/>
+            <w:tcMar>
+              <w:top w:type="dxa" w:w="52"/>
+              <w:left w:type="dxa" w:w="100"/>
+              <w:bottom w:type="dxa" w:w="52"/>
+              <w:right w:type="dxa" w:w="100"/>
+            </w:tcMar>
+            <w:vAlign w:val="center"/>
+          </w:tcPr>
+          <w:p>
+            <w:pPr>
+              <w:spacing w:after="0" w:line="240" w:lineRule="auto"/>
+              <w:jc w:val="center"/>
+            </w:pPr>
+            <w:r>
+              <w:rPr>
+                <w:rFonts w:ascii="Arial" w:cs="Arial" w:eastAsia="Arial" w:hAnsi="Arial"/>
+                <w:b/>
+                <w:bCs/>
+                <w:i w:val="false"/>
+                <w:iCs w:val="false"/>
+                <w:color w:val="FFFFFF"/>
+                <w:sz w:val="16"/>
+                <w:szCs w:val="16"/>
+              </w:rPr>
+              <w:t xml:space="preserve">Цены
+от — до, млн ₽</w:t>
+            </w:r>
+          </w:p>
+        </w:tc>
+      </w:tr>
+      <w:tr>
+        <w:tc>
+          <w:tcPr>
+            <w:tcW w:type="dxa" w:w="2200"/>
+            <w:tcBorders>
+              <w:top w:val="single" w:color="D9D4CB" w:sz="4"/>
+              <w:left w:val="none" w:color="auto" w:sz="0"/>
+              <w:bottom w:val="single" w:color="D9D4CB" w:sz="4"/>
+              <w:right w:val="none" w:color="auto" w:sz="0"/>
+            </w:tcBorders>
+            <w:tcMar>
+              <w:top w:type="dxa" w:w="52"/>
+              <w:left w:type="dxa" w:w="100"/>
+              <w:bottom w:type="dxa" w:w="52"/>
+              <w:right w:type="dxa" w:w="100"/>
+            </w:tcMar>
+            <w:vAlign w:val="center"/>
+          </w:tcPr>
+          <w:p>
+            <w:pPr>
+              <w:spacing w:after="0" w:line="240" w:lineRule="auto"/>
+              <w:jc w:val="left"/>
+            </w:pPr>
+            <w:r>
+              <w:rPr>
+                <w:rFonts w:ascii="Arial" w:cs="Arial" w:eastAsia="Arial" w:hAnsi="Arial"/>
+                <w:b/>
+                <w:bCs/>
+                <w:i w:val="false"/>
+                <w:iCs w:val="false"/>
+                <w:color w:val="2A2E38"/>
+                <w:sz w:val="17"/>
+                <w:szCs w:val="17"/>
+              </w:rPr>
+              <w:t xml:space="preserve">до 65 м²</w:t>
+            </w:r>
+          </w:p>
+        </w:tc>
+        <w:tc>
+          <w:tcPr>
+            <w:tcW w:type="dxa" w:w="1300"/>
+            <w:tcBorders>
+              <w:top w:val="single" w:color="D9D4CB" w:sz="4"/>
+              <w:left w:val="none" w:color="auto" w:sz="0"/>
+              <w:bottom w:val="single" w:color="D9D4CB" w:sz="4"/>
+              <w:right w:val="none" w:color="auto" w:sz="0"/>
+            </w:tcBorders>
+            <w:tcMar>
+              <w:top w:type="dxa" w:w="52"/>
+              <w:left w:type="dxa" w:w="100"/>
+              <w:bottom w:type="dxa" w:w="52"/>
+              <w:right w:type="dxa" w:w="100"/>
+            </w:tcMar>
+            <w:vAlign w:val="center"/>
+          </w:tcPr>
+          <w:p>
+            <w:pPr>
+              <w:spacing w:after="0" w:line="240" w:lineRule="auto"/>
+              <w:jc w:val="center"/>
+            </w:pPr>
+            <w:r>
+              <w:rPr>
+                <w:rFonts w:ascii="Arial" w:cs="Arial" w:eastAsia="Arial" w:hAnsi="Arial"/>
+                <w:b w:val="false"/>
+                <w:bCs w:val="false"/>
+                <w:i w:val="false"/>
+                <w:iCs w:val="false"/>
+                <w:color w:val="2A2E38"/>
+                <w:sz w:val="17"/>
+                <w:szCs w:val="17"/>
+              </w:rPr>
+              <w:t xml:space="preserve">18</w:t>
+            </w:r>
+          </w:p>
+        </w:tc>
+        <w:tc>
+          <w:tcPr>
+            <w:tcW w:type="dxa" w:w="1300"/>
+            <w:tcBorders>
+              <w:top w:val="single" w:color="D9D4CB" w:sz="4"/>
+              <w:left w:val="none" w:color="auto" w:sz="0"/>
+              <w:bottom w:val="single" w:color="D9D4CB" w:sz="4"/>
+              <w:right w:val="none" w:color="auto" w:sz="0"/>
+            </w:tcBorders>
+            <w:tcMar>
+              <w:top w:type="dxa" w:w="52"/>
+              <w:left w:type="dxa" w:w="100"/>
+              <w:bottom w:type="dxa" w:w="52"/>
+              <w:right w:type="dxa" w:w="100"/>
+            </w:tcMar>
+            <w:vAlign w:val="center"/>
+          </w:tcPr>
+          <w:p>
+            <w:pPr>
+              <w:spacing w:after="0" w:line="240" w:lineRule="auto"/>
+              <w:jc w:val="center"/>
+            </w:pPr>
+            <w:r>
+              <w:rPr>
+                <w:rFonts w:ascii="Arial" w:cs="Arial" w:eastAsia="Arial" w:hAnsi="Arial"/>
+                <w:b w:val="false"/>
+                <w:bCs w:val="false"/>
+                <w:i w:val="false"/>
+                <w:iCs w:val="false"/>
+                <w:color w:val="2A2E38"/>
+                <w:sz w:val="17"/>
+                <w:szCs w:val="17"/>
+              </w:rPr>
+              <w:t xml:space="preserve">10%</w:t>
+            </w:r>
+          </w:p>
+        </w:tc>
+        <w:tc>
+          <w:tcPr>
+            <w:tcW w:type="dxa" w:w="2400"/>
+            <w:tcBorders>
+              <w:top w:val="single" w:color="D9D4CB" w:sz="4"/>
+              <w:left w:val="none" w:color="auto" w:sz="0"/>
+              <w:bottom w:val="single" w:color="D9D4CB" w:sz="4"/>
+              <w:right w:val="none" w:color="auto" w:sz="0"/>
+            </w:tcBorders>
+            <w:tcMar>
+              <w:top w:type="dxa" w:w="52"/>
+              <w:left w:type="dxa" w:w="100"/>
+              <w:bottom w:type="dxa" w:w="52"/>
+              <w:right w:type="dxa" w:w="100"/>
+            </w:tcMar>
+            <w:vAlign w:val="center"/>
+          </w:tcPr>
+          <w:p>
+            <w:pPr>
+              <w:spacing w:after="0" w:line="240" w:lineRule="auto"/>
+              <w:jc w:val="center"/>
+            </w:pPr>
+            <w:r>
+              <w:rPr>
+                <w:rFonts w:ascii="Arial" w:cs="Arial" w:eastAsia="Arial" w:hAnsi="Arial"/>
+                <w:b w:val="false"/>
+                <w:bCs w:val="false"/>
+                <w:i w:val="false"/>
+                <w:iCs w:val="false"/>
+                <w:color w:val="2A2E38"/>
+                <w:sz w:val="17"/>
+                <w:szCs w:val="17"/>
+              </w:rPr>
+              <w:t xml:space="preserve">0</w:t>
+            </w:r>
+          </w:p>
+        </w:tc>
+        <w:tc>
+          <w:tcPr>
+            <w:tcW w:type="dxa" w:w="2438"/>
+            <w:tcBorders>
+              <w:top w:val="single" w:color="D9D4CB" w:sz="4"/>
+              <w:left w:val="none" w:color="auto" w:sz="0"/>
+              <w:bottom w:val="single" w:color="D9D4CB" w:sz="4"/>
+              <w:right w:val="none" w:color="auto" w:sz="0"/>
+            </w:tcBorders>
+            <w:tcMar>
+              <w:top w:type="dxa" w:w="52"/>
+              <w:left w:type="dxa" w:w="100"/>
+              <w:bottom w:type="dxa" w:w="52"/>
+              <w:right w:type="dxa" w:w="100"/>
+            </w:tcMar>
+            <w:vAlign w:val="center"/>
+          </w:tcPr>
+          <w:p>
+            <w:pPr>
+              <w:spacing w:after="0" w:line="240" w:lineRule="auto"/>
+              <w:jc w:val="center"/>
+            </w:pPr>
+            <w:r>
+              <w:rPr>
+                <w:rFonts w:ascii="Arial" w:cs="Arial" w:eastAsia="Arial" w:hAnsi="Arial"/>
+                <w:b w:val="false"/>
+                <w:bCs w:val="false"/>
+                <w:i w:val="false"/>
+                <w:iCs w:val="false"/>
+                <w:color w:val="2A2E38"/>
+                <w:sz w:val="17"/>
+                <w:szCs w:val="17"/>
+              </w:rPr>
+              <w:t xml:space="preserve">70–166</w:t>
+            </w:r>
+          </w:p>
+        </w:tc>
+      </w:tr>
+      <w:tr>
+        <w:tc>
+          <w:tcPr>
+            <w:tcW w:type="dxa" w:w="2200"/>
+            <w:tcBorders>
+              <w:top w:val="single" w:color="D9D4CB" w:sz="4"/>
+              <w:left w:val="none" w:color="auto" w:sz="0"/>
+              <w:bottom w:val="single" w:color="D9D4CB" w:sz="4"/>
+              <w:right w:val="none" w:color="auto" w:sz="0"/>
+            </w:tcBorders>
+            <w:shd w:fill="FBFAF8" w:color="auto" w:val="clear"/>
+            <w:tcMar>
+              <w:top w:type="dxa" w:w="52"/>
+              <w:left w:type="dxa" w:w="100"/>
+              <w:bottom w:type="dxa" w:w="52"/>
+              <w:right w:type="dxa" w:w="100"/>
+            </w:tcMar>
+            <w:vAlign w:val="center"/>
+          </w:tcPr>
+          <w:p>
+            <w:pPr>
+              <w:spacing w:after="0" w:line="240" w:lineRule="auto"/>
+              <w:jc w:val="left"/>
+            </w:pPr>
+            <w:r>
+              <w:rPr>
+                <w:rFonts w:ascii="Arial" w:cs="Arial" w:eastAsia="Arial" w:hAnsi="Arial"/>
+                <w:b/>
+                <w:bCs/>
+                <w:i w:val="false"/>
+                <w:iCs w:val="false"/>
+                <w:color w:val="2A2E38"/>
+                <w:sz w:val="17"/>
+                <w:szCs w:val="17"/>
+              </w:rPr>
+              <w:t xml:space="preserve">65–90 м²</w:t>
+            </w:r>
+          </w:p>
+        </w:tc>
+        <w:tc>
+          <w:tcPr>
+            <w:tcW w:type="dxa" w:w="1300"/>
+            <w:tcBorders>
+              <w:top w:val="single" w:color="D9D4CB" w:sz="4"/>
+              <w:left w:val="none" w:color="auto" w:sz="0"/>
+              <w:bottom w:val="single" w:color="D9D4CB" w:sz="4"/>
+              <w:right w:val="none" w:color="auto" w:sz="0"/>
+            </w:tcBorders>
+            <w:shd w:fill="FBFAF8" w:color="auto" w:val="clear"/>
+            <w:tcMar>
+              <w:top w:type="dxa" w:w="52"/>
+              <w:left w:type="dxa" w:w="100"/>
+              <w:bottom w:type="dxa" w:w="52"/>
+              <w:right w:type="dxa" w:w="100"/>
+            </w:tcMar>
+            <w:vAlign w:val="center"/>
+          </w:tcPr>
+          <w:p>
+            <w:pPr>
+              <w:spacing w:after="0" w:line="240" w:lineRule="auto"/>
+              <w:jc w:val="center"/>
+            </w:pPr>
+            <w:r>
+              <w:rPr>
+                <w:rFonts w:ascii="Arial" w:cs="Arial" w:eastAsia="Arial" w:hAnsi="Arial"/>
+                <w:b w:val="false"/>
+                <w:bCs w:val="false"/>
+                <w:i w:val="false"/>
+                <w:iCs w:val="false"/>
+                <w:color w:val="2A2E38"/>
+                <w:sz w:val="17"/>
+                <w:szCs w:val="17"/>
+              </w:rPr>
+              <w:t xml:space="preserve">17</w:t>
+            </w:r>
+          </w:p>
+        </w:tc>
+        <w:tc>
+          <w:tcPr>
+            <w:tcW w:type="dxa" w:w="1300"/>
+            <w:tcBorders>
+              <w:top w:val="single" w:color="D9D4CB" w:sz="4"/>
+              <w:left w:val="none" w:color="auto" w:sz="0"/>
+              <w:bottom w:val="single" w:color="D9D4CB" w:sz="4"/>
+              <w:right w:val="none" w:color="auto" w:sz="0"/>
+            </w:tcBorders>
+            <w:shd w:fill="FBFAF8" w:color="auto" w:val="clear"/>
+            <w:tcMar>
+              <w:top w:type="dxa" w:w="52"/>
+              <w:left w:type="dxa" w:w="100"/>
+              <w:bottom w:type="dxa" w:w="52"/>
+              <w:right w:type="dxa" w:w="100"/>
+            </w:tcMar>
+            <w:vAlign w:val="center"/>
+          </w:tcPr>
+          <w:p>
+            <w:pPr>
+              <w:spacing w:after="0" w:line="240" w:lineRule="auto"/>
+              <w:jc w:val="center"/>
+            </w:pPr>
+            <w:r>
+              <w:rPr>
+                <w:rFonts w:ascii="Arial" w:cs="Arial" w:eastAsia="Arial" w:hAnsi="Arial"/>
+                <w:b w:val="false"/>
+                <w:bCs w:val="false"/>
+                <w:i w:val="false"/>
+                <w:iCs w:val="false"/>
+                <w:color w:val="2A2E38"/>
+                <w:sz w:val="17"/>
+                <w:szCs w:val="17"/>
+              </w:rPr>
+              <w:t xml:space="preserve">9%</w:t>
+            </w:r>
+          </w:p>
+        </w:tc>
+        <w:tc>
+          <w:tcPr>
+            <w:tcW w:type="dxa" w:w="2400"/>
+            <w:tcBorders>
+              <w:top w:val="single" w:color="D9D4CB" w:sz="4"/>
+              <w:left w:val="none" w:color="auto" w:sz="0"/>
+              <w:bottom w:val="single" w:color="D9D4CB" w:sz="4"/>
+              <w:right w:val="none" w:color="auto" w:sz="0"/>
+            </w:tcBorders>
+            <w:shd w:fill="FBFAF8" w:color="auto" w:val="clear"/>
+            <w:tcMar>
+              <w:top w:type="dxa" w:w="52"/>
+              <w:left w:type="dxa" w:w="100"/>
+              <w:bottom w:type="dxa" w:w="52"/>
+              <w:right w:type="dxa" w:w="100"/>
+            </w:tcMar>
+            <w:vAlign w:val="center"/>
+          </w:tcPr>
+          <w:p>
+            <w:pPr>
+              <w:spacing w:after="0" w:line="240" w:lineRule="auto"/>
+              <w:jc w:val="center"/>
+            </w:pPr>
+            <w:r>
+              <w:rPr>
+                <w:rFonts w:ascii="Arial" w:cs="Arial" w:eastAsia="Arial" w:hAnsi="Arial"/>
+                <w:b w:val="false"/>
+                <w:bCs w:val="false"/>
+                <w:i w:val="false"/>
+                <w:iCs w:val="false"/>
+                <w:color w:val="2A2E38"/>
+                <w:sz w:val="17"/>
+                <w:szCs w:val="17"/>
+              </w:rPr>
+              <w:t xml:space="preserve">6</w:t>
+            </w:r>
+          </w:p>
+        </w:tc>
+        <w:tc>
+          <w:tcPr>
+            <w:tcW w:type="dxa" w:w="2438"/>
+            <w:tcBorders>
+              <w:top w:val="single" w:color="D9D4CB" w:sz="4"/>
+              <w:left w:val="none" w:color="auto" w:sz="0"/>
+              <w:bottom w:val="single" w:color="D9D4CB" w:sz="4"/>
+              <w:right w:val="none" w:color="auto" w:sz="0"/>
+            </w:tcBorders>
+            <w:shd w:fill="FBFAF8" w:color="auto" w:val="clear"/>
+            <w:tcMar>
+              <w:top w:type="dxa" w:w="52"/>
+              <w:left w:type="dxa" w:w="100"/>
+              <w:bottom w:type="dxa" w:w="52"/>
+              <w:right w:type="dxa" w:w="100"/>
+            </w:tcMar>
+            <w:vAlign w:val="center"/>
+          </w:tcPr>
+          <w:p>
+            <w:pPr>
+              <w:spacing w:after="0" w:line="240" w:lineRule="auto"/>
+              <w:jc w:val="center"/>
+            </w:pPr>
+            <w:r>
+              <w:rPr>
+                <w:rFonts w:ascii="Arial" w:cs="Arial" w:eastAsia="Arial" w:hAnsi="Arial"/>
+                <w:b w:val="false"/>
+                <w:bCs w:val="false"/>
+                <w:i w:val="false"/>
+                <w:iCs w:val="false"/>
+                <w:color w:val="2A2E38"/>
+                <w:sz w:val="17"/>
+                <w:szCs w:val="17"/>
+              </w:rPr>
+              <w:t xml:space="preserve">184–280</w:t>
+            </w:r>
+          </w:p>
+        </w:tc>
+      </w:tr>
+      <w:tr>
+        <w:tc>
+          <w:tcPr>
+            <w:tcW w:type="dxa" w:w="2200"/>
+            <w:tcBorders>
+              <w:top w:val="single" w:color="D9D4CB" w:sz="4"/>
+              <w:left w:val="none" w:color="auto" w:sz="0"/>
+              <w:bottom w:val="single" w:color="D9D4CB" w:sz="4"/>
+              <w:right w:val="none" w:color="auto" w:sz="0"/>
+            </w:tcBorders>
+            <w:tcMar>
+              <w:top w:type="dxa" w:w="52"/>
+              <w:left w:type="dxa" w:w="100"/>
+              <w:bottom w:type="dxa" w:w="52"/>
+              <w:right w:type="dxa" w:w="100"/>
+            </w:tcMar>
+            <w:vAlign w:val="center"/>
+          </w:tcPr>
+          <w:p>
+            <w:pPr>
+              <w:spacing w:after="0" w:line="240" w:lineRule="auto"/>
+              <w:jc w:val="left"/>
+            </w:pPr>
+            <w:r>
+              <w:rPr>
+                <w:rFonts w:ascii="Arial" w:cs="Arial" w:eastAsia="Arial" w:hAnsi="Arial"/>
+                <w:b/>
+                <w:bCs/>
+                <w:i w:val="false"/>
+                <w:iCs w:val="false"/>
+                <w:color w:val="2A2E38"/>
+                <w:sz w:val="17"/>
+                <w:szCs w:val="17"/>
+              </w:rPr>
+              <w:t xml:space="preserve">90–115 м²</w:t>
+            </w:r>
+          </w:p>
+        </w:tc>
+        <w:tc>
+          <w:tcPr>
+            <w:tcW w:type="dxa" w:w="1300"/>
+            <w:tcBorders>
+              <w:top w:val="single" w:color="D9D4CB" w:sz="4"/>
+              <w:left w:val="none" w:color="auto" w:sz="0"/>
+              <w:bottom w:val="single" w:color="D9D4CB" w:sz="4"/>
+              <w:right w:val="none" w:color="auto" w:sz="0"/>
+            </w:tcBorders>
+            <w:tcMar>
+              <w:top w:type="dxa" w:w="52"/>
+              <w:left w:type="dxa" w:w="100"/>
+              <w:bottom w:type="dxa" w:w="52"/>
+              <w:right w:type="dxa" w:w="100"/>
+            </w:tcMar>
+            <w:vAlign w:val="center"/>
+          </w:tcPr>
+          <w:p>
+            <w:pPr>
+              <w:spacing w:after="0" w:line="240" w:lineRule="auto"/>
+              <w:jc w:val="center"/>
+            </w:pPr>
+            <w:r>
+              <w:rPr>
+                <w:rFonts w:ascii="Arial" w:cs="Arial" w:eastAsia="Arial" w:hAnsi="Arial"/>
+                <w:b w:val="false"/>
+                <w:bCs w:val="false"/>
+                <w:i w:val="false"/>
+                <w:iCs w:val="false"/>
+                <w:color w:val="2A2E38"/>
+                <w:sz w:val="17"/>
+                <w:szCs w:val="17"/>
+              </w:rPr>
+              <w:t xml:space="preserve">14</w:t>
+            </w:r>
+          </w:p>
+        </w:tc>
+        <w:tc>
+          <w:tcPr>
+            <w:tcW w:type="dxa" w:w="1300"/>
+            <w:tcBorders>
+              <w:top w:val="single" w:color="D9D4CB" w:sz="4"/>
+              <w:left w:val="none" w:color="auto" w:sz="0"/>
+              <w:bottom w:val="single" w:color="D9D4CB" w:sz="4"/>
+              <w:right w:val="none" w:color="auto" w:sz="0"/>
+            </w:tcBorders>
+            <w:tcMar>
+              <w:top w:type="dxa" w:w="52"/>
+              <w:left w:type="dxa" w:w="100"/>
+              <w:bottom w:type="dxa" w:w="52"/>
+              <w:right w:type="dxa" w:w="100"/>
+            </w:tcMar>
+            <w:vAlign w:val="center"/>
+          </w:tcPr>
+          <w:p>
+            <w:pPr>
+              <w:spacing w:after="0" w:line="240" w:lineRule="auto"/>
+              <w:jc w:val="center"/>
+            </w:pPr>
+            <w:r>
+              <w:rPr>
+                <w:rFonts w:ascii="Arial" w:cs="Arial" w:eastAsia="Arial" w:hAnsi="Arial"/>
+                <w:b w:val="false"/>
+                <w:bCs w:val="false"/>
+                <w:i w:val="false"/>
+                <w:iCs w:val="false"/>
+                <w:color w:val="2A2E38"/>
+                <w:sz w:val="17"/>
+                <w:szCs w:val="17"/>
+              </w:rPr>
+              <w:t xml:space="preserve">7%</w:t>
+            </w:r>
+          </w:p>
+        </w:tc>
+        <w:tc>
+          <w:tcPr>
+            <w:tcW w:type="dxa" w:w="2400"/>
+            <w:tcBorders>
+              <w:top w:val="single" w:color="D9D4CB" w:sz="4"/>
+              <w:left w:val="none" w:color="auto" w:sz="0"/>
+              <w:bottom w:val="single" w:color="D9D4CB" w:sz="4"/>
+              <w:right w:val="none" w:color="auto" w:sz="0"/>
+            </w:tcBorders>
+            <w:tcMar>
+              <w:top w:type="dxa" w:w="52"/>
+              <w:left w:type="dxa" w:w="100"/>
+              <w:bottom w:type="dxa" w:w="52"/>
+              <w:right w:type="dxa" w:w="100"/>
+            </w:tcMar>
+            <w:vAlign w:val="center"/>
+          </w:tcPr>
+          <w:p>
+            <w:pPr>
+              <w:spacing w:after="0" w:line="240" w:lineRule="auto"/>
+              <w:jc w:val="center"/>
+            </w:pPr>
+            <w:r>
+              <w:rPr>
+                <w:rFonts w:ascii="Arial" w:cs="Arial" w:eastAsia="Arial" w:hAnsi="Arial"/>
+                <w:b w:val="false"/>
+                <w:bCs w:val="false"/>
+                <w:i w:val="false"/>
+                <w:iCs w:val="false"/>
+                <w:color w:val="2A2E38"/>
+                <w:sz w:val="17"/>
+                <w:szCs w:val="17"/>
+              </w:rPr>
+              <w:t xml:space="preserve">6</w:t>
+            </w:r>
+          </w:p>
+        </w:tc>
+        <w:tc>
+          <w:tcPr>
+            <w:tcW w:type="dxa" w:w="2438"/>
+            <w:tcBorders>
+              <w:top w:val="single" w:color="D9D4CB" w:sz="4"/>
+              <w:left w:val="none" w:color="auto" w:sz="0"/>
+              <w:bottom w:val="single" w:color="D9D4CB" w:sz="4"/>
+              <w:right w:val="none" w:color="auto" w:sz="0"/>
+            </w:tcBorders>
+            <w:tcMar>
+              <w:top w:type="dxa" w:w="52"/>
+              <w:left w:type="dxa" w:w="100"/>
+              <w:bottom w:type="dxa" w:w="52"/>
+              <w:right w:type="dxa" w:w="100"/>
+            </w:tcMar>
+            <w:vAlign w:val="center"/>
+          </w:tcPr>
+          <w:p>
+            <w:pPr>
+              <w:spacing w:after="0" w:line="240" w:lineRule="auto"/>
+              <w:jc w:val="center"/>
+            </w:pPr>
+            <w:r>
+              <w:rPr>
+                <w:rFonts w:ascii="Arial" w:cs="Arial" w:eastAsia="Arial" w:hAnsi="Arial"/>
+                <w:b w:val="false"/>
+                <w:bCs w:val="false"/>
+                <w:i w:val="false"/>
+                <w:iCs w:val="false"/>
+                <w:color w:val="2A2E38"/>
+                <w:sz w:val="17"/>
+                <w:szCs w:val="17"/>
+              </w:rPr>
+              <w:t xml:space="preserve">227–369</w:t>
+            </w:r>
+          </w:p>
+        </w:tc>
+      </w:tr>
+      <w:tr>
+        <w:tc>
+          <w:tcPr>
+            <w:tcW w:type="dxa" w:w="2200"/>
+            <w:tcBorders>
+              <w:top w:val="single" w:color="D9D4CB" w:sz="4"/>
+              <w:left w:val="none" w:color="auto" w:sz="0"/>
+              <w:bottom w:val="single" w:color="D9D4CB" w:sz="4"/>
+              <w:right w:val="none" w:color="auto" w:sz="0"/>
+            </w:tcBorders>
+            <w:shd w:fill="FBFAF8" w:color="auto" w:val="clear"/>
+            <w:tcMar>
+              <w:top w:type="dxa" w:w="52"/>
+              <w:left w:type="dxa" w:w="100"/>
+              <w:bottom w:type="dxa" w:w="52"/>
+              <w:right w:type="dxa" w:w="100"/>
+            </w:tcMar>
+            <w:vAlign w:val="center"/>
+          </w:tcPr>
+          <w:p>
+            <w:pPr>
+              <w:spacing w:after="0" w:line="240" w:lineRule="auto"/>
+              <w:jc w:val="left"/>
+            </w:pPr>
+            <w:r>
+              <w:rPr>
+                <w:rFonts w:ascii="Arial" w:cs="Arial" w:eastAsia="Arial" w:hAnsi="Arial"/>
+                <w:b/>
+                <w:bCs/>
+                <w:i w:val="false"/>
+                <w:iCs w:val="false"/>
+                <w:color w:val="2A2E38"/>
+                <w:sz w:val="17"/>
+                <w:szCs w:val="17"/>
+              </w:rPr>
+              <w:t xml:space="preserve">115–150 м²</w:t>
+            </w:r>
+          </w:p>
+        </w:tc>
+        <w:tc>
+          <w:tcPr>
+            <w:tcW w:type="dxa" w:w="1300"/>
+            <w:tcBorders>
+              <w:top w:val="single" w:color="D9D4CB" w:sz="4"/>
+              <w:left w:val="none" w:color="auto" w:sz="0"/>
+              <w:bottom w:val="single" w:color="D9D4CB" w:sz="4"/>
+              <w:right w:val="none" w:color="auto" w:sz="0"/>
+            </w:tcBorders>
+            <w:shd w:fill="FBFAF8" w:color="auto" w:val="clear"/>
+            <w:tcMar>
+              <w:top w:type="dxa" w:w="52"/>
+              <w:left w:type="dxa" w:w="100"/>
+              <w:bottom w:type="dxa" w:w="52"/>
+              <w:right w:type="dxa" w:w="100"/>
+            </w:tcMar>
+            <w:vAlign w:val="center"/>
+          </w:tcPr>
+          <w:p>
+            <w:pPr>
+              <w:spacing w:after="0" w:line="240" w:lineRule="auto"/>
+              <w:jc w:val="center"/>
+            </w:pPr>
+            <w:r>
+              <w:rPr>
+                <w:rFonts w:ascii="Arial" w:cs="Arial" w:eastAsia="Arial" w:hAnsi="Arial"/>
+                <w:b w:val="false"/>
+                <w:bCs w:val="false"/>
+                <w:i w:val="false"/>
+                <w:iCs w:val="false"/>
+                <w:color w:val="2A2E38"/>
+                <w:sz w:val="17"/>
+                <w:szCs w:val="17"/>
+              </w:rPr>
+              <w:t xml:space="preserve">40</w:t>
+            </w:r>
+          </w:p>
+        </w:tc>
+        <w:tc>
+          <w:tcPr>
+            <w:tcW w:type="dxa" w:w="1300"/>
+            <w:tcBorders>
+              <w:top w:val="single" w:color="D9D4CB" w:sz="4"/>
+              <w:left w:val="none" w:color="auto" w:sz="0"/>
+              <w:bottom w:val="single" w:color="D9D4CB" w:sz="4"/>
+              <w:right w:val="none" w:color="auto" w:sz="0"/>
+            </w:tcBorders>
+            <w:shd w:fill="FBFAF8" w:color="auto" w:val="clear"/>
+            <w:tcMar>
+              <w:top w:type="dxa" w:w="52"/>
+              <w:left w:type="dxa" w:w="100"/>
+              <w:bottom w:type="dxa" w:w="52"/>
+              <w:right w:type="dxa" w:w="100"/>
+            </w:tcMar>
+            <w:vAlign w:val="center"/>
+          </w:tcPr>
+          <w:p>
+            <w:pPr>
+              <w:spacing w:after="0" w:line="240" w:lineRule="auto"/>
+              <w:jc w:val="center"/>
+            </w:pPr>
+            <w:r>
+              <w:rPr>
+                <w:rFonts w:ascii="Arial" w:cs="Arial" w:eastAsia="Arial" w:hAnsi="Arial"/>
+                <w:b w:val="false"/>
+                <w:bCs w:val="false"/>
+                <w:i w:val="false"/>
+                <w:iCs w:val="false"/>
+                <w:color w:val="2A2E38"/>
+                <w:sz w:val="17"/>
+                <w:szCs w:val="17"/>
+              </w:rPr>
+              <w:t xml:space="preserve">21%</w:t>
+            </w:r>
+          </w:p>
+        </w:tc>
+        <w:tc>
+          <w:tcPr>
+            <w:tcW w:type="dxa" w:w="2400"/>
+            <w:tcBorders>
+              <w:top w:val="single" w:color="D9D4CB" w:sz="4"/>
+              <w:left w:val="none" w:color="auto" w:sz="0"/>
+              <w:bottom w:val="single" w:color="D9D4CB" w:sz="4"/>
+              <w:right w:val="none" w:color="auto" w:sz="0"/>
+            </w:tcBorders>
+            <w:shd w:fill="FBFAF8" w:color="auto" w:val="clear"/>
+            <w:tcMar>
+              <w:top w:type="dxa" w:w="52"/>
+              <w:left w:type="dxa" w:w="100"/>
+              <w:bottom w:type="dxa" w:w="52"/>
+              <w:right w:type="dxa" w:w="100"/>
+            </w:tcMar>
+            <w:vAlign w:val="center"/>
+          </w:tcPr>
+          <w:p>
+            <w:pPr>
+              <w:spacing w:after="0" w:line="240" w:lineRule="auto"/>
+              <w:jc w:val="center"/>
+            </w:pPr>
+            <w:r>
+              <w:rPr>
+                <w:rFonts w:ascii="Arial" w:cs="Arial" w:eastAsia="Arial" w:hAnsi="Arial"/>
+                <w:b w:val="false"/>
+                <w:bCs w:val="false"/>
+                <w:i w:val="false"/>
+                <w:iCs w:val="false"/>
+                <w:color w:val="2A2E38"/>
+                <w:sz w:val="17"/>
+                <w:szCs w:val="17"/>
+              </w:rPr>
+              <w:t xml:space="preserve">4</w:t>
+            </w:r>
+          </w:p>
+        </w:tc>
+        <w:tc>
+          <w:tcPr>
+            <w:tcW w:type="dxa" w:w="2438"/>
+            <w:tcBorders>
+              <w:top w:val="single" w:color="D9D4CB" w:sz="4"/>
+              <w:left w:val="none" w:color="auto" w:sz="0"/>
+              <w:bottom w:val="single" w:color="D9D4CB" w:sz="4"/>
+              <w:right w:val="none" w:color="auto" w:sz="0"/>
+            </w:tcBorders>
+            <w:shd w:fill="FBFAF8" w:color="auto" w:val="clear"/>
+            <w:tcMar>
+              <w:top w:type="dxa" w:w="52"/>
+              <w:left w:type="dxa" w:w="100"/>
+              <w:bottom w:type="dxa" w:w="52"/>
+              <w:right w:type="dxa" w:w="100"/>
+            </w:tcMar>
+            <w:vAlign w:val="center"/>
+          </w:tcPr>
+          <w:p>
+            <w:pPr>
+              <w:spacing w:after="0" w:line="240" w:lineRule="auto"/>
+              <w:jc w:val="center"/>
+            </w:pPr>
+            <w:r>
+              <w:rPr>
+                <w:rFonts w:ascii="Arial" w:cs="Arial" w:eastAsia="Arial" w:hAnsi="Arial"/>
+                <w:b w:val="false"/>
+                <w:bCs w:val="false"/>
+                <w:i w:val="false"/>
+                <w:iCs w:val="false"/>
+                <w:color w:val="2A2E38"/>
+                <w:sz w:val="17"/>
+                <w:szCs w:val="17"/>
+              </w:rPr>
+              <w:t xml:space="preserve">270–816</w:t>
+            </w:r>
+          </w:p>
+        </w:tc>
+      </w:tr>
+      <w:tr>
+        <w:tc>
+          <w:tcPr>
+            <w:tcW w:type="dxa" w:w="2200"/>
+            <w:tcBorders>
+              <w:top w:val="single" w:color="D9D4CB" w:sz="4"/>
+              <w:left w:val="none" w:color="auto" w:sz="0"/>
+              <w:bottom w:val="single" w:color="D9D4CB" w:sz="4"/>
+              <w:right w:val="none" w:color="auto" w:sz="0"/>
+            </w:tcBorders>
+            <w:tcMar>
+              <w:top w:type="dxa" w:w="52"/>
+              <w:left w:type="dxa" w:w="100"/>
+              <w:bottom w:type="dxa" w:w="52"/>
+              <w:right w:type="dxa" w:w="100"/>
+            </w:tcMar>
+            <w:vAlign w:val="center"/>
+          </w:tcPr>
+          <w:p>
+            <w:pPr>
+              <w:spacing w:after="0" w:line="240" w:lineRule="auto"/>
+              <w:jc w:val="left"/>
+            </w:pPr>
+            <w:r>
+              <w:rPr>
+                <w:rFonts w:ascii="Arial" w:cs="Arial" w:eastAsia="Arial" w:hAnsi="Arial"/>
+                <w:b/>
+                <w:bCs/>
+                <w:i w:val="false"/>
+                <w:iCs w:val="false"/>
+                <w:color w:val="2A2E38"/>
+                <w:sz w:val="17"/>
+                <w:szCs w:val="17"/>
+              </w:rPr>
+              <w:t xml:space="preserve">свыше 150 м²</w:t>
+            </w:r>
+          </w:p>
+        </w:tc>
+        <w:tc>
+          <w:tcPr>
+            <w:tcW w:type="dxa" w:w="1300"/>
+            <w:tcBorders>
+              <w:top w:val="single" w:color="D9D4CB" w:sz="4"/>
+              <w:left w:val="none" w:color="auto" w:sz="0"/>
+              <w:bottom w:val="single" w:color="D9D4CB" w:sz="4"/>
+              <w:right w:val="none" w:color="auto" w:sz="0"/>
+            </w:tcBorders>
+            <w:tcMar>
+              <w:top w:type="dxa" w:w="52"/>
+              <w:left w:type="dxa" w:w="100"/>
+              <w:bottom w:type="dxa" w:w="52"/>
+              <w:right w:type="dxa" w:w="100"/>
+            </w:tcMar>
+            <w:vAlign w:val="center"/>
+          </w:tcPr>
+          <w:p>
+            <w:pPr>
+              <w:spacing w:after="0" w:line="240" w:lineRule="auto"/>
+              <w:jc w:val="center"/>
+            </w:pPr>
+            <w:r>
+              <w:rPr>
+                <w:rFonts w:ascii="Arial" w:cs="Arial" w:eastAsia="Arial" w:hAnsi="Arial"/>
+                <w:b w:val="false"/>
+                <w:bCs w:val="false"/>
+                <w:i w:val="false"/>
+                <w:iCs w:val="false"/>
+                <w:color w:val="2A2E38"/>
+                <w:sz w:val="17"/>
+                <w:szCs w:val="17"/>
+              </w:rPr>
+              <w:t xml:space="preserve">100</w:t>
+            </w:r>
+          </w:p>
+        </w:tc>
+        <w:tc>
+          <w:tcPr>
+            <w:tcW w:type="dxa" w:w="1300"/>
+            <w:tcBorders>
+              <w:top w:val="single" w:color="D9D4CB" w:sz="4"/>
+              <w:left w:val="none" w:color="auto" w:sz="0"/>
+              <w:bottom w:val="single" w:color="D9D4CB" w:sz="4"/>
+              <w:right w:val="none" w:color="auto" w:sz="0"/>
+            </w:tcBorders>
+            <w:tcMar>
+              <w:top w:type="dxa" w:w="52"/>
+              <w:left w:type="dxa" w:w="100"/>
+              <w:bottom w:type="dxa" w:w="52"/>
+              <w:right w:type="dxa" w:w="100"/>
+            </w:tcMar>
+            <w:vAlign w:val="center"/>
+          </w:tcPr>
+          <w:p>
+            <w:pPr>
+              <w:spacing w:after="0" w:line="240" w:lineRule="auto"/>
+              <w:jc w:val="center"/>
+            </w:pPr>
+            <w:r>
+              <w:rPr>
+                <w:rFonts w:ascii="Arial" w:cs="Arial" w:eastAsia="Arial" w:hAnsi="Arial"/>
+                <w:b w:val="false"/>
+                <w:bCs w:val="false"/>
+                <w:i w:val="false"/>
+                <w:iCs w:val="false"/>
+                <w:color w:val="2A2E38"/>
+                <w:sz w:val="17"/>
+                <w:szCs w:val="17"/>
+              </w:rPr>
+              <w:t xml:space="preserve">53%</w:t>
+            </w:r>
+          </w:p>
+        </w:tc>
+        <w:tc>
+          <w:tcPr>
+            <w:tcW w:type="dxa" w:w="2400"/>
+            <w:tcBorders>
+              <w:top w:val="single" w:color="D9D4CB" w:sz="4"/>
+              <w:left w:val="none" w:color="auto" w:sz="0"/>
+              <w:bottom w:val="single" w:color="D9D4CB" w:sz="4"/>
+              <w:right w:val="none" w:color="auto" w:sz="0"/>
+            </w:tcBorders>
+            <w:tcMar>
+              <w:top w:type="dxa" w:w="52"/>
+              <w:left w:type="dxa" w:w="100"/>
+              <w:bottom w:type="dxa" w:w="52"/>
+              <w:right w:type="dxa" w:w="100"/>
+            </w:tcMar>
+            <w:vAlign w:val="center"/>
+          </w:tcPr>
+          <w:p>
+            <w:pPr>
+              <w:spacing w:after="0" w:line="240" w:lineRule="auto"/>
+              <w:jc w:val="center"/>
+            </w:pPr>
+            <w:r>
+              <w:rPr>
+                <w:rFonts w:ascii="Arial" w:cs="Arial" w:eastAsia="Arial" w:hAnsi="Arial"/>
+                <w:b w:val="false"/>
+                <w:bCs w:val="false"/>
+                <w:i w:val="false"/>
+                <w:iCs w:val="false"/>
+                <w:color w:val="2A2E38"/>
+                <w:sz w:val="17"/>
+                <w:szCs w:val="17"/>
+              </w:rPr>
+              <w:t xml:space="preserve">1</w:t>
+            </w:r>
+          </w:p>
+        </w:tc>
+        <w:tc>
+          <w:tcPr>
+            <w:tcW w:type="dxa" w:w="2438"/>
+            <w:tcBorders>
+              <w:top w:val="single" w:color="D9D4CB" w:sz="4"/>
+              <w:left w:val="none" w:color="auto" w:sz="0"/>
+              <w:bottom w:val="single" w:color="D9D4CB" w:sz="4"/>
+              <w:right w:val="none" w:color="auto" w:sz="0"/>
+            </w:tcBorders>
+            <w:tcMar>
+              <w:top w:type="dxa" w:w="52"/>
+              <w:left w:type="dxa" w:w="100"/>
+              <w:bottom w:type="dxa" w:w="52"/>
+              <w:right w:type="dxa" w:w="100"/>
+            </w:tcMar>
+            <w:vAlign w:val="center"/>
+          </w:tcPr>
+          <w:p>
+            <w:pPr>
+              <w:spacing w:after="0" w:line="240" w:lineRule="auto"/>
+              <w:jc w:val="center"/>
+            </w:pPr>
+            <w:r>
+              <w:rPr>
+                <w:rFonts w:ascii="Arial" w:cs="Arial" w:eastAsia="Arial" w:hAnsi="Arial"/>
+                <w:b w:val="false"/>
+                <w:bCs w:val="false"/>
+                <w:i w:val="false"/>
+                <w:iCs w:val="false"/>
+                <w:color w:val="2A2E38"/>
+                <w:sz w:val="17"/>
+                <w:szCs w:val="17"/>
+              </w:rPr>
+              <w:t xml:space="preserve">247–4819</w:t>
+            </w:r>
+          </w:p>
+        </w:tc>
+      </w:tr>
+      <w:tr>
+        <w:tc>
+          <w:tcPr>
+            <w:tcW w:type="dxa" w:w="2200"/>
+            <w:tcBorders>
+              <w:top w:val="single" w:color="D9D4CB" w:sz="4"/>
+              <w:left w:val="none" w:color="auto" w:sz="0"/>
+              <w:bottom w:val="single" w:color="D9D4CB" w:sz="4"/>
+              <w:right w:val="none" w:color="auto" w:sz="0"/>
+            </w:tcBorders>
+            <w:shd w:fill="F5F2ED" w:color="auto" w:val="clear"/>
+            <w:tcMar>
+              <w:top w:type="dxa" w:w="52"/>
+              <w:left w:type="dxa" w:w="100"/>
+              <w:bottom w:type="dxa" w:w="52"/>
+              <w:right w:type="dxa" w:w="100"/>
+            </w:tcMar>
+            <w:vAlign w:val="center"/>
+          </w:tcPr>
+          <w:p>
+            <w:pPr>
+              <w:spacing w:after="0" w:line="240" w:lineRule="auto"/>
+              <w:jc w:val="left"/>
+            </w:pPr>
+            <w:r>
+              <w:rPr>
+                <w:rFonts w:ascii="Arial" w:cs="Arial" w:eastAsia="Arial" w:hAnsi="Arial"/>
+                <w:b/>
+                <w:bCs/>
+                <w:i w:val="false"/>
+                <w:iCs w:val="false"/>
+                <w:color w:val="1F2A44"/>
+                <w:sz w:val="17"/>
+                <w:szCs w:val="17"/>
+              </w:rPr>
+              <w:t xml:space="preserve">Итого</w:t>
+            </w:r>
+          </w:p>
+        </w:tc>
+        <w:tc>
+          <w:tcPr>
+            <w:tcW w:type="dxa" w:w="1300"/>
+            <w:tcBorders>
+              <w:top w:val="single" w:color="D9D4CB" w:sz="4"/>
+              <w:left w:val="none" w:color="auto" w:sz="0"/>
+              <w:bottom w:val="single" w:color="D9D4CB" w:sz="4"/>
+              <w:right w:val="none" w:color="auto" w:sz="0"/>
+            </w:tcBorders>
+            <w:shd w:fill="F5F2ED" w:color="auto" w:val="clear"/>
+            <w:tcMar>
+              <w:top w:type="dxa" w:w="52"/>
+              <w:left w:type="dxa" w:w="100"/>
+              <w:bottom w:type="dxa" w:w="52"/>
+              <w:right w:type="dxa" w:w="100"/>
+            </w:tcMar>
+            <w:vAlign w:val="center"/>
+          </w:tcPr>
+          <w:p>
+            <w:pPr>
+              <w:spacing w:after="0" w:line="240" w:lineRule="auto"/>
+              <w:jc w:val="center"/>
+            </w:pPr>
+            <w:r>
+              <w:rPr>
+                <w:rFonts w:ascii="Arial" w:cs="Arial" w:eastAsia="Arial" w:hAnsi="Arial"/>
+                <w:b/>
+                <w:bCs/>
+                <w:i w:val="false"/>
+                <w:iCs w:val="false"/>
+                <w:color w:val="1F2A44"/>
+                <w:sz w:val="17"/>
+                <w:szCs w:val="17"/>
+              </w:rPr>
+              <w:t xml:space="preserve">189</w:t>
+            </w:r>
+          </w:p>
+        </w:tc>
+        <w:tc>
+          <w:tcPr>
+            <w:tcW w:type="dxa" w:w="1300"/>
+            <w:tcBorders>
+              <w:top w:val="single" w:color="D9D4CB" w:sz="4"/>
+              <w:left w:val="none" w:color="auto" w:sz="0"/>
+              <w:bottom w:val="single" w:color="D9D4CB" w:sz="4"/>
+              <w:right w:val="none" w:color="auto" w:sz="0"/>
+            </w:tcBorders>
+            <w:shd w:fill="F5F2ED" w:color="auto" w:val="clear"/>
+            <w:tcMar>
+              <w:top w:type="dxa" w:w="52"/>
+              <w:left w:type="dxa" w:w="100"/>
+              <w:bottom w:type="dxa" w:w="52"/>
+              <w:right w:type="dxa" w:w="100"/>
+            </w:tcMar>
+            <w:vAlign w:val="center"/>
+          </w:tcPr>
+          <w:p>
+            <w:pPr>
+              <w:spacing w:after="0" w:line="240" w:lineRule="auto"/>
+              <w:jc w:val="center"/>
+            </w:pPr>
+            <w:r>
+              <w:rPr>
+                <w:rFonts w:ascii="Arial" w:cs="Arial" w:eastAsia="Arial" w:hAnsi="Arial"/>
+                <w:b/>
+                <w:bCs/>
+                <w:i w:val="false"/>
+                <w:iCs w:val="false"/>
+                <w:color w:val="1F2A44"/>
+                <w:sz w:val="17"/>
+                <w:szCs w:val="17"/>
+              </w:rPr>
+              <w:t xml:space="preserve">100 %</w:t>
+            </w:r>
+          </w:p>
+        </w:tc>
+        <w:tc>
+          <w:tcPr>
+            <w:tcW w:type="dxa" w:w="2400"/>
+            <w:tcBorders>
+              <w:top w:val="single" w:color="D9D4CB" w:sz="4"/>
+              <w:left w:val="none" w:color="auto" w:sz="0"/>
+              <w:bottom w:val="single" w:color="D9D4CB" w:sz="4"/>
+              <w:right w:val="none" w:color="auto" w:sz="0"/>
+            </w:tcBorders>
+            <w:shd w:fill="F5F2ED" w:color="auto" w:val="clear"/>
+            <w:tcMar>
+              <w:top w:type="dxa" w:w="52"/>
+              <w:left w:type="dxa" w:w="100"/>
+              <w:bottom w:type="dxa" w:w="52"/>
+              <w:right w:type="dxa" w:w="100"/>
+            </w:tcMar>
+            <w:vAlign w:val="center"/>
+          </w:tcPr>
+          <w:p>
+            <w:pPr>
+              <w:spacing w:after="0" w:line="240" w:lineRule="auto"/>
+              <w:jc w:val="center"/>
+            </w:pPr>
+            <w:r>
+              <w:rPr>
+                <w:rFonts w:ascii="Arial" w:cs="Arial" w:eastAsia="Arial" w:hAnsi="Arial"/>
+                <w:b/>
+                <w:bCs/>
+                <w:i w:val="false"/>
+                <w:iCs w:val="false"/>
+                <w:color w:val="1F2A44"/>
+                <w:sz w:val="17"/>
+                <w:szCs w:val="17"/>
+              </w:rPr>
+              <w:t xml:space="preserve">17</w:t>
+            </w:r>
+          </w:p>
+        </w:tc>
+        <w:tc>
+          <w:tcPr>
+            <w:tcW w:type="dxa" w:w="2438"/>
+            <w:tcBorders>
+              <w:top w:val="single" w:color="D9D4CB" w:sz="4"/>
+              <w:left w:val="none" w:color="auto" w:sz="0"/>
+              <w:bottom w:val="single" w:color="D9D4CB" w:sz="4"/>
+              <w:right w:val="none" w:color="auto" w:sz="0"/>
+            </w:tcBorders>
+            <w:shd w:fill="F5F2ED" w:color="auto" w:val="clear"/>
+            <w:tcMar>
+              <w:top w:type="dxa" w:w="52"/>
+              <w:left w:type="dxa" w:w="100"/>
+              <w:bottom w:type="dxa" w:w="52"/>
+              <w:right w:type="dxa" w:w="100"/>
+            </w:tcMar>
+            <w:vAlign w:val="center"/>
+          </w:tcPr>
+          <w:p>
+            <w:pPr>
+              <w:spacing w:after="0" w:line="240" w:lineRule="auto"/>
+              <w:jc w:val="center"/>
+            </w:pPr>
+            <w:r>
+              <w:rPr>
+                <w:rFonts w:ascii="Arial" w:cs="Arial" w:eastAsia="Arial" w:hAnsi="Arial"/>
+                <w:b/>
+                <w:bCs/>
+                <w:i w:val="false"/>
+                <w:iCs w:val="false"/>
+                <w:color w:val="1F2A44"/>
+                <w:sz w:val="17"/>
+                <w:szCs w:val="17"/>
+              </w:rPr>
+              <w:t xml:space="preserve">70–4819</w:t>
+            </w:r>
+          </w:p>
+        </w:tc>
+      </w:tr>
+    </w:tbl>
+    <w:p>
+      <w:pPr>
+        <w:spacing w:after="30"/>
+      </w:pPr>
+      <w:r>
+        <w:rPr>
+          <w:rFonts w:ascii="Arial" w:cs="Arial" w:eastAsia="Arial" w:hAnsi="Arial"/>
+          <w:b w:val="false"/>
+          <w:bCs w:val="false"/>
+          <w:i w:val="false"/>
+          <w:iCs w:val="false"/>
+          <w:color w:val="2A2E38"/>
+          <w:sz w:val="19"/>
+          <w:szCs w:val="19"/>
+        </w:rPr>
+        <w:t xml:space="preserve"/>
+      </w:r>
+    </w:p>
+    <w:p>
+      <w:pPr>
+        <w:spacing w:after="60" w:line="230" w:lineRule="auto"/>
+        <w:ind w:right="1560"/>
+      </w:pPr>
+      <w:r>
+        <w:rPr>
+          <w:rFonts w:ascii="Arial" w:cs="Arial" w:eastAsia="Arial" w:hAnsi="Arial"/>
+          <w:b w:val="false"/>
+          <w:bCs w:val="false"/>
+          <w:i w:val="false"/>
+          <w:iCs w:val="false"/>
+          <w:color w:val="70788A"/>
+          <w:sz w:val="15"/>
+          <w:szCs w:val="15"/>
+        </w:rPr>
+        <w:t xml:space="preserve">Распределение по 189 квартирным лотам восьми проектов; апартаменты исключены.</w:t>
+      </w:r>
+    </w:p>
     <w:p>
       <w:pPr>
         <w:spacing w:after="30"/>
@@ -26338,7 +30108,7 @@
           <w:sz w:val="19"/>
           <w:szCs w:val="19"/>
         </w:rPr>
-        <w:t xml:space="preserve">Квартир нашего размера в локации 41 из 222 — восемнадцать процентов. </w:t>
+        <w:t xml:space="preserve">Локация торгует большими квартирами: 53 % лотов — свыше 150 м², и ещё 21 % — 115–150 м². </w:t>
       </w:r>
       <w:r>
         <w:rPr>
@@ -26351,7 +30121,7 @@
           <w:sz w:val="19"/>
           <w:szCs w:val="19"/>
         </w:rPr>
-        <w:t xml:space="preserve">Прямых конкурентов, попадающих одновременно в площадь 65–115 м² и в бюджет 240–320 млн ₽, всего двенадцать. Одиннадцать из них — в «Доме Лаврушинском».</w:t>
+        <w:t xml:space="preserve">На весь диапазон до 115 м² приходится 26 % рынка, а на наш диапазон 65–90 м² — 9 %, то есть 17 лотов из 189.</w:t>
       </w:r>
     </w:p>
     <w:p>
@@ -26383,7 +30153,20 @@
           <w:sz w:val="19"/>
           <w:szCs w:val="19"/>
         </w:rPr>
-        <w:t xml:space="preserve">Узкий сегмент режет в обе стороны: конкурентов мало, но и покупателей мало. Небольшая квартира за 280 миллионов — это не семейное жильё и не инвестиция в метры, это городская резиденция, и спрос на неё штучный.</w:t>
+        <w:t xml:space="preserve">Прямых конкурентов — двенадцать, и одиннадцать из них в «Доме Лаврушинском». </w:t>
+      </w:r>
+      <w:r>
+        <w:rPr>
+          <w:rFonts w:ascii="Arial" w:cs="Arial" w:eastAsia="Arial" w:hAnsi="Arial"/>
+          <w:b w:val="false"/>
+          <w:bCs w:val="false"/>
+          <w:i w:val="false"/>
+          <w:iCs w:val="false"/>
+          <w:color w:val="2A2E38"/>
+          <w:sz w:val="19"/>
+          <w:szCs w:val="19"/>
+        </w:rPr>
+        <w:t xml:space="preserve">Это лоты, попадающие одновременно в площадь 65–115 м² и в бюджет 240–320 млн ₽.</w:t>
       </w:r>
     </w:p>
     <w:p>
@@ -26415,40 +30198,7 @@
           <w:sz w:val="19"/>
           <w:szCs w:val="19"/>
         </w:rPr>
-        <w:t xml:space="preserve">Рассрочки и ипотеки в этом сегменте нет вообще: </w:t>
-      </w:r>
-      <w:r>
-        <w:rPr>
-          <w:rFonts w:ascii="Arial" w:cs="Arial" w:eastAsia="Arial" w:hAnsi="Arial"/>
-          <w:b/>
-          <w:bCs/>
-          <w:i w:val="false"/>
-          <w:iCs w:val="false"/>
-          <w:color w:val="2A2E38"/>
-          <w:sz w:val="19"/>
-          <w:szCs w:val="19"/>
-        </w:rPr>
-        <w:t xml:space="preserve">ни одного упоминания в 230 объявлениях по восьми проектам. Сделки только за наличные, и это дополнительно сужает круг покупателей.</w:t>
-      </w:r>
-    </w:p>
-    <w:p>
-      <w:pPr>
-        <w:keepNext/>
-        <w:keepLines/>
-        <w:spacing w:after="110" w:before="170"/>
-      </w:pPr>
-      <w:r>
-        <w:rPr>
-          <w:rFonts w:ascii="Georgia" w:cs="Georgia" w:eastAsia="Georgia" w:hAnsi="Georgia"/>
-          <w:b/>
-          <w:bCs/>
-          <w:i w:val="false"/>
-          <w:iCs w:val="false"/>
-          <w:color w:val="1F2A44"/>
-          <w:sz w:val="24"/>
-          <w:szCs w:val="24"/>
-        </w:rPr>
-        <w:t xml:space="preserve">Причина 4. Готового ремонта никто не видел</w:t>
+        <w:t xml:space="preserve">Узость режет в обе стороны: конкурентов мало, но и спрос штучный. Квартира 87,5 м² за 280 миллионов — не покупка метража, а городская резиденция, и покупателей на неё единицы.</w:t>
       </w:r>
     </w:p>
     <w:p>
@@ -26480,7 +30230,40 @@
           <w:sz w:val="19"/>
           <w:szCs w:val="19"/>
         </w:rPr>
-        <w:t xml:space="preserve">Оба объявления показывают визуализации дизайн-проекта. Фотографий выполненного ремонта нет ни в одном.</w:t>
+        <w:t xml:space="preserve">Рассрочки и ипотеки в сегменте нет: </w:t>
+      </w:r>
+      <w:r>
+        <w:rPr>
+          <w:rFonts w:ascii="Arial" w:cs="Arial" w:eastAsia="Arial" w:hAnsi="Arial"/>
+          <w:b/>
+          <w:bCs/>
+          <w:i w:val="false"/>
+          <w:iCs w:val="false"/>
+          <w:color w:val="2A2E38"/>
+          <w:sz w:val="19"/>
+          <w:szCs w:val="19"/>
+        </w:rPr>
+        <w:t xml:space="preserve">ни одного упоминания в 230 объявлениях по восьми проектам. Сделки только за наличные, что дополнительно сужает круг.</w:t>
+      </w:r>
+    </w:p>
+    <w:p>
+      <w:pPr>
+        <w:keepNext/>
+        <w:keepLines/>
+        <w:spacing w:after="110" w:before="170"/>
+      </w:pPr>
+      <w:r>
+        <w:rPr>
+          <w:rFonts w:ascii="Georgia" w:cs="Georgia" w:eastAsia="Georgia" w:hAnsi="Georgia"/>
+          <w:b/>
+          <w:bCs/>
+          <w:i w:val="false"/>
+          <w:iCs w:val="false"/>
+          <w:color w:val="1F2A44"/>
+          <w:sz w:val="24"/>
+          <w:szCs w:val="24"/>
+        </w:rPr>
+        <w:t xml:space="preserve">Причина 2. Цена метра — первая в доме</w:t>
       </w:r>
     </w:p>
     <w:p>
@@ -26512,7 +30295,20 @@
           <w:sz w:val="19"/>
           <w:szCs w:val="19"/>
         </w:rPr>
-        <w:t xml:space="preserve">Ремонт, по словам владельца, будет готов в сентябре. До этого момента покупатель платит 280 миллионов за обещание, а не за то, что видит.</w:t>
+        <w:t xml:space="preserve">Покупатель, открывший экспозицию ЖК «Золотой», видит 3 200 000 ₽ за метр против 2 448 000 ₽ у застройщика и 2 083 333–2 534 400 ₽ у остальных лотов. </w:t>
+      </w:r>
+      <w:r>
+        <w:rPr>
+          <w:rFonts w:ascii="Arial" w:cs="Arial" w:eastAsia="Arial" w:hAnsi="Arial"/>
+          <w:b/>
+          <w:bCs/>
+          <w:i w:val="false"/>
+          <w:iCs w:val="false"/>
+          <w:color w:val="2A2E38"/>
+          <w:sz w:val="19"/>
+          <w:szCs w:val="19"/>
+        </w:rPr>
+        <w:t xml:space="preserve">Наш метр дороже любого другого в доме, и первое впечатление — «переоценено».</w:t>
       </w:r>
     </w:p>
     <w:p>
@@ -26544,7 +30340,136 @@
           <w:sz w:val="19"/>
           <w:szCs w:val="19"/>
         </w:rPr>
-        <w:t xml:space="preserve">При этом именно готовность — единственное, чем лот отличается от всей локации. </w:t>
+        <w:t xml:space="preserve">Объяснение простое: 87,5 м² — самая маленькая квартира в экспозиции, а остальные от 162,7 м², и там метр всегда дешевле. Но из таблицы объявлений это не читается — читается только цифра.</w:t>
+      </w:r>
+    </w:p>
+    <w:p>
+      <w:pPr>
+        <w:spacing w:after="58" w:line="252" w:lineRule="auto"/>
+        <w:ind w:left="170" w:right="1560" w:hanging="170"/>
+      </w:pPr>
+      <w:r>
+        <w:rPr>
+          <w:rFonts w:ascii="Arial" w:cs="Arial" w:eastAsia="Arial" w:hAnsi="Arial"/>
+          <w:b/>
+          <w:bCs/>
+          <w:i w:val="false"/>
+          <w:iCs w:val="false"/>
+          <w:color w:val="A9762F"/>
+          <w:sz w:val="19"/>
+          <w:szCs w:val="19"/>
+        </w:rPr>
+        <w:t xml:space="preserve">—   </w:t>
+      </w:r>
+      <w:r>
+        <w:rPr>
+          <w:rFonts w:ascii="Arial" w:cs="Arial" w:eastAsia="Arial" w:hAnsi="Arial"/>
+          <w:b w:val="false"/>
+          <w:bCs w:val="false"/>
+          <w:i w:val="false"/>
+          <w:iCs w:val="false"/>
+          <w:color w:val="2A2E38"/>
+          <w:sz w:val="19"/>
+          <w:szCs w:val="19"/>
+        </w:rPr>
+        <w:t xml:space="preserve">Единственный второй лот с отделкой в доме просит надбавку +24,3 % к прайсу застройщика, наш — +30,7 %. </w:t>
+      </w:r>
+      <w:r>
+        <w:rPr>
+          <w:rFonts w:ascii="Arial" w:cs="Arial" w:eastAsia="Arial" w:hAnsi="Arial"/>
+          <w:b w:val="false"/>
+          <w:bCs w:val="false"/>
+          <w:i w:val="false"/>
+          <w:iCs w:val="false"/>
+          <w:color w:val="2A2E38"/>
+          <w:sz w:val="19"/>
+          <w:szCs w:val="19"/>
+        </w:rPr>
+        <w:t xml:space="preserve">Разница между ними — 13,8 млн ₽ на нашу площадь. Именно её покупатель и попытается отыграть.</w:t>
+      </w:r>
+    </w:p>
+    <w:p>
+      <w:pPr>
+        <w:keepNext/>
+        <w:keepLines/>
+        <w:spacing w:after="110" w:before="170"/>
+      </w:pPr>
+      <w:r>
+        <w:rPr>
+          <w:rFonts w:ascii="Georgia" w:cs="Georgia" w:eastAsia="Georgia" w:hAnsi="Georgia"/>
+          <w:b/>
+          <w:bCs/>
+          <w:i w:val="false"/>
+          <w:iCs w:val="false"/>
+          <w:color w:val="1F2A44"/>
+          <w:sz w:val="24"/>
+          <w:szCs w:val="24"/>
+        </w:rPr>
+        <w:t xml:space="preserve">Причина 3. Выполненную отделку не показывают</w:t>
+      </w:r>
+    </w:p>
+    <w:p>
+      <w:pPr>
+        <w:spacing w:after="58" w:line="252" w:lineRule="auto"/>
+        <w:ind w:left="170" w:right="1560" w:hanging="170"/>
+      </w:pPr>
+      <w:r>
+        <w:rPr>
+          <w:rFonts w:ascii="Arial" w:cs="Arial" w:eastAsia="Arial" w:hAnsi="Arial"/>
+          <w:b/>
+          <w:bCs/>
+          <w:i w:val="false"/>
+          <w:iCs w:val="false"/>
+          <w:color w:val="A9762F"/>
+          <w:sz w:val="19"/>
+          <w:szCs w:val="19"/>
+        </w:rPr>
+        <w:t xml:space="preserve">—   </w:t>
+      </w:r>
+      <w:r>
+        <w:rPr>
+          <w:rFonts w:ascii="Arial" w:cs="Arial" w:eastAsia="Arial" w:hAnsi="Arial"/>
+          <w:b w:val="false"/>
+          <w:bCs w:val="false"/>
+          <w:i w:val="false"/>
+          <w:iCs w:val="false"/>
+          <w:color w:val="2A2E38"/>
+          <w:sz w:val="19"/>
+          <w:szCs w:val="19"/>
+        </w:rPr>
+        <w:t xml:space="preserve">В объявлении визуализации дизайн-проекта, фотографий выполненной отделки нет.</w:t>
+      </w:r>
+    </w:p>
+    <w:p>
+      <w:pPr>
+        <w:spacing w:after="58" w:line="252" w:lineRule="auto"/>
+        <w:ind w:left="170" w:right="1560" w:hanging="170"/>
+      </w:pPr>
+      <w:r>
+        <w:rPr>
+          <w:rFonts w:ascii="Arial" w:cs="Arial" w:eastAsia="Arial" w:hAnsi="Arial"/>
+          <w:b/>
+          <w:bCs/>
+          <w:i w:val="false"/>
+          <w:iCs w:val="false"/>
+          <w:color w:val="A9762F"/>
+          <w:sz w:val="19"/>
+          <w:szCs w:val="19"/>
+        </w:rPr>
+        <w:t xml:space="preserve">—   </w:t>
+      </w:r>
+      <w:r>
+        <w:rPr>
+          <w:rFonts w:ascii="Arial" w:cs="Arial" w:eastAsia="Arial" w:hAnsi="Arial"/>
+          <w:b w:val="false"/>
+          <w:bCs w:val="false"/>
+          <w:i w:val="false"/>
+          <w:iCs w:val="false"/>
+          <w:color w:val="2A2E38"/>
+          <w:sz w:val="19"/>
+          <w:szCs w:val="19"/>
+        </w:rPr>
+        <w:t xml:space="preserve">Карточка Циан при этом помечена «Без отделки», а текст того же объявления обещает квартиру с отделкой. </w:t>
       </w:r>
       <w:r>
         <w:rPr>
@@ -26557,7 +30482,52 @@
           <w:sz w:val="19"/>
           <w:szCs w:val="19"/>
         </w:rPr>
-        <w:t xml:space="preserve">Все квартирные конкуренты продают бетон. Преимущество есть, но оно не показано.</w:t>
+        <w:t xml:space="preserve">Покупатель, фильтрующий выдачу по отделке, наш лот просто не увидит: он отсеивается на первом же фильтре.</w:t>
+      </w:r>
+    </w:p>
+    <w:p>
+      <w:pPr>
+        <w:spacing w:after="58" w:line="252" w:lineRule="auto"/>
+        <w:ind w:left="170" w:right="1560" w:hanging="170"/>
+      </w:pPr>
+      <w:r>
+        <w:rPr>
+          <w:rFonts w:ascii="Arial" w:cs="Arial" w:eastAsia="Arial" w:hAnsi="Arial"/>
+          <w:b/>
+          <w:bCs/>
+          <w:i w:val="false"/>
+          <w:iCs w:val="false"/>
+          <w:color w:val="A9762F"/>
+          <w:sz w:val="19"/>
+          <w:szCs w:val="19"/>
+        </w:rPr>
+        <w:t xml:space="preserve">—   </w:t>
+      </w:r>
+      <w:r>
+        <w:rPr>
+          <w:rFonts w:ascii="Arial" w:cs="Arial" w:eastAsia="Arial" w:hAnsi="Arial"/>
+          <w:b w:val="false"/>
+          <w:bCs w:val="false"/>
+          <w:i w:val="false"/>
+          <w:iCs w:val="false"/>
+          <w:color w:val="2A2E38"/>
+          <w:sz w:val="19"/>
+          <w:szCs w:val="19"/>
+        </w:rPr>
+        <w:t xml:space="preserve">Выполненная отделка — единственное, чем лот отличается от всей квартирной локации. </w:t>
+      </w:r>
+      <w:r>
+        <w:rPr>
+          <w:rFonts w:ascii="Arial" w:cs="Arial" w:eastAsia="Arial" w:hAnsi="Arial"/>
+          <w:b w:val="false"/>
+          <w:bCs w:val="false"/>
+          <w:i w:val="false"/>
+          <w:iCs w:val="false"/>
+          <w:color w:val="2A2E38"/>
+          <w:sz w:val="19"/>
+          <w:szCs w:val="19"/>
+        </w:rPr>
+        <w:t xml:space="preserve">Все конкуренты продают бетон. Преимущество есть, но в объявлении его нет.</w:t>
       </w:r>
     </w:p>
     <w:p>
@@ -26599,7 +30569,7 @@
           <w:sz w:val="19"/>
           <w:szCs w:val="19"/>
         </w:rPr>
-        <w:t xml:space="preserve">Порядок действий — от бесплатного к дорогому. Цена идёт последней: она не главная проблема этого лота.</w:t>
+        <w:t xml:space="preserve">Цена обоснована и снижения не требует. Работать нужно с тем, как лот выглядит в выдаче и с кем его сравнивают.</w:t>
       </w:r>
     </w:p>
     <w:tbl>
@@ -26711,7 +30681,7 @@
                 <w:sz w:val="27"/>
                 <w:szCs w:val="27"/>
               </w:rPr>
-              <w:t xml:space="preserve">267,0 млн ₽</w:t>
+              <w:t xml:space="preserve">3 200 000 ₽</w:t>
             </w:r>
           </w:p>
           <w:p>
@@ -26731,7 +30701,7 @@
                 <w:sz w:val="13"/>
                 <w:szCs w:val="13"/>
               </w:rPr>
-              <w:t xml:space="preserve">Второе объявление</w:t>
+              <w:t xml:space="preserve">Метр «под ключ»</w:t>
             </w:r>
           </w:p>
         </w:tc>
@@ -26768,7 +30738,7 @@
                 <w:sz w:val="27"/>
                 <w:szCs w:val="27"/>
               </w:rPr>
-              <w:t xml:space="preserve">265–272</w:t>
+              <w:t xml:space="preserve">266–280</w:t>
             </w:r>
           </w:p>
           <w:p>
@@ -26788,7 +30758,7 @@
                 <w:sz w:val="13"/>
                 <w:szCs w:val="13"/>
               </w:rPr>
-              <w:t xml:space="preserve">Разумный коридор, млн ₽</w:t>
+              <w:t xml:space="preserve">Коридор торга, млн ₽</w:t>
             </w:r>
           </w:p>
         </w:tc>
@@ -26825,7 +30795,7 @@
                 <w:sz w:val="27"/>
                 <w:szCs w:val="27"/>
               </w:rPr>
-              <w:t xml:space="preserve">3 030–3 110</w:t>
+              <w:t xml:space="preserve">3 040–3 200</w:t>
             </w:r>
           </w:p>
           <w:p>
@@ -26853,7 +30823,7 @@
     </w:tbl>
     <w:p>
       <w:pPr>
-        <w:spacing w:after="70"/>
+        <w:spacing w:after="50"/>
       </w:pPr>
       <w:r>
         <w:rPr>
@@ -26898,7 +30868,7 @@
           <w:sz w:val="19"/>
           <w:szCs w:val="19"/>
         </w:rPr>
-        <w:t xml:space="preserve">Шаг первый — разобраться со вторым объявлением. </w:t>
+        <w:t xml:space="preserve">Первое — исправить метку отделки в карточке. </w:t>
       </w:r>
       <w:r>
         <w:rPr>
@@ -26911,7 +30881,7 @@
           <w:sz w:val="19"/>
           <w:szCs w:val="19"/>
         </w:rPr>
-        <w:t xml:space="preserve">Либо снять его, либо выровнять цену и описание. Пока в сети две цены на одну квартиру, верхняя не работает: она существует только как повод торговаться от нижней. Это ноль рублей и один звонок.</w:t>
+        <w:t xml:space="preserve">Сейчас стоит «Без отделки». Покупатель в де-люксе фильтрует выдачу по состоянию, и с такой меткой лот попадает в один список с бетоном «Лаврушинского» и DUO, где сравнение идёт по голой цене.</w:t>
       </w:r>
     </w:p>
     <w:p>
@@ -26943,7 +30913,7 @@
           <w:sz w:val="19"/>
           <w:szCs w:val="19"/>
         </w:rPr>
-        <w:t xml:space="preserve">Шаг второй — снять готовый ремонт, как только он закончится. </w:t>
+        <w:t xml:space="preserve">Второе — фотографии выполненной отделки. </w:t>
       </w:r>
       <w:r>
         <w:rPr>
@@ -26956,7 +30926,7 @@
           <w:sz w:val="19"/>
           <w:szCs w:val="19"/>
         </w:rPr>
-        <w:t xml:space="preserve">Ни один квартирный конкурент в локации не показывает готовый интерьер. Реальные фотографии сделают лот единственным в своём роде — и это ровно то преимущество, за которое просят 65 миллионов надбавки.</w:t>
+        <w:t xml:space="preserve">Готовых квартир в квартирном сегменте локации нет ни одной: все четыре новостройки продают бетон и визуализации.</w:t>
       </w:r>
     </w:p>
     <w:p>
@@ -26988,7 +30958,7 @@
           <w:sz w:val="19"/>
           <w:szCs w:val="19"/>
         </w:rPr>
-        <w:t xml:space="preserve">Шаг третий — переписать объявление под то, что продаётся. </w:t>
+        <w:t xml:space="preserve">Третье — переписать текст под сравнение «под ключ»: </w:t>
       </w:r>
       <w:r>
         <w:rPr>
@@ -27001,7 +30971,7 @@
           <w:sz w:val="19"/>
           <w:szCs w:val="19"/>
         </w:rPr>
-        <w:t xml:space="preserve">Сейчас в карточке Циан стоит «Без отделки», а в тексте — «предлагается с отделкой». Должно быть одно и то же: готовая квартира в де-люксе напротив Кремля, дом сдан, ключи на руках, 363 машиноместа в паркинге.</w:t>
+        <w:t xml:space="preserve">280,0 млн ₽ против 312,9–341,2 млн ₽ за сопоставимые 86–89 м² в «Доме Лаврушинском» с учётом отделки — разница 33–61 млн ₽ в нашу пользу.</w:t>
       </w:r>
     </w:p>
     <w:p>
@@ -27033,7 +31003,7 @@
           <w:sz w:val="19"/>
           <w:szCs w:val="19"/>
         </w:rPr>
-        <w:t xml:space="preserve">Шаг четвёртый — цена. Разумный коридор 265–272 млн ₽ (3 030–3 110 тыс. ₽/м²). </w:t>
+        <w:t xml:space="preserve">Четвёртое — торг. Коридор 266–280 млн ₽ (3 040–3 200 тыс. ₽/м²). </w:t>
       </w:r>
       <w:r>
         <w:rPr>
@@ -27046,7 +31016,7 @@
           <w:sz w:val="19"/>
           <w:szCs w:val="19"/>
         </w:rPr>
-        <w:t xml:space="preserve">Он получен не из головы: это прайс застройщика 2 448 000 ₽ плюс надбавка за ремонт на уровне соседнего лота с дизайнерской отделкой (+24 %, а не +31 %). Скидка от текущей цены — 8–15 млн ₽.</w:t>
+        <w:t xml:space="preserve">Нижняя граница — надбавка за отделку на уровне второго лота с отделкой в доме: 2 448 000 ₽ прайса плюс 24,3 %. Запас на торг — до 14 млн ₽, держать в резерве, а не закладывать в цену.</w:t>
       </w:r>
     </w:p>
     <w:p>
@@ -27078,26 +31048,7 @@
           <w:sz w:val="19"/>
           <w:szCs w:val="19"/>
         </w:rPr>
-        <w:t xml:space="preserve">Заметьте: 267,0 млн ₽ второго объявления попадают ровно в этот коридор. Рынок уже назвал вашу цену — просто сделал это за вас и не в вашу пользу.</w:t>
-      </w:r>
-    </w:p>
-    <w:p>
-      <w:pPr>
-        <w:spacing w:after="58" w:line="252" w:lineRule="auto"/>
-        <w:ind w:left="170" w:right="1560" w:hanging="170"/>
-      </w:pPr>
-      <w:r>
-        <w:rPr>
-          <w:rFonts w:ascii="Arial" w:cs="Arial" w:eastAsia="Arial" w:hAnsi="Arial"/>
-          <w:b/>
-          <w:bCs/>
-          <w:i w:val="false"/>
-          <w:iCs w:val="false"/>
-          <w:color w:val="A9762F"/>
-          <w:sz w:val="19"/>
-          <w:szCs w:val="19"/>
-        </w:rPr>
-        <w:t xml:space="preserve">—   </w:t>
+        <w:t xml:space="preserve">Ниже 266 млн ₽ незачем: </w:t>
       </w:r>
       <w:r>
         <w:rPr>
@@ -27110,20 +31061,7 @@
           <w:sz w:val="19"/>
           <w:szCs w:val="19"/>
         </w:rPr>
-        <w:t xml:space="preserve">Ниже 265 млн ₽ опускаться незачем. </w:t>
-      </w:r>
-      <w:r>
-        <w:rPr>
-          <w:rFonts w:ascii="Arial" w:cs="Arial" w:eastAsia="Arial" w:hAnsi="Arial"/>
-          <w:b w:val="false"/>
-          <w:bCs w:val="false"/>
-          <w:i w:val="false"/>
-          <w:iCs w:val="false"/>
-          <w:color w:val="2A2E38"/>
-          <w:sz w:val="19"/>
-          <w:szCs w:val="19"/>
-        </w:rPr>
-        <w:t xml:space="preserve">Там лот уходит под бюджет «под ключ» ближайших конкурентов, а метр становится дешевле, чем у бетона в «Космо 4/22» с ремонтом. Это уже не корректировка, а подарок.</w:t>
+        <w:t xml:space="preserve">там метр «под ключ» становится дешевле четырёх лотов «Лаврушинского» в бетоне, приведённых к нашему этажу.</w:t>
       </w:r>
     </w:p>
     <w:p>
@@ -27175,7 +31113,7 @@
           <w:sz w:val="19"/>
           <w:szCs w:val="19"/>
         </w:rPr>
-        <w:t xml:space="preserve">В «Золотом» всего двенадцать лотов. Ни надбавку за этаж, ни премию за малый метраж внутри дома измерить нельзя — обе взяты у соседей и перенесены с оговоркой.</w:t>
+        <w:t xml:space="preserve">В доме двенадцать лотов и нет второй квартиры сопоставимого размера. Надбавка за этаж и поправка на площадь взяты у соседних проектов.</w:t>
       </w:r>
     </w:p>
     <w:p>
@@ -27207,7 +31145,7 @@
           <w:sz w:val="19"/>
           <w:szCs w:val="19"/>
         </w:rPr>
-        <w:t xml:space="preserve">Сопоставимых готовых квартир нашего размера в локации ровно две, и обе — апартаменты «Софийского». Вывод «мы дешевле всех квартирных» опирается на сравнение с бетоном плюс расчётная смета, а не с реальными сделками.</w:t>
+        <w:t xml:space="preserve">Готовых квартир 75–105 м² в квартирных проектах локации нет, кроме нашей: сравнение «под ключ» опирается на расчётную стоимость отделки, а не на сделки.</w:t>
       </w:r>
     </w:p>
     <w:p>
@@ -27239,7 +31177,7 @@
           <w:sz w:val="19"/>
           <w:szCs w:val="19"/>
         </w:rPr>
-        <w:t xml:space="preserve">Срок экспозиции в выгрузке недостоверен — объявления снимают и публикуют заново, поэтому он не использовался.</w:t>
+        <w:t xml:space="preserve">Апартаменты «Софийского» и BALCHUG VIEWPOINT в ценовые выводы не входят — другой юридический статус.</w:t>
       </w:r>
     </w:p>
     <w:p>
@@ -27271,7 +31209,7 @@
           <w:sz w:val="19"/>
           <w:szCs w:val="19"/>
         </w:rPr>
-        <w:t xml:space="preserve">Совпадение двух объявлений установлено по площади, этажу, дому, виду и одинаковым визуализациям. Это очень сильное совпадение, но подтвердить его окончательно может только владелец.</w:t>
+        <w:t xml:space="preserve">Срок экспозиции в выгрузке недостоверен и не использовался.</w:t>
       </w:r>
     </w:p>
     <w:p>
@@ -27376,9 +31314,9 @@
           <w:sz w:val="16"/>
           <w:szCs w:val="16"/>
         </w:rPr>
-        <w:t xml:space="preserve">Объявление по нашему лоту — </w:t>
+        <w:t xml:space="preserve">Объявление по лоту — </w:t>
       </w:r>
-      <w:hyperlink w:history="1" r:id="rIdsvty8p8vpfaromwuxh7uc">
+      <w:hyperlink w:history="1" r:id="rIdbspgj-oay9hfi_dq7twtz">
         <w:r>
           <w:rPr>
             <w:rFonts w:ascii="Arial" w:cs="Arial" w:eastAsia="Arial" w:hAnsi="Arial"/>
@@ -27423,56 +31361,9 @@
           <w:sz w:val="16"/>
           <w:szCs w:val="16"/>
         </w:rPr>
-        <w:t xml:space="preserve">Второе объявление по тому же лоту, 267,0 млн ₽ — </w:t>
-      </w:r>
-      <w:hyperlink w:history="1" r:id="rIdshldj8yt8ubnfaiixbv_x">
-        <w:r>
-          <w:rPr>
-            <w:rFonts w:ascii="Arial" w:cs="Arial" w:eastAsia="Arial" w:hAnsi="Arial"/>
-            <w:b w:val="false"/>
-            <w:bCs w:val="false"/>
-            <w:i w:val="false"/>
-            <w:iCs w:val="false"/>
-            <w:color w:val="2C5FA8"/>
-            <w:sz w:val="16"/>
-            <w:szCs w:val="16"/>
-          </w:rPr>
-          <w:t xml:space="preserve">https://realty.yandex.ru/offer/8570821388527596289/</w:t>
-        </w:r>
-      </w:hyperlink>
-    </w:p>
-    <w:p>
-      <w:pPr>
-        <w:spacing w:after="46" w:line="222" w:lineRule="auto"/>
-        <w:ind w:left="170" w:right="1560" w:hanging="170"/>
-      </w:pPr>
-      <w:r>
-        <w:rPr>
-          <w:rFonts w:ascii="Arial" w:cs="Arial" w:eastAsia="Arial" w:hAnsi="Arial"/>
-          <w:b/>
-          <w:bCs/>
-          <w:i w:val="false"/>
-          <w:iCs w:val="false"/>
-          <w:color w:val="A9762F"/>
-          <w:sz w:val="19"/>
-          <w:szCs w:val="19"/>
-        </w:rPr>
-        <w:t xml:space="preserve">—   </w:t>
-      </w:r>
-      <w:r>
-        <w:rPr>
-          <w:rFonts w:ascii="Arial" w:cs="Arial" w:eastAsia="Arial" w:hAnsi="Arial"/>
-          <w:b w:val="false"/>
-          <w:bCs w:val="false"/>
-          <w:i w:val="false"/>
-          <w:iCs w:val="false"/>
-          <w:color w:val="70788A"/>
-          <w:sz w:val="16"/>
-          <w:szCs w:val="16"/>
-        </w:rPr>
         <w:t xml:space="preserve">Фотографии и часть цен — Яндекс Недвижимость — </w:t>
       </w:r>
-      <w:hyperlink w:history="1" r:id="rIdi-8c6lpor9lzhj-74e1nk">
+      <w:hyperlink w:history="1" r:id="rIdwqhvlg91aawwman6zffu2">
         <w:r>
           <w:rPr>
             <w:rFonts w:ascii="Arial" w:cs="Arial" w:eastAsia="Arial" w:hAnsi="Arial"/>
@@ -27551,7 +31442,7 @@
         </w:rPr>
         <w:t xml:space="preserve">Координаты для карты — Яндекс Недвижимость и 2ГИС — </w:t>
       </w:r>
-      <w:hyperlink w:history="1" r:id="rIdlsjpxmp_h25auh7lpuhag">
+      <w:hyperlink w:history="1" r:id="rIdhfzdxn2nzto0x0vyejucx">
         <w:r>
           <w:rPr>
             <w:rFonts w:ascii="Arial" w:cs="Arial" w:eastAsia="Arial" w:hAnsi="Arial"/>
@@ -27598,7 +31489,7 @@
         </w:rPr>
         <w:t xml:space="preserve">Яндекс Карты — картографическая основа — </w:t>
       </w:r>
-      <w:hyperlink w:history="1" r:id="rIdkcdqjziewzuwpirwpwvi0">
+      <w:hyperlink w:history="1" r:id="rIdfmo2t9lvhpons_abub6y8">
         <w:r>
           <w:rPr>
             <w:rFonts w:ascii="Arial" w:cs="Arial" w:eastAsia="Arial" w:hAnsi="Arial"/>

--- a/zolotoy-lot/Золотой_аналитика_по_лоту.docx
+++ b/zolotoy-lot/Золотой_аналитика_по_лоту.docx
@@ -136,6 +136,9 @@
         <w:gridCol w:w="2411"/>
       </w:tblGrid>
       <w:tr>
+        <w:trPr>
+          <w:cantSplit/>
+        </w:trPr>
         <w:tc>
           <w:tcPr>
             <w:tcW w:type="dxa" w:w="2409"/>
@@ -1213,6 +1216,9 @@
         <w:gridCol w:w="2411"/>
       </w:tblGrid>
       <w:tr>
+        <w:trPr>
+          <w:cantSplit/>
+        </w:trPr>
         <w:tc>
           <w:tcPr>
             <w:tcW w:type="dxa" w:w="2409"/>
@@ -1639,6 +1645,51 @@
           <w:szCs w:val="19"/>
         </w:rPr>
         <w:t xml:space="preserve">Из 222 лотов локации квартир 65–115 м² всего 41, а прямых конкурентов — по площади и по бюджету одновременно — двенадцать, и одиннадцать из них в «Доме Лаврушинском».</w:t>
+      </w:r>
+    </w:p>
+    <w:p>
+      <w:pPr>
+        <w:spacing w:after="58" w:line="252" w:lineRule="auto"/>
+        <w:ind w:left="170" w:right="1560" w:hanging="170"/>
+      </w:pPr>
+      <w:r>
+        <w:rPr>
+          <w:rFonts w:ascii="Arial" w:cs="Arial" w:eastAsia="Arial" w:hAnsi="Arial"/>
+          <w:b/>
+          <w:bCs/>
+          <w:i w:val="false"/>
+          <w:iCs w:val="false"/>
+          <w:color w:val="A9762F"/>
+          <w:sz w:val="19"/>
+          <w:szCs w:val="19"/>
+        </w:rPr>
+        <w:t xml:space="preserve">—   </w:t>
+      </w:r>
+      <w:r>
+        <w:rPr>
+          <w:rFonts w:ascii="Arial" w:cs="Arial" w:eastAsia="Arial" w:hAnsi="Arial"/>
+          <w:b w:val="false"/>
+          <w:bCs w:val="false"/>
+          <w:i w:val="false"/>
+          <w:iCs w:val="false"/>
+          <w:color w:val="2A2E38"/>
+          <w:sz w:val="19"/>
+          <w:szCs w:val="19"/>
+        </w:rPr>
+        <w:t xml:space="preserve">Если смотреть шире локации, ниша ещё уже: </w:t>
+      </w:r>
+      <w:r>
+        <w:rPr>
+          <w:rFonts w:ascii="Arial" w:cs="Arial" w:eastAsia="Arial" w:hAnsi="Arial"/>
+          <w:b/>
+          <w:bCs/>
+          <w:i w:val="false"/>
+          <w:iCs w:val="false"/>
+          <w:color w:val="2A2E38"/>
+          <w:sz w:val="19"/>
+          <w:szCs w:val="19"/>
+        </w:rPr>
+        <w:t xml:space="preserve">готовых квартир до 110 м² в домах от 2017 года внутри Садового кольца — десять на всю Москву. В эту выдачу лот не попадает из-за метки «Без отделки» в карточке.</w:t>
       </w:r>
     </w:p>
     <w:p>
@@ -5041,6 +5092,9 @@
         <w:gridCol w:w="3214"/>
       </w:tblGrid>
       <w:tr>
+        <w:trPr>
+          <w:cantSplit/>
+        </w:trPr>
         <w:tc>
           <w:tcPr>
             <w:tcW w:type="dxa" w:w="3212"/>
@@ -5249,6 +5303,9 @@
         <w:gridCol w:w="4819"/>
       </w:tblGrid>
       <w:tr>
+        <w:trPr>
+          <w:cantSplit/>
+        </w:trPr>
         <w:tc>
           <w:tcPr>
             <w:tcW w:type="dxa" w:w="4819"/>
@@ -6059,7 +6116,7 @@
               <w:spacing w:after="0" w:line="240" w:lineRule="auto"/>
               <w:jc w:val="center"/>
             </w:pPr>
-            <w:hyperlink w:history="1" r:id="rIdtspfizqlmkg44y930u9v9">
+            <w:hyperlink w:history="1" r:id="rId4ojpykhssto4fvlulo2iu">
               <w:r>
                 <w:rPr>
                   <w:rFonts w:ascii="Arial" w:cs="Arial" w:eastAsia="Arial" w:hAnsi="Arial"/>
@@ -6367,7 +6424,7 @@
               <w:spacing w:after="0" w:line="240" w:lineRule="auto"/>
               <w:jc w:val="center"/>
             </w:pPr>
-            <w:hyperlink w:history="1" r:id="rIdclr6-pmkfmkgjldkh4jqu">
+            <w:hyperlink w:history="1" r:id="rIdwnmzlhdnq37gv458beekt">
               <w:r>
                 <w:rPr>
                   <w:rFonts w:ascii="Arial" w:cs="Arial" w:eastAsia="Arial" w:hAnsi="Arial"/>
@@ -6667,7 +6724,7 @@
               <w:spacing w:after="0" w:line="240" w:lineRule="auto"/>
               <w:jc w:val="center"/>
             </w:pPr>
-            <w:hyperlink w:history="1" r:id="rIdo_-eruuph0axeeuqcsnui">
+            <w:hyperlink w:history="1" r:id="rIduj7xaayh8lsjlvd-wobgs">
               <w:r>
                 <w:rPr>
                   <w:rFonts w:ascii="Arial" w:cs="Arial" w:eastAsia="Arial" w:hAnsi="Arial"/>
@@ -6975,7 +7032,7 @@
               <w:spacing w:after="0" w:line="240" w:lineRule="auto"/>
               <w:jc w:val="center"/>
             </w:pPr>
-            <w:hyperlink w:history="1" r:id="rIdvocr8b1gy__7we4lgin9v">
+            <w:hyperlink w:history="1" r:id="rIdwhuv-ihfcesjt7unb7krl">
               <w:r>
                 <w:rPr>
                   <w:rFonts w:ascii="Arial" w:cs="Arial" w:eastAsia="Arial" w:hAnsi="Arial"/>
@@ -7275,7 +7332,7 @@
               <w:spacing w:after="0" w:line="240" w:lineRule="auto"/>
               <w:jc w:val="center"/>
             </w:pPr>
-            <w:hyperlink w:history="1" r:id="rIdf1c4sxkox59-84dp1ucev">
+            <w:hyperlink w:history="1" r:id="rId5ozyxg6t8dtkkqg2jh6v7">
               <w:r>
                 <w:rPr>
                   <w:rFonts w:ascii="Arial" w:cs="Arial" w:eastAsia="Arial" w:hAnsi="Arial"/>
@@ -7583,7 +7640,7 @@
               <w:spacing w:after="0" w:line="240" w:lineRule="auto"/>
               <w:jc w:val="center"/>
             </w:pPr>
-            <w:hyperlink w:history="1" r:id="rIdy9irko1nmze975fniofmo">
+            <w:hyperlink w:history="1" r:id="rIdwj5tmvttcetmi-awvap0i">
               <w:r>
                 <w:rPr>
                   <w:rFonts w:ascii="Arial" w:cs="Arial" w:eastAsia="Arial" w:hAnsi="Arial"/>
@@ -7883,7 +7940,7 @@
               <w:spacing w:after="0" w:line="240" w:lineRule="auto"/>
               <w:jc w:val="center"/>
             </w:pPr>
-            <w:hyperlink w:history="1" r:id="rId4dyry4jrpl2lmxx63axvx">
+            <w:hyperlink w:history="1" r:id="rIdhz_fmxht1yeschdqcqlsq">
               <w:r>
                 <w:rPr>
                   <w:rFonts w:ascii="Arial" w:cs="Arial" w:eastAsia="Arial" w:hAnsi="Arial"/>
@@ -8191,7 +8248,7 @@
               <w:spacing w:after="0" w:line="240" w:lineRule="auto"/>
               <w:jc w:val="center"/>
             </w:pPr>
-            <w:hyperlink w:history="1" r:id="rIdfp3afyvy6rhpvcktyyxto">
+            <w:hyperlink w:history="1" r:id="rId2othk1bms3nlv64mmmz3a">
               <w:r>
                 <w:rPr>
                   <w:rFonts w:ascii="Arial" w:cs="Arial" w:eastAsia="Arial" w:hAnsi="Arial"/>
@@ -8491,7 +8548,7 @@
               <w:spacing w:after="0" w:line="240" w:lineRule="auto"/>
               <w:jc w:val="center"/>
             </w:pPr>
-            <w:hyperlink w:history="1" r:id="rId_6hihcz3ngx5tsx0mpben">
+            <w:hyperlink w:history="1" r:id="rIdvfylb_cda2txyffift8gi">
               <w:r>
                 <w:rPr>
                   <w:rFonts w:ascii="Arial" w:cs="Arial" w:eastAsia="Arial" w:hAnsi="Arial"/>
@@ -8799,7 +8856,7 @@
               <w:spacing w:after="0" w:line="240" w:lineRule="auto"/>
               <w:jc w:val="center"/>
             </w:pPr>
-            <w:hyperlink w:history="1" r:id="rIdolzi9sgju4_a1qzvvesx-">
+            <w:hyperlink w:history="1" r:id="rIdc_v82zobn3j2ijwfv6hif">
               <w:r>
                 <w:rPr>
                   <w:rFonts w:ascii="Arial" w:cs="Arial" w:eastAsia="Arial" w:hAnsi="Arial"/>
@@ -9099,7 +9156,7 @@
               <w:spacing w:after="0" w:line="240" w:lineRule="auto"/>
               <w:jc w:val="center"/>
             </w:pPr>
-            <w:hyperlink w:history="1" r:id="rIdpqoqd6dxu5yxrywaeavaj">
+            <w:hyperlink w:history="1" r:id="rIdtloiif8nafjh4znztuaun">
               <w:r>
                 <w:rPr>
                   <w:rFonts w:ascii="Arial" w:cs="Arial" w:eastAsia="Arial" w:hAnsi="Arial"/>
@@ -9407,7 +9464,7 @@
               <w:spacing w:after="0" w:line="240" w:lineRule="auto"/>
               <w:jc w:val="center"/>
             </w:pPr>
-            <w:hyperlink w:history="1" r:id="rIdnrg1-p3lla4puou9x_pmm">
+            <w:hyperlink w:history="1" r:id="rIdyeajehu4qxg5cfwxppvqg">
               <w:r>
                 <w:rPr>
                   <w:rFonts w:ascii="Arial" w:cs="Arial" w:eastAsia="Arial" w:hAnsi="Arial"/>
@@ -10014,7 +10071,7 @@
               <w:spacing w:after="0" w:line="240" w:lineRule="auto"/>
               <w:jc w:val="center"/>
             </w:pPr>
-            <w:hyperlink w:history="1" r:id="rIdqqmb6oay3ik9kw6snygmu">
+            <w:hyperlink w:history="1" r:id="rIdng3cl2wozv_g1iakyu9k3">
               <w:r>
                 <w:rPr>
                   <w:rFonts w:ascii="Arial" w:cs="Arial" w:eastAsia="Arial" w:hAnsi="Arial"/>
@@ -10208,7 +10265,7 @@
               <w:spacing w:after="0" w:line="240" w:lineRule="auto"/>
               <w:jc w:val="center"/>
             </w:pPr>
-            <w:hyperlink w:history="1" r:id="rIdqjy52aq-46plrkylj7heo">
+            <w:hyperlink w:history="1" r:id="rIdstoq6rsvkrrucvrmurb2c">
               <w:r>
                 <w:rPr>
                   <w:rFonts w:ascii="Arial" w:cs="Arial" w:eastAsia="Arial" w:hAnsi="Arial"/>
@@ -10397,7 +10454,7 @@
               <w:spacing w:after="0" w:line="240" w:lineRule="auto"/>
               <w:jc w:val="center"/>
             </w:pPr>
-            <w:hyperlink w:history="1" r:id="rIdolw0sqyix45vhnakzbbtg">
+            <w:hyperlink w:history="1" r:id="rIddvxc55islzbxrl_glqbze">
               <w:r>
                 <w:rPr>
                   <w:rFonts w:ascii="Arial" w:cs="Arial" w:eastAsia="Arial" w:hAnsi="Arial"/>
@@ -10591,7 +10648,7 @@
               <w:spacing w:after="0" w:line="240" w:lineRule="auto"/>
               <w:jc w:val="center"/>
             </w:pPr>
-            <w:hyperlink w:history="1" r:id="rIdozwtkdrxhc9yu3lpszfwy">
+            <w:hyperlink w:history="1" r:id="rIdrfdojmdfmno07s8u3jz1h">
               <w:r>
                 <w:rPr>
                   <w:rFonts w:ascii="Arial" w:cs="Arial" w:eastAsia="Arial" w:hAnsi="Arial"/>
@@ -10780,7 +10837,7 @@
               <w:spacing w:after="0" w:line="240" w:lineRule="auto"/>
               <w:jc w:val="center"/>
             </w:pPr>
-            <w:hyperlink w:history="1" r:id="rIdndksohfkz0cmaf0cfymho">
+            <w:hyperlink w:history="1" r:id="rIdoxvj85hkt3kjjjhujruqp">
               <w:r>
                 <w:rPr>
                   <w:rFonts w:ascii="Arial" w:cs="Arial" w:eastAsia="Arial" w:hAnsi="Arial"/>
@@ -10974,7 +11031,7 @@
               <w:spacing w:after="0" w:line="240" w:lineRule="auto"/>
               <w:jc w:val="center"/>
             </w:pPr>
-            <w:hyperlink w:history="1" r:id="rId9zdogjowhdj2csz06tdob">
+            <w:hyperlink w:history="1" r:id="rIdanyr-pci_a9ob5slcuza8">
               <w:r>
                 <w:rPr>
                   <w:rFonts w:ascii="Arial" w:cs="Arial" w:eastAsia="Arial" w:hAnsi="Arial"/>
@@ -12553,7 +12610,7 @@
               <w:spacing w:after="0" w:line="240" w:lineRule="auto"/>
               <w:jc w:val="center"/>
             </w:pPr>
-            <w:hyperlink w:history="1" r:id="rIdkuacp8jdisadnqlzk0yti">
+            <w:hyperlink w:history="1" r:id="rIdsdqggrkh3zhvae1vvoqks">
               <w:r>
                 <w:rPr>
                   <w:rFonts w:ascii="Arial" w:cs="Arial" w:eastAsia="Arial" w:hAnsi="Arial"/>
@@ -12899,7 +12956,7 @@
               <w:spacing w:after="0" w:line="240" w:lineRule="auto"/>
               <w:jc w:val="center"/>
             </w:pPr>
-            <w:hyperlink w:history="1" r:id="rIdquwvirfcwtb6wrme8eny3">
+            <w:hyperlink w:history="1" r:id="rIdahezyazbaupcs0xzhjd4p">
               <w:r>
                 <w:rPr>
                   <w:rFonts w:ascii="Arial" w:cs="Arial" w:eastAsia="Arial" w:hAnsi="Arial"/>
@@ -13236,7 +13293,7 @@
               <w:spacing w:after="0" w:line="240" w:lineRule="auto"/>
               <w:jc w:val="center"/>
             </w:pPr>
-            <w:hyperlink w:history="1" r:id="rIdcncydubf9az0awkvkob0t">
+            <w:hyperlink w:history="1" r:id="rId1m27a10qefcrdo5o1aahx">
               <w:r>
                 <w:rPr>
                   <w:rFonts w:ascii="Arial" w:cs="Arial" w:eastAsia="Arial" w:hAnsi="Arial"/>
@@ -13582,7 +13639,7 @@
               <w:spacing w:after="0" w:line="240" w:lineRule="auto"/>
               <w:jc w:val="center"/>
             </w:pPr>
-            <w:hyperlink w:history="1" r:id="rIdtuyzgqhh88u8mxrvxt-eq">
+            <w:hyperlink w:history="1" r:id="rIdcsyns_zet8wlokso3ugdv">
               <w:r>
                 <w:rPr>
                   <w:rFonts w:ascii="Arial" w:cs="Arial" w:eastAsia="Arial" w:hAnsi="Arial"/>
@@ -13919,7 +13976,7 @@
               <w:spacing w:after="0" w:line="240" w:lineRule="auto"/>
               <w:jc w:val="center"/>
             </w:pPr>
-            <w:hyperlink w:history="1" r:id="rIdppj7mkduok8zb2ogq0wor">
+            <w:hyperlink w:history="1" r:id="rIdetqvmx2-evm2px7reswby">
               <w:r>
                 <w:rPr>
                   <w:rFonts w:ascii="Arial" w:cs="Arial" w:eastAsia="Arial" w:hAnsi="Arial"/>
@@ -14265,7 +14322,7 @@
               <w:spacing w:after="0" w:line="240" w:lineRule="auto"/>
               <w:jc w:val="center"/>
             </w:pPr>
-            <w:hyperlink w:history="1" r:id="rIdckq0x2gwm9mbwt_klz6jk">
+            <w:hyperlink w:history="1" r:id="rIdhpykw5r9vukjak8xmslzk">
               <w:r>
                 <w:rPr>
                   <w:rFonts w:ascii="Arial" w:cs="Arial" w:eastAsia="Arial" w:hAnsi="Arial"/>
@@ -14602,7 +14659,7 @@
               <w:spacing w:after="0" w:line="240" w:lineRule="auto"/>
               <w:jc w:val="center"/>
             </w:pPr>
-            <w:hyperlink w:history="1" r:id="rIdv3ehh-cc8zxwxletjanef">
+            <w:hyperlink w:history="1" r:id="rIdjsf5q3edrjqynfmjvybpu">
               <w:r>
                 <w:rPr>
                   <w:rFonts w:ascii="Arial" w:cs="Arial" w:eastAsia="Arial" w:hAnsi="Arial"/>
@@ -14948,7 +15005,7 @@
               <w:spacing w:after="0" w:line="240" w:lineRule="auto"/>
               <w:jc w:val="center"/>
             </w:pPr>
-            <w:hyperlink w:history="1" r:id="rIdtaduehn4ezkbc2g4v29nr">
+            <w:hyperlink w:history="1" r:id="rIdd82sgur8fbnqbjbh60uky">
               <w:r>
                 <w:rPr>
                   <w:rFonts w:ascii="Arial" w:cs="Arial" w:eastAsia="Arial" w:hAnsi="Arial"/>
@@ -15285,7 +15342,7 @@
               <w:spacing w:after="0" w:line="240" w:lineRule="auto"/>
               <w:jc w:val="center"/>
             </w:pPr>
-            <w:hyperlink w:history="1" r:id="rIdf1ede7aqyivyasls2jh4n">
+            <w:hyperlink w:history="1" r:id="rId3zynkbjt8urmv0xivstbz">
               <w:r>
                 <w:rPr>
                   <w:rFonts w:ascii="Arial" w:cs="Arial" w:eastAsia="Arial" w:hAnsi="Arial"/>
@@ -15631,7 +15688,7 @@
               <w:spacing w:after="0" w:line="240" w:lineRule="auto"/>
               <w:jc w:val="center"/>
             </w:pPr>
-            <w:hyperlink w:history="1" r:id="rIdiqcg5p46l2ergwcvdw-0w">
+            <w:hyperlink w:history="1" r:id="rId7hrkwpldnnxzqw_vlxwu6">
               <w:r>
                 <w:rPr>
                   <w:rFonts w:ascii="Arial" w:cs="Arial" w:eastAsia="Arial" w:hAnsi="Arial"/>
@@ -15968,7 +16025,7 @@
               <w:spacing w:after="0" w:line="240" w:lineRule="auto"/>
               <w:jc w:val="center"/>
             </w:pPr>
-            <w:hyperlink w:history="1" r:id="rIdsyraoksial0tzgheqojko">
+            <w:hyperlink w:history="1" r:id="rIdkk56y1dam3wwp7ndnyohm">
               <w:r>
                 <w:rPr>
                   <w:rFonts w:ascii="Arial" w:cs="Arial" w:eastAsia="Arial" w:hAnsi="Arial"/>
@@ -16314,7 +16371,7 @@
               <w:spacing w:after="0" w:line="240" w:lineRule="auto"/>
               <w:jc w:val="center"/>
             </w:pPr>
-            <w:hyperlink w:history="1" r:id="rIdt0alklair5cnpt0vrmw1z">
+            <w:hyperlink w:history="1" r:id="rIdmg6y20ed-ueyjlio_7jti">
               <w:r>
                 <w:rPr>
                   <w:rFonts w:ascii="Arial" w:cs="Arial" w:eastAsia="Arial" w:hAnsi="Arial"/>
@@ -16651,7 +16708,7 @@
               <w:spacing w:after="0" w:line="240" w:lineRule="auto"/>
               <w:jc w:val="center"/>
             </w:pPr>
-            <w:hyperlink w:history="1" r:id="rIdlxhngelsnpjelxacyel2w">
+            <w:hyperlink w:history="1" r:id="rId_mujqs3mpsx3hta0p6yy_">
               <w:r>
                 <w:rPr>
                   <w:rFonts w:ascii="Arial" w:cs="Arial" w:eastAsia="Arial" w:hAnsi="Arial"/>
@@ -16997,7 +17054,7 @@
               <w:spacing w:after="0" w:line="240" w:lineRule="auto"/>
               <w:jc w:val="center"/>
             </w:pPr>
-            <w:hyperlink w:history="1" r:id="rId5q0_lbaui-t2bfqd2psnh">
+            <w:hyperlink w:history="1" r:id="rId2xl5lyxtipmvnygcikvz6">
               <w:r>
                 <w:rPr>
                   <w:rFonts w:ascii="Arial" w:cs="Arial" w:eastAsia="Arial" w:hAnsi="Arial"/>
@@ -21120,7 +21177,7 @@
             <w:pPr>
               <w:spacing w:after="0" w:line="216" w:lineRule="auto"/>
             </w:pPr>
-            <w:hyperlink w:history="1" r:id="rIdlimhwcd2hpjws7rpd_brd">
+            <w:hyperlink w:history="1" r:id="rId0wswo1u6h3f3jlflxu06r">
               <w:r>
                 <w:rPr>
                   <w:rFonts w:ascii="Arial" w:cs="Arial" w:eastAsia="Arial" w:hAnsi="Arial"/>
@@ -21270,7 +21327,7 @@
             <w:pPr>
               <w:spacing w:after="0" w:line="216" w:lineRule="auto"/>
             </w:pPr>
-            <w:hyperlink w:history="1" r:id="rIdxgma_617e49is8vxgdaps">
+            <w:hyperlink w:history="1" r:id="rIdvqqef0o4a1lsvfxgt6jik">
               <w:r>
                 <w:rPr>
                   <w:rFonts w:ascii="Arial" w:cs="Arial" w:eastAsia="Arial" w:hAnsi="Arial"/>
@@ -21422,7 +21479,7 @@
             <w:pPr>
               <w:spacing w:after="0" w:line="216" w:lineRule="auto"/>
             </w:pPr>
-            <w:hyperlink w:history="1" r:id="rIdai1xllidtmszthilib2qd">
+            <w:hyperlink w:history="1" r:id="rId3vuptfpcpt0wxuqia6fwl">
               <w:r>
                 <w:rPr>
                   <w:rFonts w:ascii="Arial" w:cs="Arial" w:eastAsia="Arial" w:hAnsi="Arial"/>
@@ -21572,7 +21629,7 @@
             <w:pPr>
               <w:spacing w:after="0" w:line="216" w:lineRule="auto"/>
             </w:pPr>
-            <w:hyperlink w:history="1" r:id="rIdi1xatxqr3vtoez8k8frcf">
+            <w:hyperlink w:history="1" r:id="rIdttfyjgzobrc4wxqpqxd8o">
               <w:r>
                 <w:rPr>
                   <w:rFonts w:ascii="Arial" w:cs="Arial" w:eastAsia="Arial" w:hAnsi="Arial"/>
@@ -21724,7 +21781,7 @@
             <w:pPr>
               <w:spacing w:after="0" w:line="216" w:lineRule="auto"/>
             </w:pPr>
-            <w:hyperlink w:history="1" r:id="rIdwcwffujlsogqajmgsbdtk">
+            <w:hyperlink w:history="1" r:id="rId1gz9wdxnvuyouwbbjbtud">
               <w:r>
                 <w:rPr>
                   <w:rFonts w:ascii="Arial" w:cs="Arial" w:eastAsia="Arial" w:hAnsi="Arial"/>
@@ -21874,7 +21931,7 @@
             <w:pPr>
               <w:spacing w:after="0" w:line="216" w:lineRule="auto"/>
             </w:pPr>
-            <w:hyperlink w:history="1" r:id="rIdmcymq9ga62ju_pyvikn_n">
+            <w:hyperlink w:history="1" r:id="rIdwgrd9i3cvajlvvpgttdxq">
               <w:r>
                 <w:rPr>
                   <w:rFonts w:ascii="Arial" w:cs="Arial" w:eastAsia="Arial" w:hAnsi="Arial"/>
@@ -22635,7 +22692,7 @@
               <w:spacing w:after="0" w:line="240" w:lineRule="auto"/>
               <w:jc w:val="center"/>
             </w:pPr>
-            <w:hyperlink w:history="1" r:id="rIdeyra3dcim4qldhjqabfef">
+            <w:hyperlink w:history="1" r:id="rIdw3bw7jyhonppzymu9cejr">
               <w:r>
                 <w:rPr>
                   <w:rFonts w:ascii="Arial" w:cs="Arial" w:eastAsia="Arial" w:hAnsi="Arial"/>
@@ -22905,7 +22962,7 @@
               <w:spacing w:after="0" w:line="240" w:lineRule="auto"/>
               <w:jc w:val="center"/>
             </w:pPr>
-            <w:hyperlink w:history="1" r:id="rIdjnksndreqrq1vee-v6rjw">
+            <w:hyperlink w:history="1" r:id="rIdigtoi7bbndrdisncexdfy">
               <w:r>
                 <w:rPr>
                   <w:rFonts w:ascii="Arial" w:cs="Arial" w:eastAsia="Arial" w:hAnsi="Arial"/>
@@ -23168,7 +23225,7 @@
               <w:spacing w:after="0" w:line="240" w:lineRule="auto"/>
               <w:jc w:val="center"/>
             </w:pPr>
-            <w:hyperlink w:history="1" r:id="rId4dgc9r10frizkmbjykqjg">
+            <w:hyperlink w:history="1" r:id="rIdtmpzopmj7hchel0u2t1fb">
               <w:r>
                 <w:rPr>
                   <w:rFonts w:ascii="Arial" w:cs="Arial" w:eastAsia="Arial" w:hAnsi="Arial"/>
@@ -23438,7 +23495,7 @@
               <w:spacing w:after="0" w:line="240" w:lineRule="auto"/>
               <w:jc w:val="center"/>
             </w:pPr>
-            <w:hyperlink w:history="1" r:id="rIdu8x6w4kr3skechgu-puq9">
+            <w:hyperlink w:history="1" r:id="rId1nzjy_gfptwv_xxn-micm">
               <w:r>
                 <w:rPr>
                   <w:rFonts w:ascii="Arial" w:cs="Arial" w:eastAsia="Arial" w:hAnsi="Arial"/>
@@ -23701,7 +23758,7 @@
               <w:spacing w:after="0" w:line="240" w:lineRule="auto"/>
               <w:jc w:val="center"/>
             </w:pPr>
-            <w:hyperlink w:history="1" r:id="rIdeudzjcworbxr8wba1-hf3">
+            <w:hyperlink w:history="1" r:id="rId1r2qt__20csygfczoda1y">
               <w:r>
                 <w:rPr>
                   <w:rFonts w:ascii="Arial" w:cs="Arial" w:eastAsia="Arial" w:hAnsi="Arial"/>
@@ -23971,7 +24028,7 @@
               <w:spacing w:after="0" w:line="240" w:lineRule="auto"/>
               <w:jc w:val="center"/>
             </w:pPr>
-            <w:hyperlink w:history="1" r:id="rIdgh_ghccjz3jdlcvgd57jm">
+            <w:hyperlink w:history="1" r:id="rIdlaztgp7oyvyqo2k8itf7z">
               <w:r>
                 <w:rPr>
                   <w:rFonts w:ascii="Arial" w:cs="Arial" w:eastAsia="Arial" w:hAnsi="Arial"/>
@@ -24234,7 +24291,7 @@
               <w:spacing w:after="0" w:line="240" w:lineRule="auto"/>
               <w:jc w:val="center"/>
             </w:pPr>
-            <w:hyperlink w:history="1" r:id="rIdc5gnpxc37siz3ngffjtiw">
+            <w:hyperlink w:history="1" r:id="rIdaiasiojavvosf6rbpo-xi">
               <w:r>
                 <w:rPr>
                   <w:rFonts w:ascii="Arial" w:cs="Arial" w:eastAsia="Arial" w:hAnsi="Arial"/>
@@ -24504,7 +24561,7 @@
               <w:spacing w:after="0" w:line="240" w:lineRule="auto"/>
               <w:jc w:val="center"/>
             </w:pPr>
-            <w:hyperlink w:history="1" r:id="rIdxomff4wf1ybgtl2-l44sr">
+            <w:hyperlink w:history="1" r:id="rIdlezmg_y3idb7faxcddspb">
               <w:r>
                 <w:rPr>
                   <w:rFonts w:ascii="Arial" w:cs="Arial" w:eastAsia="Arial" w:hAnsi="Arial"/>
@@ -24767,7 +24824,7 @@
               <w:spacing w:after="0" w:line="240" w:lineRule="auto"/>
               <w:jc w:val="center"/>
             </w:pPr>
-            <w:hyperlink w:history="1" r:id="rIdaijaei2p4l-ejqdkbffz5">
+            <w:hyperlink w:history="1" r:id="rIddwzoeposfa7zpt0o6coyb">
               <w:r>
                 <w:rPr>
                   <w:rFonts w:ascii="Arial" w:cs="Arial" w:eastAsia="Arial" w:hAnsi="Arial"/>
@@ -25037,7 +25094,7 @@
               <w:spacing w:after="0" w:line="240" w:lineRule="auto"/>
               <w:jc w:val="center"/>
             </w:pPr>
-            <w:hyperlink w:history="1" r:id="rIdsdvernsqcai4kb4k3yeyr">
+            <w:hyperlink w:history="1" r:id="rIdm392cmvo4g6whfazsgxow">
               <w:r>
                 <w:rPr>
                   <w:rFonts w:ascii="Arial" w:cs="Arial" w:eastAsia="Arial" w:hAnsi="Arial"/>
@@ -25300,7 +25357,7 @@
               <w:spacing w:after="0" w:line="240" w:lineRule="auto"/>
               <w:jc w:val="center"/>
             </w:pPr>
-            <w:hyperlink w:history="1" r:id="rIdey9zputqw1vzqvnn1jziu">
+            <w:hyperlink w:history="1" r:id="rIdgucl_erschxp9pfxnbaic">
               <w:r>
                 <w:rPr>
                   <w:rFonts w:ascii="Arial" w:cs="Arial" w:eastAsia="Arial" w:hAnsi="Arial"/>
@@ -25570,7 +25627,7 @@
               <w:spacing w:after="0" w:line="240" w:lineRule="auto"/>
               <w:jc w:val="center"/>
             </w:pPr>
-            <w:hyperlink w:history="1" r:id="rIdje6wptkfx960svtnmcz8v">
+            <w:hyperlink w:history="1" r:id="rIdhuek5aujasswpuim0pgik">
               <w:r>
                 <w:rPr>
                   <w:rFonts w:ascii="Arial" w:cs="Arial" w:eastAsia="Arial" w:hAnsi="Arial"/>
@@ -25833,7 +25890,7 @@
               <w:spacing w:after="0" w:line="240" w:lineRule="auto"/>
               <w:jc w:val="center"/>
             </w:pPr>
-            <w:hyperlink w:history="1" r:id="rIdjoep-atitlao2whor0dth">
+            <w:hyperlink w:history="1" r:id="rIdnafb5a3z3qxrcjue0resl">
               <w:r>
                 <w:rPr>
                   <w:rFonts w:ascii="Arial" w:cs="Arial" w:eastAsia="Arial" w:hAnsi="Arial"/>
@@ -26103,7 +26160,7 @@
               <w:spacing w:after="0" w:line="240" w:lineRule="auto"/>
               <w:jc w:val="center"/>
             </w:pPr>
-            <w:hyperlink w:history="1" r:id="rIdjd4heijnizhftvwbwbsw6">
+            <w:hyperlink w:history="1" r:id="rIdbv4paqlzfb60ezqxmyiqv">
               <w:r>
                 <w:rPr>
                   <w:rFonts w:ascii="Arial" w:cs="Arial" w:eastAsia="Arial" w:hAnsi="Arial"/>
@@ -26284,6 +26341,4401 @@
           <w:szCs w:val="19"/>
         </w:rPr>
         <w:t xml:space="preserve">Дешевле по абсолютной цене — только апартаменты «Софийского»: 102,4 м² с мебелью Minotti за 180,0 млн ₽ и 75,3 м² с новой дизайнерской отделкой за 155,0 млн ₽. Разрыв в 100–125 млн ₽ объясняется статусом.</w:t>
+      </w:r>
+    </w:p>
+    <w:p>
+      <w:pPr>
+        <w:keepNext/>
+        <w:keepLines/>
+        <w:pBdr>
+          <w:bottom w:val="single" w:color="A9762F" w:sz="10" w:space="8"/>
+        </w:pBdr>
+        <w:spacing w:after="160"/>
+      </w:pPr>
+      <w:r>
+        <w:rPr>
+          <w:rFonts w:ascii="Georgia" w:cs="Georgia" w:eastAsia="Georgia" w:hAnsi="Georgia"/>
+          <w:b/>
+          <w:bCs/>
+          <w:i w:val="false"/>
+          <w:iCs w:val="false"/>
+          <w:color w:val="1F2A44"/>
+          <w:sz w:val="36"/>
+          <w:szCs w:val="36"/>
+        </w:rPr>
+        <w:t xml:space="preserve">Ниша, в которой продаётся квартира</w:t>
+      </w:r>
+    </w:p>
+    <w:p>
+      <w:pPr>
+        <w:spacing w:after="170" w:line="258" w:lineRule="auto"/>
+        <w:ind w:right="1560"/>
+      </w:pPr>
+      <w:r>
+        <w:rPr>
+          <w:rFonts w:ascii="Arial" w:cs="Arial" w:eastAsia="Arial" w:hAnsi="Arial"/>
+          <w:b w:val="false"/>
+          <w:bCs w:val="false"/>
+          <w:i w:val="false"/>
+          <w:iCs w:val="false"/>
+          <w:color w:val="2A2E38"/>
+          <w:sz w:val="19"/>
+          <w:szCs w:val="19"/>
+        </w:rPr>
+        <w:t xml:space="preserve">Всё предыдущее сравнение — про Софийскую набережную и Балчуг. Но покупатель такой квартиры не привязан к набережной: он ищет по параметрам. Фильтр Циан на 31.07.2026 — дом от 2017 года, квартиры (не апартаменты), площадь до 110 м², дизайнерский ремонт, внутри Садового кольца — даёт на всю Москву 12 объявлений.</w:t>
+      </w:r>
+    </w:p>
+    <w:tbl>
+      <w:tblPr>
+        <w:tblW w:type="dxa" w:w="9638"/>
+        <w:tblBorders>
+          <w:top w:val="single" w:color="auto" w:sz="4"/>
+          <w:left w:val="single" w:color="auto" w:sz="4"/>
+          <w:bottom w:val="single" w:color="auto" w:sz="4"/>
+          <w:right w:val="single" w:color="auto" w:sz="4"/>
+          <w:insideH w:val="single" w:color="auto" w:sz="4"/>
+          <w:insideV w:val="single" w:color="auto" w:sz="4"/>
+        </w:tblBorders>
+      </w:tblPr>
+      <w:tblGrid>
+        <w:gridCol w:w="2409"/>
+        <w:gridCol w:w="2409"/>
+        <w:gridCol w:w="2409"/>
+        <w:gridCol w:w="2411"/>
+      </w:tblGrid>
+      <w:tr>
+        <w:trPr>
+          <w:cantSplit/>
+        </w:trPr>
+        <w:tc>
+          <w:tcPr>
+            <w:tcW w:type="dxa" w:w="2409"/>
+            <w:tcBorders>
+              <w:top w:val="single" w:color="A9762F" w:sz="18"/>
+              <w:left w:val="single" w:color="FCFCFB" w:sz="26"/>
+              <w:bottom w:val="none" w:color="auto" w:sz="0"/>
+              <w:right w:val="single" w:color="FCFCFB" w:sz="26"/>
+            </w:tcBorders>
+            <w:shd w:fill="F5F2ED" w:color="auto" w:val="clear"/>
+            <w:tcMar>
+              <w:top w:type="dxa" w:w="118"/>
+              <w:left w:type="dxa" w:w="170"/>
+              <w:bottom w:type="dxa" w:w="118"/>
+              <w:right w:type="dxa" w:w="110"/>
+            </w:tcMar>
+            <w:vAlign w:val="center"/>
+          </w:tcPr>
+          <w:p>
+            <w:pPr>
+              <w:spacing w:after="40" w:line="240" w:lineRule="auto"/>
+            </w:pPr>
+            <w:r>
+              <w:rPr>
+                <w:rFonts w:ascii="Georgia" w:cs="Georgia" w:eastAsia="Georgia" w:hAnsi="Georgia"/>
+                <w:b/>
+                <w:bCs/>
+                <w:i w:val="false"/>
+                <w:iCs w:val="false"/>
+                <w:color w:val="1F2A44"/>
+                <w:sz w:val="27"/>
+                <w:szCs w:val="27"/>
+              </w:rPr>
+              <w:t xml:space="preserve">10 квартир</w:t>
+            </w:r>
+          </w:p>
+          <w:p>
+            <w:pPr>
+              <w:spacing w:after="0" w:line="200" w:lineRule="auto"/>
+            </w:pPr>
+            <w:r>
+              <w:rPr>
+                <w:rFonts w:ascii="Arial" w:cs="Arial" w:eastAsia="Arial" w:hAnsi="Arial"/>
+                <w:b w:val="false"/>
+                <w:bCs w:val="false"/>
+                <w:i w:val="false"/>
+                <w:iCs w:val="false"/>
+                <w:caps/>
+                <w:color w:val="70788A"/>
+                <w:spacing w:val="24"/>
+                <w:sz w:val="13"/>
+                <w:szCs w:val="13"/>
+              </w:rPr>
+              <w:t xml:space="preserve">Вся ниша внутри Садового</w:t>
+            </w:r>
+          </w:p>
+        </w:tc>
+        <w:tc>
+          <w:tcPr>
+            <w:tcW w:type="dxa" w:w="2409"/>
+            <w:tcBorders>
+              <w:top w:val="single" w:color="A9762F" w:sz="18"/>
+              <w:left w:val="single" w:color="FCFCFB" w:sz="26"/>
+              <w:bottom w:val="none" w:color="auto" w:sz="0"/>
+              <w:right w:val="single" w:color="FCFCFB" w:sz="26"/>
+            </w:tcBorders>
+            <w:shd w:fill="F5F2ED" w:color="auto" w:val="clear"/>
+            <w:tcMar>
+              <w:top w:type="dxa" w:w="118"/>
+              <w:left w:type="dxa" w:w="170"/>
+              <w:bottom w:type="dxa" w:w="118"/>
+              <w:right w:type="dxa" w:w="110"/>
+            </w:tcMar>
+            <w:vAlign w:val="center"/>
+          </w:tcPr>
+          <w:p>
+            <w:pPr>
+              <w:spacing w:after="40" w:line="240" w:lineRule="auto"/>
+            </w:pPr>
+            <w:r>
+              <w:rPr>
+                <w:rFonts w:ascii="Georgia" w:cs="Georgia" w:eastAsia="Georgia" w:hAnsi="Georgia"/>
+                <w:b/>
+                <w:bCs/>
+                <w:i w:val="false"/>
+                <w:iCs w:val="false"/>
+                <w:color w:val="1F2A44"/>
+                <w:sz w:val="27"/>
+                <w:szCs w:val="27"/>
+              </w:rPr>
+              <w:t xml:space="preserve">3-й из 11</w:t>
+            </w:r>
+          </w:p>
+          <w:p>
+            <w:pPr>
+              <w:spacing w:after="0" w:line="200" w:lineRule="auto"/>
+            </w:pPr>
+            <w:r>
+              <w:rPr>
+                <w:rFonts w:ascii="Arial" w:cs="Arial" w:eastAsia="Arial" w:hAnsi="Arial"/>
+                <w:b w:val="false"/>
+                <w:bCs w:val="false"/>
+                <w:i w:val="false"/>
+                <w:iCs w:val="false"/>
+                <w:caps/>
+                <w:color w:val="70788A"/>
+                <w:spacing w:val="24"/>
+                <w:sz w:val="13"/>
+                <w:szCs w:val="13"/>
+              </w:rPr>
+              <w:t xml:space="preserve">Наше место по метру</w:t>
+            </w:r>
+          </w:p>
+        </w:tc>
+        <w:tc>
+          <w:tcPr>
+            <w:tcW w:type="dxa" w:w="2409"/>
+            <w:tcBorders>
+              <w:top w:val="single" w:color="A9762F" w:sz="18"/>
+              <w:left w:val="single" w:color="FCFCFB" w:sz="26"/>
+              <w:bottom w:val="none" w:color="auto" w:sz="0"/>
+              <w:right w:val="single" w:color="FCFCFB" w:sz="26"/>
+            </w:tcBorders>
+            <w:shd w:fill="F5F2ED" w:color="auto" w:val="clear"/>
+            <w:tcMar>
+              <w:top w:type="dxa" w:w="118"/>
+              <w:left w:type="dxa" w:w="170"/>
+              <w:bottom w:type="dxa" w:w="118"/>
+              <w:right w:type="dxa" w:w="110"/>
+            </w:tcMar>
+            <w:vAlign w:val="center"/>
+          </w:tcPr>
+          <w:p>
+            <w:pPr>
+              <w:spacing w:after="40" w:line="240" w:lineRule="auto"/>
+            </w:pPr>
+            <w:r>
+              <w:rPr>
+                <w:rFonts w:ascii="Georgia" w:cs="Georgia" w:eastAsia="Georgia" w:hAnsi="Georgia"/>
+                <w:b/>
+                <w:bCs/>
+                <w:i w:val="false"/>
+                <w:iCs w:val="false"/>
+                <w:color w:val="1F2A44"/>
+                <w:sz w:val="27"/>
+                <w:szCs w:val="27"/>
+              </w:rPr>
+              <w:t xml:space="preserve">3,6 ×</w:t>
+            </w:r>
+          </w:p>
+          <w:p>
+            <w:pPr>
+              <w:spacing w:after="0" w:line="200" w:lineRule="auto"/>
+            </w:pPr>
+            <w:r>
+              <w:rPr>
+                <w:rFonts w:ascii="Arial" w:cs="Arial" w:eastAsia="Arial" w:hAnsi="Arial"/>
+                <w:b w:val="false"/>
+                <w:bCs w:val="false"/>
+                <w:i w:val="false"/>
+                <w:iCs w:val="false"/>
+                <w:caps/>
+                <w:color w:val="70788A"/>
+                <w:spacing w:val="24"/>
+                <w:sz w:val="13"/>
+                <w:szCs w:val="13"/>
+              </w:rPr>
+              <w:t xml:space="preserve">Разброс цены метра</w:t>
+            </w:r>
+          </w:p>
+        </w:tc>
+        <w:tc>
+          <w:tcPr>
+            <w:tcW w:type="dxa" w:w="2411"/>
+            <w:tcBorders>
+              <w:top w:val="single" w:color="B3282D" w:sz="18"/>
+              <w:left w:val="single" w:color="FCFCFB" w:sz="26"/>
+              <w:bottom w:val="none" w:color="auto" w:sz="0"/>
+              <w:right w:val="single" w:color="FCFCFB" w:sz="26"/>
+            </w:tcBorders>
+            <w:shd w:fill="F7EEEE" w:color="auto" w:val="clear"/>
+            <w:tcMar>
+              <w:top w:type="dxa" w:w="118"/>
+              <w:left w:type="dxa" w:w="170"/>
+              <w:bottom w:type="dxa" w:w="118"/>
+              <w:right w:type="dxa" w:w="110"/>
+            </w:tcMar>
+            <w:vAlign w:val="center"/>
+          </w:tcPr>
+          <w:p>
+            <w:pPr>
+              <w:spacing w:after="40" w:line="240" w:lineRule="auto"/>
+            </w:pPr>
+            <w:r>
+              <w:rPr>
+                <w:rFonts w:ascii="Georgia" w:cs="Georgia" w:eastAsia="Georgia" w:hAnsi="Georgia"/>
+                <w:b/>
+                <w:bCs/>
+                <w:i w:val="false"/>
+                <w:iCs w:val="false"/>
+                <w:color w:val="B3282D"/>
+                <w:sz w:val="27"/>
+                <w:szCs w:val="27"/>
+              </w:rPr>
+              <w:t xml:space="preserve">2 из 11</w:t>
+            </w:r>
+          </w:p>
+          <w:p>
+            <w:pPr>
+              <w:spacing w:after="0" w:line="200" w:lineRule="auto"/>
+            </w:pPr>
+            <w:r>
+              <w:rPr>
+                <w:rFonts w:ascii="Arial" w:cs="Arial" w:eastAsia="Arial" w:hAnsi="Arial"/>
+                <w:b w:val="false"/>
+                <w:bCs w:val="false"/>
+                <w:i w:val="false"/>
+                <w:iCs w:val="false"/>
+                <w:caps/>
+                <w:color w:val="70788A"/>
+                <w:spacing w:val="24"/>
+                <w:sz w:val="13"/>
+                <w:szCs w:val="13"/>
+              </w:rPr>
+              <w:t xml:space="preserve">На Балчуге и Софийской</w:t>
+            </w:r>
+          </w:p>
+        </w:tc>
+      </w:tr>
+    </w:tbl>
+    <w:p>
+      <w:pPr>
+        <w:spacing w:after="50"/>
+      </w:pPr>
+      <w:r>
+        <w:rPr>
+          <w:rFonts w:ascii="Arial" w:cs="Arial" w:eastAsia="Arial" w:hAnsi="Arial"/>
+          <w:b w:val="false"/>
+          <w:bCs w:val="false"/>
+          <w:i w:val="false"/>
+          <w:iCs w:val="false"/>
+          <w:color w:val="2A2E38"/>
+          <w:sz w:val="19"/>
+          <w:szCs w:val="19"/>
+        </w:rPr>
+        <w:t xml:space="preserve"/>
+      </w:r>
+    </w:p>
+    <w:tbl>
+      <w:tblPr>
+        <w:tblW w:type="dxa" w:w="9638"/>
+        <w:tblBorders>
+          <w:top w:val="single" w:color="auto" w:sz="4"/>
+          <w:left w:val="single" w:color="auto" w:sz="4"/>
+          <w:bottom w:val="single" w:color="auto" w:sz="4"/>
+          <w:right w:val="single" w:color="auto" w:sz="4"/>
+          <w:insideH w:val="single" w:color="auto" w:sz="4"/>
+          <w:insideV w:val="single" w:color="auto" w:sz="4"/>
+        </w:tblBorders>
+      </w:tblPr>
+      <w:tblGrid>
+        <w:gridCol w:w="2500"/>
+        <w:gridCol w:w="1550"/>
+        <w:gridCol w:w="1050"/>
+        <w:gridCol w:w="600"/>
+        <w:gridCol w:w="600"/>
+        <w:gridCol w:w="1000"/>
+        <w:gridCol w:w="1300"/>
+        <w:gridCol w:w="1038"/>
+      </w:tblGrid>
+      <w:tr>
+        <w:trPr>
+          <w:tblHeader/>
+        </w:trPr>
+        <w:tc>
+          <w:tcPr>
+            <w:tcW w:type="dxa" w:w="2500"/>
+            <w:tcBorders>
+              <w:top w:val="single" w:color="1F2A44" w:sz="4"/>
+              <w:left w:val="none" w:color="auto" w:sz="0"/>
+              <w:bottom w:val="single" w:color="D9D4CB" w:sz="4"/>
+              <w:right w:val="none" w:color="auto" w:sz="0"/>
+            </w:tcBorders>
+            <w:shd w:fill="1F2A44" w:color="auto" w:val="clear"/>
+            <w:tcMar>
+              <w:top w:type="dxa" w:w="52"/>
+              <w:left w:type="dxa" w:w="100"/>
+              <w:bottom w:type="dxa" w:w="52"/>
+              <w:right w:type="dxa" w:w="100"/>
+            </w:tcMar>
+            <w:vAlign w:val="center"/>
+          </w:tcPr>
+          <w:p>
+            <w:pPr>
+              <w:spacing w:after="0" w:line="240" w:lineRule="auto"/>
+              <w:jc w:val="left"/>
+            </w:pPr>
+            <w:r>
+              <w:rPr>
+                <w:rFonts w:ascii="Arial" w:cs="Arial" w:eastAsia="Arial" w:hAnsi="Arial"/>
+                <w:b/>
+                <w:bCs/>
+                <w:i w:val="false"/>
+                <w:iCs w:val="false"/>
+                <w:color w:val="FFFFFF"/>
+                <w:sz w:val="16"/>
+                <w:szCs w:val="16"/>
+              </w:rPr>
+              <w:t xml:space="preserve">Дом</w:t>
+            </w:r>
+          </w:p>
+        </w:tc>
+        <w:tc>
+          <w:tcPr>
+            <w:tcW w:type="dxa" w:w="1550"/>
+            <w:tcBorders>
+              <w:top w:val="single" w:color="1F2A44" w:sz="4"/>
+              <w:left w:val="none" w:color="auto" w:sz="0"/>
+              <w:bottom w:val="single" w:color="D9D4CB" w:sz="4"/>
+              <w:right w:val="none" w:color="auto" w:sz="0"/>
+            </w:tcBorders>
+            <w:shd w:fill="1F2A44" w:color="auto" w:val="clear"/>
+            <w:tcMar>
+              <w:top w:type="dxa" w:w="52"/>
+              <w:left w:type="dxa" w:w="100"/>
+              <w:bottom w:type="dxa" w:w="52"/>
+              <w:right w:type="dxa" w:w="100"/>
+            </w:tcMar>
+            <w:vAlign w:val="center"/>
+          </w:tcPr>
+          <w:p>
+            <w:pPr>
+              <w:spacing w:after="0" w:line="240" w:lineRule="auto"/>
+              <w:jc w:val="center"/>
+            </w:pPr>
+            <w:r>
+              <w:rPr>
+                <w:rFonts w:ascii="Arial" w:cs="Arial" w:eastAsia="Arial" w:hAnsi="Arial"/>
+                <w:b/>
+                <w:bCs/>
+                <w:i w:val="false"/>
+                <w:iCs w:val="false"/>
+                <w:color w:val="FFFFFF"/>
+                <w:sz w:val="16"/>
+                <w:szCs w:val="16"/>
+              </w:rPr>
+              <w:t xml:space="preserve">Метро</w:t>
+            </w:r>
+          </w:p>
+        </w:tc>
+        <w:tc>
+          <w:tcPr>
+            <w:tcW w:type="dxa" w:w="1050"/>
+            <w:tcBorders>
+              <w:top w:val="single" w:color="1F2A44" w:sz="4"/>
+              <w:left w:val="none" w:color="auto" w:sz="0"/>
+              <w:bottom w:val="single" w:color="D9D4CB" w:sz="4"/>
+              <w:right w:val="none" w:color="auto" w:sz="0"/>
+            </w:tcBorders>
+            <w:shd w:fill="1F2A44" w:color="auto" w:val="clear"/>
+            <w:tcMar>
+              <w:top w:type="dxa" w:w="52"/>
+              <w:left w:type="dxa" w:w="100"/>
+              <w:bottom w:type="dxa" w:w="52"/>
+              <w:right w:type="dxa" w:w="100"/>
+            </w:tcMar>
+            <w:vAlign w:val="center"/>
+          </w:tcPr>
+          <w:p>
+            <w:pPr>
+              <w:spacing w:after="0" w:line="240" w:lineRule="auto"/>
+              <w:jc w:val="center"/>
+            </w:pPr>
+            <w:r>
+              <w:rPr>
+                <w:rFonts w:ascii="Arial" w:cs="Arial" w:eastAsia="Arial" w:hAnsi="Arial"/>
+                <w:b/>
+                <w:bCs/>
+                <w:i w:val="false"/>
+                <w:iCs w:val="false"/>
+                <w:color w:val="FFFFFF"/>
+                <w:sz w:val="16"/>
+                <w:szCs w:val="16"/>
+              </w:rPr>
+              <w:t xml:space="preserve">Площадь,
+м²</w:t>
+            </w:r>
+          </w:p>
+        </w:tc>
+        <w:tc>
+          <w:tcPr>
+            <w:tcW w:type="dxa" w:w="600"/>
+            <w:tcBorders>
+              <w:top w:val="single" w:color="1F2A44" w:sz="4"/>
+              <w:left w:val="none" w:color="auto" w:sz="0"/>
+              <w:bottom w:val="single" w:color="D9D4CB" w:sz="4"/>
+              <w:right w:val="none" w:color="auto" w:sz="0"/>
+            </w:tcBorders>
+            <w:shd w:fill="1F2A44" w:color="auto" w:val="clear"/>
+            <w:tcMar>
+              <w:top w:type="dxa" w:w="52"/>
+              <w:left w:type="dxa" w:w="100"/>
+              <w:bottom w:type="dxa" w:w="52"/>
+              <w:right w:type="dxa" w:w="100"/>
+            </w:tcMar>
+            <w:vAlign w:val="center"/>
+          </w:tcPr>
+          <w:p>
+            <w:pPr>
+              <w:spacing w:after="0" w:line="240" w:lineRule="auto"/>
+              <w:jc w:val="center"/>
+            </w:pPr>
+            <w:r>
+              <w:rPr>
+                <w:rFonts w:ascii="Arial" w:cs="Arial" w:eastAsia="Arial" w:hAnsi="Arial"/>
+                <w:b/>
+                <w:bCs/>
+                <w:i w:val="false"/>
+                <w:iCs w:val="false"/>
+                <w:color w:val="FFFFFF"/>
+                <w:sz w:val="16"/>
+                <w:szCs w:val="16"/>
+              </w:rPr>
+              <w:t xml:space="preserve">Этаж</w:t>
+            </w:r>
+          </w:p>
+        </w:tc>
+        <w:tc>
+          <w:tcPr>
+            <w:tcW w:type="dxa" w:w="600"/>
+            <w:tcBorders>
+              <w:top w:val="single" w:color="1F2A44" w:sz="4"/>
+              <w:left w:val="none" w:color="auto" w:sz="0"/>
+              <w:bottom w:val="single" w:color="D9D4CB" w:sz="4"/>
+              <w:right w:val="none" w:color="auto" w:sz="0"/>
+            </w:tcBorders>
+            <w:shd w:fill="1F2A44" w:color="auto" w:val="clear"/>
+            <w:tcMar>
+              <w:top w:type="dxa" w:w="52"/>
+              <w:left w:type="dxa" w:w="100"/>
+              <w:bottom w:type="dxa" w:w="52"/>
+              <w:right w:type="dxa" w:w="100"/>
+            </w:tcMar>
+            <w:vAlign w:val="center"/>
+          </w:tcPr>
+          <w:p>
+            <w:pPr>
+              <w:spacing w:after="0" w:line="240" w:lineRule="auto"/>
+              <w:jc w:val="center"/>
+            </w:pPr>
+            <w:r>
+              <w:rPr>
+                <w:rFonts w:ascii="Arial" w:cs="Arial" w:eastAsia="Arial" w:hAnsi="Arial"/>
+                <w:b/>
+                <w:bCs/>
+                <w:i w:val="false"/>
+                <w:iCs w:val="false"/>
+                <w:color w:val="FFFFFF"/>
+                <w:sz w:val="16"/>
+                <w:szCs w:val="16"/>
+              </w:rPr>
+              <w:t xml:space="preserve">Год</w:t>
+            </w:r>
+          </w:p>
+        </w:tc>
+        <w:tc>
+          <w:tcPr>
+            <w:tcW w:type="dxa" w:w="1000"/>
+            <w:tcBorders>
+              <w:top w:val="single" w:color="1F2A44" w:sz="4"/>
+              <w:left w:val="none" w:color="auto" w:sz="0"/>
+              <w:bottom w:val="single" w:color="D9D4CB" w:sz="4"/>
+              <w:right w:val="none" w:color="auto" w:sz="0"/>
+            </w:tcBorders>
+            <w:shd w:fill="1F2A44" w:color="auto" w:val="clear"/>
+            <w:tcMar>
+              <w:top w:type="dxa" w:w="52"/>
+              <w:left w:type="dxa" w:w="100"/>
+              <w:bottom w:type="dxa" w:w="52"/>
+              <w:right w:type="dxa" w:w="100"/>
+            </w:tcMar>
+            <w:vAlign w:val="center"/>
+          </w:tcPr>
+          <w:p>
+            <w:pPr>
+              <w:spacing w:after="0" w:line="240" w:lineRule="auto"/>
+              <w:jc w:val="center"/>
+            </w:pPr>
+            <w:r>
+              <w:rPr>
+                <w:rFonts w:ascii="Arial" w:cs="Arial" w:eastAsia="Arial" w:hAnsi="Arial"/>
+                <w:b/>
+                <w:bCs/>
+                <w:i w:val="false"/>
+                <w:iCs w:val="false"/>
+                <w:color w:val="FFFFFF"/>
+                <w:sz w:val="16"/>
+                <w:szCs w:val="16"/>
+              </w:rPr>
+              <w:t xml:space="preserve">Цена,
+млн ₽</w:t>
+            </w:r>
+          </w:p>
+        </w:tc>
+        <w:tc>
+          <w:tcPr>
+            <w:tcW w:type="dxa" w:w="1300"/>
+            <w:tcBorders>
+              <w:top w:val="single" w:color="1F2A44" w:sz="4"/>
+              <w:left w:val="none" w:color="auto" w:sz="0"/>
+              <w:bottom w:val="single" w:color="D9D4CB" w:sz="4"/>
+              <w:right w:val="none" w:color="auto" w:sz="0"/>
+            </w:tcBorders>
+            <w:shd w:fill="1F2A44" w:color="auto" w:val="clear"/>
+            <w:tcMar>
+              <w:top w:type="dxa" w:w="52"/>
+              <w:left w:type="dxa" w:w="100"/>
+              <w:bottom w:type="dxa" w:w="52"/>
+              <w:right w:type="dxa" w:w="100"/>
+            </w:tcMar>
+            <w:vAlign w:val="center"/>
+          </w:tcPr>
+          <w:p>
+            <w:pPr>
+              <w:spacing w:after="0" w:line="240" w:lineRule="auto"/>
+              <w:jc w:val="center"/>
+            </w:pPr>
+            <w:r>
+              <w:rPr>
+                <w:rFonts w:ascii="Arial" w:cs="Arial" w:eastAsia="Arial" w:hAnsi="Arial"/>
+                <w:b/>
+                <w:bCs/>
+                <w:i w:val="false"/>
+                <w:iCs w:val="false"/>
+                <w:color w:val="FFFFFF"/>
+                <w:sz w:val="16"/>
+                <w:szCs w:val="16"/>
+              </w:rPr>
+              <w:t xml:space="preserve">Цена за м², ₽</w:t>
+            </w:r>
+          </w:p>
+        </w:tc>
+        <w:tc>
+          <w:tcPr>
+            <w:tcW w:type="dxa" w:w="1038"/>
+            <w:tcBorders>
+              <w:top w:val="single" w:color="1F2A44" w:sz="4"/>
+              <w:left w:val="none" w:color="auto" w:sz="0"/>
+              <w:bottom w:val="single" w:color="D9D4CB" w:sz="4"/>
+              <w:right w:val="none" w:color="auto" w:sz="0"/>
+            </w:tcBorders>
+            <w:shd w:fill="1F2A44" w:color="auto" w:val="clear"/>
+            <w:tcMar>
+              <w:top w:type="dxa" w:w="52"/>
+              <w:left w:type="dxa" w:w="100"/>
+              <w:bottom w:type="dxa" w:w="52"/>
+              <w:right w:type="dxa" w:w="100"/>
+            </w:tcMar>
+            <w:vAlign w:val="center"/>
+          </w:tcPr>
+          <w:p>
+            <w:pPr>
+              <w:spacing w:after="0" w:line="240" w:lineRule="auto"/>
+              <w:jc w:val="center"/>
+            </w:pPr>
+            <w:r>
+              <w:rPr>
+                <w:rFonts w:ascii="Arial" w:cs="Arial" w:eastAsia="Arial" w:hAnsi="Arial"/>
+                <w:b/>
+                <w:bCs/>
+                <w:i w:val="false"/>
+                <w:iCs w:val="false"/>
+                <w:color w:val="FFFFFF"/>
+                <w:sz w:val="16"/>
+                <w:szCs w:val="16"/>
+              </w:rPr>
+              <w:t xml:space="preserve">Ссылка</w:t>
+            </w:r>
+          </w:p>
+        </w:tc>
+      </w:tr>
+      <w:tr>
+        <w:tc>
+          <w:tcPr>
+            <w:tcW w:type="dxa" w:w="2500"/>
+            <w:tcBorders>
+              <w:top w:val="single" w:color="D9D4CB" w:sz="4"/>
+              <w:left w:val="none" w:color="auto" w:sz="0"/>
+              <w:bottom w:val="single" w:color="D9D4CB" w:sz="4"/>
+              <w:right w:val="none" w:color="auto" w:sz="0"/>
+            </w:tcBorders>
+            <w:tcMar>
+              <w:top w:type="dxa" w:w="52"/>
+              <w:left w:type="dxa" w:w="100"/>
+              <w:bottom w:type="dxa" w:w="52"/>
+              <w:right w:type="dxa" w:w="100"/>
+            </w:tcMar>
+            <w:vAlign w:val="center"/>
+          </w:tcPr>
+          <w:p>
+            <w:pPr>
+              <w:spacing w:after="0" w:line="240" w:lineRule="auto"/>
+              <w:jc w:val="left"/>
+            </w:pPr>
+            <w:r>
+              <w:rPr>
+                <w:rFonts w:ascii="Arial" w:cs="Arial" w:eastAsia="Arial" w:hAnsi="Arial"/>
+                <w:b/>
+                <w:bCs/>
+                <w:i w:val="false"/>
+                <w:iCs w:val="false"/>
+                <w:color w:val="2A2E38"/>
+                <w:sz w:val="17"/>
+                <w:szCs w:val="17"/>
+              </w:rPr>
+              <w:t xml:space="preserve">Клубный дом «Ордынский», Ордынский туп., 4А</w:t>
+            </w:r>
+          </w:p>
+        </w:tc>
+        <w:tc>
+          <w:tcPr>
+            <w:tcW w:type="dxa" w:w="1550"/>
+            <w:tcBorders>
+              <w:top w:val="single" w:color="D9D4CB" w:sz="4"/>
+              <w:left w:val="none" w:color="auto" w:sz="0"/>
+              <w:bottom w:val="single" w:color="D9D4CB" w:sz="4"/>
+              <w:right w:val="none" w:color="auto" w:sz="0"/>
+            </w:tcBorders>
+            <w:tcMar>
+              <w:top w:type="dxa" w:w="52"/>
+              <w:left w:type="dxa" w:w="100"/>
+              <w:bottom w:type="dxa" w:w="52"/>
+              <w:right w:type="dxa" w:w="100"/>
+            </w:tcMar>
+            <w:vAlign w:val="center"/>
+          </w:tcPr>
+          <w:p>
+            <w:pPr>
+              <w:spacing w:after="0" w:line="240" w:lineRule="auto"/>
+              <w:jc w:val="center"/>
+            </w:pPr>
+            <w:r>
+              <w:rPr>
+                <w:rFonts w:ascii="Arial" w:cs="Arial" w:eastAsia="Arial" w:hAnsi="Arial"/>
+                <w:b w:val="false"/>
+                <w:bCs w:val="false"/>
+                <w:i w:val="false"/>
+                <w:iCs w:val="false"/>
+                <w:color w:val="2A2E38"/>
+                <w:sz w:val="17"/>
+                <w:szCs w:val="17"/>
+              </w:rPr>
+              <w:t xml:space="preserve">Третьяковская, 4 мин</w:t>
+            </w:r>
+          </w:p>
+        </w:tc>
+        <w:tc>
+          <w:tcPr>
+            <w:tcW w:type="dxa" w:w="1050"/>
+            <w:tcBorders>
+              <w:top w:val="single" w:color="D9D4CB" w:sz="4"/>
+              <w:left w:val="none" w:color="auto" w:sz="0"/>
+              <w:bottom w:val="single" w:color="D9D4CB" w:sz="4"/>
+              <w:right w:val="none" w:color="auto" w:sz="0"/>
+            </w:tcBorders>
+            <w:tcMar>
+              <w:top w:type="dxa" w:w="52"/>
+              <w:left w:type="dxa" w:w="100"/>
+              <w:bottom w:type="dxa" w:w="52"/>
+              <w:right w:type="dxa" w:w="100"/>
+            </w:tcMar>
+            <w:vAlign w:val="center"/>
+          </w:tcPr>
+          <w:p>
+            <w:pPr>
+              <w:spacing w:after="0" w:line="240" w:lineRule="auto"/>
+              <w:jc w:val="center"/>
+            </w:pPr>
+            <w:r>
+              <w:rPr>
+                <w:rFonts w:ascii="Arial" w:cs="Arial" w:eastAsia="Arial" w:hAnsi="Arial"/>
+                <w:b w:val="false"/>
+                <w:bCs w:val="false"/>
+                <w:i w:val="false"/>
+                <w:iCs w:val="false"/>
+                <w:color w:val="2A2E38"/>
+                <w:sz w:val="17"/>
+                <w:szCs w:val="17"/>
+              </w:rPr>
+              <w:t xml:space="preserve">85,0</w:t>
+            </w:r>
+          </w:p>
+        </w:tc>
+        <w:tc>
+          <w:tcPr>
+            <w:tcW w:type="dxa" w:w="600"/>
+            <w:tcBorders>
+              <w:top w:val="single" w:color="D9D4CB" w:sz="4"/>
+              <w:left w:val="none" w:color="auto" w:sz="0"/>
+              <w:bottom w:val="single" w:color="D9D4CB" w:sz="4"/>
+              <w:right w:val="none" w:color="auto" w:sz="0"/>
+            </w:tcBorders>
+            <w:tcMar>
+              <w:top w:type="dxa" w:w="52"/>
+              <w:left w:type="dxa" w:w="100"/>
+              <w:bottom w:type="dxa" w:w="52"/>
+              <w:right w:type="dxa" w:w="100"/>
+            </w:tcMar>
+            <w:vAlign w:val="center"/>
+          </w:tcPr>
+          <w:p>
+            <w:pPr>
+              <w:spacing w:after="0" w:line="240" w:lineRule="auto"/>
+              <w:jc w:val="center"/>
+            </w:pPr>
+            <w:r>
+              <w:rPr>
+                <w:rFonts w:ascii="Arial" w:cs="Arial" w:eastAsia="Arial" w:hAnsi="Arial"/>
+                <w:b w:val="false"/>
+                <w:bCs w:val="false"/>
+                <w:i w:val="false"/>
+                <w:iCs w:val="false"/>
+                <w:color w:val="2A2E38"/>
+                <w:sz w:val="17"/>
+                <w:szCs w:val="17"/>
+              </w:rPr>
+              <w:t xml:space="preserve">2</w:t>
+            </w:r>
+          </w:p>
+        </w:tc>
+        <w:tc>
+          <w:tcPr>
+            <w:tcW w:type="dxa" w:w="600"/>
+            <w:tcBorders>
+              <w:top w:val="single" w:color="D9D4CB" w:sz="4"/>
+              <w:left w:val="none" w:color="auto" w:sz="0"/>
+              <w:bottom w:val="single" w:color="D9D4CB" w:sz="4"/>
+              <w:right w:val="none" w:color="auto" w:sz="0"/>
+            </w:tcBorders>
+            <w:tcMar>
+              <w:top w:type="dxa" w:w="52"/>
+              <w:left w:type="dxa" w:w="100"/>
+              <w:bottom w:type="dxa" w:w="52"/>
+              <w:right w:type="dxa" w:w="100"/>
+            </w:tcMar>
+            <w:vAlign w:val="center"/>
+          </w:tcPr>
+          <w:p>
+            <w:pPr>
+              <w:spacing w:after="0" w:line="240" w:lineRule="auto"/>
+              <w:jc w:val="center"/>
+            </w:pPr>
+            <w:r>
+              <w:rPr>
+                <w:rFonts w:ascii="Arial" w:cs="Arial" w:eastAsia="Arial" w:hAnsi="Arial"/>
+                <w:b w:val="false"/>
+                <w:bCs w:val="false"/>
+                <w:i w:val="false"/>
+                <w:iCs w:val="false"/>
+                <w:color w:val="2A2E38"/>
+                <w:sz w:val="17"/>
+                <w:szCs w:val="17"/>
+              </w:rPr>
+              <w:t xml:space="preserve">2018</w:t>
+            </w:r>
+          </w:p>
+        </w:tc>
+        <w:tc>
+          <w:tcPr>
+            <w:tcW w:type="dxa" w:w="1000"/>
+            <w:tcBorders>
+              <w:top w:val="single" w:color="D9D4CB" w:sz="4"/>
+              <w:left w:val="none" w:color="auto" w:sz="0"/>
+              <w:bottom w:val="single" w:color="D9D4CB" w:sz="4"/>
+              <w:right w:val="none" w:color="auto" w:sz="0"/>
+            </w:tcBorders>
+            <w:tcMar>
+              <w:top w:type="dxa" w:w="52"/>
+              <w:left w:type="dxa" w:w="100"/>
+              <w:bottom w:type="dxa" w:w="52"/>
+              <w:right w:type="dxa" w:w="100"/>
+            </w:tcMar>
+            <w:vAlign w:val="center"/>
+          </w:tcPr>
+          <w:p>
+            <w:pPr>
+              <w:spacing w:after="0" w:line="240" w:lineRule="auto"/>
+              <w:jc w:val="center"/>
+            </w:pPr>
+            <w:r>
+              <w:rPr>
+                <w:rFonts w:ascii="Arial" w:cs="Arial" w:eastAsia="Arial" w:hAnsi="Arial"/>
+                <w:b w:val="false"/>
+                <w:bCs w:val="false"/>
+                <w:i w:val="false"/>
+                <w:iCs w:val="false"/>
+                <w:color w:val="2A2E38"/>
+                <w:sz w:val="17"/>
+                <w:szCs w:val="17"/>
+              </w:rPr>
+              <w:t xml:space="preserve">399,0</w:t>
+            </w:r>
+          </w:p>
+        </w:tc>
+        <w:tc>
+          <w:tcPr>
+            <w:tcW w:type="dxa" w:w="1300"/>
+            <w:tcBorders>
+              <w:top w:val="single" w:color="D9D4CB" w:sz="4"/>
+              <w:left w:val="none" w:color="auto" w:sz="0"/>
+              <w:bottom w:val="single" w:color="D9D4CB" w:sz="4"/>
+              <w:right w:val="none" w:color="auto" w:sz="0"/>
+            </w:tcBorders>
+            <w:tcMar>
+              <w:top w:type="dxa" w:w="52"/>
+              <w:left w:type="dxa" w:w="100"/>
+              <w:bottom w:type="dxa" w:w="52"/>
+              <w:right w:type="dxa" w:w="100"/>
+            </w:tcMar>
+            <w:vAlign w:val="center"/>
+          </w:tcPr>
+          <w:p>
+            <w:pPr>
+              <w:spacing w:after="0" w:line="240" w:lineRule="auto"/>
+              <w:jc w:val="center"/>
+            </w:pPr>
+            <w:r>
+              <w:rPr>
+                <w:rFonts w:ascii="Arial" w:cs="Arial" w:eastAsia="Arial" w:hAnsi="Arial"/>
+                <w:b w:val="false"/>
+                <w:bCs w:val="false"/>
+                <w:i w:val="false"/>
+                <w:iCs w:val="false"/>
+                <w:color w:val="2A2E38"/>
+                <w:sz w:val="17"/>
+                <w:szCs w:val="17"/>
+              </w:rPr>
+              <w:t xml:space="preserve">4 694 118</w:t>
+            </w:r>
+          </w:p>
+        </w:tc>
+        <w:tc>
+          <w:tcPr>
+            <w:tcW w:type="dxa" w:w="1038"/>
+            <w:tcBorders>
+              <w:top w:val="single" w:color="D9D4CB" w:sz="4"/>
+              <w:left w:val="none" w:color="auto" w:sz="0"/>
+              <w:bottom w:val="single" w:color="D9D4CB" w:sz="4"/>
+              <w:right w:val="none" w:color="auto" w:sz="0"/>
+            </w:tcBorders>
+            <w:tcMar>
+              <w:top w:type="dxa" w:w="52"/>
+              <w:left w:type="dxa" w:w="100"/>
+              <w:bottom w:type="dxa" w:w="52"/>
+              <w:right w:type="dxa" w:w="100"/>
+            </w:tcMar>
+            <w:vAlign w:val="center"/>
+          </w:tcPr>
+          <w:p>
+            <w:pPr>
+              <w:spacing w:after="0" w:line="240" w:lineRule="auto"/>
+              <w:jc w:val="center"/>
+            </w:pPr>
+            <w:hyperlink w:history="1" r:id="rId-za2vvoww1uzlbqffzaco">
+              <w:r>
+                <w:rPr>
+                  <w:rFonts w:ascii="Arial" w:cs="Arial" w:eastAsia="Arial" w:hAnsi="Arial"/>
+                  <w:b w:val="false"/>
+                  <w:bCs w:val="false"/>
+                  <w:i w:val="false"/>
+                  <w:iCs w:val="false"/>
+                  <w:color w:val="2C5FA8"/>
+                  <w:sz w:val="17"/>
+                  <w:szCs w:val="17"/>
+                </w:rPr>
+                <w:t xml:space="preserve">Циан →</w:t>
+              </w:r>
+            </w:hyperlink>
+          </w:p>
+        </w:tc>
+      </w:tr>
+      <w:tr>
+        <w:tc>
+          <w:tcPr>
+            <w:tcW w:type="dxa" w:w="2500"/>
+            <w:tcBorders>
+              <w:top w:val="single" w:color="D9D4CB" w:sz="4"/>
+              <w:left w:val="none" w:color="auto" w:sz="0"/>
+              <w:bottom w:val="single" w:color="D9D4CB" w:sz="4"/>
+              <w:right w:val="none" w:color="auto" w:sz="0"/>
+            </w:tcBorders>
+            <w:shd w:fill="FBFAF8" w:color="auto" w:val="clear"/>
+            <w:tcMar>
+              <w:top w:type="dxa" w:w="52"/>
+              <w:left w:type="dxa" w:w="100"/>
+              <w:bottom w:type="dxa" w:w="52"/>
+              <w:right w:type="dxa" w:w="100"/>
+            </w:tcMar>
+            <w:vAlign w:val="center"/>
+          </w:tcPr>
+          <w:p>
+            <w:pPr>
+              <w:spacing w:after="0" w:line="240" w:lineRule="auto"/>
+              <w:jc w:val="left"/>
+            </w:pPr>
+            <w:r>
+              <w:rPr>
+                <w:rFonts w:ascii="Arial" w:cs="Arial" w:eastAsia="Arial" w:hAnsi="Arial"/>
+                <w:b/>
+                <w:bCs/>
+                <w:i w:val="false"/>
+                <w:iCs w:val="false"/>
+                <w:color w:val="2A2E38"/>
+                <w:sz w:val="17"/>
+                <w:szCs w:val="17"/>
+              </w:rPr>
+              <w:t xml:space="preserve">STELLA DI MOSCA, Б. Никитская, 9</w:t>
+            </w:r>
+          </w:p>
+        </w:tc>
+        <w:tc>
+          <w:tcPr>
+            <w:tcW w:type="dxa" w:w="1550"/>
+            <w:tcBorders>
+              <w:top w:val="single" w:color="D9D4CB" w:sz="4"/>
+              <w:left w:val="none" w:color="auto" w:sz="0"/>
+              <w:bottom w:val="single" w:color="D9D4CB" w:sz="4"/>
+              <w:right w:val="none" w:color="auto" w:sz="0"/>
+            </w:tcBorders>
+            <w:shd w:fill="FBFAF8" w:color="auto" w:val="clear"/>
+            <w:tcMar>
+              <w:top w:type="dxa" w:w="52"/>
+              <w:left w:type="dxa" w:w="100"/>
+              <w:bottom w:type="dxa" w:w="52"/>
+              <w:right w:type="dxa" w:w="100"/>
+            </w:tcMar>
+            <w:vAlign w:val="center"/>
+          </w:tcPr>
+          <w:p>
+            <w:pPr>
+              <w:spacing w:after="0" w:line="240" w:lineRule="auto"/>
+              <w:jc w:val="center"/>
+            </w:pPr>
+            <w:r>
+              <w:rPr>
+                <w:rFonts w:ascii="Arial" w:cs="Arial" w:eastAsia="Arial" w:hAnsi="Arial"/>
+                <w:b w:val="false"/>
+                <w:bCs w:val="false"/>
+                <w:i w:val="false"/>
+                <w:iCs w:val="false"/>
+                <w:color w:val="2A2E38"/>
+                <w:sz w:val="17"/>
+                <w:szCs w:val="17"/>
+              </w:rPr>
+              <w:t xml:space="preserve">Библиотека им. Ленина, 8 мин</w:t>
+            </w:r>
+          </w:p>
+        </w:tc>
+        <w:tc>
+          <w:tcPr>
+            <w:tcW w:type="dxa" w:w="1050"/>
+            <w:tcBorders>
+              <w:top w:val="single" w:color="D9D4CB" w:sz="4"/>
+              <w:left w:val="none" w:color="auto" w:sz="0"/>
+              <w:bottom w:val="single" w:color="D9D4CB" w:sz="4"/>
+              <w:right w:val="none" w:color="auto" w:sz="0"/>
+            </w:tcBorders>
+            <w:shd w:fill="FBFAF8" w:color="auto" w:val="clear"/>
+            <w:tcMar>
+              <w:top w:type="dxa" w:w="52"/>
+              <w:left w:type="dxa" w:w="100"/>
+              <w:bottom w:type="dxa" w:w="52"/>
+              <w:right w:type="dxa" w:w="100"/>
+            </w:tcMar>
+            <w:vAlign w:val="center"/>
+          </w:tcPr>
+          <w:p>
+            <w:pPr>
+              <w:spacing w:after="0" w:line="240" w:lineRule="auto"/>
+              <w:jc w:val="center"/>
+            </w:pPr>
+            <w:r>
+              <w:rPr>
+                <w:rFonts w:ascii="Arial" w:cs="Arial" w:eastAsia="Arial" w:hAnsi="Arial"/>
+                <w:b w:val="false"/>
+                <w:bCs w:val="false"/>
+                <w:i w:val="false"/>
+                <w:iCs w:val="false"/>
+                <w:color w:val="2A2E38"/>
+                <w:sz w:val="17"/>
+                <w:szCs w:val="17"/>
+              </w:rPr>
+              <w:t xml:space="preserve">107,7</w:t>
+            </w:r>
+          </w:p>
+        </w:tc>
+        <w:tc>
+          <w:tcPr>
+            <w:tcW w:type="dxa" w:w="600"/>
+            <w:tcBorders>
+              <w:top w:val="single" w:color="D9D4CB" w:sz="4"/>
+              <w:left w:val="none" w:color="auto" w:sz="0"/>
+              <w:bottom w:val="single" w:color="D9D4CB" w:sz="4"/>
+              <w:right w:val="none" w:color="auto" w:sz="0"/>
+            </w:tcBorders>
+            <w:shd w:fill="FBFAF8" w:color="auto" w:val="clear"/>
+            <w:tcMar>
+              <w:top w:type="dxa" w:w="52"/>
+              <w:left w:type="dxa" w:w="100"/>
+              <w:bottom w:type="dxa" w:w="52"/>
+              <w:right w:type="dxa" w:w="100"/>
+            </w:tcMar>
+            <w:vAlign w:val="center"/>
+          </w:tcPr>
+          <w:p>
+            <w:pPr>
+              <w:spacing w:after="0" w:line="240" w:lineRule="auto"/>
+              <w:jc w:val="center"/>
+            </w:pPr>
+            <w:r>
+              <w:rPr>
+                <w:rFonts w:ascii="Arial" w:cs="Arial" w:eastAsia="Arial" w:hAnsi="Arial"/>
+                <w:b w:val="false"/>
+                <w:bCs w:val="false"/>
+                <w:i w:val="false"/>
+                <w:iCs w:val="false"/>
+                <w:color w:val="2A2E38"/>
+                <w:sz w:val="17"/>
+                <w:szCs w:val="17"/>
+              </w:rPr>
+              <w:t xml:space="preserve">2</w:t>
+            </w:r>
+          </w:p>
+        </w:tc>
+        <w:tc>
+          <w:tcPr>
+            <w:tcW w:type="dxa" w:w="600"/>
+            <w:tcBorders>
+              <w:top w:val="single" w:color="D9D4CB" w:sz="4"/>
+              <w:left w:val="none" w:color="auto" w:sz="0"/>
+              <w:bottom w:val="single" w:color="D9D4CB" w:sz="4"/>
+              <w:right w:val="none" w:color="auto" w:sz="0"/>
+            </w:tcBorders>
+            <w:shd w:fill="FBFAF8" w:color="auto" w:val="clear"/>
+            <w:tcMar>
+              <w:top w:type="dxa" w:w="52"/>
+              <w:left w:type="dxa" w:w="100"/>
+              <w:bottom w:type="dxa" w:w="52"/>
+              <w:right w:type="dxa" w:w="100"/>
+            </w:tcMar>
+            <w:vAlign w:val="center"/>
+          </w:tcPr>
+          <w:p>
+            <w:pPr>
+              <w:spacing w:after="0" w:line="240" w:lineRule="auto"/>
+              <w:jc w:val="center"/>
+            </w:pPr>
+            <w:r>
+              <w:rPr>
+                <w:rFonts w:ascii="Arial" w:cs="Arial" w:eastAsia="Arial" w:hAnsi="Arial"/>
+                <w:b w:val="false"/>
+                <w:bCs w:val="false"/>
+                <w:i w:val="false"/>
+                <w:iCs w:val="false"/>
+                <w:color w:val="2A2E38"/>
+                <w:sz w:val="17"/>
+                <w:szCs w:val="17"/>
+              </w:rPr>
+              <w:t xml:space="preserve">2024</w:t>
+            </w:r>
+          </w:p>
+        </w:tc>
+        <w:tc>
+          <w:tcPr>
+            <w:tcW w:type="dxa" w:w="1000"/>
+            <w:tcBorders>
+              <w:top w:val="single" w:color="D9D4CB" w:sz="4"/>
+              <w:left w:val="none" w:color="auto" w:sz="0"/>
+              <w:bottom w:val="single" w:color="D9D4CB" w:sz="4"/>
+              <w:right w:val="none" w:color="auto" w:sz="0"/>
+            </w:tcBorders>
+            <w:shd w:fill="FBFAF8" w:color="auto" w:val="clear"/>
+            <w:tcMar>
+              <w:top w:type="dxa" w:w="52"/>
+              <w:left w:type="dxa" w:w="100"/>
+              <w:bottom w:type="dxa" w:w="52"/>
+              <w:right w:type="dxa" w:w="100"/>
+            </w:tcMar>
+            <w:vAlign w:val="center"/>
+          </w:tcPr>
+          <w:p>
+            <w:pPr>
+              <w:spacing w:after="0" w:line="240" w:lineRule="auto"/>
+              <w:jc w:val="center"/>
+            </w:pPr>
+            <w:r>
+              <w:rPr>
+                <w:rFonts w:ascii="Arial" w:cs="Arial" w:eastAsia="Arial" w:hAnsi="Arial"/>
+                <w:b w:val="false"/>
+                <w:bCs w:val="false"/>
+                <w:i w:val="false"/>
+                <w:iCs w:val="false"/>
+                <w:color w:val="2A2E38"/>
+                <w:sz w:val="17"/>
+                <w:szCs w:val="17"/>
+              </w:rPr>
+              <w:t xml:space="preserve">350,0</w:t>
+            </w:r>
+          </w:p>
+        </w:tc>
+        <w:tc>
+          <w:tcPr>
+            <w:tcW w:type="dxa" w:w="1300"/>
+            <w:tcBorders>
+              <w:top w:val="single" w:color="D9D4CB" w:sz="4"/>
+              <w:left w:val="none" w:color="auto" w:sz="0"/>
+              <w:bottom w:val="single" w:color="D9D4CB" w:sz="4"/>
+              <w:right w:val="none" w:color="auto" w:sz="0"/>
+            </w:tcBorders>
+            <w:shd w:fill="FBFAF8" w:color="auto" w:val="clear"/>
+            <w:tcMar>
+              <w:top w:type="dxa" w:w="52"/>
+              <w:left w:type="dxa" w:w="100"/>
+              <w:bottom w:type="dxa" w:w="52"/>
+              <w:right w:type="dxa" w:w="100"/>
+            </w:tcMar>
+            <w:vAlign w:val="center"/>
+          </w:tcPr>
+          <w:p>
+            <w:pPr>
+              <w:spacing w:after="0" w:line="240" w:lineRule="auto"/>
+              <w:jc w:val="center"/>
+            </w:pPr>
+            <w:r>
+              <w:rPr>
+                <w:rFonts w:ascii="Arial" w:cs="Arial" w:eastAsia="Arial" w:hAnsi="Arial"/>
+                <w:b w:val="false"/>
+                <w:bCs w:val="false"/>
+                <w:i w:val="false"/>
+                <w:iCs w:val="false"/>
+                <w:color w:val="2A2E38"/>
+                <w:sz w:val="17"/>
+                <w:szCs w:val="17"/>
+              </w:rPr>
+              <w:t xml:space="preserve">3 249 768</w:t>
+            </w:r>
+          </w:p>
+        </w:tc>
+        <w:tc>
+          <w:tcPr>
+            <w:tcW w:type="dxa" w:w="1038"/>
+            <w:tcBorders>
+              <w:top w:val="single" w:color="D9D4CB" w:sz="4"/>
+              <w:left w:val="none" w:color="auto" w:sz="0"/>
+              <w:bottom w:val="single" w:color="D9D4CB" w:sz="4"/>
+              <w:right w:val="none" w:color="auto" w:sz="0"/>
+            </w:tcBorders>
+            <w:shd w:fill="FBFAF8" w:color="auto" w:val="clear"/>
+            <w:tcMar>
+              <w:top w:type="dxa" w:w="52"/>
+              <w:left w:type="dxa" w:w="100"/>
+              <w:bottom w:type="dxa" w:w="52"/>
+              <w:right w:type="dxa" w:w="100"/>
+            </w:tcMar>
+            <w:vAlign w:val="center"/>
+          </w:tcPr>
+          <w:p>
+            <w:pPr>
+              <w:spacing w:after="0" w:line="240" w:lineRule="auto"/>
+              <w:jc w:val="center"/>
+            </w:pPr>
+            <w:hyperlink w:history="1" r:id="rIdzi4bvmszavd05gz0wbvn2">
+              <w:r>
+                <w:rPr>
+                  <w:rFonts w:ascii="Arial" w:cs="Arial" w:eastAsia="Arial" w:hAnsi="Arial"/>
+                  <w:b w:val="false"/>
+                  <w:bCs w:val="false"/>
+                  <w:i w:val="false"/>
+                  <w:iCs w:val="false"/>
+                  <w:color w:val="2C5FA8"/>
+                  <w:sz w:val="17"/>
+                  <w:szCs w:val="17"/>
+                </w:rPr>
+                <w:t xml:space="preserve">Циан →</w:t>
+              </w:r>
+            </w:hyperlink>
+          </w:p>
+        </w:tc>
+      </w:tr>
+      <w:tr>
+        <w:tc>
+          <w:tcPr>
+            <w:tcW w:type="dxa" w:w="2500"/>
+            <w:tcBorders>
+              <w:top w:val="single" w:color="D9D4CB" w:sz="4"/>
+              <w:left w:val="none" w:color="auto" w:sz="0"/>
+              <w:bottom w:val="single" w:color="D9D4CB" w:sz="4"/>
+              <w:right w:val="none" w:color="auto" w:sz="0"/>
+            </w:tcBorders>
+            <w:tcMar>
+              <w:top w:type="dxa" w:w="52"/>
+              <w:left w:type="dxa" w:w="100"/>
+              <w:bottom w:type="dxa" w:w="52"/>
+              <w:right w:type="dxa" w:w="100"/>
+            </w:tcMar>
+            <w:vAlign w:val="center"/>
+          </w:tcPr>
+          <w:p>
+            <w:pPr>
+              <w:spacing w:after="0" w:line="240" w:lineRule="auto"/>
+              <w:jc w:val="left"/>
+            </w:pPr>
+            <w:r>
+              <w:rPr>
+                <w:rFonts w:ascii="Arial" w:cs="Arial" w:eastAsia="Arial" w:hAnsi="Arial"/>
+                <w:b/>
+                <w:bCs/>
+                <w:i w:val="false"/>
+                <w:iCs w:val="false"/>
+                <w:color w:val="2A2E38"/>
+                <w:sz w:val="17"/>
+                <w:szCs w:val="17"/>
+              </w:rPr>
+              <w:t xml:space="preserve">▶ ЖК «Золотой» — наш лот, Софийская наб., 18</w:t>
+            </w:r>
+          </w:p>
+        </w:tc>
+        <w:tc>
+          <w:tcPr>
+            <w:tcW w:type="dxa" w:w="1550"/>
+            <w:tcBorders>
+              <w:top w:val="single" w:color="D9D4CB" w:sz="4"/>
+              <w:left w:val="none" w:color="auto" w:sz="0"/>
+              <w:bottom w:val="single" w:color="D9D4CB" w:sz="4"/>
+              <w:right w:val="none" w:color="auto" w:sz="0"/>
+            </w:tcBorders>
+            <w:tcMar>
+              <w:top w:type="dxa" w:w="52"/>
+              <w:left w:type="dxa" w:w="100"/>
+              <w:bottom w:type="dxa" w:w="52"/>
+              <w:right w:type="dxa" w:w="100"/>
+            </w:tcMar>
+            <w:vAlign w:val="center"/>
+          </w:tcPr>
+          <w:p>
+            <w:pPr>
+              <w:spacing w:after="0" w:line="240" w:lineRule="auto"/>
+              <w:jc w:val="center"/>
+            </w:pPr>
+            <w:r>
+              <w:rPr>
+                <w:rFonts w:ascii="Arial" w:cs="Arial" w:eastAsia="Arial" w:hAnsi="Arial"/>
+                <w:b w:val="false"/>
+                <w:bCs w:val="false"/>
+                <w:i w:val="false"/>
+                <w:iCs w:val="false"/>
+                <w:color w:val="2A2E38"/>
+                <w:sz w:val="17"/>
+                <w:szCs w:val="17"/>
+              </w:rPr>
+              <w:t xml:space="preserve">Третьяковская, 11 мин</w:t>
+            </w:r>
+          </w:p>
+        </w:tc>
+        <w:tc>
+          <w:tcPr>
+            <w:tcW w:type="dxa" w:w="1050"/>
+            <w:tcBorders>
+              <w:top w:val="single" w:color="D9D4CB" w:sz="4"/>
+              <w:left w:val="none" w:color="auto" w:sz="0"/>
+              <w:bottom w:val="single" w:color="D9D4CB" w:sz="4"/>
+              <w:right w:val="none" w:color="auto" w:sz="0"/>
+            </w:tcBorders>
+            <w:tcMar>
+              <w:top w:type="dxa" w:w="52"/>
+              <w:left w:type="dxa" w:w="100"/>
+              <w:bottom w:type="dxa" w:w="52"/>
+              <w:right w:type="dxa" w:w="100"/>
+            </w:tcMar>
+            <w:vAlign w:val="center"/>
+          </w:tcPr>
+          <w:p>
+            <w:pPr>
+              <w:spacing w:after="0" w:line="240" w:lineRule="auto"/>
+              <w:jc w:val="center"/>
+            </w:pPr>
+            <w:r>
+              <w:rPr>
+                <w:rFonts w:ascii="Arial" w:cs="Arial" w:eastAsia="Arial" w:hAnsi="Arial"/>
+                <w:b w:val="false"/>
+                <w:bCs w:val="false"/>
+                <w:i w:val="false"/>
+                <w:iCs w:val="false"/>
+                <w:color w:val="2A2E38"/>
+                <w:sz w:val="17"/>
+                <w:szCs w:val="17"/>
+              </w:rPr>
+              <w:t xml:space="preserve">87,5</w:t>
+            </w:r>
+          </w:p>
+        </w:tc>
+        <w:tc>
+          <w:tcPr>
+            <w:tcW w:type="dxa" w:w="600"/>
+            <w:tcBorders>
+              <w:top w:val="single" w:color="D9D4CB" w:sz="4"/>
+              <w:left w:val="none" w:color="auto" w:sz="0"/>
+              <w:bottom w:val="single" w:color="D9D4CB" w:sz="4"/>
+              <w:right w:val="none" w:color="auto" w:sz="0"/>
+            </w:tcBorders>
+            <w:tcMar>
+              <w:top w:type="dxa" w:w="52"/>
+              <w:left w:type="dxa" w:w="100"/>
+              <w:bottom w:type="dxa" w:w="52"/>
+              <w:right w:type="dxa" w:w="100"/>
+            </w:tcMar>
+            <w:vAlign w:val="center"/>
+          </w:tcPr>
+          <w:p>
+            <w:pPr>
+              <w:spacing w:after="0" w:line="240" w:lineRule="auto"/>
+              <w:jc w:val="center"/>
+            </w:pPr>
+            <w:r>
+              <w:rPr>
+                <w:rFonts w:ascii="Arial" w:cs="Arial" w:eastAsia="Arial" w:hAnsi="Arial"/>
+                <w:b w:val="false"/>
+                <w:bCs w:val="false"/>
+                <w:i w:val="false"/>
+                <w:iCs w:val="false"/>
+                <w:color w:val="2A2E38"/>
+                <w:sz w:val="17"/>
+                <w:szCs w:val="17"/>
+              </w:rPr>
+              <w:t xml:space="preserve">4</w:t>
+            </w:r>
+          </w:p>
+        </w:tc>
+        <w:tc>
+          <w:tcPr>
+            <w:tcW w:type="dxa" w:w="600"/>
+            <w:tcBorders>
+              <w:top w:val="single" w:color="D9D4CB" w:sz="4"/>
+              <w:left w:val="none" w:color="auto" w:sz="0"/>
+              <w:bottom w:val="single" w:color="D9D4CB" w:sz="4"/>
+              <w:right w:val="none" w:color="auto" w:sz="0"/>
+            </w:tcBorders>
+            <w:tcMar>
+              <w:top w:type="dxa" w:w="52"/>
+              <w:left w:type="dxa" w:w="100"/>
+              <w:bottom w:type="dxa" w:w="52"/>
+              <w:right w:type="dxa" w:w="100"/>
+            </w:tcMar>
+            <w:vAlign w:val="center"/>
+          </w:tcPr>
+          <w:p>
+            <w:pPr>
+              <w:spacing w:after="0" w:line="240" w:lineRule="auto"/>
+              <w:jc w:val="center"/>
+            </w:pPr>
+            <w:r>
+              <w:rPr>
+                <w:rFonts w:ascii="Arial" w:cs="Arial" w:eastAsia="Arial" w:hAnsi="Arial"/>
+                <w:b w:val="false"/>
+                <w:bCs w:val="false"/>
+                <w:i w:val="false"/>
+                <w:iCs w:val="false"/>
+                <w:color w:val="2A2E38"/>
+                <w:sz w:val="17"/>
+                <w:szCs w:val="17"/>
+              </w:rPr>
+              <w:t xml:space="preserve">2023</w:t>
+            </w:r>
+          </w:p>
+        </w:tc>
+        <w:tc>
+          <w:tcPr>
+            <w:tcW w:type="dxa" w:w="1000"/>
+            <w:tcBorders>
+              <w:top w:val="single" w:color="D9D4CB" w:sz="4"/>
+              <w:left w:val="none" w:color="auto" w:sz="0"/>
+              <w:bottom w:val="single" w:color="D9D4CB" w:sz="4"/>
+              <w:right w:val="none" w:color="auto" w:sz="0"/>
+            </w:tcBorders>
+            <w:tcMar>
+              <w:top w:type="dxa" w:w="52"/>
+              <w:left w:type="dxa" w:w="100"/>
+              <w:bottom w:type="dxa" w:w="52"/>
+              <w:right w:type="dxa" w:w="100"/>
+            </w:tcMar>
+            <w:vAlign w:val="center"/>
+          </w:tcPr>
+          <w:p>
+            <w:pPr>
+              <w:spacing w:after="0" w:line="240" w:lineRule="auto"/>
+              <w:jc w:val="center"/>
+            </w:pPr>
+            <w:r>
+              <w:rPr>
+                <w:rFonts w:ascii="Arial" w:cs="Arial" w:eastAsia="Arial" w:hAnsi="Arial"/>
+                <w:b w:val="false"/>
+                <w:bCs w:val="false"/>
+                <w:i w:val="false"/>
+                <w:iCs w:val="false"/>
+                <w:color w:val="2A2E38"/>
+                <w:sz w:val="17"/>
+                <w:szCs w:val="17"/>
+              </w:rPr>
+              <w:t xml:space="preserve">280,0</w:t>
+            </w:r>
+          </w:p>
+        </w:tc>
+        <w:tc>
+          <w:tcPr>
+            <w:tcW w:type="dxa" w:w="1300"/>
+            <w:tcBorders>
+              <w:top w:val="single" w:color="D9D4CB" w:sz="4"/>
+              <w:left w:val="none" w:color="auto" w:sz="0"/>
+              <w:bottom w:val="single" w:color="D9D4CB" w:sz="4"/>
+              <w:right w:val="none" w:color="auto" w:sz="0"/>
+            </w:tcBorders>
+            <w:tcMar>
+              <w:top w:type="dxa" w:w="52"/>
+              <w:left w:type="dxa" w:w="100"/>
+              <w:bottom w:type="dxa" w:w="52"/>
+              <w:right w:type="dxa" w:w="100"/>
+            </w:tcMar>
+            <w:vAlign w:val="center"/>
+          </w:tcPr>
+          <w:p>
+            <w:pPr>
+              <w:spacing w:after="0" w:line="240" w:lineRule="auto"/>
+              <w:jc w:val="center"/>
+            </w:pPr>
+            <w:r>
+              <w:rPr>
+                <w:rFonts w:ascii="Arial" w:cs="Arial" w:eastAsia="Arial" w:hAnsi="Arial"/>
+                <w:b w:val="false"/>
+                <w:bCs w:val="false"/>
+                <w:i w:val="false"/>
+                <w:iCs w:val="false"/>
+                <w:color w:val="2A2E38"/>
+                <w:sz w:val="17"/>
+                <w:szCs w:val="17"/>
+              </w:rPr>
+              <w:t xml:space="preserve">3 200 000</w:t>
+            </w:r>
+          </w:p>
+        </w:tc>
+        <w:tc>
+          <w:tcPr>
+            <w:tcW w:type="dxa" w:w="1038"/>
+            <w:tcBorders>
+              <w:top w:val="single" w:color="D9D4CB" w:sz="4"/>
+              <w:left w:val="none" w:color="auto" w:sz="0"/>
+              <w:bottom w:val="single" w:color="D9D4CB" w:sz="4"/>
+              <w:right w:val="none" w:color="auto" w:sz="0"/>
+            </w:tcBorders>
+            <w:tcMar>
+              <w:top w:type="dxa" w:w="52"/>
+              <w:left w:type="dxa" w:w="100"/>
+              <w:bottom w:type="dxa" w:w="52"/>
+              <w:right w:type="dxa" w:w="100"/>
+            </w:tcMar>
+            <w:vAlign w:val="center"/>
+          </w:tcPr>
+          <w:p>
+            <w:pPr>
+              <w:spacing w:after="0" w:line="240" w:lineRule="auto"/>
+              <w:jc w:val="center"/>
+            </w:pPr>
+            <w:hyperlink w:history="1" r:id="rId180ikbltnonlvoidyfdrr">
+              <w:r>
+                <w:rPr>
+                  <w:rFonts w:ascii="Arial" w:cs="Arial" w:eastAsia="Arial" w:hAnsi="Arial"/>
+                  <w:b w:val="false"/>
+                  <w:bCs w:val="false"/>
+                  <w:i w:val="false"/>
+                  <w:iCs w:val="false"/>
+                  <w:color w:val="2C5FA8"/>
+                  <w:sz w:val="17"/>
+                  <w:szCs w:val="17"/>
+                </w:rPr>
+                <w:t xml:space="preserve">Циан →</w:t>
+              </w:r>
+            </w:hyperlink>
+          </w:p>
+        </w:tc>
+      </w:tr>
+      <w:tr>
+        <w:tc>
+          <w:tcPr>
+            <w:tcW w:type="dxa" w:w="2500"/>
+            <w:tcBorders>
+              <w:top w:val="single" w:color="D9D4CB" w:sz="4"/>
+              <w:left w:val="none" w:color="auto" w:sz="0"/>
+              <w:bottom w:val="single" w:color="D9D4CB" w:sz="4"/>
+              <w:right w:val="none" w:color="auto" w:sz="0"/>
+            </w:tcBorders>
+            <w:shd w:fill="FBFAF8" w:color="auto" w:val="clear"/>
+            <w:tcMar>
+              <w:top w:type="dxa" w:w="52"/>
+              <w:left w:type="dxa" w:w="100"/>
+              <w:bottom w:type="dxa" w:w="52"/>
+              <w:right w:type="dxa" w:w="100"/>
+            </w:tcMar>
+            <w:vAlign w:val="center"/>
+          </w:tcPr>
+          <w:p>
+            <w:pPr>
+              <w:spacing w:after="0" w:line="240" w:lineRule="auto"/>
+              <w:jc w:val="left"/>
+            </w:pPr>
+            <w:r>
+              <w:rPr>
+                <w:rFonts w:ascii="Arial" w:cs="Arial" w:eastAsia="Arial" w:hAnsi="Arial"/>
+                <w:b/>
+                <w:bCs/>
+                <w:i w:val="false"/>
+                <w:iCs w:val="false"/>
+                <w:color w:val="2A2E38"/>
+                <w:sz w:val="17"/>
+                <w:szCs w:val="17"/>
+              </w:rPr>
+              <w:t xml:space="preserve">«Дом на Хлебном», Хлебный пер., 19</w:t>
+            </w:r>
+          </w:p>
+        </w:tc>
+        <w:tc>
+          <w:tcPr>
+            <w:tcW w:type="dxa" w:w="1550"/>
+            <w:tcBorders>
+              <w:top w:val="single" w:color="D9D4CB" w:sz="4"/>
+              <w:left w:val="none" w:color="auto" w:sz="0"/>
+              <w:bottom w:val="single" w:color="D9D4CB" w:sz="4"/>
+              <w:right w:val="none" w:color="auto" w:sz="0"/>
+            </w:tcBorders>
+            <w:shd w:fill="FBFAF8" w:color="auto" w:val="clear"/>
+            <w:tcMar>
+              <w:top w:type="dxa" w:w="52"/>
+              <w:left w:type="dxa" w:w="100"/>
+              <w:bottom w:type="dxa" w:w="52"/>
+              <w:right w:type="dxa" w:w="100"/>
+            </w:tcMar>
+            <w:vAlign w:val="center"/>
+          </w:tcPr>
+          <w:p>
+            <w:pPr>
+              <w:spacing w:after="0" w:line="240" w:lineRule="auto"/>
+              <w:jc w:val="center"/>
+            </w:pPr>
+            <w:r>
+              <w:rPr>
+                <w:rFonts w:ascii="Arial" w:cs="Arial" w:eastAsia="Arial" w:hAnsi="Arial"/>
+                <w:b w:val="false"/>
+                <w:bCs w:val="false"/>
+                <w:i w:val="false"/>
+                <w:iCs w:val="false"/>
+                <w:color w:val="2A2E38"/>
+                <w:sz w:val="17"/>
+                <w:szCs w:val="17"/>
+              </w:rPr>
+              <w:t xml:space="preserve">Арбатская, 10 мин</w:t>
+            </w:r>
+          </w:p>
+        </w:tc>
+        <w:tc>
+          <w:tcPr>
+            <w:tcW w:type="dxa" w:w="1050"/>
+            <w:tcBorders>
+              <w:top w:val="single" w:color="D9D4CB" w:sz="4"/>
+              <w:left w:val="none" w:color="auto" w:sz="0"/>
+              <w:bottom w:val="single" w:color="D9D4CB" w:sz="4"/>
+              <w:right w:val="none" w:color="auto" w:sz="0"/>
+            </w:tcBorders>
+            <w:shd w:fill="FBFAF8" w:color="auto" w:val="clear"/>
+            <w:tcMar>
+              <w:top w:type="dxa" w:w="52"/>
+              <w:left w:type="dxa" w:w="100"/>
+              <w:bottom w:type="dxa" w:w="52"/>
+              <w:right w:type="dxa" w:w="100"/>
+            </w:tcMar>
+            <w:vAlign w:val="center"/>
+          </w:tcPr>
+          <w:p>
+            <w:pPr>
+              <w:spacing w:after="0" w:line="240" w:lineRule="auto"/>
+              <w:jc w:val="center"/>
+            </w:pPr>
+            <w:r>
+              <w:rPr>
+                <w:rFonts w:ascii="Arial" w:cs="Arial" w:eastAsia="Arial" w:hAnsi="Arial"/>
+                <w:b w:val="false"/>
+                <w:bCs w:val="false"/>
+                <w:i w:val="false"/>
+                <w:iCs w:val="false"/>
+                <w:color w:val="2A2E38"/>
+                <w:sz w:val="17"/>
+                <w:szCs w:val="17"/>
+              </w:rPr>
+              <w:t xml:space="preserve">95,2</w:t>
+            </w:r>
+          </w:p>
+        </w:tc>
+        <w:tc>
+          <w:tcPr>
+            <w:tcW w:type="dxa" w:w="600"/>
+            <w:tcBorders>
+              <w:top w:val="single" w:color="D9D4CB" w:sz="4"/>
+              <w:left w:val="none" w:color="auto" w:sz="0"/>
+              <w:bottom w:val="single" w:color="D9D4CB" w:sz="4"/>
+              <w:right w:val="none" w:color="auto" w:sz="0"/>
+            </w:tcBorders>
+            <w:shd w:fill="FBFAF8" w:color="auto" w:val="clear"/>
+            <w:tcMar>
+              <w:top w:type="dxa" w:w="52"/>
+              <w:left w:type="dxa" w:w="100"/>
+              <w:bottom w:type="dxa" w:w="52"/>
+              <w:right w:type="dxa" w:w="100"/>
+            </w:tcMar>
+            <w:vAlign w:val="center"/>
+          </w:tcPr>
+          <w:p>
+            <w:pPr>
+              <w:spacing w:after="0" w:line="240" w:lineRule="auto"/>
+              <w:jc w:val="center"/>
+            </w:pPr>
+            <w:r>
+              <w:rPr>
+                <w:rFonts w:ascii="Arial" w:cs="Arial" w:eastAsia="Arial" w:hAnsi="Arial"/>
+                <w:b w:val="false"/>
+                <w:bCs w:val="false"/>
+                <w:i w:val="false"/>
+                <w:iCs w:val="false"/>
+                <w:color w:val="2A2E38"/>
+                <w:sz w:val="17"/>
+                <w:szCs w:val="17"/>
+              </w:rPr>
+              <w:t xml:space="preserve">4</w:t>
+            </w:r>
+          </w:p>
+        </w:tc>
+        <w:tc>
+          <w:tcPr>
+            <w:tcW w:type="dxa" w:w="600"/>
+            <w:tcBorders>
+              <w:top w:val="single" w:color="D9D4CB" w:sz="4"/>
+              <w:left w:val="none" w:color="auto" w:sz="0"/>
+              <w:bottom w:val="single" w:color="D9D4CB" w:sz="4"/>
+              <w:right w:val="none" w:color="auto" w:sz="0"/>
+            </w:tcBorders>
+            <w:shd w:fill="FBFAF8" w:color="auto" w:val="clear"/>
+            <w:tcMar>
+              <w:top w:type="dxa" w:w="52"/>
+              <w:left w:type="dxa" w:w="100"/>
+              <w:bottom w:type="dxa" w:w="52"/>
+              <w:right w:type="dxa" w:w="100"/>
+            </w:tcMar>
+            <w:vAlign w:val="center"/>
+          </w:tcPr>
+          <w:p>
+            <w:pPr>
+              <w:spacing w:after="0" w:line="240" w:lineRule="auto"/>
+              <w:jc w:val="center"/>
+            </w:pPr>
+            <w:r>
+              <w:rPr>
+                <w:rFonts w:ascii="Arial" w:cs="Arial" w:eastAsia="Arial" w:hAnsi="Arial"/>
+                <w:b w:val="false"/>
+                <w:bCs w:val="false"/>
+                <w:i w:val="false"/>
+                <w:iCs w:val="false"/>
+                <w:color w:val="2A2E38"/>
+                <w:sz w:val="17"/>
+                <w:szCs w:val="17"/>
+              </w:rPr>
+              <w:t xml:space="preserve">2019</w:t>
+            </w:r>
+          </w:p>
+        </w:tc>
+        <w:tc>
+          <w:tcPr>
+            <w:tcW w:type="dxa" w:w="1000"/>
+            <w:tcBorders>
+              <w:top w:val="single" w:color="D9D4CB" w:sz="4"/>
+              <w:left w:val="none" w:color="auto" w:sz="0"/>
+              <w:bottom w:val="single" w:color="D9D4CB" w:sz="4"/>
+              <w:right w:val="none" w:color="auto" w:sz="0"/>
+            </w:tcBorders>
+            <w:shd w:fill="FBFAF8" w:color="auto" w:val="clear"/>
+            <w:tcMar>
+              <w:top w:type="dxa" w:w="52"/>
+              <w:left w:type="dxa" w:w="100"/>
+              <w:bottom w:type="dxa" w:w="52"/>
+              <w:right w:type="dxa" w:w="100"/>
+            </w:tcMar>
+            <w:vAlign w:val="center"/>
+          </w:tcPr>
+          <w:p>
+            <w:pPr>
+              <w:spacing w:after="0" w:line="240" w:lineRule="auto"/>
+              <w:jc w:val="center"/>
+            </w:pPr>
+            <w:r>
+              <w:rPr>
+                <w:rFonts w:ascii="Arial" w:cs="Arial" w:eastAsia="Arial" w:hAnsi="Arial"/>
+                <w:b w:val="false"/>
+                <w:bCs w:val="false"/>
+                <w:i w:val="false"/>
+                <w:iCs w:val="false"/>
+                <w:color w:val="2A2E38"/>
+                <w:sz w:val="17"/>
+                <w:szCs w:val="17"/>
+              </w:rPr>
+              <w:t xml:space="preserve">299,9</w:t>
+            </w:r>
+          </w:p>
+        </w:tc>
+        <w:tc>
+          <w:tcPr>
+            <w:tcW w:type="dxa" w:w="1300"/>
+            <w:tcBorders>
+              <w:top w:val="single" w:color="D9D4CB" w:sz="4"/>
+              <w:left w:val="none" w:color="auto" w:sz="0"/>
+              <w:bottom w:val="single" w:color="D9D4CB" w:sz="4"/>
+              <w:right w:val="none" w:color="auto" w:sz="0"/>
+            </w:tcBorders>
+            <w:shd w:fill="FBFAF8" w:color="auto" w:val="clear"/>
+            <w:tcMar>
+              <w:top w:type="dxa" w:w="52"/>
+              <w:left w:type="dxa" w:w="100"/>
+              <w:bottom w:type="dxa" w:w="52"/>
+              <w:right w:type="dxa" w:w="100"/>
+            </w:tcMar>
+            <w:vAlign w:val="center"/>
+          </w:tcPr>
+          <w:p>
+            <w:pPr>
+              <w:spacing w:after="0" w:line="240" w:lineRule="auto"/>
+              <w:jc w:val="center"/>
+            </w:pPr>
+            <w:r>
+              <w:rPr>
+                <w:rFonts w:ascii="Arial" w:cs="Arial" w:eastAsia="Arial" w:hAnsi="Arial"/>
+                <w:b w:val="false"/>
+                <w:bCs w:val="false"/>
+                <w:i w:val="false"/>
+                <w:iCs w:val="false"/>
+                <w:color w:val="2A2E38"/>
+                <w:sz w:val="17"/>
+                <w:szCs w:val="17"/>
+              </w:rPr>
+              <w:t xml:space="preserve">3 150 003</w:t>
+            </w:r>
+          </w:p>
+        </w:tc>
+        <w:tc>
+          <w:tcPr>
+            <w:tcW w:type="dxa" w:w="1038"/>
+            <w:tcBorders>
+              <w:top w:val="single" w:color="D9D4CB" w:sz="4"/>
+              <w:left w:val="none" w:color="auto" w:sz="0"/>
+              <w:bottom w:val="single" w:color="D9D4CB" w:sz="4"/>
+              <w:right w:val="none" w:color="auto" w:sz="0"/>
+            </w:tcBorders>
+            <w:shd w:fill="FBFAF8" w:color="auto" w:val="clear"/>
+            <w:tcMar>
+              <w:top w:type="dxa" w:w="52"/>
+              <w:left w:type="dxa" w:w="100"/>
+              <w:bottom w:type="dxa" w:w="52"/>
+              <w:right w:type="dxa" w:w="100"/>
+            </w:tcMar>
+            <w:vAlign w:val="center"/>
+          </w:tcPr>
+          <w:p>
+            <w:pPr>
+              <w:spacing w:after="0" w:line="240" w:lineRule="auto"/>
+              <w:jc w:val="center"/>
+            </w:pPr>
+            <w:hyperlink w:history="1" r:id="rIduepwpvdivtyetw4zhczcs">
+              <w:r>
+                <w:rPr>
+                  <w:rFonts w:ascii="Arial" w:cs="Arial" w:eastAsia="Arial" w:hAnsi="Arial"/>
+                  <w:b w:val="false"/>
+                  <w:bCs w:val="false"/>
+                  <w:i w:val="false"/>
+                  <w:iCs w:val="false"/>
+                  <w:color w:val="2C5FA8"/>
+                  <w:sz w:val="17"/>
+                  <w:szCs w:val="17"/>
+                </w:rPr>
+                <w:t xml:space="preserve">Циан →</w:t>
+              </w:r>
+            </w:hyperlink>
+          </w:p>
+        </w:tc>
+      </w:tr>
+      <w:tr>
+        <w:tc>
+          <w:tcPr>
+            <w:tcW w:type="dxa" w:w="2500"/>
+            <w:tcBorders>
+              <w:top w:val="single" w:color="D9D4CB" w:sz="4"/>
+              <w:left w:val="none" w:color="auto" w:sz="0"/>
+              <w:bottom w:val="single" w:color="D9D4CB" w:sz="4"/>
+              <w:right w:val="none" w:color="auto" w:sz="0"/>
+            </w:tcBorders>
+            <w:tcMar>
+              <w:top w:type="dxa" w:w="52"/>
+              <w:left w:type="dxa" w:w="100"/>
+              <w:bottom w:type="dxa" w:w="52"/>
+              <w:right w:type="dxa" w:w="100"/>
+            </w:tcMar>
+            <w:vAlign w:val="center"/>
+          </w:tcPr>
+          <w:p>
+            <w:pPr>
+              <w:spacing w:after="0" w:line="240" w:lineRule="auto"/>
+              <w:jc w:val="left"/>
+            </w:pPr>
+            <w:r>
+              <w:rPr>
+                <w:rFonts w:ascii="Arial" w:cs="Arial" w:eastAsia="Arial" w:hAnsi="Arial"/>
+                <w:b/>
+                <w:bCs/>
+                <w:i w:val="false"/>
+                <w:iCs w:val="false"/>
+                <w:color w:val="2A2E38"/>
+                <w:sz w:val="17"/>
+                <w:szCs w:val="17"/>
+              </w:rPr>
+              <w:t xml:space="preserve">«Красный Октябрь», остров Балчуг</w:t>
+            </w:r>
+          </w:p>
+        </w:tc>
+        <w:tc>
+          <w:tcPr>
+            <w:tcW w:type="dxa" w:w="1550"/>
+            <w:tcBorders>
+              <w:top w:val="single" w:color="D9D4CB" w:sz="4"/>
+              <w:left w:val="none" w:color="auto" w:sz="0"/>
+              <w:bottom w:val="single" w:color="D9D4CB" w:sz="4"/>
+              <w:right w:val="none" w:color="auto" w:sz="0"/>
+            </w:tcBorders>
+            <w:tcMar>
+              <w:top w:type="dxa" w:w="52"/>
+              <w:left w:type="dxa" w:w="100"/>
+              <w:bottom w:type="dxa" w:w="52"/>
+              <w:right w:type="dxa" w:w="100"/>
+            </w:tcMar>
+            <w:vAlign w:val="center"/>
+          </w:tcPr>
+          <w:p>
+            <w:pPr>
+              <w:spacing w:after="0" w:line="240" w:lineRule="auto"/>
+              <w:jc w:val="center"/>
+            </w:pPr>
+            <w:r>
+              <w:rPr>
+                <w:rFonts w:ascii="Arial" w:cs="Arial" w:eastAsia="Arial" w:hAnsi="Arial"/>
+                <w:b w:val="false"/>
+                <w:bCs w:val="false"/>
+                <w:i w:val="false"/>
+                <w:iCs w:val="false"/>
+                <w:color w:val="2A2E38"/>
+                <w:sz w:val="17"/>
+                <w:szCs w:val="17"/>
+              </w:rPr>
+              <w:t xml:space="preserve">Кропоткинская, 10 мин</w:t>
+            </w:r>
+          </w:p>
+        </w:tc>
+        <w:tc>
+          <w:tcPr>
+            <w:tcW w:type="dxa" w:w="1050"/>
+            <w:tcBorders>
+              <w:top w:val="single" w:color="D9D4CB" w:sz="4"/>
+              <w:left w:val="none" w:color="auto" w:sz="0"/>
+              <w:bottom w:val="single" w:color="D9D4CB" w:sz="4"/>
+              <w:right w:val="none" w:color="auto" w:sz="0"/>
+            </w:tcBorders>
+            <w:tcMar>
+              <w:top w:type="dxa" w:w="52"/>
+              <w:left w:type="dxa" w:w="100"/>
+              <w:bottom w:type="dxa" w:w="52"/>
+              <w:right w:type="dxa" w:w="100"/>
+            </w:tcMar>
+            <w:vAlign w:val="center"/>
+          </w:tcPr>
+          <w:p>
+            <w:pPr>
+              <w:spacing w:after="0" w:line="240" w:lineRule="auto"/>
+              <w:jc w:val="center"/>
+            </w:pPr>
+            <w:r>
+              <w:rPr>
+                <w:rFonts w:ascii="Arial" w:cs="Arial" w:eastAsia="Arial" w:hAnsi="Arial"/>
+                <w:b w:val="false"/>
+                <w:bCs w:val="false"/>
+                <w:i w:val="false"/>
+                <w:iCs w:val="false"/>
+                <w:color w:val="2A2E38"/>
+                <w:sz w:val="17"/>
+                <w:szCs w:val="17"/>
+              </w:rPr>
+              <w:t xml:space="preserve">76,0</w:t>
+            </w:r>
+          </w:p>
+        </w:tc>
+        <w:tc>
+          <w:tcPr>
+            <w:tcW w:type="dxa" w:w="600"/>
+            <w:tcBorders>
+              <w:top w:val="single" w:color="D9D4CB" w:sz="4"/>
+              <w:left w:val="none" w:color="auto" w:sz="0"/>
+              <w:bottom w:val="single" w:color="D9D4CB" w:sz="4"/>
+              <w:right w:val="none" w:color="auto" w:sz="0"/>
+            </w:tcBorders>
+            <w:tcMar>
+              <w:top w:type="dxa" w:w="52"/>
+              <w:left w:type="dxa" w:w="100"/>
+              <w:bottom w:type="dxa" w:w="52"/>
+              <w:right w:type="dxa" w:w="100"/>
+            </w:tcMar>
+            <w:vAlign w:val="center"/>
+          </w:tcPr>
+          <w:p>
+            <w:pPr>
+              <w:spacing w:after="0" w:line="240" w:lineRule="auto"/>
+              <w:jc w:val="center"/>
+            </w:pPr>
+            <w:r>
+              <w:rPr>
+                <w:rFonts w:ascii="Arial" w:cs="Arial" w:eastAsia="Arial" w:hAnsi="Arial"/>
+                <w:b w:val="false"/>
+                <w:bCs w:val="false"/>
+                <w:i w:val="false"/>
+                <w:iCs w:val="false"/>
+                <w:color w:val="2A2E38"/>
+                <w:sz w:val="17"/>
+                <w:szCs w:val="17"/>
+              </w:rPr>
+              <w:t xml:space="preserve">2</w:t>
+            </w:r>
+          </w:p>
+        </w:tc>
+        <w:tc>
+          <w:tcPr>
+            <w:tcW w:type="dxa" w:w="600"/>
+            <w:tcBorders>
+              <w:top w:val="single" w:color="D9D4CB" w:sz="4"/>
+              <w:left w:val="none" w:color="auto" w:sz="0"/>
+              <w:bottom w:val="single" w:color="D9D4CB" w:sz="4"/>
+              <w:right w:val="none" w:color="auto" w:sz="0"/>
+            </w:tcBorders>
+            <w:tcMar>
+              <w:top w:type="dxa" w:w="52"/>
+              <w:left w:type="dxa" w:w="100"/>
+              <w:bottom w:type="dxa" w:w="52"/>
+              <w:right w:type="dxa" w:w="100"/>
+            </w:tcMar>
+            <w:vAlign w:val="center"/>
+          </w:tcPr>
+          <w:p>
+            <w:pPr>
+              <w:spacing w:after="0" w:line="240" w:lineRule="auto"/>
+              <w:jc w:val="center"/>
+            </w:pPr>
+            <w:r>
+              <w:rPr>
+                <w:rFonts w:ascii="Arial" w:cs="Arial" w:eastAsia="Arial" w:hAnsi="Arial"/>
+                <w:b w:val="false"/>
+                <w:bCs w:val="false"/>
+                <w:i w:val="false"/>
+                <w:iCs w:val="false"/>
+                <w:color w:val="2A2E38"/>
+                <w:sz w:val="17"/>
+                <w:szCs w:val="17"/>
+              </w:rPr>
+              <w:t xml:space="preserve">2026</w:t>
+            </w:r>
+          </w:p>
+        </w:tc>
+        <w:tc>
+          <w:tcPr>
+            <w:tcW w:type="dxa" w:w="1000"/>
+            <w:tcBorders>
+              <w:top w:val="single" w:color="D9D4CB" w:sz="4"/>
+              <w:left w:val="none" w:color="auto" w:sz="0"/>
+              <w:bottom w:val="single" w:color="D9D4CB" w:sz="4"/>
+              <w:right w:val="none" w:color="auto" w:sz="0"/>
+            </w:tcBorders>
+            <w:tcMar>
+              <w:top w:type="dxa" w:w="52"/>
+              <w:left w:type="dxa" w:w="100"/>
+              <w:bottom w:type="dxa" w:w="52"/>
+              <w:right w:type="dxa" w:w="100"/>
+            </w:tcMar>
+            <w:vAlign w:val="center"/>
+          </w:tcPr>
+          <w:p>
+            <w:pPr>
+              <w:spacing w:after="0" w:line="240" w:lineRule="auto"/>
+              <w:jc w:val="center"/>
+            </w:pPr>
+            <w:r>
+              <w:rPr>
+                <w:rFonts w:ascii="Arial" w:cs="Arial" w:eastAsia="Arial" w:hAnsi="Arial"/>
+                <w:b w:val="false"/>
+                <w:bCs w:val="false"/>
+                <w:i w:val="false"/>
+                <w:iCs w:val="false"/>
+                <w:color w:val="2A2E38"/>
+                <w:sz w:val="17"/>
+                <w:szCs w:val="17"/>
+              </w:rPr>
+              <w:t xml:space="preserve">205,0</w:t>
+            </w:r>
+          </w:p>
+        </w:tc>
+        <w:tc>
+          <w:tcPr>
+            <w:tcW w:type="dxa" w:w="1300"/>
+            <w:tcBorders>
+              <w:top w:val="single" w:color="D9D4CB" w:sz="4"/>
+              <w:left w:val="none" w:color="auto" w:sz="0"/>
+              <w:bottom w:val="single" w:color="D9D4CB" w:sz="4"/>
+              <w:right w:val="none" w:color="auto" w:sz="0"/>
+            </w:tcBorders>
+            <w:tcMar>
+              <w:top w:type="dxa" w:w="52"/>
+              <w:left w:type="dxa" w:w="100"/>
+              <w:bottom w:type="dxa" w:w="52"/>
+              <w:right w:type="dxa" w:w="100"/>
+            </w:tcMar>
+            <w:vAlign w:val="center"/>
+          </w:tcPr>
+          <w:p>
+            <w:pPr>
+              <w:spacing w:after="0" w:line="240" w:lineRule="auto"/>
+              <w:jc w:val="center"/>
+            </w:pPr>
+            <w:r>
+              <w:rPr>
+                <w:rFonts w:ascii="Arial" w:cs="Arial" w:eastAsia="Arial" w:hAnsi="Arial"/>
+                <w:b w:val="false"/>
+                <w:bCs w:val="false"/>
+                <w:i w:val="false"/>
+                <w:iCs w:val="false"/>
+                <w:color w:val="2A2E38"/>
+                <w:sz w:val="17"/>
+                <w:szCs w:val="17"/>
+              </w:rPr>
+              <w:t xml:space="preserve">2 697 368</w:t>
+            </w:r>
+          </w:p>
+        </w:tc>
+        <w:tc>
+          <w:tcPr>
+            <w:tcW w:type="dxa" w:w="1038"/>
+            <w:tcBorders>
+              <w:top w:val="single" w:color="D9D4CB" w:sz="4"/>
+              <w:left w:val="none" w:color="auto" w:sz="0"/>
+              <w:bottom w:val="single" w:color="D9D4CB" w:sz="4"/>
+              <w:right w:val="none" w:color="auto" w:sz="0"/>
+            </w:tcBorders>
+            <w:tcMar>
+              <w:top w:type="dxa" w:w="52"/>
+              <w:left w:type="dxa" w:w="100"/>
+              <w:bottom w:type="dxa" w:w="52"/>
+              <w:right w:type="dxa" w:w="100"/>
+            </w:tcMar>
+            <w:vAlign w:val="center"/>
+          </w:tcPr>
+          <w:p>
+            <w:pPr>
+              <w:spacing w:after="0" w:line="240" w:lineRule="auto"/>
+              <w:jc w:val="center"/>
+            </w:pPr>
+            <w:hyperlink w:history="1" r:id="rIdbeyp2ztldtohjf239tghh">
+              <w:r>
+                <w:rPr>
+                  <w:rFonts w:ascii="Arial" w:cs="Arial" w:eastAsia="Arial" w:hAnsi="Arial"/>
+                  <w:b w:val="false"/>
+                  <w:bCs w:val="false"/>
+                  <w:i w:val="false"/>
+                  <w:iCs w:val="false"/>
+                  <w:color w:val="2C5FA8"/>
+                  <w:sz w:val="17"/>
+                  <w:szCs w:val="17"/>
+                </w:rPr>
+                <w:t xml:space="preserve">Циан →</w:t>
+              </w:r>
+            </w:hyperlink>
+          </w:p>
+        </w:tc>
+      </w:tr>
+      <w:tr>
+        <w:tc>
+          <w:tcPr>
+            <w:tcW w:type="dxa" w:w="2500"/>
+            <w:tcBorders>
+              <w:top w:val="single" w:color="D9D4CB" w:sz="4"/>
+              <w:left w:val="none" w:color="auto" w:sz="0"/>
+              <w:bottom w:val="single" w:color="D9D4CB" w:sz="4"/>
+              <w:right w:val="none" w:color="auto" w:sz="0"/>
+            </w:tcBorders>
+            <w:shd w:fill="FBFAF8" w:color="auto" w:val="clear"/>
+            <w:tcMar>
+              <w:top w:type="dxa" w:w="52"/>
+              <w:left w:type="dxa" w:w="100"/>
+              <w:bottom w:type="dxa" w:w="52"/>
+              <w:right w:type="dxa" w:w="100"/>
+            </w:tcMar>
+            <w:vAlign w:val="center"/>
+          </w:tcPr>
+          <w:p>
+            <w:pPr>
+              <w:spacing w:after="0" w:line="240" w:lineRule="auto"/>
+              <w:jc w:val="left"/>
+            </w:pPr>
+            <w:r>
+              <w:rPr>
+                <w:rFonts w:ascii="Arial" w:cs="Arial" w:eastAsia="Arial" w:hAnsi="Arial"/>
+                <w:b/>
+                <w:bCs/>
+                <w:i w:val="false"/>
+                <w:iCs w:val="false"/>
+                <w:color w:val="2A2E38"/>
+                <w:sz w:val="17"/>
+                <w:szCs w:val="17"/>
+              </w:rPr>
+              <w:t xml:space="preserve">Клубный дом у Арбатской, исторический особняк</w:t>
+            </w:r>
+          </w:p>
+        </w:tc>
+        <w:tc>
+          <w:tcPr>
+            <w:tcW w:type="dxa" w:w="1550"/>
+            <w:tcBorders>
+              <w:top w:val="single" w:color="D9D4CB" w:sz="4"/>
+              <w:left w:val="none" w:color="auto" w:sz="0"/>
+              <w:bottom w:val="single" w:color="D9D4CB" w:sz="4"/>
+              <w:right w:val="none" w:color="auto" w:sz="0"/>
+            </w:tcBorders>
+            <w:shd w:fill="FBFAF8" w:color="auto" w:val="clear"/>
+            <w:tcMar>
+              <w:top w:type="dxa" w:w="52"/>
+              <w:left w:type="dxa" w:w="100"/>
+              <w:bottom w:type="dxa" w:w="52"/>
+              <w:right w:type="dxa" w:w="100"/>
+            </w:tcMar>
+            <w:vAlign w:val="center"/>
+          </w:tcPr>
+          <w:p>
+            <w:pPr>
+              <w:spacing w:after="0" w:line="240" w:lineRule="auto"/>
+              <w:jc w:val="center"/>
+            </w:pPr>
+            <w:r>
+              <w:rPr>
+                <w:rFonts w:ascii="Arial" w:cs="Arial" w:eastAsia="Arial" w:hAnsi="Arial"/>
+                <w:b w:val="false"/>
+                <w:bCs w:val="false"/>
+                <w:i w:val="false"/>
+                <w:iCs w:val="false"/>
+                <w:color w:val="2A2E38"/>
+                <w:sz w:val="17"/>
+                <w:szCs w:val="17"/>
+              </w:rPr>
+              <w:t xml:space="preserve">Арбатская, 8 мин</w:t>
+            </w:r>
+          </w:p>
+        </w:tc>
+        <w:tc>
+          <w:tcPr>
+            <w:tcW w:type="dxa" w:w="1050"/>
+            <w:tcBorders>
+              <w:top w:val="single" w:color="D9D4CB" w:sz="4"/>
+              <w:left w:val="none" w:color="auto" w:sz="0"/>
+              <w:bottom w:val="single" w:color="D9D4CB" w:sz="4"/>
+              <w:right w:val="none" w:color="auto" w:sz="0"/>
+            </w:tcBorders>
+            <w:shd w:fill="FBFAF8" w:color="auto" w:val="clear"/>
+            <w:tcMar>
+              <w:top w:type="dxa" w:w="52"/>
+              <w:left w:type="dxa" w:w="100"/>
+              <w:bottom w:type="dxa" w:w="52"/>
+              <w:right w:type="dxa" w:w="100"/>
+            </w:tcMar>
+            <w:vAlign w:val="center"/>
+          </w:tcPr>
+          <w:p>
+            <w:pPr>
+              <w:spacing w:after="0" w:line="240" w:lineRule="auto"/>
+              <w:jc w:val="center"/>
+            </w:pPr>
+            <w:r>
+              <w:rPr>
+                <w:rFonts w:ascii="Arial" w:cs="Arial" w:eastAsia="Arial" w:hAnsi="Arial"/>
+                <w:b w:val="false"/>
+                <w:bCs w:val="false"/>
+                <w:i w:val="false"/>
+                <w:iCs w:val="false"/>
+                <w:color w:val="2A2E38"/>
+                <w:sz w:val="17"/>
+                <w:szCs w:val="17"/>
+              </w:rPr>
+              <w:t xml:space="preserve">64,4</w:t>
+            </w:r>
+          </w:p>
+        </w:tc>
+        <w:tc>
+          <w:tcPr>
+            <w:tcW w:type="dxa" w:w="600"/>
+            <w:tcBorders>
+              <w:top w:val="single" w:color="D9D4CB" w:sz="4"/>
+              <w:left w:val="none" w:color="auto" w:sz="0"/>
+              <w:bottom w:val="single" w:color="D9D4CB" w:sz="4"/>
+              <w:right w:val="none" w:color="auto" w:sz="0"/>
+            </w:tcBorders>
+            <w:shd w:fill="FBFAF8" w:color="auto" w:val="clear"/>
+            <w:tcMar>
+              <w:top w:type="dxa" w:w="52"/>
+              <w:left w:type="dxa" w:w="100"/>
+              <w:bottom w:type="dxa" w:w="52"/>
+              <w:right w:type="dxa" w:w="100"/>
+            </w:tcMar>
+            <w:vAlign w:val="center"/>
+          </w:tcPr>
+          <w:p>
+            <w:pPr>
+              <w:spacing w:after="0" w:line="240" w:lineRule="auto"/>
+              <w:jc w:val="center"/>
+            </w:pPr>
+            <w:r>
+              <w:rPr>
+                <w:rFonts w:ascii="Arial" w:cs="Arial" w:eastAsia="Arial" w:hAnsi="Arial"/>
+                <w:b w:val="false"/>
+                <w:bCs w:val="false"/>
+                <w:i w:val="false"/>
+                <w:iCs w:val="false"/>
+                <w:color w:val="2A2E38"/>
+                <w:sz w:val="17"/>
+                <w:szCs w:val="17"/>
+              </w:rPr>
+              <w:t xml:space="preserve">3</w:t>
+            </w:r>
+          </w:p>
+        </w:tc>
+        <w:tc>
+          <w:tcPr>
+            <w:tcW w:type="dxa" w:w="600"/>
+            <w:tcBorders>
+              <w:top w:val="single" w:color="D9D4CB" w:sz="4"/>
+              <w:left w:val="none" w:color="auto" w:sz="0"/>
+              <w:bottom w:val="single" w:color="D9D4CB" w:sz="4"/>
+              <w:right w:val="none" w:color="auto" w:sz="0"/>
+            </w:tcBorders>
+            <w:shd w:fill="FBFAF8" w:color="auto" w:val="clear"/>
+            <w:tcMar>
+              <w:top w:type="dxa" w:w="52"/>
+              <w:left w:type="dxa" w:w="100"/>
+              <w:bottom w:type="dxa" w:w="52"/>
+              <w:right w:type="dxa" w:w="100"/>
+            </w:tcMar>
+            <w:vAlign w:val="center"/>
+          </w:tcPr>
+          <w:p>
+            <w:pPr>
+              <w:spacing w:after="0" w:line="240" w:lineRule="auto"/>
+              <w:jc w:val="center"/>
+            </w:pPr>
+            <w:r>
+              <w:rPr>
+                <w:rFonts w:ascii="Arial" w:cs="Arial" w:eastAsia="Arial" w:hAnsi="Arial"/>
+                <w:b w:val="false"/>
+                <w:bCs w:val="false"/>
+                <w:i w:val="false"/>
+                <w:iCs w:val="false"/>
+                <w:color w:val="2A2E38"/>
+                <w:sz w:val="17"/>
+                <w:szCs w:val="17"/>
+              </w:rPr>
+              <w:t xml:space="preserve">2024</w:t>
+            </w:r>
+          </w:p>
+        </w:tc>
+        <w:tc>
+          <w:tcPr>
+            <w:tcW w:type="dxa" w:w="1000"/>
+            <w:tcBorders>
+              <w:top w:val="single" w:color="D9D4CB" w:sz="4"/>
+              <w:left w:val="none" w:color="auto" w:sz="0"/>
+              <w:bottom w:val="single" w:color="D9D4CB" w:sz="4"/>
+              <w:right w:val="none" w:color="auto" w:sz="0"/>
+            </w:tcBorders>
+            <w:shd w:fill="FBFAF8" w:color="auto" w:val="clear"/>
+            <w:tcMar>
+              <w:top w:type="dxa" w:w="52"/>
+              <w:left w:type="dxa" w:w="100"/>
+              <w:bottom w:type="dxa" w:w="52"/>
+              <w:right w:type="dxa" w:w="100"/>
+            </w:tcMar>
+            <w:vAlign w:val="center"/>
+          </w:tcPr>
+          <w:p>
+            <w:pPr>
+              <w:spacing w:after="0" w:line="240" w:lineRule="auto"/>
+              <w:jc w:val="center"/>
+            </w:pPr>
+            <w:r>
+              <w:rPr>
+                <w:rFonts w:ascii="Arial" w:cs="Arial" w:eastAsia="Arial" w:hAnsi="Arial"/>
+                <w:b w:val="false"/>
+                <w:bCs w:val="false"/>
+                <w:i w:val="false"/>
+                <w:iCs w:val="false"/>
+                <w:color w:val="2A2E38"/>
+                <w:sz w:val="17"/>
+                <w:szCs w:val="17"/>
+              </w:rPr>
+              <w:t xml:space="preserve">160,0</w:t>
+            </w:r>
+          </w:p>
+        </w:tc>
+        <w:tc>
+          <w:tcPr>
+            <w:tcW w:type="dxa" w:w="1300"/>
+            <w:tcBorders>
+              <w:top w:val="single" w:color="D9D4CB" w:sz="4"/>
+              <w:left w:val="none" w:color="auto" w:sz="0"/>
+              <w:bottom w:val="single" w:color="D9D4CB" w:sz="4"/>
+              <w:right w:val="none" w:color="auto" w:sz="0"/>
+            </w:tcBorders>
+            <w:shd w:fill="FBFAF8" w:color="auto" w:val="clear"/>
+            <w:tcMar>
+              <w:top w:type="dxa" w:w="52"/>
+              <w:left w:type="dxa" w:w="100"/>
+              <w:bottom w:type="dxa" w:w="52"/>
+              <w:right w:type="dxa" w:w="100"/>
+            </w:tcMar>
+            <w:vAlign w:val="center"/>
+          </w:tcPr>
+          <w:p>
+            <w:pPr>
+              <w:spacing w:after="0" w:line="240" w:lineRule="auto"/>
+              <w:jc w:val="center"/>
+            </w:pPr>
+            <w:r>
+              <w:rPr>
+                <w:rFonts w:ascii="Arial" w:cs="Arial" w:eastAsia="Arial" w:hAnsi="Arial"/>
+                <w:b w:val="false"/>
+                <w:bCs w:val="false"/>
+                <w:i w:val="false"/>
+                <w:iCs w:val="false"/>
+                <w:color w:val="2A2E38"/>
+                <w:sz w:val="17"/>
+                <w:szCs w:val="17"/>
+              </w:rPr>
+              <w:t xml:space="preserve">2 484 472</w:t>
+            </w:r>
+          </w:p>
+        </w:tc>
+        <w:tc>
+          <w:tcPr>
+            <w:tcW w:type="dxa" w:w="1038"/>
+            <w:tcBorders>
+              <w:top w:val="single" w:color="D9D4CB" w:sz="4"/>
+              <w:left w:val="none" w:color="auto" w:sz="0"/>
+              <w:bottom w:val="single" w:color="D9D4CB" w:sz="4"/>
+              <w:right w:val="none" w:color="auto" w:sz="0"/>
+            </w:tcBorders>
+            <w:shd w:fill="FBFAF8" w:color="auto" w:val="clear"/>
+            <w:tcMar>
+              <w:top w:type="dxa" w:w="52"/>
+              <w:left w:type="dxa" w:w="100"/>
+              <w:bottom w:type="dxa" w:w="52"/>
+              <w:right w:type="dxa" w:w="100"/>
+            </w:tcMar>
+            <w:vAlign w:val="center"/>
+          </w:tcPr>
+          <w:p>
+            <w:pPr>
+              <w:spacing w:after="0" w:line="240" w:lineRule="auto"/>
+              <w:jc w:val="center"/>
+            </w:pPr>
+            <w:hyperlink w:history="1" r:id="rIdgqktdjfy1ordsnbriys12">
+              <w:r>
+                <w:rPr>
+                  <w:rFonts w:ascii="Arial" w:cs="Arial" w:eastAsia="Arial" w:hAnsi="Arial"/>
+                  <w:b w:val="false"/>
+                  <w:bCs w:val="false"/>
+                  <w:i w:val="false"/>
+                  <w:iCs w:val="false"/>
+                  <w:color w:val="2C5FA8"/>
+                  <w:sz w:val="17"/>
+                  <w:szCs w:val="17"/>
+                </w:rPr>
+                <w:t xml:space="preserve">Циан →</w:t>
+              </w:r>
+            </w:hyperlink>
+          </w:p>
+        </w:tc>
+      </w:tr>
+      <w:tr>
+        <w:tc>
+          <w:tcPr>
+            <w:tcW w:type="dxa" w:w="2500"/>
+            <w:tcBorders>
+              <w:top w:val="single" w:color="D9D4CB" w:sz="4"/>
+              <w:left w:val="none" w:color="auto" w:sz="0"/>
+              <w:bottom w:val="single" w:color="D9D4CB" w:sz="4"/>
+              <w:right w:val="none" w:color="auto" w:sz="0"/>
+            </w:tcBorders>
+            <w:tcMar>
+              <w:top w:type="dxa" w:w="52"/>
+              <w:left w:type="dxa" w:w="100"/>
+              <w:bottom w:type="dxa" w:w="52"/>
+              <w:right w:type="dxa" w:w="100"/>
+            </w:tcMar>
+            <w:vAlign w:val="center"/>
+          </w:tcPr>
+          <w:p>
+            <w:pPr>
+              <w:spacing w:after="0" w:line="240" w:lineRule="auto"/>
+              <w:jc w:val="left"/>
+            </w:pPr>
+            <w:r>
+              <w:rPr>
+                <w:rFonts w:ascii="Arial" w:cs="Arial" w:eastAsia="Arial" w:hAnsi="Arial"/>
+                <w:b/>
+                <w:bCs/>
+                <w:i w:val="false"/>
+                <w:iCs w:val="false"/>
+                <w:color w:val="2A2E38"/>
+                <w:sz w:val="17"/>
+                <w:szCs w:val="17"/>
+              </w:rPr>
+              <w:t xml:space="preserve">Клубный дом, Костянский пер., 13</w:t>
+            </w:r>
+          </w:p>
+        </w:tc>
+        <w:tc>
+          <w:tcPr>
+            <w:tcW w:type="dxa" w:w="1550"/>
+            <w:tcBorders>
+              <w:top w:val="single" w:color="D9D4CB" w:sz="4"/>
+              <w:left w:val="none" w:color="auto" w:sz="0"/>
+              <w:bottom w:val="single" w:color="D9D4CB" w:sz="4"/>
+              <w:right w:val="none" w:color="auto" w:sz="0"/>
+            </w:tcBorders>
+            <w:tcMar>
+              <w:top w:type="dxa" w:w="52"/>
+              <w:left w:type="dxa" w:w="100"/>
+              <w:bottom w:type="dxa" w:w="52"/>
+              <w:right w:type="dxa" w:w="100"/>
+            </w:tcMar>
+            <w:vAlign w:val="center"/>
+          </w:tcPr>
+          <w:p>
+            <w:pPr>
+              <w:spacing w:after="0" w:line="240" w:lineRule="auto"/>
+              <w:jc w:val="center"/>
+            </w:pPr>
+            <w:r>
+              <w:rPr>
+                <w:rFonts w:ascii="Arial" w:cs="Arial" w:eastAsia="Arial" w:hAnsi="Arial"/>
+                <w:b w:val="false"/>
+                <w:bCs w:val="false"/>
+                <w:i w:val="false"/>
+                <w:iCs w:val="false"/>
+                <w:color w:val="2A2E38"/>
+                <w:sz w:val="17"/>
+                <w:szCs w:val="17"/>
+              </w:rPr>
+              <w:t xml:space="preserve">Сретенский бульвар, 5 мин</w:t>
+            </w:r>
+          </w:p>
+        </w:tc>
+        <w:tc>
+          <w:tcPr>
+            <w:tcW w:type="dxa" w:w="1050"/>
+            <w:tcBorders>
+              <w:top w:val="single" w:color="D9D4CB" w:sz="4"/>
+              <w:left w:val="none" w:color="auto" w:sz="0"/>
+              <w:bottom w:val="single" w:color="D9D4CB" w:sz="4"/>
+              <w:right w:val="none" w:color="auto" w:sz="0"/>
+            </w:tcBorders>
+            <w:tcMar>
+              <w:top w:type="dxa" w:w="52"/>
+              <w:left w:type="dxa" w:w="100"/>
+              <w:bottom w:type="dxa" w:w="52"/>
+              <w:right w:type="dxa" w:w="100"/>
+            </w:tcMar>
+            <w:vAlign w:val="center"/>
+          </w:tcPr>
+          <w:p>
+            <w:pPr>
+              <w:spacing w:after="0" w:line="240" w:lineRule="auto"/>
+              <w:jc w:val="center"/>
+            </w:pPr>
+            <w:r>
+              <w:rPr>
+                <w:rFonts w:ascii="Arial" w:cs="Arial" w:eastAsia="Arial" w:hAnsi="Arial"/>
+                <w:b w:val="false"/>
+                <w:bCs w:val="false"/>
+                <w:i w:val="false"/>
+                <w:iCs w:val="false"/>
+                <w:color w:val="2A2E38"/>
+                <w:sz w:val="17"/>
+                <w:szCs w:val="17"/>
+              </w:rPr>
+              <w:t xml:space="preserve">77,0</w:t>
+            </w:r>
+          </w:p>
+        </w:tc>
+        <w:tc>
+          <w:tcPr>
+            <w:tcW w:type="dxa" w:w="600"/>
+            <w:tcBorders>
+              <w:top w:val="single" w:color="D9D4CB" w:sz="4"/>
+              <w:left w:val="none" w:color="auto" w:sz="0"/>
+              <w:bottom w:val="single" w:color="D9D4CB" w:sz="4"/>
+              <w:right w:val="none" w:color="auto" w:sz="0"/>
+            </w:tcBorders>
+            <w:tcMar>
+              <w:top w:type="dxa" w:w="52"/>
+              <w:left w:type="dxa" w:w="100"/>
+              <w:bottom w:type="dxa" w:w="52"/>
+              <w:right w:type="dxa" w:w="100"/>
+            </w:tcMar>
+            <w:vAlign w:val="center"/>
+          </w:tcPr>
+          <w:p>
+            <w:pPr>
+              <w:spacing w:after="0" w:line="240" w:lineRule="auto"/>
+              <w:jc w:val="center"/>
+            </w:pPr>
+            <w:r>
+              <w:rPr>
+                <w:rFonts w:ascii="Arial" w:cs="Arial" w:eastAsia="Arial" w:hAnsi="Arial"/>
+                <w:b w:val="false"/>
+                <w:bCs w:val="false"/>
+                <w:i w:val="false"/>
+                <w:iCs w:val="false"/>
+                <w:color w:val="2A2E38"/>
+                <w:sz w:val="17"/>
+                <w:szCs w:val="17"/>
+              </w:rPr>
+              <w:t xml:space="preserve">5</w:t>
+            </w:r>
+          </w:p>
+        </w:tc>
+        <w:tc>
+          <w:tcPr>
+            <w:tcW w:type="dxa" w:w="600"/>
+            <w:tcBorders>
+              <w:top w:val="single" w:color="D9D4CB" w:sz="4"/>
+              <w:left w:val="none" w:color="auto" w:sz="0"/>
+              <w:bottom w:val="single" w:color="D9D4CB" w:sz="4"/>
+              <w:right w:val="none" w:color="auto" w:sz="0"/>
+            </w:tcBorders>
+            <w:tcMar>
+              <w:top w:type="dxa" w:w="52"/>
+              <w:left w:type="dxa" w:w="100"/>
+              <w:bottom w:type="dxa" w:w="52"/>
+              <w:right w:type="dxa" w:w="100"/>
+            </w:tcMar>
+            <w:vAlign w:val="center"/>
+          </w:tcPr>
+          <w:p>
+            <w:pPr>
+              <w:spacing w:after="0" w:line="240" w:lineRule="auto"/>
+              <w:jc w:val="center"/>
+            </w:pPr>
+            <w:r>
+              <w:rPr>
+                <w:rFonts w:ascii="Arial" w:cs="Arial" w:eastAsia="Arial" w:hAnsi="Arial"/>
+                <w:b w:val="false"/>
+                <w:bCs w:val="false"/>
+                <w:i w:val="false"/>
+                <w:iCs w:val="false"/>
+                <w:color w:val="2A2E38"/>
+                <w:sz w:val="17"/>
+                <w:szCs w:val="17"/>
+              </w:rPr>
+              <w:t xml:space="preserve">2023</w:t>
+            </w:r>
+          </w:p>
+        </w:tc>
+        <w:tc>
+          <w:tcPr>
+            <w:tcW w:type="dxa" w:w="1000"/>
+            <w:tcBorders>
+              <w:top w:val="single" w:color="D9D4CB" w:sz="4"/>
+              <w:left w:val="none" w:color="auto" w:sz="0"/>
+              <w:bottom w:val="single" w:color="D9D4CB" w:sz="4"/>
+              <w:right w:val="none" w:color="auto" w:sz="0"/>
+            </w:tcBorders>
+            <w:tcMar>
+              <w:top w:type="dxa" w:w="52"/>
+              <w:left w:type="dxa" w:w="100"/>
+              <w:bottom w:type="dxa" w:w="52"/>
+              <w:right w:type="dxa" w:w="100"/>
+            </w:tcMar>
+            <w:vAlign w:val="center"/>
+          </w:tcPr>
+          <w:p>
+            <w:pPr>
+              <w:spacing w:after="0" w:line="240" w:lineRule="auto"/>
+              <w:jc w:val="center"/>
+            </w:pPr>
+            <w:r>
+              <w:rPr>
+                <w:rFonts w:ascii="Arial" w:cs="Arial" w:eastAsia="Arial" w:hAnsi="Arial"/>
+                <w:b w:val="false"/>
+                <w:bCs w:val="false"/>
+                <w:i w:val="false"/>
+                <w:iCs w:val="false"/>
+                <w:color w:val="2A2E38"/>
+                <w:sz w:val="17"/>
+                <w:szCs w:val="17"/>
+              </w:rPr>
+              <w:t xml:space="preserve">184,8</w:t>
+            </w:r>
+          </w:p>
+        </w:tc>
+        <w:tc>
+          <w:tcPr>
+            <w:tcW w:type="dxa" w:w="1300"/>
+            <w:tcBorders>
+              <w:top w:val="single" w:color="D9D4CB" w:sz="4"/>
+              <w:left w:val="none" w:color="auto" w:sz="0"/>
+              <w:bottom w:val="single" w:color="D9D4CB" w:sz="4"/>
+              <w:right w:val="none" w:color="auto" w:sz="0"/>
+            </w:tcBorders>
+            <w:tcMar>
+              <w:top w:type="dxa" w:w="52"/>
+              <w:left w:type="dxa" w:w="100"/>
+              <w:bottom w:type="dxa" w:w="52"/>
+              <w:right w:type="dxa" w:w="100"/>
+            </w:tcMar>
+            <w:vAlign w:val="center"/>
+          </w:tcPr>
+          <w:p>
+            <w:pPr>
+              <w:spacing w:after="0" w:line="240" w:lineRule="auto"/>
+              <w:jc w:val="center"/>
+            </w:pPr>
+            <w:r>
+              <w:rPr>
+                <w:rFonts w:ascii="Arial" w:cs="Arial" w:eastAsia="Arial" w:hAnsi="Arial"/>
+                <w:b w:val="false"/>
+                <w:bCs w:val="false"/>
+                <w:i w:val="false"/>
+                <w:iCs w:val="false"/>
+                <w:color w:val="2A2E38"/>
+                <w:sz w:val="17"/>
+                <w:szCs w:val="17"/>
+              </w:rPr>
+              <w:t xml:space="preserve">2 400 000</w:t>
+            </w:r>
+          </w:p>
+        </w:tc>
+        <w:tc>
+          <w:tcPr>
+            <w:tcW w:type="dxa" w:w="1038"/>
+            <w:tcBorders>
+              <w:top w:val="single" w:color="D9D4CB" w:sz="4"/>
+              <w:left w:val="none" w:color="auto" w:sz="0"/>
+              <w:bottom w:val="single" w:color="D9D4CB" w:sz="4"/>
+              <w:right w:val="none" w:color="auto" w:sz="0"/>
+            </w:tcBorders>
+            <w:tcMar>
+              <w:top w:type="dxa" w:w="52"/>
+              <w:left w:type="dxa" w:w="100"/>
+              <w:bottom w:type="dxa" w:w="52"/>
+              <w:right w:type="dxa" w:w="100"/>
+            </w:tcMar>
+            <w:vAlign w:val="center"/>
+          </w:tcPr>
+          <w:p>
+            <w:pPr>
+              <w:spacing w:after="0" w:line="240" w:lineRule="auto"/>
+              <w:jc w:val="center"/>
+            </w:pPr>
+            <w:hyperlink w:history="1" r:id="rIdutsk5okupoi31-xas_ado">
+              <w:r>
+                <w:rPr>
+                  <w:rFonts w:ascii="Arial" w:cs="Arial" w:eastAsia="Arial" w:hAnsi="Arial"/>
+                  <w:b w:val="false"/>
+                  <w:bCs w:val="false"/>
+                  <w:i w:val="false"/>
+                  <w:iCs w:val="false"/>
+                  <w:color w:val="2C5FA8"/>
+                  <w:sz w:val="17"/>
+                  <w:szCs w:val="17"/>
+                </w:rPr>
+                <w:t xml:space="preserve">Циан →</w:t>
+              </w:r>
+            </w:hyperlink>
+          </w:p>
+        </w:tc>
+      </w:tr>
+      <w:tr>
+        <w:tc>
+          <w:tcPr>
+            <w:tcW w:type="dxa" w:w="2500"/>
+            <w:tcBorders>
+              <w:top w:val="single" w:color="D9D4CB" w:sz="4"/>
+              <w:left w:val="none" w:color="auto" w:sz="0"/>
+              <w:bottom w:val="single" w:color="D9D4CB" w:sz="4"/>
+              <w:right w:val="none" w:color="auto" w:sz="0"/>
+            </w:tcBorders>
+            <w:shd w:fill="FBFAF8" w:color="auto" w:val="clear"/>
+            <w:tcMar>
+              <w:top w:type="dxa" w:w="52"/>
+              <w:left w:type="dxa" w:w="100"/>
+              <w:bottom w:type="dxa" w:w="52"/>
+              <w:right w:type="dxa" w:w="100"/>
+            </w:tcMar>
+            <w:vAlign w:val="center"/>
+          </w:tcPr>
+          <w:p>
+            <w:pPr>
+              <w:spacing w:after="0" w:line="240" w:lineRule="auto"/>
+              <w:jc w:val="left"/>
+            </w:pPr>
+            <w:r>
+              <w:rPr>
+                <w:rFonts w:ascii="Arial" w:cs="Arial" w:eastAsia="Arial" w:hAnsi="Arial"/>
+                <w:b/>
+                <w:bCs/>
+                <w:i w:val="false"/>
+                <w:iCs w:val="false"/>
+                <w:color w:val="2A2E38"/>
+                <w:sz w:val="17"/>
+                <w:szCs w:val="17"/>
+              </w:rPr>
+              <w:t xml:space="preserve">Клубный дом «Абрикосов», Потаповский пер., 6с1</w:t>
+            </w:r>
+          </w:p>
+        </w:tc>
+        <w:tc>
+          <w:tcPr>
+            <w:tcW w:type="dxa" w:w="1550"/>
+            <w:tcBorders>
+              <w:top w:val="single" w:color="D9D4CB" w:sz="4"/>
+              <w:left w:val="none" w:color="auto" w:sz="0"/>
+              <w:bottom w:val="single" w:color="D9D4CB" w:sz="4"/>
+              <w:right w:val="none" w:color="auto" w:sz="0"/>
+            </w:tcBorders>
+            <w:shd w:fill="FBFAF8" w:color="auto" w:val="clear"/>
+            <w:tcMar>
+              <w:top w:type="dxa" w:w="52"/>
+              <w:left w:type="dxa" w:w="100"/>
+              <w:bottom w:type="dxa" w:w="52"/>
+              <w:right w:type="dxa" w:w="100"/>
+            </w:tcMar>
+            <w:vAlign w:val="center"/>
+          </w:tcPr>
+          <w:p>
+            <w:pPr>
+              <w:spacing w:after="0" w:line="240" w:lineRule="auto"/>
+              <w:jc w:val="center"/>
+            </w:pPr>
+            <w:r>
+              <w:rPr>
+                <w:rFonts w:ascii="Arial" w:cs="Arial" w:eastAsia="Arial" w:hAnsi="Arial"/>
+                <w:b w:val="false"/>
+                <w:bCs w:val="false"/>
+                <w:i w:val="false"/>
+                <w:iCs w:val="false"/>
+                <w:color w:val="2A2E38"/>
+                <w:sz w:val="17"/>
+                <w:szCs w:val="17"/>
+              </w:rPr>
+              <w:t xml:space="preserve">Чистые пруды, 6 мин</w:t>
+            </w:r>
+          </w:p>
+        </w:tc>
+        <w:tc>
+          <w:tcPr>
+            <w:tcW w:type="dxa" w:w="1050"/>
+            <w:tcBorders>
+              <w:top w:val="single" w:color="D9D4CB" w:sz="4"/>
+              <w:left w:val="none" w:color="auto" w:sz="0"/>
+              <w:bottom w:val="single" w:color="D9D4CB" w:sz="4"/>
+              <w:right w:val="none" w:color="auto" w:sz="0"/>
+            </w:tcBorders>
+            <w:shd w:fill="FBFAF8" w:color="auto" w:val="clear"/>
+            <w:tcMar>
+              <w:top w:type="dxa" w:w="52"/>
+              <w:left w:type="dxa" w:w="100"/>
+              <w:bottom w:type="dxa" w:w="52"/>
+              <w:right w:type="dxa" w:w="100"/>
+            </w:tcMar>
+            <w:vAlign w:val="center"/>
+          </w:tcPr>
+          <w:p>
+            <w:pPr>
+              <w:spacing w:after="0" w:line="240" w:lineRule="auto"/>
+              <w:jc w:val="center"/>
+            </w:pPr>
+            <w:r>
+              <w:rPr>
+                <w:rFonts w:ascii="Arial" w:cs="Arial" w:eastAsia="Arial" w:hAnsi="Arial"/>
+                <w:b w:val="false"/>
+                <w:bCs w:val="false"/>
+                <w:i w:val="false"/>
+                <w:iCs w:val="false"/>
+                <w:color w:val="2A2E38"/>
+                <w:sz w:val="17"/>
+                <w:szCs w:val="17"/>
+              </w:rPr>
+              <w:t xml:space="preserve">67,4</w:t>
+            </w:r>
+          </w:p>
+        </w:tc>
+        <w:tc>
+          <w:tcPr>
+            <w:tcW w:type="dxa" w:w="600"/>
+            <w:tcBorders>
+              <w:top w:val="single" w:color="D9D4CB" w:sz="4"/>
+              <w:left w:val="none" w:color="auto" w:sz="0"/>
+              <w:bottom w:val="single" w:color="D9D4CB" w:sz="4"/>
+              <w:right w:val="none" w:color="auto" w:sz="0"/>
+            </w:tcBorders>
+            <w:shd w:fill="FBFAF8" w:color="auto" w:val="clear"/>
+            <w:tcMar>
+              <w:top w:type="dxa" w:w="52"/>
+              <w:left w:type="dxa" w:w="100"/>
+              <w:bottom w:type="dxa" w:w="52"/>
+              <w:right w:type="dxa" w:w="100"/>
+            </w:tcMar>
+            <w:vAlign w:val="center"/>
+          </w:tcPr>
+          <w:p>
+            <w:pPr>
+              <w:spacing w:after="0" w:line="240" w:lineRule="auto"/>
+              <w:jc w:val="center"/>
+            </w:pPr>
+            <w:r>
+              <w:rPr>
+                <w:rFonts w:ascii="Arial" w:cs="Arial" w:eastAsia="Arial" w:hAnsi="Arial"/>
+                <w:b w:val="false"/>
+                <w:bCs w:val="false"/>
+                <w:i w:val="false"/>
+                <w:iCs w:val="false"/>
+                <w:color w:val="2A2E38"/>
+                <w:sz w:val="17"/>
+                <w:szCs w:val="17"/>
+              </w:rPr>
+              <w:t xml:space="preserve">2</w:t>
+            </w:r>
+          </w:p>
+        </w:tc>
+        <w:tc>
+          <w:tcPr>
+            <w:tcW w:type="dxa" w:w="600"/>
+            <w:tcBorders>
+              <w:top w:val="single" w:color="D9D4CB" w:sz="4"/>
+              <w:left w:val="none" w:color="auto" w:sz="0"/>
+              <w:bottom w:val="single" w:color="D9D4CB" w:sz="4"/>
+              <w:right w:val="none" w:color="auto" w:sz="0"/>
+            </w:tcBorders>
+            <w:shd w:fill="FBFAF8" w:color="auto" w:val="clear"/>
+            <w:tcMar>
+              <w:top w:type="dxa" w:w="52"/>
+              <w:left w:type="dxa" w:w="100"/>
+              <w:bottom w:type="dxa" w:w="52"/>
+              <w:right w:type="dxa" w:w="100"/>
+            </w:tcMar>
+            <w:vAlign w:val="center"/>
+          </w:tcPr>
+          <w:p>
+            <w:pPr>
+              <w:spacing w:after="0" w:line="240" w:lineRule="auto"/>
+              <w:jc w:val="center"/>
+            </w:pPr>
+            <w:r>
+              <w:rPr>
+                <w:rFonts w:ascii="Arial" w:cs="Arial" w:eastAsia="Arial" w:hAnsi="Arial"/>
+                <w:b w:val="false"/>
+                <w:bCs w:val="false"/>
+                <w:i w:val="false"/>
+                <w:iCs w:val="false"/>
+                <w:color w:val="2A2E38"/>
+                <w:sz w:val="17"/>
+                <w:szCs w:val="17"/>
+              </w:rPr>
+              <w:t xml:space="preserve">2022</w:t>
+            </w:r>
+          </w:p>
+        </w:tc>
+        <w:tc>
+          <w:tcPr>
+            <w:tcW w:type="dxa" w:w="1000"/>
+            <w:tcBorders>
+              <w:top w:val="single" w:color="D9D4CB" w:sz="4"/>
+              <w:left w:val="none" w:color="auto" w:sz="0"/>
+              <w:bottom w:val="single" w:color="D9D4CB" w:sz="4"/>
+              <w:right w:val="none" w:color="auto" w:sz="0"/>
+            </w:tcBorders>
+            <w:shd w:fill="FBFAF8" w:color="auto" w:val="clear"/>
+            <w:tcMar>
+              <w:top w:type="dxa" w:w="52"/>
+              <w:left w:type="dxa" w:w="100"/>
+              <w:bottom w:type="dxa" w:w="52"/>
+              <w:right w:type="dxa" w:w="100"/>
+            </w:tcMar>
+            <w:vAlign w:val="center"/>
+          </w:tcPr>
+          <w:p>
+            <w:pPr>
+              <w:spacing w:after="0" w:line="240" w:lineRule="auto"/>
+              <w:jc w:val="center"/>
+            </w:pPr>
+            <w:r>
+              <w:rPr>
+                <w:rFonts w:ascii="Arial" w:cs="Arial" w:eastAsia="Arial" w:hAnsi="Arial"/>
+                <w:b w:val="false"/>
+                <w:bCs w:val="false"/>
+                <w:i w:val="false"/>
+                <w:iCs w:val="false"/>
+                <w:color w:val="2A2E38"/>
+                <w:sz w:val="17"/>
+                <w:szCs w:val="17"/>
+              </w:rPr>
+              <w:t xml:space="preserve">120,0</w:t>
+            </w:r>
+          </w:p>
+        </w:tc>
+        <w:tc>
+          <w:tcPr>
+            <w:tcW w:type="dxa" w:w="1300"/>
+            <w:tcBorders>
+              <w:top w:val="single" w:color="D9D4CB" w:sz="4"/>
+              <w:left w:val="none" w:color="auto" w:sz="0"/>
+              <w:bottom w:val="single" w:color="D9D4CB" w:sz="4"/>
+              <w:right w:val="none" w:color="auto" w:sz="0"/>
+            </w:tcBorders>
+            <w:shd w:fill="FBFAF8" w:color="auto" w:val="clear"/>
+            <w:tcMar>
+              <w:top w:type="dxa" w:w="52"/>
+              <w:left w:type="dxa" w:w="100"/>
+              <w:bottom w:type="dxa" w:w="52"/>
+              <w:right w:type="dxa" w:w="100"/>
+            </w:tcMar>
+            <w:vAlign w:val="center"/>
+          </w:tcPr>
+          <w:p>
+            <w:pPr>
+              <w:spacing w:after="0" w:line="240" w:lineRule="auto"/>
+              <w:jc w:val="center"/>
+            </w:pPr>
+            <w:r>
+              <w:rPr>
+                <w:rFonts w:ascii="Arial" w:cs="Arial" w:eastAsia="Arial" w:hAnsi="Arial"/>
+                <w:b w:val="false"/>
+                <w:bCs w:val="false"/>
+                <w:i w:val="false"/>
+                <w:iCs w:val="false"/>
+                <w:color w:val="2A2E38"/>
+                <w:sz w:val="17"/>
+                <w:szCs w:val="17"/>
+              </w:rPr>
+              <w:t xml:space="preserve">1 780 415</w:t>
+            </w:r>
+          </w:p>
+        </w:tc>
+        <w:tc>
+          <w:tcPr>
+            <w:tcW w:type="dxa" w:w="1038"/>
+            <w:tcBorders>
+              <w:top w:val="single" w:color="D9D4CB" w:sz="4"/>
+              <w:left w:val="none" w:color="auto" w:sz="0"/>
+              <w:bottom w:val="single" w:color="D9D4CB" w:sz="4"/>
+              <w:right w:val="none" w:color="auto" w:sz="0"/>
+            </w:tcBorders>
+            <w:shd w:fill="FBFAF8" w:color="auto" w:val="clear"/>
+            <w:tcMar>
+              <w:top w:type="dxa" w:w="52"/>
+              <w:left w:type="dxa" w:w="100"/>
+              <w:bottom w:type="dxa" w:w="52"/>
+              <w:right w:type="dxa" w:w="100"/>
+            </w:tcMar>
+            <w:vAlign w:val="center"/>
+          </w:tcPr>
+          <w:p>
+            <w:pPr>
+              <w:spacing w:after="0" w:line="240" w:lineRule="auto"/>
+              <w:jc w:val="center"/>
+            </w:pPr>
+            <w:hyperlink w:history="1" r:id="rId6_zrnorffd8iskf9hxvis">
+              <w:r>
+                <w:rPr>
+                  <w:rFonts w:ascii="Arial" w:cs="Arial" w:eastAsia="Arial" w:hAnsi="Arial"/>
+                  <w:b w:val="false"/>
+                  <w:bCs w:val="false"/>
+                  <w:i w:val="false"/>
+                  <w:iCs w:val="false"/>
+                  <w:color w:val="2C5FA8"/>
+                  <w:sz w:val="17"/>
+                  <w:szCs w:val="17"/>
+                </w:rPr>
+                <w:t xml:space="preserve">Циан →</w:t>
+              </w:r>
+            </w:hyperlink>
+          </w:p>
+        </w:tc>
+      </w:tr>
+      <w:tr>
+        <w:tc>
+          <w:tcPr>
+            <w:tcW w:type="dxa" w:w="2500"/>
+            <w:tcBorders>
+              <w:top w:val="single" w:color="D9D4CB" w:sz="4"/>
+              <w:left w:val="none" w:color="auto" w:sz="0"/>
+              <w:bottom w:val="single" w:color="D9D4CB" w:sz="4"/>
+              <w:right w:val="none" w:color="auto" w:sz="0"/>
+            </w:tcBorders>
+            <w:tcMar>
+              <w:top w:type="dxa" w:w="52"/>
+              <w:left w:type="dxa" w:w="100"/>
+              <w:bottom w:type="dxa" w:w="52"/>
+              <w:right w:type="dxa" w:w="100"/>
+            </w:tcMar>
+            <w:vAlign w:val="center"/>
+          </w:tcPr>
+          <w:p>
+            <w:pPr>
+              <w:spacing w:after="0" w:line="240" w:lineRule="auto"/>
+              <w:jc w:val="left"/>
+            </w:pPr>
+            <w:r>
+              <w:rPr>
+                <w:rFonts w:ascii="Arial" w:cs="Arial" w:eastAsia="Arial" w:hAnsi="Arial"/>
+                <w:b/>
+                <w:bCs/>
+                <w:i w:val="false"/>
+                <w:iCs w:val="false"/>
+                <w:color w:val="2A2E38"/>
+                <w:sz w:val="17"/>
+                <w:szCs w:val="17"/>
+              </w:rPr>
+              <w:t xml:space="preserve">«Маросейка, 11», палаты Нарышкина</w:t>
+            </w:r>
+          </w:p>
+        </w:tc>
+        <w:tc>
+          <w:tcPr>
+            <w:tcW w:type="dxa" w:w="1550"/>
+            <w:tcBorders>
+              <w:top w:val="single" w:color="D9D4CB" w:sz="4"/>
+              <w:left w:val="none" w:color="auto" w:sz="0"/>
+              <w:bottom w:val="single" w:color="D9D4CB" w:sz="4"/>
+              <w:right w:val="none" w:color="auto" w:sz="0"/>
+            </w:tcBorders>
+            <w:tcMar>
+              <w:top w:type="dxa" w:w="52"/>
+              <w:left w:type="dxa" w:w="100"/>
+              <w:bottom w:type="dxa" w:w="52"/>
+              <w:right w:type="dxa" w:w="100"/>
+            </w:tcMar>
+            <w:vAlign w:val="center"/>
+          </w:tcPr>
+          <w:p>
+            <w:pPr>
+              <w:spacing w:after="0" w:line="240" w:lineRule="auto"/>
+              <w:jc w:val="center"/>
+            </w:pPr>
+            <w:r>
+              <w:rPr>
+                <w:rFonts w:ascii="Arial" w:cs="Arial" w:eastAsia="Arial" w:hAnsi="Arial"/>
+                <w:b w:val="false"/>
+                <w:bCs w:val="false"/>
+                <w:i w:val="false"/>
+                <w:iCs w:val="false"/>
+                <w:color w:val="2A2E38"/>
+                <w:sz w:val="17"/>
+                <w:szCs w:val="17"/>
+              </w:rPr>
+              <w:t xml:space="preserve">Китай-город, 5 мин</w:t>
+            </w:r>
+          </w:p>
+        </w:tc>
+        <w:tc>
+          <w:tcPr>
+            <w:tcW w:type="dxa" w:w="1050"/>
+            <w:tcBorders>
+              <w:top w:val="single" w:color="D9D4CB" w:sz="4"/>
+              <w:left w:val="none" w:color="auto" w:sz="0"/>
+              <w:bottom w:val="single" w:color="D9D4CB" w:sz="4"/>
+              <w:right w:val="none" w:color="auto" w:sz="0"/>
+            </w:tcBorders>
+            <w:tcMar>
+              <w:top w:type="dxa" w:w="52"/>
+              <w:left w:type="dxa" w:w="100"/>
+              <w:bottom w:type="dxa" w:w="52"/>
+              <w:right w:type="dxa" w:w="100"/>
+            </w:tcMar>
+            <w:vAlign w:val="center"/>
+          </w:tcPr>
+          <w:p>
+            <w:pPr>
+              <w:spacing w:after="0" w:line="240" w:lineRule="auto"/>
+              <w:jc w:val="center"/>
+            </w:pPr>
+            <w:r>
+              <w:rPr>
+                <w:rFonts w:ascii="Arial" w:cs="Arial" w:eastAsia="Arial" w:hAnsi="Arial"/>
+                <w:b w:val="false"/>
+                <w:bCs w:val="false"/>
+                <w:i w:val="false"/>
+                <w:iCs w:val="false"/>
+                <w:color w:val="2A2E38"/>
+                <w:sz w:val="17"/>
+                <w:szCs w:val="17"/>
+              </w:rPr>
+              <w:t xml:space="preserve">81,7</w:t>
+            </w:r>
+          </w:p>
+        </w:tc>
+        <w:tc>
+          <w:tcPr>
+            <w:tcW w:type="dxa" w:w="600"/>
+            <w:tcBorders>
+              <w:top w:val="single" w:color="D9D4CB" w:sz="4"/>
+              <w:left w:val="none" w:color="auto" w:sz="0"/>
+              <w:bottom w:val="single" w:color="D9D4CB" w:sz="4"/>
+              <w:right w:val="none" w:color="auto" w:sz="0"/>
+            </w:tcBorders>
+            <w:tcMar>
+              <w:top w:type="dxa" w:w="52"/>
+              <w:left w:type="dxa" w:w="100"/>
+              <w:bottom w:type="dxa" w:w="52"/>
+              <w:right w:type="dxa" w:w="100"/>
+            </w:tcMar>
+            <w:vAlign w:val="center"/>
+          </w:tcPr>
+          <w:p>
+            <w:pPr>
+              <w:spacing w:after="0" w:line="240" w:lineRule="auto"/>
+              <w:jc w:val="center"/>
+            </w:pPr>
+            <w:r>
+              <w:rPr>
+                <w:rFonts w:ascii="Arial" w:cs="Arial" w:eastAsia="Arial" w:hAnsi="Arial"/>
+                <w:b w:val="false"/>
+                <w:bCs w:val="false"/>
+                <w:i w:val="false"/>
+                <w:iCs w:val="false"/>
+                <w:color w:val="2A2E38"/>
+                <w:sz w:val="17"/>
+                <w:szCs w:val="17"/>
+              </w:rPr>
+              <w:t xml:space="preserve">2</w:t>
+            </w:r>
+          </w:p>
+        </w:tc>
+        <w:tc>
+          <w:tcPr>
+            <w:tcW w:type="dxa" w:w="600"/>
+            <w:tcBorders>
+              <w:top w:val="single" w:color="D9D4CB" w:sz="4"/>
+              <w:left w:val="none" w:color="auto" w:sz="0"/>
+              <w:bottom w:val="single" w:color="D9D4CB" w:sz="4"/>
+              <w:right w:val="none" w:color="auto" w:sz="0"/>
+            </w:tcBorders>
+            <w:tcMar>
+              <w:top w:type="dxa" w:w="52"/>
+              <w:left w:type="dxa" w:w="100"/>
+              <w:bottom w:type="dxa" w:w="52"/>
+              <w:right w:type="dxa" w:w="100"/>
+            </w:tcMar>
+            <w:vAlign w:val="center"/>
+          </w:tcPr>
+          <w:p>
+            <w:pPr>
+              <w:spacing w:after="0" w:line="240" w:lineRule="auto"/>
+              <w:jc w:val="center"/>
+            </w:pPr>
+            <w:r>
+              <w:rPr>
+                <w:rFonts w:ascii="Arial" w:cs="Arial" w:eastAsia="Arial" w:hAnsi="Arial"/>
+                <w:b w:val="false"/>
+                <w:bCs w:val="false"/>
+                <w:i w:val="false"/>
+                <w:iCs w:val="false"/>
+                <w:color w:val="2A2E38"/>
+                <w:sz w:val="17"/>
+                <w:szCs w:val="17"/>
+              </w:rPr>
+              <w:t xml:space="preserve">2021</w:t>
+            </w:r>
+          </w:p>
+        </w:tc>
+        <w:tc>
+          <w:tcPr>
+            <w:tcW w:type="dxa" w:w="1000"/>
+            <w:tcBorders>
+              <w:top w:val="single" w:color="D9D4CB" w:sz="4"/>
+              <w:left w:val="none" w:color="auto" w:sz="0"/>
+              <w:bottom w:val="single" w:color="D9D4CB" w:sz="4"/>
+              <w:right w:val="none" w:color="auto" w:sz="0"/>
+            </w:tcBorders>
+            <w:tcMar>
+              <w:top w:type="dxa" w:w="52"/>
+              <w:left w:type="dxa" w:w="100"/>
+              <w:bottom w:type="dxa" w:w="52"/>
+              <w:right w:type="dxa" w:w="100"/>
+            </w:tcMar>
+            <w:vAlign w:val="center"/>
+          </w:tcPr>
+          <w:p>
+            <w:pPr>
+              <w:spacing w:after="0" w:line="240" w:lineRule="auto"/>
+              <w:jc w:val="center"/>
+            </w:pPr>
+            <w:r>
+              <w:rPr>
+                <w:rFonts w:ascii="Arial" w:cs="Arial" w:eastAsia="Arial" w:hAnsi="Arial"/>
+                <w:b w:val="false"/>
+                <w:bCs w:val="false"/>
+                <w:i w:val="false"/>
+                <w:iCs w:val="false"/>
+                <w:color w:val="2A2E38"/>
+                <w:sz w:val="17"/>
+                <w:szCs w:val="17"/>
+              </w:rPr>
+              <w:t xml:space="preserve">134,8</w:t>
+            </w:r>
+          </w:p>
+        </w:tc>
+        <w:tc>
+          <w:tcPr>
+            <w:tcW w:type="dxa" w:w="1300"/>
+            <w:tcBorders>
+              <w:top w:val="single" w:color="D9D4CB" w:sz="4"/>
+              <w:left w:val="none" w:color="auto" w:sz="0"/>
+              <w:bottom w:val="single" w:color="D9D4CB" w:sz="4"/>
+              <w:right w:val="none" w:color="auto" w:sz="0"/>
+            </w:tcBorders>
+            <w:tcMar>
+              <w:top w:type="dxa" w:w="52"/>
+              <w:left w:type="dxa" w:w="100"/>
+              <w:bottom w:type="dxa" w:w="52"/>
+              <w:right w:type="dxa" w:w="100"/>
+            </w:tcMar>
+            <w:vAlign w:val="center"/>
+          </w:tcPr>
+          <w:p>
+            <w:pPr>
+              <w:spacing w:after="0" w:line="240" w:lineRule="auto"/>
+              <w:jc w:val="center"/>
+            </w:pPr>
+            <w:r>
+              <w:rPr>
+                <w:rFonts w:ascii="Arial" w:cs="Arial" w:eastAsia="Arial" w:hAnsi="Arial"/>
+                <w:b w:val="false"/>
+                <w:bCs w:val="false"/>
+                <w:i w:val="false"/>
+                <w:iCs w:val="false"/>
+                <w:color w:val="2A2E38"/>
+                <w:sz w:val="17"/>
+                <w:szCs w:val="17"/>
+              </w:rPr>
+              <w:t xml:space="preserve">1 650 000</w:t>
+            </w:r>
+          </w:p>
+        </w:tc>
+        <w:tc>
+          <w:tcPr>
+            <w:tcW w:type="dxa" w:w="1038"/>
+            <w:tcBorders>
+              <w:top w:val="single" w:color="D9D4CB" w:sz="4"/>
+              <w:left w:val="none" w:color="auto" w:sz="0"/>
+              <w:bottom w:val="single" w:color="D9D4CB" w:sz="4"/>
+              <w:right w:val="none" w:color="auto" w:sz="0"/>
+            </w:tcBorders>
+            <w:tcMar>
+              <w:top w:type="dxa" w:w="52"/>
+              <w:left w:type="dxa" w:w="100"/>
+              <w:bottom w:type="dxa" w:w="52"/>
+              <w:right w:type="dxa" w:w="100"/>
+            </w:tcMar>
+            <w:vAlign w:val="center"/>
+          </w:tcPr>
+          <w:p>
+            <w:pPr>
+              <w:spacing w:after="0" w:line="240" w:lineRule="auto"/>
+              <w:jc w:val="center"/>
+            </w:pPr>
+            <w:hyperlink w:history="1" r:id="rIdstdj3cm-2lhn84odsjllp">
+              <w:r>
+                <w:rPr>
+                  <w:rFonts w:ascii="Arial" w:cs="Arial" w:eastAsia="Arial" w:hAnsi="Arial"/>
+                  <w:b w:val="false"/>
+                  <w:bCs w:val="false"/>
+                  <w:i w:val="false"/>
+                  <w:iCs w:val="false"/>
+                  <w:color w:val="2C5FA8"/>
+                  <w:sz w:val="17"/>
+                  <w:szCs w:val="17"/>
+                </w:rPr>
+                <w:t xml:space="preserve">Циан →</w:t>
+              </w:r>
+            </w:hyperlink>
+          </w:p>
+        </w:tc>
+      </w:tr>
+      <w:tr>
+        <w:tc>
+          <w:tcPr>
+            <w:tcW w:type="dxa" w:w="2500"/>
+            <w:tcBorders>
+              <w:top w:val="single" w:color="D9D4CB" w:sz="4"/>
+              <w:left w:val="none" w:color="auto" w:sz="0"/>
+              <w:bottom w:val="single" w:color="D9D4CB" w:sz="4"/>
+              <w:right w:val="none" w:color="auto" w:sz="0"/>
+            </w:tcBorders>
+            <w:shd w:fill="FBFAF8" w:color="auto" w:val="clear"/>
+            <w:tcMar>
+              <w:top w:type="dxa" w:w="52"/>
+              <w:left w:type="dxa" w:w="100"/>
+              <w:bottom w:type="dxa" w:w="52"/>
+              <w:right w:type="dxa" w:w="100"/>
+            </w:tcMar>
+            <w:vAlign w:val="center"/>
+          </w:tcPr>
+          <w:p>
+            <w:pPr>
+              <w:spacing w:after="0" w:line="240" w:lineRule="auto"/>
+              <w:jc w:val="left"/>
+            </w:pPr>
+            <w:r>
+              <w:rPr>
+                <w:rFonts w:ascii="Arial" w:cs="Arial" w:eastAsia="Arial" w:hAnsi="Arial"/>
+                <w:b/>
+                <w:bCs/>
+                <w:i w:val="false"/>
+                <w:iCs w:val="false"/>
+                <w:color w:val="2A2E38"/>
+                <w:sz w:val="17"/>
+                <w:szCs w:val="17"/>
+              </w:rPr>
+              <w:t xml:space="preserve">Клубный дом, Б. Николоворобинский, 9к1</w:t>
+            </w:r>
+          </w:p>
+        </w:tc>
+        <w:tc>
+          <w:tcPr>
+            <w:tcW w:type="dxa" w:w="1550"/>
+            <w:tcBorders>
+              <w:top w:val="single" w:color="D9D4CB" w:sz="4"/>
+              <w:left w:val="none" w:color="auto" w:sz="0"/>
+              <w:bottom w:val="single" w:color="D9D4CB" w:sz="4"/>
+              <w:right w:val="none" w:color="auto" w:sz="0"/>
+            </w:tcBorders>
+            <w:shd w:fill="FBFAF8" w:color="auto" w:val="clear"/>
+            <w:tcMar>
+              <w:top w:type="dxa" w:w="52"/>
+              <w:left w:type="dxa" w:w="100"/>
+              <w:bottom w:type="dxa" w:w="52"/>
+              <w:right w:type="dxa" w:w="100"/>
+            </w:tcMar>
+            <w:vAlign w:val="center"/>
+          </w:tcPr>
+          <w:p>
+            <w:pPr>
+              <w:spacing w:after="0" w:line="240" w:lineRule="auto"/>
+              <w:jc w:val="center"/>
+            </w:pPr>
+            <w:r>
+              <w:rPr>
+                <w:rFonts w:ascii="Arial" w:cs="Arial" w:eastAsia="Arial" w:hAnsi="Arial"/>
+                <w:b w:val="false"/>
+                <w:bCs w:val="false"/>
+                <w:i w:val="false"/>
+                <w:iCs w:val="false"/>
+                <w:color w:val="2A2E38"/>
+                <w:sz w:val="17"/>
+                <w:szCs w:val="17"/>
+              </w:rPr>
+              <w:t xml:space="preserve">Китай-город, 12 мин</w:t>
+            </w:r>
+          </w:p>
+        </w:tc>
+        <w:tc>
+          <w:tcPr>
+            <w:tcW w:type="dxa" w:w="1050"/>
+            <w:tcBorders>
+              <w:top w:val="single" w:color="D9D4CB" w:sz="4"/>
+              <w:left w:val="none" w:color="auto" w:sz="0"/>
+              <w:bottom w:val="single" w:color="D9D4CB" w:sz="4"/>
+              <w:right w:val="none" w:color="auto" w:sz="0"/>
+            </w:tcBorders>
+            <w:shd w:fill="FBFAF8" w:color="auto" w:val="clear"/>
+            <w:tcMar>
+              <w:top w:type="dxa" w:w="52"/>
+              <w:left w:type="dxa" w:w="100"/>
+              <w:bottom w:type="dxa" w:w="52"/>
+              <w:right w:type="dxa" w:w="100"/>
+            </w:tcMar>
+            <w:vAlign w:val="center"/>
+          </w:tcPr>
+          <w:p>
+            <w:pPr>
+              <w:spacing w:after="0" w:line="240" w:lineRule="auto"/>
+              <w:jc w:val="center"/>
+            </w:pPr>
+            <w:r>
+              <w:rPr>
+                <w:rFonts w:ascii="Arial" w:cs="Arial" w:eastAsia="Arial" w:hAnsi="Arial"/>
+                <w:b w:val="false"/>
+                <w:bCs w:val="false"/>
+                <w:i w:val="false"/>
+                <w:iCs w:val="false"/>
+                <w:color w:val="2A2E38"/>
+                <w:sz w:val="17"/>
+                <w:szCs w:val="17"/>
+              </w:rPr>
+              <w:t xml:space="preserve">61,8</w:t>
+            </w:r>
+          </w:p>
+        </w:tc>
+        <w:tc>
+          <w:tcPr>
+            <w:tcW w:type="dxa" w:w="600"/>
+            <w:tcBorders>
+              <w:top w:val="single" w:color="D9D4CB" w:sz="4"/>
+              <w:left w:val="none" w:color="auto" w:sz="0"/>
+              <w:bottom w:val="single" w:color="D9D4CB" w:sz="4"/>
+              <w:right w:val="none" w:color="auto" w:sz="0"/>
+            </w:tcBorders>
+            <w:shd w:fill="FBFAF8" w:color="auto" w:val="clear"/>
+            <w:tcMar>
+              <w:top w:type="dxa" w:w="52"/>
+              <w:left w:type="dxa" w:w="100"/>
+              <w:bottom w:type="dxa" w:w="52"/>
+              <w:right w:type="dxa" w:w="100"/>
+            </w:tcMar>
+            <w:vAlign w:val="center"/>
+          </w:tcPr>
+          <w:p>
+            <w:pPr>
+              <w:spacing w:after="0" w:line="240" w:lineRule="auto"/>
+              <w:jc w:val="center"/>
+            </w:pPr>
+            <w:r>
+              <w:rPr>
+                <w:rFonts w:ascii="Arial" w:cs="Arial" w:eastAsia="Arial" w:hAnsi="Arial"/>
+                <w:b w:val="false"/>
+                <w:bCs w:val="false"/>
+                <w:i w:val="false"/>
+                <w:iCs w:val="false"/>
+                <w:color w:val="2A2E38"/>
+                <w:sz w:val="17"/>
+                <w:szCs w:val="17"/>
+              </w:rPr>
+              <w:t xml:space="preserve">2</w:t>
+            </w:r>
+          </w:p>
+        </w:tc>
+        <w:tc>
+          <w:tcPr>
+            <w:tcW w:type="dxa" w:w="600"/>
+            <w:tcBorders>
+              <w:top w:val="single" w:color="D9D4CB" w:sz="4"/>
+              <w:left w:val="none" w:color="auto" w:sz="0"/>
+              <w:bottom w:val="single" w:color="D9D4CB" w:sz="4"/>
+              <w:right w:val="none" w:color="auto" w:sz="0"/>
+            </w:tcBorders>
+            <w:shd w:fill="FBFAF8" w:color="auto" w:val="clear"/>
+            <w:tcMar>
+              <w:top w:type="dxa" w:w="52"/>
+              <w:left w:type="dxa" w:w="100"/>
+              <w:bottom w:type="dxa" w:w="52"/>
+              <w:right w:type="dxa" w:w="100"/>
+            </w:tcMar>
+            <w:vAlign w:val="center"/>
+          </w:tcPr>
+          <w:p>
+            <w:pPr>
+              <w:spacing w:after="0" w:line="240" w:lineRule="auto"/>
+              <w:jc w:val="center"/>
+            </w:pPr>
+            <w:r>
+              <w:rPr>
+                <w:rFonts w:ascii="Arial" w:cs="Arial" w:eastAsia="Arial" w:hAnsi="Arial"/>
+                <w:b w:val="false"/>
+                <w:bCs w:val="false"/>
+                <w:i w:val="false"/>
+                <w:iCs w:val="false"/>
+                <w:color w:val="2A2E38"/>
+                <w:sz w:val="17"/>
+                <w:szCs w:val="17"/>
+              </w:rPr>
+              <w:t xml:space="preserve">2020</w:t>
+            </w:r>
+          </w:p>
+        </w:tc>
+        <w:tc>
+          <w:tcPr>
+            <w:tcW w:type="dxa" w:w="1000"/>
+            <w:tcBorders>
+              <w:top w:val="single" w:color="D9D4CB" w:sz="4"/>
+              <w:left w:val="none" w:color="auto" w:sz="0"/>
+              <w:bottom w:val="single" w:color="D9D4CB" w:sz="4"/>
+              <w:right w:val="none" w:color="auto" w:sz="0"/>
+            </w:tcBorders>
+            <w:shd w:fill="FBFAF8" w:color="auto" w:val="clear"/>
+            <w:tcMar>
+              <w:top w:type="dxa" w:w="52"/>
+              <w:left w:type="dxa" w:w="100"/>
+              <w:bottom w:type="dxa" w:w="52"/>
+              <w:right w:type="dxa" w:w="100"/>
+            </w:tcMar>
+            <w:vAlign w:val="center"/>
+          </w:tcPr>
+          <w:p>
+            <w:pPr>
+              <w:spacing w:after="0" w:line="240" w:lineRule="auto"/>
+              <w:jc w:val="center"/>
+            </w:pPr>
+            <w:r>
+              <w:rPr>
+                <w:rFonts w:ascii="Arial" w:cs="Arial" w:eastAsia="Arial" w:hAnsi="Arial"/>
+                <w:b w:val="false"/>
+                <w:bCs w:val="false"/>
+                <w:i w:val="false"/>
+                <w:iCs w:val="false"/>
+                <w:color w:val="2A2E38"/>
+                <w:sz w:val="17"/>
+                <w:szCs w:val="17"/>
+              </w:rPr>
+              <w:t xml:space="preserve">89,9</w:t>
+            </w:r>
+          </w:p>
+        </w:tc>
+        <w:tc>
+          <w:tcPr>
+            <w:tcW w:type="dxa" w:w="1300"/>
+            <w:tcBorders>
+              <w:top w:val="single" w:color="D9D4CB" w:sz="4"/>
+              <w:left w:val="none" w:color="auto" w:sz="0"/>
+              <w:bottom w:val="single" w:color="D9D4CB" w:sz="4"/>
+              <w:right w:val="none" w:color="auto" w:sz="0"/>
+            </w:tcBorders>
+            <w:shd w:fill="FBFAF8" w:color="auto" w:val="clear"/>
+            <w:tcMar>
+              <w:top w:type="dxa" w:w="52"/>
+              <w:left w:type="dxa" w:w="100"/>
+              <w:bottom w:type="dxa" w:w="52"/>
+              <w:right w:type="dxa" w:w="100"/>
+            </w:tcMar>
+            <w:vAlign w:val="center"/>
+          </w:tcPr>
+          <w:p>
+            <w:pPr>
+              <w:spacing w:after="0" w:line="240" w:lineRule="auto"/>
+              <w:jc w:val="center"/>
+            </w:pPr>
+            <w:r>
+              <w:rPr>
+                <w:rFonts w:ascii="Arial" w:cs="Arial" w:eastAsia="Arial" w:hAnsi="Arial"/>
+                <w:b w:val="false"/>
+                <w:bCs w:val="false"/>
+                <w:i w:val="false"/>
+                <w:iCs w:val="false"/>
+                <w:color w:val="2A2E38"/>
+                <w:sz w:val="17"/>
+                <w:szCs w:val="17"/>
+              </w:rPr>
+              <w:t xml:space="preserve">1 454 693</w:t>
+            </w:r>
+          </w:p>
+        </w:tc>
+        <w:tc>
+          <w:tcPr>
+            <w:tcW w:type="dxa" w:w="1038"/>
+            <w:tcBorders>
+              <w:top w:val="single" w:color="D9D4CB" w:sz="4"/>
+              <w:left w:val="none" w:color="auto" w:sz="0"/>
+              <w:bottom w:val="single" w:color="D9D4CB" w:sz="4"/>
+              <w:right w:val="none" w:color="auto" w:sz="0"/>
+            </w:tcBorders>
+            <w:shd w:fill="FBFAF8" w:color="auto" w:val="clear"/>
+            <w:tcMar>
+              <w:top w:type="dxa" w:w="52"/>
+              <w:left w:type="dxa" w:w="100"/>
+              <w:bottom w:type="dxa" w:w="52"/>
+              <w:right w:type="dxa" w:w="100"/>
+            </w:tcMar>
+            <w:vAlign w:val="center"/>
+          </w:tcPr>
+          <w:p>
+            <w:pPr>
+              <w:spacing w:after="0" w:line="240" w:lineRule="auto"/>
+              <w:jc w:val="center"/>
+            </w:pPr>
+            <w:hyperlink w:history="1" r:id="rIdhqnroomkpstcg3yrmynud">
+              <w:r>
+                <w:rPr>
+                  <w:rFonts w:ascii="Arial" w:cs="Arial" w:eastAsia="Arial" w:hAnsi="Arial"/>
+                  <w:b w:val="false"/>
+                  <w:bCs w:val="false"/>
+                  <w:i w:val="false"/>
+                  <w:iCs w:val="false"/>
+                  <w:color w:val="2C5FA8"/>
+                  <w:sz w:val="17"/>
+                  <w:szCs w:val="17"/>
+                </w:rPr>
+                <w:t xml:space="preserve">Циан →</w:t>
+              </w:r>
+            </w:hyperlink>
+          </w:p>
+        </w:tc>
+      </w:tr>
+      <w:tr>
+        <w:tc>
+          <w:tcPr>
+            <w:tcW w:type="dxa" w:w="2500"/>
+            <w:tcBorders>
+              <w:top w:val="single" w:color="D9D4CB" w:sz="4"/>
+              <w:left w:val="none" w:color="auto" w:sz="0"/>
+              <w:bottom w:val="single" w:color="D9D4CB" w:sz="4"/>
+              <w:right w:val="none" w:color="auto" w:sz="0"/>
+            </w:tcBorders>
+            <w:tcMar>
+              <w:top w:type="dxa" w:w="52"/>
+              <w:left w:type="dxa" w:w="100"/>
+              <w:bottom w:type="dxa" w:w="52"/>
+              <w:right w:type="dxa" w:w="100"/>
+            </w:tcMar>
+            <w:vAlign w:val="center"/>
+          </w:tcPr>
+          <w:p>
+            <w:pPr>
+              <w:spacing w:after="0" w:line="240" w:lineRule="auto"/>
+              <w:jc w:val="left"/>
+            </w:pPr>
+            <w:r>
+              <w:rPr>
+                <w:rFonts w:ascii="Arial" w:cs="Arial" w:eastAsia="Arial" w:hAnsi="Arial"/>
+                <w:b/>
+                <w:bCs/>
+                <w:i w:val="false"/>
+                <w:iCs w:val="false"/>
+                <w:color w:val="2A2E38"/>
+                <w:sz w:val="17"/>
+                <w:szCs w:val="17"/>
+              </w:rPr>
+              <w:t xml:space="preserve">Клубный дом у Павелецкой, частная резиденция</w:t>
+            </w:r>
+          </w:p>
+        </w:tc>
+        <w:tc>
+          <w:tcPr>
+            <w:tcW w:type="dxa" w:w="1550"/>
+            <w:tcBorders>
+              <w:top w:val="single" w:color="D9D4CB" w:sz="4"/>
+              <w:left w:val="none" w:color="auto" w:sz="0"/>
+              <w:bottom w:val="single" w:color="D9D4CB" w:sz="4"/>
+              <w:right w:val="none" w:color="auto" w:sz="0"/>
+            </w:tcBorders>
+            <w:tcMar>
+              <w:top w:type="dxa" w:w="52"/>
+              <w:left w:type="dxa" w:w="100"/>
+              <w:bottom w:type="dxa" w:w="52"/>
+              <w:right w:type="dxa" w:w="100"/>
+            </w:tcMar>
+            <w:vAlign w:val="center"/>
+          </w:tcPr>
+          <w:p>
+            <w:pPr>
+              <w:spacing w:after="0" w:line="240" w:lineRule="auto"/>
+              <w:jc w:val="center"/>
+            </w:pPr>
+            <w:r>
+              <w:rPr>
+                <w:rFonts w:ascii="Arial" w:cs="Arial" w:eastAsia="Arial" w:hAnsi="Arial"/>
+                <w:b w:val="false"/>
+                <w:bCs w:val="false"/>
+                <w:i w:val="false"/>
+                <w:iCs w:val="false"/>
+                <w:color w:val="2A2E38"/>
+                <w:sz w:val="17"/>
+                <w:szCs w:val="17"/>
+              </w:rPr>
+              <w:t xml:space="preserve">Павелецкая, 12 мин</w:t>
+            </w:r>
+          </w:p>
+        </w:tc>
+        <w:tc>
+          <w:tcPr>
+            <w:tcW w:type="dxa" w:w="1050"/>
+            <w:tcBorders>
+              <w:top w:val="single" w:color="D9D4CB" w:sz="4"/>
+              <w:left w:val="none" w:color="auto" w:sz="0"/>
+              <w:bottom w:val="single" w:color="D9D4CB" w:sz="4"/>
+              <w:right w:val="none" w:color="auto" w:sz="0"/>
+            </w:tcBorders>
+            <w:tcMar>
+              <w:top w:type="dxa" w:w="52"/>
+              <w:left w:type="dxa" w:w="100"/>
+              <w:bottom w:type="dxa" w:w="52"/>
+              <w:right w:type="dxa" w:w="100"/>
+            </w:tcMar>
+            <w:vAlign w:val="center"/>
+          </w:tcPr>
+          <w:p>
+            <w:pPr>
+              <w:spacing w:after="0" w:line="240" w:lineRule="auto"/>
+              <w:jc w:val="center"/>
+            </w:pPr>
+            <w:r>
+              <w:rPr>
+                <w:rFonts w:ascii="Arial" w:cs="Arial" w:eastAsia="Arial" w:hAnsi="Arial"/>
+                <w:b w:val="false"/>
+                <w:bCs w:val="false"/>
+                <w:i w:val="false"/>
+                <w:iCs w:val="false"/>
+                <w:color w:val="2A2E38"/>
+                <w:sz w:val="17"/>
+                <w:szCs w:val="17"/>
+              </w:rPr>
+              <w:t xml:space="preserve">103,7</w:t>
+            </w:r>
+          </w:p>
+        </w:tc>
+        <w:tc>
+          <w:tcPr>
+            <w:tcW w:type="dxa" w:w="600"/>
+            <w:tcBorders>
+              <w:top w:val="single" w:color="D9D4CB" w:sz="4"/>
+              <w:left w:val="none" w:color="auto" w:sz="0"/>
+              <w:bottom w:val="single" w:color="D9D4CB" w:sz="4"/>
+              <w:right w:val="none" w:color="auto" w:sz="0"/>
+            </w:tcBorders>
+            <w:tcMar>
+              <w:top w:type="dxa" w:w="52"/>
+              <w:left w:type="dxa" w:w="100"/>
+              <w:bottom w:type="dxa" w:w="52"/>
+              <w:right w:type="dxa" w:w="100"/>
+            </w:tcMar>
+            <w:vAlign w:val="center"/>
+          </w:tcPr>
+          <w:p>
+            <w:pPr>
+              <w:spacing w:after="0" w:line="240" w:lineRule="auto"/>
+              <w:jc w:val="center"/>
+            </w:pPr>
+            <w:r>
+              <w:rPr>
+                <w:rFonts w:ascii="Arial" w:cs="Arial" w:eastAsia="Arial" w:hAnsi="Arial"/>
+                <w:b w:val="false"/>
+                <w:bCs w:val="false"/>
+                <w:i w:val="false"/>
+                <w:iCs w:val="false"/>
+                <w:color w:val="2A2E38"/>
+                <w:sz w:val="17"/>
+                <w:szCs w:val="17"/>
+              </w:rPr>
+              <w:t xml:space="preserve">4</w:t>
+            </w:r>
+          </w:p>
+        </w:tc>
+        <w:tc>
+          <w:tcPr>
+            <w:tcW w:type="dxa" w:w="600"/>
+            <w:tcBorders>
+              <w:top w:val="single" w:color="D9D4CB" w:sz="4"/>
+              <w:left w:val="none" w:color="auto" w:sz="0"/>
+              <w:bottom w:val="single" w:color="D9D4CB" w:sz="4"/>
+              <w:right w:val="none" w:color="auto" w:sz="0"/>
+            </w:tcBorders>
+            <w:tcMar>
+              <w:top w:type="dxa" w:w="52"/>
+              <w:left w:type="dxa" w:w="100"/>
+              <w:bottom w:type="dxa" w:w="52"/>
+              <w:right w:type="dxa" w:w="100"/>
+            </w:tcMar>
+            <w:vAlign w:val="center"/>
+          </w:tcPr>
+          <w:p>
+            <w:pPr>
+              <w:spacing w:after="0" w:line="240" w:lineRule="auto"/>
+              <w:jc w:val="center"/>
+            </w:pPr>
+            <w:r>
+              <w:rPr>
+                <w:rFonts w:ascii="Arial" w:cs="Arial" w:eastAsia="Arial" w:hAnsi="Arial"/>
+                <w:b w:val="false"/>
+                <w:bCs w:val="false"/>
+                <w:i w:val="false"/>
+                <w:iCs w:val="false"/>
+                <w:color w:val="2A2E38"/>
+                <w:sz w:val="17"/>
+                <w:szCs w:val="17"/>
+              </w:rPr>
+              <w:t xml:space="preserve">2018</w:t>
+            </w:r>
+          </w:p>
+        </w:tc>
+        <w:tc>
+          <w:tcPr>
+            <w:tcW w:type="dxa" w:w="1000"/>
+            <w:tcBorders>
+              <w:top w:val="single" w:color="D9D4CB" w:sz="4"/>
+              <w:left w:val="none" w:color="auto" w:sz="0"/>
+              <w:bottom w:val="single" w:color="D9D4CB" w:sz="4"/>
+              <w:right w:val="none" w:color="auto" w:sz="0"/>
+            </w:tcBorders>
+            <w:tcMar>
+              <w:top w:type="dxa" w:w="52"/>
+              <w:left w:type="dxa" w:w="100"/>
+              <w:bottom w:type="dxa" w:w="52"/>
+              <w:right w:type="dxa" w:w="100"/>
+            </w:tcMar>
+            <w:vAlign w:val="center"/>
+          </w:tcPr>
+          <w:p>
+            <w:pPr>
+              <w:spacing w:after="0" w:line="240" w:lineRule="auto"/>
+              <w:jc w:val="center"/>
+            </w:pPr>
+            <w:r>
+              <w:rPr>
+                <w:rFonts w:ascii="Arial" w:cs="Arial" w:eastAsia="Arial" w:hAnsi="Arial"/>
+                <w:b w:val="false"/>
+                <w:bCs w:val="false"/>
+                <w:i w:val="false"/>
+                <w:iCs w:val="false"/>
+                <w:color w:val="2A2E38"/>
+                <w:sz w:val="17"/>
+                <w:szCs w:val="17"/>
+              </w:rPr>
+              <w:t xml:space="preserve">134,8</w:t>
+            </w:r>
+          </w:p>
+        </w:tc>
+        <w:tc>
+          <w:tcPr>
+            <w:tcW w:type="dxa" w:w="1300"/>
+            <w:tcBorders>
+              <w:top w:val="single" w:color="D9D4CB" w:sz="4"/>
+              <w:left w:val="none" w:color="auto" w:sz="0"/>
+              <w:bottom w:val="single" w:color="D9D4CB" w:sz="4"/>
+              <w:right w:val="none" w:color="auto" w:sz="0"/>
+            </w:tcBorders>
+            <w:tcMar>
+              <w:top w:type="dxa" w:w="52"/>
+              <w:left w:type="dxa" w:w="100"/>
+              <w:bottom w:type="dxa" w:w="52"/>
+              <w:right w:type="dxa" w:w="100"/>
+            </w:tcMar>
+            <w:vAlign w:val="center"/>
+          </w:tcPr>
+          <w:p>
+            <w:pPr>
+              <w:spacing w:after="0" w:line="240" w:lineRule="auto"/>
+              <w:jc w:val="center"/>
+            </w:pPr>
+            <w:r>
+              <w:rPr>
+                <w:rFonts w:ascii="Arial" w:cs="Arial" w:eastAsia="Arial" w:hAnsi="Arial"/>
+                <w:b w:val="false"/>
+                <w:bCs w:val="false"/>
+                <w:i w:val="false"/>
+                <w:iCs w:val="false"/>
+                <w:color w:val="2A2E38"/>
+                <w:sz w:val="17"/>
+                <w:szCs w:val="17"/>
+              </w:rPr>
+              <w:t xml:space="preserve">1 300 000</w:t>
+            </w:r>
+          </w:p>
+        </w:tc>
+        <w:tc>
+          <w:tcPr>
+            <w:tcW w:type="dxa" w:w="1038"/>
+            <w:tcBorders>
+              <w:top w:val="single" w:color="D9D4CB" w:sz="4"/>
+              <w:left w:val="none" w:color="auto" w:sz="0"/>
+              <w:bottom w:val="single" w:color="D9D4CB" w:sz="4"/>
+              <w:right w:val="none" w:color="auto" w:sz="0"/>
+            </w:tcBorders>
+            <w:tcMar>
+              <w:top w:type="dxa" w:w="52"/>
+              <w:left w:type="dxa" w:w="100"/>
+              <w:bottom w:type="dxa" w:w="52"/>
+              <w:right w:type="dxa" w:w="100"/>
+            </w:tcMar>
+            <w:vAlign w:val="center"/>
+          </w:tcPr>
+          <w:p>
+            <w:pPr>
+              <w:spacing w:after="0" w:line="240" w:lineRule="auto"/>
+              <w:jc w:val="center"/>
+            </w:pPr>
+            <w:hyperlink w:history="1" r:id="rIdhvky3hwaedmpwv4tbnzyi">
+              <w:r>
+                <w:rPr>
+                  <w:rFonts w:ascii="Arial" w:cs="Arial" w:eastAsia="Arial" w:hAnsi="Arial"/>
+                  <w:b w:val="false"/>
+                  <w:bCs w:val="false"/>
+                  <w:i w:val="false"/>
+                  <w:iCs w:val="false"/>
+                  <w:color w:val="2C5FA8"/>
+                  <w:sz w:val="17"/>
+                  <w:szCs w:val="17"/>
+                </w:rPr>
+                <w:t xml:space="preserve">Циан →</w:t>
+              </w:r>
+            </w:hyperlink>
+          </w:p>
+        </w:tc>
+      </w:tr>
+    </w:tbl>
+    <w:p>
+      <w:pPr>
+        <w:spacing w:after="30"/>
+      </w:pPr>
+      <w:r>
+        <w:rPr>
+          <w:rFonts w:ascii="Arial" w:cs="Arial" w:eastAsia="Arial" w:hAnsi="Arial"/>
+          <w:b w:val="false"/>
+          <w:bCs w:val="false"/>
+          <w:i w:val="false"/>
+          <w:iCs w:val="false"/>
+          <w:color w:val="2A2E38"/>
+          <w:sz w:val="19"/>
+          <w:szCs w:val="19"/>
+        </w:rPr>
+        <w:t xml:space="preserve"/>
+      </w:r>
+    </w:p>
+    <w:p>
+      <w:pPr>
+        <w:spacing w:after="60" w:line="230" w:lineRule="auto"/>
+        <w:ind w:right="1560"/>
+      </w:pPr>
+      <w:r>
+        <w:rPr>
+          <w:rFonts w:ascii="Arial" w:cs="Arial" w:eastAsia="Arial" w:hAnsi="Arial"/>
+          <w:b w:val="false"/>
+          <w:bCs w:val="false"/>
+          <w:i w:val="false"/>
+          <w:iCs w:val="false"/>
+          <w:color w:val="70788A"/>
+          <w:sz w:val="15"/>
+          <w:szCs w:val="15"/>
+        </w:rPr>
+        <w:t xml:space="preserve">В выдаче 12 объявлений, но две квартиры выставлены дважды разными агентами — 107,7 и 108,0 м² в STELLA DI MOSCA за 350,0 млн ₽ и 67,0 и 67,4 м² в клубном доме «Абрикосов» за 120,0 млн ₽. После схлопывания остаётся 10 квартир; наш лот показан одиннадцатой строкой.</w:t>
+      </w:r>
+    </w:p>
+    <w:p>
+      <w:pPr>
+        <w:spacing w:after="40"/>
+      </w:pPr>
+      <w:r>
+        <w:rPr>
+          <w:rFonts w:ascii="Arial" w:cs="Arial" w:eastAsia="Arial" w:hAnsi="Arial"/>
+          <w:b w:val="false"/>
+          <w:bCs w:val="false"/>
+          <w:i w:val="false"/>
+          <w:iCs w:val="false"/>
+          <w:color w:val="2A2E38"/>
+          <w:sz w:val="19"/>
+          <w:szCs w:val="19"/>
+        </w:rPr>
+        <w:t xml:space="preserve"/>
+      </w:r>
+    </w:p>
+    <w:p>
+      <w:pPr>
+        <w:spacing w:after="58" w:line="252" w:lineRule="auto"/>
+        <w:ind w:left="170" w:right="1560" w:hanging="170"/>
+      </w:pPr>
+      <w:r>
+        <w:rPr>
+          <w:rFonts w:ascii="Arial" w:cs="Arial" w:eastAsia="Arial" w:hAnsi="Arial"/>
+          <w:b/>
+          <w:bCs/>
+          <w:i w:val="false"/>
+          <w:iCs w:val="false"/>
+          <w:color w:val="A9762F"/>
+          <w:sz w:val="19"/>
+          <w:szCs w:val="19"/>
+        </w:rPr>
+        <w:t xml:space="preserve">—   </w:t>
+      </w:r>
+      <w:r>
+        <w:rPr>
+          <w:rFonts w:ascii="Arial" w:cs="Arial" w:eastAsia="Arial" w:hAnsi="Arial"/>
+          <w:b w:val="false"/>
+          <w:bCs w:val="false"/>
+          <w:i w:val="false"/>
+          <w:iCs w:val="false"/>
+          <w:color w:val="2A2E38"/>
+          <w:sz w:val="19"/>
+          <w:szCs w:val="19"/>
+        </w:rPr>
+        <w:t xml:space="preserve">Десять квартир на всю Москву внутри Садового кольца — это и есть весь рынок, на котором играет лот. </w:t>
+      </w:r>
+      <w:r>
+        <w:rPr>
+          <w:rFonts w:ascii="Arial" w:cs="Arial" w:eastAsia="Arial" w:hAnsi="Arial"/>
+          <w:b/>
+          <w:bCs/>
+          <w:i w:val="false"/>
+          <w:iCs w:val="false"/>
+          <w:color w:val="2A2E38"/>
+          <w:sz w:val="19"/>
+          <w:szCs w:val="19"/>
+        </w:rPr>
+        <w:t xml:space="preserve">Не десять в месяц, не десять в районе: десять единовременно во всей исторической части города.</w:t>
+      </w:r>
+    </w:p>
+    <w:p>
+      <w:pPr>
+        <w:spacing w:after="58" w:line="252" w:lineRule="auto"/>
+        <w:ind w:left="170" w:right="1560" w:hanging="170"/>
+      </w:pPr>
+      <w:r>
+        <w:rPr>
+          <w:rFonts w:ascii="Arial" w:cs="Arial" w:eastAsia="Arial" w:hAnsi="Arial"/>
+          <w:b/>
+          <w:bCs/>
+          <w:i w:val="false"/>
+          <w:iCs w:val="false"/>
+          <w:color w:val="A9762F"/>
+          <w:sz w:val="19"/>
+          <w:szCs w:val="19"/>
+        </w:rPr>
+        <w:t xml:space="preserve">—   </w:t>
+      </w:r>
+      <w:r>
+        <w:rPr>
+          <w:rFonts w:ascii="Arial" w:cs="Arial" w:eastAsia="Arial" w:hAnsi="Arial"/>
+          <w:b w:val="false"/>
+          <w:bCs w:val="false"/>
+          <w:i w:val="false"/>
+          <w:iCs w:val="false"/>
+          <w:color w:val="2A2E38"/>
+          <w:sz w:val="19"/>
+          <w:szCs w:val="19"/>
+        </w:rPr>
+        <w:t xml:space="preserve">Ниша размазана по центру и неоднородна: </w:t>
+      </w:r>
+      <w:r>
+        <w:rPr>
+          <w:rFonts w:ascii="Arial" w:cs="Arial" w:eastAsia="Arial" w:hAnsi="Arial"/>
+          <w:b w:val="false"/>
+          <w:bCs w:val="false"/>
+          <w:i w:val="false"/>
+          <w:iCs w:val="false"/>
+          <w:color w:val="2A2E38"/>
+          <w:sz w:val="19"/>
+          <w:szCs w:val="19"/>
+        </w:rPr>
+        <w:t xml:space="preserve">от 1 300 000 ₽ за метр у Павелецкой до 4 694 118 ₽ в Ордынском тупике — разброс в 3,6 раза. Девять разных адресов, ни одного повторяющегося дома, кроме двух пар дублей.</w:t>
+      </w:r>
+    </w:p>
+    <w:p>
+      <w:pPr>
+        <w:spacing w:after="58" w:line="252" w:lineRule="auto"/>
+        <w:ind w:left="170" w:right="1560" w:hanging="170"/>
+      </w:pPr>
+      <w:r>
+        <w:rPr>
+          <w:rFonts w:ascii="Arial" w:cs="Arial" w:eastAsia="Arial" w:hAnsi="Arial"/>
+          <w:b/>
+          <w:bCs/>
+          <w:i w:val="false"/>
+          <w:iCs w:val="false"/>
+          <w:color w:val="A9762F"/>
+          <w:sz w:val="19"/>
+          <w:szCs w:val="19"/>
+        </w:rPr>
+        <w:t xml:space="preserve">—   </w:t>
+      </w:r>
+      <w:r>
+        <w:rPr>
+          <w:rFonts w:ascii="Arial" w:cs="Arial" w:eastAsia="Arial" w:hAnsi="Arial"/>
+          <w:b w:val="false"/>
+          <w:bCs w:val="false"/>
+          <w:i w:val="false"/>
+          <w:iCs w:val="false"/>
+          <w:color w:val="2A2E38"/>
+          <w:sz w:val="19"/>
+          <w:szCs w:val="19"/>
+        </w:rPr>
+        <w:t xml:space="preserve">Наш лот — третий по цене метра и четвёртый по абсолютной цене. </w:t>
+      </w:r>
+      <w:r>
+        <w:rPr>
+          <w:rFonts w:ascii="Arial" w:cs="Arial" w:eastAsia="Arial" w:hAnsi="Arial"/>
+          <w:b/>
+          <w:bCs/>
+          <w:i w:val="false"/>
+          <w:iCs w:val="false"/>
+          <w:color w:val="2A2E38"/>
+          <w:sz w:val="19"/>
+          <w:szCs w:val="19"/>
+        </w:rPr>
+        <w:t xml:space="preserve">Дороже по метру только Ордынский тупик, 4А (4 694 118 ₽, 4 минуты до Третьяковской) и STELLA DI MOSCA на Большой Никитской (3 249 768 ₽). К медиане ниши, 2 484 472 ₽, наш метр выше на 29 %.</w:t>
+      </w:r>
+    </w:p>
+    <w:p>
+      <w:pPr>
+        <w:spacing w:after="58" w:line="252" w:lineRule="auto"/>
+        <w:ind w:left="170" w:right="1560" w:hanging="170"/>
+      </w:pPr>
+      <w:r>
+        <w:rPr>
+          <w:rFonts w:ascii="Arial" w:cs="Arial" w:eastAsia="Arial" w:hAnsi="Arial"/>
+          <w:b/>
+          <w:bCs/>
+          <w:i w:val="false"/>
+          <w:iCs w:val="false"/>
+          <w:color w:val="A9762F"/>
+          <w:sz w:val="19"/>
+          <w:szCs w:val="19"/>
+        </w:rPr>
+        <w:t xml:space="preserve">—   </w:t>
+      </w:r>
+      <w:r>
+        <w:rPr>
+          <w:rFonts w:ascii="Arial" w:cs="Arial" w:eastAsia="Arial" w:hAnsi="Arial"/>
+          <w:b w:val="false"/>
+          <w:bCs w:val="false"/>
+          <w:i w:val="false"/>
+          <w:iCs w:val="false"/>
+          <w:color w:val="2A2E38"/>
+          <w:sz w:val="19"/>
+          <w:szCs w:val="19"/>
+        </w:rPr>
+        <w:t xml:space="preserve">С видом на Кремль в нише две квартиры: наша и 76,0 м² в «Красном Октябре» за 205,0 млн ₽. </w:t>
+      </w:r>
+      <w:r>
+        <w:rPr>
+          <w:rFonts w:ascii="Arial" w:cs="Arial" w:eastAsia="Arial" w:hAnsi="Arial"/>
+          <w:b w:val="false"/>
+          <w:bCs w:val="false"/>
+          <w:i w:val="false"/>
+          <w:iCs w:val="false"/>
+          <w:color w:val="2A2E38"/>
+          <w:sz w:val="19"/>
+          <w:szCs w:val="19"/>
+        </w:rPr>
+        <w:t xml:space="preserve">Больше на Балчуге и Софийской набережной готовых квартир до 110 м² нет вообще — ни одной.</w:t>
+      </w:r>
+    </w:p>
+    <w:p>
+      <w:pPr>
+        <w:spacing w:after="58" w:line="252" w:lineRule="auto"/>
+        <w:ind w:left="170" w:right="1560" w:hanging="170"/>
+      </w:pPr>
+      <w:r>
+        <w:rPr>
+          <w:rFonts w:ascii="Arial" w:cs="Arial" w:eastAsia="Arial" w:hAnsi="Arial"/>
+          <w:b/>
+          <w:bCs/>
+          <w:i w:val="false"/>
+          <w:iCs w:val="false"/>
+          <w:color w:val="A9762F"/>
+          <w:sz w:val="19"/>
+          <w:szCs w:val="19"/>
+        </w:rPr>
+        <w:t xml:space="preserve">—   </w:t>
+      </w:r>
+      <w:r>
+        <w:rPr>
+          <w:rFonts w:ascii="Arial" w:cs="Arial" w:eastAsia="Arial" w:hAnsi="Arial"/>
+          <w:b w:val="false"/>
+          <w:bCs w:val="false"/>
+          <w:i w:val="false"/>
+          <w:iCs w:val="false"/>
+          <w:color w:val="2A2E38"/>
+          <w:sz w:val="19"/>
+          <w:szCs w:val="19"/>
+        </w:rPr>
+        <w:t xml:space="preserve">Пять из десяти квартир — в исторических домах и особняках: палаты Нарышкина на Маросейке, реставрация в Потаповском, клубный дом у Арбатской. Это другой продукт: там покупают дом и историю, у нас — новый корпус и вид.</w:t>
+      </w:r>
+    </w:p>
+    <w:p>
+      <w:pPr>
+        <w:keepNext/>
+        <w:keepLines/>
+        <w:spacing w:after="110" w:before="170"/>
+      </w:pPr>
+      <w:r>
+        <w:rPr>
+          <w:rFonts w:ascii="Georgia" w:cs="Georgia" w:eastAsia="Georgia" w:hAnsi="Georgia"/>
+          <w:b/>
+          <w:bCs/>
+          <w:i w:val="false"/>
+          <w:iCs w:val="false"/>
+          <w:color w:val="1F2A44"/>
+          <w:sz w:val="24"/>
+          <w:szCs w:val="24"/>
+        </w:rPr>
+        <w:t xml:space="preserve">Лот в эту выдачу не попадает</w:t>
+      </w:r>
+    </w:p>
+    <w:p>
+      <w:pPr>
+        <w:spacing w:after="58" w:line="252" w:lineRule="auto"/>
+        <w:ind w:left="170" w:right="1560" w:hanging="170"/>
+      </w:pPr>
+      <w:r>
+        <w:rPr>
+          <w:rFonts w:ascii="Arial" w:cs="Arial" w:eastAsia="Arial" w:hAnsi="Arial"/>
+          <w:b/>
+          <w:bCs/>
+          <w:i w:val="false"/>
+          <w:iCs w:val="false"/>
+          <w:color w:val="A9762F"/>
+          <w:sz w:val="19"/>
+          <w:szCs w:val="19"/>
+        </w:rPr>
+        <w:t xml:space="preserve">—   </w:t>
+      </w:r>
+      <w:r>
+        <w:rPr>
+          <w:rFonts w:ascii="Arial" w:cs="Arial" w:eastAsia="Arial" w:hAnsi="Arial"/>
+          <w:b w:val="false"/>
+          <w:bCs w:val="false"/>
+          <w:i w:val="false"/>
+          <w:iCs w:val="false"/>
+          <w:color w:val="2A2E38"/>
+          <w:sz w:val="19"/>
+          <w:szCs w:val="19"/>
+        </w:rPr>
+        <w:t xml:space="preserve">Квартира проходит все фильтры, кроме одного. </w:t>
+      </w:r>
+      <w:r>
+        <w:rPr>
+          <w:rFonts w:ascii="Arial" w:cs="Arial" w:eastAsia="Arial" w:hAnsi="Arial"/>
+          <w:b/>
+          <w:bCs/>
+          <w:i w:val="false"/>
+          <w:iCs w:val="false"/>
+          <w:color w:val="2A2E38"/>
+          <w:sz w:val="19"/>
+          <w:szCs w:val="19"/>
+        </w:rPr>
+        <w:t xml:space="preserve">Дом 2023 года — да. Квартира, а не апартаменты — да. 87,5 м² при пороге 110 — да. Внутри Садового кольца — да. Дизайнерский ремонт — в карточке Циан стоит «Без отделки».</w:t>
+      </w:r>
+    </w:p>
+    <w:p>
+      <w:pPr>
+        <w:spacing w:after="58" w:line="252" w:lineRule="auto"/>
+        <w:ind w:left="170" w:right="1560" w:hanging="170"/>
+      </w:pPr>
+      <w:r>
+        <w:rPr>
+          <w:rFonts w:ascii="Arial" w:cs="Arial" w:eastAsia="Arial" w:hAnsi="Arial"/>
+          <w:b/>
+          <w:bCs/>
+          <w:i w:val="false"/>
+          <w:iCs w:val="false"/>
+          <w:color w:val="A9762F"/>
+          <w:sz w:val="19"/>
+          <w:szCs w:val="19"/>
+        </w:rPr>
+        <w:t xml:space="preserve">—   </w:t>
+      </w:r>
+      <w:r>
+        <w:rPr>
+          <w:rFonts w:ascii="Arial" w:cs="Arial" w:eastAsia="Arial" w:hAnsi="Arial"/>
+          <w:b w:val="false"/>
+          <w:bCs w:val="false"/>
+          <w:i w:val="false"/>
+          <w:iCs w:val="false"/>
+          <w:color w:val="2A2E38"/>
+          <w:sz w:val="19"/>
+          <w:szCs w:val="19"/>
+        </w:rPr>
+        <w:t xml:space="preserve">Из-за одной метки лот не показывается покупателю, который ищет ровно такую квартиру. </w:t>
+      </w:r>
+      <w:r>
+        <w:rPr>
+          <w:rFonts w:ascii="Arial" w:cs="Arial" w:eastAsia="Arial" w:hAnsi="Arial"/>
+          <w:b/>
+          <w:bCs/>
+          <w:i w:val="false"/>
+          <w:iCs w:val="false"/>
+          <w:color w:val="2A2E38"/>
+          <w:sz w:val="19"/>
+          <w:szCs w:val="19"/>
+        </w:rPr>
+        <w:t xml:space="preserve">Выдача из 12 объявлений — это выдача, которую человек просматривает целиком, до последней строки. Не попасть в неё означает не существовать для него.</w:t>
+      </w:r>
+    </w:p>
+    <w:p>
+      <w:pPr>
+        <w:spacing w:after="58" w:line="252" w:lineRule="auto"/>
+        <w:ind w:left="170" w:right="1560" w:hanging="170"/>
+      </w:pPr>
+      <w:r>
+        <w:rPr>
+          <w:rFonts w:ascii="Arial" w:cs="Arial" w:eastAsia="Arial" w:hAnsi="Arial"/>
+          <w:b/>
+          <w:bCs/>
+          <w:i w:val="false"/>
+          <w:iCs w:val="false"/>
+          <w:color w:val="A9762F"/>
+          <w:sz w:val="19"/>
+          <w:szCs w:val="19"/>
+        </w:rPr>
+        <w:t xml:space="preserve">—   </w:t>
+      </w:r>
+      <w:r>
+        <w:rPr>
+          <w:rFonts w:ascii="Arial" w:cs="Arial" w:eastAsia="Arial" w:hAnsi="Arial"/>
+          <w:b w:val="false"/>
+          <w:bCs w:val="false"/>
+          <w:i w:val="false"/>
+          <w:iCs w:val="false"/>
+          <w:color w:val="2A2E38"/>
+          <w:sz w:val="19"/>
+          <w:szCs w:val="19"/>
+        </w:rPr>
+        <w:t xml:space="preserve">При этом по цене лот в этой выдаче конкурентоспособен: он третий из одиннадцати, а две квартиры дороже — в Ордынском тупике и на Большой Никитской, обе меньше по площади или без вида на реку.</w:t>
       </w:r>
     </w:p>
     <w:p>
@@ -30405,7 +34857,7 @@
           <w:sz w:val="24"/>
           <w:szCs w:val="24"/>
         </w:rPr>
-        <w:t xml:space="preserve">Причина 3. Выполненную отделку не показывают</w:t>
+        <w:t xml:space="preserve">Причина 3. Метка отделки выключает лот из его же ниши</w:t>
       </w:r>
     </w:p>
     <w:p>
@@ -30437,7 +34889,20 @@
           <w:sz w:val="19"/>
           <w:szCs w:val="19"/>
         </w:rPr>
-        <w:t xml:space="preserve">В объявлении визуализации дизайн-проекта, фотографий выполненной отделки нет.</w:t>
+        <w:t xml:space="preserve">Карточка Циан помечена «Без отделки», а текст того же объявления обещает квартиру с отделкой. </w:t>
+      </w:r>
+      <w:r>
+        <w:rPr>
+          <w:rFonts w:ascii="Arial" w:cs="Arial" w:eastAsia="Arial" w:hAnsi="Arial"/>
+          <w:b/>
+          <w:bCs/>
+          <w:i w:val="false"/>
+          <w:iCs w:val="false"/>
+          <w:color w:val="2A2E38"/>
+          <w:sz w:val="19"/>
+          <w:szCs w:val="19"/>
+        </w:rPr>
+        <w:t xml:space="preserve">Из-за этого лот не попадает в выдачу по своей нише — ту самую, где на всю Москву внутри Садового кольца десять квартир.</w:t>
       </w:r>
     </w:p>
     <w:p>
@@ -30469,20 +34934,7 @@
           <w:sz w:val="19"/>
           <w:szCs w:val="19"/>
         </w:rPr>
-        <w:t xml:space="preserve">Карточка Циан при этом помечена «Без отделки», а текст того же объявления обещает квартиру с отделкой. </w:t>
-      </w:r>
-      <w:r>
-        <w:rPr>
-          <w:rFonts w:ascii="Arial" w:cs="Arial" w:eastAsia="Arial" w:hAnsi="Arial"/>
-          <w:b/>
-          <w:bCs/>
-          <w:i w:val="false"/>
-          <w:iCs w:val="false"/>
-          <w:color w:val="2A2E38"/>
-          <w:sz w:val="19"/>
-          <w:szCs w:val="19"/>
-        </w:rPr>
-        <w:t xml:space="preserve">Покупатель, фильтрующий выдачу по отделке, наш лот просто не увидит: он отсеивается на первом же фильтре.</w:t>
+        <w:t xml:space="preserve">В объявлении визуализации дизайн-проекта; фотографий выполненной отделки нет ни одной.</w:t>
       </w:r>
     </w:p>
     <w:p>
@@ -30514,7 +34966,7 @@
           <w:sz w:val="19"/>
           <w:szCs w:val="19"/>
         </w:rPr>
-        <w:t xml:space="preserve">Выполненная отделка — единственное, чем лот отличается от всей квартирной локации. </w:t>
+        <w:t xml:space="preserve">Выполненная отделка — единственное, чем лот отличается от всей квартирной локации: </w:t>
       </w:r>
       <w:r>
         <w:rPr>
@@ -30527,7 +34979,7 @@
           <w:sz w:val="19"/>
           <w:szCs w:val="19"/>
         </w:rPr>
-        <w:t xml:space="preserve">Все конкуренты продают бетон. Преимущество есть, но в объявлении его нет.</w:t>
+        <w:t xml:space="preserve">все конкуренты продают бетон. Преимущество есть, но покупатель о нём не узнаёт ни из фильтра, ни из карточки, ни из фотографий.</w:t>
       </w:r>
     </w:p>
     <w:p>
@@ -30591,6 +35043,9 @@
         <w:gridCol w:w="2411"/>
       </w:tblGrid>
       <w:tr>
+        <w:trPr>
+          <w:cantSplit/>
+        </w:trPr>
         <w:tc>
           <w:tcPr>
             <w:tcW w:type="dxa" w:w="2409"/>
@@ -30881,7 +35336,7 @@
           <w:sz w:val="19"/>
           <w:szCs w:val="19"/>
         </w:rPr>
-        <w:t xml:space="preserve">Сейчас стоит «Без отделки». Покупатель в де-люксе фильтрует выдачу по состоянию, и с такой меткой лот попадает в один список с бетоном «Лаврушинского» и DUO, где сравнение идёт по голой цене.</w:t>
+        <w:t xml:space="preserve">Из-за неё лот выпадает из выдачи по своей нише — а там на всю Москву внутри Садового кольца десять квартир, и покупатель просматривает такой список целиком. Одна правка возвращает лот в единственный список, где его вообще ищут.</w:t>
       </w:r>
     </w:p>
     <w:p>
@@ -31316,7 +35771,7 @@
         </w:rPr>
         <w:t xml:space="preserve">Объявление по лоту — </w:t>
       </w:r>
-      <w:hyperlink w:history="1" r:id="rIdbspgj-oay9hfi_dq7twtz">
+      <w:hyperlink w:history="1" r:id="rIdw-dppm8iup11a4igeljlz">
         <w:r>
           <w:rPr>
             <w:rFonts w:ascii="Arial" w:cs="Arial" w:eastAsia="Arial" w:hAnsi="Arial"/>
@@ -31361,9 +35816,41 @@
           <w:sz w:val="16"/>
           <w:szCs w:val="16"/>
         </w:rPr>
+        <w:t xml:space="preserve">Циан — выборка по нише на 31.07.2026: дом от 2017 года, квартиры, до 110 м², дизайнерский ремонт, внутри Садового кольца — 12 объявлений</w:t>
+      </w:r>
+    </w:p>
+    <w:p>
+      <w:pPr>
+        <w:spacing w:after="46" w:line="222" w:lineRule="auto"/>
+        <w:ind w:left="170" w:right="1560" w:hanging="170"/>
+      </w:pPr>
+      <w:r>
+        <w:rPr>
+          <w:rFonts w:ascii="Arial" w:cs="Arial" w:eastAsia="Arial" w:hAnsi="Arial"/>
+          <w:b/>
+          <w:bCs/>
+          <w:i w:val="false"/>
+          <w:iCs w:val="false"/>
+          <w:color w:val="A9762F"/>
+          <w:sz w:val="19"/>
+          <w:szCs w:val="19"/>
+        </w:rPr>
+        <w:t xml:space="preserve">—   </w:t>
+      </w:r>
+      <w:r>
+        <w:rPr>
+          <w:rFonts w:ascii="Arial" w:cs="Arial" w:eastAsia="Arial" w:hAnsi="Arial"/>
+          <w:b w:val="false"/>
+          <w:bCs w:val="false"/>
+          <w:i w:val="false"/>
+          <w:iCs w:val="false"/>
+          <w:color w:val="70788A"/>
+          <w:sz w:val="16"/>
+          <w:szCs w:val="16"/>
+        </w:rPr>
         <w:t xml:space="preserve">Фотографии и часть цен — Яндекс Недвижимость — </w:t>
       </w:r>
-      <w:hyperlink w:history="1" r:id="rIdwqhvlg91aawwman6zffu2">
+      <w:hyperlink w:history="1" r:id="rIdflg77e34omf99iky9f_7h">
         <w:r>
           <w:rPr>
             <w:rFonts w:ascii="Arial" w:cs="Arial" w:eastAsia="Arial" w:hAnsi="Arial"/>
@@ -31442,7 +35929,7 @@
         </w:rPr>
         <w:t xml:space="preserve">Координаты для карты — Яндекс Недвижимость и 2ГИС — </w:t>
       </w:r>
-      <w:hyperlink w:history="1" r:id="rIdhfzdxn2nzto0x0vyejucx">
+      <w:hyperlink w:history="1" r:id="rIdcywmxvd1ccwq9qz5sds5s">
         <w:r>
           <w:rPr>
             <w:rFonts w:ascii="Arial" w:cs="Arial" w:eastAsia="Arial" w:hAnsi="Arial"/>
@@ -31489,7 +35976,7 @@
         </w:rPr>
         <w:t xml:space="preserve">Яндекс Карты — картографическая основа — </w:t>
       </w:r>
-      <w:hyperlink w:history="1" r:id="rIdfmo2t9lvhpons_abub6y8">
+      <w:hyperlink w:history="1" r:id="rIdx2yku-imh8ncsdntmntiv">
         <w:r>
           <w:rPr>
             <w:rFonts w:ascii="Arial" w:cs="Arial" w:eastAsia="Arial" w:hAnsi="Arial"/>

--- a/zolotoy-lot/Золотой_аналитика_по_лоту.docx
+++ b/zolotoy-lot/Золотой_аналитика_по_лоту.docx
@@ -6116,7 +6116,7 @@
               <w:spacing w:after="0" w:line="240" w:lineRule="auto"/>
               <w:jc w:val="center"/>
             </w:pPr>
-            <w:hyperlink w:history="1" r:id="rId4ojpykhssto4fvlulo2iu">
+            <w:hyperlink w:history="1" r:id="rIdgtn5jicmlwrefyk1wd4hi">
               <w:r>
                 <w:rPr>
                   <w:rFonts w:ascii="Arial" w:cs="Arial" w:eastAsia="Arial" w:hAnsi="Arial"/>
@@ -6424,7 +6424,7 @@
               <w:spacing w:after="0" w:line="240" w:lineRule="auto"/>
               <w:jc w:val="center"/>
             </w:pPr>
-            <w:hyperlink w:history="1" r:id="rIdwnmzlhdnq37gv458beekt">
+            <w:hyperlink w:history="1" r:id="rIdgg6vufxv0e8agoxnxnabb">
               <w:r>
                 <w:rPr>
                   <w:rFonts w:ascii="Arial" w:cs="Arial" w:eastAsia="Arial" w:hAnsi="Arial"/>
@@ -6724,7 +6724,7 @@
               <w:spacing w:after="0" w:line="240" w:lineRule="auto"/>
               <w:jc w:val="center"/>
             </w:pPr>
-            <w:hyperlink w:history="1" r:id="rIduj7xaayh8lsjlvd-wobgs">
+            <w:hyperlink w:history="1" r:id="rIdas-rbnf5lu4aaaik8ghpy">
               <w:r>
                 <w:rPr>
                   <w:rFonts w:ascii="Arial" w:cs="Arial" w:eastAsia="Arial" w:hAnsi="Arial"/>
@@ -7032,7 +7032,7 @@
               <w:spacing w:after="0" w:line="240" w:lineRule="auto"/>
               <w:jc w:val="center"/>
             </w:pPr>
-            <w:hyperlink w:history="1" r:id="rIdwhuv-ihfcesjt7unb7krl">
+            <w:hyperlink w:history="1" r:id="rIdpx61xj41m62rbwmws8fjb">
               <w:r>
                 <w:rPr>
                   <w:rFonts w:ascii="Arial" w:cs="Arial" w:eastAsia="Arial" w:hAnsi="Arial"/>
@@ -7332,7 +7332,7 @@
               <w:spacing w:after="0" w:line="240" w:lineRule="auto"/>
               <w:jc w:val="center"/>
             </w:pPr>
-            <w:hyperlink w:history="1" r:id="rId5ozyxg6t8dtkkqg2jh6v7">
+            <w:hyperlink w:history="1" r:id="rIdzvvzwg6o-n9s_bxjwrawg">
               <w:r>
                 <w:rPr>
                   <w:rFonts w:ascii="Arial" w:cs="Arial" w:eastAsia="Arial" w:hAnsi="Arial"/>
@@ -7640,7 +7640,7 @@
               <w:spacing w:after="0" w:line="240" w:lineRule="auto"/>
               <w:jc w:val="center"/>
             </w:pPr>
-            <w:hyperlink w:history="1" r:id="rIdwj5tmvttcetmi-awvap0i">
+            <w:hyperlink w:history="1" r:id="rId0hnvj8j_xtq7jbt92bxwp">
               <w:r>
                 <w:rPr>
                   <w:rFonts w:ascii="Arial" w:cs="Arial" w:eastAsia="Arial" w:hAnsi="Arial"/>
@@ -7940,7 +7940,7 @@
               <w:spacing w:after="0" w:line="240" w:lineRule="auto"/>
               <w:jc w:val="center"/>
             </w:pPr>
-            <w:hyperlink w:history="1" r:id="rIdhz_fmxht1yeschdqcqlsq">
+            <w:hyperlink w:history="1" r:id="rIdv3ieczua0u6qtiiihfefs">
               <w:r>
                 <w:rPr>
                   <w:rFonts w:ascii="Arial" w:cs="Arial" w:eastAsia="Arial" w:hAnsi="Arial"/>
@@ -8248,7 +8248,7 @@
               <w:spacing w:after="0" w:line="240" w:lineRule="auto"/>
               <w:jc w:val="center"/>
             </w:pPr>
-            <w:hyperlink w:history="1" r:id="rId2othk1bms3nlv64mmmz3a">
+            <w:hyperlink w:history="1" r:id="rId9rguwfvg4w6wsn7ni0cex">
               <w:r>
                 <w:rPr>
                   <w:rFonts w:ascii="Arial" w:cs="Arial" w:eastAsia="Arial" w:hAnsi="Arial"/>
@@ -8548,7 +8548,7 @@
               <w:spacing w:after="0" w:line="240" w:lineRule="auto"/>
               <w:jc w:val="center"/>
             </w:pPr>
-            <w:hyperlink w:history="1" r:id="rIdvfylb_cda2txyffift8gi">
+            <w:hyperlink w:history="1" r:id="rIdlvdsatyq0vgtmbeyce2tb">
               <w:r>
                 <w:rPr>
                   <w:rFonts w:ascii="Arial" w:cs="Arial" w:eastAsia="Arial" w:hAnsi="Arial"/>
@@ -8856,7 +8856,7 @@
               <w:spacing w:after="0" w:line="240" w:lineRule="auto"/>
               <w:jc w:val="center"/>
             </w:pPr>
-            <w:hyperlink w:history="1" r:id="rIdc_v82zobn3j2ijwfv6hif">
+            <w:hyperlink w:history="1" r:id="rIdv3pahwgc5mery8qfytgfi">
               <w:r>
                 <w:rPr>
                   <w:rFonts w:ascii="Arial" w:cs="Arial" w:eastAsia="Arial" w:hAnsi="Arial"/>
@@ -9156,7 +9156,7 @@
               <w:spacing w:after="0" w:line="240" w:lineRule="auto"/>
               <w:jc w:val="center"/>
             </w:pPr>
-            <w:hyperlink w:history="1" r:id="rIdtloiif8nafjh4znztuaun">
+            <w:hyperlink w:history="1" r:id="rIdv2thjfwbpzjoourn0otin">
               <w:r>
                 <w:rPr>
                   <w:rFonts w:ascii="Arial" w:cs="Arial" w:eastAsia="Arial" w:hAnsi="Arial"/>
@@ -9464,7 +9464,7 @@
               <w:spacing w:after="0" w:line="240" w:lineRule="auto"/>
               <w:jc w:val="center"/>
             </w:pPr>
-            <w:hyperlink w:history="1" r:id="rIdyeajehu4qxg5cfwxppvqg">
+            <w:hyperlink w:history="1" r:id="rIddyabhyuoglpw6o31tbxha">
               <w:r>
                 <w:rPr>
                   <w:rFonts w:ascii="Arial" w:cs="Arial" w:eastAsia="Arial" w:hAnsi="Arial"/>
@@ -10071,7 +10071,7 @@
               <w:spacing w:after="0" w:line="240" w:lineRule="auto"/>
               <w:jc w:val="center"/>
             </w:pPr>
-            <w:hyperlink w:history="1" r:id="rIdng3cl2wozv_g1iakyu9k3">
+            <w:hyperlink w:history="1" r:id="rIdynwrel1scbpjhimmownrr">
               <w:r>
                 <w:rPr>
                   <w:rFonts w:ascii="Arial" w:cs="Arial" w:eastAsia="Arial" w:hAnsi="Arial"/>
@@ -10265,7 +10265,7 @@
               <w:spacing w:after="0" w:line="240" w:lineRule="auto"/>
               <w:jc w:val="center"/>
             </w:pPr>
-            <w:hyperlink w:history="1" r:id="rIdstoq6rsvkrrucvrmurb2c">
+            <w:hyperlink w:history="1" r:id="rId3d-mnlxzo9gsnvh6cnueh">
               <w:r>
                 <w:rPr>
                   <w:rFonts w:ascii="Arial" w:cs="Arial" w:eastAsia="Arial" w:hAnsi="Arial"/>
@@ -10454,7 +10454,7 @@
               <w:spacing w:after="0" w:line="240" w:lineRule="auto"/>
               <w:jc w:val="center"/>
             </w:pPr>
-            <w:hyperlink w:history="1" r:id="rIddvxc55islzbxrl_glqbze">
+            <w:hyperlink w:history="1" r:id="rIdzchftbciyizdrrbz19q9m">
               <w:r>
                 <w:rPr>
                   <w:rFonts w:ascii="Arial" w:cs="Arial" w:eastAsia="Arial" w:hAnsi="Arial"/>
@@ -10648,7 +10648,7 @@
               <w:spacing w:after="0" w:line="240" w:lineRule="auto"/>
               <w:jc w:val="center"/>
             </w:pPr>
-            <w:hyperlink w:history="1" r:id="rIdrfdojmdfmno07s8u3jz1h">
+            <w:hyperlink w:history="1" r:id="rIdy9gfs8tpslojcugrdq3r5">
               <w:r>
                 <w:rPr>
                   <w:rFonts w:ascii="Arial" w:cs="Arial" w:eastAsia="Arial" w:hAnsi="Arial"/>
@@ -10837,7 +10837,7 @@
               <w:spacing w:after="0" w:line="240" w:lineRule="auto"/>
               <w:jc w:val="center"/>
             </w:pPr>
-            <w:hyperlink w:history="1" r:id="rIdoxvj85hkt3kjjjhujruqp">
+            <w:hyperlink w:history="1" r:id="rIdm0xyiexiwqsuvn-f0krbr">
               <w:r>
                 <w:rPr>
                   <w:rFonts w:ascii="Arial" w:cs="Arial" w:eastAsia="Arial" w:hAnsi="Arial"/>
@@ -11031,7 +11031,7 @@
               <w:spacing w:after="0" w:line="240" w:lineRule="auto"/>
               <w:jc w:val="center"/>
             </w:pPr>
-            <w:hyperlink w:history="1" r:id="rIdanyr-pci_a9ob5slcuza8">
+            <w:hyperlink w:history="1" r:id="rIdkn_qulhmp8sb_wjhczycz">
               <w:r>
                 <w:rPr>
                   <w:rFonts w:ascii="Arial" w:cs="Arial" w:eastAsia="Arial" w:hAnsi="Arial"/>
@@ -12610,7 +12610,7 @@
               <w:spacing w:after="0" w:line="240" w:lineRule="auto"/>
               <w:jc w:val="center"/>
             </w:pPr>
-            <w:hyperlink w:history="1" r:id="rIdsdqggrkh3zhvae1vvoqks">
+            <w:hyperlink w:history="1" r:id="rIdni4ofbxxp9zdzigidzex2">
               <w:r>
                 <w:rPr>
                   <w:rFonts w:ascii="Arial" w:cs="Arial" w:eastAsia="Arial" w:hAnsi="Arial"/>
@@ -12956,7 +12956,7 @@
               <w:spacing w:after="0" w:line="240" w:lineRule="auto"/>
               <w:jc w:val="center"/>
             </w:pPr>
-            <w:hyperlink w:history="1" r:id="rIdahezyazbaupcs0xzhjd4p">
+            <w:hyperlink w:history="1" r:id="rId8v8ixmctv2ehhmgnwtqio">
               <w:r>
                 <w:rPr>
                   <w:rFonts w:ascii="Arial" w:cs="Arial" w:eastAsia="Arial" w:hAnsi="Arial"/>
@@ -13293,7 +13293,7 @@
               <w:spacing w:after="0" w:line="240" w:lineRule="auto"/>
               <w:jc w:val="center"/>
             </w:pPr>
-            <w:hyperlink w:history="1" r:id="rId1m27a10qefcrdo5o1aahx">
+            <w:hyperlink w:history="1" r:id="rIdipuin84yb5mhjnk0axv-y">
               <w:r>
                 <w:rPr>
                   <w:rFonts w:ascii="Arial" w:cs="Arial" w:eastAsia="Arial" w:hAnsi="Arial"/>
@@ -13639,7 +13639,7 @@
               <w:spacing w:after="0" w:line="240" w:lineRule="auto"/>
               <w:jc w:val="center"/>
             </w:pPr>
-            <w:hyperlink w:history="1" r:id="rIdcsyns_zet8wlokso3ugdv">
+            <w:hyperlink w:history="1" r:id="rIddlpftchxyt4q6joerivnp">
               <w:r>
                 <w:rPr>
                   <w:rFonts w:ascii="Arial" w:cs="Arial" w:eastAsia="Arial" w:hAnsi="Arial"/>
@@ -13976,7 +13976,7 @@
               <w:spacing w:after="0" w:line="240" w:lineRule="auto"/>
               <w:jc w:val="center"/>
             </w:pPr>
-            <w:hyperlink w:history="1" r:id="rIdetqvmx2-evm2px7reswby">
+            <w:hyperlink w:history="1" r:id="rIddp5mikwgk0r-v7wlhfyev">
               <w:r>
                 <w:rPr>
                   <w:rFonts w:ascii="Arial" w:cs="Arial" w:eastAsia="Arial" w:hAnsi="Arial"/>
@@ -14322,7 +14322,7 @@
               <w:spacing w:after="0" w:line="240" w:lineRule="auto"/>
               <w:jc w:val="center"/>
             </w:pPr>
-            <w:hyperlink w:history="1" r:id="rIdhpykw5r9vukjak8xmslzk">
+            <w:hyperlink w:history="1" r:id="rIdnst_djxcej_musiwg7umi">
               <w:r>
                 <w:rPr>
                   <w:rFonts w:ascii="Arial" w:cs="Arial" w:eastAsia="Arial" w:hAnsi="Arial"/>
@@ -14659,7 +14659,7 @@
               <w:spacing w:after="0" w:line="240" w:lineRule="auto"/>
               <w:jc w:val="center"/>
             </w:pPr>
-            <w:hyperlink w:history="1" r:id="rIdjsf5q3edrjqynfmjvybpu">
+            <w:hyperlink w:history="1" r:id="rIdvahzwtijaez3n7-nou-1k">
               <w:r>
                 <w:rPr>
                   <w:rFonts w:ascii="Arial" w:cs="Arial" w:eastAsia="Arial" w:hAnsi="Arial"/>
@@ -15005,7 +15005,7 @@
               <w:spacing w:after="0" w:line="240" w:lineRule="auto"/>
               <w:jc w:val="center"/>
             </w:pPr>
-            <w:hyperlink w:history="1" r:id="rIdd82sgur8fbnqbjbh60uky">
+            <w:hyperlink w:history="1" r:id="rIdyt8zsrrm13kjyej3pahkg">
               <w:r>
                 <w:rPr>
                   <w:rFonts w:ascii="Arial" w:cs="Arial" w:eastAsia="Arial" w:hAnsi="Arial"/>
@@ -15342,7 +15342,7 @@
               <w:spacing w:after="0" w:line="240" w:lineRule="auto"/>
               <w:jc w:val="center"/>
             </w:pPr>
-            <w:hyperlink w:history="1" r:id="rId3zynkbjt8urmv0xivstbz">
+            <w:hyperlink w:history="1" r:id="rIda_htstdw9prmtcwcrlmjd">
               <w:r>
                 <w:rPr>
                   <w:rFonts w:ascii="Arial" w:cs="Arial" w:eastAsia="Arial" w:hAnsi="Arial"/>
@@ -15688,7 +15688,7 @@
               <w:spacing w:after="0" w:line="240" w:lineRule="auto"/>
               <w:jc w:val="center"/>
             </w:pPr>
-            <w:hyperlink w:history="1" r:id="rId7hrkwpldnnxzqw_vlxwu6">
+            <w:hyperlink w:history="1" r:id="rId5tpmfqa7ibf9p58egmnf1">
               <w:r>
                 <w:rPr>
                   <w:rFonts w:ascii="Arial" w:cs="Arial" w:eastAsia="Arial" w:hAnsi="Arial"/>
@@ -16025,7 +16025,7 @@
               <w:spacing w:after="0" w:line="240" w:lineRule="auto"/>
               <w:jc w:val="center"/>
             </w:pPr>
-            <w:hyperlink w:history="1" r:id="rIdkk56y1dam3wwp7ndnyohm">
+            <w:hyperlink w:history="1" r:id="rId-fssesp3wv93wicrakq7b">
               <w:r>
                 <w:rPr>
                   <w:rFonts w:ascii="Arial" w:cs="Arial" w:eastAsia="Arial" w:hAnsi="Arial"/>
@@ -16371,7 +16371,7 @@
               <w:spacing w:after="0" w:line="240" w:lineRule="auto"/>
               <w:jc w:val="center"/>
             </w:pPr>
-            <w:hyperlink w:history="1" r:id="rIdmg6y20ed-ueyjlio_7jti">
+            <w:hyperlink w:history="1" r:id="rIdwi8le5zdcpfvndf3xx82t">
               <w:r>
                 <w:rPr>
                   <w:rFonts w:ascii="Arial" w:cs="Arial" w:eastAsia="Arial" w:hAnsi="Arial"/>
@@ -16708,7 +16708,7 @@
               <w:spacing w:after="0" w:line="240" w:lineRule="auto"/>
               <w:jc w:val="center"/>
             </w:pPr>
-            <w:hyperlink w:history="1" r:id="rId_mujqs3mpsx3hta0p6yy_">
+            <w:hyperlink w:history="1" r:id="rIdjyzpr6rxbutuwhdxlwbat">
               <w:r>
                 <w:rPr>
                   <w:rFonts w:ascii="Arial" w:cs="Arial" w:eastAsia="Arial" w:hAnsi="Arial"/>
@@ -17054,7 +17054,7 @@
               <w:spacing w:after="0" w:line="240" w:lineRule="auto"/>
               <w:jc w:val="center"/>
             </w:pPr>
-            <w:hyperlink w:history="1" r:id="rId2xl5lyxtipmvnygcikvz6">
+            <w:hyperlink w:history="1" r:id="rId0ycrtmqrukxyns1tkbqvh">
               <w:r>
                 <w:rPr>
                   <w:rFonts w:ascii="Arial" w:cs="Arial" w:eastAsia="Arial" w:hAnsi="Arial"/>
@@ -21177,7 +21177,7 @@
             <w:pPr>
               <w:spacing w:after="0" w:line="216" w:lineRule="auto"/>
             </w:pPr>
-            <w:hyperlink w:history="1" r:id="rId0wswo1u6h3f3jlflxu06r">
+            <w:hyperlink w:history="1" r:id="rIdwbjsbkpq8tx6e2v-l_c3h">
               <w:r>
                 <w:rPr>
                   <w:rFonts w:ascii="Arial" w:cs="Arial" w:eastAsia="Arial" w:hAnsi="Arial"/>
@@ -21327,7 +21327,7 @@
             <w:pPr>
               <w:spacing w:after="0" w:line="216" w:lineRule="auto"/>
             </w:pPr>
-            <w:hyperlink w:history="1" r:id="rIdvqqef0o4a1lsvfxgt6jik">
+            <w:hyperlink w:history="1" r:id="rId-mfjzmks8armnlbniq_9j">
               <w:r>
                 <w:rPr>
                   <w:rFonts w:ascii="Arial" w:cs="Arial" w:eastAsia="Arial" w:hAnsi="Arial"/>
@@ -21479,7 +21479,7 @@
             <w:pPr>
               <w:spacing w:after="0" w:line="216" w:lineRule="auto"/>
             </w:pPr>
-            <w:hyperlink w:history="1" r:id="rId3vuptfpcpt0wxuqia6fwl">
+            <w:hyperlink w:history="1" r:id="rIdpuxxc7xkp4h14r3mmnfc4">
               <w:r>
                 <w:rPr>
                   <w:rFonts w:ascii="Arial" w:cs="Arial" w:eastAsia="Arial" w:hAnsi="Arial"/>
@@ -21629,7 +21629,7 @@
             <w:pPr>
               <w:spacing w:after="0" w:line="216" w:lineRule="auto"/>
             </w:pPr>
-            <w:hyperlink w:history="1" r:id="rIdttfyjgzobrc4wxqpqxd8o">
+            <w:hyperlink w:history="1" r:id="rIdk_l22b4r0-wbehuhbn9j3">
               <w:r>
                 <w:rPr>
                   <w:rFonts w:ascii="Arial" w:cs="Arial" w:eastAsia="Arial" w:hAnsi="Arial"/>
@@ -21781,7 +21781,7 @@
             <w:pPr>
               <w:spacing w:after="0" w:line="216" w:lineRule="auto"/>
             </w:pPr>
-            <w:hyperlink w:history="1" r:id="rId1gz9wdxnvuyouwbbjbtud">
+            <w:hyperlink w:history="1" r:id="rId_x1gb5knbzemxrjef6jce">
               <w:r>
                 <w:rPr>
                   <w:rFonts w:ascii="Arial" w:cs="Arial" w:eastAsia="Arial" w:hAnsi="Arial"/>
@@ -21931,7 +21931,7 @@
             <w:pPr>
               <w:spacing w:after="0" w:line="216" w:lineRule="auto"/>
             </w:pPr>
-            <w:hyperlink w:history="1" r:id="rIdwgrd9i3cvajlvvpgttdxq">
+            <w:hyperlink w:history="1" r:id="rIdf4dvautuqczalf7mj40xn">
               <w:r>
                 <w:rPr>
                   <w:rFonts w:ascii="Arial" w:cs="Arial" w:eastAsia="Arial" w:hAnsi="Arial"/>
@@ -22692,7 +22692,7 @@
               <w:spacing w:after="0" w:line="240" w:lineRule="auto"/>
               <w:jc w:val="center"/>
             </w:pPr>
-            <w:hyperlink w:history="1" r:id="rIdw3bw7jyhonppzymu9cejr">
+            <w:hyperlink w:history="1" r:id="rIdeaard1t8xpuewpjqawy7d">
               <w:r>
                 <w:rPr>
                   <w:rFonts w:ascii="Arial" w:cs="Arial" w:eastAsia="Arial" w:hAnsi="Arial"/>
@@ -22962,7 +22962,7 @@
               <w:spacing w:after="0" w:line="240" w:lineRule="auto"/>
               <w:jc w:val="center"/>
             </w:pPr>
-            <w:hyperlink w:history="1" r:id="rIdigtoi7bbndrdisncexdfy">
+            <w:hyperlink w:history="1" r:id="rIdfllscgp_idblsk2mhc4tu">
               <w:r>
                 <w:rPr>
                   <w:rFonts w:ascii="Arial" w:cs="Arial" w:eastAsia="Arial" w:hAnsi="Arial"/>
@@ -23225,7 +23225,7 @@
               <w:spacing w:after="0" w:line="240" w:lineRule="auto"/>
               <w:jc w:val="center"/>
             </w:pPr>
-            <w:hyperlink w:history="1" r:id="rIdtmpzopmj7hchel0u2t1fb">
+            <w:hyperlink w:history="1" r:id="rIdco9og5uqsjaul1joh53rf">
               <w:r>
                 <w:rPr>
                   <w:rFonts w:ascii="Arial" w:cs="Arial" w:eastAsia="Arial" w:hAnsi="Arial"/>
@@ -23495,7 +23495,7 @@
               <w:spacing w:after="0" w:line="240" w:lineRule="auto"/>
               <w:jc w:val="center"/>
             </w:pPr>
-            <w:hyperlink w:history="1" r:id="rId1nzjy_gfptwv_xxn-micm">
+            <w:hyperlink w:history="1" r:id="rIdexo3xbtc_my9mzr5b303w">
               <w:r>
                 <w:rPr>
                   <w:rFonts w:ascii="Arial" w:cs="Arial" w:eastAsia="Arial" w:hAnsi="Arial"/>
@@ -23758,7 +23758,7 @@
               <w:spacing w:after="0" w:line="240" w:lineRule="auto"/>
               <w:jc w:val="center"/>
             </w:pPr>
-            <w:hyperlink w:history="1" r:id="rId1r2qt__20csygfczoda1y">
+            <w:hyperlink w:history="1" r:id="rIdcd9pqitjfudgmoqhanwyn">
               <w:r>
                 <w:rPr>
                   <w:rFonts w:ascii="Arial" w:cs="Arial" w:eastAsia="Arial" w:hAnsi="Arial"/>
@@ -24028,7 +24028,7 @@
               <w:spacing w:after="0" w:line="240" w:lineRule="auto"/>
               <w:jc w:val="center"/>
             </w:pPr>
-            <w:hyperlink w:history="1" r:id="rIdlaztgp7oyvyqo2k8itf7z">
+            <w:hyperlink w:history="1" r:id="rIdw3ly_hedb6zrcs2enw6sa">
               <w:r>
                 <w:rPr>
                   <w:rFonts w:ascii="Arial" w:cs="Arial" w:eastAsia="Arial" w:hAnsi="Arial"/>
@@ -24291,7 +24291,7 @@
               <w:spacing w:after="0" w:line="240" w:lineRule="auto"/>
               <w:jc w:val="center"/>
             </w:pPr>
-            <w:hyperlink w:history="1" r:id="rIdaiasiojavvosf6rbpo-xi">
+            <w:hyperlink w:history="1" r:id="rIdyfbmhb0jqrek9et8zbl16">
               <w:r>
                 <w:rPr>
                   <w:rFonts w:ascii="Arial" w:cs="Arial" w:eastAsia="Arial" w:hAnsi="Arial"/>
@@ -24561,7 +24561,7 @@
               <w:spacing w:after="0" w:line="240" w:lineRule="auto"/>
               <w:jc w:val="center"/>
             </w:pPr>
-            <w:hyperlink w:history="1" r:id="rIdlezmg_y3idb7faxcddspb">
+            <w:hyperlink w:history="1" r:id="rIdx18ay9w-8dc0utdtbook4">
               <w:r>
                 <w:rPr>
                   <w:rFonts w:ascii="Arial" w:cs="Arial" w:eastAsia="Arial" w:hAnsi="Arial"/>
@@ -24824,7 +24824,7 @@
               <w:spacing w:after="0" w:line="240" w:lineRule="auto"/>
               <w:jc w:val="center"/>
             </w:pPr>
-            <w:hyperlink w:history="1" r:id="rIddwzoeposfa7zpt0o6coyb">
+            <w:hyperlink w:history="1" r:id="rIdfvbbi9wrqpzwmxxqeqm_l">
               <w:r>
                 <w:rPr>
                   <w:rFonts w:ascii="Arial" w:cs="Arial" w:eastAsia="Arial" w:hAnsi="Arial"/>
@@ -25094,7 +25094,7 @@
               <w:spacing w:after="0" w:line="240" w:lineRule="auto"/>
               <w:jc w:val="center"/>
             </w:pPr>
-            <w:hyperlink w:history="1" r:id="rIdm392cmvo4g6whfazsgxow">
+            <w:hyperlink w:history="1" r:id="rIdycb83qmjp36ovmz2kup3k">
               <w:r>
                 <w:rPr>
                   <w:rFonts w:ascii="Arial" w:cs="Arial" w:eastAsia="Arial" w:hAnsi="Arial"/>
@@ -25357,7 +25357,7 @@
               <w:spacing w:after="0" w:line="240" w:lineRule="auto"/>
               <w:jc w:val="center"/>
             </w:pPr>
-            <w:hyperlink w:history="1" r:id="rIdgucl_erschxp9pfxnbaic">
+            <w:hyperlink w:history="1" r:id="rIda6hvwjqkaqyjskhmchpnt">
               <w:r>
                 <w:rPr>
                   <w:rFonts w:ascii="Arial" w:cs="Arial" w:eastAsia="Arial" w:hAnsi="Arial"/>
@@ -25627,7 +25627,7 @@
               <w:spacing w:after="0" w:line="240" w:lineRule="auto"/>
               <w:jc w:val="center"/>
             </w:pPr>
-            <w:hyperlink w:history="1" r:id="rIdhuek5aujasswpuim0pgik">
+            <w:hyperlink w:history="1" r:id="rIdskkpjehnxphpw-pqd5kin">
               <w:r>
                 <w:rPr>
                   <w:rFonts w:ascii="Arial" w:cs="Arial" w:eastAsia="Arial" w:hAnsi="Arial"/>
@@ -25890,7 +25890,7 @@
               <w:spacing w:after="0" w:line="240" w:lineRule="auto"/>
               <w:jc w:val="center"/>
             </w:pPr>
-            <w:hyperlink w:history="1" r:id="rIdnafb5a3z3qxrcjue0resl">
+            <w:hyperlink w:history="1" r:id="rIdclhy-z3tv3h18whf0uwl1">
               <w:r>
                 <w:rPr>
                   <w:rFonts w:ascii="Arial" w:cs="Arial" w:eastAsia="Arial" w:hAnsi="Arial"/>
@@ -26160,7 +26160,7 @@
               <w:spacing w:after="0" w:line="240" w:lineRule="auto"/>
               <w:jc w:val="center"/>
             </w:pPr>
-            <w:hyperlink w:history="1" r:id="rIdbv4paqlzfb60ezqxmyiqv">
+            <w:hyperlink w:history="1" r:id="rIdtevb9xar5sfj8fms57lam">
               <w:r>
                 <w:rPr>
                   <w:rFonts w:ascii="Arial" w:cs="Arial" w:eastAsia="Arial" w:hAnsi="Arial"/>
@@ -27270,7 +27270,7 @@
               <w:spacing w:after="0" w:line="240" w:lineRule="auto"/>
               <w:jc w:val="center"/>
             </w:pPr>
-            <w:hyperlink w:history="1" r:id="rId-za2vvoww1uzlbqffzaco">
+            <w:hyperlink w:history="1" r:id="rIdnihulikxckuztbxnualb9">
               <w:r>
                 <w:rPr>
                   <w:rFonts w:ascii="Arial" w:cs="Arial" w:eastAsia="Arial" w:hAnsi="Arial"/>
@@ -27578,7 +27578,7 @@
               <w:spacing w:after="0" w:line="240" w:lineRule="auto"/>
               <w:jc w:val="center"/>
             </w:pPr>
-            <w:hyperlink w:history="1" r:id="rIdzi4bvmszavd05gz0wbvn2">
+            <w:hyperlink w:history="1" r:id="rIdh5du338viloq1zvajcgjg">
               <w:r>
                 <w:rPr>
                   <w:rFonts w:ascii="Arial" w:cs="Arial" w:eastAsia="Arial" w:hAnsi="Arial"/>
@@ -27878,7 +27878,7 @@
               <w:spacing w:after="0" w:line="240" w:lineRule="auto"/>
               <w:jc w:val="center"/>
             </w:pPr>
-            <w:hyperlink w:history="1" r:id="rId180ikbltnonlvoidyfdrr">
+            <w:hyperlink w:history="1" r:id="rIdf-z-r1dhiyl5zbh6un8ct">
               <w:r>
                 <w:rPr>
                   <w:rFonts w:ascii="Arial" w:cs="Arial" w:eastAsia="Arial" w:hAnsi="Arial"/>
@@ -28186,7 +28186,7 @@
               <w:spacing w:after="0" w:line="240" w:lineRule="auto"/>
               <w:jc w:val="center"/>
             </w:pPr>
-            <w:hyperlink w:history="1" r:id="rIduepwpvdivtyetw4zhczcs">
+            <w:hyperlink w:history="1" r:id="rIduqsusnunafdf3mmpw4drj">
               <w:r>
                 <w:rPr>
                   <w:rFonts w:ascii="Arial" w:cs="Arial" w:eastAsia="Arial" w:hAnsi="Arial"/>
@@ -28486,7 +28486,7 @@
               <w:spacing w:after="0" w:line="240" w:lineRule="auto"/>
               <w:jc w:val="center"/>
             </w:pPr>
-            <w:hyperlink w:history="1" r:id="rIdbeyp2ztldtohjf239tghh">
+            <w:hyperlink w:history="1" r:id="rId7bwrlgbpmyjy4dv9jferw">
               <w:r>
                 <w:rPr>
                   <w:rFonts w:ascii="Arial" w:cs="Arial" w:eastAsia="Arial" w:hAnsi="Arial"/>
@@ -28794,7 +28794,7 @@
               <w:spacing w:after="0" w:line="240" w:lineRule="auto"/>
               <w:jc w:val="center"/>
             </w:pPr>
-            <w:hyperlink w:history="1" r:id="rIdgqktdjfy1ordsnbriys12">
+            <w:hyperlink w:history="1" r:id="rIdblcifgb7veoee-unftekd">
               <w:r>
                 <w:rPr>
                   <w:rFonts w:ascii="Arial" w:cs="Arial" w:eastAsia="Arial" w:hAnsi="Arial"/>
@@ -29094,7 +29094,7 @@
               <w:spacing w:after="0" w:line="240" w:lineRule="auto"/>
               <w:jc w:val="center"/>
             </w:pPr>
-            <w:hyperlink w:history="1" r:id="rIdutsk5okupoi31-xas_ado">
+            <w:hyperlink w:history="1" r:id="rIdd2mrphij9hfqkxm46fhfo">
               <w:r>
                 <w:rPr>
                   <w:rFonts w:ascii="Arial" w:cs="Arial" w:eastAsia="Arial" w:hAnsi="Arial"/>
@@ -29402,7 +29402,7 @@
               <w:spacing w:after="0" w:line="240" w:lineRule="auto"/>
               <w:jc w:val="center"/>
             </w:pPr>
-            <w:hyperlink w:history="1" r:id="rId6_zrnorffd8iskf9hxvis">
+            <w:hyperlink w:history="1" r:id="rIdyokzu8naotpkqk1j9g_yc">
               <w:r>
                 <w:rPr>
                   <w:rFonts w:ascii="Arial" w:cs="Arial" w:eastAsia="Arial" w:hAnsi="Arial"/>
@@ -29702,7 +29702,7 @@
               <w:spacing w:after="0" w:line="240" w:lineRule="auto"/>
               <w:jc w:val="center"/>
             </w:pPr>
-            <w:hyperlink w:history="1" r:id="rIdstdj3cm-2lhn84odsjllp">
+            <w:hyperlink w:history="1" r:id="rIdax69omndyjuovarffbyoz">
               <w:r>
                 <w:rPr>
                   <w:rFonts w:ascii="Arial" w:cs="Arial" w:eastAsia="Arial" w:hAnsi="Arial"/>
@@ -30010,7 +30010,7 @@
               <w:spacing w:after="0" w:line="240" w:lineRule="auto"/>
               <w:jc w:val="center"/>
             </w:pPr>
-            <w:hyperlink w:history="1" r:id="rIdhqnroomkpstcg3yrmynud">
+            <w:hyperlink w:history="1" r:id="rIdp2pyl_4l-rioo9tel4s_j">
               <w:r>
                 <w:rPr>
                   <w:rFonts w:ascii="Arial" w:cs="Arial" w:eastAsia="Arial" w:hAnsi="Arial"/>
@@ -30310,7 +30310,7 @@
               <w:spacing w:after="0" w:line="240" w:lineRule="auto"/>
               <w:jc w:val="center"/>
             </w:pPr>
-            <w:hyperlink w:history="1" r:id="rIdhvky3hwaedmpwv4tbnzyi">
+            <w:hyperlink w:history="1" r:id="rId6koq8owbb9knornnrevet">
               <w:r>
                 <w:rPr>
                   <w:rFonts w:ascii="Arial" w:cs="Arial" w:eastAsia="Arial" w:hAnsi="Arial"/>
@@ -35523,6 +35523,1899 @@
       <w:pPr>
         <w:keepNext/>
         <w:keepLines/>
+        <w:pBdr>
+          <w:bottom w:val="single" w:color="A9762F" w:sz="10" w:space="8"/>
+        </w:pBdr>
+        <w:spacing w:after="160"/>
+      </w:pPr>
+      <w:r>
+        <w:rPr>
+          <w:rFonts w:ascii="Georgia" w:cs="Georgia" w:eastAsia="Georgia" w:hAnsi="Georgia"/>
+          <w:b/>
+          <w:bCs/>
+          <w:i w:val="false"/>
+          <w:iCs w:val="false"/>
+          <w:color w:val="1F2A44"/>
+          <w:sz w:val="36"/>
+          <w:szCs w:val="36"/>
+        </w:rPr>
+        <w:t xml:space="preserve">Как продавать люкс-вторичку</w:t>
+      </w:r>
+    </w:p>
+    <w:p>
+      <w:pPr>
+        <w:spacing w:after="180" w:line="258" w:lineRule="auto"/>
+        <w:ind w:right="1560"/>
+      </w:pPr>
+      <w:r>
+        <w:rPr>
+          <w:rFonts w:ascii="Arial" w:cs="Arial" w:eastAsia="Arial" w:hAnsi="Arial"/>
+          <w:b w:val="false"/>
+          <w:bCs w:val="false"/>
+          <w:i w:val="false"/>
+          <w:iCs w:val="false"/>
+          <w:color w:val="2A2E38"/>
+          <w:sz w:val="19"/>
+          <w:szCs w:val="19"/>
+        </w:rPr>
+        <w:t xml:space="preserve">В сегменте, где на всю историческую Москву десять квартир, продаёт не площадка, а брокер и упаковка. Ниже — что видно в объявлениях самой ниши: кто продаёт, как выглядит витрина и какие аргументы вообще проговариваются.</w:t>
+      </w:r>
+    </w:p>
+    <w:tbl>
+      <w:tblPr>
+        <w:tblW w:type="dxa" w:w="9638"/>
+        <w:tblBorders>
+          <w:top w:val="single" w:color="auto" w:sz="4"/>
+          <w:left w:val="single" w:color="auto" w:sz="4"/>
+          <w:bottom w:val="single" w:color="auto" w:sz="4"/>
+          <w:right w:val="single" w:color="auto" w:sz="4"/>
+          <w:insideH w:val="single" w:color="auto" w:sz="4"/>
+          <w:insideV w:val="single" w:color="auto" w:sz="4"/>
+        </w:tblBorders>
+      </w:tblPr>
+      <w:tblGrid>
+        <w:gridCol w:w="3600"/>
+        <w:gridCol w:w="3200"/>
+        <w:gridCol w:w="2838"/>
+      </w:tblGrid>
+      <w:tr>
+        <w:trPr>
+          <w:tblHeader/>
+        </w:trPr>
+        <w:tc>
+          <w:tcPr>
+            <w:tcW w:type="dxa" w:w="3600"/>
+            <w:tcBorders>
+              <w:top w:val="single" w:color="1F2A44" w:sz="4"/>
+              <w:left w:val="none" w:color="auto" w:sz="0"/>
+              <w:bottom w:val="single" w:color="D9D4CB" w:sz="4"/>
+              <w:right w:val="none" w:color="auto" w:sz="0"/>
+            </w:tcBorders>
+            <w:shd w:fill="1F2A44" w:color="auto" w:val="clear"/>
+            <w:tcMar>
+              <w:top w:type="dxa" w:w="52"/>
+              <w:left w:type="dxa" w:w="100"/>
+              <w:bottom w:type="dxa" w:w="52"/>
+              <w:right w:type="dxa" w:w="100"/>
+            </w:tcMar>
+            <w:vAlign w:val="center"/>
+          </w:tcPr>
+          <w:p>
+            <w:pPr>
+              <w:spacing w:after="0" w:line="240" w:lineRule="auto"/>
+              <w:jc w:val="left"/>
+            </w:pPr>
+            <w:r>
+              <w:rPr>
+                <w:rFonts w:ascii="Arial" w:cs="Arial" w:eastAsia="Arial" w:hAnsi="Arial"/>
+                <w:b/>
+                <w:bCs/>
+                <w:i w:val="false"/>
+                <w:iCs w:val="false"/>
+                <w:color w:val="FFFFFF"/>
+                <w:sz w:val="16"/>
+                <w:szCs w:val="16"/>
+              </w:rPr>
+              <w:t xml:space="preserve">Что смотрим</w:t>
+            </w:r>
+          </w:p>
+        </w:tc>
+        <w:tc>
+          <w:tcPr>
+            <w:tcW w:type="dxa" w:w="3200"/>
+            <w:tcBorders>
+              <w:top w:val="single" w:color="1F2A44" w:sz="4"/>
+              <w:left w:val="none" w:color="auto" w:sz="0"/>
+              <w:bottom w:val="single" w:color="D9D4CB" w:sz="4"/>
+              <w:right w:val="none" w:color="auto" w:sz="0"/>
+            </w:tcBorders>
+            <w:shd w:fill="1F2A44" w:color="auto" w:val="clear"/>
+            <w:tcMar>
+              <w:top w:type="dxa" w:w="52"/>
+              <w:left w:type="dxa" w:w="100"/>
+              <w:bottom w:type="dxa" w:w="52"/>
+              <w:right w:type="dxa" w:w="100"/>
+            </w:tcMar>
+            <w:vAlign w:val="center"/>
+          </w:tcPr>
+          <w:p>
+            <w:pPr>
+              <w:spacing w:after="0" w:line="240" w:lineRule="auto"/>
+              <w:jc w:val="center"/>
+            </w:pPr>
+            <w:r>
+              <w:rPr>
+                <w:rFonts w:ascii="Arial" w:cs="Arial" w:eastAsia="Arial" w:hAnsi="Arial"/>
+                <w:b/>
+                <w:bCs/>
+                <w:i w:val="false"/>
+                <w:iCs w:val="false"/>
+                <w:color w:val="FFFFFF"/>
+                <w:sz w:val="16"/>
+                <w:szCs w:val="16"/>
+              </w:rPr>
+              <w:t xml:space="preserve">По нише — 12 объявлений</w:t>
+            </w:r>
+          </w:p>
+        </w:tc>
+        <w:tc>
+          <w:tcPr>
+            <w:tcW w:type="dxa" w:w="2838"/>
+            <w:tcBorders>
+              <w:top w:val="single" w:color="1F2A44" w:sz="4"/>
+              <w:left w:val="none" w:color="auto" w:sz="0"/>
+              <w:bottom w:val="single" w:color="D9D4CB" w:sz="4"/>
+              <w:right w:val="none" w:color="auto" w:sz="0"/>
+            </w:tcBorders>
+            <w:shd w:fill="1F2A44" w:color="auto" w:val="clear"/>
+            <w:tcMar>
+              <w:top w:type="dxa" w:w="52"/>
+              <w:left w:type="dxa" w:w="100"/>
+              <w:bottom w:type="dxa" w:w="52"/>
+              <w:right w:type="dxa" w:w="100"/>
+            </w:tcMar>
+            <w:vAlign w:val="center"/>
+          </w:tcPr>
+          <w:p>
+            <w:pPr>
+              <w:spacing w:after="0" w:line="240" w:lineRule="auto"/>
+              <w:jc w:val="center"/>
+            </w:pPr>
+            <w:r>
+              <w:rPr>
+                <w:rFonts w:ascii="Arial" w:cs="Arial" w:eastAsia="Arial" w:hAnsi="Arial"/>
+                <w:b/>
+                <w:bCs/>
+                <w:i w:val="false"/>
+                <w:iCs w:val="false"/>
+                <w:color w:val="FFFFFF"/>
+                <w:sz w:val="16"/>
+                <w:szCs w:val="16"/>
+              </w:rPr>
+              <w:t xml:space="preserve">Наш лот</w:t>
+            </w:r>
+          </w:p>
+        </w:tc>
+      </w:tr>
+      <w:tr>
+        <w:tc>
+          <w:tcPr>
+            <w:tcW w:type="dxa" w:w="3600"/>
+            <w:tcBorders>
+              <w:top w:val="single" w:color="D9D4CB" w:sz="4"/>
+              <w:left w:val="none" w:color="auto" w:sz="0"/>
+              <w:bottom w:val="single" w:color="D9D4CB" w:sz="4"/>
+              <w:right w:val="none" w:color="auto" w:sz="0"/>
+            </w:tcBorders>
+            <w:tcMar>
+              <w:top w:type="dxa" w:w="52"/>
+              <w:left w:type="dxa" w:w="100"/>
+              <w:bottom w:type="dxa" w:w="52"/>
+              <w:right w:type="dxa" w:w="100"/>
+            </w:tcMar>
+            <w:vAlign w:val="center"/>
+          </w:tcPr>
+          <w:p>
+            <w:pPr>
+              <w:spacing w:after="0" w:line="240" w:lineRule="auto"/>
+              <w:jc w:val="left"/>
+            </w:pPr>
+            <w:r>
+              <w:rPr>
+                <w:rFonts w:ascii="Arial" w:cs="Arial" w:eastAsia="Arial" w:hAnsi="Arial"/>
+                <w:b/>
+                <w:bCs/>
+                <w:i w:val="false"/>
+                <w:iCs w:val="false"/>
+                <w:color w:val="2A2E38"/>
+                <w:sz w:val="17"/>
+                <w:szCs w:val="17"/>
+              </w:rPr>
+              <w:t xml:space="preserve">Кто продаёт</w:t>
+            </w:r>
+          </w:p>
+        </w:tc>
+        <w:tc>
+          <w:tcPr>
+            <w:tcW w:type="dxa" w:w="3200"/>
+            <w:tcBorders>
+              <w:top w:val="single" w:color="D9D4CB" w:sz="4"/>
+              <w:left w:val="none" w:color="auto" w:sz="0"/>
+              <w:bottom w:val="single" w:color="D9D4CB" w:sz="4"/>
+              <w:right w:val="none" w:color="auto" w:sz="0"/>
+            </w:tcBorders>
+            <w:tcMar>
+              <w:top w:type="dxa" w:w="52"/>
+              <w:left w:type="dxa" w:w="100"/>
+              <w:bottom w:type="dxa" w:w="52"/>
+              <w:right w:type="dxa" w:w="100"/>
+            </w:tcMar>
+            <w:vAlign w:val="center"/>
+          </w:tcPr>
+          <w:p>
+            <w:pPr>
+              <w:spacing w:after="0" w:line="240" w:lineRule="auto"/>
+              <w:jc w:val="left"/>
+            </w:pPr>
+            <w:r>
+              <w:rPr>
+                <w:rFonts w:ascii="Arial" w:cs="Arial" w:eastAsia="Arial" w:hAnsi="Arial"/>
+                <w:b w:val="false"/>
+                <w:bCs w:val="false"/>
+                <w:i w:val="false"/>
+                <w:iCs w:val="false"/>
+                <w:color w:val="2A2E38"/>
+                <w:sz w:val="17"/>
+                <w:szCs w:val="17"/>
+              </w:rPr>
+              <w:t xml:space="preserve">11 из 12 — агентства и частные агенты</w:t>
+            </w:r>
+          </w:p>
+        </w:tc>
+        <w:tc>
+          <w:tcPr>
+            <w:tcW w:type="dxa" w:w="2838"/>
+            <w:tcBorders>
+              <w:top w:val="single" w:color="D9D4CB" w:sz="4"/>
+              <w:left w:val="none" w:color="auto" w:sz="0"/>
+              <w:bottom w:val="single" w:color="D9D4CB" w:sz="4"/>
+              <w:right w:val="none" w:color="auto" w:sz="0"/>
+            </w:tcBorders>
+            <w:tcMar>
+              <w:top w:type="dxa" w:w="52"/>
+              <w:left w:type="dxa" w:w="100"/>
+              <w:bottom w:type="dxa" w:w="52"/>
+              <w:right w:type="dxa" w:w="100"/>
+            </w:tcMar>
+            <w:vAlign w:val="center"/>
+          </w:tcPr>
+          <w:p>
+            <w:pPr>
+              <w:spacing w:after="0" w:line="240" w:lineRule="auto"/>
+              <w:jc w:val="left"/>
+            </w:pPr>
+            <w:r>
+              <w:rPr>
+                <w:rFonts w:ascii="Arial" w:cs="Arial" w:eastAsia="Arial" w:hAnsi="Arial"/>
+                <w:b w:val="false"/>
+                <w:bCs w:val="false"/>
+                <w:i w:val="false"/>
+                <w:iCs w:val="false"/>
+                <w:color w:val="2A2E38"/>
+                <w:sz w:val="17"/>
+                <w:szCs w:val="17"/>
+              </w:rPr>
+              <w:t xml:space="preserve">карточка Циан: «Застройщик», Capital Group</w:t>
+            </w:r>
+          </w:p>
+        </w:tc>
+      </w:tr>
+      <w:tr>
+        <w:tc>
+          <w:tcPr>
+            <w:tcW w:type="dxa" w:w="3600"/>
+            <w:tcBorders>
+              <w:top w:val="single" w:color="D9D4CB" w:sz="4"/>
+              <w:left w:val="none" w:color="auto" w:sz="0"/>
+              <w:bottom w:val="single" w:color="D9D4CB" w:sz="4"/>
+              <w:right w:val="none" w:color="auto" w:sz="0"/>
+            </w:tcBorders>
+            <w:shd w:fill="FBFAF8" w:color="auto" w:val="clear"/>
+            <w:tcMar>
+              <w:top w:type="dxa" w:w="52"/>
+              <w:left w:type="dxa" w:w="100"/>
+              <w:bottom w:type="dxa" w:w="52"/>
+              <w:right w:type="dxa" w:w="100"/>
+            </w:tcMar>
+            <w:vAlign w:val="center"/>
+          </w:tcPr>
+          <w:p>
+            <w:pPr>
+              <w:spacing w:after="0" w:line="240" w:lineRule="auto"/>
+              <w:jc w:val="left"/>
+            </w:pPr>
+            <w:r>
+              <w:rPr>
+                <w:rFonts w:ascii="Arial" w:cs="Arial" w:eastAsia="Arial" w:hAnsi="Arial"/>
+                <w:b/>
+                <w:bCs/>
+                <w:i w:val="false"/>
+                <w:iCs w:val="false"/>
+                <w:color w:val="2A2E38"/>
+                <w:sz w:val="17"/>
+                <w:szCs w:val="17"/>
+              </w:rPr>
+              <w:t xml:space="preserve">Продают сами собственники</w:t>
+            </w:r>
+          </w:p>
+        </w:tc>
+        <w:tc>
+          <w:tcPr>
+            <w:tcW w:type="dxa" w:w="3200"/>
+            <w:tcBorders>
+              <w:top w:val="single" w:color="D9D4CB" w:sz="4"/>
+              <w:left w:val="none" w:color="auto" w:sz="0"/>
+              <w:bottom w:val="single" w:color="D9D4CB" w:sz="4"/>
+              <w:right w:val="none" w:color="auto" w:sz="0"/>
+            </w:tcBorders>
+            <w:shd w:fill="FBFAF8" w:color="auto" w:val="clear"/>
+            <w:tcMar>
+              <w:top w:type="dxa" w:w="52"/>
+              <w:left w:type="dxa" w:w="100"/>
+              <w:bottom w:type="dxa" w:w="52"/>
+              <w:right w:type="dxa" w:w="100"/>
+            </w:tcMar>
+            <w:vAlign w:val="center"/>
+          </w:tcPr>
+          <w:p>
+            <w:pPr>
+              <w:spacing w:after="0" w:line="240" w:lineRule="auto"/>
+              <w:jc w:val="left"/>
+            </w:pPr>
+            <w:r>
+              <w:rPr>
+                <w:rFonts w:ascii="Arial" w:cs="Arial" w:eastAsia="Arial" w:hAnsi="Arial"/>
+                <w:b w:val="false"/>
+                <w:bCs w:val="false"/>
+                <w:i w:val="false"/>
+                <w:iCs w:val="false"/>
+                <w:color w:val="2A2E38"/>
+                <w:sz w:val="17"/>
+                <w:szCs w:val="17"/>
+              </w:rPr>
+              <w:t xml:space="preserve">0 из 12</w:t>
+            </w:r>
+          </w:p>
+        </w:tc>
+        <w:tc>
+          <w:tcPr>
+            <w:tcW w:type="dxa" w:w="2838"/>
+            <w:tcBorders>
+              <w:top w:val="single" w:color="D9D4CB" w:sz="4"/>
+              <w:left w:val="none" w:color="auto" w:sz="0"/>
+              <w:bottom w:val="single" w:color="D9D4CB" w:sz="4"/>
+              <w:right w:val="none" w:color="auto" w:sz="0"/>
+            </w:tcBorders>
+            <w:shd w:fill="FBFAF8" w:color="auto" w:val="clear"/>
+            <w:tcMar>
+              <w:top w:type="dxa" w:w="52"/>
+              <w:left w:type="dxa" w:w="100"/>
+              <w:bottom w:type="dxa" w:w="52"/>
+              <w:right w:type="dxa" w:w="100"/>
+            </w:tcMar>
+            <w:vAlign w:val="center"/>
+          </w:tcPr>
+          <w:p>
+            <w:pPr>
+              <w:spacing w:after="0" w:line="240" w:lineRule="auto"/>
+              <w:jc w:val="left"/>
+            </w:pPr>
+            <w:r>
+              <w:rPr>
+                <w:rFonts w:ascii="Arial" w:cs="Arial" w:eastAsia="Arial" w:hAnsi="Arial"/>
+                <w:b w:val="false"/>
+                <w:bCs w:val="false"/>
+                <w:i w:val="false"/>
+                <w:iCs w:val="false"/>
+                <w:color w:val="2A2E38"/>
+                <w:sz w:val="17"/>
+                <w:szCs w:val="17"/>
+              </w:rPr>
+              <w:t xml:space="preserve">нет</w:t>
+            </w:r>
+          </w:p>
+        </w:tc>
+      </w:tr>
+      <w:tr>
+        <w:tc>
+          <w:tcPr>
+            <w:tcW w:type="dxa" w:w="3600"/>
+            <w:tcBorders>
+              <w:top w:val="single" w:color="D9D4CB" w:sz="4"/>
+              <w:left w:val="none" w:color="auto" w:sz="0"/>
+              <w:bottom w:val="single" w:color="D9D4CB" w:sz="4"/>
+              <w:right w:val="none" w:color="auto" w:sz="0"/>
+            </w:tcBorders>
+            <w:tcMar>
+              <w:top w:type="dxa" w:w="52"/>
+              <w:left w:type="dxa" w:w="100"/>
+              <w:bottom w:type="dxa" w:w="52"/>
+              <w:right w:type="dxa" w:w="100"/>
+            </w:tcMar>
+            <w:vAlign w:val="center"/>
+          </w:tcPr>
+          <w:p>
+            <w:pPr>
+              <w:spacing w:after="0" w:line="240" w:lineRule="auto"/>
+              <w:jc w:val="left"/>
+            </w:pPr>
+            <w:r>
+              <w:rPr>
+                <w:rFonts w:ascii="Arial" w:cs="Arial" w:eastAsia="Arial" w:hAnsi="Arial"/>
+                <w:b/>
+                <w:bCs/>
+                <w:i w:val="false"/>
+                <w:iCs w:val="false"/>
+                <w:color w:val="2A2E38"/>
+                <w:sz w:val="17"/>
+                <w:szCs w:val="17"/>
+              </w:rPr>
+              <w:t xml:space="preserve">Разных агентов на выборку</w:t>
+            </w:r>
+          </w:p>
+        </w:tc>
+        <w:tc>
+          <w:tcPr>
+            <w:tcW w:type="dxa" w:w="3200"/>
+            <w:tcBorders>
+              <w:top w:val="single" w:color="D9D4CB" w:sz="4"/>
+              <w:left w:val="none" w:color="auto" w:sz="0"/>
+              <w:bottom w:val="single" w:color="D9D4CB" w:sz="4"/>
+              <w:right w:val="none" w:color="auto" w:sz="0"/>
+            </w:tcBorders>
+            <w:tcMar>
+              <w:top w:type="dxa" w:w="52"/>
+              <w:left w:type="dxa" w:w="100"/>
+              <w:bottom w:type="dxa" w:w="52"/>
+              <w:right w:type="dxa" w:w="100"/>
+            </w:tcMar>
+            <w:vAlign w:val="center"/>
+          </w:tcPr>
+          <w:p>
+            <w:pPr>
+              <w:spacing w:after="0" w:line="240" w:lineRule="auto"/>
+              <w:jc w:val="left"/>
+            </w:pPr>
+            <w:r>
+              <w:rPr>
+                <w:rFonts w:ascii="Arial" w:cs="Arial" w:eastAsia="Arial" w:hAnsi="Arial"/>
+                <w:b w:val="false"/>
+                <w:bCs w:val="false"/>
+                <w:i w:val="false"/>
+                <w:iCs w:val="false"/>
+                <w:color w:val="2A2E38"/>
+                <w:sz w:val="17"/>
+                <w:szCs w:val="17"/>
+              </w:rPr>
+              <w:t xml:space="preserve">11 на 12 объявлений</w:t>
+            </w:r>
+          </w:p>
+        </w:tc>
+        <w:tc>
+          <w:tcPr>
+            <w:tcW w:type="dxa" w:w="2838"/>
+            <w:tcBorders>
+              <w:top w:val="single" w:color="D9D4CB" w:sz="4"/>
+              <w:left w:val="none" w:color="auto" w:sz="0"/>
+              <w:bottom w:val="single" w:color="D9D4CB" w:sz="4"/>
+              <w:right w:val="none" w:color="auto" w:sz="0"/>
+            </w:tcBorders>
+            <w:tcMar>
+              <w:top w:type="dxa" w:w="52"/>
+              <w:left w:type="dxa" w:w="100"/>
+              <w:bottom w:type="dxa" w:w="52"/>
+              <w:right w:type="dxa" w:w="100"/>
+            </w:tcMar>
+            <w:vAlign w:val="center"/>
+          </w:tcPr>
+          <w:p>
+            <w:pPr>
+              <w:spacing w:after="0" w:line="240" w:lineRule="auto"/>
+              <w:jc w:val="left"/>
+            </w:pPr>
+            <w:r>
+              <w:rPr>
+                <w:rFonts w:ascii="Arial" w:cs="Arial" w:eastAsia="Arial" w:hAnsi="Arial"/>
+                <w:b w:val="false"/>
+                <w:bCs w:val="false"/>
+                <w:i w:val="false"/>
+                <w:iCs w:val="false"/>
+                <w:color w:val="2A2E38"/>
+                <w:sz w:val="17"/>
+                <w:szCs w:val="17"/>
+              </w:rPr>
+              <w:t xml:space="preserve">1</w:t>
+            </w:r>
+          </w:p>
+        </w:tc>
+      </w:tr>
+      <w:tr>
+        <w:tc>
+          <w:tcPr>
+            <w:tcW w:type="dxa" w:w="3600"/>
+            <w:tcBorders>
+              <w:top w:val="single" w:color="D9D4CB" w:sz="4"/>
+              <w:left w:val="none" w:color="auto" w:sz="0"/>
+              <w:bottom w:val="single" w:color="D9D4CB" w:sz="4"/>
+              <w:right w:val="none" w:color="auto" w:sz="0"/>
+            </w:tcBorders>
+            <w:shd w:fill="FBFAF8" w:color="auto" w:val="clear"/>
+            <w:tcMar>
+              <w:top w:type="dxa" w:w="52"/>
+              <w:left w:type="dxa" w:w="100"/>
+              <w:bottom w:type="dxa" w:w="52"/>
+              <w:right w:type="dxa" w:w="100"/>
+            </w:tcMar>
+            <w:vAlign w:val="center"/>
+          </w:tcPr>
+          <w:p>
+            <w:pPr>
+              <w:spacing w:after="0" w:line="240" w:lineRule="auto"/>
+              <w:jc w:val="left"/>
+            </w:pPr>
+            <w:r>
+              <w:rPr>
+                <w:rFonts w:ascii="Arial" w:cs="Arial" w:eastAsia="Arial" w:hAnsi="Arial"/>
+                <w:b/>
+                <w:bCs/>
+                <w:i w:val="false"/>
+                <w:iCs w:val="false"/>
+                <w:color w:val="2A2E38"/>
+                <w:sz w:val="17"/>
+                <w:szCs w:val="17"/>
+              </w:rPr>
+              <w:t xml:space="preserve">Одна квартира — два объявления</w:t>
+            </w:r>
+          </w:p>
+        </w:tc>
+        <w:tc>
+          <w:tcPr>
+            <w:tcW w:type="dxa" w:w="3200"/>
+            <w:tcBorders>
+              <w:top w:val="single" w:color="D9D4CB" w:sz="4"/>
+              <w:left w:val="none" w:color="auto" w:sz="0"/>
+              <w:bottom w:val="single" w:color="D9D4CB" w:sz="4"/>
+              <w:right w:val="none" w:color="auto" w:sz="0"/>
+            </w:tcBorders>
+            <w:shd w:fill="FBFAF8" w:color="auto" w:val="clear"/>
+            <w:tcMar>
+              <w:top w:type="dxa" w:w="52"/>
+              <w:left w:type="dxa" w:w="100"/>
+              <w:bottom w:type="dxa" w:w="52"/>
+              <w:right w:type="dxa" w:w="100"/>
+            </w:tcMar>
+            <w:vAlign w:val="center"/>
+          </w:tcPr>
+          <w:p>
+            <w:pPr>
+              <w:spacing w:after="0" w:line="240" w:lineRule="auto"/>
+              <w:jc w:val="left"/>
+            </w:pPr>
+            <w:r>
+              <w:rPr>
+                <w:rFonts w:ascii="Arial" w:cs="Arial" w:eastAsia="Arial" w:hAnsi="Arial"/>
+                <w:b w:val="false"/>
+                <w:bCs w:val="false"/>
+                <w:i w:val="false"/>
+                <w:iCs w:val="false"/>
+                <w:color w:val="2A2E38"/>
+                <w:sz w:val="17"/>
+                <w:szCs w:val="17"/>
+              </w:rPr>
+              <w:t xml:space="preserve">2 из 10 квартир</w:t>
+            </w:r>
+          </w:p>
+        </w:tc>
+        <w:tc>
+          <w:tcPr>
+            <w:tcW w:type="dxa" w:w="2838"/>
+            <w:tcBorders>
+              <w:top w:val="single" w:color="D9D4CB" w:sz="4"/>
+              <w:left w:val="none" w:color="auto" w:sz="0"/>
+              <w:bottom w:val="single" w:color="D9D4CB" w:sz="4"/>
+              <w:right w:val="none" w:color="auto" w:sz="0"/>
+            </w:tcBorders>
+            <w:shd w:fill="FBFAF8" w:color="auto" w:val="clear"/>
+            <w:tcMar>
+              <w:top w:type="dxa" w:w="52"/>
+              <w:left w:type="dxa" w:w="100"/>
+              <w:bottom w:type="dxa" w:w="52"/>
+              <w:right w:type="dxa" w:w="100"/>
+            </w:tcMar>
+            <w:vAlign w:val="center"/>
+          </w:tcPr>
+          <w:p>
+            <w:pPr>
+              <w:spacing w:after="0" w:line="240" w:lineRule="auto"/>
+              <w:jc w:val="left"/>
+            </w:pPr>
+            <w:r>
+              <w:rPr>
+                <w:rFonts w:ascii="Arial" w:cs="Arial" w:eastAsia="Arial" w:hAnsi="Arial"/>
+                <w:b w:val="false"/>
+                <w:bCs w:val="false"/>
+                <w:i w:val="false"/>
+                <w:iCs w:val="false"/>
+                <w:color w:val="2A2E38"/>
+                <w:sz w:val="17"/>
+                <w:szCs w:val="17"/>
+              </w:rPr>
+              <w:t xml:space="preserve">нет</w:t>
+            </w:r>
+          </w:p>
+        </w:tc>
+      </w:tr>
+      <w:tr>
+        <w:tc>
+          <w:tcPr>
+            <w:tcW w:type="dxa" w:w="3600"/>
+            <w:tcBorders>
+              <w:top w:val="single" w:color="D9D4CB" w:sz="4"/>
+              <w:left w:val="none" w:color="auto" w:sz="0"/>
+              <w:bottom w:val="single" w:color="D9D4CB" w:sz="4"/>
+              <w:right w:val="none" w:color="auto" w:sz="0"/>
+            </w:tcBorders>
+            <w:tcMar>
+              <w:top w:type="dxa" w:w="52"/>
+              <w:left w:type="dxa" w:w="100"/>
+              <w:bottom w:type="dxa" w:w="52"/>
+              <w:right w:type="dxa" w:w="100"/>
+            </w:tcMar>
+            <w:vAlign w:val="center"/>
+          </w:tcPr>
+          <w:p>
+            <w:pPr>
+              <w:spacing w:after="0" w:line="240" w:lineRule="auto"/>
+              <w:jc w:val="left"/>
+            </w:pPr>
+            <w:r>
+              <w:rPr>
+                <w:rFonts w:ascii="Arial" w:cs="Arial" w:eastAsia="Arial" w:hAnsi="Arial"/>
+                <w:b/>
+                <w:bCs/>
+                <w:i w:val="false"/>
+                <w:iCs w:val="false"/>
+                <w:color w:val="2A2E38"/>
+                <w:sz w:val="17"/>
+                <w:szCs w:val="17"/>
+              </w:rPr>
+              <w:t xml:space="preserve">Длина описания</w:t>
+            </w:r>
+          </w:p>
+        </w:tc>
+        <w:tc>
+          <w:tcPr>
+            <w:tcW w:type="dxa" w:w="3200"/>
+            <w:tcBorders>
+              <w:top w:val="single" w:color="D9D4CB" w:sz="4"/>
+              <w:left w:val="none" w:color="auto" w:sz="0"/>
+              <w:bottom w:val="single" w:color="D9D4CB" w:sz="4"/>
+              <w:right w:val="none" w:color="auto" w:sz="0"/>
+            </w:tcBorders>
+            <w:tcMar>
+              <w:top w:type="dxa" w:w="52"/>
+              <w:left w:type="dxa" w:w="100"/>
+              <w:bottom w:type="dxa" w:w="52"/>
+              <w:right w:type="dxa" w:w="100"/>
+            </w:tcMar>
+            <w:vAlign w:val="center"/>
+          </w:tcPr>
+          <w:p>
+            <w:pPr>
+              <w:spacing w:after="0" w:line="240" w:lineRule="auto"/>
+              <w:jc w:val="left"/>
+            </w:pPr>
+            <w:r>
+              <w:rPr>
+                <w:rFonts w:ascii="Arial" w:cs="Arial" w:eastAsia="Arial" w:hAnsi="Arial"/>
+                <w:b w:val="false"/>
+                <w:bCs w:val="false"/>
+                <w:i w:val="false"/>
+                <w:iCs w:val="false"/>
+                <w:color w:val="2A2E38"/>
+                <w:sz w:val="17"/>
+                <w:szCs w:val="17"/>
+              </w:rPr>
+              <w:t xml:space="preserve">12 из 12 упираются в лимит Циан 600 знаков</w:t>
+            </w:r>
+          </w:p>
+        </w:tc>
+        <w:tc>
+          <w:tcPr>
+            <w:tcW w:type="dxa" w:w="2838"/>
+            <w:tcBorders>
+              <w:top w:val="single" w:color="D9D4CB" w:sz="4"/>
+              <w:left w:val="none" w:color="auto" w:sz="0"/>
+              <w:bottom w:val="single" w:color="D9D4CB" w:sz="4"/>
+              <w:right w:val="none" w:color="auto" w:sz="0"/>
+            </w:tcBorders>
+            <w:tcMar>
+              <w:top w:type="dxa" w:w="52"/>
+              <w:left w:type="dxa" w:w="100"/>
+              <w:bottom w:type="dxa" w:w="52"/>
+              <w:right w:type="dxa" w:w="100"/>
+            </w:tcMar>
+            <w:vAlign w:val="center"/>
+          </w:tcPr>
+          <w:p>
+            <w:pPr>
+              <w:spacing w:after="0" w:line="240" w:lineRule="auto"/>
+              <w:jc w:val="left"/>
+            </w:pPr>
+            <w:r>
+              <w:rPr>
+                <w:rFonts w:ascii="Arial" w:cs="Arial" w:eastAsia="Arial" w:hAnsi="Arial"/>
+                <w:b w:val="false"/>
+                <w:bCs w:val="false"/>
+                <w:i w:val="false"/>
+                <w:iCs w:val="false"/>
+                <w:color w:val="2A2E38"/>
+                <w:sz w:val="17"/>
+                <w:szCs w:val="17"/>
+              </w:rPr>
+              <w:t xml:space="preserve">600 знаков — тоже лимит</w:t>
+            </w:r>
+          </w:p>
+        </w:tc>
+      </w:tr>
+      <w:tr>
+        <w:tc>
+          <w:tcPr>
+            <w:tcW w:type="dxa" w:w="3600"/>
+            <w:tcBorders>
+              <w:top w:val="single" w:color="D9D4CB" w:sz="4"/>
+              <w:left w:val="none" w:color="auto" w:sz="0"/>
+              <w:bottom w:val="single" w:color="D9D4CB" w:sz="4"/>
+              <w:right w:val="none" w:color="auto" w:sz="0"/>
+            </w:tcBorders>
+            <w:shd w:fill="FBFAF8" w:color="auto" w:val="clear"/>
+            <w:tcMar>
+              <w:top w:type="dxa" w:w="52"/>
+              <w:left w:type="dxa" w:w="100"/>
+              <w:bottom w:type="dxa" w:w="52"/>
+              <w:right w:type="dxa" w:w="100"/>
+            </w:tcMar>
+            <w:vAlign w:val="center"/>
+          </w:tcPr>
+          <w:p>
+            <w:pPr>
+              <w:spacing w:after="0" w:line="240" w:lineRule="auto"/>
+              <w:jc w:val="left"/>
+            </w:pPr>
+            <w:r>
+              <w:rPr>
+                <w:rFonts w:ascii="Arial" w:cs="Arial" w:eastAsia="Arial" w:hAnsi="Arial"/>
+                <w:b/>
+                <w:bCs/>
+                <w:i w:val="false"/>
+                <w:iCs w:val="false"/>
+                <w:color w:val="2A2E38"/>
+                <w:sz w:val="17"/>
+                <w:szCs w:val="17"/>
+              </w:rPr>
+              <w:t xml:space="preserve">Пишут «вид на Кремль»</w:t>
+            </w:r>
+          </w:p>
+        </w:tc>
+        <w:tc>
+          <w:tcPr>
+            <w:tcW w:type="dxa" w:w="3200"/>
+            <w:tcBorders>
+              <w:top w:val="single" w:color="D9D4CB" w:sz="4"/>
+              <w:left w:val="none" w:color="auto" w:sz="0"/>
+              <w:bottom w:val="single" w:color="D9D4CB" w:sz="4"/>
+              <w:right w:val="none" w:color="auto" w:sz="0"/>
+            </w:tcBorders>
+            <w:shd w:fill="FBFAF8" w:color="auto" w:val="clear"/>
+            <w:tcMar>
+              <w:top w:type="dxa" w:w="52"/>
+              <w:left w:type="dxa" w:w="100"/>
+              <w:bottom w:type="dxa" w:w="52"/>
+              <w:right w:type="dxa" w:w="100"/>
+            </w:tcMar>
+            <w:vAlign w:val="center"/>
+          </w:tcPr>
+          <w:p>
+            <w:pPr>
+              <w:spacing w:after="0" w:line="240" w:lineRule="auto"/>
+              <w:jc w:val="left"/>
+            </w:pPr>
+            <w:r>
+              <w:rPr>
+                <w:rFonts w:ascii="Arial" w:cs="Arial" w:eastAsia="Arial" w:hAnsi="Arial"/>
+                <w:b w:val="false"/>
+                <w:bCs w:val="false"/>
+                <w:i w:val="false"/>
+                <w:iCs w:val="false"/>
+                <w:color w:val="2A2E38"/>
+                <w:sz w:val="17"/>
+                <w:szCs w:val="17"/>
+              </w:rPr>
+              <w:t xml:space="preserve">0 из 12</w:t>
+            </w:r>
+          </w:p>
+        </w:tc>
+        <w:tc>
+          <w:tcPr>
+            <w:tcW w:type="dxa" w:w="2838"/>
+            <w:tcBorders>
+              <w:top w:val="single" w:color="D9D4CB" w:sz="4"/>
+              <w:left w:val="none" w:color="auto" w:sz="0"/>
+              <w:bottom w:val="single" w:color="D9D4CB" w:sz="4"/>
+              <w:right w:val="none" w:color="auto" w:sz="0"/>
+            </w:tcBorders>
+            <w:shd w:fill="FBFAF8" w:color="auto" w:val="clear"/>
+            <w:tcMar>
+              <w:top w:type="dxa" w:w="52"/>
+              <w:left w:type="dxa" w:w="100"/>
+              <w:bottom w:type="dxa" w:w="52"/>
+              <w:right w:type="dxa" w:w="100"/>
+            </w:tcMar>
+            <w:vAlign w:val="center"/>
+          </w:tcPr>
+          <w:p>
+            <w:pPr>
+              <w:spacing w:after="0" w:line="240" w:lineRule="auto"/>
+              <w:jc w:val="left"/>
+            </w:pPr>
+            <w:r>
+              <w:rPr>
+                <w:rFonts w:ascii="Arial" w:cs="Arial" w:eastAsia="Arial" w:hAnsi="Arial"/>
+                <w:b w:val="false"/>
+                <w:bCs w:val="false"/>
+                <w:i w:val="false"/>
+                <w:iCs w:val="false"/>
+                <w:color w:val="2A2E38"/>
+                <w:sz w:val="17"/>
+                <w:szCs w:val="17"/>
+              </w:rPr>
+              <w:t xml:space="preserve">нет</w:t>
+            </w:r>
+          </w:p>
+        </w:tc>
+      </w:tr>
+      <w:tr>
+        <w:tc>
+          <w:tcPr>
+            <w:tcW w:type="dxa" w:w="3600"/>
+            <w:tcBorders>
+              <w:top w:val="single" w:color="D9D4CB" w:sz="4"/>
+              <w:left w:val="none" w:color="auto" w:sz="0"/>
+              <w:bottom w:val="single" w:color="D9D4CB" w:sz="4"/>
+              <w:right w:val="none" w:color="auto" w:sz="0"/>
+            </w:tcBorders>
+            <w:tcMar>
+              <w:top w:type="dxa" w:w="52"/>
+              <w:left w:type="dxa" w:w="100"/>
+              <w:bottom w:type="dxa" w:w="52"/>
+              <w:right w:type="dxa" w:w="100"/>
+            </w:tcMar>
+            <w:vAlign w:val="center"/>
+          </w:tcPr>
+          <w:p>
+            <w:pPr>
+              <w:spacing w:after="0" w:line="240" w:lineRule="auto"/>
+              <w:jc w:val="left"/>
+            </w:pPr>
+            <w:r>
+              <w:rPr>
+                <w:rFonts w:ascii="Arial" w:cs="Arial" w:eastAsia="Arial" w:hAnsi="Arial"/>
+                <w:b/>
+                <w:bCs/>
+                <w:i w:val="false"/>
+                <w:iCs w:val="false"/>
+                <w:color w:val="2A2E38"/>
+                <w:sz w:val="17"/>
+                <w:szCs w:val="17"/>
+              </w:rPr>
+              <w:t xml:space="preserve">Пишут про консьержа или паркинг</w:t>
+            </w:r>
+          </w:p>
+        </w:tc>
+        <w:tc>
+          <w:tcPr>
+            <w:tcW w:type="dxa" w:w="3200"/>
+            <w:tcBorders>
+              <w:top w:val="single" w:color="D9D4CB" w:sz="4"/>
+              <w:left w:val="none" w:color="auto" w:sz="0"/>
+              <w:bottom w:val="single" w:color="D9D4CB" w:sz="4"/>
+              <w:right w:val="none" w:color="auto" w:sz="0"/>
+            </w:tcBorders>
+            <w:tcMar>
+              <w:top w:type="dxa" w:w="52"/>
+              <w:left w:type="dxa" w:w="100"/>
+              <w:bottom w:type="dxa" w:w="52"/>
+              <w:right w:type="dxa" w:w="100"/>
+            </w:tcMar>
+            <w:vAlign w:val="center"/>
+          </w:tcPr>
+          <w:p>
+            <w:pPr>
+              <w:spacing w:after="0" w:line="240" w:lineRule="auto"/>
+              <w:jc w:val="left"/>
+            </w:pPr>
+            <w:r>
+              <w:rPr>
+                <w:rFonts w:ascii="Arial" w:cs="Arial" w:eastAsia="Arial" w:hAnsi="Arial"/>
+                <w:b w:val="false"/>
+                <w:bCs w:val="false"/>
+                <w:i w:val="false"/>
+                <w:iCs w:val="false"/>
+                <w:color w:val="2A2E38"/>
+                <w:sz w:val="17"/>
+                <w:szCs w:val="17"/>
+              </w:rPr>
+              <w:t xml:space="preserve">0 из 12</w:t>
+            </w:r>
+          </w:p>
+        </w:tc>
+        <w:tc>
+          <w:tcPr>
+            <w:tcW w:type="dxa" w:w="2838"/>
+            <w:tcBorders>
+              <w:top w:val="single" w:color="D9D4CB" w:sz="4"/>
+              <w:left w:val="none" w:color="auto" w:sz="0"/>
+              <w:bottom w:val="single" w:color="D9D4CB" w:sz="4"/>
+              <w:right w:val="none" w:color="auto" w:sz="0"/>
+            </w:tcBorders>
+            <w:tcMar>
+              <w:top w:type="dxa" w:w="52"/>
+              <w:left w:type="dxa" w:w="100"/>
+              <w:bottom w:type="dxa" w:w="52"/>
+              <w:right w:type="dxa" w:w="100"/>
+            </w:tcMar>
+            <w:vAlign w:val="center"/>
+          </w:tcPr>
+          <w:p>
+            <w:pPr>
+              <w:spacing w:after="0" w:line="240" w:lineRule="auto"/>
+              <w:jc w:val="left"/>
+            </w:pPr>
+            <w:r>
+              <w:rPr>
+                <w:rFonts w:ascii="Arial" w:cs="Arial" w:eastAsia="Arial" w:hAnsi="Arial"/>
+                <w:b w:val="false"/>
+                <w:bCs w:val="false"/>
+                <w:i w:val="false"/>
+                <w:iCs w:val="false"/>
+                <w:color w:val="2A2E38"/>
+                <w:sz w:val="17"/>
+                <w:szCs w:val="17"/>
+              </w:rPr>
+              <w:t xml:space="preserve">нет</w:t>
+            </w:r>
+          </w:p>
+        </w:tc>
+      </w:tr>
+      <w:tr>
+        <w:tc>
+          <w:tcPr>
+            <w:tcW w:type="dxa" w:w="3600"/>
+            <w:tcBorders>
+              <w:top w:val="single" w:color="D9D4CB" w:sz="4"/>
+              <w:left w:val="none" w:color="auto" w:sz="0"/>
+              <w:bottom w:val="single" w:color="D9D4CB" w:sz="4"/>
+              <w:right w:val="none" w:color="auto" w:sz="0"/>
+            </w:tcBorders>
+            <w:shd w:fill="FBFAF8" w:color="auto" w:val="clear"/>
+            <w:tcMar>
+              <w:top w:type="dxa" w:w="52"/>
+              <w:left w:type="dxa" w:w="100"/>
+              <w:bottom w:type="dxa" w:w="52"/>
+              <w:right w:type="dxa" w:w="100"/>
+            </w:tcMar>
+            <w:vAlign w:val="center"/>
+          </w:tcPr>
+          <w:p>
+            <w:pPr>
+              <w:spacing w:after="0" w:line="240" w:lineRule="auto"/>
+              <w:jc w:val="left"/>
+            </w:pPr>
+            <w:r>
+              <w:rPr>
+                <w:rFonts w:ascii="Arial" w:cs="Arial" w:eastAsia="Arial" w:hAnsi="Arial"/>
+                <w:b/>
+                <w:bCs/>
+                <w:i w:val="false"/>
+                <w:iCs w:val="false"/>
+                <w:color w:val="2A2E38"/>
+                <w:sz w:val="17"/>
+                <w:szCs w:val="17"/>
+              </w:rPr>
+              <w:t xml:space="preserve">Называют бюро или архитектора</w:t>
+            </w:r>
+          </w:p>
+        </w:tc>
+        <w:tc>
+          <w:tcPr>
+            <w:tcW w:type="dxa" w:w="3200"/>
+            <w:tcBorders>
+              <w:top w:val="single" w:color="D9D4CB" w:sz="4"/>
+              <w:left w:val="none" w:color="auto" w:sz="0"/>
+              <w:bottom w:val="single" w:color="D9D4CB" w:sz="4"/>
+              <w:right w:val="none" w:color="auto" w:sz="0"/>
+            </w:tcBorders>
+            <w:shd w:fill="FBFAF8" w:color="auto" w:val="clear"/>
+            <w:tcMar>
+              <w:top w:type="dxa" w:w="52"/>
+              <w:left w:type="dxa" w:w="100"/>
+              <w:bottom w:type="dxa" w:w="52"/>
+              <w:right w:type="dxa" w:w="100"/>
+            </w:tcMar>
+            <w:vAlign w:val="center"/>
+          </w:tcPr>
+          <w:p>
+            <w:pPr>
+              <w:spacing w:after="0" w:line="240" w:lineRule="auto"/>
+              <w:jc w:val="left"/>
+            </w:pPr>
+            <w:r>
+              <w:rPr>
+                <w:rFonts w:ascii="Arial" w:cs="Arial" w:eastAsia="Arial" w:hAnsi="Arial"/>
+                <w:b w:val="false"/>
+                <w:bCs w:val="false"/>
+                <w:i w:val="false"/>
+                <w:iCs w:val="false"/>
+                <w:color w:val="2A2E38"/>
+                <w:sz w:val="17"/>
+                <w:szCs w:val="17"/>
+              </w:rPr>
+              <w:t xml:space="preserve">4 из 12</w:t>
+            </w:r>
+          </w:p>
+        </w:tc>
+        <w:tc>
+          <w:tcPr>
+            <w:tcW w:type="dxa" w:w="2838"/>
+            <w:tcBorders>
+              <w:top w:val="single" w:color="D9D4CB" w:sz="4"/>
+              <w:left w:val="none" w:color="auto" w:sz="0"/>
+              <w:bottom w:val="single" w:color="D9D4CB" w:sz="4"/>
+              <w:right w:val="none" w:color="auto" w:sz="0"/>
+            </w:tcBorders>
+            <w:shd w:fill="FBFAF8" w:color="auto" w:val="clear"/>
+            <w:tcMar>
+              <w:top w:type="dxa" w:w="52"/>
+              <w:left w:type="dxa" w:w="100"/>
+              <w:bottom w:type="dxa" w:w="52"/>
+              <w:right w:type="dxa" w:w="100"/>
+            </w:tcMar>
+            <w:vAlign w:val="center"/>
+          </w:tcPr>
+          <w:p>
+            <w:pPr>
+              <w:spacing w:after="0" w:line="240" w:lineRule="auto"/>
+              <w:jc w:val="left"/>
+            </w:pPr>
+            <w:r>
+              <w:rPr>
+                <w:rFonts w:ascii="Arial" w:cs="Arial" w:eastAsia="Arial" w:hAnsi="Arial"/>
+                <w:b w:val="false"/>
+                <w:bCs w:val="false"/>
+                <w:i w:val="false"/>
+                <w:iCs w:val="false"/>
+                <w:color w:val="2A2E38"/>
+                <w:sz w:val="17"/>
+                <w:szCs w:val="17"/>
+              </w:rPr>
+              <w:t xml:space="preserve">нет</w:t>
+            </w:r>
+          </w:p>
+        </w:tc>
+      </w:tr>
+      <w:tr>
+        <w:tc>
+          <w:tcPr>
+            <w:tcW w:type="dxa" w:w="3600"/>
+            <w:tcBorders>
+              <w:top w:val="single" w:color="D9D4CB" w:sz="4"/>
+              <w:left w:val="none" w:color="auto" w:sz="0"/>
+              <w:bottom w:val="single" w:color="D9D4CB" w:sz="4"/>
+              <w:right w:val="none" w:color="auto" w:sz="0"/>
+            </w:tcBorders>
+            <w:tcMar>
+              <w:top w:type="dxa" w:w="52"/>
+              <w:left w:type="dxa" w:w="100"/>
+              <w:bottom w:type="dxa" w:w="52"/>
+              <w:right w:type="dxa" w:w="100"/>
+            </w:tcMar>
+            <w:vAlign w:val="center"/>
+          </w:tcPr>
+          <w:p>
+            <w:pPr>
+              <w:spacing w:after="0" w:line="240" w:lineRule="auto"/>
+              <w:jc w:val="left"/>
+            </w:pPr>
+            <w:r>
+              <w:rPr>
+                <w:rFonts w:ascii="Arial" w:cs="Arial" w:eastAsia="Arial" w:hAnsi="Arial"/>
+                <w:b/>
+                <w:bCs/>
+                <w:i w:val="false"/>
+                <w:iCs w:val="false"/>
+                <w:color w:val="2A2E38"/>
+                <w:sz w:val="17"/>
+                <w:szCs w:val="17"/>
+              </w:rPr>
+              <w:t xml:space="preserve">Заявляют эксклюзив</w:t>
+            </w:r>
+          </w:p>
+        </w:tc>
+        <w:tc>
+          <w:tcPr>
+            <w:tcW w:type="dxa" w:w="3200"/>
+            <w:tcBorders>
+              <w:top w:val="single" w:color="D9D4CB" w:sz="4"/>
+              <w:left w:val="none" w:color="auto" w:sz="0"/>
+              <w:bottom w:val="single" w:color="D9D4CB" w:sz="4"/>
+              <w:right w:val="none" w:color="auto" w:sz="0"/>
+            </w:tcBorders>
+            <w:tcMar>
+              <w:top w:type="dxa" w:w="52"/>
+              <w:left w:type="dxa" w:w="100"/>
+              <w:bottom w:type="dxa" w:w="52"/>
+              <w:right w:type="dxa" w:w="100"/>
+            </w:tcMar>
+            <w:vAlign w:val="center"/>
+          </w:tcPr>
+          <w:p>
+            <w:pPr>
+              <w:spacing w:after="0" w:line="240" w:lineRule="auto"/>
+              <w:jc w:val="left"/>
+            </w:pPr>
+            <w:r>
+              <w:rPr>
+                <w:rFonts w:ascii="Arial" w:cs="Arial" w:eastAsia="Arial" w:hAnsi="Arial"/>
+                <w:b w:val="false"/>
+                <w:bCs w:val="false"/>
+                <w:i w:val="false"/>
+                <w:iCs w:val="false"/>
+                <w:color w:val="2A2E38"/>
+                <w:sz w:val="17"/>
+                <w:szCs w:val="17"/>
+              </w:rPr>
+              <w:t xml:space="preserve">4 из 12</w:t>
+            </w:r>
+          </w:p>
+        </w:tc>
+        <w:tc>
+          <w:tcPr>
+            <w:tcW w:type="dxa" w:w="2838"/>
+            <w:tcBorders>
+              <w:top w:val="single" w:color="D9D4CB" w:sz="4"/>
+              <w:left w:val="none" w:color="auto" w:sz="0"/>
+              <w:bottom w:val="single" w:color="D9D4CB" w:sz="4"/>
+              <w:right w:val="none" w:color="auto" w:sz="0"/>
+            </w:tcBorders>
+            <w:tcMar>
+              <w:top w:type="dxa" w:w="52"/>
+              <w:left w:type="dxa" w:w="100"/>
+              <w:bottom w:type="dxa" w:w="52"/>
+              <w:right w:type="dxa" w:w="100"/>
+            </w:tcMar>
+            <w:vAlign w:val="center"/>
+          </w:tcPr>
+          <w:p>
+            <w:pPr>
+              <w:spacing w:after="0" w:line="240" w:lineRule="auto"/>
+              <w:jc w:val="left"/>
+            </w:pPr>
+            <w:r>
+              <w:rPr>
+                <w:rFonts w:ascii="Arial" w:cs="Arial" w:eastAsia="Arial" w:hAnsi="Arial"/>
+                <w:b w:val="false"/>
+                <w:bCs w:val="false"/>
+                <w:i w:val="false"/>
+                <w:iCs w:val="false"/>
+                <w:color w:val="2A2E38"/>
+                <w:sz w:val="17"/>
+                <w:szCs w:val="17"/>
+              </w:rPr>
+              <w:t xml:space="preserve">нет</w:t>
+            </w:r>
+          </w:p>
+        </w:tc>
+      </w:tr>
+      <w:tr>
+        <w:tc>
+          <w:tcPr>
+            <w:tcW w:type="dxa" w:w="3600"/>
+            <w:tcBorders>
+              <w:top w:val="single" w:color="D9D4CB" w:sz="4"/>
+              <w:left w:val="none" w:color="auto" w:sz="0"/>
+              <w:bottom w:val="single" w:color="D9D4CB" w:sz="4"/>
+              <w:right w:val="none" w:color="auto" w:sz="0"/>
+            </w:tcBorders>
+            <w:shd w:fill="FBFAF8" w:color="auto" w:val="clear"/>
+            <w:tcMar>
+              <w:top w:type="dxa" w:w="52"/>
+              <w:left w:type="dxa" w:w="100"/>
+              <w:bottom w:type="dxa" w:w="52"/>
+              <w:right w:type="dxa" w:w="100"/>
+            </w:tcMar>
+            <w:vAlign w:val="center"/>
+          </w:tcPr>
+          <w:p>
+            <w:pPr>
+              <w:spacing w:after="0" w:line="240" w:lineRule="auto"/>
+              <w:jc w:val="left"/>
+            </w:pPr>
+            <w:r>
+              <w:rPr>
+                <w:rFonts w:ascii="Arial" w:cs="Arial" w:eastAsia="Arial" w:hAnsi="Arial"/>
+                <w:b/>
+                <w:bCs/>
+                <w:i w:val="false"/>
+                <w:iCs w:val="false"/>
+                <w:color w:val="2A2E38"/>
+                <w:sz w:val="17"/>
+                <w:szCs w:val="17"/>
+              </w:rPr>
+              <w:t xml:space="preserve">Упоминают мебель и комплектацию</w:t>
+            </w:r>
+          </w:p>
+        </w:tc>
+        <w:tc>
+          <w:tcPr>
+            <w:tcW w:type="dxa" w:w="3200"/>
+            <w:tcBorders>
+              <w:top w:val="single" w:color="D9D4CB" w:sz="4"/>
+              <w:left w:val="none" w:color="auto" w:sz="0"/>
+              <w:bottom w:val="single" w:color="D9D4CB" w:sz="4"/>
+              <w:right w:val="none" w:color="auto" w:sz="0"/>
+            </w:tcBorders>
+            <w:shd w:fill="FBFAF8" w:color="auto" w:val="clear"/>
+            <w:tcMar>
+              <w:top w:type="dxa" w:w="52"/>
+              <w:left w:type="dxa" w:w="100"/>
+              <w:bottom w:type="dxa" w:w="52"/>
+              <w:right w:type="dxa" w:w="100"/>
+            </w:tcMar>
+            <w:vAlign w:val="center"/>
+          </w:tcPr>
+          <w:p>
+            <w:pPr>
+              <w:spacing w:after="0" w:line="240" w:lineRule="auto"/>
+              <w:jc w:val="left"/>
+            </w:pPr>
+            <w:r>
+              <w:rPr>
+                <w:rFonts w:ascii="Arial" w:cs="Arial" w:eastAsia="Arial" w:hAnsi="Arial"/>
+                <w:b w:val="false"/>
+                <w:bCs w:val="false"/>
+                <w:i w:val="false"/>
+                <w:iCs w:val="false"/>
+                <w:color w:val="2A2E38"/>
+                <w:sz w:val="17"/>
+                <w:szCs w:val="17"/>
+              </w:rPr>
+              <w:t xml:space="preserve">4 из 12</w:t>
+            </w:r>
+          </w:p>
+        </w:tc>
+        <w:tc>
+          <w:tcPr>
+            <w:tcW w:type="dxa" w:w="2838"/>
+            <w:tcBorders>
+              <w:top w:val="single" w:color="D9D4CB" w:sz="4"/>
+              <w:left w:val="none" w:color="auto" w:sz="0"/>
+              <w:bottom w:val="single" w:color="D9D4CB" w:sz="4"/>
+              <w:right w:val="none" w:color="auto" w:sz="0"/>
+            </w:tcBorders>
+            <w:shd w:fill="FBFAF8" w:color="auto" w:val="clear"/>
+            <w:tcMar>
+              <w:top w:type="dxa" w:w="52"/>
+              <w:left w:type="dxa" w:w="100"/>
+              <w:bottom w:type="dxa" w:w="52"/>
+              <w:right w:type="dxa" w:w="100"/>
+            </w:tcMar>
+            <w:vAlign w:val="center"/>
+          </w:tcPr>
+          <w:p>
+            <w:pPr>
+              <w:spacing w:after="0" w:line="240" w:lineRule="auto"/>
+              <w:jc w:val="left"/>
+            </w:pPr>
+            <w:r>
+              <w:rPr>
+                <w:rFonts w:ascii="Arial" w:cs="Arial" w:eastAsia="Arial" w:hAnsi="Arial"/>
+                <w:b w:val="false"/>
+                <w:bCs w:val="false"/>
+                <w:i w:val="false"/>
+                <w:iCs w:val="false"/>
+                <w:color w:val="2A2E38"/>
+                <w:sz w:val="17"/>
+                <w:szCs w:val="17"/>
+              </w:rPr>
+              <w:t xml:space="preserve">нет</w:t>
+            </w:r>
+          </w:p>
+        </w:tc>
+      </w:tr>
+      <w:tr>
+        <w:tc>
+          <w:tcPr>
+            <w:tcW w:type="dxa" w:w="3600"/>
+            <w:tcBorders>
+              <w:top w:val="single" w:color="D9D4CB" w:sz="4"/>
+              <w:left w:val="none" w:color="auto" w:sz="0"/>
+              <w:bottom w:val="single" w:color="D9D4CB" w:sz="4"/>
+              <w:right w:val="none" w:color="auto" w:sz="0"/>
+            </w:tcBorders>
+            <w:tcMar>
+              <w:top w:type="dxa" w:w="52"/>
+              <w:left w:type="dxa" w:w="100"/>
+              <w:bottom w:type="dxa" w:w="52"/>
+              <w:right w:type="dxa" w:w="100"/>
+            </w:tcMar>
+            <w:vAlign w:val="center"/>
+          </w:tcPr>
+          <w:p>
+            <w:pPr>
+              <w:spacing w:after="0" w:line="240" w:lineRule="auto"/>
+              <w:jc w:val="left"/>
+            </w:pPr>
+            <w:r>
+              <w:rPr>
+                <w:rFonts w:ascii="Arial" w:cs="Arial" w:eastAsia="Arial" w:hAnsi="Arial"/>
+                <w:b/>
+                <w:bCs/>
+                <w:i w:val="false"/>
+                <w:iCs w:val="false"/>
+                <w:color w:val="2A2E38"/>
+                <w:sz w:val="17"/>
+                <w:szCs w:val="17"/>
+              </w:rPr>
+              <w:t xml:space="preserve">Круглая цена, кратная 5 млн ₽</w:t>
+            </w:r>
+          </w:p>
+        </w:tc>
+        <w:tc>
+          <w:tcPr>
+            <w:tcW w:type="dxa" w:w="3200"/>
+            <w:tcBorders>
+              <w:top w:val="single" w:color="D9D4CB" w:sz="4"/>
+              <w:left w:val="none" w:color="auto" w:sz="0"/>
+              <w:bottom w:val="single" w:color="D9D4CB" w:sz="4"/>
+              <w:right w:val="none" w:color="auto" w:sz="0"/>
+            </w:tcBorders>
+            <w:tcMar>
+              <w:top w:type="dxa" w:w="52"/>
+              <w:left w:type="dxa" w:w="100"/>
+              <w:bottom w:type="dxa" w:w="52"/>
+              <w:right w:type="dxa" w:w="100"/>
+            </w:tcMar>
+            <w:vAlign w:val="center"/>
+          </w:tcPr>
+          <w:p>
+            <w:pPr>
+              <w:spacing w:after="0" w:line="240" w:lineRule="auto"/>
+              <w:jc w:val="left"/>
+            </w:pPr>
+            <w:r>
+              <w:rPr>
+                <w:rFonts w:ascii="Arial" w:cs="Arial" w:eastAsia="Arial" w:hAnsi="Arial"/>
+                <w:b w:val="false"/>
+                <w:bCs w:val="false"/>
+                <w:i w:val="false"/>
+                <w:iCs w:val="false"/>
+                <w:color w:val="2A2E38"/>
+                <w:sz w:val="17"/>
+                <w:szCs w:val="17"/>
+              </w:rPr>
+              <w:t xml:space="preserve">6 из 12</w:t>
+            </w:r>
+          </w:p>
+        </w:tc>
+        <w:tc>
+          <w:tcPr>
+            <w:tcW w:type="dxa" w:w="2838"/>
+            <w:tcBorders>
+              <w:top w:val="single" w:color="D9D4CB" w:sz="4"/>
+              <w:left w:val="none" w:color="auto" w:sz="0"/>
+              <w:bottom w:val="single" w:color="D9D4CB" w:sz="4"/>
+              <w:right w:val="none" w:color="auto" w:sz="0"/>
+            </w:tcBorders>
+            <w:tcMar>
+              <w:top w:type="dxa" w:w="52"/>
+              <w:left w:type="dxa" w:w="100"/>
+              <w:bottom w:type="dxa" w:w="52"/>
+              <w:right w:type="dxa" w:w="100"/>
+            </w:tcMar>
+            <w:vAlign w:val="center"/>
+          </w:tcPr>
+          <w:p>
+            <w:pPr>
+              <w:spacing w:after="0" w:line="240" w:lineRule="auto"/>
+              <w:jc w:val="left"/>
+            </w:pPr>
+            <w:r>
+              <w:rPr>
+                <w:rFonts w:ascii="Arial" w:cs="Arial" w:eastAsia="Arial" w:hAnsi="Arial"/>
+                <w:b w:val="false"/>
+                <w:bCs w:val="false"/>
+                <w:i w:val="false"/>
+                <w:iCs w:val="false"/>
+                <w:color w:val="2A2E38"/>
+                <w:sz w:val="17"/>
+                <w:szCs w:val="17"/>
+              </w:rPr>
+              <w:t xml:space="preserve">280,0 млн ₽ — кратно 10</w:t>
+            </w:r>
+          </w:p>
+        </w:tc>
+      </w:tr>
+    </w:tbl>
+    <w:p>
+      <w:pPr>
+        <w:spacing w:after="30"/>
+      </w:pPr>
+      <w:r>
+        <w:rPr>
+          <w:rFonts w:ascii="Arial" w:cs="Arial" w:eastAsia="Arial" w:hAnsi="Arial"/>
+          <w:b w:val="false"/>
+          <w:bCs w:val="false"/>
+          <w:i w:val="false"/>
+          <w:iCs w:val="false"/>
+          <w:color w:val="2A2E38"/>
+          <w:sz w:val="19"/>
+          <w:szCs w:val="19"/>
+        </w:rPr>
+        <w:t xml:space="preserve"/>
+      </w:r>
+    </w:p>
+    <w:p>
+      <w:pPr>
+        <w:spacing w:after="60" w:line="230" w:lineRule="auto"/>
+        <w:ind w:right="1560"/>
+      </w:pPr>
+      <w:r>
+        <w:rPr>
+          <w:rFonts w:ascii="Arial" w:cs="Arial" w:eastAsia="Arial" w:hAnsi="Arial"/>
+          <w:b w:val="false"/>
+          <w:bCs w:val="false"/>
+          <w:i w:val="false"/>
+          <w:iCs w:val="false"/>
+          <w:color w:val="70788A"/>
+          <w:sz w:val="15"/>
+          <w:szCs w:val="15"/>
+        </w:rPr>
+        <w:t xml:space="preserve">Считано по той же выборке внутри Садового кольца. Циан обрезает описание на 600 знаках, поэтому «упирается в лимит» означает, что текст длиннее и покупателю в выдаче виден не целиком.</w:t>
+      </w:r>
+    </w:p>
+    <w:p>
+      <w:pPr>
+        <w:keepNext/>
+        <w:keepLines/>
+        <w:spacing w:after="110" w:before="170"/>
+      </w:pPr>
+      <w:r>
+        <w:rPr>
+          <w:rFonts w:ascii="Georgia" w:cs="Georgia" w:eastAsia="Georgia" w:hAnsi="Georgia"/>
+          <w:b/>
+          <w:bCs/>
+          <w:i w:val="false"/>
+          <w:iCs w:val="false"/>
+          <w:color w:val="1F2A44"/>
+          <w:sz w:val="24"/>
+          <w:szCs w:val="24"/>
+        </w:rPr>
+        <w:t xml:space="preserve">Шесть ходов</w:t>
+      </w:r>
+    </w:p>
+    <w:p>
+      <w:pPr>
+        <w:spacing w:after="58" w:line="252" w:lineRule="auto"/>
+        <w:ind w:left="170" w:right="1560" w:hanging="170"/>
+      </w:pPr>
+      <w:r>
+        <w:rPr>
+          <w:rFonts w:ascii="Arial" w:cs="Arial" w:eastAsia="Arial" w:hAnsi="Arial"/>
+          <w:b/>
+          <w:bCs/>
+          <w:i w:val="false"/>
+          <w:iCs w:val="false"/>
+          <w:color w:val="A9762F"/>
+          <w:sz w:val="19"/>
+          <w:szCs w:val="19"/>
+        </w:rPr>
+        <w:t xml:space="preserve">—   </w:t>
+      </w:r>
+      <w:r>
+        <w:rPr>
+          <w:rFonts w:ascii="Arial" w:cs="Arial" w:eastAsia="Arial" w:hAnsi="Arial"/>
+          <w:b w:val="false"/>
+          <w:bCs w:val="false"/>
+          <w:i w:val="false"/>
+          <w:iCs w:val="false"/>
+          <w:color w:val="2A2E38"/>
+          <w:sz w:val="19"/>
+          <w:szCs w:val="19"/>
+        </w:rPr>
+        <w:t xml:space="preserve">Ход 1. Один брокер с эксклюзивом. </w:t>
+      </w:r>
+      <w:r>
+        <w:rPr>
+          <w:rFonts w:ascii="Arial" w:cs="Arial" w:eastAsia="Arial" w:hAnsi="Arial"/>
+          <w:b/>
+          <w:bCs/>
+          <w:i w:val="false"/>
+          <w:iCs w:val="false"/>
+          <w:color w:val="2A2E38"/>
+          <w:sz w:val="19"/>
+          <w:szCs w:val="19"/>
+        </w:rPr>
+        <w:t xml:space="preserve">В нише 11 разных агентов на 12 объявлений, и ни одной прямой продажи собственником. Две квартиры из десяти выставлены дважды — и в обеих парах разошлась площадь в шапке: 107,7 против 108,0 м² и 67,0 против 67,4 м². Покупатель в люксе читает такой разнобой как «квартиру давно не могут продать», и торгуется от нижней карточки.</w:t>
+      </w:r>
+    </w:p>
+    <w:p>
+      <w:pPr>
+        <w:spacing w:after="58" w:line="252" w:lineRule="auto"/>
+        <w:ind w:left="170" w:right="1560" w:hanging="170"/>
+      </w:pPr>
+      <w:r>
+        <w:rPr>
+          <w:rFonts w:ascii="Arial" w:cs="Arial" w:eastAsia="Arial" w:hAnsi="Arial"/>
+          <w:b/>
+          <w:bCs/>
+          <w:i w:val="false"/>
+          <w:iCs w:val="false"/>
+          <w:color w:val="A9762F"/>
+          <w:sz w:val="19"/>
+          <w:szCs w:val="19"/>
+        </w:rPr>
+        <w:t xml:space="preserve">—   </w:t>
+      </w:r>
+      <w:r>
+        <w:rPr>
+          <w:rFonts w:ascii="Arial" w:cs="Arial" w:eastAsia="Arial" w:hAnsi="Arial"/>
+          <w:b w:val="false"/>
+          <w:bCs w:val="false"/>
+          <w:i w:val="false"/>
+          <w:iCs w:val="false"/>
+          <w:color w:val="2A2E38"/>
+          <w:sz w:val="19"/>
+          <w:szCs w:val="19"/>
+        </w:rPr>
+        <w:t xml:space="preserve">Ход 2. Перевести карточку из новостроек во вторичку. </w:t>
+      </w:r>
+      <w:r>
+        <w:rPr>
+          <w:rFonts w:ascii="Arial" w:cs="Arial" w:eastAsia="Arial" w:hAnsi="Arial"/>
+          <w:b/>
+          <w:bCs/>
+          <w:i w:val="false"/>
+          <w:iCs w:val="false"/>
+          <w:color w:val="2A2E38"/>
+          <w:sz w:val="19"/>
+          <w:szCs w:val="19"/>
+        </w:rPr>
+        <w:t xml:space="preserve">Сейчас продавцом указана Capital Group со статусом «Застройщик» — лот стоит в выдаче новостроек рядом с прайс-листами, где не торгуются, а выбирают из таблицы. Покупатель готовой квартиры с отделкой в эту выдачу не заходит.</w:t>
+      </w:r>
+    </w:p>
+    <w:p>
+      <w:pPr>
+        <w:spacing w:after="58" w:line="252" w:lineRule="auto"/>
+        <w:ind w:left="170" w:right="1560" w:hanging="170"/>
+      </w:pPr>
+      <w:r>
+        <w:rPr>
+          <w:rFonts w:ascii="Arial" w:cs="Arial" w:eastAsia="Arial" w:hAnsi="Arial"/>
+          <w:b/>
+          <w:bCs/>
+          <w:i w:val="false"/>
+          <w:iCs w:val="false"/>
+          <w:color w:val="A9762F"/>
+          <w:sz w:val="19"/>
+          <w:szCs w:val="19"/>
+        </w:rPr>
+        <w:t xml:space="preserve">—   </w:t>
+      </w:r>
+      <w:r>
+        <w:rPr>
+          <w:rFonts w:ascii="Arial" w:cs="Arial" w:eastAsia="Arial" w:hAnsi="Arial"/>
+          <w:b w:val="false"/>
+          <w:bCs w:val="false"/>
+          <w:i w:val="false"/>
+          <w:iCs w:val="false"/>
+          <w:color w:val="2A2E38"/>
+          <w:sz w:val="19"/>
+          <w:szCs w:val="19"/>
+        </w:rPr>
+        <w:t xml:space="preserve">Ход 3. Занять формулировку «вид на Кремль» — она свободна. </w:t>
+      </w:r>
+      <w:r>
+        <w:rPr>
+          <w:rFonts w:ascii="Arial" w:cs="Arial" w:eastAsia="Arial" w:hAnsi="Arial"/>
+          <w:b/>
+          <w:bCs/>
+          <w:i w:val="false"/>
+          <w:iCs w:val="false"/>
+          <w:color w:val="2A2E38"/>
+          <w:sz w:val="19"/>
+          <w:szCs w:val="19"/>
+        </w:rPr>
+        <w:t xml:space="preserve">Ни одно из двенадцати объявлений ниши не содержит этих слов. Дом стоит прямо напротив, а готовых квартир до 110 м² на Балчуге и Софийской в нише всего две. Это единственная незанятая позиция во всём сегменте.</w:t>
+      </w:r>
+    </w:p>
+    <w:p>
+      <w:pPr>
+        <w:spacing w:after="58" w:line="252" w:lineRule="auto"/>
+        <w:ind w:left="170" w:right="1560" w:hanging="170"/>
+      </w:pPr>
+      <w:r>
+        <w:rPr>
+          <w:rFonts w:ascii="Arial" w:cs="Arial" w:eastAsia="Arial" w:hAnsi="Arial"/>
+          <w:b/>
+          <w:bCs/>
+          <w:i w:val="false"/>
+          <w:iCs w:val="false"/>
+          <w:color w:val="A9762F"/>
+          <w:sz w:val="19"/>
+          <w:szCs w:val="19"/>
+        </w:rPr>
+        <w:t xml:space="preserve">—   </w:t>
+      </w:r>
+      <w:r>
+        <w:rPr>
+          <w:rFonts w:ascii="Arial" w:cs="Arial" w:eastAsia="Arial" w:hAnsi="Arial"/>
+          <w:b w:val="false"/>
+          <w:bCs w:val="false"/>
+          <w:i w:val="false"/>
+          <w:iCs w:val="false"/>
+          <w:color w:val="2A2E38"/>
+          <w:sz w:val="19"/>
+          <w:szCs w:val="19"/>
+        </w:rPr>
+        <w:t xml:space="preserve">Ход 4. Первые две строки — аргументы, а не паспорт. </w:t>
+      </w:r>
+      <w:r>
+        <w:rPr>
+          <w:rFonts w:ascii="Arial" w:cs="Arial" w:eastAsia="Arial" w:hAnsi="Arial"/>
+          <w:b w:val="false"/>
+          <w:bCs w:val="false"/>
+          <w:i w:val="false"/>
+          <w:iCs w:val="false"/>
+          <w:color w:val="2A2E38"/>
+          <w:sz w:val="19"/>
+          <w:szCs w:val="19"/>
+        </w:rPr>
+        <w:t xml:space="preserve">Все двенадцать описаний упираются в лимит 600 знаков: в выдаче текст режется, работают только первые строки. Сейчас там площадь, этаж и название застройщика, а должны быть готовность, вид и класс. Заодно убрать опечатку «master beedroom».</w:t>
+      </w:r>
+    </w:p>
+    <w:p>
+      <w:pPr>
+        <w:spacing w:after="58" w:line="252" w:lineRule="auto"/>
+        <w:ind w:left="170" w:right="1560" w:hanging="170"/>
+      </w:pPr>
+      <w:r>
+        <w:rPr>
+          <w:rFonts w:ascii="Arial" w:cs="Arial" w:eastAsia="Arial" w:hAnsi="Arial"/>
+          <w:b/>
+          <w:bCs/>
+          <w:i w:val="false"/>
+          <w:iCs w:val="false"/>
+          <w:color w:val="A9762F"/>
+          <w:sz w:val="19"/>
+          <w:szCs w:val="19"/>
+        </w:rPr>
+        <w:t xml:space="preserve">—   </w:t>
+      </w:r>
+      <w:r>
+        <w:rPr>
+          <w:rFonts w:ascii="Arial" w:cs="Arial" w:eastAsia="Arial" w:hAnsi="Arial"/>
+          <w:b w:val="false"/>
+          <w:bCs w:val="false"/>
+          <w:i w:val="false"/>
+          <w:iCs w:val="false"/>
+          <w:color w:val="2A2E38"/>
+          <w:sz w:val="19"/>
+          <w:szCs w:val="19"/>
+        </w:rPr>
+        <w:t xml:space="preserve">Ход 5. Проговорить сервис — его не проговаривает никто. </w:t>
+      </w:r>
+      <w:r>
+        <w:rPr>
+          <w:rFonts w:ascii="Arial" w:cs="Arial" w:eastAsia="Arial" w:hAnsi="Arial"/>
+          <w:b w:val="false"/>
+          <w:bCs w:val="false"/>
+          <w:i w:val="false"/>
+          <w:iCs w:val="false"/>
+          <w:color w:val="2A2E38"/>
+          <w:sz w:val="19"/>
+          <w:szCs w:val="19"/>
+        </w:rPr>
+        <w:t xml:space="preserve">Про консьержа и паркинг не пишет ни одно объявление ниши; бюро или архитектора называют 4 из 12, мебель — тоже 4 из 12. В доме 363 машиноместа, и этого аргумента нет ни у кого.</w:t>
+      </w:r>
+    </w:p>
+    <w:p>
+      <w:pPr>
+        <w:spacing w:after="58" w:line="252" w:lineRule="auto"/>
+        <w:ind w:left="170" w:right="1560" w:hanging="170"/>
+      </w:pPr>
+      <w:r>
+        <w:rPr>
+          <w:rFonts w:ascii="Arial" w:cs="Arial" w:eastAsia="Arial" w:hAnsi="Arial"/>
+          <w:b/>
+          <w:bCs/>
+          <w:i w:val="false"/>
+          <w:iCs w:val="false"/>
+          <w:color w:val="A9762F"/>
+          <w:sz w:val="19"/>
+          <w:szCs w:val="19"/>
+        </w:rPr>
+        <w:t xml:space="preserve">—   </w:t>
+      </w:r>
+      <w:r>
+        <w:rPr>
+          <w:rFonts w:ascii="Arial" w:cs="Arial" w:eastAsia="Arial" w:hAnsi="Arial"/>
+          <w:b w:val="false"/>
+          <w:bCs w:val="false"/>
+          <w:i w:val="false"/>
+          <w:iCs w:val="false"/>
+          <w:color w:val="2A2E38"/>
+          <w:sz w:val="19"/>
+          <w:szCs w:val="19"/>
+        </w:rPr>
+        <w:t xml:space="preserve">Ход 6. Цена с запасом на торг, а не круглая. </w:t>
+      </w:r>
+      <w:r>
+        <w:rPr>
+          <w:rFonts w:ascii="Arial" w:cs="Arial" w:eastAsia="Arial" w:hAnsi="Arial"/>
+          <w:b/>
+          <w:bCs/>
+          <w:i w:val="false"/>
+          <w:iCs w:val="false"/>
+          <w:color w:val="2A2E38"/>
+          <w:sz w:val="19"/>
+          <w:szCs w:val="19"/>
+        </w:rPr>
+        <w:t xml:space="preserve">Круглые суммы, кратные 5 млн ₽, стоят у 6 из 12 лотов ниши; наши 280,0 млн кратны даже 10. Круглая цена читается как стартовая, и покупатель приходит торговаться от неё. Либо держать 280,0 и вести торг в коридоре 266–280 из резерва, либо поставить некруглую цену — сигнал, что она посчитана, а не назначена.</w:t>
+      </w:r>
+    </w:p>
+    <w:p>
+      <w:pPr>
+        <w:keepNext/>
+        <w:keepLines/>
+        <w:spacing w:after="110" w:before="170"/>
+      </w:pPr>
+      <w:r>
+        <w:rPr>
+          <w:rFonts w:ascii="Georgia" w:cs="Georgia" w:eastAsia="Georgia" w:hAnsi="Georgia"/>
+          <w:b/>
+          <w:bCs/>
+          <w:i w:val="false"/>
+          <w:iCs w:val="false"/>
+          <w:color w:val="1F2A44"/>
+          <w:sz w:val="24"/>
+          <w:szCs w:val="24"/>
+        </w:rPr>
+        <w:t xml:space="preserve">Показ и фотографии</w:t>
+      </w:r>
+    </w:p>
+    <w:p>
+      <w:pPr>
+        <w:spacing w:after="58" w:line="252" w:lineRule="auto"/>
+        <w:ind w:left="170" w:right="1560" w:hanging="170"/>
+      </w:pPr>
+      <w:r>
+        <w:rPr>
+          <w:rFonts w:ascii="Arial" w:cs="Arial" w:eastAsia="Arial" w:hAnsi="Arial"/>
+          <w:b/>
+          <w:bCs/>
+          <w:i w:val="false"/>
+          <w:iCs w:val="false"/>
+          <w:color w:val="A9762F"/>
+          <w:sz w:val="19"/>
+          <w:szCs w:val="19"/>
+        </w:rPr>
+        <w:t xml:space="preserve">—   </w:t>
+      </w:r>
+      <w:r>
+        <w:rPr>
+          <w:rFonts w:ascii="Arial" w:cs="Arial" w:eastAsia="Arial" w:hAnsi="Arial"/>
+          <w:b w:val="false"/>
+          <w:bCs w:val="false"/>
+          <w:i w:val="false"/>
+          <w:iCs w:val="false"/>
+          <w:color w:val="2A2E38"/>
+          <w:sz w:val="19"/>
+          <w:szCs w:val="19"/>
+        </w:rPr>
+        <w:t xml:space="preserve">Отделка заканчивается в сентябре. До этого момента показ работает против лота: покупатель за 280 миллионов не достраивает картинку в голове.</w:t>
+      </w:r>
+    </w:p>
+    <w:p>
+      <w:pPr>
+        <w:spacing w:after="58" w:line="252" w:lineRule="auto"/>
+        <w:ind w:left="170" w:right="1560" w:hanging="170"/>
+      </w:pPr>
+      <w:r>
+        <w:rPr>
+          <w:rFonts w:ascii="Arial" w:cs="Arial" w:eastAsia="Arial" w:hAnsi="Arial"/>
+          <w:b/>
+          <w:bCs/>
+          <w:i w:val="false"/>
+          <w:iCs w:val="false"/>
+          <w:color w:val="A9762F"/>
+          <w:sz w:val="19"/>
+          <w:szCs w:val="19"/>
+        </w:rPr>
+        <w:t xml:space="preserve">—   </w:t>
+      </w:r>
+      <w:r>
+        <w:rPr>
+          <w:rFonts w:ascii="Arial" w:cs="Arial" w:eastAsia="Arial" w:hAnsi="Arial"/>
+          <w:b w:val="false"/>
+          <w:bCs w:val="false"/>
+          <w:i w:val="false"/>
+          <w:iCs w:val="false"/>
+          <w:color w:val="2A2E38"/>
+          <w:sz w:val="19"/>
+          <w:szCs w:val="19"/>
+        </w:rPr>
+        <w:t xml:space="preserve">Фотосессия после завершения — обязательный шаг, а не улучшение. </w:t>
+      </w:r>
+      <w:r>
+        <w:rPr>
+          <w:rFonts w:ascii="Arial" w:cs="Arial" w:eastAsia="Arial" w:hAnsi="Arial"/>
+          <w:b/>
+          <w:bCs/>
+          <w:i w:val="false"/>
+          <w:iCs w:val="false"/>
+          <w:color w:val="2A2E38"/>
+          <w:sz w:val="19"/>
+          <w:szCs w:val="19"/>
+        </w:rPr>
+        <w:t xml:space="preserve">Готовых квартир в квартирном сегменте локации нет ни одной: все четыре новостройки показывают бетон и визуализации. Реальные снимки делают лот единственным в выдаче, где всё остальное — обещание.</w:t>
+      </w:r>
+    </w:p>
+    <w:p>
+      <w:pPr>
+        <w:spacing w:after="58" w:line="252" w:lineRule="auto"/>
+        <w:ind w:left="170" w:right="1560" w:hanging="170"/>
+      </w:pPr>
+      <w:r>
+        <w:rPr>
+          <w:rFonts w:ascii="Arial" w:cs="Arial" w:eastAsia="Arial" w:hAnsi="Arial"/>
+          <w:b/>
+          <w:bCs/>
+          <w:i w:val="false"/>
+          <w:iCs w:val="false"/>
+          <w:color w:val="A9762F"/>
+          <w:sz w:val="19"/>
+          <w:szCs w:val="19"/>
+        </w:rPr>
+        <w:t xml:space="preserve">—   </w:t>
+      </w:r>
+      <w:r>
+        <w:rPr>
+          <w:rFonts w:ascii="Arial" w:cs="Arial" w:eastAsia="Arial" w:hAnsi="Arial"/>
+          <w:b w:val="false"/>
+          <w:bCs w:val="false"/>
+          <w:i w:val="false"/>
+          <w:iCs w:val="false"/>
+          <w:color w:val="2A2E38"/>
+          <w:sz w:val="19"/>
+          <w:szCs w:val="19"/>
+        </w:rPr>
+        <w:t xml:space="preserve">До сентября разумнее работать закрыто — через брокеров сегмента, без публичной активности карточки.</w:t>
+      </w:r>
+    </w:p>
+    <w:p>
+      <w:pPr>
+        <w:keepNext/>
+        <w:keepLines/>
         <w:spacing w:after="110" w:before="170"/>
       </w:pPr>
       <w:r>
@@ -35669,6 +37562,38 @@
     </w:p>
     <w:p>
       <w:pPr>
+        <w:spacing w:after="58" w:line="252" w:lineRule="auto"/>
+        <w:ind w:left="170" w:right="1560" w:hanging="170"/>
+      </w:pPr>
+      <w:r>
+        <w:rPr>
+          <w:rFonts w:ascii="Arial" w:cs="Arial" w:eastAsia="Arial" w:hAnsi="Arial"/>
+          <w:b/>
+          <w:bCs/>
+          <w:i w:val="false"/>
+          <w:iCs w:val="false"/>
+          <w:color w:val="A9762F"/>
+          <w:sz w:val="19"/>
+          <w:szCs w:val="19"/>
+        </w:rPr>
+        <w:t xml:space="preserve">—   </w:t>
+      </w:r>
+      <w:r>
+        <w:rPr>
+          <w:rFonts w:ascii="Arial" w:cs="Arial" w:eastAsia="Arial" w:hAnsi="Arial"/>
+          <w:b w:val="false"/>
+          <w:bCs w:val="false"/>
+          <w:i w:val="false"/>
+          <w:iCs w:val="false"/>
+          <w:color w:val="2A2E38"/>
+          <w:sz w:val="19"/>
+          <w:szCs w:val="19"/>
+        </w:rPr>
+        <w:t xml:space="preserve">Раздел о тактике продажи опирается на витрину — тексты и параметры объявлений. Как проходят сами сделки, выгрузка не показывает: значимая часть люкс-сегмента продаётся закрыто и в базы не попадает.</w:t>
+      </w:r>
+    </w:p>
+    <w:p>
+      <w:pPr>
         <w:pBdr>
           <w:bottom w:val="single" w:color="D9D4CB" w:sz="6" w:space="2"/>
         </w:pBdr>
@@ -35737,7 +37662,7 @@
           <w:sz w:val="16"/>
           <w:szCs w:val="16"/>
         </w:rPr>
-        <w:t xml:space="preserve">Циан — восемь проектов локации на 31.07.2026, 222 лота после схлопывания дублей: «Дом Лаврушинский» 111, DUO 31, «Космо 4/22» 27, «Софийский» 14, «Золотой» 12, «Резиденция 1864» и «Русские Сезоны» по 10, BALCHUG VIEWPOINT 7</w:t>
+        <w:t xml:space="preserve">Циан — восемь проектов локации на 31.07.2026: 222 лота после схлопывания дублей</w:t>
       </w:r>
     </w:p>
     <w:p>
@@ -35771,7 +37696,7 @@
         </w:rPr>
         <w:t xml:space="preserve">Объявление по лоту — </w:t>
       </w:r>
-      <w:hyperlink w:history="1" r:id="rIdw-dppm8iup11a4igeljlz">
+      <w:hyperlink w:history="1" r:id="rId7sfxx3qmtsrsxsuxycqcw">
         <w:r>
           <w:rPr>
             <w:rFonts w:ascii="Arial" w:cs="Arial" w:eastAsia="Arial" w:hAnsi="Arial"/>
@@ -35816,7 +37741,7 @@
           <w:sz w:val="16"/>
           <w:szCs w:val="16"/>
         </w:rPr>
-        <w:t xml:space="preserve">Циан — выборка по нише на 31.07.2026: дом от 2017 года, квартиры, до 110 м², дизайнерский ремонт, внутри Садового кольца — 12 объявлений</w:t>
+        <w:t xml:space="preserve">Циан — ниша на 31.07.2026: дом от 2017 года, квартиры, до 110 м², дизайнерский ремонт, внутри Садового — 12 объявлений</w:t>
       </w:r>
     </w:p>
     <w:p>
@@ -35850,7 +37775,7 @@
         </w:rPr>
         <w:t xml:space="preserve">Фотографии и часть цен — Яндекс Недвижимость — </w:t>
       </w:r>
-      <w:hyperlink w:history="1" r:id="rIdflg77e34omf99iky9f_7h">
+      <w:hyperlink w:history="1" r:id="rIddvvka2citkh-viz0irznb">
         <w:r>
           <w:rPr>
             <w:rFonts w:ascii="Arial" w:cs="Arial" w:eastAsia="Arial" w:hAnsi="Arial"/>
@@ -35895,7 +37820,7 @@
           <w:sz w:val="16"/>
           <w:szCs w:val="16"/>
         </w:rPr>
-        <w:t xml:space="preserve">Класс, сроки, паркинг — сайты застройщиков Capital Group, Sminex, Hutton, Галс-Девелопмент, СЗ «Экран», Сбербанк Капитал</w:t>
+        <w:t xml:space="preserve">Класс, сроки, паркинг — сайты застройщиков проектов подборки</w:t>
       </w:r>
     </w:p>
     <w:p>
@@ -35929,7 +37854,7 @@
         </w:rPr>
         <w:t xml:space="preserve">Координаты для карты — Яндекс Недвижимость и 2ГИС — </w:t>
       </w:r>
-      <w:hyperlink w:history="1" r:id="rIdcywmxvd1ccwq9qz5sds5s">
+      <w:hyperlink w:history="1" r:id="rIdsrc43n7dnzukutpfo_j9o">
         <w:r>
           <w:rPr>
             <w:rFonts w:ascii="Arial" w:cs="Arial" w:eastAsia="Arial" w:hAnsi="Arial"/>
@@ -35976,7 +37901,7 @@
         </w:rPr>
         <w:t xml:space="preserve">Яндекс Карты — картографическая основа — </w:t>
       </w:r>
-      <w:hyperlink w:history="1" r:id="rIdx2yku-imh8ncsdntmntiv">
+      <w:hyperlink w:history="1" r:id="rId_rvnmsstbvekcespripft">
         <w:r>
           <w:rPr>
             <w:rFonts w:ascii="Arial" w:cs="Arial" w:eastAsia="Arial" w:hAnsi="Arial"/>
@@ -36008,7 +37933,7 @@
           <w:sz w:val="15"/>
           <w:szCs w:val="15"/>
         </w:rPr>
-        <w:t xml:space="preserve">Аналитика подготовлена 31.07.2026 на основе выгрузок Циан. Оценки носят справочный характер и не являются офертой или отчётом об оценке.</w:t>
+        <w:t xml:space="preserve">Подготовлено 31.07.2026 по выгрузкам Циан. Оценки справочные и не являются офертой или отчётом об оценке.</w:t>
       </w:r>
     </w:p>
     <w:sectPr>

--- a/zolotoy-lot/Золотой_аналитика_по_лоту.docx
+++ b/zolotoy-lot/Золотой_аналитика_по_лоту.docx
@@ -6116,7 +6116,7 @@
               <w:spacing w:after="0" w:line="240" w:lineRule="auto"/>
               <w:jc w:val="center"/>
             </w:pPr>
-            <w:hyperlink w:history="1" r:id="rIdgtn5jicmlwrefyk1wd4hi">
+            <w:hyperlink w:history="1" r:id="rId4ojpykhssto4fvlulo2iu">
               <w:r>
                 <w:rPr>
                   <w:rFonts w:ascii="Arial" w:cs="Arial" w:eastAsia="Arial" w:hAnsi="Arial"/>
@@ -6424,7 +6424,7 @@
               <w:spacing w:after="0" w:line="240" w:lineRule="auto"/>
               <w:jc w:val="center"/>
             </w:pPr>
-            <w:hyperlink w:history="1" r:id="rIdgg6vufxv0e8agoxnxnabb">
+            <w:hyperlink w:history="1" r:id="rIdwnmzlhdnq37gv458beekt">
               <w:r>
                 <w:rPr>
                   <w:rFonts w:ascii="Arial" w:cs="Arial" w:eastAsia="Arial" w:hAnsi="Arial"/>
@@ -6724,7 +6724,7 @@
               <w:spacing w:after="0" w:line="240" w:lineRule="auto"/>
               <w:jc w:val="center"/>
             </w:pPr>
-            <w:hyperlink w:history="1" r:id="rIdas-rbnf5lu4aaaik8ghpy">
+            <w:hyperlink w:history="1" r:id="rIduj7xaayh8lsjlvd-wobgs">
               <w:r>
                 <w:rPr>
                   <w:rFonts w:ascii="Arial" w:cs="Arial" w:eastAsia="Arial" w:hAnsi="Arial"/>
@@ -7032,7 +7032,7 @@
               <w:spacing w:after="0" w:line="240" w:lineRule="auto"/>
               <w:jc w:val="center"/>
             </w:pPr>
-            <w:hyperlink w:history="1" r:id="rIdpx61xj41m62rbwmws8fjb">
+            <w:hyperlink w:history="1" r:id="rIdwhuv-ihfcesjt7unb7krl">
               <w:r>
                 <w:rPr>
                   <w:rFonts w:ascii="Arial" w:cs="Arial" w:eastAsia="Arial" w:hAnsi="Arial"/>
@@ -7332,7 +7332,7 @@
               <w:spacing w:after="0" w:line="240" w:lineRule="auto"/>
               <w:jc w:val="center"/>
             </w:pPr>
-            <w:hyperlink w:history="1" r:id="rIdzvvzwg6o-n9s_bxjwrawg">
+            <w:hyperlink w:history="1" r:id="rId5ozyxg6t8dtkkqg2jh6v7">
               <w:r>
                 <w:rPr>
                   <w:rFonts w:ascii="Arial" w:cs="Arial" w:eastAsia="Arial" w:hAnsi="Arial"/>
@@ -7640,7 +7640,7 @@
               <w:spacing w:after="0" w:line="240" w:lineRule="auto"/>
               <w:jc w:val="center"/>
             </w:pPr>
-            <w:hyperlink w:history="1" r:id="rId0hnvj8j_xtq7jbt92bxwp">
+            <w:hyperlink w:history="1" r:id="rIdwj5tmvttcetmi-awvap0i">
               <w:r>
                 <w:rPr>
                   <w:rFonts w:ascii="Arial" w:cs="Arial" w:eastAsia="Arial" w:hAnsi="Arial"/>
@@ -7940,7 +7940,7 @@
               <w:spacing w:after="0" w:line="240" w:lineRule="auto"/>
               <w:jc w:val="center"/>
             </w:pPr>
-            <w:hyperlink w:history="1" r:id="rIdv3ieczua0u6qtiiihfefs">
+            <w:hyperlink w:history="1" r:id="rIdhz_fmxht1yeschdqcqlsq">
               <w:r>
                 <w:rPr>
                   <w:rFonts w:ascii="Arial" w:cs="Arial" w:eastAsia="Arial" w:hAnsi="Arial"/>
@@ -8248,7 +8248,7 @@
               <w:spacing w:after="0" w:line="240" w:lineRule="auto"/>
               <w:jc w:val="center"/>
             </w:pPr>
-            <w:hyperlink w:history="1" r:id="rId9rguwfvg4w6wsn7ni0cex">
+            <w:hyperlink w:history="1" r:id="rId2othk1bms3nlv64mmmz3a">
               <w:r>
                 <w:rPr>
                   <w:rFonts w:ascii="Arial" w:cs="Arial" w:eastAsia="Arial" w:hAnsi="Arial"/>
@@ -8548,7 +8548,7 @@
               <w:spacing w:after="0" w:line="240" w:lineRule="auto"/>
               <w:jc w:val="center"/>
             </w:pPr>
-            <w:hyperlink w:history="1" r:id="rIdlvdsatyq0vgtmbeyce2tb">
+            <w:hyperlink w:history="1" r:id="rIdvfylb_cda2txyffift8gi">
               <w:r>
                 <w:rPr>
                   <w:rFonts w:ascii="Arial" w:cs="Arial" w:eastAsia="Arial" w:hAnsi="Arial"/>
@@ -8856,7 +8856,7 @@
               <w:spacing w:after="0" w:line="240" w:lineRule="auto"/>
               <w:jc w:val="center"/>
             </w:pPr>
-            <w:hyperlink w:history="1" r:id="rIdv3pahwgc5mery8qfytgfi">
+            <w:hyperlink w:history="1" r:id="rIdc_v82zobn3j2ijwfv6hif">
               <w:r>
                 <w:rPr>
                   <w:rFonts w:ascii="Arial" w:cs="Arial" w:eastAsia="Arial" w:hAnsi="Arial"/>
@@ -9156,7 +9156,7 @@
               <w:spacing w:after="0" w:line="240" w:lineRule="auto"/>
               <w:jc w:val="center"/>
             </w:pPr>
-            <w:hyperlink w:history="1" r:id="rIdv2thjfwbpzjoourn0otin">
+            <w:hyperlink w:history="1" r:id="rIdtloiif8nafjh4znztuaun">
               <w:r>
                 <w:rPr>
                   <w:rFonts w:ascii="Arial" w:cs="Arial" w:eastAsia="Arial" w:hAnsi="Arial"/>
@@ -9464,7 +9464,7 @@
               <w:spacing w:after="0" w:line="240" w:lineRule="auto"/>
               <w:jc w:val="center"/>
             </w:pPr>
-            <w:hyperlink w:history="1" r:id="rIddyabhyuoglpw6o31tbxha">
+            <w:hyperlink w:history="1" r:id="rIdyeajehu4qxg5cfwxppvqg">
               <w:r>
                 <w:rPr>
                   <w:rFonts w:ascii="Arial" w:cs="Arial" w:eastAsia="Arial" w:hAnsi="Arial"/>
@@ -10071,7 +10071,7 @@
               <w:spacing w:after="0" w:line="240" w:lineRule="auto"/>
               <w:jc w:val="center"/>
             </w:pPr>
-            <w:hyperlink w:history="1" r:id="rIdynwrel1scbpjhimmownrr">
+            <w:hyperlink w:history="1" r:id="rIdng3cl2wozv_g1iakyu9k3">
               <w:r>
                 <w:rPr>
                   <w:rFonts w:ascii="Arial" w:cs="Arial" w:eastAsia="Arial" w:hAnsi="Arial"/>
@@ -10265,7 +10265,7 @@
               <w:spacing w:after="0" w:line="240" w:lineRule="auto"/>
               <w:jc w:val="center"/>
             </w:pPr>
-            <w:hyperlink w:history="1" r:id="rId3d-mnlxzo9gsnvh6cnueh">
+            <w:hyperlink w:history="1" r:id="rIdstoq6rsvkrrucvrmurb2c">
               <w:r>
                 <w:rPr>
                   <w:rFonts w:ascii="Arial" w:cs="Arial" w:eastAsia="Arial" w:hAnsi="Arial"/>
@@ -10454,7 +10454,7 @@
               <w:spacing w:after="0" w:line="240" w:lineRule="auto"/>
               <w:jc w:val="center"/>
             </w:pPr>
-            <w:hyperlink w:history="1" r:id="rIdzchftbciyizdrrbz19q9m">
+            <w:hyperlink w:history="1" r:id="rIddvxc55islzbxrl_glqbze">
               <w:r>
                 <w:rPr>
                   <w:rFonts w:ascii="Arial" w:cs="Arial" w:eastAsia="Arial" w:hAnsi="Arial"/>
@@ -10648,7 +10648,7 @@
               <w:spacing w:after="0" w:line="240" w:lineRule="auto"/>
               <w:jc w:val="center"/>
             </w:pPr>
-            <w:hyperlink w:history="1" r:id="rIdy9gfs8tpslojcugrdq3r5">
+            <w:hyperlink w:history="1" r:id="rIdrfdojmdfmno07s8u3jz1h">
               <w:r>
                 <w:rPr>
                   <w:rFonts w:ascii="Arial" w:cs="Arial" w:eastAsia="Arial" w:hAnsi="Arial"/>
@@ -10837,7 +10837,7 @@
               <w:spacing w:after="0" w:line="240" w:lineRule="auto"/>
               <w:jc w:val="center"/>
             </w:pPr>
-            <w:hyperlink w:history="1" r:id="rIdm0xyiexiwqsuvn-f0krbr">
+            <w:hyperlink w:history="1" r:id="rIdoxvj85hkt3kjjjhujruqp">
               <w:r>
                 <w:rPr>
                   <w:rFonts w:ascii="Arial" w:cs="Arial" w:eastAsia="Arial" w:hAnsi="Arial"/>
@@ -11031,7 +11031,7 @@
               <w:spacing w:after="0" w:line="240" w:lineRule="auto"/>
               <w:jc w:val="center"/>
             </w:pPr>
-            <w:hyperlink w:history="1" r:id="rIdkn_qulhmp8sb_wjhczycz">
+            <w:hyperlink w:history="1" r:id="rIdanyr-pci_a9ob5slcuza8">
               <w:r>
                 <w:rPr>
                   <w:rFonts w:ascii="Arial" w:cs="Arial" w:eastAsia="Arial" w:hAnsi="Arial"/>
@@ -12610,7 +12610,7 @@
               <w:spacing w:after="0" w:line="240" w:lineRule="auto"/>
               <w:jc w:val="center"/>
             </w:pPr>
-            <w:hyperlink w:history="1" r:id="rIdni4ofbxxp9zdzigidzex2">
+            <w:hyperlink w:history="1" r:id="rIdsdqggrkh3zhvae1vvoqks">
               <w:r>
                 <w:rPr>
                   <w:rFonts w:ascii="Arial" w:cs="Arial" w:eastAsia="Arial" w:hAnsi="Arial"/>
@@ -12956,7 +12956,7 @@
               <w:spacing w:after="0" w:line="240" w:lineRule="auto"/>
               <w:jc w:val="center"/>
             </w:pPr>
-            <w:hyperlink w:history="1" r:id="rId8v8ixmctv2ehhmgnwtqio">
+            <w:hyperlink w:history="1" r:id="rIdahezyazbaupcs0xzhjd4p">
               <w:r>
                 <w:rPr>
                   <w:rFonts w:ascii="Arial" w:cs="Arial" w:eastAsia="Arial" w:hAnsi="Arial"/>
@@ -13293,7 +13293,7 @@
               <w:spacing w:after="0" w:line="240" w:lineRule="auto"/>
               <w:jc w:val="center"/>
             </w:pPr>
-            <w:hyperlink w:history="1" r:id="rIdipuin84yb5mhjnk0axv-y">
+            <w:hyperlink w:history="1" r:id="rId1m27a10qefcrdo5o1aahx">
               <w:r>
                 <w:rPr>
                   <w:rFonts w:ascii="Arial" w:cs="Arial" w:eastAsia="Arial" w:hAnsi="Arial"/>
@@ -13639,7 +13639,7 @@
               <w:spacing w:after="0" w:line="240" w:lineRule="auto"/>
               <w:jc w:val="center"/>
             </w:pPr>
-            <w:hyperlink w:history="1" r:id="rIddlpftchxyt4q6joerivnp">
+            <w:hyperlink w:history="1" r:id="rIdcsyns_zet8wlokso3ugdv">
               <w:r>
                 <w:rPr>
                   <w:rFonts w:ascii="Arial" w:cs="Arial" w:eastAsia="Arial" w:hAnsi="Arial"/>
@@ -13976,7 +13976,7 @@
               <w:spacing w:after="0" w:line="240" w:lineRule="auto"/>
               <w:jc w:val="center"/>
             </w:pPr>
-            <w:hyperlink w:history="1" r:id="rIddp5mikwgk0r-v7wlhfyev">
+            <w:hyperlink w:history="1" r:id="rIdetqvmx2-evm2px7reswby">
               <w:r>
                 <w:rPr>
                   <w:rFonts w:ascii="Arial" w:cs="Arial" w:eastAsia="Arial" w:hAnsi="Arial"/>
@@ -14322,7 +14322,7 @@
               <w:spacing w:after="0" w:line="240" w:lineRule="auto"/>
               <w:jc w:val="center"/>
             </w:pPr>
-            <w:hyperlink w:history="1" r:id="rIdnst_djxcej_musiwg7umi">
+            <w:hyperlink w:history="1" r:id="rIdhpykw5r9vukjak8xmslzk">
               <w:r>
                 <w:rPr>
                   <w:rFonts w:ascii="Arial" w:cs="Arial" w:eastAsia="Arial" w:hAnsi="Arial"/>
@@ -14659,7 +14659,7 @@
               <w:spacing w:after="0" w:line="240" w:lineRule="auto"/>
               <w:jc w:val="center"/>
             </w:pPr>
-            <w:hyperlink w:history="1" r:id="rIdvahzwtijaez3n7-nou-1k">
+            <w:hyperlink w:history="1" r:id="rIdjsf5q3edrjqynfmjvybpu">
               <w:r>
                 <w:rPr>
                   <w:rFonts w:ascii="Arial" w:cs="Arial" w:eastAsia="Arial" w:hAnsi="Arial"/>
@@ -15005,7 +15005,7 @@
               <w:spacing w:after="0" w:line="240" w:lineRule="auto"/>
               <w:jc w:val="center"/>
             </w:pPr>
-            <w:hyperlink w:history="1" r:id="rIdyt8zsrrm13kjyej3pahkg">
+            <w:hyperlink w:history="1" r:id="rIdd82sgur8fbnqbjbh60uky">
               <w:r>
                 <w:rPr>
                   <w:rFonts w:ascii="Arial" w:cs="Arial" w:eastAsia="Arial" w:hAnsi="Arial"/>
@@ -15342,7 +15342,7 @@
               <w:spacing w:after="0" w:line="240" w:lineRule="auto"/>
               <w:jc w:val="center"/>
             </w:pPr>
-            <w:hyperlink w:history="1" r:id="rIda_htstdw9prmtcwcrlmjd">
+            <w:hyperlink w:history="1" r:id="rId3zynkbjt8urmv0xivstbz">
               <w:r>
                 <w:rPr>
                   <w:rFonts w:ascii="Arial" w:cs="Arial" w:eastAsia="Arial" w:hAnsi="Arial"/>
@@ -15688,7 +15688,7 @@
               <w:spacing w:after="0" w:line="240" w:lineRule="auto"/>
               <w:jc w:val="center"/>
             </w:pPr>
-            <w:hyperlink w:history="1" r:id="rId5tpmfqa7ibf9p58egmnf1">
+            <w:hyperlink w:history="1" r:id="rId7hrkwpldnnxzqw_vlxwu6">
               <w:r>
                 <w:rPr>
                   <w:rFonts w:ascii="Arial" w:cs="Arial" w:eastAsia="Arial" w:hAnsi="Arial"/>
@@ -16025,7 +16025,7 @@
               <w:spacing w:after="0" w:line="240" w:lineRule="auto"/>
               <w:jc w:val="center"/>
             </w:pPr>
-            <w:hyperlink w:history="1" r:id="rId-fssesp3wv93wicrakq7b">
+            <w:hyperlink w:history="1" r:id="rIdkk56y1dam3wwp7ndnyohm">
               <w:r>
                 <w:rPr>
                   <w:rFonts w:ascii="Arial" w:cs="Arial" w:eastAsia="Arial" w:hAnsi="Arial"/>
@@ -16371,7 +16371,7 @@
               <w:spacing w:after="0" w:line="240" w:lineRule="auto"/>
               <w:jc w:val="center"/>
             </w:pPr>
-            <w:hyperlink w:history="1" r:id="rIdwi8le5zdcpfvndf3xx82t">
+            <w:hyperlink w:history="1" r:id="rIdmg6y20ed-ueyjlio_7jti">
               <w:r>
                 <w:rPr>
                   <w:rFonts w:ascii="Arial" w:cs="Arial" w:eastAsia="Arial" w:hAnsi="Arial"/>
@@ -16708,7 +16708,7 @@
               <w:spacing w:after="0" w:line="240" w:lineRule="auto"/>
               <w:jc w:val="center"/>
             </w:pPr>
-            <w:hyperlink w:history="1" r:id="rIdjyzpr6rxbutuwhdxlwbat">
+            <w:hyperlink w:history="1" r:id="rId_mujqs3mpsx3hta0p6yy_">
               <w:r>
                 <w:rPr>
                   <w:rFonts w:ascii="Arial" w:cs="Arial" w:eastAsia="Arial" w:hAnsi="Arial"/>
@@ -17054,7 +17054,7 @@
               <w:spacing w:after="0" w:line="240" w:lineRule="auto"/>
               <w:jc w:val="center"/>
             </w:pPr>
-            <w:hyperlink w:history="1" r:id="rId0ycrtmqrukxyns1tkbqvh">
+            <w:hyperlink w:history="1" r:id="rId2xl5lyxtipmvnygcikvz6">
               <w:r>
                 <w:rPr>
                   <w:rFonts w:ascii="Arial" w:cs="Arial" w:eastAsia="Arial" w:hAnsi="Arial"/>
@@ -21177,7 +21177,7 @@
             <w:pPr>
               <w:spacing w:after="0" w:line="216" w:lineRule="auto"/>
             </w:pPr>
-            <w:hyperlink w:history="1" r:id="rIdwbjsbkpq8tx6e2v-l_c3h">
+            <w:hyperlink w:history="1" r:id="rId0wswo1u6h3f3jlflxu06r">
               <w:r>
                 <w:rPr>
                   <w:rFonts w:ascii="Arial" w:cs="Arial" w:eastAsia="Arial" w:hAnsi="Arial"/>
@@ -21327,7 +21327,7 @@
             <w:pPr>
               <w:spacing w:after="0" w:line="216" w:lineRule="auto"/>
             </w:pPr>
-            <w:hyperlink w:history="1" r:id="rId-mfjzmks8armnlbniq_9j">
+            <w:hyperlink w:history="1" r:id="rIdvqqef0o4a1lsvfxgt6jik">
               <w:r>
                 <w:rPr>
                   <w:rFonts w:ascii="Arial" w:cs="Arial" w:eastAsia="Arial" w:hAnsi="Arial"/>
@@ -21479,7 +21479,7 @@
             <w:pPr>
               <w:spacing w:after="0" w:line="216" w:lineRule="auto"/>
             </w:pPr>
-            <w:hyperlink w:history="1" r:id="rIdpuxxc7xkp4h14r3mmnfc4">
+            <w:hyperlink w:history="1" r:id="rId3vuptfpcpt0wxuqia6fwl">
               <w:r>
                 <w:rPr>
                   <w:rFonts w:ascii="Arial" w:cs="Arial" w:eastAsia="Arial" w:hAnsi="Arial"/>
@@ -21629,7 +21629,7 @@
             <w:pPr>
               <w:spacing w:after="0" w:line="216" w:lineRule="auto"/>
             </w:pPr>
-            <w:hyperlink w:history="1" r:id="rIdk_l22b4r0-wbehuhbn9j3">
+            <w:hyperlink w:history="1" r:id="rIdttfyjgzobrc4wxqpqxd8o">
               <w:r>
                 <w:rPr>
                   <w:rFonts w:ascii="Arial" w:cs="Arial" w:eastAsia="Arial" w:hAnsi="Arial"/>
@@ -21781,7 +21781,7 @@
             <w:pPr>
               <w:spacing w:after="0" w:line="216" w:lineRule="auto"/>
             </w:pPr>
-            <w:hyperlink w:history="1" r:id="rId_x1gb5knbzemxrjef6jce">
+            <w:hyperlink w:history="1" r:id="rId1gz9wdxnvuyouwbbjbtud">
               <w:r>
                 <w:rPr>
                   <w:rFonts w:ascii="Arial" w:cs="Arial" w:eastAsia="Arial" w:hAnsi="Arial"/>
@@ -21931,7 +21931,7 @@
             <w:pPr>
               <w:spacing w:after="0" w:line="216" w:lineRule="auto"/>
             </w:pPr>
-            <w:hyperlink w:history="1" r:id="rIdf4dvautuqczalf7mj40xn">
+            <w:hyperlink w:history="1" r:id="rIdwgrd9i3cvajlvvpgttdxq">
               <w:r>
                 <w:rPr>
                   <w:rFonts w:ascii="Arial" w:cs="Arial" w:eastAsia="Arial" w:hAnsi="Arial"/>
@@ -22692,7 +22692,7 @@
               <w:spacing w:after="0" w:line="240" w:lineRule="auto"/>
               <w:jc w:val="center"/>
             </w:pPr>
-            <w:hyperlink w:history="1" r:id="rIdeaard1t8xpuewpjqawy7d">
+            <w:hyperlink w:history="1" r:id="rIdw3bw7jyhonppzymu9cejr">
               <w:r>
                 <w:rPr>
                   <w:rFonts w:ascii="Arial" w:cs="Arial" w:eastAsia="Arial" w:hAnsi="Arial"/>
@@ -22962,7 +22962,7 @@
               <w:spacing w:after="0" w:line="240" w:lineRule="auto"/>
               <w:jc w:val="center"/>
             </w:pPr>
-            <w:hyperlink w:history="1" r:id="rIdfllscgp_idblsk2mhc4tu">
+            <w:hyperlink w:history="1" r:id="rIdigtoi7bbndrdisncexdfy">
               <w:r>
                 <w:rPr>
                   <w:rFonts w:ascii="Arial" w:cs="Arial" w:eastAsia="Arial" w:hAnsi="Arial"/>
@@ -23225,7 +23225,7 @@
               <w:spacing w:after="0" w:line="240" w:lineRule="auto"/>
               <w:jc w:val="center"/>
             </w:pPr>
-            <w:hyperlink w:history="1" r:id="rIdco9og5uqsjaul1joh53rf">
+            <w:hyperlink w:history="1" r:id="rIdtmpzopmj7hchel0u2t1fb">
               <w:r>
                 <w:rPr>
                   <w:rFonts w:ascii="Arial" w:cs="Arial" w:eastAsia="Arial" w:hAnsi="Arial"/>
@@ -23495,7 +23495,7 @@
               <w:spacing w:after="0" w:line="240" w:lineRule="auto"/>
               <w:jc w:val="center"/>
             </w:pPr>
-            <w:hyperlink w:history="1" r:id="rIdexo3xbtc_my9mzr5b303w">
+            <w:hyperlink w:history="1" r:id="rId1nzjy_gfptwv_xxn-micm">
               <w:r>
                 <w:rPr>
                   <w:rFonts w:ascii="Arial" w:cs="Arial" w:eastAsia="Arial" w:hAnsi="Arial"/>
@@ -23758,7 +23758,7 @@
               <w:spacing w:after="0" w:line="240" w:lineRule="auto"/>
               <w:jc w:val="center"/>
             </w:pPr>
-            <w:hyperlink w:history="1" r:id="rIdcd9pqitjfudgmoqhanwyn">
+            <w:hyperlink w:history="1" r:id="rId1r2qt__20csygfczoda1y">
               <w:r>
                 <w:rPr>
                   <w:rFonts w:ascii="Arial" w:cs="Arial" w:eastAsia="Arial" w:hAnsi="Arial"/>
@@ -24028,7 +24028,7 @@
               <w:spacing w:after="0" w:line="240" w:lineRule="auto"/>
               <w:jc w:val="center"/>
             </w:pPr>
-            <w:hyperlink w:history="1" r:id="rIdw3ly_hedb6zrcs2enw6sa">
+            <w:hyperlink w:history="1" r:id="rIdlaztgp7oyvyqo2k8itf7z">
               <w:r>
                 <w:rPr>
                   <w:rFonts w:ascii="Arial" w:cs="Arial" w:eastAsia="Arial" w:hAnsi="Arial"/>
@@ -24291,7 +24291,7 @@
               <w:spacing w:after="0" w:line="240" w:lineRule="auto"/>
               <w:jc w:val="center"/>
             </w:pPr>
-            <w:hyperlink w:history="1" r:id="rIdyfbmhb0jqrek9et8zbl16">
+            <w:hyperlink w:history="1" r:id="rIdaiasiojavvosf6rbpo-xi">
               <w:r>
                 <w:rPr>
                   <w:rFonts w:ascii="Arial" w:cs="Arial" w:eastAsia="Arial" w:hAnsi="Arial"/>
@@ -24561,7 +24561,7 @@
               <w:spacing w:after="0" w:line="240" w:lineRule="auto"/>
               <w:jc w:val="center"/>
             </w:pPr>
-            <w:hyperlink w:history="1" r:id="rIdx18ay9w-8dc0utdtbook4">
+            <w:hyperlink w:history="1" r:id="rIdlezmg_y3idb7faxcddspb">
               <w:r>
                 <w:rPr>
                   <w:rFonts w:ascii="Arial" w:cs="Arial" w:eastAsia="Arial" w:hAnsi="Arial"/>
@@ -24824,7 +24824,7 @@
               <w:spacing w:after="0" w:line="240" w:lineRule="auto"/>
               <w:jc w:val="center"/>
             </w:pPr>
-            <w:hyperlink w:history="1" r:id="rIdfvbbi9wrqpzwmxxqeqm_l">
+            <w:hyperlink w:history="1" r:id="rIddwzoeposfa7zpt0o6coyb">
               <w:r>
                 <w:rPr>
                   <w:rFonts w:ascii="Arial" w:cs="Arial" w:eastAsia="Arial" w:hAnsi="Arial"/>
@@ -25094,7 +25094,7 @@
               <w:spacing w:after="0" w:line="240" w:lineRule="auto"/>
               <w:jc w:val="center"/>
             </w:pPr>
-            <w:hyperlink w:history="1" r:id="rIdycb83qmjp36ovmz2kup3k">
+            <w:hyperlink w:history="1" r:id="rIdm392cmvo4g6whfazsgxow">
               <w:r>
                 <w:rPr>
                   <w:rFonts w:ascii="Arial" w:cs="Arial" w:eastAsia="Arial" w:hAnsi="Arial"/>
@@ -25357,7 +25357,7 @@
               <w:spacing w:after="0" w:line="240" w:lineRule="auto"/>
               <w:jc w:val="center"/>
             </w:pPr>
-            <w:hyperlink w:history="1" r:id="rIda6hvwjqkaqyjskhmchpnt">
+            <w:hyperlink w:history="1" r:id="rIdgucl_erschxp9pfxnbaic">
               <w:r>
                 <w:rPr>
                   <w:rFonts w:ascii="Arial" w:cs="Arial" w:eastAsia="Arial" w:hAnsi="Arial"/>
@@ -25627,7 +25627,7 @@
               <w:spacing w:after="0" w:line="240" w:lineRule="auto"/>
               <w:jc w:val="center"/>
             </w:pPr>
-            <w:hyperlink w:history="1" r:id="rIdskkpjehnxphpw-pqd5kin">
+            <w:hyperlink w:history="1" r:id="rIdhuek5aujasswpuim0pgik">
               <w:r>
                 <w:rPr>
                   <w:rFonts w:ascii="Arial" w:cs="Arial" w:eastAsia="Arial" w:hAnsi="Arial"/>
@@ -25890,7 +25890,7 @@
               <w:spacing w:after="0" w:line="240" w:lineRule="auto"/>
               <w:jc w:val="center"/>
             </w:pPr>
-            <w:hyperlink w:history="1" r:id="rIdclhy-z3tv3h18whf0uwl1">
+            <w:hyperlink w:history="1" r:id="rIdnafb5a3z3qxrcjue0resl">
               <w:r>
                 <w:rPr>
                   <w:rFonts w:ascii="Arial" w:cs="Arial" w:eastAsia="Arial" w:hAnsi="Arial"/>
@@ -26160,7 +26160,7 @@
               <w:spacing w:after="0" w:line="240" w:lineRule="auto"/>
               <w:jc w:val="center"/>
             </w:pPr>
-            <w:hyperlink w:history="1" r:id="rIdtevb9xar5sfj8fms57lam">
+            <w:hyperlink w:history="1" r:id="rIdbv4paqlzfb60ezqxmyiqv">
               <w:r>
                 <w:rPr>
                   <w:rFonts w:ascii="Arial" w:cs="Arial" w:eastAsia="Arial" w:hAnsi="Arial"/>
@@ -27270,7 +27270,7 @@
               <w:spacing w:after="0" w:line="240" w:lineRule="auto"/>
               <w:jc w:val="center"/>
             </w:pPr>
-            <w:hyperlink w:history="1" r:id="rIdnihulikxckuztbxnualb9">
+            <w:hyperlink w:history="1" r:id="rId-za2vvoww1uzlbqffzaco">
               <w:r>
                 <w:rPr>
                   <w:rFonts w:ascii="Arial" w:cs="Arial" w:eastAsia="Arial" w:hAnsi="Arial"/>
@@ -27578,7 +27578,7 @@
               <w:spacing w:after="0" w:line="240" w:lineRule="auto"/>
               <w:jc w:val="center"/>
             </w:pPr>
-            <w:hyperlink w:history="1" r:id="rIdh5du338viloq1zvajcgjg">
+            <w:hyperlink w:history="1" r:id="rIdzi4bvmszavd05gz0wbvn2">
               <w:r>
                 <w:rPr>
                   <w:rFonts w:ascii="Arial" w:cs="Arial" w:eastAsia="Arial" w:hAnsi="Arial"/>
@@ -27878,7 +27878,7 @@
               <w:spacing w:after="0" w:line="240" w:lineRule="auto"/>
               <w:jc w:val="center"/>
             </w:pPr>
-            <w:hyperlink w:history="1" r:id="rIdf-z-r1dhiyl5zbh6un8ct">
+            <w:hyperlink w:history="1" r:id="rId180ikbltnonlvoidyfdrr">
               <w:r>
                 <w:rPr>
                   <w:rFonts w:ascii="Arial" w:cs="Arial" w:eastAsia="Arial" w:hAnsi="Arial"/>
@@ -28186,7 +28186,7 @@
               <w:spacing w:after="0" w:line="240" w:lineRule="auto"/>
               <w:jc w:val="center"/>
             </w:pPr>
-            <w:hyperlink w:history="1" r:id="rIduqsusnunafdf3mmpw4drj">
+            <w:hyperlink w:history="1" r:id="rIduepwpvdivtyetw4zhczcs">
               <w:r>
                 <w:rPr>
                   <w:rFonts w:ascii="Arial" w:cs="Arial" w:eastAsia="Arial" w:hAnsi="Arial"/>
@@ -28486,7 +28486,7 @@
               <w:spacing w:after="0" w:line="240" w:lineRule="auto"/>
               <w:jc w:val="center"/>
             </w:pPr>
-            <w:hyperlink w:history="1" r:id="rId7bwrlgbpmyjy4dv9jferw">
+            <w:hyperlink w:history="1" r:id="rIdbeyp2ztldtohjf239tghh">
               <w:r>
                 <w:rPr>
                   <w:rFonts w:ascii="Arial" w:cs="Arial" w:eastAsia="Arial" w:hAnsi="Arial"/>
@@ -28794,7 +28794,7 @@
               <w:spacing w:after="0" w:line="240" w:lineRule="auto"/>
               <w:jc w:val="center"/>
             </w:pPr>
-            <w:hyperlink w:history="1" r:id="rIdblcifgb7veoee-unftekd">
+            <w:hyperlink w:history="1" r:id="rIdgqktdjfy1ordsnbriys12">
               <w:r>
                 <w:rPr>
                   <w:rFonts w:ascii="Arial" w:cs="Arial" w:eastAsia="Arial" w:hAnsi="Arial"/>
@@ -29094,7 +29094,7 @@
               <w:spacing w:after="0" w:line="240" w:lineRule="auto"/>
               <w:jc w:val="center"/>
             </w:pPr>
-            <w:hyperlink w:history="1" r:id="rIdd2mrphij9hfqkxm46fhfo">
+            <w:hyperlink w:history="1" r:id="rIdutsk5okupoi31-xas_ado">
               <w:r>
                 <w:rPr>
                   <w:rFonts w:ascii="Arial" w:cs="Arial" w:eastAsia="Arial" w:hAnsi="Arial"/>
@@ -29402,7 +29402,7 @@
               <w:spacing w:after="0" w:line="240" w:lineRule="auto"/>
               <w:jc w:val="center"/>
             </w:pPr>
-            <w:hyperlink w:history="1" r:id="rIdyokzu8naotpkqk1j9g_yc">
+            <w:hyperlink w:history="1" r:id="rId6_zrnorffd8iskf9hxvis">
               <w:r>
                 <w:rPr>
                   <w:rFonts w:ascii="Arial" w:cs="Arial" w:eastAsia="Arial" w:hAnsi="Arial"/>
@@ -29702,7 +29702,7 @@
               <w:spacing w:after="0" w:line="240" w:lineRule="auto"/>
               <w:jc w:val="center"/>
             </w:pPr>
-            <w:hyperlink w:history="1" r:id="rIdax69omndyjuovarffbyoz">
+            <w:hyperlink w:history="1" r:id="rIdstdj3cm-2lhn84odsjllp">
               <w:r>
                 <w:rPr>
                   <w:rFonts w:ascii="Arial" w:cs="Arial" w:eastAsia="Arial" w:hAnsi="Arial"/>
@@ -30010,7 +30010,7 @@
               <w:spacing w:after="0" w:line="240" w:lineRule="auto"/>
               <w:jc w:val="center"/>
             </w:pPr>
-            <w:hyperlink w:history="1" r:id="rIdp2pyl_4l-rioo9tel4s_j">
+            <w:hyperlink w:history="1" r:id="rIdhqnroomkpstcg3yrmynud">
               <w:r>
                 <w:rPr>
                   <w:rFonts w:ascii="Arial" w:cs="Arial" w:eastAsia="Arial" w:hAnsi="Arial"/>
@@ -30310,7 +30310,7 @@
               <w:spacing w:after="0" w:line="240" w:lineRule="auto"/>
               <w:jc w:val="center"/>
             </w:pPr>
-            <w:hyperlink w:history="1" r:id="rId6koq8owbb9knornnrevet">
+            <w:hyperlink w:history="1" r:id="rIdhvky3hwaedmpwv4tbnzyi">
               <w:r>
                 <w:rPr>
                   <w:rFonts w:ascii="Arial" w:cs="Arial" w:eastAsia="Arial" w:hAnsi="Arial"/>
@@ -35523,1899 +35523,6 @@
       <w:pPr>
         <w:keepNext/>
         <w:keepLines/>
-        <w:pBdr>
-          <w:bottom w:val="single" w:color="A9762F" w:sz="10" w:space="8"/>
-        </w:pBdr>
-        <w:spacing w:after="160"/>
-      </w:pPr>
-      <w:r>
-        <w:rPr>
-          <w:rFonts w:ascii="Georgia" w:cs="Georgia" w:eastAsia="Georgia" w:hAnsi="Georgia"/>
-          <w:b/>
-          <w:bCs/>
-          <w:i w:val="false"/>
-          <w:iCs w:val="false"/>
-          <w:color w:val="1F2A44"/>
-          <w:sz w:val="36"/>
-          <w:szCs w:val="36"/>
-        </w:rPr>
-        <w:t xml:space="preserve">Как продавать люкс-вторичку</w:t>
-      </w:r>
-    </w:p>
-    <w:p>
-      <w:pPr>
-        <w:spacing w:after="180" w:line="258" w:lineRule="auto"/>
-        <w:ind w:right="1560"/>
-      </w:pPr>
-      <w:r>
-        <w:rPr>
-          <w:rFonts w:ascii="Arial" w:cs="Arial" w:eastAsia="Arial" w:hAnsi="Arial"/>
-          <w:b w:val="false"/>
-          <w:bCs w:val="false"/>
-          <w:i w:val="false"/>
-          <w:iCs w:val="false"/>
-          <w:color w:val="2A2E38"/>
-          <w:sz w:val="19"/>
-          <w:szCs w:val="19"/>
-        </w:rPr>
-        <w:t xml:space="preserve">В сегменте, где на всю историческую Москву десять квартир, продаёт не площадка, а брокер и упаковка. Ниже — что видно в объявлениях самой ниши: кто продаёт, как выглядит витрина и какие аргументы вообще проговариваются.</w:t>
-      </w:r>
-    </w:p>
-    <w:tbl>
-      <w:tblPr>
-        <w:tblW w:type="dxa" w:w="9638"/>
-        <w:tblBorders>
-          <w:top w:val="single" w:color="auto" w:sz="4"/>
-          <w:left w:val="single" w:color="auto" w:sz="4"/>
-          <w:bottom w:val="single" w:color="auto" w:sz="4"/>
-          <w:right w:val="single" w:color="auto" w:sz="4"/>
-          <w:insideH w:val="single" w:color="auto" w:sz="4"/>
-          <w:insideV w:val="single" w:color="auto" w:sz="4"/>
-        </w:tblBorders>
-      </w:tblPr>
-      <w:tblGrid>
-        <w:gridCol w:w="3600"/>
-        <w:gridCol w:w="3200"/>
-        <w:gridCol w:w="2838"/>
-      </w:tblGrid>
-      <w:tr>
-        <w:trPr>
-          <w:tblHeader/>
-        </w:trPr>
-        <w:tc>
-          <w:tcPr>
-            <w:tcW w:type="dxa" w:w="3600"/>
-            <w:tcBorders>
-              <w:top w:val="single" w:color="1F2A44" w:sz="4"/>
-              <w:left w:val="none" w:color="auto" w:sz="0"/>
-              <w:bottom w:val="single" w:color="D9D4CB" w:sz="4"/>
-              <w:right w:val="none" w:color="auto" w:sz="0"/>
-            </w:tcBorders>
-            <w:shd w:fill="1F2A44" w:color="auto" w:val="clear"/>
-            <w:tcMar>
-              <w:top w:type="dxa" w:w="52"/>
-              <w:left w:type="dxa" w:w="100"/>
-              <w:bottom w:type="dxa" w:w="52"/>
-              <w:right w:type="dxa" w:w="100"/>
-            </w:tcMar>
-            <w:vAlign w:val="center"/>
-          </w:tcPr>
-          <w:p>
-            <w:pPr>
-              <w:spacing w:after="0" w:line="240" w:lineRule="auto"/>
-              <w:jc w:val="left"/>
-            </w:pPr>
-            <w:r>
-              <w:rPr>
-                <w:rFonts w:ascii="Arial" w:cs="Arial" w:eastAsia="Arial" w:hAnsi="Arial"/>
-                <w:b/>
-                <w:bCs/>
-                <w:i w:val="false"/>
-                <w:iCs w:val="false"/>
-                <w:color w:val="FFFFFF"/>
-                <w:sz w:val="16"/>
-                <w:szCs w:val="16"/>
-              </w:rPr>
-              <w:t xml:space="preserve">Что смотрим</w:t>
-            </w:r>
-          </w:p>
-        </w:tc>
-        <w:tc>
-          <w:tcPr>
-            <w:tcW w:type="dxa" w:w="3200"/>
-            <w:tcBorders>
-              <w:top w:val="single" w:color="1F2A44" w:sz="4"/>
-              <w:left w:val="none" w:color="auto" w:sz="0"/>
-              <w:bottom w:val="single" w:color="D9D4CB" w:sz="4"/>
-              <w:right w:val="none" w:color="auto" w:sz="0"/>
-            </w:tcBorders>
-            <w:shd w:fill="1F2A44" w:color="auto" w:val="clear"/>
-            <w:tcMar>
-              <w:top w:type="dxa" w:w="52"/>
-              <w:left w:type="dxa" w:w="100"/>
-              <w:bottom w:type="dxa" w:w="52"/>
-              <w:right w:type="dxa" w:w="100"/>
-            </w:tcMar>
-            <w:vAlign w:val="center"/>
-          </w:tcPr>
-          <w:p>
-            <w:pPr>
-              <w:spacing w:after="0" w:line="240" w:lineRule="auto"/>
-              <w:jc w:val="center"/>
-            </w:pPr>
-            <w:r>
-              <w:rPr>
-                <w:rFonts w:ascii="Arial" w:cs="Arial" w:eastAsia="Arial" w:hAnsi="Arial"/>
-                <w:b/>
-                <w:bCs/>
-                <w:i w:val="false"/>
-                <w:iCs w:val="false"/>
-                <w:color w:val="FFFFFF"/>
-                <w:sz w:val="16"/>
-                <w:szCs w:val="16"/>
-              </w:rPr>
-              <w:t xml:space="preserve">По нише — 12 объявлений</w:t>
-            </w:r>
-          </w:p>
-        </w:tc>
-        <w:tc>
-          <w:tcPr>
-            <w:tcW w:type="dxa" w:w="2838"/>
-            <w:tcBorders>
-              <w:top w:val="single" w:color="1F2A44" w:sz="4"/>
-              <w:left w:val="none" w:color="auto" w:sz="0"/>
-              <w:bottom w:val="single" w:color="D9D4CB" w:sz="4"/>
-              <w:right w:val="none" w:color="auto" w:sz="0"/>
-            </w:tcBorders>
-            <w:shd w:fill="1F2A44" w:color="auto" w:val="clear"/>
-            <w:tcMar>
-              <w:top w:type="dxa" w:w="52"/>
-              <w:left w:type="dxa" w:w="100"/>
-              <w:bottom w:type="dxa" w:w="52"/>
-              <w:right w:type="dxa" w:w="100"/>
-            </w:tcMar>
-            <w:vAlign w:val="center"/>
-          </w:tcPr>
-          <w:p>
-            <w:pPr>
-              <w:spacing w:after="0" w:line="240" w:lineRule="auto"/>
-              <w:jc w:val="center"/>
-            </w:pPr>
-            <w:r>
-              <w:rPr>
-                <w:rFonts w:ascii="Arial" w:cs="Arial" w:eastAsia="Arial" w:hAnsi="Arial"/>
-                <w:b/>
-                <w:bCs/>
-                <w:i w:val="false"/>
-                <w:iCs w:val="false"/>
-                <w:color w:val="FFFFFF"/>
-                <w:sz w:val="16"/>
-                <w:szCs w:val="16"/>
-              </w:rPr>
-              <w:t xml:space="preserve">Наш лот</w:t>
-            </w:r>
-          </w:p>
-        </w:tc>
-      </w:tr>
-      <w:tr>
-        <w:tc>
-          <w:tcPr>
-            <w:tcW w:type="dxa" w:w="3600"/>
-            <w:tcBorders>
-              <w:top w:val="single" w:color="D9D4CB" w:sz="4"/>
-              <w:left w:val="none" w:color="auto" w:sz="0"/>
-              <w:bottom w:val="single" w:color="D9D4CB" w:sz="4"/>
-              <w:right w:val="none" w:color="auto" w:sz="0"/>
-            </w:tcBorders>
-            <w:tcMar>
-              <w:top w:type="dxa" w:w="52"/>
-              <w:left w:type="dxa" w:w="100"/>
-              <w:bottom w:type="dxa" w:w="52"/>
-              <w:right w:type="dxa" w:w="100"/>
-            </w:tcMar>
-            <w:vAlign w:val="center"/>
-          </w:tcPr>
-          <w:p>
-            <w:pPr>
-              <w:spacing w:after="0" w:line="240" w:lineRule="auto"/>
-              <w:jc w:val="left"/>
-            </w:pPr>
-            <w:r>
-              <w:rPr>
-                <w:rFonts w:ascii="Arial" w:cs="Arial" w:eastAsia="Arial" w:hAnsi="Arial"/>
-                <w:b/>
-                <w:bCs/>
-                <w:i w:val="false"/>
-                <w:iCs w:val="false"/>
-                <w:color w:val="2A2E38"/>
-                <w:sz w:val="17"/>
-                <w:szCs w:val="17"/>
-              </w:rPr>
-              <w:t xml:space="preserve">Кто продаёт</w:t>
-            </w:r>
-          </w:p>
-        </w:tc>
-        <w:tc>
-          <w:tcPr>
-            <w:tcW w:type="dxa" w:w="3200"/>
-            <w:tcBorders>
-              <w:top w:val="single" w:color="D9D4CB" w:sz="4"/>
-              <w:left w:val="none" w:color="auto" w:sz="0"/>
-              <w:bottom w:val="single" w:color="D9D4CB" w:sz="4"/>
-              <w:right w:val="none" w:color="auto" w:sz="0"/>
-            </w:tcBorders>
-            <w:tcMar>
-              <w:top w:type="dxa" w:w="52"/>
-              <w:left w:type="dxa" w:w="100"/>
-              <w:bottom w:type="dxa" w:w="52"/>
-              <w:right w:type="dxa" w:w="100"/>
-            </w:tcMar>
-            <w:vAlign w:val="center"/>
-          </w:tcPr>
-          <w:p>
-            <w:pPr>
-              <w:spacing w:after="0" w:line="240" w:lineRule="auto"/>
-              <w:jc w:val="left"/>
-            </w:pPr>
-            <w:r>
-              <w:rPr>
-                <w:rFonts w:ascii="Arial" w:cs="Arial" w:eastAsia="Arial" w:hAnsi="Arial"/>
-                <w:b w:val="false"/>
-                <w:bCs w:val="false"/>
-                <w:i w:val="false"/>
-                <w:iCs w:val="false"/>
-                <w:color w:val="2A2E38"/>
-                <w:sz w:val="17"/>
-                <w:szCs w:val="17"/>
-              </w:rPr>
-              <w:t xml:space="preserve">11 из 12 — агентства и частные агенты</w:t>
-            </w:r>
-          </w:p>
-        </w:tc>
-        <w:tc>
-          <w:tcPr>
-            <w:tcW w:type="dxa" w:w="2838"/>
-            <w:tcBorders>
-              <w:top w:val="single" w:color="D9D4CB" w:sz="4"/>
-              <w:left w:val="none" w:color="auto" w:sz="0"/>
-              <w:bottom w:val="single" w:color="D9D4CB" w:sz="4"/>
-              <w:right w:val="none" w:color="auto" w:sz="0"/>
-            </w:tcBorders>
-            <w:tcMar>
-              <w:top w:type="dxa" w:w="52"/>
-              <w:left w:type="dxa" w:w="100"/>
-              <w:bottom w:type="dxa" w:w="52"/>
-              <w:right w:type="dxa" w:w="100"/>
-            </w:tcMar>
-            <w:vAlign w:val="center"/>
-          </w:tcPr>
-          <w:p>
-            <w:pPr>
-              <w:spacing w:after="0" w:line="240" w:lineRule="auto"/>
-              <w:jc w:val="left"/>
-            </w:pPr>
-            <w:r>
-              <w:rPr>
-                <w:rFonts w:ascii="Arial" w:cs="Arial" w:eastAsia="Arial" w:hAnsi="Arial"/>
-                <w:b w:val="false"/>
-                <w:bCs w:val="false"/>
-                <w:i w:val="false"/>
-                <w:iCs w:val="false"/>
-                <w:color w:val="2A2E38"/>
-                <w:sz w:val="17"/>
-                <w:szCs w:val="17"/>
-              </w:rPr>
-              <w:t xml:space="preserve">карточка Циан: «Застройщик», Capital Group</w:t>
-            </w:r>
-          </w:p>
-        </w:tc>
-      </w:tr>
-      <w:tr>
-        <w:tc>
-          <w:tcPr>
-            <w:tcW w:type="dxa" w:w="3600"/>
-            <w:tcBorders>
-              <w:top w:val="single" w:color="D9D4CB" w:sz="4"/>
-              <w:left w:val="none" w:color="auto" w:sz="0"/>
-              <w:bottom w:val="single" w:color="D9D4CB" w:sz="4"/>
-              <w:right w:val="none" w:color="auto" w:sz="0"/>
-            </w:tcBorders>
-            <w:shd w:fill="FBFAF8" w:color="auto" w:val="clear"/>
-            <w:tcMar>
-              <w:top w:type="dxa" w:w="52"/>
-              <w:left w:type="dxa" w:w="100"/>
-              <w:bottom w:type="dxa" w:w="52"/>
-              <w:right w:type="dxa" w:w="100"/>
-            </w:tcMar>
-            <w:vAlign w:val="center"/>
-          </w:tcPr>
-          <w:p>
-            <w:pPr>
-              <w:spacing w:after="0" w:line="240" w:lineRule="auto"/>
-              <w:jc w:val="left"/>
-            </w:pPr>
-            <w:r>
-              <w:rPr>
-                <w:rFonts w:ascii="Arial" w:cs="Arial" w:eastAsia="Arial" w:hAnsi="Arial"/>
-                <w:b/>
-                <w:bCs/>
-                <w:i w:val="false"/>
-                <w:iCs w:val="false"/>
-                <w:color w:val="2A2E38"/>
-                <w:sz w:val="17"/>
-                <w:szCs w:val="17"/>
-              </w:rPr>
-              <w:t xml:space="preserve">Продают сами собственники</w:t>
-            </w:r>
-          </w:p>
-        </w:tc>
-        <w:tc>
-          <w:tcPr>
-            <w:tcW w:type="dxa" w:w="3200"/>
-            <w:tcBorders>
-              <w:top w:val="single" w:color="D9D4CB" w:sz="4"/>
-              <w:left w:val="none" w:color="auto" w:sz="0"/>
-              <w:bottom w:val="single" w:color="D9D4CB" w:sz="4"/>
-              <w:right w:val="none" w:color="auto" w:sz="0"/>
-            </w:tcBorders>
-            <w:shd w:fill="FBFAF8" w:color="auto" w:val="clear"/>
-            <w:tcMar>
-              <w:top w:type="dxa" w:w="52"/>
-              <w:left w:type="dxa" w:w="100"/>
-              <w:bottom w:type="dxa" w:w="52"/>
-              <w:right w:type="dxa" w:w="100"/>
-            </w:tcMar>
-            <w:vAlign w:val="center"/>
-          </w:tcPr>
-          <w:p>
-            <w:pPr>
-              <w:spacing w:after="0" w:line="240" w:lineRule="auto"/>
-              <w:jc w:val="left"/>
-            </w:pPr>
-            <w:r>
-              <w:rPr>
-                <w:rFonts w:ascii="Arial" w:cs="Arial" w:eastAsia="Arial" w:hAnsi="Arial"/>
-                <w:b w:val="false"/>
-                <w:bCs w:val="false"/>
-                <w:i w:val="false"/>
-                <w:iCs w:val="false"/>
-                <w:color w:val="2A2E38"/>
-                <w:sz w:val="17"/>
-                <w:szCs w:val="17"/>
-              </w:rPr>
-              <w:t xml:space="preserve">0 из 12</w:t>
-            </w:r>
-          </w:p>
-        </w:tc>
-        <w:tc>
-          <w:tcPr>
-            <w:tcW w:type="dxa" w:w="2838"/>
-            <w:tcBorders>
-              <w:top w:val="single" w:color="D9D4CB" w:sz="4"/>
-              <w:left w:val="none" w:color="auto" w:sz="0"/>
-              <w:bottom w:val="single" w:color="D9D4CB" w:sz="4"/>
-              <w:right w:val="none" w:color="auto" w:sz="0"/>
-            </w:tcBorders>
-            <w:shd w:fill="FBFAF8" w:color="auto" w:val="clear"/>
-            <w:tcMar>
-              <w:top w:type="dxa" w:w="52"/>
-              <w:left w:type="dxa" w:w="100"/>
-              <w:bottom w:type="dxa" w:w="52"/>
-              <w:right w:type="dxa" w:w="100"/>
-            </w:tcMar>
-            <w:vAlign w:val="center"/>
-          </w:tcPr>
-          <w:p>
-            <w:pPr>
-              <w:spacing w:after="0" w:line="240" w:lineRule="auto"/>
-              <w:jc w:val="left"/>
-            </w:pPr>
-            <w:r>
-              <w:rPr>
-                <w:rFonts w:ascii="Arial" w:cs="Arial" w:eastAsia="Arial" w:hAnsi="Arial"/>
-                <w:b w:val="false"/>
-                <w:bCs w:val="false"/>
-                <w:i w:val="false"/>
-                <w:iCs w:val="false"/>
-                <w:color w:val="2A2E38"/>
-                <w:sz w:val="17"/>
-                <w:szCs w:val="17"/>
-              </w:rPr>
-              <w:t xml:space="preserve">нет</w:t>
-            </w:r>
-          </w:p>
-        </w:tc>
-      </w:tr>
-      <w:tr>
-        <w:tc>
-          <w:tcPr>
-            <w:tcW w:type="dxa" w:w="3600"/>
-            <w:tcBorders>
-              <w:top w:val="single" w:color="D9D4CB" w:sz="4"/>
-              <w:left w:val="none" w:color="auto" w:sz="0"/>
-              <w:bottom w:val="single" w:color="D9D4CB" w:sz="4"/>
-              <w:right w:val="none" w:color="auto" w:sz="0"/>
-            </w:tcBorders>
-            <w:tcMar>
-              <w:top w:type="dxa" w:w="52"/>
-              <w:left w:type="dxa" w:w="100"/>
-              <w:bottom w:type="dxa" w:w="52"/>
-              <w:right w:type="dxa" w:w="100"/>
-            </w:tcMar>
-            <w:vAlign w:val="center"/>
-          </w:tcPr>
-          <w:p>
-            <w:pPr>
-              <w:spacing w:after="0" w:line="240" w:lineRule="auto"/>
-              <w:jc w:val="left"/>
-            </w:pPr>
-            <w:r>
-              <w:rPr>
-                <w:rFonts w:ascii="Arial" w:cs="Arial" w:eastAsia="Arial" w:hAnsi="Arial"/>
-                <w:b/>
-                <w:bCs/>
-                <w:i w:val="false"/>
-                <w:iCs w:val="false"/>
-                <w:color w:val="2A2E38"/>
-                <w:sz w:val="17"/>
-                <w:szCs w:val="17"/>
-              </w:rPr>
-              <w:t xml:space="preserve">Разных агентов на выборку</w:t>
-            </w:r>
-          </w:p>
-        </w:tc>
-        <w:tc>
-          <w:tcPr>
-            <w:tcW w:type="dxa" w:w="3200"/>
-            <w:tcBorders>
-              <w:top w:val="single" w:color="D9D4CB" w:sz="4"/>
-              <w:left w:val="none" w:color="auto" w:sz="0"/>
-              <w:bottom w:val="single" w:color="D9D4CB" w:sz="4"/>
-              <w:right w:val="none" w:color="auto" w:sz="0"/>
-            </w:tcBorders>
-            <w:tcMar>
-              <w:top w:type="dxa" w:w="52"/>
-              <w:left w:type="dxa" w:w="100"/>
-              <w:bottom w:type="dxa" w:w="52"/>
-              <w:right w:type="dxa" w:w="100"/>
-            </w:tcMar>
-            <w:vAlign w:val="center"/>
-          </w:tcPr>
-          <w:p>
-            <w:pPr>
-              <w:spacing w:after="0" w:line="240" w:lineRule="auto"/>
-              <w:jc w:val="left"/>
-            </w:pPr>
-            <w:r>
-              <w:rPr>
-                <w:rFonts w:ascii="Arial" w:cs="Arial" w:eastAsia="Arial" w:hAnsi="Arial"/>
-                <w:b w:val="false"/>
-                <w:bCs w:val="false"/>
-                <w:i w:val="false"/>
-                <w:iCs w:val="false"/>
-                <w:color w:val="2A2E38"/>
-                <w:sz w:val="17"/>
-                <w:szCs w:val="17"/>
-              </w:rPr>
-              <w:t xml:space="preserve">11 на 12 объявлений</w:t>
-            </w:r>
-          </w:p>
-        </w:tc>
-        <w:tc>
-          <w:tcPr>
-            <w:tcW w:type="dxa" w:w="2838"/>
-            <w:tcBorders>
-              <w:top w:val="single" w:color="D9D4CB" w:sz="4"/>
-              <w:left w:val="none" w:color="auto" w:sz="0"/>
-              <w:bottom w:val="single" w:color="D9D4CB" w:sz="4"/>
-              <w:right w:val="none" w:color="auto" w:sz="0"/>
-            </w:tcBorders>
-            <w:tcMar>
-              <w:top w:type="dxa" w:w="52"/>
-              <w:left w:type="dxa" w:w="100"/>
-              <w:bottom w:type="dxa" w:w="52"/>
-              <w:right w:type="dxa" w:w="100"/>
-            </w:tcMar>
-            <w:vAlign w:val="center"/>
-          </w:tcPr>
-          <w:p>
-            <w:pPr>
-              <w:spacing w:after="0" w:line="240" w:lineRule="auto"/>
-              <w:jc w:val="left"/>
-            </w:pPr>
-            <w:r>
-              <w:rPr>
-                <w:rFonts w:ascii="Arial" w:cs="Arial" w:eastAsia="Arial" w:hAnsi="Arial"/>
-                <w:b w:val="false"/>
-                <w:bCs w:val="false"/>
-                <w:i w:val="false"/>
-                <w:iCs w:val="false"/>
-                <w:color w:val="2A2E38"/>
-                <w:sz w:val="17"/>
-                <w:szCs w:val="17"/>
-              </w:rPr>
-              <w:t xml:space="preserve">1</w:t>
-            </w:r>
-          </w:p>
-        </w:tc>
-      </w:tr>
-      <w:tr>
-        <w:tc>
-          <w:tcPr>
-            <w:tcW w:type="dxa" w:w="3600"/>
-            <w:tcBorders>
-              <w:top w:val="single" w:color="D9D4CB" w:sz="4"/>
-              <w:left w:val="none" w:color="auto" w:sz="0"/>
-              <w:bottom w:val="single" w:color="D9D4CB" w:sz="4"/>
-              <w:right w:val="none" w:color="auto" w:sz="0"/>
-            </w:tcBorders>
-            <w:shd w:fill="FBFAF8" w:color="auto" w:val="clear"/>
-            <w:tcMar>
-              <w:top w:type="dxa" w:w="52"/>
-              <w:left w:type="dxa" w:w="100"/>
-              <w:bottom w:type="dxa" w:w="52"/>
-              <w:right w:type="dxa" w:w="100"/>
-            </w:tcMar>
-            <w:vAlign w:val="center"/>
-          </w:tcPr>
-          <w:p>
-            <w:pPr>
-              <w:spacing w:after="0" w:line="240" w:lineRule="auto"/>
-              <w:jc w:val="left"/>
-            </w:pPr>
-            <w:r>
-              <w:rPr>
-                <w:rFonts w:ascii="Arial" w:cs="Arial" w:eastAsia="Arial" w:hAnsi="Arial"/>
-                <w:b/>
-                <w:bCs/>
-                <w:i w:val="false"/>
-                <w:iCs w:val="false"/>
-                <w:color w:val="2A2E38"/>
-                <w:sz w:val="17"/>
-                <w:szCs w:val="17"/>
-              </w:rPr>
-              <w:t xml:space="preserve">Одна квартира — два объявления</w:t>
-            </w:r>
-          </w:p>
-        </w:tc>
-        <w:tc>
-          <w:tcPr>
-            <w:tcW w:type="dxa" w:w="3200"/>
-            <w:tcBorders>
-              <w:top w:val="single" w:color="D9D4CB" w:sz="4"/>
-              <w:left w:val="none" w:color="auto" w:sz="0"/>
-              <w:bottom w:val="single" w:color="D9D4CB" w:sz="4"/>
-              <w:right w:val="none" w:color="auto" w:sz="0"/>
-            </w:tcBorders>
-            <w:shd w:fill="FBFAF8" w:color="auto" w:val="clear"/>
-            <w:tcMar>
-              <w:top w:type="dxa" w:w="52"/>
-              <w:left w:type="dxa" w:w="100"/>
-              <w:bottom w:type="dxa" w:w="52"/>
-              <w:right w:type="dxa" w:w="100"/>
-            </w:tcMar>
-            <w:vAlign w:val="center"/>
-          </w:tcPr>
-          <w:p>
-            <w:pPr>
-              <w:spacing w:after="0" w:line="240" w:lineRule="auto"/>
-              <w:jc w:val="left"/>
-            </w:pPr>
-            <w:r>
-              <w:rPr>
-                <w:rFonts w:ascii="Arial" w:cs="Arial" w:eastAsia="Arial" w:hAnsi="Arial"/>
-                <w:b w:val="false"/>
-                <w:bCs w:val="false"/>
-                <w:i w:val="false"/>
-                <w:iCs w:val="false"/>
-                <w:color w:val="2A2E38"/>
-                <w:sz w:val="17"/>
-                <w:szCs w:val="17"/>
-              </w:rPr>
-              <w:t xml:space="preserve">2 из 10 квартир</w:t>
-            </w:r>
-          </w:p>
-        </w:tc>
-        <w:tc>
-          <w:tcPr>
-            <w:tcW w:type="dxa" w:w="2838"/>
-            <w:tcBorders>
-              <w:top w:val="single" w:color="D9D4CB" w:sz="4"/>
-              <w:left w:val="none" w:color="auto" w:sz="0"/>
-              <w:bottom w:val="single" w:color="D9D4CB" w:sz="4"/>
-              <w:right w:val="none" w:color="auto" w:sz="0"/>
-            </w:tcBorders>
-            <w:shd w:fill="FBFAF8" w:color="auto" w:val="clear"/>
-            <w:tcMar>
-              <w:top w:type="dxa" w:w="52"/>
-              <w:left w:type="dxa" w:w="100"/>
-              <w:bottom w:type="dxa" w:w="52"/>
-              <w:right w:type="dxa" w:w="100"/>
-            </w:tcMar>
-            <w:vAlign w:val="center"/>
-          </w:tcPr>
-          <w:p>
-            <w:pPr>
-              <w:spacing w:after="0" w:line="240" w:lineRule="auto"/>
-              <w:jc w:val="left"/>
-            </w:pPr>
-            <w:r>
-              <w:rPr>
-                <w:rFonts w:ascii="Arial" w:cs="Arial" w:eastAsia="Arial" w:hAnsi="Arial"/>
-                <w:b w:val="false"/>
-                <w:bCs w:val="false"/>
-                <w:i w:val="false"/>
-                <w:iCs w:val="false"/>
-                <w:color w:val="2A2E38"/>
-                <w:sz w:val="17"/>
-                <w:szCs w:val="17"/>
-              </w:rPr>
-              <w:t xml:space="preserve">нет</w:t>
-            </w:r>
-          </w:p>
-        </w:tc>
-      </w:tr>
-      <w:tr>
-        <w:tc>
-          <w:tcPr>
-            <w:tcW w:type="dxa" w:w="3600"/>
-            <w:tcBorders>
-              <w:top w:val="single" w:color="D9D4CB" w:sz="4"/>
-              <w:left w:val="none" w:color="auto" w:sz="0"/>
-              <w:bottom w:val="single" w:color="D9D4CB" w:sz="4"/>
-              <w:right w:val="none" w:color="auto" w:sz="0"/>
-            </w:tcBorders>
-            <w:tcMar>
-              <w:top w:type="dxa" w:w="52"/>
-              <w:left w:type="dxa" w:w="100"/>
-              <w:bottom w:type="dxa" w:w="52"/>
-              <w:right w:type="dxa" w:w="100"/>
-            </w:tcMar>
-            <w:vAlign w:val="center"/>
-          </w:tcPr>
-          <w:p>
-            <w:pPr>
-              <w:spacing w:after="0" w:line="240" w:lineRule="auto"/>
-              <w:jc w:val="left"/>
-            </w:pPr>
-            <w:r>
-              <w:rPr>
-                <w:rFonts w:ascii="Arial" w:cs="Arial" w:eastAsia="Arial" w:hAnsi="Arial"/>
-                <w:b/>
-                <w:bCs/>
-                <w:i w:val="false"/>
-                <w:iCs w:val="false"/>
-                <w:color w:val="2A2E38"/>
-                <w:sz w:val="17"/>
-                <w:szCs w:val="17"/>
-              </w:rPr>
-              <w:t xml:space="preserve">Длина описания</w:t>
-            </w:r>
-          </w:p>
-        </w:tc>
-        <w:tc>
-          <w:tcPr>
-            <w:tcW w:type="dxa" w:w="3200"/>
-            <w:tcBorders>
-              <w:top w:val="single" w:color="D9D4CB" w:sz="4"/>
-              <w:left w:val="none" w:color="auto" w:sz="0"/>
-              <w:bottom w:val="single" w:color="D9D4CB" w:sz="4"/>
-              <w:right w:val="none" w:color="auto" w:sz="0"/>
-            </w:tcBorders>
-            <w:tcMar>
-              <w:top w:type="dxa" w:w="52"/>
-              <w:left w:type="dxa" w:w="100"/>
-              <w:bottom w:type="dxa" w:w="52"/>
-              <w:right w:type="dxa" w:w="100"/>
-            </w:tcMar>
-            <w:vAlign w:val="center"/>
-          </w:tcPr>
-          <w:p>
-            <w:pPr>
-              <w:spacing w:after="0" w:line="240" w:lineRule="auto"/>
-              <w:jc w:val="left"/>
-            </w:pPr>
-            <w:r>
-              <w:rPr>
-                <w:rFonts w:ascii="Arial" w:cs="Arial" w:eastAsia="Arial" w:hAnsi="Arial"/>
-                <w:b w:val="false"/>
-                <w:bCs w:val="false"/>
-                <w:i w:val="false"/>
-                <w:iCs w:val="false"/>
-                <w:color w:val="2A2E38"/>
-                <w:sz w:val="17"/>
-                <w:szCs w:val="17"/>
-              </w:rPr>
-              <w:t xml:space="preserve">12 из 12 упираются в лимит Циан 600 знаков</w:t>
-            </w:r>
-          </w:p>
-        </w:tc>
-        <w:tc>
-          <w:tcPr>
-            <w:tcW w:type="dxa" w:w="2838"/>
-            <w:tcBorders>
-              <w:top w:val="single" w:color="D9D4CB" w:sz="4"/>
-              <w:left w:val="none" w:color="auto" w:sz="0"/>
-              <w:bottom w:val="single" w:color="D9D4CB" w:sz="4"/>
-              <w:right w:val="none" w:color="auto" w:sz="0"/>
-            </w:tcBorders>
-            <w:tcMar>
-              <w:top w:type="dxa" w:w="52"/>
-              <w:left w:type="dxa" w:w="100"/>
-              <w:bottom w:type="dxa" w:w="52"/>
-              <w:right w:type="dxa" w:w="100"/>
-            </w:tcMar>
-            <w:vAlign w:val="center"/>
-          </w:tcPr>
-          <w:p>
-            <w:pPr>
-              <w:spacing w:after="0" w:line="240" w:lineRule="auto"/>
-              <w:jc w:val="left"/>
-            </w:pPr>
-            <w:r>
-              <w:rPr>
-                <w:rFonts w:ascii="Arial" w:cs="Arial" w:eastAsia="Arial" w:hAnsi="Arial"/>
-                <w:b w:val="false"/>
-                <w:bCs w:val="false"/>
-                <w:i w:val="false"/>
-                <w:iCs w:val="false"/>
-                <w:color w:val="2A2E38"/>
-                <w:sz w:val="17"/>
-                <w:szCs w:val="17"/>
-              </w:rPr>
-              <w:t xml:space="preserve">600 знаков — тоже лимит</w:t>
-            </w:r>
-          </w:p>
-        </w:tc>
-      </w:tr>
-      <w:tr>
-        <w:tc>
-          <w:tcPr>
-            <w:tcW w:type="dxa" w:w="3600"/>
-            <w:tcBorders>
-              <w:top w:val="single" w:color="D9D4CB" w:sz="4"/>
-              <w:left w:val="none" w:color="auto" w:sz="0"/>
-              <w:bottom w:val="single" w:color="D9D4CB" w:sz="4"/>
-              <w:right w:val="none" w:color="auto" w:sz="0"/>
-            </w:tcBorders>
-            <w:shd w:fill="FBFAF8" w:color="auto" w:val="clear"/>
-            <w:tcMar>
-              <w:top w:type="dxa" w:w="52"/>
-              <w:left w:type="dxa" w:w="100"/>
-              <w:bottom w:type="dxa" w:w="52"/>
-              <w:right w:type="dxa" w:w="100"/>
-            </w:tcMar>
-            <w:vAlign w:val="center"/>
-          </w:tcPr>
-          <w:p>
-            <w:pPr>
-              <w:spacing w:after="0" w:line="240" w:lineRule="auto"/>
-              <w:jc w:val="left"/>
-            </w:pPr>
-            <w:r>
-              <w:rPr>
-                <w:rFonts w:ascii="Arial" w:cs="Arial" w:eastAsia="Arial" w:hAnsi="Arial"/>
-                <w:b/>
-                <w:bCs/>
-                <w:i w:val="false"/>
-                <w:iCs w:val="false"/>
-                <w:color w:val="2A2E38"/>
-                <w:sz w:val="17"/>
-                <w:szCs w:val="17"/>
-              </w:rPr>
-              <w:t xml:space="preserve">Пишут «вид на Кремль»</w:t>
-            </w:r>
-          </w:p>
-        </w:tc>
-        <w:tc>
-          <w:tcPr>
-            <w:tcW w:type="dxa" w:w="3200"/>
-            <w:tcBorders>
-              <w:top w:val="single" w:color="D9D4CB" w:sz="4"/>
-              <w:left w:val="none" w:color="auto" w:sz="0"/>
-              <w:bottom w:val="single" w:color="D9D4CB" w:sz="4"/>
-              <w:right w:val="none" w:color="auto" w:sz="0"/>
-            </w:tcBorders>
-            <w:shd w:fill="FBFAF8" w:color="auto" w:val="clear"/>
-            <w:tcMar>
-              <w:top w:type="dxa" w:w="52"/>
-              <w:left w:type="dxa" w:w="100"/>
-              <w:bottom w:type="dxa" w:w="52"/>
-              <w:right w:type="dxa" w:w="100"/>
-            </w:tcMar>
-            <w:vAlign w:val="center"/>
-          </w:tcPr>
-          <w:p>
-            <w:pPr>
-              <w:spacing w:after="0" w:line="240" w:lineRule="auto"/>
-              <w:jc w:val="left"/>
-            </w:pPr>
-            <w:r>
-              <w:rPr>
-                <w:rFonts w:ascii="Arial" w:cs="Arial" w:eastAsia="Arial" w:hAnsi="Arial"/>
-                <w:b w:val="false"/>
-                <w:bCs w:val="false"/>
-                <w:i w:val="false"/>
-                <w:iCs w:val="false"/>
-                <w:color w:val="2A2E38"/>
-                <w:sz w:val="17"/>
-                <w:szCs w:val="17"/>
-              </w:rPr>
-              <w:t xml:space="preserve">0 из 12</w:t>
-            </w:r>
-          </w:p>
-        </w:tc>
-        <w:tc>
-          <w:tcPr>
-            <w:tcW w:type="dxa" w:w="2838"/>
-            <w:tcBorders>
-              <w:top w:val="single" w:color="D9D4CB" w:sz="4"/>
-              <w:left w:val="none" w:color="auto" w:sz="0"/>
-              <w:bottom w:val="single" w:color="D9D4CB" w:sz="4"/>
-              <w:right w:val="none" w:color="auto" w:sz="0"/>
-            </w:tcBorders>
-            <w:shd w:fill="FBFAF8" w:color="auto" w:val="clear"/>
-            <w:tcMar>
-              <w:top w:type="dxa" w:w="52"/>
-              <w:left w:type="dxa" w:w="100"/>
-              <w:bottom w:type="dxa" w:w="52"/>
-              <w:right w:type="dxa" w:w="100"/>
-            </w:tcMar>
-            <w:vAlign w:val="center"/>
-          </w:tcPr>
-          <w:p>
-            <w:pPr>
-              <w:spacing w:after="0" w:line="240" w:lineRule="auto"/>
-              <w:jc w:val="left"/>
-            </w:pPr>
-            <w:r>
-              <w:rPr>
-                <w:rFonts w:ascii="Arial" w:cs="Arial" w:eastAsia="Arial" w:hAnsi="Arial"/>
-                <w:b w:val="false"/>
-                <w:bCs w:val="false"/>
-                <w:i w:val="false"/>
-                <w:iCs w:val="false"/>
-                <w:color w:val="2A2E38"/>
-                <w:sz w:val="17"/>
-                <w:szCs w:val="17"/>
-              </w:rPr>
-              <w:t xml:space="preserve">нет</w:t>
-            </w:r>
-          </w:p>
-        </w:tc>
-      </w:tr>
-      <w:tr>
-        <w:tc>
-          <w:tcPr>
-            <w:tcW w:type="dxa" w:w="3600"/>
-            <w:tcBorders>
-              <w:top w:val="single" w:color="D9D4CB" w:sz="4"/>
-              <w:left w:val="none" w:color="auto" w:sz="0"/>
-              <w:bottom w:val="single" w:color="D9D4CB" w:sz="4"/>
-              <w:right w:val="none" w:color="auto" w:sz="0"/>
-            </w:tcBorders>
-            <w:tcMar>
-              <w:top w:type="dxa" w:w="52"/>
-              <w:left w:type="dxa" w:w="100"/>
-              <w:bottom w:type="dxa" w:w="52"/>
-              <w:right w:type="dxa" w:w="100"/>
-            </w:tcMar>
-            <w:vAlign w:val="center"/>
-          </w:tcPr>
-          <w:p>
-            <w:pPr>
-              <w:spacing w:after="0" w:line="240" w:lineRule="auto"/>
-              <w:jc w:val="left"/>
-            </w:pPr>
-            <w:r>
-              <w:rPr>
-                <w:rFonts w:ascii="Arial" w:cs="Arial" w:eastAsia="Arial" w:hAnsi="Arial"/>
-                <w:b/>
-                <w:bCs/>
-                <w:i w:val="false"/>
-                <w:iCs w:val="false"/>
-                <w:color w:val="2A2E38"/>
-                <w:sz w:val="17"/>
-                <w:szCs w:val="17"/>
-              </w:rPr>
-              <w:t xml:space="preserve">Пишут про консьержа или паркинг</w:t>
-            </w:r>
-          </w:p>
-        </w:tc>
-        <w:tc>
-          <w:tcPr>
-            <w:tcW w:type="dxa" w:w="3200"/>
-            <w:tcBorders>
-              <w:top w:val="single" w:color="D9D4CB" w:sz="4"/>
-              <w:left w:val="none" w:color="auto" w:sz="0"/>
-              <w:bottom w:val="single" w:color="D9D4CB" w:sz="4"/>
-              <w:right w:val="none" w:color="auto" w:sz="0"/>
-            </w:tcBorders>
-            <w:tcMar>
-              <w:top w:type="dxa" w:w="52"/>
-              <w:left w:type="dxa" w:w="100"/>
-              <w:bottom w:type="dxa" w:w="52"/>
-              <w:right w:type="dxa" w:w="100"/>
-            </w:tcMar>
-            <w:vAlign w:val="center"/>
-          </w:tcPr>
-          <w:p>
-            <w:pPr>
-              <w:spacing w:after="0" w:line="240" w:lineRule="auto"/>
-              <w:jc w:val="left"/>
-            </w:pPr>
-            <w:r>
-              <w:rPr>
-                <w:rFonts w:ascii="Arial" w:cs="Arial" w:eastAsia="Arial" w:hAnsi="Arial"/>
-                <w:b w:val="false"/>
-                <w:bCs w:val="false"/>
-                <w:i w:val="false"/>
-                <w:iCs w:val="false"/>
-                <w:color w:val="2A2E38"/>
-                <w:sz w:val="17"/>
-                <w:szCs w:val="17"/>
-              </w:rPr>
-              <w:t xml:space="preserve">0 из 12</w:t>
-            </w:r>
-          </w:p>
-        </w:tc>
-        <w:tc>
-          <w:tcPr>
-            <w:tcW w:type="dxa" w:w="2838"/>
-            <w:tcBorders>
-              <w:top w:val="single" w:color="D9D4CB" w:sz="4"/>
-              <w:left w:val="none" w:color="auto" w:sz="0"/>
-              <w:bottom w:val="single" w:color="D9D4CB" w:sz="4"/>
-              <w:right w:val="none" w:color="auto" w:sz="0"/>
-            </w:tcBorders>
-            <w:tcMar>
-              <w:top w:type="dxa" w:w="52"/>
-              <w:left w:type="dxa" w:w="100"/>
-              <w:bottom w:type="dxa" w:w="52"/>
-              <w:right w:type="dxa" w:w="100"/>
-            </w:tcMar>
-            <w:vAlign w:val="center"/>
-          </w:tcPr>
-          <w:p>
-            <w:pPr>
-              <w:spacing w:after="0" w:line="240" w:lineRule="auto"/>
-              <w:jc w:val="left"/>
-            </w:pPr>
-            <w:r>
-              <w:rPr>
-                <w:rFonts w:ascii="Arial" w:cs="Arial" w:eastAsia="Arial" w:hAnsi="Arial"/>
-                <w:b w:val="false"/>
-                <w:bCs w:val="false"/>
-                <w:i w:val="false"/>
-                <w:iCs w:val="false"/>
-                <w:color w:val="2A2E38"/>
-                <w:sz w:val="17"/>
-                <w:szCs w:val="17"/>
-              </w:rPr>
-              <w:t xml:space="preserve">нет</w:t>
-            </w:r>
-          </w:p>
-        </w:tc>
-      </w:tr>
-      <w:tr>
-        <w:tc>
-          <w:tcPr>
-            <w:tcW w:type="dxa" w:w="3600"/>
-            <w:tcBorders>
-              <w:top w:val="single" w:color="D9D4CB" w:sz="4"/>
-              <w:left w:val="none" w:color="auto" w:sz="0"/>
-              <w:bottom w:val="single" w:color="D9D4CB" w:sz="4"/>
-              <w:right w:val="none" w:color="auto" w:sz="0"/>
-            </w:tcBorders>
-            <w:shd w:fill="FBFAF8" w:color="auto" w:val="clear"/>
-            <w:tcMar>
-              <w:top w:type="dxa" w:w="52"/>
-              <w:left w:type="dxa" w:w="100"/>
-              <w:bottom w:type="dxa" w:w="52"/>
-              <w:right w:type="dxa" w:w="100"/>
-            </w:tcMar>
-            <w:vAlign w:val="center"/>
-          </w:tcPr>
-          <w:p>
-            <w:pPr>
-              <w:spacing w:after="0" w:line="240" w:lineRule="auto"/>
-              <w:jc w:val="left"/>
-            </w:pPr>
-            <w:r>
-              <w:rPr>
-                <w:rFonts w:ascii="Arial" w:cs="Arial" w:eastAsia="Arial" w:hAnsi="Arial"/>
-                <w:b/>
-                <w:bCs/>
-                <w:i w:val="false"/>
-                <w:iCs w:val="false"/>
-                <w:color w:val="2A2E38"/>
-                <w:sz w:val="17"/>
-                <w:szCs w:val="17"/>
-              </w:rPr>
-              <w:t xml:space="preserve">Называют бюро или архитектора</w:t>
-            </w:r>
-          </w:p>
-        </w:tc>
-        <w:tc>
-          <w:tcPr>
-            <w:tcW w:type="dxa" w:w="3200"/>
-            <w:tcBorders>
-              <w:top w:val="single" w:color="D9D4CB" w:sz="4"/>
-              <w:left w:val="none" w:color="auto" w:sz="0"/>
-              <w:bottom w:val="single" w:color="D9D4CB" w:sz="4"/>
-              <w:right w:val="none" w:color="auto" w:sz="0"/>
-            </w:tcBorders>
-            <w:shd w:fill="FBFAF8" w:color="auto" w:val="clear"/>
-            <w:tcMar>
-              <w:top w:type="dxa" w:w="52"/>
-              <w:left w:type="dxa" w:w="100"/>
-              <w:bottom w:type="dxa" w:w="52"/>
-              <w:right w:type="dxa" w:w="100"/>
-            </w:tcMar>
-            <w:vAlign w:val="center"/>
-          </w:tcPr>
-          <w:p>
-            <w:pPr>
-              <w:spacing w:after="0" w:line="240" w:lineRule="auto"/>
-              <w:jc w:val="left"/>
-            </w:pPr>
-            <w:r>
-              <w:rPr>
-                <w:rFonts w:ascii="Arial" w:cs="Arial" w:eastAsia="Arial" w:hAnsi="Arial"/>
-                <w:b w:val="false"/>
-                <w:bCs w:val="false"/>
-                <w:i w:val="false"/>
-                <w:iCs w:val="false"/>
-                <w:color w:val="2A2E38"/>
-                <w:sz w:val="17"/>
-                <w:szCs w:val="17"/>
-              </w:rPr>
-              <w:t xml:space="preserve">4 из 12</w:t>
-            </w:r>
-          </w:p>
-        </w:tc>
-        <w:tc>
-          <w:tcPr>
-            <w:tcW w:type="dxa" w:w="2838"/>
-            <w:tcBorders>
-              <w:top w:val="single" w:color="D9D4CB" w:sz="4"/>
-              <w:left w:val="none" w:color="auto" w:sz="0"/>
-              <w:bottom w:val="single" w:color="D9D4CB" w:sz="4"/>
-              <w:right w:val="none" w:color="auto" w:sz="0"/>
-            </w:tcBorders>
-            <w:shd w:fill="FBFAF8" w:color="auto" w:val="clear"/>
-            <w:tcMar>
-              <w:top w:type="dxa" w:w="52"/>
-              <w:left w:type="dxa" w:w="100"/>
-              <w:bottom w:type="dxa" w:w="52"/>
-              <w:right w:type="dxa" w:w="100"/>
-            </w:tcMar>
-            <w:vAlign w:val="center"/>
-          </w:tcPr>
-          <w:p>
-            <w:pPr>
-              <w:spacing w:after="0" w:line="240" w:lineRule="auto"/>
-              <w:jc w:val="left"/>
-            </w:pPr>
-            <w:r>
-              <w:rPr>
-                <w:rFonts w:ascii="Arial" w:cs="Arial" w:eastAsia="Arial" w:hAnsi="Arial"/>
-                <w:b w:val="false"/>
-                <w:bCs w:val="false"/>
-                <w:i w:val="false"/>
-                <w:iCs w:val="false"/>
-                <w:color w:val="2A2E38"/>
-                <w:sz w:val="17"/>
-                <w:szCs w:val="17"/>
-              </w:rPr>
-              <w:t xml:space="preserve">нет</w:t>
-            </w:r>
-          </w:p>
-        </w:tc>
-      </w:tr>
-      <w:tr>
-        <w:tc>
-          <w:tcPr>
-            <w:tcW w:type="dxa" w:w="3600"/>
-            <w:tcBorders>
-              <w:top w:val="single" w:color="D9D4CB" w:sz="4"/>
-              <w:left w:val="none" w:color="auto" w:sz="0"/>
-              <w:bottom w:val="single" w:color="D9D4CB" w:sz="4"/>
-              <w:right w:val="none" w:color="auto" w:sz="0"/>
-            </w:tcBorders>
-            <w:tcMar>
-              <w:top w:type="dxa" w:w="52"/>
-              <w:left w:type="dxa" w:w="100"/>
-              <w:bottom w:type="dxa" w:w="52"/>
-              <w:right w:type="dxa" w:w="100"/>
-            </w:tcMar>
-            <w:vAlign w:val="center"/>
-          </w:tcPr>
-          <w:p>
-            <w:pPr>
-              <w:spacing w:after="0" w:line="240" w:lineRule="auto"/>
-              <w:jc w:val="left"/>
-            </w:pPr>
-            <w:r>
-              <w:rPr>
-                <w:rFonts w:ascii="Arial" w:cs="Arial" w:eastAsia="Arial" w:hAnsi="Arial"/>
-                <w:b/>
-                <w:bCs/>
-                <w:i w:val="false"/>
-                <w:iCs w:val="false"/>
-                <w:color w:val="2A2E38"/>
-                <w:sz w:val="17"/>
-                <w:szCs w:val="17"/>
-              </w:rPr>
-              <w:t xml:space="preserve">Заявляют эксклюзив</w:t>
-            </w:r>
-          </w:p>
-        </w:tc>
-        <w:tc>
-          <w:tcPr>
-            <w:tcW w:type="dxa" w:w="3200"/>
-            <w:tcBorders>
-              <w:top w:val="single" w:color="D9D4CB" w:sz="4"/>
-              <w:left w:val="none" w:color="auto" w:sz="0"/>
-              <w:bottom w:val="single" w:color="D9D4CB" w:sz="4"/>
-              <w:right w:val="none" w:color="auto" w:sz="0"/>
-            </w:tcBorders>
-            <w:tcMar>
-              <w:top w:type="dxa" w:w="52"/>
-              <w:left w:type="dxa" w:w="100"/>
-              <w:bottom w:type="dxa" w:w="52"/>
-              <w:right w:type="dxa" w:w="100"/>
-            </w:tcMar>
-            <w:vAlign w:val="center"/>
-          </w:tcPr>
-          <w:p>
-            <w:pPr>
-              <w:spacing w:after="0" w:line="240" w:lineRule="auto"/>
-              <w:jc w:val="left"/>
-            </w:pPr>
-            <w:r>
-              <w:rPr>
-                <w:rFonts w:ascii="Arial" w:cs="Arial" w:eastAsia="Arial" w:hAnsi="Arial"/>
-                <w:b w:val="false"/>
-                <w:bCs w:val="false"/>
-                <w:i w:val="false"/>
-                <w:iCs w:val="false"/>
-                <w:color w:val="2A2E38"/>
-                <w:sz w:val="17"/>
-                <w:szCs w:val="17"/>
-              </w:rPr>
-              <w:t xml:space="preserve">4 из 12</w:t>
-            </w:r>
-          </w:p>
-        </w:tc>
-        <w:tc>
-          <w:tcPr>
-            <w:tcW w:type="dxa" w:w="2838"/>
-            <w:tcBorders>
-              <w:top w:val="single" w:color="D9D4CB" w:sz="4"/>
-              <w:left w:val="none" w:color="auto" w:sz="0"/>
-              <w:bottom w:val="single" w:color="D9D4CB" w:sz="4"/>
-              <w:right w:val="none" w:color="auto" w:sz="0"/>
-            </w:tcBorders>
-            <w:tcMar>
-              <w:top w:type="dxa" w:w="52"/>
-              <w:left w:type="dxa" w:w="100"/>
-              <w:bottom w:type="dxa" w:w="52"/>
-              <w:right w:type="dxa" w:w="100"/>
-            </w:tcMar>
-            <w:vAlign w:val="center"/>
-          </w:tcPr>
-          <w:p>
-            <w:pPr>
-              <w:spacing w:after="0" w:line="240" w:lineRule="auto"/>
-              <w:jc w:val="left"/>
-            </w:pPr>
-            <w:r>
-              <w:rPr>
-                <w:rFonts w:ascii="Arial" w:cs="Arial" w:eastAsia="Arial" w:hAnsi="Arial"/>
-                <w:b w:val="false"/>
-                <w:bCs w:val="false"/>
-                <w:i w:val="false"/>
-                <w:iCs w:val="false"/>
-                <w:color w:val="2A2E38"/>
-                <w:sz w:val="17"/>
-                <w:szCs w:val="17"/>
-              </w:rPr>
-              <w:t xml:space="preserve">нет</w:t>
-            </w:r>
-          </w:p>
-        </w:tc>
-      </w:tr>
-      <w:tr>
-        <w:tc>
-          <w:tcPr>
-            <w:tcW w:type="dxa" w:w="3600"/>
-            <w:tcBorders>
-              <w:top w:val="single" w:color="D9D4CB" w:sz="4"/>
-              <w:left w:val="none" w:color="auto" w:sz="0"/>
-              <w:bottom w:val="single" w:color="D9D4CB" w:sz="4"/>
-              <w:right w:val="none" w:color="auto" w:sz="0"/>
-            </w:tcBorders>
-            <w:shd w:fill="FBFAF8" w:color="auto" w:val="clear"/>
-            <w:tcMar>
-              <w:top w:type="dxa" w:w="52"/>
-              <w:left w:type="dxa" w:w="100"/>
-              <w:bottom w:type="dxa" w:w="52"/>
-              <w:right w:type="dxa" w:w="100"/>
-            </w:tcMar>
-            <w:vAlign w:val="center"/>
-          </w:tcPr>
-          <w:p>
-            <w:pPr>
-              <w:spacing w:after="0" w:line="240" w:lineRule="auto"/>
-              <w:jc w:val="left"/>
-            </w:pPr>
-            <w:r>
-              <w:rPr>
-                <w:rFonts w:ascii="Arial" w:cs="Arial" w:eastAsia="Arial" w:hAnsi="Arial"/>
-                <w:b/>
-                <w:bCs/>
-                <w:i w:val="false"/>
-                <w:iCs w:val="false"/>
-                <w:color w:val="2A2E38"/>
-                <w:sz w:val="17"/>
-                <w:szCs w:val="17"/>
-              </w:rPr>
-              <w:t xml:space="preserve">Упоминают мебель и комплектацию</w:t>
-            </w:r>
-          </w:p>
-        </w:tc>
-        <w:tc>
-          <w:tcPr>
-            <w:tcW w:type="dxa" w:w="3200"/>
-            <w:tcBorders>
-              <w:top w:val="single" w:color="D9D4CB" w:sz="4"/>
-              <w:left w:val="none" w:color="auto" w:sz="0"/>
-              <w:bottom w:val="single" w:color="D9D4CB" w:sz="4"/>
-              <w:right w:val="none" w:color="auto" w:sz="0"/>
-            </w:tcBorders>
-            <w:shd w:fill="FBFAF8" w:color="auto" w:val="clear"/>
-            <w:tcMar>
-              <w:top w:type="dxa" w:w="52"/>
-              <w:left w:type="dxa" w:w="100"/>
-              <w:bottom w:type="dxa" w:w="52"/>
-              <w:right w:type="dxa" w:w="100"/>
-            </w:tcMar>
-            <w:vAlign w:val="center"/>
-          </w:tcPr>
-          <w:p>
-            <w:pPr>
-              <w:spacing w:after="0" w:line="240" w:lineRule="auto"/>
-              <w:jc w:val="left"/>
-            </w:pPr>
-            <w:r>
-              <w:rPr>
-                <w:rFonts w:ascii="Arial" w:cs="Arial" w:eastAsia="Arial" w:hAnsi="Arial"/>
-                <w:b w:val="false"/>
-                <w:bCs w:val="false"/>
-                <w:i w:val="false"/>
-                <w:iCs w:val="false"/>
-                <w:color w:val="2A2E38"/>
-                <w:sz w:val="17"/>
-                <w:szCs w:val="17"/>
-              </w:rPr>
-              <w:t xml:space="preserve">4 из 12</w:t>
-            </w:r>
-          </w:p>
-        </w:tc>
-        <w:tc>
-          <w:tcPr>
-            <w:tcW w:type="dxa" w:w="2838"/>
-            <w:tcBorders>
-              <w:top w:val="single" w:color="D9D4CB" w:sz="4"/>
-              <w:left w:val="none" w:color="auto" w:sz="0"/>
-              <w:bottom w:val="single" w:color="D9D4CB" w:sz="4"/>
-              <w:right w:val="none" w:color="auto" w:sz="0"/>
-            </w:tcBorders>
-            <w:shd w:fill="FBFAF8" w:color="auto" w:val="clear"/>
-            <w:tcMar>
-              <w:top w:type="dxa" w:w="52"/>
-              <w:left w:type="dxa" w:w="100"/>
-              <w:bottom w:type="dxa" w:w="52"/>
-              <w:right w:type="dxa" w:w="100"/>
-            </w:tcMar>
-            <w:vAlign w:val="center"/>
-          </w:tcPr>
-          <w:p>
-            <w:pPr>
-              <w:spacing w:after="0" w:line="240" w:lineRule="auto"/>
-              <w:jc w:val="left"/>
-            </w:pPr>
-            <w:r>
-              <w:rPr>
-                <w:rFonts w:ascii="Arial" w:cs="Arial" w:eastAsia="Arial" w:hAnsi="Arial"/>
-                <w:b w:val="false"/>
-                <w:bCs w:val="false"/>
-                <w:i w:val="false"/>
-                <w:iCs w:val="false"/>
-                <w:color w:val="2A2E38"/>
-                <w:sz w:val="17"/>
-                <w:szCs w:val="17"/>
-              </w:rPr>
-              <w:t xml:space="preserve">нет</w:t>
-            </w:r>
-          </w:p>
-        </w:tc>
-      </w:tr>
-      <w:tr>
-        <w:tc>
-          <w:tcPr>
-            <w:tcW w:type="dxa" w:w="3600"/>
-            <w:tcBorders>
-              <w:top w:val="single" w:color="D9D4CB" w:sz="4"/>
-              <w:left w:val="none" w:color="auto" w:sz="0"/>
-              <w:bottom w:val="single" w:color="D9D4CB" w:sz="4"/>
-              <w:right w:val="none" w:color="auto" w:sz="0"/>
-            </w:tcBorders>
-            <w:tcMar>
-              <w:top w:type="dxa" w:w="52"/>
-              <w:left w:type="dxa" w:w="100"/>
-              <w:bottom w:type="dxa" w:w="52"/>
-              <w:right w:type="dxa" w:w="100"/>
-            </w:tcMar>
-            <w:vAlign w:val="center"/>
-          </w:tcPr>
-          <w:p>
-            <w:pPr>
-              <w:spacing w:after="0" w:line="240" w:lineRule="auto"/>
-              <w:jc w:val="left"/>
-            </w:pPr>
-            <w:r>
-              <w:rPr>
-                <w:rFonts w:ascii="Arial" w:cs="Arial" w:eastAsia="Arial" w:hAnsi="Arial"/>
-                <w:b/>
-                <w:bCs/>
-                <w:i w:val="false"/>
-                <w:iCs w:val="false"/>
-                <w:color w:val="2A2E38"/>
-                <w:sz w:val="17"/>
-                <w:szCs w:val="17"/>
-              </w:rPr>
-              <w:t xml:space="preserve">Круглая цена, кратная 5 млн ₽</w:t>
-            </w:r>
-          </w:p>
-        </w:tc>
-        <w:tc>
-          <w:tcPr>
-            <w:tcW w:type="dxa" w:w="3200"/>
-            <w:tcBorders>
-              <w:top w:val="single" w:color="D9D4CB" w:sz="4"/>
-              <w:left w:val="none" w:color="auto" w:sz="0"/>
-              <w:bottom w:val="single" w:color="D9D4CB" w:sz="4"/>
-              <w:right w:val="none" w:color="auto" w:sz="0"/>
-            </w:tcBorders>
-            <w:tcMar>
-              <w:top w:type="dxa" w:w="52"/>
-              <w:left w:type="dxa" w:w="100"/>
-              <w:bottom w:type="dxa" w:w="52"/>
-              <w:right w:type="dxa" w:w="100"/>
-            </w:tcMar>
-            <w:vAlign w:val="center"/>
-          </w:tcPr>
-          <w:p>
-            <w:pPr>
-              <w:spacing w:after="0" w:line="240" w:lineRule="auto"/>
-              <w:jc w:val="left"/>
-            </w:pPr>
-            <w:r>
-              <w:rPr>
-                <w:rFonts w:ascii="Arial" w:cs="Arial" w:eastAsia="Arial" w:hAnsi="Arial"/>
-                <w:b w:val="false"/>
-                <w:bCs w:val="false"/>
-                <w:i w:val="false"/>
-                <w:iCs w:val="false"/>
-                <w:color w:val="2A2E38"/>
-                <w:sz w:val="17"/>
-                <w:szCs w:val="17"/>
-              </w:rPr>
-              <w:t xml:space="preserve">6 из 12</w:t>
-            </w:r>
-          </w:p>
-        </w:tc>
-        <w:tc>
-          <w:tcPr>
-            <w:tcW w:type="dxa" w:w="2838"/>
-            <w:tcBorders>
-              <w:top w:val="single" w:color="D9D4CB" w:sz="4"/>
-              <w:left w:val="none" w:color="auto" w:sz="0"/>
-              <w:bottom w:val="single" w:color="D9D4CB" w:sz="4"/>
-              <w:right w:val="none" w:color="auto" w:sz="0"/>
-            </w:tcBorders>
-            <w:tcMar>
-              <w:top w:type="dxa" w:w="52"/>
-              <w:left w:type="dxa" w:w="100"/>
-              <w:bottom w:type="dxa" w:w="52"/>
-              <w:right w:type="dxa" w:w="100"/>
-            </w:tcMar>
-            <w:vAlign w:val="center"/>
-          </w:tcPr>
-          <w:p>
-            <w:pPr>
-              <w:spacing w:after="0" w:line="240" w:lineRule="auto"/>
-              <w:jc w:val="left"/>
-            </w:pPr>
-            <w:r>
-              <w:rPr>
-                <w:rFonts w:ascii="Arial" w:cs="Arial" w:eastAsia="Arial" w:hAnsi="Arial"/>
-                <w:b w:val="false"/>
-                <w:bCs w:val="false"/>
-                <w:i w:val="false"/>
-                <w:iCs w:val="false"/>
-                <w:color w:val="2A2E38"/>
-                <w:sz w:val="17"/>
-                <w:szCs w:val="17"/>
-              </w:rPr>
-              <w:t xml:space="preserve">280,0 млн ₽ — кратно 10</w:t>
-            </w:r>
-          </w:p>
-        </w:tc>
-      </w:tr>
-    </w:tbl>
-    <w:p>
-      <w:pPr>
-        <w:spacing w:after="30"/>
-      </w:pPr>
-      <w:r>
-        <w:rPr>
-          <w:rFonts w:ascii="Arial" w:cs="Arial" w:eastAsia="Arial" w:hAnsi="Arial"/>
-          <w:b w:val="false"/>
-          <w:bCs w:val="false"/>
-          <w:i w:val="false"/>
-          <w:iCs w:val="false"/>
-          <w:color w:val="2A2E38"/>
-          <w:sz w:val="19"/>
-          <w:szCs w:val="19"/>
-        </w:rPr>
-        <w:t xml:space="preserve"/>
-      </w:r>
-    </w:p>
-    <w:p>
-      <w:pPr>
-        <w:spacing w:after="60" w:line="230" w:lineRule="auto"/>
-        <w:ind w:right="1560"/>
-      </w:pPr>
-      <w:r>
-        <w:rPr>
-          <w:rFonts w:ascii="Arial" w:cs="Arial" w:eastAsia="Arial" w:hAnsi="Arial"/>
-          <w:b w:val="false"/>
-          <w:bCs w:val="false"/>
-          <w:i w:val="false"/>
-          <w:iCs w:val="false"/>
-          <w:color w:val="70788A"/>
-          <w:sz w:val="15"/>
-          <w:szCs w:val="15"/>
-        </w:rPr>
-        <w:t xml:space="preserve">Считано по той же выборке внутри Садового кольца. Циан обрезает описание на 600 знаках, поэтому «упирается в лимит» означает, что текст длиннее и покупателю в выдаче виден не целиком.</w:t>
-      </w:r>
-    </w:p>
-    <w:p>
-      <w:pPr>
-        <w:keepNext/>
-        <w:keepLines/>
-        <w:spacing w:after="110" w:before="170"/>
-      </w:pPr>
-      <w:r>
-        <w:rPr>
-          <w:rFonts w:ascii="Georgia" w:cs="Georgia" w:eastAsia="Georgia" w:hAnsi="Georgia"/>
-          <w:b/>
-          <w:bCs/>
-          <w:i w:val="false"/>
-          <w:iCs w:val="false"/>
-          <w:color w:val="1F2A44"/>
-          <w:sz w:val="24"/>
-          <w:szCs w:val="24"/>
-        </w:rPr>
-        <w:t xml:space="preserve">Шесть ходов</w:t>
-      </w:r>
-    </w:p>
-    <w:p>
-      <w:pPr>
-        <w:spacing w:after="58" w:line="252" w:lineRule="auto"/>
-        <w:ind w:left="170" w:right="1560" w:hanging="170"/>
-      </w:pPr>
-      <w:r>
-        <w:rPr>
-          <w:rFonts w:ascii="Arial" w:cs="Arial" w:eastAsia="Arial" w:hAnsi="Arial"/>
-          <w:b/>
-          <w:bCs/>
-          <w:i w:val="false"/>
-          <w:iCs w:val="false"/>
-          <w:color w:val="A9762F"/>
-          <w:sz w:val="19"/>
-          <w:szCs w:val="19"/>
-        </w:rPr>
-        <w:t xml:space="preserve">—   </w:t>
-      </w:r>
-      <w:r>
-        <w:rPr>
-          <w:rFonts w:ascii="Arial" w:cs="Arial" w:eastAsia="Arial" w:hAnsi="Arial"/>
-          <w:b w:val="false"/>
-          <w:bCs w:val="false"/>
-          <w:i w:val="false"/>
-          <w:iCs w:val="false"/>
-          <w:color w:val="2A2E38"/>
-          <w:sz w:val="19"/>
-          <w:szCs w:val="19"/>
-        </w:rPr>
-        <w:t xml:space="preserve">Ход 1. Один брокер с эксклюзивом. </w:t>
-      </w:r>
-      <w:r>
-        <w:rPr>
-          <w:rFonts w:ascii="Arial" w:cs="Arial" w:eastAsia="Arial" w:hAnsi="Arial"/>
-          <w:b/>
-          <w:bCs/>
-          <w:i w:val="false"/>
-          <w:iCs w:val="false"/>
-          <w:color w:val="2A2E38"/>
-          <w:sz w:val="19"/>
-          <w:szCs w:val="19"/>
-        </w:rPr>
-        <w:t xml:space="preserve">В нише 11 разных агентов на 12 объявлений, и ни одной прямой продажи собственником. Две квартиры из десяти выставлены дважды — и в обеих парах разошлась площадь в шапке: 107,7 против 108,0 м² и 67,0 против 67,4 м². Покупатель в люксе читает такой разнобой как «квартиру давно не могут продать», и торгуется от нижней карточки.</w:t>
-      </w:r>
-    </w:p>
-    <w:p>
-      <w:pPr>
-        <w:spacing w:after="58" w:line="252" w:lineRule="auto"/>
-        <w:ind w:left="170" w:right="1560" w:hanging="170"/>
-      </w:pPr>
-      <w:r>
-        <w:rPr>
-          <w:rFonts w:ascii="Arial" w:cs="Arial" w:eastAsia="Arial" w:hAnsi="Arial"/>
-          <w:b/>
-          <w:bCs/>
-          <w:i w:val="false"/>
-          <w:iCs w:val="false"/>
-          <w:color w:val="A9762F"/>
-          <w:sz w:val="19"/>
-          <w:szCs w:val="19"/>
-        </w:rPr>
-        <w:t xml:space="preserve">—   </w:t>
-      </w:r>
-      <w:r>
-        <w:rPr>
-          <w:rFonts w:ascii="Arial" w:cs="Arial" w:eastAsia="Arial" w:hAnsi="Arial"/>
-          <w:b w:val="false"/>
-          <w:bCs w:val="false"/>
-          <w:i w:val="false"/>
-          <w:iCs w:val="false"/>
-          <w:color w:val="2A2E38"/>
-          <w:sz w:val="19"/>
-          <w:szCs w:val="19"/>
-        </w:rPr>
-        <w:t xml:space="preserve">Ход 2. Перевести карточку из новостроек во вторичку. </w:t>
-      </w:r>
-      <w:r>
-        <w:rPr>
-          <w:rFonts w:ascii="Arial" w:cs="Arial" w:eastAsia="Arial" w:hAnsi="Arial"/>
-          <w:b/>
-          <w:bCs/>
-          <w:i w:val="false"/>
-          <w:iCs w:val="false"/>
-          <w:color w:val="2A2E38"/>
-          <w:sz w:val="19"/>
-          <w:szCs w:val="19"/>
-        </w:rPr>
-        <w:t xml:space="preserve">Сейчас продавцом указана Capital Group со статусом «Застройщик» — лот стоит в выдаче новостроек рядом с прайс-листами, где не торгуются, а выбирают из таблицы. Покупатель готовой квартиры с отделкой в эту выдачу не заходит.</w:t>
-      </w:r>
-    </w:p>
-    <w:p>
-      <w:pPr>
-        <w:spacing w:after="58" w:line="252" w:lineRule="auto"/>
-        <w:ind w:left="170" w:right="1560" w:hanging="170"/>
-      </w:pPr>
-      <w:r>
-        <w:rPr>
-          <w:rFonts w:ascii="Arial" w:cs="Arial" w:eastAsia="Arial" w:hAnsi="Arial"/>
-          <w:b/>
-          <w:bCs/>
-          <w:i w:val="false"/>
-          <w:iCs w:val="false"/>
-          <w:color w:val="A9762F"/>
-          <w:sz w:val="19"/>
-          <w:szCs w:val="19"/>
-        </w:rPr>
-        <w:t xml:space="preserve">—   </w:t>
-      </w:r>
-      <w:r>
-        <w:rPr>
-          <w:rFonts w:ascii="Arial" w:cs="Arial" w:eastAsia="Arial" w:hAnsi="Arial"/>
-          <w:b w:val="false"/>
-          <w:bCs w:val="false"/>
-          <w:i w:val="false"/>
-          <w:iCs w:val="false"/>
-          <w:color w:val="2A2E38"/>
-          <w:sz w:val="19"/>
-          <w:szCs w:val="19"/>
-        </w:rPr>
-        <w:t xml:space="preserve">Ход 3. Занять формулировку «вид на Кремль» — она свободна. </w:t>
-      </w:r>
-      <w:r>
-        <w:rPr>
-          <w:rFonts w:ascii="Arial" w:cs="Arial" w:eastAsia="Arial" w:hAnsi="Arial"/>
-          <w:b/>
-          <w:bCs/>
-          <w:i w:val="false"/>
-          <w:iCs w:val="false"/>
-          <w:color w:val="2A2E38"/>
-          <w:sz w:val="19"/>
-          <w:szCs w:val="19"/>
-        </w:rPr>
-        <w:t xml:space="preserve">Ни одно из двенадцати объявлений ниши не содержит этих слов. Дом стоит прямо напротив, а готовых квартир до 110 м² на Балчуге и Софийской в нише всего две. Это единственная незанятая позиция во всём сегменте.</w:t>
-      </w:r>
-    </w:p>
-    <w:p>
-      <w:pPr>
-        <w:spacing w:after="58" w:line="252" w:lineRule="auto"/>
-        <w:ind w:left="170" w:right="1560" w:hanging="170"/>
-      </w:pPr>
-      <w:r>
-        <w:rPr>
-          <w:rFonts w:ascii="Arial" w:cs="Arial" w:eastAsia="Arial" w:hAnsi="Arial"/>
-          <w:b/>
-          <w:bCs/>
-          <w:i w:val="false"/>
-          <w:iCs w:val="false"/>
-          <w:color w:val="A9762F"/>
-          <w:sz w:val="19"/>
-          <w:szCs w:val="19"/>
-        </w:rPr>
-        <w:t xml:space="preserve">—   </w:t>
-      </w:r>
-      <w:r>
-        <w:rPr>
-          <w:rFonts w:ascii="Arial" w:cs="Arial" w:eastAsia="Arial" w:hAnsi="Arial"/>
-          <w:b w:val="false"/>
-          <w:bCs w:val="false"/>
-          <w:i w:val="false"/>
-          <w:iCs w:val="false"/>
-          <w:color w:val="2A2E38"/>
-          <w:sz w:val="19"/>
-          <w:szCs w:val="19"/>
-        </w:rPr>
-        <w:t xml:space="preserve">Ход 4. Первые две строки — аргументы, а не паспорт. </w:t>
-      </w:r>
-      <w:r>
-        <w:rPr>
-          <w:rFonts w:ascii="Arial" w:cs="Arial" w:eastAsia="Arial" w:hAnsi="Arial"/>
-          <w:b w:val="false"/>
-          <w:bCs w:val="false"/>
-          <w:i w:val="false"/>
-          <w:iCs w:val="false"/>
-          <w:color w:val="2A2E38"/>
-          <w:sz w:val="19"/>
-          <w:szCs w:val="19"/>
-        </w:rPr>
-        <w:t xml:space="preserve">Все двенадцать описаний упираются в лимит 600 знаков: в выдаче текст режется, работают только первые строки. Сейчас там площадь, этаж и название застройщика, а должны быть готовность, вид и класс. Заодно убрать опечатку «master beedroom».</w:t>
-      </w:r>
-    </w:p>
-    <w:p>
-      <w:pPr>
-        <w:spacing w:after="58" w:line="252" w:lineRule="auto"/>
-        <w:ind w:left="170" w:right="1560" w:hanging="170"/>
-      </w:pPr>
-      <w:r>
-        <w:rPr>
-          <w:rFonts w:ascii="Arial" w:cs="Arial" w:eastAsia="Arial" w:hAnsi="Arial"/>
-          <w:b/>
-          <w:bCs/>
-          <w:i w:val="false"/>
-          <w:iCs w:val="false"/>
-          <w:color w:val="A9762F"/>
-          <w:sz w:val="19"/>
-          <w:szCs w:val="19"/>
-        </w:rPr>
-        <w:t xml:space="preserve">—   </w:t>
-      </w:r>
-      <w:r>
-        <w:rPr>
-          <w:rFonts w:ascii="Arial" w:cs="Arial" w:eastAsia="Arial" w:hAnsi="Arial"/>
-          <w:b w:val="false"/>
-          <w:bCs w:val="false"/>
-          <w:i w:val="false"/>
-          <w:iCs w:val="false"/>
-          <w:color w:val="2A2E38"/>
-          <w:sz w:val="19"/>
-          <w:szCs w:val="19"/>
-        </w:rPr>
-        <w:t xml:space="preserve">Ход 5. Проговорить сервис — его не проговаривает никто. </w:t>
-      </w:r>
-      <w:r>
-        <w:rPr>
-          <w:rFonts w:ascii="Arial" w:cs="Arial" w:eastAsia="Arial" w:hAnsi="Arial"/>
-          <w:b w:val="false"/>
-          <w:bCs w:val="false"/>
-          <w:i w:val="false"/>
-          <w:iCs w:val="false"/>
-          <w:color w:val="2A2E38"/>
-          <w:sz w:val="19"/>
-          <w:szCs w:val="19"/>
-        </w:rPr>
-        <w:t xml:space="preserve">Про консьержа и паркинг не пишет ни одно объявление ниши; бюро или архитектора называют 4 из 12, мебель — тоже 4 из 12. В доме 363 машиноместа, и этого аргумента нет ни у кого.</w:t>
-      </w:r>
-    </w:p>
-    <w:p>
-      <w:pPr>
-        <w:spacing w:after="58" w:line="252" w:lineRule="auto"/>
-        <w:ind w:left="170" w:right="1560" w:hanging="170"/>
-      </w:pPr>
-      <w:r>
-        <w:rPr>
-          <w:rFonts w:ascii="Arial" w:cs="Arial" w:eastAsia="Arial" w:hAnsi="Arial"/>
-          <w:b/>
-          <w:bCs/>
-          <w:i w:val="false"/>
-          <w:iCs w:val="false"/>
-          <w:color w:val="A9762F"/>
-          <w:sz w:val="19"/>
-          <w:szCs w:val="19"/>
-        </w:rPr>
-        <w:t xml:space="preserve">—   </w:t>
-      </w:r>
-      <w:r>
-        <w:rPr>
-          <w:rFonts w:ascii="Arial" w:cs="Arial" w:eastAsia="Arial" w:hAnsi="Arial"/>
-          <w:b w:val="false"/>
-          <w:bCs w:val="false"/>
-          <w:i w:val="false"/>
-          <w:iCs w:val="false"/>
-          <w:color w:val="2A2E38"/>
-          <w:sz w:val="19"/>
-          <w:szCs w:val="19"/>
-        </w:rPr>
-        <w:t xml:space="preserve">Ход 6. Цена с запасом на торг, а не круглая. </w:t>
-      </w:r>
-      <w:r>
-        <w:rPr>
-          <w:rFonts w:ascii="Arial" w:cs="Arial" w:eastAsia="Arial" w:hAnsi="Arial"/>
-          <w:b/>
-          <w:bCs/>
-          <w:i w:val="false"/>
-          <w:iCs w:val="false"/>
-          <w:color w:val="2A2E38"/>
-          <w:sz w:val="19"/>
-          <w:szCs w:val="19"/>
-        </w:rPr>
-        <w:t xml:space="preserve">Круглые суммы, кратные 5 млн ₽, стоят у 6 из 12 лотов ниши; наши 280,0 млн кратны даже 10. Круглая цена читается как стартовая, и покупатель приходит торговаться от неё. Либо держать 280,0 и вести торг в коридоре 266–280 из резерва, либо поставить некруглую цену — сигнал, что она посчитана, а не назначена.</w:t>
-      </w:r>
-    </w:p>
-    <w:p>
-      <w:pPr>
-        <w:keepNext/>
-        <w:keepLines/>
-        <w:spacing w:after="110" w:before="170"/>
-      </w:pPr>
-      <w:r>
-        <w:rPr>
-          <w:rFonts w:ascii="Georgia" w:cs="Georgia" w:eastAsia="Georgia" w:hAnsi="Georgia"/>
-          <w:b/>
-          <w:bCs/>
-          <w:i w:val="false"/>
-          <w:iCs w:val="false"/>
-          <w:color w:val="1F2A44"/>
-          <w:sz w:val="24"/>
-          <w:szCs w:val="24"/>
-        </w:rPr>
-        <w:t xml:space="preserve">Показ и фотографии</w:t>
-      </w:r>
-    </w:p>
-    <w:p>
-      <w:pPr>
-        <w:spacing w:after="58" w:line="252" w:lineRule="auto"/>
-        <w:ind w:left="170" w:right="1560" w:hanging="170"/>
-      </w:pPr>
-      <w:r>
-        <w:rPr>
-          <w:rFonts w:ascii="Arial" w:cs="Arial" w:eastAsia="Arial" w:hAnsi="Arial"/>
-          <w:b/>
-          <w:bCs/>
-          <w:i w:val="false"/>
-          <w:iCs w:val="false"/>
-          <w:color w:val="A9762F"/>
-          <w:sz w:val="19"/>
-          <w:szCs w:val="19"/>
-        </w:rPr>
-        <w:t xml:space="preserve">—   </w:t>
-      </w:r>
-      <w:r>
-        <w:rPr>
-          <w:rFonts w:ascii="Arial" w:cs="Arial" w:eastAsia="Arial" w:hAnsi="Arial"/>
-          <w:b w:val="false"/>
-          <w:bCs w:val="false"/>
-          <w:i w:val="false"/>
-          <w:iCs w:val="false"/>
-          <w:color w:val="2A2E38"/>
-          <w:sz w:val="19"/>
-          <w:szCs w:val="19"/>
-        </w:rPr>
-        <w:t xml:space="preserve">Отделка заканчивается в сентябре. До этого момента показ работает против лота: покупатель за 280 миллионов не достраивает картинку в голове.</w:t>
-      </w:r>
-    </w:p>
-    <w:p>
-      <w:pPr>
-        <w:spacing w:after="58" w:line="252" w:lineRule="auto"/>
-        <w:ind w:left="170" w:right="1560" w:hanging="170"/>
-      </w:pPr>
-      <w:r>
-        <w:rPr>
-          <w:rFonts w:ascii="Arial" w:cs="Arial" w:eastAsia="Arial" w:hAnsi="Arial"/>
-          <w:b/>
-          <w:bCs/>
-          <w:i w:val="false"/>
-          <w:iCs w:val="false"/>
-          <w:color w:val="A9762F"/>
-          <w:sz w:val="19"/>
-          <w:szCs w:val="19"/>
-        </w:rPr>
-        <w:t xml:space="preserve">—   </w:t>
-      </w:r>
-      <w:r>
-        <w:rPr>
-          <w:rFonts w:ascii="Arial" w:cs="Arial" w:eastAsia="Arial" w:hAnsi="Arial"/>
-          <w:b w:val="false"/>
-          <w:bCs w:val="false"/>
-          <w:i w:val="false"/>
-          <w:iCs w:val="false"/>
-          <w:color w:val="2A2E38"/>
-          <w:sz w:val="19"/>
-          <w:szCs w:val="19"/>
-        </w:rPr>
-        <w:t xml:space="preserve">Фотосессия после завершения — обязательный шаг, а не улучшение. </w:t>
-      </w:r>
-      <w:r>
-        <w:rPr>
-          <w:rFonts w:ascii="Arial" w:cs="Arial" w:eastAsia="Arial" w:hAnsi="Arial"/>
-          <w:b/>
-          <w:bCs/>
-          <w:i w:val="false"/>
-          <w:iCs w:val="false"/>
-          <w:color w:val="2A2E38"/>
-          <w:sz w:val="19"/>
-          <w:szCs w:val="19"/>
-        </w:rPr>
-        <w:t xml:space="preserve">Готовых квартир в квартирном сегменте локации нет ни одной: все четыре новостройки показывают бетон и визуализации. Реальные снимки делают лот единственным в выдаче, где всё остальное — обещание.</w:t>
-      </w:r>
-    </w:p>
-    <w:p>
-      <w:pPr>
-        <w:spacing w:after="58" w:line="252" w:lineRule="auto"/>
-        <w:ind w:left="170" w:right="1560" w:hanging="170"/>
-      </w:pPr>
-      <w:r>
-        <w:rPr>
-          <w:rFonts w:ascii="Arial" w:cs="Arial" w:eastAsia="Arial" w:hAnsi="Arial"/>
-          <w:b/>
-          <w:bCs/>
-          <w:i w:val="false"/>
-          <w:iCs w:val="false"/>
-          <w:color w:val="A9762F"/>
-          <w:sz w:val="19"/>
-          <w:szCs w:val="19"/>
-        </w:rPr>
-        <w:t xml:space="preserve">—   </w:t>
-      </w:r>
-      <w:r>
-        <w:rPr>
-          <w:rFonts w:ascii="Arial" w:cs="Arial" w:eastAsia="Arial" w:hAnsi="Arial"/>
-          <w:b w:val="false"/>
-          <w:bCs w:val="false"/>
-          <w:i w:val="false"/>
-          <w:iCs w:val="false"/>
-          <w:color w:val="2A2E38"/>
-          <w:sz w:val="19"/>
-          <w:szCs w:val="19"/>
-        </w:rPr>
-        <w:t xml:space="preserve">До сентября разумнее работать закрыто — через брокеров сегмента, без публичной активности карточки.</w:t>
-      </w:r>
-    </w:p>
-    <w:p>
-      <w:pPr>
-        <w:keepNext/>
-        <w:keepLines/>
         <w:spacing w:after="110" w:before="170"/>
       </w:pPr>
       <w:r>
@@ -37562,38 +35669,6 @@
     </w:p>
     <w:p>
       <w:pPr>
-        <w:spacing w:after="58" w:line="252" w:lineRule="auto"/>
-        <w:ind w:left="170" w:right="1560" w:hanging="170"/>
-      </w:pPr>
-      <w:r>
-        <w:rPr>
-          <w:rFonts w:ascii="Arial" w:cs="Arial" w:eastAsia="Arial" w:hAnsi="Arial"/>
-          <w:b/>
-          <w:bCs/>
-          <w:i w:val="false"/>
-          <w:iCs w:val="false"/>
-          <w:color w:val="A9762F"/>
-          <w:sz w:val="19"/>
-          <w:szCs w:val="19"/>
-        </w:rPr>
-        <w:t xml:space="preserve">—   </w:t>
-      </w:r>
-      <w:r>
-        <w:rPr>
-          <w:rFonts w:ascii="Arial" w:cs="Arial" w:eastAsia="Arial" w:hAnsi="Arial"/>
-          <w:b w:val="false"/>
-          <w:bCs w:val="false"/>
-          <w:i w:val="false"/>
-          <w:iCs w:val="false"/>
-          <w:color w:val="2A2E38"/>
-          <w:sz w:val="19"/>
-          <w:szCs w:val="19"/>
-        </w:rPr>
-        <w:t xml:space="preserve">Раздел о тактике продажи опирается на витрину — тексты и параметры объявлений. Как проходят сами сделки, выгрузка не показывает: значимая часть люкс-сегмента продаётся закрыто и в базы не попадает.</w:t>
-      </w:r>
-    </w:p>
-    <w:p>
-      <w:pPr>
         <w:pBdr>
           <w:bottom w:val="single" w:color="D9D4CB" w:sz="6" w:space="2"/>
         </w:pBdr>
@@ -37662,7 +35737,7 @@
           <w:sz w:val="16"/>
           <w:szCs w:val="16"/>
         </w:rPr>
-        <w:t xml:space="preserve">Циан — восемь проектов локации на 31.07.2026: 222 лота после схлопывания дублей</w:t>
+        <w:t xml:space="preserve">Циан — восемь проектов локации на 31.07.2026, 222 лота после схлопывания дублей: «Дом Лаврушинский» 111, DUO 31, «Космо 4/22» 27, «Софийский» 14, «Золотой» 12, «Резиденция 1864» и «Русские Сезоны» по 10, BALCHUG VIEWPOINT 7</w:t>
       </w:r>
     </w:p>
     <w:p>
@@ -37696,7 +35771,7 @@
         </w:rPr>
         <w:t xml:space="preserve">Объявление по лоту — </w:t>
       </w:r>
-      <w:hyperlink w:history="1" r:id="rId7sfxx3qmtsrsxsuxycqcw">
+      <w:hyperlink w:history="1" r:id="rIdw-dppm8iup11a4igeljlz">
         <w:r>
           <w:rPr>
             <w:rFonts w:ascii="Arial" w:cs="Arial" w:eastAsia="Arial" w:hAnsi="Arial"/>
@@ -37741,7 +35816,7 @@
           <w:sz w:val="16"/>
           <w:szCs w:val="16"/>
         </w:rPr>
-        <w:t xml:space="preserve">Циан — ниша на 31.07.2026: дом от 2017 года, квартиры, до 110 м², дизайнерский ремонт, внутри Садового — 12 объявлений</w:t>
+        <w:t xml:space="preserve">Циан — выборка по нише на 31.07.2026: дом от 2017 года, квартиры, до 110 м², дизайнерский ремонт, внутри Садового кольца — 12 объявлений</w:t>
       </w:r>
     </w:p>
     <w:p>
@@ -37775,7 +35850,7 @@
         </w:rPr>
         <w:t xml:space="preserve">Фотографии и часть цен — Яндекс Недвижимость — </w:t>
       </w:r>
-      <w:hyperlink w:history="1" r:id="rIddvvka2citkh-viz0irznb">
+      <w:hyperlink w:history="1" r:id="rIdflg77e34omf99iky9f_7h">
         <w:r>
           <w:rPr>
             <w:rFonts w:ascii="Arial" w:cs="Arial" w:eastAsia="Arial" w:hAnsi="Arial"/>
@@ -37820,7 +35895,7 @@
           <w:sz w:val="16"/>
           <w:szCs w:val="16"/>
         </w:rPr>
-        <w:t xml:space="preserve">Класс, сроки, паркинг — сайты застройщиков проектов подборки</w:t>
+        <w:t xml:space="preserve">Класс, сроки, паркинг — сайты застройщиков Capital Group, Sminex, Hutton, Галс-Девелопмент, СЗ «Экран», Сбербанк Капитал</w:t>
       </w:r>
     </w:p>
     <w:p>
@@ -37854,7 +35929,7 @@
         </w:rPr>
         <w:t xml:space="preserve">Координаты для карты — Яндекс Недвижимость и 2ГИС — </w:t>
       </w:r>
-      <w:hyperlink w:history="1" r:id="rIdsrc43n7dnzukutpfo_j9o">
+      <w:hyperlink w:history="1" r:id="rIdcywmxvd1ccwq9qz5sds5s">
         <w:r>
           <w:rPr>
             <w:rFonts w:ascii="Arial" w:cs="Arial" w:eastAsia="Arial" w:hAnsi="Arial"/>
@@ -37901,7 +35976,7 @@
         </w:rPr>
         <w:t xml:space="preserve">Яндекс Карты — картографическая основа — </w:t>
       </w:r>
-      <w:hyperlink w:history="1" r:id="rId_rvnmsstbvekcespripft">
+      <w:hyperlink w:history="1" r:id="rIdx2yku-imh8ncsdntmntiv">
         <w:r>
           <w:rPr>
             <w:rFonts w:ascii="Arial" w:cs="Arial" w:eastAsia="Arial" w:hAnsi="Arial"/>
@@ -37933,7 +36008,7 @@
           <w:sz w:val="15"/>
           <w:szCs w:val="15"/>
         </w:rPr>
-        <w:t xml:space="preserve">Подготовлено 31.07.2026 по выгрузкам Циан. Оценки справочные и не являются офертой или отчётом об оценке.</w:t>
+        <w:t xml:space="preserve">Аналитика подготовлена 31.07.2026 на основе выгрузок Циан. Оценки носят справочный характер и не являются офертой или отчётом об оценке.</w:t>
       </w:r>
     </w:p>
     <w:sectPr>
